--- a/Paper/Patterns_Clinical_Trials_Tumor_Name_Standardization_using Embedding_Analysis.docx
+++ b/Paper/Patterns_Clinical_Trials_Tumor_Name_Standardization_using Embedding_Analysis.docx
@@ -1666,7 +1666,7 @@
           <w:rFonts w:ascii="Times New Roman" w:cs="Times New Roman" w:eastAsia="Times New Roman" w:hAnsi="Times New Roman"/>
           <w:sz w:val="24"/>
           <w:szCs w:val="24"/>
-          <w:highlight w:val="white"/>
+          <w:highlight w:val="yellow"/>
         </w:rPr>
       </w:pPr>
       <w:r>
@@ -1835,17 +1835,7 @@
           <w:highlight w:val="yellow"/>
           <w:rtl w:val="0"/>
         </w:rPr>
-        <w:t xml:space="preserve"> utilizing  embeddings derived from Open AI’s proprietary models text-embedding-ada-002 (ADA-002) and text-embedding-3-large (LTE-3).  LTE-3 is a more recent and larger model producing embeddings of higher dimensions than ADA-002. In general, </w:t>
-      </w:r>
-      <w:r>
-        <w:rPr>
-          <w:rFonts w:ascii="Times New Roman" w:cs="Times New Roman" w:eastAsia="Times New Roman" w:hAnsi="Times New Roman"/>
-          <w:sz w:val="24"/>
-          <w:szCs w:val="24"/>
-          <w:highlight w:val="white"/>
-          <w:rtl w:val="0"/>
-        </w:rPr>
-        <w:t xml:space="preserve">LTE-3 embeddings performed better than ADA-002, except for the LTE-3+K-means method, which slightly underperformed compared to ADA-002+AP and ADA-002+Euclidean Dist when using WHO system all editions (</w:t>
+        <w:t xml:space="preserve"> utilizing  embeddings derived from Open AI’s proprietary models text-embedding-ada-002 (ADA-002) and text-embedding-3-large (LTE-3).  LTE-3 is a more recent and larger model producing embeddings of higher dimensions than ADA-002. In general, LTE-3 embeddings performed better than ADA-002, except for the LTE-3+K-means method, which slightly underperformed compared to ADA-002+AP and ADA-002+Euclidean Dist when using WHO system all editions (</w:t>
       </w:r>
       <w:r>
         <w:rPr>
@@ -1853,7 +1843,7 @@
           <w:b w:val="1"/>
           <w:sz w:val="24"/>
           <w:szCs w:val="24"/>
-          <w:highlight w:val="white"/>
+          <w:highlight w:val="yellow"/>
           <w:rtl w:val="0"/>
         </w:rPr>
         <w:t xml:space="preserve">Table 1</w:t>
@@ -1863,7 +1853,7 @@
           <w:rFonts w:ascii="Times New Roman" w:cs="Times New Roman" w:eastAsia="Times New Roman" w:hAnsi="Times New Roman"/>
           <w:sz w:val="24"/>
           <w:szCs w:val="24"/>
-          <w:highlight w:val="white"/>
+          <w:highlight w:val="yellow"/>
           <w:rtl w:val="0"/>
         </w:rPr>
         <w:t xml:space="preserve">), however LTE-3+K-means ranked higher than its ADA-002 variant method, ADA-002+K-means, for both editions of the WHO system. Similarly, we notice in both Tables </w:t>
@@ -1874,7 +1864,7 @@
           <w:b w:val="1"/>
           <w:sz w:val="24"/>
           <w:szCs w:val="24"/>
-          <w:highlight w:val="white"/>
+          <w:highlight w:val="yellow"/>
           <w:rtl w:val="0"/>
         </w:rPr>
         <w:t xml:space="preserve">1</w:t>
@@ -1884,7 +1874,7 @@
           <w:rFonts w:ascii="Times New Roman" w:cs="Times New Roman" w:eastAsia="Times New Roman" w:hAnsi="Times New Roman"/>
           <w:sz w:val="24"/>
           <w:szCs w:val="24"/>
-          <w:highlight w:val="white"/>
+          <w:highlight w:val="yellow"/>
           <w:rtl w:val="0"/>
         </w:rPr>
         <w:t xml:space="preserve"> and </w:t>
@@ -1895,7 +1885,7 @@
           <w:b w:val="1"/>
           <w:sz w:val="24"/>
           <w:szCs w:val="24"/>
-          <w:highlight w:val="white"/>
+          <w:highlight w:val="yellow"/>
           <w:rtl w:val="0"/>
         </w:rPr>
         <w:t xml:space="preserve">2</w:t>
@@ -1905,7 +1895,7 @@
           <w:rFonts w:ascii="Times New Roman" w:cs="Times New Roman" w:eastAsia="Times New Roman" w:hAnsi="Times New Roman"/>
           <w:sz w:val="24"/>
           <w:szCs w:val="24"/>
-          <w:highlight w:val="white"/>
+          <w:highlight w:val="yellow"/>
           <w:rtl w:val="0"/>
         </w:rPr>
         <w:t xml:space="preserve"> that methods based on MiniLM_L12_v2, Medllama_13B, and LLama_33_70B  performs better than their base or smaller size models such as MiniLM_L6_v2, MedLlama_7B and Lama3.2_3B , Lama3.0 respectively.  The performance variation in embedding models can be attributed to various factors that are involved in the generation of the embeddings such as the model architecture, training data, domain specialization, and embedding dimensions. </w:t>
@@ -1920,7 +1910,7 @@
           <w:rFonts w:ascii="Times New Roman" w:cs="Times New Roman" w:eastAsia="Times New Roman" w:hAnsi="Times New Roman"/>
           <w:sz w:val="24"/>
           <w:szCs w:val="24"/>
-          <w:highlight w:val="white"/>
+          <w:highlight w:val="yellow"/>
         </w:rPr>
       </w:pPr>
       <w:r>
@@ -1938,15 +1928,15 @@
           <w:rFonts w:ascii="Times New Roman" w:cs="Times New Roman" w:eastAsia="Times New Roman" w:hAnsi="Times New Roman"/>
           <w:sz w:val="24"/>
           <w:szCs w:val="24"/>
-          <w:highlight w:val="white"/>
-        </w:rPr>
-      </w:pPr>
-      <w:r>
-        <w:rPr>
-          <w:rFonts w:ascii="Times New Roman" w:cs="Times New Roman" w:eastAsia="Times New Roman" w:hAnsi="Times New Roman"/>
-          <w:sz w:val="24"/>
-          <w:szCs w:val="24"/>
-          <w:highlight w:val="white"/>
+          <w:highlight w:val="yellow"/>
+        </w:rPr>
+      </w:pPr>
+      <w:r>
+        <w:rPr>
+          <w:rFonts w:ascii="Times New Roman" w:cs="Times New Roman" w:eastAsia="Times New Roman" w:hAnsi="Times New Roman"/>
+          <w:sz w:val="24"/>
+          <w:szCs w:val="24"/>
+          <w:highlight w:val="yellow"/>
           <w:rtl w:val="0"/>
         </w:rPr>
         <w:t xml:space="preserve">When the CANTOS pipeline standardizes the tumor names from the CTR against the WHO system all editions, the method LTE-3+Euclidean Dist achieved the highest accuracy, whereas the methods MiniLM_L12_v2+Euclidean Dist and E5_Large+Euclidean Dist had the highest accuracies when standardizing against WHO system 5th edition. In </w:t>
@@ -1957,7 +1947,7 @@
           <w:b w:val="1"/>
           <w:sz w:val="24"/>
           <w:szCs w:val="24"/>
-          <w:highlight w:val="white"/>
+          <w:highlight w:val="yellow"/>
           <w:rtl w:val="0"/>
         </w:rPr>
         <w:t xml:space="preserve">Figures</w:t>
@@ -1967,7 +1957,7 @@
           <w:rFonts w:ascii="Times New Roman" w:cs="Times New Roman" w:eastAsia="Times New Roman" w:hAnsi="Times New Roman"/>
           <w:sz w:val="24"/>
           <w:szCs w:val="24"/>
-          <w:highlight w:val="white"/>
+          <w:highlight w:val="yellow"/>
           <w:rtl w:val="0"/>
         </w:rPr>
         <w:t xml:space="preserve"> </w:t>
@@ -1978,7 +1968,7 @@
           <w:b w:val="1"/>
           <w:sz w:val="24"/>
           <w:szCs w:val="24"/>
-          <w:highlight w:val="white"/>
+          <w:highlight w:val="yellow"/>
           <w:rtl w:val="0"/>
         </w:rPr>
         <w:t xml:space="preserve">1</w:t>
@@ -1988,7 +1978,7 @@
           <w:rFonts w:ascii="Times New Roman" w:cs="Times New Roman" w:eastAsia="Times New Roman" w:hAnsi="Times New Roman"/>
           <w:sz w:val="24"/>
           <w:szCs w:val="24"/>
-          <w:highlight w:val="white"/>
+          <w:highlight w:val="yellow"/>
           <w:rtl w:val="0"/>
         </w:rPr>
         <w:t xml:space="preserve">, </w:t>
@@ -1999,7 +1989,7 @@
           <w:b w:val="1"/>
           <w:sz w:val="24"/>
           <w:szCs w:val="24"/>
-          <w:highlight w:val="white"/>
+          <w:highlight w:val="yellow"/>
           <w:rtl w:val="0"/>
         </w:rPr>
         <w:t xml:space="preserve">2</w:t>
@@ -2009,7 +1999,7 @@
           <w:rFonts w:ascii="Times New Roman" w:cs="Times New Roman" w:eastAsia="Times New Roman" w:hAnsi="Times New Roman"/>
           <w:sz w:val="24"/>
           <w:szCs w:val="24"/>
-          <w:highlight w:val="white"/>
+          <w:highlight w:val="yellow"/>
           <w:rtl w:val="0"/>
         </w:rPr>
         <w:t xml:space="preserve"> and </w:t>
@@ -2020,7 +2010,7 @@
           <w:b w:val="1"/>
           <w:sz w:val="24"/>
           <w:szCs w:val="24"/>
-          <w:highlight w:val="white"/>
+          <w:highlight w:val="yellow"/>
           <w:rtl w:val="0"/>
         </w:rPr>
         <w:t xml:space="preserve">3</w:t>
@@ -2030,7 +2020,7 @@
           <w:rFonts w:ascii="Times New Roman" w:cs="Times New Roman" w:eastAsia="Times New Roman" w:hAnsi="Times New Roman"/>
           <w:sz w:val="24"/>
           <w:szCs w:val="24"/>
-          <w:highlight w:val="white"/>
+          <w:highlight w:val="yellow"/>
           <w:rtl w:val="0"/>
         </w:rPr>
         <w:t xml:space="preserve"> we visualize the standardization performance of these methods. In each of these figures, for a given embedding space we display the distribution of the closest Euclidean distances between the CTR tumor names and the standardized tumor names from the WHO system. It should be noted that out of the 1600 randomly sampled CTR tumor names that we manually validated, only the terms which had a ground truth from the WHO 5th or all editions were considered for evaluation of standardization accuracies and are displayed in </w:t>
@@ -2041,7 +2031,7 @@
           <w:b w:val="1"/>
           <w:sz w:val="24"/>
           <w:szCs w:val="24"/>
-          <w:highlight w:val="white"/>
+          <w:highlight w:val="yellow"/>
           <w:rtl w:val="0"/>
         </w:rPr>
         <w:t xml:space="preserve">Figure 1</w:t>
@@ -2051,7 +2041,7 @@
           <w:rFonts w:ascii="Times New Roman" w:cs="Times New Roman" w:eastAsia="Times New Roman" w:hAnsi="Times New Roman"/>
           <w:sz w:val="24"/>
           <w:szCs w:val="24"/>
-          <w:highlight w:val="white"/>
+          <w:highlight w:val="yellow"/>
           <w:rtl w:val="0"/>
         </w:rPr>
         <w:t xml:space="preserve">,</w:t>
@@ -2062,7 +2052,7 @@
           <w:b w:val="1"/>
           <w:sz w:val="24"/>
           <w:szCs w:val="24"/>
-          <w:highlight w:val="white"/>
+          <w:highlight w:val="yellow"/>
           <w:rtl w:val="0"/>
         </w:rPr>
         <w:t xml:space="preserve">2</w:t>
@@ -2072,7 +2062,7 @@
           <w:rFonts w:ascii="Times New Roman" w:cs="Times New Roman" w:eastAsia="Times New Roman" w:hAnsi="Times New Roman"/>
           <w:sz w:val="24"/>
           <w:szCs w:val="24"/>
-          <w:highlight w:val="white"/>
+          <w:highlight w:val="yellow"/>
           <w:rtl w:val="0"/>
         </w:rPr>
         <w:t xml:space="preserve">,</w:t>
@@ -2083,7 +2073,7 @@
           <w:b w:val="1"/>
           <w:sz w:val="24"/>
           <w:szCs w:val="24"/>
-          <w:highlight w:val="white"/>
+          <w:highlight w:val="yellow"/>
           <w:rtl w:val="0"/>
         </w:rPr>
         <w:t xml:space="preserve"> </w:t>
@@ -2093,7 +2083,7 @@
           <w:rFonts w:ascii="Times New Roman" w:cs="Times New Roman" w:eastAsia="Times New Roman" w:hAnsi="Times New Roman"/>
           <w:sz w:val="24"/>
           <w:szCs w:val="24"/>
-          <w:highlight w:val="white"/>
+          <w:highlight w:val="yellow"/>
           <w:rtl w:val="0"/>
         </w:rPr>
         <w:t xml:space="preserve">and</w:t>
@@ -2104,7 +2094,7 @@
           <w:b w:val="1"/>
           <w:sz w:val="24"/>
           <w:szCs w:val="24"/>
-          <w:highlight w:val="white"/>
+          <w:highlight w:val="yellow"/>
           <w:rtl w:val="0"/>
         </w:rPr>
         <w:t xml:space="preserve"> 3</w:t>
@@ -2114,7 +2104,7 @@
           <w:rFonts w:ascii="Times New Roman" w:cs="Times New Roman" w:eastAsia="Times New Roman" w:hAnsi="Times New Roman"/>
           <w:sz w:val="24"/>
           <w:szCs w:val="24"/>
-          <w:highlight w:val="white"/>
+          <w:highlight w:val="yellow"/>
           <w:rtl w:val="0"/>
         </w:rPr>
         <w:t xml:space="preserve"> . Thus, in </w:t>
@@ -2125,7 +2115,7 @@
           <w:b w:val="1"/>
           <w:sz w:val="24"/>
           <w:szCs w:val="24"/>
-          <w:highlight w:val="white"/>
+          <w:highlight w:val="yellow"/>
           <w:rtl w:val="0"/>
         </w:rPr>
         <w:t xml:space="preserve">Figures 1a</w:t>
@@ -2135,7 +2125,7 @@
           <w:rFonts w:ascii="Times New Roman" w:cs="Times New Roman" w:eastAsia="Times New Roman" w:hAnsi="Times New Roman"/>
           <w:sz w:val="24"/>
           <w:szCs w:val="24"/>
-          <w:highlight w:val="white"/>
+          <w:highlight w:val="yellow"/>
           <w:rtl w:val="0"/>
         </w:rPr>
         <w:t xml:space="preserve">, </w:t>
@@ -2146,7 +2136,7 @@
           <w:b w:val="1"/>
           <w:sz w:val="24"/>
           <w:szCs w:val="24"/>
-          <w:highlight w:val="white"/>
+          <w:highlight w:val="yellow"/>
           <w:rtl w:val="0"/>
         </w:rPr>
         <w:t xml:space="preserve">2a</w:t>
@@ -2156,7 +2146,7 @@
           <w:rFonts w:ascii="Times New Roman" w:cs="Times New Roman" w:eastAsia="Times New Roman" w:hAnsi="Times New Roman"/>
           <w:sz w:val="24"/>
           <w:szCs w:val="24"/>
-          <w:highlight w:val="white"/>
+          <w:highlight w:val="yellow"/>
           <w:rtl w:val="0"/>
         </w:rPr>
         <w:t xml:space="preserve">, </w:t>
@@ -2167,7 +2157,7 @@
           <w:b w:val="1"/>
           <w:sz w:val="24"/>
           <w:szCs w:val="24"/>
-          <w:highlight w:val="white"/>
+          <w:highlight w:val="yellow"/>
           <w:rtl w:val="0"/>
         </w:rPr>
         <w:t xml:space="preserve">3a</w:t>
@@ -2177,7 +2167,7 @@
           <w:rFonts w:ascii="Times New Roman" w:cs="Times New Roman" w:eastAsia="Times New Roman" w:hAnsi="Times New Roman"/>
           <w:sz w:val="24"/>
           <w:szCs w:val="24"/>
-          <w:highlight w:val="white"/>
+          <w:highlight w:val="yellow"/>
           <w:rtl w:val="0"/>
         </w:rPr>
         <w:t xml:space="preserve"> we have 1,033 CTR tumor names for which ground truths were identified in the WHO system 5th edition and in </w:t>
@@ -2188,7 +2178,7 @@
           <w:b w:val="1"/>
           <w:sz w:val="24"/>
           <w:szCs w:val="24"/>
-          <w:highlight w:val="white"/>
+          <w:highlight w:val="yellow"/>
           <w:rtl w:val="0"/>
         </w:rPr>
         <w:t xml:space="preserve">Figure 1b</w:t>
@@ -2198,7 +2188,7 @@
           <w:rFonts w:ascii="Times New Roman" w:cs="Times New Roman" w:eastAsia="Times New Roman" w:hAnsi="Times New Roman"/>
           <w:sz w:val="24"/>
           <w:szCs w:val="24"/>
-          <w:highlight w:val="white"/>
+          <w:highlight w:val="yellow"/>
           <w:rtl w:val="0"/>
         </w:rPr>
         <w:t xml:space="preserve">, </w:t>
@@ -2209,7 +2199,7 @@
           <w:b w:val="1"/>
           <w:sz w:val="24"/>
           <w:szCs w:val="24"/>
-          <w:highlight w:val="white"/>
+          <w:highlight w:val="yellow"/>
           <w:rtl w:val="0"/>
         </w:rPr>
         <w:t xml:space="preserve">2b</w:t>
@@ -2219,7 +2209,7 @@
           <w:rFonts w:ascii="Times New Roman" w:cs="Times New Roman" w:eastAsia="Times New Roman" w:hAnsi="Times New Roman"/>
           <w:sz w:val="24"/>
           <w:szCs w:val="24"/>
-          <w:highlight w:val="white"/>
+          <w:highlight w:val="yellow"/>
           <w:rtl w:val="0"/>
         </w:rPr>
         <w:t xml:space="preserve">, and </w:t>
@@ -2230,7 +2220,7 @@
           <w:b w:val="1"/>
           <w:sz w:val="24"/>
           <w:szCs w:val="24"/>
-          <w:highlight w:val="white"/>
+          <w:highlight w:val="yellow"/>
           <w:rtl w:val="0"/>
         </w:rPr>
         <w:t xml:space="preserve">3b</w:t>
@@ -2240,7 +2230,7 @@
           <w:rFonts w:ascii="Times New Roman" w:cs="Times New Roman" w:eastAsia="Times New Roman" w:hAnsi="Times New Roman"/>
           <w:sz w:val="24"/>
           <w:szCs w:val="24"/>
-          <w:highlight w:val="white"/>
+          <w:highlight w:val="yellow"/>
           <w:rtl w:val="0"/>
         </w:rPr>
         <w:t xml:space="preserve"> we have 1,113 CTR tumor names for which ground truths were identified in the WHO system all editions.  For each of the methods LTE-3+Euclidean Dist, MiniLM_L12_v2+Euclidean Dist and E5_Large+Euclidean Dist the median Euclidean distance for the correctly standardized the CTR tumor names were lower than that of the  incorrectly standardized the CTR tumor names for both the 5th and all editions of the WHO system. </w:t>
@@ -2250,7 +2240,7 @@
           <w:rFonts w:ascii="Times New Roman" w:cs="Times New Roman" w:eastAsia="Times New Roman" w:hAnsi="Times New Roman"/>
           <w:sz w:val="24"/>
           <w:szCs w:val="24"/>
-          <w:highlight w:val="white"/>
+          <w:highlight w:val="yellow"/>
           <w:rtl w:val="0"/>
         </w:rPr>
         <w:t xml:space="preserve">This</w:t>
@@ -2260,7 +2250,7 @@
           <w:rFonts w:ascii="Times New Roman" w:cs="Times New Roman" w:eastAsia="Times New Roman" w:hAnsi="Times New Roman"/>
           <w:sz w:val="24"/>
           <w:szCs w:val="24"/>
-          <w:highlight w:val="white"/>
+          <w:highlight w:val="yellow"/>
           <w:rtl w:val="0"/>
         </w:rPr>
         <w:t xml:space="preserve"> finding is consistent as it indicates that the CTR  tumor names which can be correctly mapped to a standardized term from the WHO system should generally have a lower Euclidean distance between them compared to the Euclidean distance when the mapping is incorrect. Correctly mapped CTR tumor names are more likely to be similar syntactically to their standardized term in the WHO system, thus euclidean distance between should be expected to be lower than in the case when the CTR tumor names are incorrectly mapped. On the other hand for the incorrectly standardized CTR tumor names, we see a higher median Euclidean distance across all the three methods for either edition of the WHO system, this is expected as the CTR tumor names are both semantically and syntactically different from the standardized term to which they were mapped. Tables </w:t>
@@ -2271,7 +2261,7 @@
           <w:b w:val="1"/>
           <w:sz w:val="24"/>
           <w:szCs w:val="24"/>
-          <w:highlight w:val="white"/>
+          <w:highlight w:val="yellow"/>
           <w:rtl w:val="0"/>
         </w:rPr>
         <w:t xml:space="preserve">3</w:t>
@@ -2281,7 +2271,7 @@
           <w:rFonts w:ascii="Times New Roman" w:cs="Times New Roman" w:eastAsia="Times New Roman" w:hAnsi="Times New Roman"/>
           <w:sz w:val="24"/>
           <w:szCs w:val="24"/>
-          <w:highlight w:val="white"/>
+          <w:highlight w:val="yellow"/>
           <w:rtl w:val="0"/>
         </w:rPr>
         <w:t xml:space="preserve">, </w:t>
@@ -2292,7 +2282,7 @@
           <w:b w:val="1"/>
           <w:sz w:val="24"/>
           <w:szCs w:val="24"/>
-          <w:highlight w:val="white"/>
+          <w:highlight w:val="yellow"/>
           <w:rtl w:val="0"/>
         </w:rPr>
         <w:t xml:space="preserve">4</w:t>
@@ -2302,7 +2292,7 @@
           <w:rFonts w:ascii="Times New Roman" w:cs="Times New Roman" w:eastAsia="Times New Roman" w:hAnsi="Times New Roman"/>
           <w:sz w:val="24"/>
           <w:szCs w:val="24"/>
-          <w:highlight w:val="white"/>
+          <w:highlight w:val="yellow"/>
           <w:rtl w:val="0"/>
         </w:rPr>
         <w:t xml:space="preserve">, and </w:t>
@@ -2313,7 +2303,7 @@
           <w:b w:val="1"/>
           <w:sz w:val="24"/>
           <w:szCs w:val="24"/>
-          <w:highlight w:val="white"/>
+          <w:highlight w:val="yellow"/>
           <w:rtl w:val="0"/>
         </w:rPr>
         <w:t xml:space="preserve">5 </w:t>
@@ -2323,10 +2313,10 @@
           <w:rFonts w:ascii="Times New Roman" w:cs="Times New Roman" w:eastAsia="Times New Roman" w:hAnsi="Times New Roman"/>
           <w:sz w:val="24"/>
           <w:szCs w:val="24"/>
-          <w:highlight w:val="white"/>
-          <w:rtl w:val="0"/>
-        </w:rPr>
-        <w:t xml:space="preserve">present the summary statistics for Figures </w:t>
+          <w:highlight w:val="yellow"/>
+          <w:rtl w:val="0"/>
+        </w:rPr>
+        <w:t xml:space="preserve">present the summary statistics for Euclidean distances presented in </w:t>
       </w:r>
       <w:r>
         <w:rPr>
@@ -2334,7 +2324,28 @@
           <w:b w:val="1"/>
           <w:sz w:val="24"/>
           <w:szCs w:val="24"/>
-          <w:highlight w:val="white"/>
+          <w:highlight w:val="yellow"/>
+          <w:rtl w:val="0"/>
+        </w:rPr>
+        <w:t xml:space="preserve">Figures</w:t>
+      </w:r>
+      <w:r>
+        <w:rPr>
+          <w:rFonts w:ascii="Times New Roman" w:cs="Times New Roman" w:eastAsia="Times New Roman" w:hAnsi="Times New Roman"/>
+          <w:sz w:val="24"/>
+          <w:szCs w:val="24"/>
+          <w:highlight w:val="yellow"/>
+          <w:rtl w:val="0"/>
+        </w:rPr>
+        <w:t xml:space="preserve"> </w:t>
+      </w:r>
+      <w:r>
+        <w:rPr>
+          <w:rFonts w:ascii="Times New Roman" w:cs="Times New Roman" w:eastAsia="Times New Roman" w:hAnsi="Times New Roman"/>
+          <w:b w:val="1"/>
+          <w:sz w:val="24"/>
+          <w:szCs w:val="24"/>
+          <w:highlight w:val="yellow"/>
           <w:rtl w:val="0"/>
         </w:rPr>
         <w:t xml:space="preserve">1</w:t>
@@ -2344,7 +2355,7 @@
           <w:rFonts w:ascii="Times New Roman" w:cs="Times New Roman" w:eastAsia="Times New Roman" w:hAnsi="Times New Roman"/>
           <w:sz w:val="24"/>
           <w:szCs w:val="24"/>
-          <w:highlight w:val="white"/>
+          <w:highlight w:val="yellow"/>
           <w:rtl w:val="0"/>
         </w:rPr>
         <w:t xml:space="preserve">,</w:t>
@@ -2355,7 +2366,7 @@
           <w:b w:val="1"/>
           <w:sz w:val="24"/>
           <w:szCs w:val="24"/>
-          <w:highlight w:val="white"/>
+          <w:highlight w:val="yellow"/>
           <w:rtl w:val="0"/>
         </w:rPr>
         <w:t xml:space="preserve">2</w:t>
@@ -2365,7 +2376,7 @@
           <w:rFonts w:ascii="Times New Roman" w:cs="Times New Roman" w:eastAsia="Times New Roman" w:hAnsi="Times New Roman"/>
           <w:sz w:val="24"/>
           <w:szCs w:val="24"/>
-          <w:highlight w:val="white"/>
+          <w:highlight w:val="yellow"/>
           <w:rtl w:val="0"/>
         </w:rPr>
         <w:t xml:space="preserve">, and </w:t>
@@ -2376,7 +2387,7 @@
           <w:b w:val="1"/>
           <w:sz w:val="24"/>
           <w:szCs w:val="24"/>
-          <w:highlight w:val="white"/>
+          <w:highlight w:val="yellow"/>
           <w:rtl w:val="0"/>
         </w:rPr>
         <w:t xml:space="preserve">3</w:t>
@@ -2386,10 +2397,115 @@
           <w:rFonts w:ascii="Times New Roman" w:cs="Times New Roman" w:eastAsia="Times New Roman" w:hAnsi="Times New Roman"/>
           <w:sz w:val="24"/>
           <w:szCs w:val="24"/>
-          <w:highlight w:val="white"/>
-          <w:rtl w:val="0"/>
-        </w:rPr>
-        <w:t xml:space="preserve">. It is eviden</w:t>
+          <w:highlight w:val="yellow"/>
+          <w:rtl w:val="0"/>
+        </w:rPr>
+        <w:t xml:space="preserve">,</w:t>
+      </w:r>
+      <w:r>
+        <w:rPr>
+          <w:rFonts w:ascii="Times New Roman" w:cs="Times New Roman" w:eastAsia="Times New Roman" w:hAnsi="Times New Roman"/>
+          <w:b w:val="1"/>
+          <w:sz w:val="24"/>
+          <w:szCs w:val="24"/>
+          <w:highlight w:val="yellow"/>
+          <w:rtl w:val="0"/>
+        </w:rPr>
+        <w:t xml:space="preserve"> </w:t>
+      </w:r>
+      <w:r>
+        <w:rPr>
+          <w:rFonts w:ascii="Times New Roman" w:cs="Times New Roman" w:eastAsia="Times New Roman" w:hAnsi="Times New Roman"/>
+          <w:sz w:val="24"/>
+          <w:szCs w:val="24"/>
+          <w:highlight w:val="yellow"/>
+          <w:rtl w:val="0"/>
+        </w:rPr>
+        <w:t xml:space="preserve">respectively. These statistics provide insights into how a threshold can be established within CANTOS to determine which standardizations are reliable. For example, consider the method LTE-3+Euclidean Dist, it has a median Euclidean distance of 0.6958 for the correctly standardized terms and 0.8471for the incorrectly standardized terms under when the 5th edition of the WHO system is considered (see </w:t>
+      </w:r>
+      <w:r>
+        <w:rPr>
+          <w:rFonts w:ascii="Times New Roman" w:cs="Times New Roman" w:eastAsia="Times New Roman" w:hAnsi="Times New Roman"/>
+          <w:b w:val="1"/>
+          <w:sz w:val="24"/>
+          <w:szCs w:val="24"/>
+          <w:highlight w:val="yellow"/>
+          <w:rtl w:val="0"/>
+        </w:rPr>
+        <w:t xml:space="preserve">Table 3</w:t>
+      </w:r>
+      <w:r>
+        <w:rPr>
+          <w:rFonts w:ascii="Times New Roman" w:cs="Times New Roman" w:eastAsia="Times New Roman" w:hAnsi="Times New Roman"/>
+          <w:sz w:val="24"/>
+          <w:szCs w:val="24"/>
+          <w:highlight w:val="yellow"/>
+          <w:rtl w:val="0"/>
+        </w:rPr>
+        <w:t xml:space="preserve">). If we used the median distance of 0.6958 as the threshold for determining reliable standardization, that is any CTR tumor name that is mapped to a standardized WHO term at a Euclidean distance less than 0.6958 will be considered as a reliable standardization. However, from </w:t>
+      </w:r>
+      <w:r>
+        <w:rPr>
+          <w:rFonts w:ascii="Times New Roman" w:cs="Times New Roman" w:eastAsia="Times New Roman" w:hAnsi="Times New Roman"/>
+          <w:b w:val="1"/>
+          <w:sz w:val="24"/>
+          <w:szCs w:val="24"/>
+          <w:highlight w:val="yellow"/>
+          <w:rtl w:val="0"/>
+        </w:rPr>
+        <w:t xml:space="preserve">Table 3</w:t>
+      </w:r>
+      <w:r>
+        <w:rPr>
+          <w:rFonts w:ascii="Times New Roman" w:cs="Times New Roman" w:eastAsia="Times New Roman" w:hAnsi="Times New Roman"/>
+          <w:sz w:val="24"/>
+          <w:szCs w:val="24"/>
+          <w:highlight w:val="yellow"/>
+          <w:rtl w:val="0"/>
+        </w:rPr>
+        <w:t xml:space="preserve"> we can observe that minimum Euclidean distance at which a CTR tumor name was incorrectly standardized against the 5th edition of the WHO system is 0.4870, this implies that with a threshold of 0.6958, some of the CTR tumor names out of the 1033 CTR tumor names considered in</w:t>
+      </w:r>
+      <w:r>
+        <w:rPr>
+          <w:rFonts w:ascii="Times New Roman" w:cs="Times New Roman" w:eastAsia="Times New Roman" w:hAnsi="Times New Roman"/>
+          <w:b w:val="1"/>
+          <w:sz w:val="24"/>
+          <w:szCs w:val="24"/>
+          <w:highlight w:val="yellow"/>
+          <w:rtl w:val="0"/>
+        </w:rPr>
+        <w:t xml:space="preserve"> Table 3</w:t>
+      </w:r>
+      <w:r>
+        <w:rPr>
+          <w:rFonts w:ascii="Times New Roman" w:cs="Times New Roman" w:eastAsia="Times New Roman" w:hAnsi="Times New Roman"/>
+          <w:sz w:val="24"/>
+          <w:szCs w:val="24"/>
+          <w:highlight w:val="yellow"/>
+          <w:rtl w:val="0"/>
+        </w:rPr>
+        <w:t xml:space="preserve"> will incorrectly be classified as reliable standardization.  Alternatively, if we choose the 0.4870 as the threshold for determining reliable standardization, we would misclassify several of the correctly standardized CTR tumor names as unreliable. Therefore using a threshold based on the distribution of Euclidean distance will not accurately be able to determine which standardizations carried out by each of these methods in CANTOS is reliable. This is because there is not much separation between the distribution of Euclidean distance between the correct and incorrectly standardized CTR tumor names (see </w:t>
+      </w:r>
+      <w:r>
+        <w:rPr>
+          <w:rFonts w:ascii="Times New Roman" w:cs="Times New Roman" w:eastAsia="Times New Roman" w:hAnsi="Times New Roman"/>
+          <w:b w:val="1"/>
+          <w:sz w:val="24"/>
+          <w:szCs w:val="24"/>
+          <w:highlight w:val="yellow"/>
+          <w:rtl w:val="0"/>
+        </w:rPr>
+        <w:t xml:space="preserve">Figure 1</w:t>
+      </w:r>
+      <w:r>
+        <w:rPr>
+          <w:rFonts w:ascii="Times New Roman" w:cs="Times New Roman" w:eastAsia="Times New Roman" w:hAnsi="Times New Roman"/>
+          <w:sz w:val="24"/>
+          <w:szCs w:val="24"/>
+          <w:highlight w:val="yellow"/>
+          <w:rtl w:val="0"/>
+        </w:rPr>
+        <w:t xml:space="preserve">). Thus there is a need for high quality text-embeddings which produce a larger separation between the distribution of Euclidean distances between correctly and incorrectly standardized tumor names. Such embeddings will also reduce the number of CTR tumor names that are incorrectly standardized and consequently increase the standardization accuracy. LLMs that trained on and fine tuned on tumor nomenclature and standardized tumor nomenclature like the WHO system and database will likely be the first avenue to obtain such high quality text-embeddings. </w:t>
       </w:r>
     </w:p>
     <w:p>
@@ -2401,7 +2517,7 @@
           <w:rFonts w:ascii="Times New Roman" w:cs="Times New Roman" w:eastAsia="Times New Roman" w:hAnsi="Times New Roman"/>
           <w:sz w:val="24"/>
           <w:szCs w:val="24"/>
-          <w:highlight w:val="white"/>
+          <w:highlight w:val="yellow"/>
         </w:rPr>
       </w:pPr>
       <w:r>
@@ -2419,13 +2535,18 @@
           <w:rFonts w:ascii="Times New Roman" w:cs="Times New Roman" w:eastAsia="Times New Roman" w:hAnsi="Times New Roman"/>
           <w:sz w:val="24"/>
           <w:szCs w:val="24"/>
-          <w:highlight w:val="white"/>
-        </w:rPr>
-      </w:pPr>
-      <w:r>
-        <w:rPr>
-          <w:rtl w:val="0"/>
-        </w:rPr>
+          <w:highlight w:val="yellow"/>
+        </w:rPr>
+      </w:pPr>
+      <w:r>
+        <w:rPr>
+          <w:rFonts w:ascii="Times New Roman" w:cs="Times New Roman" w:eastAsia="Times New Roman" w:hAnsi="Times New Roman"/>
+          <w:sz w:val="24"/>
+          <w:szCs w:val="24"/>
+          <w:highlight w:val="yellow"/>
+          <w:rtl w:val="0"/>
+        </w:rPr>
+        <w:t xml:space="preserve">Among the text-matching methods based on edit distances, Levenshtein distance outperformed both Jarro-Winkler and cosine distances or any of their implementations using AP clustering. Jarro-Winkler is effective for minor text discrepancies and common prefixes, while cosine distance relies on word frequency ("bag of words") and ignores word order. In contrast, Levenshtein distance counts the minimum edit operations needed to transform one text into another while maintaining word order and without considering prefix similarity, which likely contributed to its better performance. It should be noted that the text-matching methods had better or similar performance to various text-embedding methods based on LLMs such as LLama, MedLlama, BioBERT, PubMedBERT, ModerBert and  DeepSeek. Compared to text-embeddings, text-matching methods are cheaper to run and are straightforward methods that are not based on complex models. Thus, we can conclude that not all embeddings produced by LLMs are appropriate for the task of standardization of tumor names and reinforces the need for LLMs that are trained and fine tuned on tumor nomenclature.   </w:t>
       </w:r>
     </w:p>
     <w:p>
@@ -2437,7 +2558,7 @@
           <w:rFonts w:ascii="Times New Roman" w:cs="Times New Roman" w:eastAsia="Times New Roman" w:hAnsi="Times New Roman"/>
           <w:sz w:val="24"/>
           <w:szCs w:val="24"/>
-          <w:highlight w:val="white"/>
+          <w:highlight w:val="yellow"/>
         </w:rPr>
       </w:pPr>
       <w:r>
@@ -2453,227 +2574,78 @@
         <w:jc w:val="both"/>
         <w:rPr>
           <w:rFonts w:ascii="Times New Roman" w:cs="Times New Roman" w:eastAsia="Times New Roman" w:hAnsi="Times New Roman"/>
-          <w:sz w:val="24"/>
-          <w:szCs w:val="24"/>
-          <w:highlight w:val="white"/>
-        </w:rPr>
-      </w:pPr>
-      <w:r>
-        <w:rPr>
-          <w:rtl w:val="0"/>
-        </w:rPr>
-      </w:r>
-    </w:p>
-    <w:p>
-      <w:pPr>
-        <w:spacing w:line="276.0005454545455" w:lineRule="auto"/>
-        <w:ind w:left="-540" w:firstLine="0"/>
-        <w:jc w:val="both"/>
-        <w:rPr>
-          <w:rFonts w:ascii="Times New Roman" w:cs="Times New Roman" w:eastAsia="Times New Roman" w:hAnsi="Times New Roman"/>
-          <w:sz w:val="24"/>
-          <w:szCs w:val="24"/>
-          <w:highlight w:val="white"/>
-        </w:rPr>
-      </w:pPr>
-      <w:r>
-        <w:rPr>
-          <w:rtl w:val="0"/>
-        </w:rPr>
-      </w:r>
-    </w:p>
-    <w:p>
-      <w:pPr>
-        <w:spacing w:line="276.0005454545455" w:lineRule="auto"/>
-        <w:ind w:left="-540" w:firstLine="0"/>
-        <w:jc w:val="both"/>
-        <w:rPr>
-          <w:rFonts w:ascii="Times New Roman" w:cs="Times New Roman" w:eastAsia="Times New Roman" w:hAnsi="Times New Roman"/>
-          <w:sz w:val="24"/>
-          <w:szCs w:val="24"/>
-          <w:highlight w:val="white"/>
-        </w:rPr>
-      </w:pPr>
-      <w:r>
-        <w:rPr>
-          <w:rtl w:val="0"/>
-        </w:rPr>
-      </w:r>
-    </w:p>
-    <w:p>
-      <w:pPr>
-        <w:spacing w:line="276.0005454545455" w:lineRule="auto"/>
-        <w:ind w:left="-540" w:firstLine="0"/>
-        <w:jc w:val="both"/>
-        <w:rPr>
-          <w:rFonts w:ascii="Times New Roman" w:cs="Times New Roman" w:eastAsia="Times New Roman" w:hAnsi="Times New Roman"/>
-          <w:sz w:val="24"/>
-          <w:szCs w:val="24"/>
-          <w:highlight w:val="white"/>
-        </w:rPr>
-      </w:pPr>
-      <w:r>
-        <w:rPr>
-          <w:rtl w:val="0"/>
-        </w:rPr>
-      </w:r>
-    </w:p>
-    <w:p>
-      <w:pPr>
-        <w:spacing w:line="276.0005454545455" w:lineRule="auto"/>
-        <w:ind w:left="-540" w:firstLine="0"/>
-        <w:jc w:val="both"/>
-        <w:rPr>
-          <w:rFonts w:ascii="Times New Roman" w:cs="Times New Roman" w:eastAsia="Times New Roman" w:hAnsi="Times New Roman"/>
-          <w:sz w:val="24"/>
-          <w:szCs w:val="24"/>
-          <w:highlight w:val="white"/>
-        </w:rPr>
-      </w:pPr>
-      <w:r>
-        <w:rPr>
-          <w:rtl w:val="0"/>
-        </w:rPr>
-      </w:r>
-    </w:p>
-    <w:p>
-      <w:pPr>
-        <w:spacing w:line="276.0005454545455" w:lineRule="auto"/>
-        <w:ind w:left="-540" w:firstLine="0"/>
-        <w:jc w:val="both"/>
-        <w:rPr>
-          <w:rFonts w:ascii="Times New Roman" w:cs="Times New Roman" w:eastAsia="Times New Roman" w:hAnsi="Times New Roman"/>
-          <w:sz w:val="24"/>
-          <w:szCs w:val="24"/>
-          <w:highlight w:val="white"/>
-        </w:rPr>
-      </w:pPr>
-      <w:r>
-        <w:rPr>
-          <w:rtl w:val="0"/>
-        </w:rPr>
-      </w:r>
-    </w:p>
-    <w:p>
-      <w:pPr>
-        <w:spacing w:line="276.0005454545455" w:lineRule="auto"/>
-        <w:ind w:left="-540" w:firstLine="0"/>
-        <w:jc w:val="both"/>
+          <w:highlight w:val="yellow"/>
+        </w:rPr>
+      </w:pPr>
+      <w:r>
+        <w:rPr>
+          <w:rFonts w:ascii="Times New Roman" w:cs="Times New Roman" w:eastAsia="Times New Roman" w:hAnsi="Times New Roman"/>
+          <w:sz w:val="24"/>
+          <w:szCs w:val="24"/>
+          <w:highlight w:val="yellow"/>
+          <w:rtl w:val="0"/>
+        </w:rPr>
+        <w:t xml:space="preserve">Ground truth annotations for the 1,600 CTR tumor names and their standardization results are available in</w:t>
+      </w:r>
+      <w:r>
         <w:rPr>
           <w:rFonts w:ascii="Times New Roman" w:cs="Times New Roman" w:eastAsia="Times New Roman" w:hAnsi="Times New Roman"/>
           <w:b w:val="1"/>
           <w:sz w:val="24"/>
           <w:szCs w:val="24"/>
-          <w:highlight w:val="white"/>
-        </w:rPr>
-      </w:pPr>
-      <w:r>
-        <w:rPr>
-          <w:rtl w:val="0"/>
-        </w:rPr>
-      </w:r>
-    </w:p>
-    <w:p>
-      <w:pPr>
-        <w:spacing w:line="276.0005454545455" w:lineRule="auto"/>
-        <w:ind w:left="-540" w:firstLine="0"/>
-        <w:jc w:val="both"/>
-        <w:rPr>
-          <w:rFonts w:ascii="Times New Roman" w:cs="Times New Roman" w:eastAsia="Times New Roman" w:hAnsi="Times New Roman"/>
-          <w:sz w:val="24"/>
-          <w:szCs w:val="24"/>
-          <w:highlight w:val="white"/>
-        </w:rPr>
-      </w:pPr>
-      <w:r>
-        <w:rPr>
-          <w:rtl w:val="0"/>
-        </w:rPr>
-      </w:r>
-    </w:p>
-    <w:p>
-      <w:pPr>
-        <w:spacing w:line="276.0005454545455" w:lineRule="auto"/>
-        <w:ind w:left="-540" w:firstLine="0"/>
-        <w:jc w:val="both"/>
-        <w:rPr>
-          <w:rFonts w:ascii="Times New Roman" w:cs="Times New Roman" w:eastAsia="Times New Roman" w:hAnsi="Times New Roman"/>
-          <w:sz w:val="24"/>
-          <w:szCs w:val="24"/>
-          <w:highlight w:val="white"/>
-        </w:rPr>
-      </w:pPr>
-      <w:r>
-        <w:rPr>
-          <w:rtl w:val="0"/>
-        </w:rPr>
-      </w:r>
-    </w:p>
-    <w:p>
-      <w:pPr>
-        <w:spacing w:line="276.0005454545455" w:lineRule="auto"/>
-        <w:ind w:left="-540" w:firstLine="0"/>
-        <w:rPr>
-          <w:rFonts w:ascii="Times New Roman" w:cs="Times New Roman" w:eastAsia="Times New Roman" w:hAnsi="Times New Roman"/>
-          <w:sz w:val="24"/>
-          <w:szCs w:val="24"/>
-          <w:highlight w:val="white"/>
-        </w:rPr>
-      </w:pPr>
-      <w:r>
-        <w:rPr>
-          <w:rtl w:val="0"/>
-        </w:rPr>
-      </w:r>
-    </w:p>
-    <w:p>
-      <w:pPr>
-        <w:spacing w:line="276.0005454545455" w:lineRule="auto"/>
-        <w:ind w:left="-540" w:firstLine="0"/>
-        <w:jc w:val="both"/>
+          <w:highlight w:val="yellow"/>
+          <w:rtl w:val="0"/>
+        </w:rPr>
+        <w:t xml:space="preserve"> Supplementary Tables ST4</w:t>
+      </w:r>
+      <w:r>
+        <w:rPr>
+          <w:rFonts w:ascii="Times New Roman" w:cs="Times New Roman" w:eastAsia="Times New Roman" w:hAnsi="Times New Roman"/>
+          <w:sz w:val="24"/>
+          <w:szCs w:val="24"/>
+          <w:highlight w:val="yellow"/>
+          <w:rtl w:val="0"/>
+        </w:rPr>
+        <w:t xml:space="preserve"> (WHO system all editions) and </w:t>
+      </w:r>
+      <w:r>
         <w:rPr>
           <w:rFonts w:ascii="Times New Roman" w:cs="Times New Roman" w:eastAsia="Times New Roman" w:hAnsi="Times New Roman"/>
           <w:b w:val="1"/>
           <w:sz w:val="24"/>
           <w:szCs w:val="24"/>
-          <w:highlight w:val="white"/>
-        </w:rPr>
-      </w:pPr>
-      <w:r>
-        <w:rPr>
-          <w:rtl w:val="0"/>
-        </w:rPr>
-      </w:r>
-    </w:p>
-    <w:p>
-      <w:pPr>
-        <w:spacing w:line="276.0005454545455" w:lineRule="auto"/>
-        <w:ind w:left="-540" w:firstLine="0"/>
-        <w:jc w:val="both"/>
-        <w:rPr>
-          <w:rFonts w:ascii="Times New Roman" w:cs="Times New Roman" w:eastAsia="Times New Roman" w:hAnsi="Times New Roman"/>
-          <w:sz w:val="24"/>
-          <w:szCs w:val="24"/>
-          <w:highlight w:val="white"/>
-        </w:rPr>
-      </w:pPr>
+          <w:highlight w:val="yellow"/>
+          <w:rtl w:val="0"/>
+        </w:rPr>
+        <w:t xml:space="preserve">ST5</w:t>
+      </w:r>
+      <w:r>
+        <w:rPr>
+          <w:rFonts w:ascii="Times New Roman" w:cs="Times New Roman" w:eastAsia="Times New Roman" w:hAnsi="Times New Roman"/>
+          <w:sz w:val="24"/>
+          <w:szCs w:val="24"/>
+          <w:highlight w:val="yellow"/>
+          <w:rtl w:val="0"/>
+        </w:rPr>
+        <w:t xml:space="preserve"> (WHO system 5th edition). Standardized terms for each tumor in the CTR are reported in </w:t>
+      </w:r>
       <w:r>
         <w:rPr>
           <w:rFonts w:ascii="Times New Roman" w:cs="Times New Roman" w:eastAsia="Times New Roman" w:hAnsi="Times New Roman"/>
           <w:b w:val="1"/>
           <w:sz w:val="24"/>
           <w:szCs w:val="24"/>
-          <w:highlight w:val="white"/>
-          <w:rtl w:val="0"/>
-        </w:rPr>
-        <w:t xml:space="preserve">Tables</w:t>
-      </w:r>
-      <w:r>
-        <w:rPr>
-          <w:rFonts w:ascii="Times New Roman" w:cs="Times New Roman" w:eastAsia="Times New Roman" w:hAnsi="Times New Roman"/>
-          <w:sz w:val="24"/>
-          <w:szCs w:val="24"/>
-          <w:highlight w:val="white"/>
+          <w:highlight w:val="yellow"/>
+          <w:rtl w:val="0"/>
+        </w:rPr>
+        <w:t xml:space="preserve">Supplementary Tables</w:t>
+      </w:r>
+      <w:r>
+        <w:rPr>
+          <w:rFonts w:ascii="Times New Roman" w:cs="Times New Roman" w:eastAsia="Times New Roman" w:hAnsi="Times New Roman"/>
+          <w:sz w:val="24"/>
+          <w:szCs w:val="24"/>
+          <w:highlight w:val="yellow"/>
           <w:rtl w:val="0"/>
         </w:rPr>
         <w:t xml:space="preserve"> </w:t>
@@ -2684,282 +2656,7 @@
           <w:b w:val="1"/>
           <w:sz w:val="24"/>
           <w:szCs w:val="24"/>
-          <w:highlight w:val="white"/>
-          <w:rtl w:val="0"/>
-        </w:rPr>
-        <w:t xml:space="preserve">3</w:t>
-      </w:r>
-      <w:r>
-        <w:rPr>
-          <w:rFonts w:ascii="Times New Roman" w:cs="Times New Roman" w:eastAsia="Times New Roman" w:hAnsi="Times New Roman"/>
-          <w:sz w:val="24"/>
-          <w:szCs w:val="24"/>
-          <w:highlight w:val="white"/>
-          <w:rtl w:val="0"/>
-        </w:rPr>
-        <w:t xml:space="preserve"> and </w:t>
-      </w:r>
-      <w:r>
-        <w:rPr>
-          <w:rFonts w:ascii="Times New Roman" w:cs="Times New Roman" w:eastAsia="Times New Roman" w:hAnsi="Times New Roman"/>
-          <w:b w:val="1"/>
-          <w:sz w:val="24"/>
-          <w:szCs w:val="24"/>
-          <w:highlight w:val="white"/>
-          <w:rtl w:val="0"/>
-        </w:rPr>
-        <w:t xml:space="preserve">4</w:t>
-      </w:r>
-      <w:r>
-        <w:rPr>
-          <w:rFonts w:ascii="Times New Roman" w:cs="Times New Roman" w:eastAsia="Times New Roman" w:hAnsi="Times New Roman"/>
-          <w:sz w:val="24"/>
-          <w:szCs w:val="24"/>
-          <w:highlight w:val="white"/>
-          <w:rtl w:val="0"/>
-        </w:rPr>
-        <w:t xml:space="preserve"> present the summary statistics for </w:t>
-      </w:r>
-      <w:r>
-        <w:rPr>
-          <w:rFonts w:ascii="Times New Roman" w:cs="Times New Roman" w:eastAsia="Times New Roman" w:hAnsi="Times New Roman"/>
-          <w:b w:val="1"/>
-          <w:sz w:val="24"/>
-          <w:szCs w:val="24"/>
-          <w:highlight w:val="white"/>
-          <w:rtl w:val="0"/>
-        </w:rPr>
-        <w:t xml:space="preserve">Figures 1a </w:t>
-      </w:r>
-      <w:r>
-        <w:rPr>
-          <w:rFonts w:ascii="Times New Roman" w:cs="Times New Roman" w:eastAsia="Times New Roman" w:hAnsi="Times New Roman"/>
-          <w:sz w:val="24"/>
-          <w:szCs w:val="24"/>
-          <w:highlight w:val="white"/>
-          <w:rtl w:val="0"/>
-        </w:rPr>
-        <w:t xml:space="preserve">and </w:t>
-      </w:r>
-      <w:r>
-        <w:rPr>
-          <w:rFonts w:ascii="Times New Roman" w:cs="Times New Roman" w:eastAsia="Times New Roman" w:hAnsi="Times New Roman"/>
-          <w:b w:val="1"/>
-          <w:sz w:val="24"/>
-          <w:szCs w:val="24"/>
-          <w:highlight w:val="white"/>
-          <w:rtl w:val="0"/>
-        </w:rPr>
-        <w:t xml:space="preserve">1b</w:t>
-      </w:r>
-      <w:r>
-        <w:rPr>
-          <w:rFonts w:ascii="Times New Roman" w:cs="Times New Roman" w:eastAsia="Times New Roman" w:hAnsi="Times New Roman"/>
-          <w:sz w:val="24"/>
-          <w:szCs w:val="24"/>
-          <w:highlight w:val="white"/>
-          <w:rtl w:val="0"/>
-        </w:rPr>
-        <w:t xml:space="preserve">. It is evident from </w:t>
-      </w:r>
-      <w:r>
-        <w:rPr>
-          <w:rFonts w:ascii="Times New Roman" w:cs="Times New Roman" w:eastAsia="Times New Roman" w:hAnsi="Times New Roman"/>
-          <w:b w:val="1"/>
-          <w:sz w:val="24"/>
-          <w:szCs w:val="24"/>
-          <w:highlight w:val="white"/>
-          <w:rtl w:val="0"/>
-        </w:rPr>
-        <w:t xml:space="preserve">Figure 1</w:t>
-      </w:r>
-      <w:r>
-        <w:rPr>
-          <w:rFonts w:ascii="Times New Roman" w:cs="Times New Roman" w:eastAsia="Times New Roman" w:hAnsi="Times New Roman"/>
-          <w:sz w:val="24"/>
-          <w:szCs w:val="24"/>
-          <w:highlight w:val="white"/>
-          <w:rtl w:val="0"/>
-        </w:rPr>
-        <w:t xml:space="preserve"> and </w:t>
-      </w:r>
-      <w:r>
-        <w:rPr>
-          <w:rFonts w:ascii="Times New Roman" w:cs="Times New Roman" w:eastAsia="Times New Roman" w:hAnsi="Times New Roman"/>
-          <w:b w:val="1"/>
-          <w:sz w:val="24"/>
-          <w:szCs w:val="24"/>
-          <w:highlight w:val="white"/>
-          <w:rtl w:val="0"/>
-        </w:rPr>
-        <w:t xml:space="preserve">Tables</w:t>
-      </w:r>
-      <w:r>
-        <w:rPr>
-          <w:rFonts w:ascii="Times New Roman" w:cs="Times New Roman" w:eastAsia="Times New Roman" w:hAnsi="Times New Roman"/>
-          <w:sz w:val="24"/>
-          <w:szCs w:val="24"/>
-          <w:highlight w:val="white"/>
-          <w:rtl w:val="0"/>
-        </w:rPr>
-        <w:t xml:space="preserve"> </w:t>
-      </w:r>
-      <w:r>
-        <w:rPr>
-          <w:rFonts w:ascii="Times New Roman" w:cs="Times New Roman" w:eastAsia="Times New Roman" w:hAnsi="Times New Roman"/>
-          <w:b w:val="1"/>
-          <w:sz w:val="24"/>
-          <w:szCs w:val="24"/>
-          <w:highlight w:val="white"/>
-          <w:rtl w:val="0"/>
-        </w:rPr>
-        <w:t xml:space="preserve">3</w:t>
-      </w:r>
-      <w:r>
-        <w:rPr>
-          <w:rFonts w:ascii="Times New Roman" w:cs="Times New Roman" w:eastAsia="Times New Roman" w:hAnsi="Times New Roman"/>
-          <w:sz w:val="24"/>
-          <w:szCs w:val="24"/>
-          <w:highlight w:val="white"/>
-          <w:rtl w:val="0"/>
-        </w:rPr>
-        <w:t xml:space="preserve"> and </w:t>
-      </w:r>
-      <w:r>
-        <w:rPr>
-          <w:rFonts w:ascii="Times New Roman" w:cs="Times New Roman" w:eastAsia="Times New Roman" w:hAnsi="Times New Roman"/>
-          <w:b w:val="1"/>
-          <w:sz w:val="24"/>
-          <w:szCs w:val="24"/>
-          <w:highlight w:val="white"/>
-          <w:rtl w:val="0"/>
-        </w:rPr>
-        <w:t xml:space="preserve">4</w:t>
-      </w:r>
-      <w:r>
-        <w:rPr>
-          <w:rFonts w:ascii="Times New Roman" w:cs="Times New Roman" w:eastAsia="Times New Roman" w:hAnsi="Times New Roman"/>
-          <w:sz w:val="24"/>
-          <w:szCs w:val="24"/>
-          <w:highlight w:val="white"/>
-          <w:rtl w:val="0"/>
-        </w:rPr>
-        <w:t xml:space="preserve">, that the closest Euclidean distance in the LTE-3 embedding can distinguish between correct and incorrect standardization, however its performance needs to be improved for better standardization results.  If the median closest Euclidean distance (0.6956 for WHO system 5th edition or 0.6866 for WHO system all editions) for the correctly standardized term is used as a threshold for determining which terms can be reliably standardized, we will still have a few terms that will be incorrectly standardized as the minimum closest Euclidean distance for the incorrectly standardized terms (0.4646 for WHO system 5th edition and 0.3942 for WHO system all editions) are lower than the median Euclidean distance for the correctly standardized terms.  While the LTE-3+Euclidean Dist offers a method for standardizing the CTR, the performance can likely be improved with embeddings generated from LLMs specifically trained on tumor nomenclature.</w:t>
-      </w:r>
-    </w:p>
-    <w:p>
-      <w:pPr>
-        <w:spacing w:line="276.0005454545455" w:lineRule="auto"/>
-        <w:rPr>
-          <w:rFonts w:ascii="Times New Roman" w:cs="Times New Roman" w:eastAsia="Times New Roman" w:hAnsi="Times New Roman"/>
-          <w:sz w:val="24"/>
-          <w:szCs w:val="24"/>
-          <w:highlight w:val="white"/>
-        </w:rPr>
-      </w:pPr>
-      <w:r>
-        <w:rPr>
-          <w:rFonts w:ascii="Times New Roman" w:cs="Times New Roman" w:eastAsia="Times New Roman" w:hAnsi="Times New Roman"/>
-          <w:sz w:val="24"/>
-          <w:szCs w:val="24"/>
-          <w:highlight w:val="white"/>
-          <w:rtl w:val="0"/>
-        </w:rPr>
-        <w:t xml:space="preserve"> </w:t>
-      </w:r>
-    </w:p>
-    <w:p>
-      <w:pPr>
-        <w:spacing w:line="276.0005454545455" w:lineRule="auto"/>
-        <w:ind w:left="-540" w:firstLine="0"/>
-        <w:jc w:val="both"/>
-        <w:rPr>
-          <w:rFonts w:ascii="Times New Roman" w:cs="Times New Roman" w:eastAsia="Times New Roman" w:hAnsi="Times New Roman"/>
-          <w:sz w:val="24"/>
-          <w:szCs w:val="24"/>
-          <w:highlight w:val="white"/>
-        </w:rPr>
-      </w:pPr>
-      <w:r>
-        <w:rPr>
-          <w:rFonts w:ascii="Times New Roman" w:cs="Times New Roman" w:eastAsia="Times New Roman" w:hAnsi="Times New Roman"/>
-          <w:sz w:val="24"/>
-          <w:szCs w:val="24"/>
-          <w:highlight w:val="white"/>
-          <w:rtl w:val="0"/>
-        </w:rPr>
-        <w:t xml:space="preserve">Among the text matching methods based on edit distances, Levenshtein distance outperformed both Jarro-Winkler and cosine distances or any of their implementations using AP clustering. Jarro-Winkler is effective for minor text discrepancies and common prefixes, while cosine distance relies on word frequency ("bag of words") and ignores word order. In contrast, Levenshtein distance counts the minimum edit operations needed to transform one text into another while maintaining word order and without considering prefix similarity, which likely contributed to its superior performance. Ground truth annotations for the 1,600 CTR tumor names and their standardization results are available in</w:t>
-      </w:r>
-      <w:r>
-        <w:rPr>
-          <w:rFonts w:ascii="Times New Roman" w:cs="Times New Roman" w:eastAsia="Times New Roman" w:hAnsi="Times New Roman"/>
-          <w:b w:val="1"/>
-          <w:sz w:val="24"/>
-          <w:szCs w:val="24"/>
-          <w:highlight w:val="white"/>
-          <w:rtl w:val="0"/>
-        </w:rPr>
-        <w:t xml:space="preserve"> Supplementary Tables ST4</w:t>
-      </w:r>
-      <w:r>
-        <w:rPr>
-          <w:rFonts w:ascii="Times New Roman" w:cs="Times New Roman" w:eastAsia="Times New Roman" w:hAnsi="Times New Roman"/>
-          <w:sz w:val="24"/>
-          <w:szCs w:val="24"/>
-          <w:highlight w:val="white"/>
-          <w:rtl w:val="0"/>
-        </w:rPr>
-        <w:t xml:space="preserve"> (WHO system all editions) and </w:t>
-      </w:r>
-      <w:r>
-        <w:rPr>
-          <w:rFonts w:ascii="Times New Roman" w:cs="Times New Roman" w:eastAsia="Times New Roman" w:hAnsi="Times New Roman"/>
-          <w:b w:val="1"/>
-          <w:sz w:val="24"/>
-          <w:szCs w:val="24"/>
-          <w:highlight w:val="white"/>
-          <w:rtl w:val="0"/>
-        </w:rPr>
-        <w:t xml:space="preserve">ST5</w:t>
-      </w:r>
-      <w:r>
-        <w:rPr>
-          <w:rFonts w:ascii="Times New Roman" w:cs="Times New Roman" w:eastAsia="Times New Roman" w:hAnsi="Times New Roman"/>
-          <w:sz w:val="24"/>
-          <w:szCs w:val="24"/>
-          <w:highlight w:val="white"/>
-          <w:rtl w:val="0"/>
-        </w:rPr>
-        <w:t xml:space="preserve"> (WHO system 5th edition). Standardized terms for each tumor in the CTR are reported in </w:t>
-      </w:r>
-      <w:r>
-        <w:rPr>
-          <w:rFonts w:ascii="Times New Roman" w:cs="Times New Roman" w:eastAsia="Times New Roman" w:hAnsi="Times New Roman"/>
-          <w:b w:val="1"/>
-          <w:sz w:val="24"/>
-          <w:szCs w:val="24"/>
-          <w:highlight w:val="white"/>
-          <w:rtl w:val="0"/>
-        </w:rPr>
-        <w:t xml:space="preserve">Supplementary Tables</w:t>
-      </w:r>
-      <w:r>
-        <w:rPr>
-          <w:rFonts w:ascii="Times New Roman" w:cs="Times New Roman" w:eastAsia="Times New Roman" w:hAnsi="Times New Roman"/>
-          <w:sz w:val="24"/>
-          <w:szCs w:val="24"/>
-          <w:highlight w:val="white"/>
-          <w:rtl w:val="0"/>
-        </w:rPr>
-        <w:t xml:space="preserve"> </w:t>
-      </w:r>
-      <w:r>
-        <w:rPr>
-          <w:rFonts w:ascii="Times New Roman" w:cs="Times New Roman" w:eastAsia="Times New Roman" w:hAnsi="Times New Roman"/>
-          <w:b w:val="1"/>
-          <w:sz w:val="24"/>
-          <w:szCs w:val="24"/>
-          <w:highlight w:val="white"/>
+          <w:highlight w:val="yellow"/>
           <w:rtl w:val="0"/>
         </w:rPr>
         <w:t xml:space="preserve">ST6-ST9</w:t>
@@ -2969,20 +2666,11 @@
           <w:rFonts w:ascii="Times New Roman" w:cs="Times New Roman" w:eastAsia="Times New Roman" w:hAnsi="Times New Roman"/>
           <w:sz w:val="24"/>
           <w:szCs w:val="24"/>
-          <w:highlight w:val="white"/>
+          <w:highlight w:val="yellow"/>
           <w:rtl w:val="0"/>
         </w:rPr>
         <w:t xml:space="preserve">.</w:t>
       </w:r>
-    </w:p>
-    <w:p>
-      <w:pPr>
-        <w:ind w:left="-540" w:firstLine="0"/>
-        <w:rPr>
-          <w:rFonts w:ascii="Times New Roman" w:cs="Times New Roman" w:eastAsia="Times New Roman" w:hAnsi="Times New Roman"/>
-          <w:highlight w:val="white"/>
-        </w:rPr>
-      </w:pPr>
       <w:r>
         <w:rPr>
           <w:rtl w:val="0"/>
@@ -30458,9 +30146,32 @@
         <w:jc w:val="both"/>
         <w:rPr>
           <w:rFonts w:ascii="Times New Roman" w:cs="Times New Roman" w:eastAsia="Times New Roman" w:hAnsi="Times New Roman"/>
+          <w:sz w:val="24"/>
+          <w:szCs w:val="24"/>
+          <w:highlight w:val="white"/>
+        </w:rPr>
+      </w:pPr>
+      <w:r>
+        <w:rPr>
+          <w:rFonts w:ascii="Times New Roman" w:cs="Times New Roman" w:eastAsia="Times New Roman" w:hAnsi="Times New Roman"/>
           <w:b w:val="1"/>
-        </w:rPr>
-      </w:pPr>
+          <w:sz w:val="24"/>
+          <w:szCs w:val="24"/>
+          <w:highlight w:val="white"/>
+          <w:rtl w:val="0"/>
+        </w:rPr>
+        <w:t xml:space="preserve">Table 3: Summary statistics for closest Euclidean distances in Figure 1. </w:t>
+      </w:r>
+      <w:r>
+        <w:rPr>
+          <w:rFonts w:ascii="Times New Roman" w:cs="Times New Roman" w:eastAsia="Times New Roman" w:hAnsi="Times New Roman"/>
+          <w:sz w:val="24"/>
+          <w:szCs w:val="24"/>
+          <w:highlight w:val="white"/>
+          <w:rtl w:val="0"/>
+        </w:rPr>
+        <w:t xml:space="preserve">This table shows the summary statistics for closest Euclidean distances in </w:t>
+      </w:r>
       <w:r>
         <w:rPr>
           <w:rFonts w:ascii="Times New Roman" w:cs="Times New Roman" w:eastAsia="Times New Roman" w:hAnsi="Times New Roman"/>
@@ -30470,7 +30181,7 @@
           <w:highlight w:val="white"/>
           <w:rtl w:val="0"/>
         </w:rPr>
-        <w:t xml:space="preserve">Table 3: Summary statistics for closest Euclidean distances in Figure 1a. </w:t>
+        <w:t xml:space="preserve">Figure 1</w:t>
       </w:r>
       <w:r>
         <w:rPr>
@@ -30480,7 +30191,7 @@
           <w:highlight w:val="white"/>
           <w:rtl w:val="0"/>
         </w:rPr>
-        <w:t xml:space="preserve">This table shows the summary statistics for closest Euclidean distances in </w:t>
+        <w:t xml:space="preserve"> between the CTR tumor names and standardized terms from the 5th and all editions of WHO system  as visualized for box plots in </w:t>
       </w:r>
       <w:r>
         <w:rPr>
@@ -30491,7 +30202,7 @@
           <w:highlight w:val="white"/>
           <w:rtl w:val="0"/>
         </w:rPr>
-        <w:t xml:space="preserve">Figure 1a</w:t>
+        <w:t xml:space="preserve">Figure 1</w:t>
       </w:r>
       <w:r>
         <w:rPr>
@@ -30501,42 +30212,19 @@
           <w:highlight w:val="white"/>
           <w:rtl w:val="0"/>
         </w:rPr>
-        <w:t xml:space="preserve"> between the CTR terms and standardized terms from the WHO system 5th edition as visualized for box plots in </w:t>
-      </w:r>
-      <w:r>
-        <w:rPr>
-          <w:rFonts w:ascii="Times New Roman" w:cs="Times New Roman" w:eastAsia="Times New Roman" w:hAnsi="Times New Roman"/>
-          <w:b w:val="1"/>
-          <w:sz w:val="24"/>
-          <w:szCs w:val="24"/>
-          <w:highlight w:val="white"/>
-          <w:rtl w:val="0"/>
-        </w:rPr>
-        <w:t xml:space="preserve">Figure 1a</w:t>
-      </w:r>
-      <w:r>
-        <w:rPr>
-          <w:rFonts w:ascii="Times New Roman" w:cs="Times New Roman" w:eastAsia="Times New Roman" w:hAnsi="Times New Roman"/>
-          <w:sz w:val="24"/>
-          <w:szCs w:val="24"/>
-          <w:highlight w:val="white"/>
-          <w:rtl w:val="0"/>
-        </w:rPr>
-        <w:t xml:space="preserve"> for the method LTE-3 + Euclidean Dist. 1,033 CTR terms had a ground truth in WHO system 5th edition.</w:t>
-      </w:r>
-      <w:r>
-        <w:rPr>
-          <w:rtl w:val="0"/>
-        </w:rPr>
+        <w:t xml:space="preserve"> for the method LTE-3 + Euclidean Dist. 1,033 CTR tumor names had a ground truth in WHO system 5th edition and 1,113 CTR  tumor names had a ground truth in WHO system all editions.</w:t>
       </w:r>
     </w:p>
     <w:p>
       <w:pPr>
         <w:spacing w:line="276.0005454545455" w:lineRule="auto"/>
         <w:ind w:left="-540" w:firstLine="0"/>
-        <w:rPr>
-          <w:rFonts w:ascii="Times New Roman" w:cs="Times New Roman" w:eastAsia="Times New Roman" w:hAnsi="Times New Roman"/>
-          <w:b w:val="1"/>
+        <w:jc w:val="both"/>
+        <w:rPr>
+          <w:rFonts w:ascii="Times New Roman" w:cs="Times New Roman" w:eastAsia="Times New Roman" w:hAnsi="Times New Roman"/>
+          <w:sz w:val="24"/>
+          <w:szCs w:val="24"/>
+          <w:highlight w:val="white"/>
         </w:rPr>
       </w:pPr>
       <w:r>
@@ -30548,46 +30236,292 @@
     <w:tbl>
       <w:tblPr>
         <w:tblStyle w:val="Table3"/>
-        <w:tblpPr w:leftFromText="180" w:rightFromText="180" w:topFromText="180" w:bottomFromText="180" w:vertAnchor="text" w:horzAnchor="text" w:tblpX="105" w:tblpY="0"/>
-        <w:tblW w:w="8940.0" w:type="dxa"/>
+        <w:tblW w:w="13588.800000000001" w:type="dxa"/>
         <w:jc w:val="left"/>
+        <w:tblInd w:w="-540.0" w:type="dxa"/>
         <w:tblBorders>
-          <w:top w:color="000000" w:space="0" w:sz="0" w:val="nil"/>
-          <w:left w:color="000000" w:space="0" w:sz="0" w:val="nil"/>
-          <w:bottom w:color="000000" w:space="0" w:sz="0" w:val="nil"/>
-          <w:right w:color="000000" w:space="0" w:sz="0" w:val="nil"/>
-          <w:insideH w:color="000000" w:space="0" w:sz="0" w:val="nil"/>
-          <w:insideV w:color="000000" w:space="0" w:sz="0" w:val="nil"/>
+          <w:top w:color="000000" w:space="0" w:sz="8" w:val="single"/>
+          <w:left w:color="000000" w:space="0" w:sz="8" w:val="single"/>
+          <w:bottom w:color="000000" w:space="0" w:sz="8" w:val="single"/>
+          <w:right w:color="000000" w:space="0" w:sz="8" w:val="single"/>
+          <w:insideH w:color="000000" w:space="0" w:sz="8" w:val="single"/>
+          <w:insideV w:color="000000" w:space="0" w:sz="8" w:val="single"/>
         </w:tblBorders>
         <w:tblLayout w:type="fixed"/>
         <w:tblLook w:val="0600"/>
       </w:tblPr>
       <w:tblGrid>
-        <w:gridCol w:w="1545"/>
-        <w:gridCol w:w="1290"/>
-        <w:gridCol w:w="1230"/>
-        <w:gridCol w:w="1185"/>
-        <w:gridCol w:w="1140"/>
-        <w:gridCol w:w="1230"/>
-        <w:gridCol w:w="1320"/>
+        <w:gridCol w:w="2730"/>
+        <w:gridCol w:w="2714.4"/>
+        <w:gridCol w:w="2714.4"/>
+        <w:gridCol w:w="2715"/>
+        <w:gridCol w:w="2715"/>
         <w:tblGridChange w:id="0">
           <w:tblGrid>
-            <w:gridCol w:w="1545"/>
-            <w:gridCol w:w="1290"/>
-            <w:gridCol w:w="1230"/>
-            <w:gridCol w:w="1185"/>
-            <w:gridCol w:w="1140"/>
-            <w:gridCol w:w="1230"/>
-            <w:gridCol w:w="1320"/>
+            <w:gridCol w:w="2730"/>
+            <w:gridCol w:w="2714.4"/>
+            <w:gridCol w:w="2714.4"/>
+            <w:gridCol w:w="2715"/>
+            <w:gridCol w:w="2715"/>
           </w:tblGrid>
         </w:tblGridChange>
       </w:tblGrid>
       <w:tr>
         <w:trPr>
           <w:cantSplit w:val="0"/>
-          <w:trHeight w:val="540" w:hRule="atLeast"/>
           <w:tblHeader w:val="0"/>
         </w:trPr>
+        <w:tc>
+          <w:tcPr>
+            <w:shd w:fill="auto" w:val="clear"/>
+            <w:tcMar>
+              <w:top w:w="100.0" w:type="dxa"/>
+              <w:left w:w="100.0" w:type="dxa"/>
+              <w:bottom w:w="100.0" w:type="dxa"/>
+              <w:right w:w="100.0" w:type="dxa"/>
+            </w:tcMar>
+            <w:vAlign w:val="top"/>
+          </w:tcPr>
+          <w:p>
+            <w:pPr>
+              <w:keepNext w:val="0"/>
+              <w:keepLines w:val="0"/>
+              <w:pageBreakBefore w:val="0"/>
+              <w:widowControl w:val="0"/>
+              <w:pBdr>
+                <w:top w:space="0" w:sz="0" w:val="nil"/>
+                <w:left w:space="0" w:sz="0" w:val="nil"/>
+                <w:bottom w:space="0" w:sz="0" w:val="nil"/>
+                <w:right w:space="0" w:sz="0" w:val="nil"/>
+                <w:between w:space="0" w:sz="0" w:val="nil"/>
+              </w:pBdr>
+              <w:shd w:fill="auto" w:val="clear"/>
+              <w:spacing w:after="0" w:before="0" w:line="240" w:lineRule="auto"/>
+              <w:ind w:left="0" w:right="0" w:firstLine="0"/>
+              <w:jc w:val="left"/>
+              <w:rPr>
+                <w:rFonts w:ascii="Times New Roman" w:cs="Times New Roman" w:eastAsia="Times New Roman" w:hAnsi="Times New Roman"/>
+                <w:sz w:val="24"/>
+                <w:szCs w:val="24"/>
+                <w:highlight w:val="white"/>
+              </w:rPr>
+            </w:pPr>
+            <w:r>
+              <w:rPr>
+                <w:rtl w:val="0"/>
+              </w:rPr>
+            </w:r>
+          </w:p>
+        </w:tc>
+        <w:tc>
+          <w:tcPr>
+            <w:tcBorders>
+              <w:right w:color="000000" w:space="0" w:sz="0" w:val="nil"/>
+            </w:tcBorders>
+            <w:shd w:fill="auto" w:val="clear"/>
+            <w:tcMar>
+              <w:top w:w="100.0" w:type="dxa"/>
+              <w:left w:w="100.0" w:type="dxa"/>
+              <w:bottom w:w="100.0" w:type="dxa"/>
+              <w:right w:w="100.0" w:type="dxa"/>
+            </w:tcMar>
+            <w:vAlign w:val="top"/>
+          </w:tcPr>
+          <w:p>
+            <w:pPr>
+              <w:spacing w:line="276.0005454545455" w:lineRule="auto"/>
+              <w:ind w:left="-540" w:firstLine="0"/>
+              <w:jc w:val="both"/>
+              <w:rPr>
+                <w:rFonts w:ascii="Times New Roman" w:cs="Times New Roman" w:eastAsia="Times New Roman" w:hAnsi="Times New Roman"/>
+                <w:sz w:val="24"/>
+                <w:szCs w:val="24"/>
+                <w:highlight w:val="white"/>
+              </w:rPr>
+            </w:pPr>
+            <w:r>
+              <w:rPr>
+                <w:rFonts w:ascii="Times New Roman" w:cs="Times New Roman" w:eastAsia="Times New Roman" w:hAnsi="Times New Roman"/>
+                <w:sz w:val="24"/>
+                <w:szCs w:val="24"/>
+                <w:highlight w:val="white"/>
+                <w:rtl w:val="0"/>
+              </w:rPr>
+              <w:t xml:space="preserve">W                         WHO system </w:t>
+            </w:r>
+          </w:p>
+        </w:tc>
+        <w:tc>
+          <w:tcPr>
+            <w:tcBorders>
+              <w:left w:color="000000" w:space="0" w:sz="0" w:val="nil"/>
+            </w:tcBorders>
+            <w:shd w:fill="auto" w:val="clear"/>
+            <w:tcMar>
+              <w:top w:w="100.0" w:type="dxa"/>
+              <w:left w:w="100.0" w:type="dxa"/>
+              <w:bottom w:w="100.0" w:type="dxa"/>
+              <w:right w:w="100.0" w:type="dxa"/>
+            </w:tcMar>
+            <w:vAlign w:val="top"/>
+          </w:tcPr>
+          <w:p>
+            <w:pPr>
+              <w:spacing w:line="276.0005454545455" w:lineRule="auto"/>
+              <w:ind w:left="-540" w:firstLine="0"/>
+              <w:jc w:val="both"/>
+              <w:rPr>
+                <w:rFonts w:ascii="Times New Roman" w:cs="Times New Roman" w:eastAsia="Times New Roman" w:hAnsi="Times New Roman"/>
+                <w:sz w:val="24"/>
+                <w:szCs w:val="24"/>
+                <w:highlight w:val="white"/>
+              </w:rPr>
+            </w:pPr>
+            <w:r>
+              <w:rPr>
+                <w:rFonts w:ascii="Times New Roman" w:cs="Times New Roman" w:eastAsia="Times New Roman" w:hAnsi="Times New Roman"/>
+                <w:sz w:val="24"/>
+                <w:szCs w:val="24"/>
+                <w:highlight w:val="white"/>
+                <w:rtl w:val="0"/>
+              </w:rPr>
+              <w:t xml:space="preserve">5th  5th edition</w:t>
+            </w:r>
+          </w:p>
+        </w:tc>
+        <w:tc>
+          <w:tcPr>
+            <w:tcBorders>
+              <w:right w:color="000000" w:space="0" w:sz="0" w:val="nil"/>
+            </w:tcBorders>
+            <w:shd w:fill="auto" w:val="clear"/>
+            <w:tcMar>
+              <w:top w:w="100.0" w:type="dxa"/>
+              <w:left w:w="100.0" w:type="dxa"/>
+              <w:bottom w:w="100.0" w:type="dxa"/>
+              <w:right w:w="100.0" w:type="dxa"/>
+            </w:tcMar>
+            <w:vAlign w:val="top"/>
+          </w:tcPr>
+          <w:p>
+            <w:pPr>
+              <w:spacing w:line="276.0005454545455" w:lineRule="auto"/>
+              <w:ind w:left="-540" w:firstLine="0"/>
+              <w:jc w:val="both"/>
+              <w:rPr>
+                <w:rFonts w:ascii="Times New Roman" w:cs="Times New Roman" w:eastAsia="Times New Roman" w:hAnsi="Times New Roman"/>
+                <w:sz w:val="24"/>
+                <w:szCs w:val="24"/>
+                <w:highlight w:val="white"/>
+              </w:rPr>
+            </w:pPr>
+            <w:r>
+              <w:rPr>
+                <w:rFonts w:ascii="Times New Roman" w:cs="Times New Roman" w:eastAsia="Times New Roman" w:hAnsi="Times New Roman"/>
+                <w:sz w:val="24"/>
+                <w:szCs w:val="24"/>
+                <w:highlight w:val="white"/>
+                <w:rtl w:val="0"/>
+              </w:rPr>
+              <w:t xml:space="preserve">W                         WHO system </w:t>
+            </w:r>
+          </w:p>
+        </w:tc>
+        <w:tc>
+          <w:tcPr>
+            <w:shd w:fill="auto" w:val="clear"/>
+            <w:tcMar>
+              <w:top w:w="100.0" w:type="dxa"/>
+              <w:left w:w="100.0" w:type="dxa"/>
+              <w:bottom w:w="100.0" w:type="dxa"/>
+              <w:right w:w="100.0" w:type="dxa"/>
+            </w:tcMar>
+            <w:vAlign w:val="top"/>
+          </w:tcPr>
+          <w:p>
+            <w:pPr>
+              <w:keepNext w:val="0"/>
+              <w:keepLines w:val="0"/>
+              <w:pageBreakBefore w:val="0"/>
+              <w:widowControl w:val="0"/>
+              <w:pBdr>
+                <w:top w:space="0" w:sz="0" w:val="nil"/>
+                <w:left w:space="0" w:sz="0" w:val="nil"/>
+                <w:bottom w:space="0" w:sz="0" w:val="nil"/>
+                <w:right w:space="0" w:sz="0" w:val="nil"/>
+                <w:between w:space="0" w:sz="0" w:val="nil"/>
+              </w:pBdr>
+              <w:shd w:fill="auto" w:val="clear"/>
+              <w:spacing w:after="0" w:before="0" w:line="240" w:lineRule="auto"/>
+              <w:ind w:left="0" w:right="0" w:firstLine="0"/>
+              <w:jc w:val="left"/>
+              <w:rPr>
+                <w:rFonts w:ascii="Times New Roman" w:cs="Times New Roman" w:eastAsia="Times New Roman" w:hAnsi="Times New Roman"/>
+                <w:sz w:val="24"/>
+                <w:szCs w:val="24"/>
+                <w:highlight w:val="white"/>
+              </w:rPr>
+            </w:pPr>
+            <w:r>
+              <w:rPr>
+                <w:rFonts w:ascii="Times New Roman" w:cs="Times New Roman" w:eastAsia="Times New Roman" w:hAnsi="Times New Roman"/>
+                <w:sz w:val="24"/>
+                <w:szCs w:val="24"/>
+                <w:highlight w:val="white"/>
+                <w:rtl w:val="0"/>
+              </w:rPr>
+              <w:t xml:space="preserve">All edition</w:t>
+            </w:r>
+          </w:p>
+        </w:tc>
+      </w:tr>
+      <w:tr>
+        <w:trPr>
+          <w:cantSplit w:val="0"/>
+          <w:tblHeader w:val="0"/>
+        </w:trPr>
+        <w:tc>
+          <w:tcPr>
+            <w:shd w:fill="auto" w:val="clear"/>
+            <w:tcMar>
+              <w:top w:w="100.0" w:type="dxa"/>
+              <w:left w:w="100.0" w:type="dxa"/>
+              <w:bottom w:w="100.0" w:type="dxa"/>
+              <w:right w:w="100.0" w:type="dxa"/>
+            </w:tcMar>
+            <w:vAlign w:val="top"/>
+          </w:tcPr>
+          <w:p>
+            <w:pPr>
+              <w:keepNext w:val="0"/>
+              <w:keepLines w:val="0"/>
+              <w:pageBreakBefore w:val="0"/>
+              <w:widowControl w:val="0"/>
+              <w:pBdr>
+                <w:top w:space="0" w:sz="0" w:val="nil"/>
+                <w:left w:space="0" w:sz="0" w:val="nil"/>
+                <w:bottom w:space="0" w:sz="0" w:val="nil"/>
+                <w:right w:space="0" w:sz="0" w:val="nil"/>
+                <w:between w:space="0" w:sz="0" w:val="nil"/>
+              </w:pBdr>
+              <w:shd w:fill="auto" w:val="clear"/>
+              <w:spacing w:after="0" w:before="0" w:line="240" w:lineRule="auto"/>
+              <w:ind w:left="0" w:right="0" w:firstLine="0"/>
+              <w:jc w:val="left"/>
+              <w:rPr>
+                <w:rFonts w:ascii="Times New Roman" w:cs="Times New Roman" w:eastAsia="Times New Roman" w:hAnsi="Times New Roman"/>
+                <w:sz w:val="24"/>
+                <w:szCs w:val="24"/>
+                <w:highlight w:val="white"/>
+              </w:rPr>
+            </w:pPr>
+            <w:r>
+              <w:rPr>
+                <w:rtl w:val="0"/>
+              </w:rPr>
+            </w:r>
+          </w:p>
+        </w:tc>
         <w:tc>
           <w:tcPr>
             <w:tcBorders>
@@ -30605,20 +30539,18 @@
             <w:pPr>
               <w:rPr>
                 <w:rFonts w:ascii="Times New Roman" w:cs="Times New Roman" w:eastAsia="Times New Roman" w:hAnsi="Times New Roman"/>
-                <w:b w:val="1"/>
-                <w:sz w:val="20"/>
-                <w:szCs w:val="20"/>
-              </w:rPr>
-            </w:pPr>
-            <w:r>
-              <w:rPr>
-                <w:rFonts w:ascii="Times New Roman" w:cs="Times New Roman" w:eastAsia="Times New Roman" w:hAnsi="Times New Roman"/>
-                <w:b w:val="1"/>
-                <w:sz w:val="20"/>
-                <w:szCs w:val="20"/>
-                <w:rtl w:val="0"/>
-              </w:rPr>
-              <w:t xml:space="preserve"> </w:t>
+                <w:sz w:val="24"/>
+                <w:szCs w:val="24"/>
+              </w:rPr>
+            </w:pPr>
+            <w:r>
+              <w:rPr>
+                <w:rFonts w:ascii="Times New Roman" w:cs="Times New Roman" w:eastAsia="Times New Roman" w:hAnsi="Times New Roman"/>
+                <w:sz w:val="24"/>
+                <w:szCs w:val="24"/>
+                <w:rtl w:val="0"/>
+              </w:rPr>
+              <w:t xml:space="preserve">Correctly Standardized</w:t>
             </w:r>
           </w:p>
         </w:tc>
@@ -30639,20 +30571,18 @@
             <w:pPr>
               <w:rPr>
                 <w:rFonts w:ascii="Times New Roman" w:cs="Times New Roman" w:eastAsia="Times New Roman" w:hAnsi="Times New Roman"/>
-                <w:b w:val="1"/>
-                <w:sz w:val="20"/>
-                <w:szCs w:val="20"/>
-              </w:rPr>
-            </w:pPr>
-            <w:r>
-              <w:rPr>
-                <w:rFonts w:ascii="Times New Roman" w:cs="Times New Roman" w:eastAsia="Times New Roman" w:hAnsi="Times New Roman"/>
-                <w:b w:val="1"/>
-                <w:sz w:val="20"/>
-                <w:szCs w:val="20"/>
-                <w:rtl w:val="0"/>
-              </w:rPr>
-              <w:t xml:space="preserve">Minimum</w:t>
+                <w:sz w:val="24"/>
+                <w:szCs w:val="24"/>
+              </w:rPr>
+            </w:pPr>
+            <w:r>
+              <w:rPr>
+                <w:rFonts w:ascii="Times New Roman" w:cs="Times New Roman" w:eastAsia="Times New Roman" w:hAnsi="Times New Roman"/>
+                <w:sz w:val="24"/>
+                <w:szCs w:val="24"/>
+                <w:rtl w:val="0"/>
+              </w:rPr>
+              <w:t xml:space="preserve">Incorrectly Standardized</w:t>
             </w:r>
           </w:p>
         </w:tc>
@@ -30673,41 +30603,18 @@
             <w:pPr>
               <w:rPr>
                 <w:rFonts w:ascii="Times New Roman" w:cs="Times New Roman" w:eastAsia="Times New Roman" w:hAnsi="Times New Roman"/>
-                <w:b w:val="1"/>
-                <w:sz w:val="20"/>
-                <w:szCs w:val="20"/>
-              </w:rPr>
-            </w:pPr>
-            <w:r>
-              <w:rPr>
-                <w:rFonts w:ascii="Times New Roman" w:cs="Times New Roman" w:eastAsia="Times New Roman" w:hAnsi="Times New Roman"/>
-                <w:b w:val="1"/>
-                <w:sz w:val="20"/>
-                <w:szCs w:val="20"/>
-                <w:rtl w:val="0"/>
-              </w:rPr>
-              <w:t xml:space="preserve">1</w:t>
-            </w:r>
-            <w:r>
-              <w:rPr>
-                <w:rFonts w:ascii="Times New Roman" w:cs="Times New Roman" w:eastAsia="Times New Roman" w:hAnsi="Times New Roman"/>
-                <w:b w:val="1"/>
-                <w:sz w:val="20"/>
-                <w:szCs w:val="20"/>
-                <w:vertAlign w:val="superscript"/>
-                <w:rtl w:val="0"/>
-              </w:rPr>
-              <w:t xml:space="preserve">st</w:t>
-            </w:r>
-            <w:r>
-              <w:rPr>
-                <w:rFonts w:ascii="Times New Roman" w:cs="Times New Roman" w:eastAsia="Times New Roman" w:hAnsi="Times New Roman"/>
-                <w:b w:val="1"/>
-                <w:sz w:val="20"/>
-                <w:szCs w:val="20"/>
-                <w:rtl w:val="0"/>
-              </w:rPr>
-              <w:t xml:space="preserve"> Quartile</w:t>
+                <w:sz w:val="24"/>
+                <w:szCs w:val="24"/>
+              </w:rPr>
+            </w:pPr>
+            <w:r>
+              <w:rPr>
+                <w:rFonts w:ascii="Times New Roman" w:cs="Times New Roman" w:eastAsia="Times New Roman" w:hAnsi="Times New Roman"/>
+                <w:sz w:val="24"/>
+                <w:szCs w:val="24"/>
+                <w:rtl w:val="0"/>
+              </w:rPr>
+              <w:t xml:space="preserve">Correctly Standardized</w:t>
             </w:r>
           </w:p>
         </w:tc>
@@ -30728,23 +30635,258 @@
             <w:pPr>
               <w:rPr>
                 <w:rFonts w:ascii="Times New Roman" w:cs="Times New Roman" w:eastAsia="Times New Roman" w:hAnsi="Times New Roman"/>
+                <w:sz w:val="24"/>
+                <w:szCs w:val="24"/>
+              </w:rPr>
+            </w:pPr>
+            <w:r>
+              <w:rPr>
+                <w:rFonts w:ascii="Times New Roman" w:cs="Times New Roman" w:eastAsia="Times New Roman" w:hAnsi="Times New Roman"/>
+                <w:sz w:val="24"/>
+                <w:szCs w:val="24"/>
+                <w:rtl w:val="0"/>
+              </w:rPr>
+              <w:t xml:space="preserve">Incorrectly Standardized</w:t>
+            </w:r>
+          </w:p>
+        </w:tc>
+      </w:tr>
+      <w:tr>
+        <w:trPr>
+          <w:cantSplit w:val="0"/>
+          <w:tblHeader w:val="0"/>
+        </w:trPr>
+        <w:tc>
+          <w:tcPr>
+            <w:shd w:fill="auto" w:val="clear"/>
+            <w:tcMar>
+              <w:top w:w="100.0" w:type="dxa"/>
+              <w:left w:w="100.0" w:type="dxa"/>
+              <w:bottom w:w="100.0" w:type="dxa"/>
+              <w:right w:w="100.0" w:type="dxa"/>
+            </w:tcMar>
+            <w:vAlign w:val="top"/>
+          </w:tcPr>
+          <w:p>
+            <w:pPr>
+              <w:rPr>
+                <w:rFonts w:ascii="Times New Roman" w:cs="Times New Roman" w:eastAsia="Times New Roman" w:hAnsi="Times New Roman"/>
+                <w:sz w:val="24"/>
+                <w:szCs w:val="24"/>
+                <w:highlight w:val="white"/>
+              </w:rPr>
+            </w:pPr>
+            <w:r>
+              <w:rPr>
+                <w:rFonts w:ascii="Times New Roman" w:cs="Times New Roman" w:eastAsia="Times New Roman" w:hAnsi="Times New Roman"/>
                 <w:b w:val="1"/>
                 <w:sz w:val="20"/>
                 <w:szCs w:val="20"/>
-              </w:rPr>
-            </w:pPr>
-            <w:r>
-              <w:rPr>
-                <w:rFonts w:ascii="Times New Roman" w:cs="Times New Roman" w:eastAsia="Times New Roman" w:hAnsi="Times New Roman"/>
-                <w:b w:val="1"/>
-                <w:sz w:val="20"/>
-                <w:szCs w:val="20"/>
-                <w:rtl w:val="0"/>
-              </w:rPr>
-              <w:t xml:space="preserve">Median</w:t>
-            </w:r>
-          </w:p>
-        </w:tc>
+                <w:rtl w:val="0"/>
+              </w:rPr>
+              <w:t xml:space="preserve">Minimum</w:t>
+            </w:r>
+            <w:r>
+              <w:rPr>
+                <w:rtl w:val="0"/>
+              </w:rPr>
+            </w:r>
+          </w:p>
+        </w:tc>
+        <w:tc>
+          <w:tcPr>
+            <w:shd w:fill="auto" w:val="clear"/>
+            <w:tcMar>
+              <w:top w:w="100.0" w:type="dxa"/>
+              <w:left w:w="100.0" w:type="dxa"/>
+              <w:bottom w:w="100.0" w:type="dxa"/>
+              <w:right w:w="100.0" w:type="dxa"/>
+            </w:tcMar>
+            <w:vAlign w:val="top"/>
+          </w:tcPr>
+          <w:p>
+            <w:pPr>
+              <w:keepNext w:val="0"/>
+              <w:keepLines w:val="0"/>
+              <w:pageBreakBefore w:val="0"/>
+              <w:widowControl w:val="0"/>
+              <w:pBdr>
+                <w:top w:space="0" w:sz="0" w:val="nil"/>
+                <w:left w:space="0" w:sz="0" w:val="nil"/>
+                <w:bottom w:space="0" w:sz="0" w:val="nil"/>
+                <w:right w:space="0" w:sz="0" w:val="nil"/>
+                <w:between w:space="0" w:sz="0" w:val="nil"/>
+              </w:pBdr>
+              <w:shd w:fill="auto" w:val="clear"/>
+              <w:spacing w:after="0" w:before="0" w:line="240" w:lineRule="auto"/>
+              <w:ind w:left="0" w:right="0" w:firstLine="0"/>
+              <w:jc w:val="left"/>
+              <w:rPr>
+                <w:rFonts w:ascii="Times New Roman" w:cs="Times New Roman" w:eastAsia="Times New Roman" w:hAnsi="Times New Roman"/>
+                <w:sz w:val="24"/>
+                <w:szCs w:val="24"/>
+                <w:highlight w:val="white"/>
+              </w:rPr>
+            </w:pPr>
+            <w:r>
+              <w:rPr>
+                <w:rFonts w:ascii="Times New Roman" w:cs="Times New Roman" w:eastAsia="Times New Roman" w:hAnsi="Times New Roman"/>
+                <w:sz w:val="24"/>
+                <w:szCs w:val="24"/>
+                <w:highlight w:val="white"/>
+                <w:rtl w:val="0"/>
+              </w:rPr>
+              <w:t xml:space="preserve">0.0000</w:t>
+            </w:r>
+          </w:p>
+        </w:tc>
+        <w:tc>
+          <w:tcPr>
+            <w:shd w:fill="auto" w:val="clear"/>
+            <w:tcMar>
+              <w:top w:w="100.0" w:type="dxa"/>
+              <w:left w:w="100.0" w:type="dxa"/>
+              <w:bottom w:w="100.0" w:type="dxa"/>
+              <w:right w:w="100.0" w:type="dxa"/>
+            </w:tcMar>
+            <w:vAlign w:val="top"/>
+          </w:tcPr>
+          <w:p>
+            <w:pPr>
+              <w:keepNext w:val="0"/>
+              <w:keepLines w:val="0"/>
+              <w:pageBreakBefore w:val="0"/>
+              <w:widowControl w:val="0"/>
+              <w:pBdr>
+                <w:top w:space="0" w:sz="0" w:val="nil"/>
+                <w:left w:space="0" w:sz="0" w:val="nil"/>
+                <w:bottom w:space="0" w:sz="0" w:val="nil"/>
+                <w:right w:space="0" w:sz="0" w:val="nil"/>
+                <w:between w:space="0" w:sz="0" w:val="nil"/>
+              </w:pBdr>
+              <w:shd w:fill="auto" w:val="clear"/>
+              <w:spacing w:after="0" w:before="0" w:line="240" w:lineRule="auto"/>
+              <w:ind w:left="0" w:right="0" w:firstLine="0"/>
+              <w:jc w:val="left"/>
+              <w:rPr>
+                <w:rFonts w:ascii="Times New Roman" w:cs="Times New Roman" w:eastAsia="Times New Roman" w:hAnsi="Times New Roman"/>
+                <w:sz w:val="24"/>
+                <w:szCs w:val="24"/>
+                <w:highlight w:val="white"/>
+              </w:rPr>
+            </w:pPr>
+            <w:r>
+              <w:rPr>
+                <w:rFonts w:ascii="Times New Roman" w:cs="Times New Roman" w:eastAsia="Times New Roman" w:hAnsi="Times New Roman"/>
+                <w:sz w:val="24"/>
+                <w:szCs w:val="24"/>
+                <w:highlight w:val="white"/>
+                <w:rtl w:val="0"/>
+              </w:rPr>
+              <w:t xml:space="preserve">0.4870</w:t>
+            </w:r>
+          </w:p>
+        </w:tc>
+        <w:tc>
+          <w:tcPr>
+            <w:shd w:fill="auto" w:val="clear"/>
+            <w:tcMar>
+              <w:top w:w="100.0" w:type="dxa"/>
+              <w:left w:w="100.0" w:type="dxa"/>
+              <w:bottom w:w="100.0" w:type="dxa"/>
+              <w:right w:w="100.0" w:type="dxa"/>
+            </w:tcMar>
+            <w:vAlign w:val="top"/>
+          </w:tcPr>
+          <w:p>
+            <w:pPr>
+              <w:keepNext w:val="0"/>
+              <w:keepLines w:val="0"/>
+              <w:pageBreakBefore w:val="0"/>
+              <w:widowControl w:val="0"/>
+              <w:pBdr>
+                <w:top w:space="0" w:sz="0" w:val="nil"/>
+                <w:left w:space="0" w:sz="0" w:val="nil"/>
+                <w:bottom w:space="0" w:sz="0" w:val="nil"/>
+                <w:right w:space="0" w:sz="0" w:val="nil"/>
+                <w:between w:space="0" w:sz="0" w:val="nil"/>
+              </w:pBdr>
+              <w:shd w:fill="auto" w:val="clear"/>
+              <w:spacing w:after="0" w:before="0" w:line="240" w:lineRule="auto"/>
+              <w:ind w:left="0" w:right="0" w:firstLine="0"/>
+              <w:jc w:val="left"/>
+              <w:rPr>
+                <w:rFonts w:ascii="Times New Roman" w:cs="Times New Roman" w:eastAsia="Times New Roman" w:hAnsi="Times New Roman"/>
+                <w:sz w:val="24"/>
+                <w:szCs w:val="24"/>
+                <w:highlight w:val="white"/>
+              </w:rPr>
+            </w:pPr>
+            <w:r>
+              <w:rPr>
+                <w:rFonts w:ascii="Times New Roman" w:cs="Times New Roman" w:eastAsia="Times New Roman" w:hAnsi="Times New Roman"/>
+                <w:sz w:val="24"/>
+                <w:szCs w:val="24"/>
+                <w:highlight w:val="white"/>
+                <w:rtl w:val="0"/>
+              </w:rPr>
+              <w:t xml:space="preserve">0.0000</w:t>
+            </w:r>
+          </w:p>
+        </w:tc>
+        <w:tc>
+          <w:tcPr>
+            <w:shd w:fill="auto" w:val="clear"/>
+            <w:tcMar>
+              <w:top w:w="100.0" w:type="dxa"/>
+              <w:left w:w="100.0" w:type="dxa"/>
+              <w:bottom w:w="100.0" w:type="dxa"/>
+              <w:right w:w="100.0" w:type="dxa"/>
+            </w:tcMar>
+            <w:vAlign w:val="top"/>
+          </w:tcPr>
+          <w:p>
+            <w:pPr>
+              <w:keepNext w:val="0"/>
+              <w:keepLines w:val="0"/>
+              <w:pageBreakBefore w:val="0"/>
+              <w:widowControl w:val="0"/>
+              <w:pBdr>
+                <w:top w:space="0" w:sz="0" w:val="nil"/>
+                <w:left w:space="0" w:sz="0" w:val="nil"/>
+                <w:bottom w:space="0" w:sz="0" w:val="nil"/>
+                <w:right w:space="0" w:sz="0" w:val="nil"/>
+                <w:between w:space="0" w:sz="0" w:val="nil"/>
+              </w:pBdr>
+              <w:shd w:fill="auto" w:val="clear"/>
+              <w:spacing w:after="0" w:before="0" w:line="240" w:lineRule="auto"/>
+              <w:ind w:left="0" w:right="0" w:firstLine="0"/>
+              <w:jc w:val="left"/>
+              <w:rPr>
+                <w:rFonts w:ascii="Times New Roman" w:cs="Times New Roman" w:eastAsia="Times New Roman" w:hAnsi="Times New Roman"/>
+                <w:sz w:val="24"/>
+                <w:szCs w:val="24"/>
+                <w:highlight w:val="white"/>
+              </w:rPr>
+            </w:pPr>
+            <w:r>
+              <w:rPr>
+                <w:rFonts w:ascii="Times New Roman" w:cs="Times New Roman" w:eastAsia="Times New Roman" w:hAnsi="Times New Roman"/>
+                <w:sz w:val="24"/>
+                <w:szCs w:val="24"/>
+                <w:highlight w:val="white"/>
+                <w:rtl w:val="0"/>
+              </w:rPr>
+              <w:t xml:space="preserve">0.3942</w:t>
+            </w:r>
+          </w:p>
+        </w:tc>
+      </w:tr>
+      <w:tr>
+        <w:trPr>
+          <w:cantSplit w:val="0"/>
+          <w:tblHeader w:val="0"/>
+        </w:trPr>
         <w:tc>
           <w:tcPr>
             <w:tcBorders>
@@ -30775,10 +30917,225 @@
                 <w:szCs w:val="20"/>
                 <w:rtl w:val="0"/>
               </w:rPr>
-              <w:t xml:space="preserve">Mean</w:t>
-            </w:r>
-          </w:p>
-        </w:tc>
+              <w:t xml:space="preserve">1</w:t>
+            </w:r>
+            <w:r>
+              <w:rPr>
+                <w:rFonts w:ascii="Times New Roman" w:cs="Times New Roman" w:eastAsia="Times New Roman" w:hAnsi="Times New Roman"/>
+                <w:b w:val="1"/>
+                <w:sz w:val="20"/>
+                <w:szCs w:val="20"/>
+                <w:vertAlign w:val="superscript"/>
+                <w:rtl w:val="0"/>
+              </w:rPr>
+              <w:t xml:space="preserve">st</w:t>
+            </w:r>
+            <w:r>
+              <w:rPr>
+                <w:rFonts w:ascii="Times New Roman" w:cs="Times New Roman" w:eastAsia="Times New Roman" w:hAnsi="Times New Roman"/>
+                <w:b w:val="1"/>
+                <w:sz w:val="20"/>
+                <w:szCs w:val="20"/>
+                <w:rtl w:val="0"/>
+              </w:rPr>
+              <w:t xml:space="preserve"> Quartile</w:t>
+            </w:r>
+          </w:p>
+        </w:tc>
+        <w:tc>
+          <w:tcPr>
+            <w:shd w:fill="auto" w:val="clear"/>
+            <w:tcMar>
+              <w:top w:w="100.0" w:type="dxa"/>
+              <w:left w:w="100.0" w:type="dxa"/>
+              <w:bottom w:w="100.0" w:type="dxa"/>
+              <w:right w:w="100.0" w:type="dxa"/>
+            </w:tcMar>
+            <w:vAlign w:val="top"/>
+          </w:tcPr>
+          <w:p>
+            <w:pPr>
+              <w:keepNext w:val="0"/>
+              <w:keepLines w:val="0"/>
+              <w:pageBreakBefore w:val="0"/>
+              <w:widowControl w:val="0"/>
+              <w:pBdr>
+                <w:top w:space="0" w:sz="0" w:val="nil"/>
+                <w:left w:space="0" w:sz="0" w:val="nil"/>
+                <w:bottom w:space="0" w:sz="0" w:val="nil"/>
+                <w:right w:space="0" w:sz="0" w:val="nil"/>
+                <w:between w:space="0" w:sz="0" w:val="nil"/>
+              </w:pBdr>
+              <w:shd w:fill="auto" w:val="clear"/>
+              <w:spacing w:after="0" w:before="0" w:line="240" w:lineRule="auto"/>
+              <w:ind w:left="0" w:right="0" w:firstLine="0"/>
+              <w:jc w:val="left"/>
+              <w:rPr>
+                <w:rFonts w:ascii="Times New Roman" w:cs="Times New Roman" w:eastAsia="Times New Roman" w:hAnsi="Times New Roman"/>
+                <w:sz w:val="24"/>
+                <w:szCs w:val="24"/>
+                <w:highlight w:val="white"/>
+              </w:rPr>
+            </w:pPr>
+            <w:r>
+              <w:rPr>
+                <w:rFonts w:ascii="Times New Roman" w:cs="Times New Roman" w:eastAsia="Times New Roman" w:hAnsi="Times New Roman"/>
+                <w:sz w:val="24"/>
+                <w:szCs w:val="24"/>
+                <w:highlight w:val="white"/>
+                <w:rtl w:val="0"/>
+              </w:rPr>
+              <w:t xml:space="preserve">0.5856</w:t>
+            </w:r>
+          </w:p>
+        </w:tc>
+        <w:tc>
+          <w:tcPr>
+            <w:shd w:fill="auto" w:val="clear"/>
+            <w:tcMar>
+              <w:top w:w="100.0" w:type="dxa"/>
+              <w:left w:w="100.0" w:type="dxa"/>
+              <w:bottom w:w="100.0" w:type="dxa"/>
+              <w:right w:w="100.0" w:type="dxa"/>
+            </w:tcMar>
+            <w:vAlign w:val="top"/>
+          </w:tcPr>
+          <w:p>
+            <w:pPr>
+              <w:keepNext w:val="0"/>
+              <w:keepLines w:val="0"/>
+              <w:pageBreakBefore w:val="0"/>
+              <w:widowControl w:val="0"/>
+              <w:pBdr>
+                <w:top w:space="0" w:sz="0" w:val="nil"/>
+                <w:left w:space="0" w:sz="0" w:val="nil"/>
+                <w:bottom w:space="0" w:sz="0" w:val="nil"/>
+                <w:right w:space="0" w:sz="0" w:val="nil"/>
+                <w:between w:space="0" w:sz="0" w:val="nil"/>
+              </w:pBdr>
+              <w:shd w:fill="auto" w:val="clear"/>
+              <w:spacing w:after="0" w:before="0" w:line="240" w:lineRule="auto"/>
+              <w:ind w:left="0" w:right="0" w:firstLine="0"/>
+              <w:jc w:val="left"/>
+              <w:rPr>
+                <w:rFonts w:ascii="Times New Roman" w:cs="Times New Roman" w:eastAsia="Times New Roman" w:hAnsi="Times New Roman"/>
+                <w:sz w:val="24"/>
+                <w:szCs w:val="24"/>
+                <w:highlight w:val="white"/>
+              </w:rPr>
+            </w:pPr>
+            <w:r>
+              <w:rPr>
+                <w:rFonts w:ascii="Times New Roman" w:cs="Times New Roman" w:eastAsia="Times New Roman" w:hAnsi="Times New Roman"/>
+                <w:sz w:val="24"/>
+                <w:szCs w:val="24"/>
+                <w:highlight w:val="white"/>
+                <w:rtl w:val="0"/>
+              </w:rPr>
+              <w:t xml:space="preserve">0.7707</w:t>
+            </w:r>
+          </w:p>
+        </w:tc>
+        <w:tc>
+          <w:tcPr>
+            <w:shd w:fill="auto" w:val="clear"/>
+            <w:tcMar>
+              <w:top w:w="100.0" w:type="dxa"/>
+              <w:left w:w="100.0" w:type="dxa"/>
+              <w:bottom w:w="100.0" w:type="dxa"/>
+              <w:right w:w="100.0" w:type="dxa"/>
+            </w:tcMar>
+            <w:vAlign w:val="top"/>
+          </w:tcPr>
+          <w:p>
+            <w:pPr>
+              <w:keepNext w:val="0"/>
+              <w:keepLines w:val="0"/>
+              <w:pageBreakBefore w:val="0"/>
+              <w:widowControl w:val="0"/>
+              <w:pBdr>
+                <w:top w:space="0" w:sz="0" w:val="nil"/>
+                <w:left w:space="0" w:sz="0" w:val="nil"/>
+                <w:bottom w:space="0" w:sz="0" w:val="nil"/>
+                <w:right w:space="0" w:sz="0" w:val="nil"/>
+                <w:between w:space="0" w:sz="0" w:val="nil"/>
+              </w:pBdr>
+              <w:shd w:fill="auto" w:val="clear"/>
+              <w:spacing w:after="0" w:before="0" w:line="240" w:lineRule="auto"/>
+              <w:ind w:left="0" w:right="0" w:firstLine="0"/>
+              <w:jc w:val="left"/>
+              <w:rPr>
+                <w:rFonts w:ascii="Times New Roman" w:cs="Times New Roman" w:eastAsia="Times New Roman" w:hAnsi="Times New Roman"/>
+                <w:sz w:val="24"/>
+                <w:szCs w:val="24"/>
+                <w:highlight w:val="white"/>
+              </w:rPr>
+            </w:pPr>
+            <w:r>
+              <w:rPr>
+                <w:rFonts w:ascii="Times New Roman" w:cs="Times New Roman" w:eastAsia="Times New Roman" w:hAnsi="Times New Roman"/>
+                <w:sz w:val="24"/>
+                <w:szCs w:val="24"/>
+                <w:highlight w:val="white"/>
+                <w:rtl w:val="0"/>
+              </w:rPr>
+              <w:t xml:space="preserve">0.5640</w:t>
+            </w:r>
+          </w:p>
+        </w:tc>
+        <w:tc>
+          <w:tcPr>
+            <w:shd w:fill="auto" w:val="clear"/>
+            <w:tcMar>
+              <w:top w:w="100.0" w:type="dxa"/>
+              <w:left w:w="100.0" w:type="dxa"/>
+              <w:bottom w:w="100.0" w:type="dxa"/>
+              <w:right w:w="100.0" w:type="dxa"/>
+            </w:tcMar>
+            <w:vAlign w:val="top"/>
+          </w:tcPr>
+          <w:p>
+            <w:pPr>
+              <w:keepNext w:val="0"/>
+              <w:keepLines w:val="0"/>
+              <w:pageBreakBefore w:val="0"/>
+              <w:widowControl w:val="0"/>
+              <w:pBdr>
+                <w:top w:space="0" w:sz="0" w:val="nil"/>
+                <w:left w:space="0" w:sz="0" w:val="nil"/>
+                <w:bottom w:space="0" w:sz="0" w:val="nil"/>
+                <w:right w:space="0" w:sz="0" w:val="nil"/>
+                <w:between w:space="0" w:sz="0" w:val="nil"/>
+              </w:pBdr>
+              <w:shd w:fill="auto" w:val="clear"/>
+              <w:spacing w:after="0" w:before="0" w:line="240" w:lineRule="auto"/>
+              <w:ind w:left="0" w:right="0" w:firstLine="0"/>
+              <w:jc w:val="left"/>
+              <w:rPr>
+                <w:rFonts w:ascii="Times New Roman" w:cs="Times New Roman" w:eastAsia="Times New Roman" w:hAnsi="Times New Roman"/>
+                <w:sz w:val="24"/>
+                <w:szCs w:val="24"/>
+                <w:highlight w:val="white"/>
+              </w:rPr>
+            </w:pPr>
+            <w:r>
+              <w:rPr>
+                <w:rFonts w:ascii="Times New Roman" w:cs="Times New Roman" w:eastAsia="Times New Roman" w:hAnsi="Times New Roman"/>
+                <w:sz w:val="24"/>
+                <w:szCs w:val="24"/>
+                <w:highlight w:val="white"/>
+                <w:rtl w:val="0"/>
+              </w:rPr>
+              <w:t xml:space="preserve">0.7401</w:t>
+            </w:r>
+          </w:p>
+        </w:tc>
+      </w:tr>
+      <w:tr>
+        <w:trPr>
+          <w:cantSplit w:val="0"/>
+          <w:tblHeader w:val="0"/>
+        </w:trPr>
         <w:tc>
           <w:tcPr>
             <w:tcBorders>
@@ -30809,31 +31166,435 @@
                 <w:szCs w:val="20"/>
                 <w:rtl w:val="0"/>
               </w:rPr>
-              <w:t xml:space="preserve">3</w:t>
-            </w:r>
+              <w:t xml:space="preserve">Median</w:t>
+            </w:r>
+          </w:p>
+        </w:tc>
+        <w:tc>
+          <w:tcPr>
+            <w:shd w:fill="auto" w:val="clear"/>
+            <w:tcMar>
+              <w:top w:w="100.0" w:type="dxa"/>
+              <w:left w:w="100.0" w:type="dxa"/>
+              <w:bottom w:w="100.0" w:type="dxa"/>
+              <w:right w:w="100.0" w:type="dxa"/>
+            </w:tcMar>
+            <w:vAlign w:val="top"/>
+          </w:tcPr>
+          <w:p>
+            <w:pPr>
+              <w:keepNext w:val="0"/>
+              <w:keepLines w:val="0"/>
+              <w:pageBreakBefore w:val="0"/>
+              <w:widowControl w:val="0"/>
+              <w:pBdr>
+                <w:top w:space="0" w:sz="0" w:val="nil"/>
+                <w:left w:space="0" w:sz="0" w:val="nil"/>
+                <w:bottom w:space="0" w:sz="0" w:val="nil"/>
+                <w:right w:space="0" w:sz="0" w:val="nil"/>
+                <w:between w:space="0" w:sz="0" w:val="nil"/>
+              </w:pBdr>
+              <w:shd w:fill="auto" w:val="clear"/>
+              <w:spacing w:after="0" w:before="0" w:line="240" w:lineRule="auto"/>
+              <w:ind w:left="0" w:right="0" w:firstLine="0"/>
+              <w:jc w:val="left"/>
+              <w:rPr>
+                <w:rFonts w:ascii="Times New Roman" w:cs="Times New Roman" w:eastAsia="Times New Roman" w:hAnsi="Times New Roman"/>
+                <w:sz w:val="24"/>
+                <w:szCs w:val="24"/>
+                <w:highlight w:val="white"/>
+              </w:rPr>
+            </w:pPr>
+            <w:r>
+              <w:rPr>
+                <w:rFonts w:ascii="Times New Roman" w:cs="Times New Roman" w:eastAsia="Times New Roman" w:hAnsi="Times New Roman"/>
+                <w:sz w:val="24"/>
+                <w:szCs w:val="24"/>
+                <w:highlight w:val="white"/>
+                <w:rtl w:val="0"/>
+              </w:rPr>
+              <w:t xml:space="preserve">0.6958</w:t>
+            </w:r>
+          </w:p>
+        </w:tc>
+        <w:tc>
+          <w:tcPr>
+            <w:shd w:fill="auto" w:val="clear"/>
+            <w:tcMar>
+              <w:top w:w="100.0" w:type="dxa"/>
+              <w:left w:w="100.0" w:type="dxa"/>
+              <w:bottom w:w="100.0" w:type="dxa"/>
+              <w:right w:w="100.0" w:type="dxa"/>
+            </w:tcMar>
+            <w:vAlign w:val="top"/>
+          </w:tcPr>
+          <w:p>
+            <w:pPr>
+              <w:keepNext w:val="0"/>
+              <w:keepLines w:val="0"/>
+              <w:pageBreakBefore w:val="0"/>
+              <w:widowControl w:val="0"/>
+              <w:pBdr>
+                <w:top w:space="0" w:sz="0" w:val="nil"/>
+                <w:left w:space="0" w:sz="0" w:val="nil"/>
+                <w:bottom w:space="0" w:sz="0" w:val="nil"/>
+                <w:right w:space="0" w:sz="0" w:val="nil"/>
+                <w:between w:space="0" w:sz="0" w:val="nil"/>
+              </w:pBdr>
+              <w:shd w:fill="auto" w:val="clear"/>
+              <w:spacing w:after="0" w:before="0" w:line="240" w:lineRule="auto"/>
+              <w:ind w:left="0" w:right="0" w:firstLine="0"/>
+              <w:jc w:val="left"/>
+              <w:rPr>
+                <w:rFonts w:ascii="Times New Roman" w:cs="Times New Roman" w:eastAsia="Times New Roman" w:hAnsi="Times New Roman"/>
+                <w:sz w:val="24"/>
+                <w:szCs w:val="24"/>
+                <w:highlight w:val="white"/>
+              </w:rPr>
+            </w:pPr>
+            <w:r>
+              <w:rPr>
+                <w:rFonts w:ascii="Times New Roman" w:cs="Times New Roman" w:eastAsia="Times New Roman" w:hAnsi="Times New Roman"/>
+                <w:sz w:val="24"/>
+                <w:szCs w:val="24"/>
+                <w:highlight w:val="white"/>
+                <w:rtl w:val="0"/>
+              </w:rPr>
+              <w:t xml:space="preserve">0.8471</w:t>
+            </w:r>
+          </w:p>
+        </w:tc>
+        <w:tc>
+          <w:tcPr>
+            <w:shd w:fill="auto" w:val="clear"/>
+            <w:tcMar>
+              <w:top w:w="100.0" w:type="dxa"/>
+              <w:left w:w="100.0" w:type="dxa"/>
+              <w:bottom w:w="100.0" w:type="dxa"/>
+              <w:right w:w="100.0" w:type="dxa"/>
+            </w:tcMar>
+            <w:vAlign w:val="top"/>
+          </w:tcPr>
+          <w:p>
+            <w:pPr>
+              <w:keepNext w:val="0"/>
+              <w:keepLines w:val="0"/>
+              <w:pageBreakBefore w:val="0"/>
+              <w:widowControl w:val="0"/>
+              <w:pBdr>
+                <w:top w:space="0" w:sz="0" w:val="nil"/>
+                <w:left w:space="0" w:sz="0" w:val="nil"/>
+                <w:bottom w:space="0" w:sz="0" w:val="nil"/>
+                <w:right w:space="0" w:sz="0" w:val="nil"/>
+                <w:between w:space="0" w:sz="0" w:val="nil"/>
+              </w:pBdr>
+              <w:shd w:fill="auto" w:val="clear"/>
+              <w:spacing w:after="0" w:before="0" w:line="240" w:lineRule="auto"/>
+              <w:ind w:left="0" w:right="0" w:firstLine="0"/>
+              <w:jc w:val="left"/>
+              <w:rPr>
+                <w:rFonts w:ascii="Times New Roman" w:cs="Times New Roman" w:eastAsia="Times New Roman" w:hAnsi="Times New Roman"/>
+                <w:sz w:val="24"/>
+                <w:szCs w:val="24"/>
+                <w:highlight w:val="white"/>
+              </w:rPr>
+            </w:pPr>
+            <w:r>
+              <w:rPr>
+                <w:rFonts w:ascii="Times New Roman" w:cs="Times New Roman" w:eastAsia="Times New Roman" w:hAnsi="Times New Roman"/>
+                <w:sz w:val="24"/>
+                <w:szCs w:val="24"/>
+                <w:highlight w:val="white"/>
+                <w:rtl w:val="0"/>
+              </w:rPr>
+              <w:t xml:space="preserve">0.6868</w:t>
+            </w:r>
+          </w:p>
+        </w:tc>
+        <w:tc>
+          <w:tcPr>
+            <w:shd w:fill="auto" w:val="clear"/>
+            <w:tcMar>
+              <w:top w:w="100.0" w:type="dxa"/>
+              <w:left w:w="100.0" w:type="dxa"/>
+              <w:bottom w:w="100.0" w:type="dxa"/>
+              <w:right w:w="100.0" w:type="dxa"/>
+            </w:tcMar>
+            <w:vAlign w:val="top"/>
+          </w:tcPr>
+          <w:p>
+            <w:pPr>
+              <w:keepNext w:val="0"/>
+              <w:keepLines w:val="0"/>
+              <w:pageBreakBefore w:val="0"/>
+              <w:widowControl w:val="0"/>
+              <w:pBdr>
+                <w:top w:space="0" w:sz="0" w:val="nil"/>
+                <w:left w:space="0" w:sz="0" w:val="nil"/>
+                <w:bottom w:space="0" w:sz="0" w:val="nil"/>
+                <w:right w:space="0" w:sz="0" w:val="nil"/>
+                <w:between w:space="0" w:sz="0" w:val="nil"/>
+              </w:pBdr>
+              <w:shd w:fill="auto" w:val="clear"/>
+              <w:spacing w:after="0" w:before="0" w:line="240" w:lineRule="auto"/>
+              <w:ind w:left="0" w:right="0" w:firstLine="0"/>
+              <w:jc w:val="left"/>
+              <w:rPr>
+                <w:rFonts w:ascii="Times New Roman" w:cs="Times New Roman" w:eastAsia="Times New Roman" w:hAnsi="Times New Roman"/>
+                <w:sz w:val="24"/>
+                <w:szCs w:val="24"/>
+                <w:highlight w:val="white"/>
+              </w:rPr>
+            </w:pPr>
+            <w:r>
+              <w:rPr>
+                <w:rFonts w:ascii="Times New Roman" w:cs="Times New Roman" w:eastAsia="Times New Roman" w:hAnsi="Times New Roman"/>
+                <w:sz w:val="24"/>
+                <w:szCs w:val="24"/>
+                <w:highlight w:val="white"/>
+                <w:rtl w:val="0"/>
+              </w:rPr>
+              <w:t xml:space="preserve">0.8258</w:t>
+            </w:r>
+          </w:p>
+        </w:tc>
+      </w:tr>
+      <w:tr>
+        <w:trPr>
+          <w:cantSplit w:val="0"/>
+          <w:tblHeader w:val="0"/>
+        </w:trPr>
+        <w:tc>
+          <w:tcPr>
+            <w:shd w:fill="auto" w:val="clear"/>
+            <w:tcMar>
+              <w:top w:w="100.0" w:type="dxa"/>
+              <w:left w:w="100.0" w:type="dxa"/>
+              <w:bottom w:w="100.0" w:type="dxa"/>
+              <w:right w:w="100.0" w:type="dxa"/>
+            </w:tcMar>
+            <w:vAlign w:val="top"/>
+          </w:tcPr>
+          <w:p>
+            <w:pPr>
+              <w:rPr>
+                <w:rFonts w:ascii="Times New Roman" w:cs="Times New Roman" w:eastAsia="Times New Roman" w:hAnsi="Times New Roman"/>
+                <w:sz w:val="24"/>
+                <w:szCs w:val="24"/>
+                <w:highlight w:val="white"/>
+              </w:rPr>
+            </w:pPr>
             <w:r>
               <w:rPr>
                 <w:rFonts w:ascii="Times New Roman" w:cs="Times New Roman" w:eastAsia="Times New Roman" w:hAnsi="Times New Roman"/>
                 <w:b w:val="1"/>
                 <w:sz w:val="20"/>
                 <w:szCs w:val="20"/>
-                <w:vertAlign w:val="superscript"/>
-                <w:rtl w:val="0"/>
-              </w:rPr>
-              <w:t xml:space="preserve">rd</w:t>
-            </w:r>
-            <w:r>
-              <w:rPr>
-                <w:rFonts w:ascii="Times New Roman" w:cs="Times New Roman" w:eastAsia="Times New Roman" w:hAnsi="Times New Roman"/>
-                <w:b w:val="1"/>
-                <w:sz w:val="20"/>
-                <w:szCs w:val="20"/>
-                <w:rtl w:val="0"/>
-              </w:rPr>
-              <w:t xml:space="preserve"> Quartile</w:t>
-            </w:r>
-          </w:p>
-        </w:tc>
+                <w:rtl w:val="0"/>
+              </w:rPr>
+              <w:t xml:space="preserve">Mean</w:t>
+            </w:r>
+            <w:r>
+              <w:rPr>
+                <w:rtl w:val="0"/>
+              </w:rPr>
+            </w:r>
+          </w:p>
+        </w:tc>
+        <w:tc>
+          <w:tcPr>
+            <w:shd w:fill="auto" w:val="clear"/>
+            <w:tcMar>
+              <w:top w:w="100.0" w:type="dxa"/>
+              <w:left w:w="100.0" w:type="dxa"/>
+              <w:bottom w:w="100.0" w:type="dxa"/>
+              <w:right w:w="100.0" w:type="dxa"/>
+            </w:tcMar>
+            <w:vAlign w:val="top"/>
+          </w:tcPr>
+          <w:p>
+            <w:pPr>
+              <w:keepNext w:val="0"/>
+              <w:keepLines w:val="0"/>
+              <w:pageBreakBefore w:val="0"/>
+              <w:widowControl w:val="0"/>
+              <w:pBdr>
+                <w:top w:space="0" w:sz="0" w:val="nil"/>
+                <w:left w:space="0" w:sz="0" w:val="nil"/>
+                <w:bottom w:space="0" w:sz="0" w:val="nil"/>
+                <w:right w:space="0" w:sz="0" w:val="nil"/>
+                <w:between w:space="0" w:sz="0" w:val="nil"/>
+              </w:pBdr>
+              <w:shd w:fill="auto" w:val="clear"/>
+              <w:spacing w:after="0" w:before="0" w:line="240" w:lineRule="auto"/>
+              <w:ind w:left="0" w:right="0" w:firstLine="0"/>
+              <w:jc w:val="left"/>
+              <w:rPr>
+                <w:rFonts w:ascii="Times New Roman" w:cs="Times New Roman" w:eastAsia="Times New Roman" w:hAnsi="Times New Roman"/>
+                <w:sz w:val="24"/>
+                <w:szCs w:val="24"/>
+                <w:highlight w:val="white"/>
+              </w:rPr>
+            </w:pPr>
+            <w:r>
+              <w:rPr>
+                <w:rFonts w:ascii="Times New Roman" w:cs="Times New Roman" w:eastAsia="Times New Roman" w:hAnsi="Times New Roman"/>
+                <w:sz w:val="24"/>
+                <w:szCs w:val="24"/>
+                <w:highlight w:val="white"/>
+                <w:rtl w:val="0"/>
+              </w:rPr>
+              <w:t xml:space="preserve">0.6665</w:t>
+            </w:r>
+          </w:p>
+        </w:tc>
+        <w:tc>
+          <w:tcPr>
+            <w:shd w:fill="auto" w:val="clear"/>
+            <w:tcMar>
+              <w:top w:w="100.0" w:type="dxa"/>
+              <w:left w:w="100.0" w:type="dxa"/>
+              <w:bottom w:w="100.0" w:type="dxa"/>
+              <w:right w:w="100.0" w:type="dxa"/>
+            </w:tcMar>
+            <w:vAlign w:val="top"/>
+          </w:tcPr>
+          <w:p>
+            <w:pPr>
+              <w:keepNext w:val="0"/>
+              <w:keepLines w:val="0"/>
+              <w:pageBreakBefore w:val="0"/>
+              <w:widowControl w:val="0"/>
+              <w:pBdr>
+                <w:top w:space="0" w:sz="0" w:val="nil"/>
+                <w:left w:space="0" w:sz="0" w:val="nil"/>
+                <w:bottom w:space="0" w:sz="0" w:val="nil"/>
+                <w:right w:space="0" w:sz="0" w:val="nil"/>
+                <w:between w:space="0" w:sz="0" w:val="nil"/>
+              </w:pBdr>
+              <w:shd w:fill="auto" w:val="clear"/>
+              <w:spacing w:after="0" w:before="0" w:line="240" w:lineRule="auto"/>
+              <w:ind w:left="0" w:right="0" w:firstLine="0"/>
+              <w:jc w:val="left"/>
+              <w:rPr>
+                <w:rFonts w:ascii="Times New Roman" w:cs="Times New Roman" w:eastAsia="Times New Roman" w:hAnsi="Times New Roman"/>
+                <w:sz w:val="24"/>
+                <w:szCs w:val="24"/>
+                <w:highlight w:val="white"/>
+              </w:rPr>
+            </w:pPr>
+            <w:r>
+              <w:rPr>
+                <w:rFonts w:ascii="Times New Roman" w:cs="Times New Roman" w:eastAsia="Times New Roman" w:hAnsi="Times New Roman"/>
+                <w:sz w:val="24"/>
+                <w:szCs w:val="24"/>
+                <w:highlight w:val="white"/>
+                <w:rtl w:val="0"/>
+              </w:rPr>
+              <w:t xml:space="preserve">0.8341</w:t>
+            </w:r>
+          </w:p>
+        </w:tc>
+        <w:tc>
+          <w:tcPr>
+            <w:shd w:fill="auto" w:val="clear"/>
+            <w:tcMar>
+              <w:top w:w="100.0" w:type="dxa"/>
+              <w:left w:w="100.0" w:type="dxa"/>
+              <w:bottom w:w="100.0" w:type="dxa"/>
+              <w:right w:w="100.0" w:type="dxa"/>
+            </w:tcMar>
+            <w:vAlign w:val="top"/>
+          </w:tcPr>
+          <w:p>
+            <w:pPr>
+              <w:keepNext w:val="0"/>
+              <w:keepLines w:val="0"/>
+              <w:pageBreakBefore w:val="0"/>
+              <w:widowControl w:val="0"/>
+              <w:pBdr>
+                <w:top w:space="0" w:sz="0" w:val="nil"/>
+                <w:left w:space="0" w:sz="0" w:val="nil"/>
+                <w:bottom w:space="0" w:sz="0" w:val="nil"/>
+                <w:right w:space="0" w:sz="0" w:val="nil"/>
+                <w:between w:space="0" w:sz="0" w:val="nil"/>
+              </w:pBdr>
+              <w:shd w:fill="auto" w:val="clear"/>
+              <w:spacing w:after="0" w:before="0" w:line="240" w:lineRule="auto"/>
+              <w:ind w:left="0" w:right="0" w:firstLine="0"/>
+              <w:jc w:val="left"/>
+              <w:rPr>
+                <w:rFonts w:ascii="Times New Roman" w:cs="Times New Roman" w:eastAsia="Times New Roman" w:hAnsi="Times New Roman"/>
+                <w:sz w:val="24"/>
+                <w:szCs w:val="24"/>
+                <w:highlight w:val="white"/>
+              </w:rPr>
+            </w:pPr>
+            <w:r>
+              <w:rPr>
+                <w:rFonts w:ascii="Times New Roman" w:cs="Times New Roman" w:eastAsia="Times New Roman" w:hAnsi="Times New Roman"/>
+                <w:sz w:val="24"/>
+                <w:szCs w:val="24"/>
+                <w:highlight w:val="white"/>
+                <w:rtl w:val="0"/>
+              </w:rPr>
+              <w:t xml:space="preserve">0.6466</w:t>
+            </w:r>
+          </w:p>
+        </w:tc>
+        <w:tc>
+          <w:tcPr>
+            <w:shd w:fill="auto" w:val="clear"/>
+            <w:tcMar>
+              <w:top w:w="100.0" w:type="dxa"/>
+              <w:left w:w="100.0" w:type="dxa"/>
+              <w:bottom w:w="100.0" w:type="dxa"/>
+              <w:right w:w="100.0" w:type="dxa"/>
+            </w:tcMar>
+            <w:vAlign w:val="top"/>
+          </w:tcPr>
+          <w:p>
+            <w:pPr>
+              <w:keepNext w:val="0"/>
+              <w:keepLines w:val="0"/>
+              <w:pageBreakBefore w:val="0"/>
+              <w:widowControl w:val="0"/>
+              <w:pBdr>
+                <w:top w:space="0" w:sz="0" w:val="nil"/>
+                <w:left w:space="0" w:sz="0" w:val="nil"/>
+                <w:bottom w:space="0" w:sz="0" w:val="nil"/>
+                <w:right w:space="0" w:sz="0" w:val="nil"/>
+                <w:between w:space="0" w:sz="0" w:val="nil"/>
+              </w:pBdr>
+              <w:shd w:fill="auto" w:val="clear"/>
+              <w:spacing w:after="0" w:before="0" w:line="240" w:lineRule="auto"/>
+              <w:ind w:left="0" w:right="0" w:firstLine="0"/>
+              <w:jc w:val="left"/>
+              <w:rPr>
+                <w:rFonts w:ascii="Times New Roman" w:cs="Times New Roman" w:eastAsia="Times New Roman" w:hAnsi="Times New Roman"/>
+                <w:sz w:val="24"/>
+                <w:szCs w:val="24"/>
+                <w:highlight w:val="white"/>
+              </w:rPr>
+            </w:pPr>
+            <w:r>
+              <w:rPr>
+                <w:rFonts w:ascii="Times New Roman" w:cs="Times New Roman" w:eastAsia="Times New Roman" w:hAnsi="Times New Roman"/>
+                <w:sz w:val="24"/>
+                <w:szCs w:val="24"/>
+                <w:highlight w:val="white"/>
+                <w:rtl w:val="0"/>
+              </w:rPr>
+              <w:t xml:space="preserve">0.8131</w:t>
+            </w:r>
+          </w:p>
+        </w:tc>
+      </w:tr>
+      <w:tr>
+        <w:trPr>
+          <w:cantSplit w:val="0"/>
+          <w:tblHeader w:val="0"/>
+        </w:trPr>
         <w:tc>
           <w:tcPr>
             <w:tcBorders>
@@ -30864,7 +31625,216 @@
                 <w:szCs w:val="20"/>
                 <w:rtl w:val="0"/>
               </w:rPr>
-              <w:t xml:space="preserve">Maximum</w:t>
+              <w:t xml:space="preserve">3</w:t>
+            </w:r>
+            <w:r>
+              <w:rPr>
+                <w:rFonts w:ascii="Times New Roman" w:cs="Times New Roman" w:eastAsia="Times New Roman" w:hAnsi="Times New Roman"/>
+                <w:b w:val="1"/>
+                <w:sz w:val="20"/>
+                <w:szCs w:val="20"/>
+                <w:vertAlign w:val="superscript"/>
+                <w:rtl w:val="0"/>
+              </w:rPr>
+              <w:t xml:space="preserve">rd</w:t>
+            </w:r>
+            <w:r>
+              <w:rPr>
+                <w:rFonts w:ascii="Times New Roman" w:cs="Times New Roman" w:eastAsia="Times New Roman" w:hAnsi="Times New Roman"/>
+                <w:b w:val="1"/>
+                <w:sz w:val="20"/>
+                <w:szCs w:val="20"/>
+                <w:rtl w:val="0"/>
+              </w:rPr>
+              <w:t xml:space="preserve"> Quartile</w:t>
+            </w:r>
+          </w:p>
+        </w:tc>
+        <w:tc>
+          <w:tcPr>
+            <w:shd w:fill="auto" w:val="clear"/>
+            <w:tcMar>
+              <w:top w:w="100.0" w:type="dxa"/>
+              <w:left w:w="100.0" w:type="dxa"/>
+              <w:bottom w:w="100.0" w:type="dxa"/>
+              <w:right w:w="100.0" w:type="dxa"/>
+            </w:tcMar>
+            <w:vAlign w:val="top"/>
+          </w:tcPr>
+          <w:p>
+            <w:pPr>
+              <w:keepNext w:val="0"/>
+              <w:keepLines w:val="0"/>
+              <w:pageBreakBefore w:val="0"/>
+              <w:widowControl w:val="0"/>
+              <w:pBdr>
+                <w:top w:space="0" w:sz="0" w:val="nil"/>
+                <w:left w:space="0" w:sz="0" w:val="nil"/>
+                <w:bottom w:space="0" w:sz="0" w:val="nil"/>
+                <w:right w:space="0" w:sz="0" w:val="nil"/>
+                <w:between w:space="0" w:sz="0" w:val="nil"/>
+              </w:pBdr>
+              <w:shd w:fill="auto" w:val="clear"/>
+              <w:spacing w:after="0" w:before="0" w:line="240" w:lineRule="auto"/>
+              <w:ind w:left="0" w:right="0" w:firstLine="0"/>
+              <w:jc w:val="left"/>
+              <w:rPr>
+                <w:rFonts w:ascii="Times New Roman" w:cs="Times New Roman" w:eastAsia="Times New Roman" w:hAnsi="Times New Roman"/>
+                <w:sz w:val="24"/>
+                <w:szCs w:val="24"/>
+                <w:highlight w:val="white"/>
+              </w:rPr>
+            </w:pPr>
+            <w:r>
+              <w:rPr>
+                <w:rFonts w:ascii="Times New Roman" w:cs="Times New Roman" w:eastAsia="Times New Roman" w:hAnsi="Times New Roman"/>
+                <w:sz w:val="24"/>
+                <w:szCs w:val="24"/>
+                <w:highlight w:val="white"/>
+                <w:rtl w:val="0"/>
+              </w:rPr>
+              <w:t xml:space="preserve">0.8045</w:t>
+            </w:r>
+          </w:p>
+        </w:tc>
+        <w:tc>
+          <w:tcPr>
+            <w:shd w:fill="auto" w:val="clear"/>
+            <w:tcMar>
+              <w:top w:w="100.0" w:type="dxa"/>
+              <w:left w:w="100.0" w:type="dxa"/>
+              <w:bottom w:w="100.0" w:type="dxa"/>
+              <w:right w:w="100.0" w:type="dxa"/>
+            </w:tcMar>
+            <w:vAlign w:val="top"/>
+          </w:tcPr>
+          <w:p>
+            <w:pPr>
+              <w:keepNext w:val="0"/>
+              <w:keepLines w:val="0"/>
+              <w:pageBreakBefore w:val="0"/>
+              <w:widowControl w:val="0"/>
+              <w:pBdr>
+                <w:top w:space="0" w:sz="0" w:val="nil"/>
+                <w:left w:space="0" w:sz="0" w:val="nil"/>
+                <w:bottom w:space="0" w:sz="0" w:val="nil"/>
+                <w:right w:space="0" w:sz="0" w:val="nil"/>
+                <w:between w:space="0" w:sz="0" w:val="nil"/>
+              </w:pBdr>
+              <w:shd w:fill="auto" w:val="clear"/>
+              <w:spacing w:after="0" w:before="0" w:line="240" w:lineRule="auto"/>
+              <w:ind w:left="0" w:right="0" w:firstLine="0"/>
+              <w:jc w:val="left"/>
+              <w:rPr>
+                <w:rFonts w:ascii="Times New Roman" w:cs="Times New Roman" w:eastAsia="Times New Roman" w:hAnsi="Times New Roman"/>
+                <w:sz w:val="24"/>
+                <w:szCs w:val="24"/>
+                <w:highlight w:val="white"/>
+              </w:rPr>
+            </w:pPr>
+            <w:r>
+              <w:rPr>
+                <w:rFonts w:ascii="Times New Roman" w:cs="Times New Roman" w:eastAsia="Times New Roman" w:hAnsi="Times New Roman"/>
+                <w:sz w:val="24"/>
+                <w:szCs w:val="24"/>
+                <w:highlight w:val="white"/>
+                <w:rtl w:val="0"/>
+              </w:rPr>
+              <w:t xml:space="preserve">0.9132</w:t>
+            </w:r>
+          </w:p>
+        </w:tc>
+        <w:tc>
+          <w:tcPr>
+            <w:shd w:fill="auto" w:val="clear"/>
+            <w:tcMar>
+              <w:top w:w="100.0" w:type="dxa"/>
+              <w:left w:w="100.0" w:type="dxa"/>
+              <w:bottom w:w="100.0" w:type="dxa"/>
+              <w:right w:w="100.0" w:type="dxa"/>
+            </w:tcMar>
+            <w:vAlign w:val="top"/>
+          </w:tcPr>
+          <w:p>
+            <w:pPr>
+              <w:keepNext w:val="0"/>
+              <w:keepLines w:val="0"/>
+              <w:pageBreakBefore w:val="0"/>
+              <w:widowControl w:val="0"/>
+              <w:pBdr>
+                <w:top w:space="0" w:sz="0" w:val="nil"/>
+                <w:left w:space="0" w:sz="0" w:val="nil"/>
+                <w:bottom w:space="0" w:sz="0" w:val="nil"/>
+                <w:right w:space="0" w:sz="0" w:val="nil"/>
+                <w:between w:space="0" w:sz="0" w:val="nil"/>
+              </w:pBdr>
+              <w:shd w:fill="auto" w:val="clear"/>
+              <w:spacing w:after="0" w:before="0" w:line="240" w:lineRule="auto"/>
+              <w:ind w:left="0" w:right="0" w:firstLine="0"/>
+              <w:jc w:val="left"/>
+              <w:rPr>
+                <w:rFonts w:ascii="Times New Roman" w:cs="Times New Roman" w:eastAsia="Times New Roman" w:hAnsi="Times New Roman"/>
+                <w:sz w:val="24"/>
+                <w:szCs w:val="24"/>
+                <w:highlight w:val="white"/>
+              </w:rPr>
+            </w:pPr>
+            <w:r>
+              <w:rPr>
+                <w:rFonts w:ascii="Times New Roman" w:cs="Times New Roman" w:eastAsia="Times New Roman" w:hAnsi="Times New Roman"/>
+                <w:sz w:val="24"/>
+                <w:szCs w:val="24"/>
+                <w:highlight w:val="white"/>
+                <w:rtl w:val="0"/>
+              </w:rPr>
+              <w:t xml:space="preserve">0.8015</w:t>
+            </w:r>
+          </w:p>
+        </w:tc>
+        <w:tc>
+          <w:tcPr>
+            <w:shd w:fill="auto" w:val="clear"/>
+            <w:tcMar>
+              <w:top w:w="100.0" w:type="dxa"/>
+              <w:left w:w="100.0" w:type="dxa"/>
+              <w:bottom w:w="100.0" w:type="dxa"/>
+              <w:right w:w="100.0" w:type="dxa"/>
+            </w:tcMar>
+            <w:vAlign w:val="top"/>
+          </w:tcPr>
+          <w:p>
+            <w:pPr>
+              <w:keepNext w:val="0"/>
+              <w:keepLines w:val="0"/>
+              <w:pageBreakBefore w:val="0"/>
+              <w:widowControl w:val="0"/>
+              <w:pBdr>
+                <w:top w:space="0" w:sz="0" w:val="nil"/>
+                <w:left w:space="0" w:sz="0" w:val="nil"/>
+                <w:bottom w:space="0" w:sz="0" w:val="nil"/>
+                <w:right w:space="0" w:sz="0" w:val="nil"/>
+                <w:between w:space="0" w:sz="0" w:val="nil"/>
+              </w:pBdr>
+              <w:shd w:fill="auto" w:val="clear"/>
+              <w:spacing w:after="0" w:before="0" w:line="240" w:lineRule="auto"/>
+              <w:ind w:left="0" w:right="0" w:firstLine="0"/>
+              <w:jc w:val="left"/>
+              <w:rPr>
+                <w:rFonts w:ascii="Times New Roman" w:cs="Times New Roman" w:eastAsia="Times New Roman" w:hAnsi="Times New Roman"/>
+                <w:sz w:val="24"/>
+                <w:szCs w:val="24"/>
+                <w:highlight w:val="white"/>
+              </w:rPr>
+            </w:pPr>
+            <w:r>
+              <w:rPr>
+                <w:rFonts w:ascii="Times New Roman" w:cs="Times New Roman" w:eastAsia="Times New Roman" w:hAnsi="Times New Roman"/>
+                <w:sz w:val="24"/>
+                <w:szCs w:val="24"/>
+                <w:highlight w:val="white"/>
+                <w:rtl w:val="0"/>
+              </w:rPr>
+              <w:t xml:space="preserve">0.8973</w:t>
             </w:r>
           </w:p>
         </w:tc>
@@ -30872,7 +31842,6 @@
       <w:tr>
         <w:trPr>
           <w:cantSplit w:val="0"/>
-          <w:trHeight w:val="495" w:hRule="atLeast"/>
           <w:tblHeader w:val="0"/>
         </w:trPr>
         <w:tc>
@@ -30892,18 +31861,742 @@
             <w:pPr>
               <w:rPr>
                 <w:rFonts w:ascii="Times New Roman" w:cs="Times New Roman" w:eastAsia="Times New Roman" w:hAnsi="Times New Roman"/>
-                <w:sz w:val="20"/>
-                <w:szCs w:val="20"/>
-              </w:rPr>
-            </w:pPr>
-            <w:r>
-              <w:rPr>
-                <w:rFonts w:ascii="Times New Roman" w:cs="Times New Roman" w:eastAsia="Times New Roman" w:hAnsi="Times New Roman"/>
-                <w:sz w:val="20"/>
-                <w:szCs w:val="20"/>
-                <w:rtl w:val="0"/>
-              </w:rPr>
-              <w:t xml:space="preserve">Correctly Standardized</w:t>
+                <w:b w:val="1"/>
+                <w:sz w:val="20"/>
+                <w:szCs w:val="20"/>
+              </w:rPr>
+            </w:pPr>
+            <w:r>
+              <w:rPr>
+                <w:rFonts w:ascii="Times New Roman" w:cs="Times New Roman" w:eastAsia="Times New Roman" w:hAnsi="Times New Roman"/>
+                <w:b w:val="1"/>
+                <w:sz w:val="20"/>
+                <w:szCs w:val="20"/>
+                <w:rtl w:val="0"/>
+              </w:rPr>
+              <w:t xml:space="preserve">Maximum</w:t>
+            </w:r>
+          </w:p>
+        </w:tc>
+        <w:tc>
+          <w:tcPr>
+            <w:shd w:fill="auto" w:val="clear"/>
+            <w:tcMar>
+              <w:top w:w="100.0" w:type="dxa"/>
+              <w:left w:w="100.0" w:type="dxa"/>
+              <w:bottom w:w="100.0" w:type="dxa"/>
+              <w:right w:w="100.0" w:type="dxa"/>
+            </w:tcMar>
+            <w:vAlign w:val="top"/>
+          </w:tcPr>
+          <w:p>
+            <w:pPr>
+              <w:keepNext w:val="0"/>
+              <w:keepLines w:val="0"/>
+              <w:pageBreakBefore w:val="0"/>
+              <w:widowControl w:val="0"/>
+              <w:pBdr>
+                <w:top w:space="0" w:sz="0" w:val="nil"/>
+                <w:left w:space="0" w:sz="0" w:val="nil"/>
+                <w:bottom w:space="0" w:sz="0" w:val="nil"/>
+                <w:right w:space="0" w:sz="0" w:val="nil"/>
+                <w:between w:space="0" w:sz="0" w:val="nil"/>
+              </w:pBdr>
+              <w:shd w:fill="auto" w:val="clear"/>
+              <w:spacing w:after="0" w:before="0" w:line="240" w:lineRule="auto"/>
+              <w:ind w:left="0" w:right="0" w:firstLine="0"/>
+              <w:jc w:val="left"/>
+              <w:rPr>
+                <w:rFonts w:ascii="Times New Roman" w:cs="Times New Roman" w:eastAsia="Times New Roman" w:hAnsi="Times New Roman"/>
+                <w:sz w:val="24"/>
+                <w:szCs w:val="24"/>
+                <w:highlight w:val="white"/>
+              </w:rPr>
+            </w:pPr>
+            <w:r>
+              <w:rPr>
+                <w:rFonts w:ascii="Times New Roman" w:cs="Times New Roman" w:eastAsia="Times New Roman" w:hAnsi="Times New Roman"/>
+                <w:sz w:val="24"/>
+                <w:szCs w:val="24"/>
+                <w:highlight w:val="white"/>
+                <w:rtl w:val="0"/>
+              </w:rPr>
+              <w:t xml:space="preserve">1.0133</w:t>
+            </w:r>
+          </w:p>
+        </w:tc>
+        <w:tc>
+          <w:tcPr>
+            <w:shd w:fill="auto" w:val="clear"/>
+            <w:tcMar>
+              <w:top w:w="100.0" w:type="dxa"/>
+              <w:left w:w="100.0" w:type="dxa"/>
+              <w:bottom w:w="100.0" w:type="dxa"/>
+              <w:right w:w="100.0" w:type="dxa"/>
+            </w:tcMar>
+            <w:vAlign w:val="top"/>
+          </w:tcPr>
+          <w:p>
+            <w:pPr>
+              <w:keepNext w:val="0"/>
+              <w:keepLines w:val="0"/>
+              <w:pageBreakBefore w:val="0"/>
+              <w:widowControl w:val="0"/>
+              <w:pBdr>
+                <w:top w:space="0" w:sz="0" w:val="nil"/>
+                <w:left w:space="0" w:sz="0" w:val="nil"/>
+                <w:bottom w:space="0" w:sz="0" w:val="nil"/>
+                <w:right w:space="0" w:sz="0" w:val="nil"/>
+                <w:between w:space="0" w:sz="0" w:val="nil"/>
+              </w:pBdr>
+              <w:shd w:fill="auto" w:val="clear"/>
+              <w:spacing w:after="0" w:before="0" w:line="240" w:lineRule="auto"/>
+              <w:ind w:left="0" w:right="0" w:firstLine="0"/>
+              <w:jc w:val="left"/>
+              <w:rPr>
+                <w:rFonts w:ascii="Times New Roman" w:cs="Times New Roman" w:eastAsia="Times New Roman" w:hAnsi="Times New Roman"/>
+                <w:sz w:val="24"/>
+                <w:szCs w:val="24"/>
+                <w:highlight w:val="white"/>
+              </w:rPr>
+            </w:pPr>
+            <w:r>
+              <w:rPr>
+                <w:rFonts w:ascii="Times New Roman" w:cs="Times New Roman" w:eastAsia="Times New Roman" w:hAnsi="Times New Roman"/>
+                <w:sz w:val="24"/>
+                <w:szCs w:val="24"/>
+                <w:highlight w:val="white"/>
+                <w:rtl w:val="0"/>
+              </w:rPr>
+              <w:t xml:space="preserve">1.0880</w:t>
+            </w:r>
+          </w:p>
+        </w:tc>
+        <w:tc>
+          <w:tcPr>
+            <w:shd w:fill="auto" w:val="clear"/>
+            <w:tcMar>
+              <w:top w:w="100.0" w:type="dxa"/>
+              <w:left w:w="100.0" w:type="dxa"/>
+              <w:bottom w:w="100.0" w:type="dxa"/>
+              <w:right w:w="100.0" w:type="dxa"/>
+            </w:tcMar>
+            <w:vAlign w:val="top"/>
+          </w:tcPr>
+          <w:p>
+            <w:pPr>
+              <w:keepNext w:val="0"/>
+              <w:keepLines w:val="0"/>
+              <w:pageBreakBefore w:val="0"/>
+              <w:widowControl w:val="0"/>
+              <w:pBdr>
+                <w:top w:space="0" w:sz="0" w:val="nil"/>
+                <w:left w:space="0" w:sz="0" w:val="nil"/>
+                <w:bottom w:space="0" w:sz="0" w:val="nil"/>
+                <w:right w:space="0" w:sz="0" w:val="nil"/>
+                <w:between w:space="0" w:sz="0" w:val="nil"/>
+              </w:pBdr>
+              <w:shd w:fill="auto" w:val="clear"/>
+              <w:spacing w:after="0" w:before="0" w:line="240" w:lineRule="auto"/>
+              <w:ind w:left="0" w:right="0" w:firstLine="0"/>
+              <w:jc w:val="left"/>
+              <w:rPr>
+                <w:rFonts w:ascii="Times New Roman" w:cs="Times New Roman" w:eastAsia="Times New Roman" w:hAnsi="Times New Roman"/>
+                <w:sz w:val="24"/>
+                <w:szCs w:val="24"/>
+                <w:highlight w:val="white"/>
+              </w:rPr>
+            </w:pPr>
+            <w:r>
+              <w:rPr>
+                <w:rFonts w:ascii="Times New Roman" w:cs="Times New Roman" w:eastAsia="Times New Roman" w:hAnsi="Times New Roman"/>
+                <w:sz w:val="24"/>
+                <w:szCs w:val="24"/>
+                <w:highlight w:val="white"/>
+                <w:rtl w:val="0"/>
+              </w:rPr>
+              <w:t xml:space="preserve">1.0759</w:t>
+            </w:r>
+          </w:p>
+        </w:tc>
+        <w:tc>
+          <w:tcPr>
+            <w:shd w:fill="auto" w:val="clear"/>
+            <w:tcMar>
+              <w:top w:w="100.0" w:type="dxa"/>
+              <w:left w:w="100.0" w:type="dxa"/>
+              <w:bottom w:w="100.0" w:type="dxa"/>
+              <w:right w:w="100.0" w:type="dxa"/>
+            </w:tcMar>
+            <w:vAlign w:val="top"/>
+          </w:tcPr>
+          <w:p>
+            <w:pPr>
+              <w:keepNext w:val="0"/>
+              <w:keepLines w:val="0"/>
+              <w:pageBreakBefore w:val="0"/>
+              <w:widowControl w:val="0"/>
+              <w:pBdr>
+                <w:top w:space="0" w:sz="0" w:val="nil"/>
+                <w:left w:space="0" w:sz="0" w:val="nil"/>
+                <w:bottom w:space="0" w:sz="0" w:val="nil"/>
+                <w:right w:space="0" w:sz="0" w:val="nil"/>
+                <w:between w:space="0" w:sz="0" w:val="nil"/>
+              </w:pBdr>
+              <w:shd w:fill="auto" w:val="clear"/>
+              <w:spacing w:after="0" w:before="0" w:line="240" w:lineRule="auto"/>
+              <w:ind w:left="0" w:right="0" w:firstLine="0"/>
+              <w:jc w:val="left"/>
+              <w:rPr>
+                <w:rFonts w:ascii="Times New Roman" w:cs="Times New Roman" w:eastAsia="Times New Roman" w:hAnsi="Times New Roman"/>
+                <w:sz w:val="24"/>
+                <w:szCs w:val="24"/>
+                <w:highlight w:val="white"/>
+              </w:rPr>
+            </w:pPr>
+            <w:r>
+              <w:rPr>
+                <w:rFonts w:ascii="Times New Roman" w:cs="Times New Roman" w:eastAsia="Times New Roman" w:hAnsi="Times New Roman"/>
+                <w:sz w:val="24"/>
+                <w:szCs w:val="24"/>
+                <w:highlight w:val="white"/>
+                <w:rtl w:val="0"/>
+              </w:rPr>
+              <w:t xml:space="preserve">1.0580</w:t>
+            </w:r>
+          </w:p>
+        </w:tc>
+      </w:tr>
+    </w:tbl>
+    <w:p>
+      <w:pPr>
+        <w:spacing w:line="276.0005454545455" w:lineRule="auto"/>
+        <w:ind w:left="-540" w:firstLine="0"/>
+        <w:jc w:val="both"/>
+        <w:rPr>
+          <w:rFonts w:ascii="Times New Roman" w:cs="Times New Roman" w:eastAsia="Times New Roman" w:hAnsi="Times New Roman"/>
+          <w:sz w:val="24"/>
+          <w:szCs w:val="24"/>
+          <w:highlight w:val="white"/>
+        </w:rPr>
+      </w:pPr>
+      <w:r>
+        <w:rPr>
+          <w:rtl w:val="0"/>
+        </w:rPr>
+      </w:r>
+    </w:p>
+    <w:p>
+      <w:pPr>
+        <w:spacing w:line="276.0005454545455" w:lineRule="auto"/>
+        <w:ind w:left="-540" w:firstLine="0"/>
+        <w:jc w:val="both"/>
+        <w:rPr>
+          <w:rFonts w:ascii="Times New Roman" w:cs="Times New Roman" w:eastAsia="Times New Roman" w:hAnsi="Times New Roman"/>
+          <w:sz w:val="24"/>
+          <w:szCs w:val="24"/>
+          <w:highlight w:val="white"/>
+        </w:rPr>
+      </w:pPr>
+      <w:r>
+        <w:rPr>
+          <w:rtl w:val="0"/>
+        </w:rPr>
+      </w:r>
+    </w:p>
+    <w:p>
+      <w:pPr>
+        <w:spacing w:line="276.0005454545455" w:lineRule="auto"/>
+        <w:ind w:left="-540" w:firstLine="0"/>
+        <w:jc w:val="both"/>
+        <w:rPr>
+          <w:rFonts w:ascii="Times New Roman" w:cs="Times New Roman" w:eastAsia="Times New Roman" w:hAnsi="Times New Roman"/>
+          <w:b w:val="1"/>
+          <w:sz w:val="24"/>
+          <w:szCs w:val="24"/>
+          <w:highlight w:val="white"/>
+        </w:rPr>
+      </w:pPr>
+      <w:r>
+        <w:rPr>
+          <w:rtl w:val="0"/>
+        </w:rPr>
+      </w:r>
+    </w:p>
+    <w:p>
+      <w:pPr>
+        <w:spacing w:line="276.0005454545455" w:lineRule="auto"/>
+        <w:ind w:left="-540" w:firstLine="0"/>
+        <w:jc w:val="both"/>
+        <w:rPr>
+          <w:rFonts w:ascii="Times New Roman" w:cs="Times New Roman" w:eastAsia="Times New Roman" w:hAnsi="Times New Roman"/>
+          <w:b w:val="1"/>
+          <w:sz w:val="24"/>
+          <w:szCs w:val="24"/>
+          <w:highlight w:val="white"/>
+        </w:rPr>
+      </w:pPr>
+      <w:r>
+        <w:rPr>
+          <w:rtl w:val="0"/>
+        </w:rPr>
+      </w:r>
+    </w:p>
+    <w:p>
+      <w:pPr>
+        <w:spacing w:line="276.0005454545455" w:lineRule="auto"/>
+        <w:ind w:left="-540" w:firstLine="0"/>
+        <w:jc w:val="both"/>
+        <w:rPr>
+          <w:rFonts w:ascii="Times New Roman" w:cs="Times New Roman" w:eastAsia="Times New Roman" w:hAnsi="Times New Roman"/>
+          <w:b w:val="1"/>
+          <w:sz w:val="24"/>
+          <w:szCs w:val="24"/>
+          <w:highlight w:val="white"/>
+        </w:rPr>
+      </w:pPr>
+      <w:r>
+        <w:rPr>
+          <w:rtl w:val="0"/>
+        </w:rPr>
+      </w:r>
+    </w:p>
+    <w:p>
+      <w:pPr>
+        <w:spacing w:line="276.0005454545455" w:lineRule="auto"/>
+        <w:ind w:left="-540" w:firstLine="0"/>
+        <w:jc w:val="both"/>
+        <w:rPr>
+          <w:rFonts w:ascii="Times New Roman" w:cs="Times New Roman" w:eastAsia="Times New Roman" w:hAnsi="Times New Roman"/>
+          <w:b w:val="1"/>
+          <w:sz w:val="24"/>
+          <w:szCs w:val="24"/>
+          <w:highlight w:val="white"/>
+        </w:rPr>
+      </w:pPr>
+      <w:r>
+        <w:rPr>
+          <w:rtl w:val="0"/>
+        </w:rPr>
+      </w:r>
+    </w:p>
+    <w:p>
+      <w:pPr>
+        <w:spacing w:line="276.0005454545455" w:lineRule="auto"/>
+        <w:ind w:left="-540" w:firstLine="0"/>
+        <w:jc w:val="both"/>
+        <w:rPr>
+          <w:rFonts w:ascii="Times New Roman" w:cs="Times New Roman" w:eastAsia="Times New Roman" w:hAnsi="Times New Roman"/>
+          <w:b w:val="1"/>
+          <w:sz w:val="24"/>
+          <w:szCs w:val="24"/>
+          <w:highlight w:val="white"/>
+        </w:rPr>
+      </w:pPr>
+      <w:r>
+        <w:rPr>
+          <w:rtl w:val="0"/>
+        </w:rPr>
+      </w:r>
+    </w:p>
+    <w:p>
+      <w:pPr>
+        <w:spacing w:line="276.0005454545455" w:lineRule="auto"/>
+        <w:ind w:left="-540" w:firstLine="0"/>
+        <w:jc w:val="both"/>
+        <w:rPr>
+          <w:rFonts w:ascii="Times New Roman" w:cs="Times New Roman" w:eastAsia="Times New Roman" w:hAnsi="Times New Roman"/>
+          <w:b w:val="1"/>
+          <w:sz w:val="24"/>
+          <w:szCs w:val="24"/>
+          <w:highlight w:val="white"/>
+        </w:rPr>
+      </w:pPr>
+      <w:r>
+        <w:rPr>
+          <w:rtl w:val="0"/>
+        </w:rPr>
+      </w:r>
+    </w:p>
+    <w:p>
+      <w:pPr>
+        <w:spacing w:line="276.0005454545455" w:lineRule="auto"/>
+        <w:ind w:left="-540" w:firstLine="0"/>
+        <w:jc w:val="both"/>
+        <w:rPr>
+          <w:rFonts w:ascii="Times New Roman" w:cs="Times New Roman" w:eastAsia="Times New Roman" w:hAnsi="Times New Roman"/>
+          <w:b w:val="1"/>
+          <w:sz w:val="24"/>
+          <w:szCs w:val="24"/>
+          <w:highlight w:val="white"/>
+        </w:rPr>
+      </w:pPr>
+      <w:r>
+        <w:rPr>
+          <w:rtl w:val="0"/>
+        </w:rPr>
+      </w:r>
+    </w:p>
+    <w:p>
+      <w:pPr>
+        <w:spacing w:line="276.0005454545455" w:lineRule="auto"/>
+        <w:ind w:left="-540" w:firstLine="0"/>
+        <w:jc w:val="both"/>
+        <w:rPr>
+          <w:rFonts w:ascii="Times New Roman" w:cs="Times New Roman" w:eastAsia="Times New Roman" w:hAnsi="Times New Roman"/>
+          <w:b w:val="1"/>
+          <w:sz w:val="24"/>
+          <w:szCs w:val="24"/>
+          <w:highlight w:val="white"/>
+        </w:rPr>
+      </w:pPr>
+      <w:r>
+        <w:rPr>
+          <w:rtl w:val="0"/>
+        </w:rPr>
+      </w:r>
+    </w:p>
+    <w:p>
+      <w:pPr>
+        <w:spacing w:line="276.0005454545455" w:lineRule="auto"/>
+        <w:ind w:left="-540" w:firstLine="0"/>
+        <w:jc w:val="both"/>
+        <w:rPr>
+          <w:rFonts w:ascii="Times New Roman" w:cs="Times New Roman" w:eastAsia="Times New Roman" w:hAnsi="Times New Roman"/>
+          <w:sz w:val="24"/>
+          <w:szCs w:val="24"/>
+          <w:highlight w:val="white"/>
+        </w:rPr>
+      </w:pPr>
+      <w:r>
+        <w:rPr>
+          <w:rFonts w:ascii="Times New Roman" w:cs="Times New Roman" w:eastAsia="Times New Roman" w:hAnsi="Times New Roman"/>
+          <w:b w:val="1"/>
+          <w:sz w:val="24"/>
+          <w:szCs w:val="24"/>
+          <w:highlight w:val="white"/>
+          <w:rtl w:val="0"/>
+        </w:rPr>
+        <w:t xml:space="preserve">Table 4: Summary statistics for closest Euclidean distances in Figure 1. </w:t>
+      </w:r>
+      <w:r>
+        <w:rPr>
+          <w:rFonts w:ascii="Times New Roman" w:cs="Times New Roman" w:eastAsia="Times New Roman" w:hAnsi="Times New Roman"/>
+          <w:sz w:val="24"/>
+          <w:szCs w:val="24"/>
+          <w:highlight w:val="white"/>
+          <w:rtl w:val="0"/>
+        </w:rPr>
+        <w:t xml:space="preserve">This table shows the summary statistics for closest Euclidean distances in </w:t>
+      </w:r>
+      <w:r>
+        <w:rPr>
+          <w:rFonts w:ascii="Times New Roman" w:cs="Times New Roman" w:eastAsia="Times New Roman" w:hAnsi="Times New Roman"/>
+          <w:b w:val="1"/>
+          <w:sz w:val="24"/>
+          <w:szCs w:val="24"/>
+          <w:highlight w:val="white"/>
+          <w:rtl w:val="0"/>
+        </w:rPr>
+        <w:t xml:space="preserve">Figure 1</w:t>
+      </w:r>
+      <w:r>
+        <w:rPr>
+          <w:rFonts w:ascii="Times New Roman" w:cs="Times New Roman" w:eastAsia="Times New Roman" w:hAnsi="Times New Roman"/>
+          <w:sz w:val="24"/>
+          <w:szCs w:val="24"/>
+          <w:highlight w:val="white"/>
+          <w:rtl w:val="0"/>
+        </w:rPr>
+        <w:t xml:space="preserve"> between the CTR tumor names and standardized terms from the 5th and all editions of WHO system  as visualized for box plots in </w:t>
+      </w:r>
+      <w:r>
+        <w:rPr>
+          <w:rFonts w:ascii="Times New Roman" w:cs="Times New Roman" w:eastAsia="Times New Roman" w:hAnsi="Times New Roman"/>
+          <w:b w:val="1"/>
+          <w:sz w:val="24"/>
+          <w:szCs w:val="24"/>
+          <w:highlight w:val="white"/>
+          <w:rtl w:val="0"/>
+        </w:rPr>
+        <w:t xml:space="preserve">Figure 1</w:t>
+      </w:r>
+      <w:r>
+        <w:rPr>
+          <w:rFonts w:ascii="Times New Roman" w:cs="Times New Roman" w:eastAsia="Times New Roman" w:hAnsi="Times New Roman"/>
+          <w:sz w:val="24"/>
+          <w:szCs w:val="24"/>
+          <w:highlight w:val="white"/>
+          <w:rtl w:val="0"/>
+        </w:rPr>
+        <w:t xml:space="preserve"> for the method MiniLM_L12_v2 + Euclidean Dist. 1,033 CTR tumor names had a ground truth in WHO system 5th edition and 1,113 CTR  tumor names had a ground truth in WHO system all editions.</w:t>
+      </w:r>
+    </w:p>
+    <w:p>
+      <w:pPr>
+        <w:spacing w:line="276.0005454545455" w:lineRule="auto"/>
+        <w:ind w:left="-540" w:firstLine="0"/>
+        <w:jc w:val="both"/>
+        <w:rPr>
+          <w:rFonts w:ascii="Times New Roman" w:cs="Times New Roman" w:eastAsia="Times New Roman" w:hAnsi="Times New Roman"/>
+          <w:sz w:val="24"/>
+          <w:szCs w:val="24"/>
+          <w:highlight w:val="white"/>
+        </w:rPr>
+      </w:pPr>
+      <w:r>
+        <w:rPr>
+          <w:rtl w:val="0"/>
+        </w:rPr>
+      </w:r>
+    </w:p>
+    <w:tbl>
+      <w:tblPr>
+        <w:tblStyle w:val="Table4"/>
+        <w:tblW w:w="13588.800000000001" w:type="dxa"/>
+        <w:jc w:val="left"/>
+        <w:tblInd w:w="-540.0" w:type="dxa"/>
+        <w:tblBorders>
+          <w:top w:color="000000" w:space="0" w:sz="8" w:val="single"/>
+          <w:left w:color="000000" w:space="0" w:sz="8" w:val="single"/>
+          <w:bottom w:color="000000" w:space="0" w:sz="8" w:val="single"/>
+          <w:right w:color="000000" w:space="0" w:sz="8" w:val="single"/>
+          <w:insideH w:color="000000" w:space="0" w:sz="8" w:val="single"/>
+          <w:insideV w:color="000000" w:space="0" w:sz="8" w:val="single"/>
+        </w:tblBorders>
+        <w:tblLayout w:type="fixed"/>
+        <w:tblLook w:val="0600"/>
+      </w:tblPr>
+      <w:tblGrid>
+        <w:gridCol w:w="2730"/>
+        <w:gridCol w:w="2714.4"/>
+        <w:gridCol w:w="2714.4"/>
+        <w:gridCol w:w="2715"/>
+        <w:gridCol w:w="2715"/>
+        <w:tblGridChange w:id="0">
+          <w:tblGrid>
+            <w:gridCol w:w="2730"/>
+            <w:gridCol w:w="2714.4"/>
+            <w:gridCol w:w="2714.4"/>
+            <w:gridCol w:w="2715"/>
+            <w:gridCol w:w="2715"/>
+          </w:tblGrid>
+        </w:tblGridChange>
+      </w:tblGrid>
+      <w:tr>
+        <w:trPr>
+          <w:cantSplit w:val="0"/>
+          <w:tblHeader w:val="0"/>
+        </w:trPr>
+        <w:tc>
+          <w:tcPr>
+            <w:shd w:fill="auto" w:val="clear"/>
+            <w:tcMar>
+              <w:top w:w="100.0" w:type="dxa"/>
+              <w:left w:w="100.0" w:type="dxa"/>
+              <w:bottom w:w="100.0" w:type="dxa"/>
+              <w:right w:w="100.0" w:type="dxa"/>
+            </w:tcMar>
+            <w:vAlign w:val="top"/>
+          </w:tcPr>
+          <w:p>
+            <w:pPr>
+              <w:widowControl w:val="0"/>
+              <w:spacing w:line="240" w:lineRule="auto"/>
+              <w:rPr>
+                <w:rFonts w:ascii="Times New Roman" w:cs="Times New Roman" w:eastAsia="Times New Roman" w:hAnsi="Times New Roman"/>
+                <w:sz w:val="24"/>
+                <w:szCs w:val="24"/>
+                <w:highlight w:val="white"/>
+              </w:rPr>
+            </w:pPr>
+            <w:r>
+              <w:rPr>
+                <w:rtl w:val="0"/>
+              </w:rPr>
+            </w:r>
+          </w:p>
+        </w:tc>
+        <w:tc>
+          <w:tcPr>
+            <w:tcBorders>
+              <w:right w:color="000000" w:space="0" w:sz="0" w:val="nil"/>
+            </w:tcBorders>
+            <w:shd w:fill="auto" w:val="clear"/>
+            <w:tcMar>
+              <w:top w:w="100.0" w:type="dxa"/>
+              <w:left w:w="100.0" w:type="dxa"/>
+              <w:bottom w:w="100.0" w:type="dxa"/>
+              <w:right w:w="100.0" w:type="dxa"/>
+            </w:tcMar>
+            <w:vAlign w:val="top"/>
+          </w:tcPr>
+          <w:p>
+            <w:pPr>
+              <w:spacing w:line="276.0005454545455" w:lineRule="auto"/>
+              <w:ind w:left="-540" w:firstLine="0"/>
+              <w:jc w:val="both"/>
+              <w:rPr>
+                <w:rFonts w:ascii="Times New Roman" w:cs="Times New Roman" w:eastAsia="Times New Roman" w:hAnsi="Times New Roman"/>
+                <w:sz w:val="24"/>
+                <w:szCs w:val="24"/>
+                <w:highlight w:val="white"/>
+              </w:rPr>
+            </w:pPr>
+            <w:r>
+              <w:rPr>
+                <w:rFonts w:ascii="Times New Roman" w:cs="Times New Roman" w:eastAsia="Times New Roman" w:hAnsi="Times New Roman"/>
+                <w:sz w:val="24"/>
+                <w:szCs w:val="24"/>
+                <w:highlight w:val="white"/>
+                <w:rtl w:val="0"/>
+              </w:rPr>
+              <w:t xml:space="preserve">W                         WHO system </w:t>
+            </w:r>
+          </w:p>
+        </w:tc>
+        <w:tc>
+          <w:tcPr>
+            <w:tcBorders>
+              <w:left w:color="000000" w:space="0" w:sz="0" w:val="nil"/>
+            </w:tcBorders>
+            <w:shd w:fill="auto" w:val="clear"/>
+            <w:tcMar>
+              <w:top w:w="100.0" w:type="dxa"/>
+              <w:left w:w="100.0" w:type="dxa"/>
+              <w:bottom w:w="100.0" w:type="dxa"/>
+              <w:right w:w="100.0" w:type="dxa"/>
+            </w:tcMar>
+            <w:vAlign w:val="top"/>
+          </w:tcPr>
+          <w:p>
+            <w:pPr>
+              <w:spacing w:line="276.0005454545455" w:lineRule="auto"/>
+              <w:ind w:left="-540" w:firstLine="0"/>
+              <w:jc w:val="both"/>
+              <w:rPr>
+                <w:rFonts w:ascii="Times New Roman" w:cs="Times New Roman" w:eastAsia="Times New Roman" w:hAnsi="Times New Roman"/>
+                <w:sz w:val="24"/>
+                <w:szCs w:val="24"/>
+                <w:highlight w:val="white"/>
+              </w:rPr>
+            </w:pPr>
+            <w:r>
+              <w:rPr>
+                <w:rFonts w:ascii="Times New Roman" w:cs="Times New Roman" w:eastAsia="Times New Roman" w:hAnsi="Times New Roman"/>
+                <w:sz w:val="24"/>
+                <w:szCs w:val="24"/>
+                <w:highlight w:val="white"/>
+                <w:rtl w:val="0"/>
+              </w:rPr>
+              <w:t xml:space="preserve">5th  5th edition</w:t>
+            </w:r>
+          </w:p>
+        </w:tc>
+        <w:tc>
+          <w:tcPr>
+            <w:tcBorders>
+              <w:right w:color="000000" w:space="0" w:sz="0" w:val="nil"/>
+            </w:tcBorders>
+            <w:shd w:fill="auto" w:val="clear"/>
+            <w:tcMar>
+              <w:top w:w="100.0" w:type="dxa"/>
+              <w:left w:w="100.0" w:type="dxa"/>
+              <w:bottom w:w="100.0" w:type="dxa"/>
+              <w:right w:w="100.0" w:type="dxa"/>
+            </w:tcMar>
+            <w:vAlign w:val="top"/>
+          </w:tcPr>
+          <w:p>
+            <w:pPr>
+              <w:spacing w:line="276.0005454545455" w:lineRule="auto"/>
+              <w:ind w:left="-540" w:firstLine="0"/>
+              <w:jc w:val="both"/>
+              <w:rPr>
+                <w:rFonts w:ascii="Times New Roman" w:cs="Times New Roman" w:eastAsia="Times New Roman" w:hAnsi="Times New Roman"/>
+                <w:sz w:val="24"/>
+                <w:szCs w:val="24"/>
+                <w:highlight w:val="white"/>
+              </w:rPr>
+            </w:pPr>
+            <w:r>
+              <w:rPr>
+                <w:rFonts w:ascii="Times New Roman" w:cs="Times New Roman" w:eastAsia="Times New Roman" w:hAnsi="Times New Roman"/>
+                <w:sz w:val="24"/>
+                <w:szCs w:val="24"/>
+                <w:highlight w:val="white"/>
+                <w:rtl w:val="0"/>
+              </w:rPr>
+              <w:t xml:space="preserve">W                         WHO system </w:t>
+            </w:r>
+          </w:p>
+        </w:tc>
+        <w:tc>
+          <w:tcPr>
+            <w:shd w:fill="auto" w:val="clear"/>
+            <w:tcMar>
+              <w:top w:w="100.0" w:type="dxa"/>
+              <w:left w:w="100.0" w:type="dxa"/>
+              <w:bottom w:w="100.0" w:type="dxa"/>
+              <w:right w:w="100.0" w:type="dxa"/>
+            </w:tcMar>
+            <w:vAlign w:val="top"/>
+          </w:tcPr>
+          <w:p>
+            <w:pPr>
+              <w:widowControl w:val="0"/>
+              <w:spacing w:line="240" w:lineRule="auto"/>
+              <w:rPr>
+                <w:rFonts w:ascii="Times New Roman" w:cs="Times New Roman" w:eastAsia="Times New Roman" w:hAnsi="Times New Roman"/>
+                <w:sz w:val="24"/>
+                <w:szCs w:val="24"/>
+                <w:highlight w:val="white"/>
+              </w:rPr>
+            </w:pPr>
+            <w:r>
+              <w:rPr>
+                <w:rFonts w:ascii="Times New Roman" w:cs="Times New Roman" w:eastAsia="Times New Roman" w:hAnsi="Times New Roman"/>
+                <w:sz w:val="24"/>
+                <w:szCs w:val="24"/>
+                <w:highlight w:val="white"/>
+                <w:rtl w:val="0"/>
+              </w:rPr>
+              <w:t xml:space="preserve">All edition</w:t>
+            </w:r>
+          </w:p>
+        </w:tc>
+      </w:tr>
+      <w:tr>
+        <w:trPr>
+          <w:cantSplit w:val="0"/>
+          <w:tblHeader w:val="0"/>
+        </w:trPr>
+        <w:tc>
+          <w:tcPr>
+            <w:shd w:fill="auto" w:val="clear"/>
+            <w:tcMar>
+              <w:top w:w="100.0" w:type="dxa"/>
+              <w:left w:w="100.0" w:type="dxa"/>
+              <w:bottom w:w="100.0" w:type="dxa"/>
+              <w:right w:w="100.0" w:type="dxa"/>
+            </w:tcMar>
+            <w:vAlign w:val="top"/>
+          </w:tcPr>
+          <w:p>
+            <w:pPr>
+              <w:widowControl w:val="0"/>
+              <w:spacing w:line="240" w:lineRule="auto"/>
+              <w:rPr>
+                <w:rFonts w:ascii="Times New Roman" w:cs="Times New Roman" w:eastAsia="Times New Roman" w:hAnsi="Times New Roman"/>
+                <w:sz w:val="24"/>
+                <w:szCs w:val="24"/>
+                <w:highlight w:val="white"/>
+              </w:rPr>
+            </w:pPr>
+            <w:r>
+              <w:rPr>
+                <w:rtl w:val="0"/>
+              </w:rPr>
             </w:r>
           </w:p>
         </w:tc>
@@ -30924,18 +32617,18 @@
             <w:pPr>
               <w:rPr>
                 <w:rFonts w:ascii="Times New Roman" w:cs="Times New Roman" w:eastAsia="Times New Roman" w:hAnsi="Times New Roman"/>
-                <w:sz w:val="20"/>
-                <w:szCs w:val="20"/>
-              </w:rPr>
-            </w:pPr>
-            <w:r>
-              <w:rPr>
-                <w:rFonts w:ascii="Times New Roman" w:cs="Times New Roman" w:eastAsia="Times New Roman" w:hAnsi="Times New Roman"/>
-                <w:sz w:val="20"/>
-                <w:szCs w:val="20"/>
-                <w:rtl w:val="0"/>
-              </w:rPr>
-              <w:t xml:space="preserve">0</w:t>
+                <w:sz w:val="24"/>
+                <w:szCs w:val="24"/>
+              </w:rPr>
+            </w:pPr>
+            <w:r>
+              <w:rPr>
+                <w:rFonts w:ascii="Times New Roman" w:cs="Times New Roman" w:eastAsia="Times New Roman" w:hAnsi="Times New Roman"/>
+                <w:sz w:val="24"/>
+                <w:szCs w:val="24"/>
+                <w:rtl w:val="0"/>
+              </w:rPr>
+              <w:t xml:space="preserve">Correctly Standardized</w:t>
             </w:r>
           </w:p>
         </w:tc>
@@ -30956,18 +32649,18 @@
             <w:pPr>
               <w:rPr>
                 <w:rFonts w:ascii="Times New Roman" w:cs="Times New Roman" w:eastAsia="Times New Roman" w:hAnsi="Times New Roman"/>
-                <w:sz w:val="20"/>
-                <w:szCs w:val="20"/>
-              </w:rPr>
-            </w:pPr>
-            <w:r>
-              <w:rPr>
-                <w:rFonts w:ascii="Times New Roman" w:cs="Times New Roman" w:eastAsia="Times New Roman" w:hAnsi="Times New Roman"/>
-                <w:sz w:val="20"/>
-                <w:szCs w:val="20"/>
-                <w:rtl w:val="0"/>
-              </w:rPr>
-              <w:t xml:space="preserve">0.5852</w:t>
+                <w:sz w:val="24"/>
+                <w:szCs w:val="24"/>
+              </w:rPr>
+            </w:pPr>
+            <w:r>
+              <w:rPr>
+                <w:rFonts w:ascii="Times New Roman" w:cs="Times New Roman" w:eastAsia="Times New Roman" w:hAnsi="Times New Roman"/>
+                <w:sz w:val="24"/>
+                <w:szCs w:val="24"/>
+                <w:rtl w:val="0"/>
+              </w:rPr>
+              <w:t xml:space="preserve">Incorrectly Standardized</w:t>
             </w:r>
           </w:p>
         </w:tc>
@@ -30988,18 +32681,18 @@
             <w:pPr>
               <w:rPr>
                 <w:rFonts w:ascii="Times New Roman" w:cs="Times New Roman" w:eastAsia="Times New Roman" w:hAnsi="Times New Roman"/>
-                <w:sz w:val="20"/>
-                <w:szCs w:val="20"/>
-              </w:rPr>
-            </w:pPr>
-            <w:r>
-              <w:rPr>
-                <w:rFonts w:ascii="Times New Roman" w:cs="Times New Roman" w:eastAsia="Times New Roman" w:hAnsi="Times New Roman"/>
-                <w:sz w:val="20"/>
-                <w:szCs w:val="20"/>
-                <w:rtl w:val="0"/>
-              </w:rPr>
-              <w:t xml:space="preserve">0.6956</w:t>
+                <w:sz w:val="24"/>
+                <w:szCs w:val="24"/>
+              </w:rPr>
+            </w:pPr>
+            <w:r>
+              <w:rPr>
+                <w:rFonts w:ascii="Times New Roman" w:cs="Times New Roman" w:eastAsia="Times New Roman" w:hAnsi="Times New Roman"/>
+                <w:sz w:val="24"/>
+                <w:szCs w:val="24"/>
+                <w:rtl w:val="0"/>
+              </w:rPr>
+              <w:t xml:space="preserve">Correctly Standardized</w:t>
             </w:r>
           </w:p>
         </w:tc>
@@ -31020,21 +32713,206 @@
             <w:pPr>
               <w:rPr>
                 <w:rFonts w:ascii="Times New Roman" w:cs="Times New Roman" w:eastAsia="Times New Roman" w:hAnsi="Times New Roman"/>
-                <w:sz w:val="20"/>
-                <w:szCs w:val="20"/>
-              </w:rPr>
-            </w:pPr>
-            <w:r>
-              <w:rPr>
-                <w:rFonts w:ascii="Times New Roman" w:cs="Times New Roman" w:eastAsia="Times New Roman" w:hAnsi="Times New Roman"/>
-                <w:sz w:val="20"/>
-                <w:szCs w:val="20"/>
-                <w:rtl w:val="0"/>
-              </w:rPr>
-              <w:t xml:space="preserve">0.6657</w:t>
-            </w:r>
-          </w:p>
-        </w:tc>
+                <w:sz w:val="24"/>
+                <w:szCs w:val="24"/>
+              </w:rPr>
+            </w:pPr>
+            <w:r>
+              <w:rPr>
+                <w:rFonts w:ascii="Times New Roman" w:cs="Times New Roman" w:eastAsia="Times New Roman" w:hAnsi="Times New Roman"/>
+                <w:sz w:val="24"/>
+                <w:szCs w:val="24"/>
+                <w:rtl w:val="0"/>
+              </w:rPr>
+              <w:t xml:space="preserve">Incorrectly Standardized</w:t>
+            </w:r>
+          </w:p>
+        </w:tc>
+      </w:tr>
+      <w:tr>
+        <w:trPr>
+          <w:cantSplit w:val="0"/>
+          <w:tblHeader w:val="0"/>
+        </w:trPr>
+        <w:tc>
+          <w:tcPr>
+            <w:shd w:fill="auto" w:val="clear"/>
+            <w:tcMar>
+              <w:top w:w="100.0" w:type="dxa"/>
+              <w:left w:w="100.0" w:type="dxa"/>
+              <w:bottom w:w="100.0" w:type="dxa"/>
+              <w:right w:w="100.0" w:type="dxa"/>
+            </w:tcMar>
+            <w:vAlign w:val="top"/>
+          </w:tcPr>
+          <w:p>
+            <w:pPr>
+              <w:rPr>
+                <w:rFonts w:ascii="Times New Roman" w:cs="Times New Roman" w:eastAsia="Times New Roman" w:hAnsi="Times New Roman"/>
+                <w:sz w:val="24"/>
+                <w:szCs w:val="24"/>
+                <w:highlight w:val="white"/>
+              </w:rPr>
+            </w:pPr>
+            <w:r>
+              <w:rPr>
+                <w:rFonts w:ascii="Times New Roman" w:cs="Times New Roman" w:eastAsia="Times New Roman" w:hAnsi="Times New Roman"/>
+                <w:b w:val="1"/>
+                <w:sz w:val="20"/>
+                <w:szCs w:val="20"/>
+                <w:rtl w:val="0"/>
+              </w:rPr>
+              <w:t xml:space="preserve">Minimum</w:t>
+            </w:r>
+            <w:r>
+              <w:rPr>
+                <w:rtl w:val="0"/>
+              </w:rPr>
+            </w:r>
+          </w:p>
+        </w:tc>
+        <w:tc>
+          <w:tcPr>
+            <w:shd w:fill="auto" w:val="clear"/>
+            <w:tcMar>
+              <w:top w:w="100.0" w:type="dxa"/>
+              <w:left w:w="100.0" w:type="dxa"/>
+              <w:bottom w:w="100.0" w:type="dxa"/>
+              <w:right w:w="100.0" w:type="dxa"/>
+            </w:tcMar>
+            <w:vAlign w:val="top"/>
+          </w:tcPr>
+          <w:p>
+            <w:pPr>
+              <w:widowControl w:val="0"/>
+              <w:spacing w:line="240" w:lineRule="auto"/>
+              <w:rPr>
+                <w:rFonts w:ascii="Times New Roman" w:cs="Times New Roman" w:eastAsia="Times New Roman" w:hAnsi="Times New Roman"/>
+                <w:sz w:val="24"/>
+                <w:szCs w:val="24"/>
+                <w:highlight w:val="white"/>
+              </w:rPr>
+            </w:pPr>
+            <w:r>
+              <w:rPr>
+                <w:rFonts w:ascii="Times New Roman" w:cs="Times New Roman" w:eastAsia="Times New Roman" w:hAnsi="Times New Roman"/>
+                <w:sz w:val="24"/>
+                <w:szCs w:val="24"/>
+                <w:highlight w:val="white"/>
+                <w:rtl w:val="0"/>
+              </w:rPr>
+              <w:t xml:space="preserve">0.0000</w:t>
+            </w:r>
+          </w:p>
+        </w:tc>
+        <w:tc>
+          <w:tcPr>
+            <w:shd w:fill="auto" w:val="clear"/>
+            <w:tcMar>
+              <w:top w:w="100.0" w:type="dxa"/>
+              <w:left w:w="100.0" w:type="dxa"/>
+              <w:bottom w:w="100.0" w:type="dxa"/>
+              <w:right w:w="100.0" w:type="dxa"/>
+            </w:tcMar>
+            <w:vAlign w:val="top"/>
+          </w:tcPr>
+          <w:p>
+            <w:pPr>
+              <w:widowControl w:val="0"/>
+              <w:spacing w:line="240" w:lineRule="auto"/>
+              <w:rPr>
+                <w:rFonts w:ascii="Times New Roman" w:cs="Times New Roman" w:eastAsia="Times New Roman" w:hAnsi="Times New Roman"/>
+                <w:sz w:val="24"/>
+                <w:szCs w:val="24"/>
+                <w:highlight w:val="white"/>
+              </w:rPr>
+            </w:pPr>
+            <w:r>
+              <w:rPr>
+                <w:rFonts w:ascii="Times New Roman" w:cs="Times New Roman" w:eastAsia="Times New Roman" w:hAnsi="Times New Roman"/>
+                <w:sz w:val="24"/>
+                <w:szCs w:val="24"/>
+                <w:highlight w:val="white"/>
+                <w:rtl w:val="0"/>
+              </w:rPr>
+              <w:t xml:space="preserve">0.1631</w:t>
+            </w:r>
+          </w:p>
+        </w:tc>
+        <w:tc>
+          <w:tcPr>
+            <w:shd w:fill="auto" w:val="clear"/>
+            <w:tcMar>
+              <w:top w:w="100.0" w:type="dxa"/>
+              <w:left w:w="100.0" w:type="dxa"/>
+              <w:bottom w:w="100.0" w:type="dxa"/>
+              <w:right w:w="100.0" w:type="dxa"/>
+            </w:tcMar>
+            <w:vAlign w:val="top"/>
+          </w:tcPr>
+          <w:p>
+            <w:pPr>
+              <w:widowControl w:val="0"/>
+              <w:spacing w:line="240" w:lineRule="auto"/>
+              <w:rPr>
+                <w:rFonts w:ascii="Times New Roman" w:cs="Times New Roman" w:eastAsia="Times New Roman" w:hAnsi="Times New Roman"/>
+                <w:sz w:val="24"/>
+                <w:szCs w:val="24"/>
+                <w:highlight w:val="white"/>
+              </w:rPr>
+            </w:pPr>
+            <w:r>
+              <w:rPr>
+                <w:rFonts w:ascii="Times New Roman" w:cs="Times New Roman" w:eastAsia="Times New Roman" w:hAnsi="Times New Roman"/>
+                <w:sz w:val="24"/>
+                <w:szCs w:val="24"/>
+                <w:highlight w:val="white"/>
+                <w:rtl w:val="0"/>
+              </w:rPr>
+              <w:t xml:space="preserve">0.0000</w:t>
+            </w:r>
+          </w:p>
+        </w:tc>
+        <w:tc>
+          <w:tcPr>
+            <w:shd w:fill="auto" w:val="clear"/>
+            <w:tcMar>
+              <w:top w:w="100.0" w:type="dxa"/>
+              <w:left w:w="100.0" w:type="dxa"/>
+              <w:bottom w:w="100.0" w:type="dxa"/>
+              <w:right w:w="100.0" w:type="dxa"/>
+            </w:tcMar>
+            <w:vAlign w:val="top"/>
+          </w:tcPr>
+          <w:p>
+            <w:pPr>
+              <w:widowControl w:val="0"/>
+              <w:spacing w:line="240" w:lineRule="auto"/>
+              <w:rPr>
+                <w:rFonts w:ascii="Times New Roman" w:cs="Times New Roman" w:eastAsia="Times New Roman" w:hAnsi="Times New Roman"/>
+                <w:sz w:val="24"/>
+                <w:szCs w:val="24"/>
+                <w:highlight w:val="white"/>
+              </w:rPr>
+            </w:pPr>
+            <w:r>
+              <w:rPr>
+                <w:rFonts w:ascii="Times New Roman" w:cs="Times New Roman" w:eastAsia="Times New Roman" w:hAnsi="Times New Roman"/>
+                <w:sz w:val="24"/>
+                <w:szCs w:val="24"/>
+                <w:highlight w:val="white"/>
+                <w:rtl w:val="0"/>
+              </w:rPr>
+              <w:t xml:space="preserve">0.1631</w:t>
+            </w:r>
+          </w:p>
+        </w:tc>
+      </w:tr>
+      <w:tr>
+        <w:trPr>
+          <w:cantSplit w:val="0"/>
+          <w:tblHeader w:val="0"/>
+        </w:trPr>
         <w:tc>
           <w:tcPr>
             <w:tcBorders>
@@ -31052,21 +32930,186 @@
             <w:pPr>
               <w:rPr>
                 <w:rFonts w:ascii="Times New Roman" w:cs="Times New Roman" w:eastAsia="Times New Roman" w:hAnsi="Times New Roman"/>
-                <w:sz w:val="20"/>
-                <w:szCs w:val="20"/>
-              </w:rPr>
-            </w:pPr>
-            <w:r>
-              <w:rPr>
-                <w:rFonts w:ascii="Times New Roman" w:cs="Times New Roman" w:eastAsia="Times New Roman" w:hAnsi="Times New Roman"/>
-                <w:sz w:val="20"/>
-                <w:szCs w:val="20"/>
-                <w:rtl w:val="0"/>
-              </w:rPr>
-              <w:t xml:space="preserve">0.8037</w:t>
-            </w:r>
-          </w:p>
-        </w:tc>
+                <w:b w:val="1"/>
+                <w:sz w:val="20"/>
+                <w:szCs w:val="20"/>
+              </w:rPr>
+            </w:pPr>
+            <w:r>
+              <w:rPr>
+                <w:rFonts w:ascii="Times New Roman" w:cs="Times New Roman" w:eastAsia="Times New Roman" w:hAnsi="Times New Roman"/>
+                <w:b w:val="1"/>
+                <w:sz w:val="20"/>
+                <w:szCs w:val="20"/>
+                <w:rtl w:val="0"/>
+              </w:rPr>
+              <w:t xml:space="preserve">1</w:t>
+            </w:r>
+            <w:r>
+              <w:rPr>
+                <w:rFonts w:ascii="Times New Roman" w:cs="Times New Roman" w:eastAsia="Times New Roman" w:hAnsi="Times New Roman"/>
+                <w:b w:val="1"/>
+                <w:sz w:val="20"/>
+                <w:szCs w:val="20"/>
+                <w:vertAlign w:val="superscript"/>
+                <w:rtl w:val="0"/>
+              </w:rPr>
+              <w:t xml:space="preserve">st</w:t>
+            </w:r>
+            <w:r>
+              <w:rPr>
+                <w:rFonts w:ascii="Times New Roman" w:cs="Times New Roman" w:eastAsia="Times New Roman" w:hAnsi="Times New Roman"/>
+                <w:b w:val="1"/>
+                <w:sz w:val="20"/>
+                <w:szCs w:val="20"/>
+                <w:rtl w:val="0"/>
+              </w:rPr>
+              <w:t xml:space="preserve"> Quartile</w:t>
+            </w:r>
+          </w:p>
+        </w:tc>
+        <w:tc>
+          <w:tcPr>
+            <w:shd w:fill="auto" w:val="clear"/>
+            <w:tcMar>
+              <w:top w:w="100.0" w:type="dxa"/>
+              <w:left w:w="100.0" w:type="dxa"/>
+              <w:bottom w:w="100.0" w:type="dxa"/>
+              <w:right w:w="100.0" w:type="dxa"/>
+            </w:tcMar>
+            <w:vAlign w:val="top"/>
+          </w:tcPr>
+          <w:p>
+            <w:pPr>
+              <w:widowControl w:val="0"/>
+              <w:spacing w:line="240" w:lineRule="auto"/>
+              <w:rPr>
+                <w:rFonts w:ascii="Times New Roman" w:cs="Times New Roman" w:eastAsia="Times New Roman" w:hAnsi="Times New Roman"/>
+                <w:sz w:val="24"/>
+                <w:szCs w:val="24"/>
+                <w:highlight w:val="white"/>
+              </w:rPr>
+            </w:pPr>
+            <w:r>
+              <w:rPr>
+                <w:rFonts w:ascii="Times New Roman" w:cs="Times New Roman" w:eastAsia="Times New Roman" w:hAnsi="Times New Roman"/>
+                <w:sz w:val="24"/>
+                <w:szCs w:val="24"/>
+                <w:highlight w:val="white"/>
+                <w:rtl w:val="0"/>
+              </w:rPr>
+              <w:t xml:space="preserve">0.4420</w:t>
+            </w:r>
+          </w:p>
+        </w:tc>
+        <w:tc>
+          <w:tcPr>
+            <w:shd w:fill="auto" w:val="clear"/>
+            <w:tcMar>
+              <w:top w:w="100.0" w:type="dxa"/>
+              <w:left w:w="100.0" w:type="dxa"/>
+              <w:bottom w:w="100.0" w:type="dxa"/>
+              <w:right w:w="100.0" w:type="dxa"/>
+            </w:tcMar>
+            <w:vAlign w:val="top"/>
+          </w:tcPr>
+          <w:p>
+            <w:pPr>
+              <w:widowControl w:val="0"/>
+              <w:spacing w:line="240" w:lineRule="auto"/>
+              <w:rPr>
+                <w:rFonts w:ascii="Times New Roman" w:cs="Times New Roman" w:eastAsia="Times New Roman" w:hAnsi="Times New Roman"/>
+                <w:sz w:val="24"/>
+                <w:szCs w:val="24"/>
+                <w:highlight w:val="white"/>
+              </w:rPr>
+            </w:pPr>
+            <w:r>
+              <w:rPr>
+                <w:rFonts w:ascii="Times New Roman" w:cs="Times New Roman" w:eastAsia="Times New Roman" w:hAnsi="Times New Roman"/>
+                <w:sz w:val="24"/>
+                <w:szCs w:val="24"/>
+                <w:highlight w:val="white"/>
+                <w:rtl w:val="0"/>
+              </w:rPr>
+              <w:t xml:space="preserve">0.6232</w:t>
+            </w:r>
+          </w:p>
+        </w:tc>
+        <w:tc>
+          <w:tcPr>
+            <w:shd w:fill="auto" w:val="clear"/>
+            <w:tcMar>
+              <w:top w:w="100.0" w:type="dxa"/>
+              <w:left w:w="100.0" w:type="dxa"/>
+              <w:bottom w:w="100.0" w:type="dxa"/>
+              <w:right w:w="100.0" w:type="dxa"/>
+            </w:tcMar>
+            <w:vAlign w:val="top"/>
+          </w:tcPr>
+          <w:p>
+            <w:pPr>
+              <w:widowControl w:val="0"/>
+              <w:spacing w:line="240" w:lineRule="auto"/>
+              <w:rPr>
+                <w:rFonts w:ascii="Times New Roman" w:cs="Times New Roman" w:eastAsia="Times New Roman" w:hAnsi="Times New Roman"/>
+                <w:sz w:val="24"/>
+                <w:szCs w:val="24"/>
+                <w:highlight w:val="white"/>
+              </w:rPr>
+            </w:pPr>
+            <w:r>
+              <w:rPr>
+                <w:rFonts w:ascii="Times New Roman" w:cs="Times New Roman" w:eastAsia="Times New Roman" w:hAnsi="Times New Roman"/>
+                <w:sz w:val="24"/>
+                <w:szCs w:val="24"/>
+                <w:highlight w:val="white"/>
+                <w:rtl w:val="0"/>
+              </w:rPr>
+              <w:t xml:space="preserve"> 0.4151</w:t>
+            </w:r>
+          </w:p>
+        </w:tc>
+        <w:tc>
+          <w:tcPr>
+            <w:shd w:fill="auto" w:val="clear"/>
+            <w:tcMar>
+              <w:top w:w="100.0" w:type="dxa"/>
+              <w:left w:w="100.0" w:type="dxa"/>
+              <w:bottom w:w="100.0" w:type="dxa"/>
+              <w:right w:w="100.0" w:type="dxa"/>
+            </w:tcMar>
+            <w:vAlign w:val="top"/>
+          </w:tcPr>
+          <w:p>
+            <w:pPr>
+              <w:widowControl w:val="0"/>
+              <w:spacing w:line="240" w:lineRule="auto"/>
+              <w:rPr>
+                <w:rFonts w:ascii="Times New Roman" w:cs="Times New Roman" w:eastAsia="Times New Roman" w:hAnsi="Times New Roman"/>
+                <w:sz w:val="24"/>
+                <w:szCs w:val="24"/>
+                <w:highlight w:val="white"/>
+              </w:rPr>
+            </w:pPr>
+            <w:r>
+              <w:rPr>
+                <w:rFonts w:ascii="Times New Roman" w:cs="Times New Roman" w:eastAsia="Times New Roman" w:hAnsi="Times New Roman"/>
+                <w:sz w:val="24"/>
+                <w:szCs w:val="24"/>
+                <w:highlight w:val="white"/>
+                <w:rtl w:val="0"/>
+              </w:rPr>
+              <w:t xml:space="preserve">0.6072</w:t>
+            </w:r>
+          </w:p>
+        </w:tc>
+      </w:tr>
+      <w:tr>
+        <w:trPr>
+          <w:cantSplit w:val="0"/>
+          <w:tblHeader w:val="0"/>
+        </w:trPr>
         <w:tc>
           <w:tcPr>
             <w:tcBorders>
@@ -31084,18 +33127,156 @@
             <w:pPr>
               <w:rPr>
                 <w:rFonts w:ascii="Times New Roman" w:cs="Times New Roman" w:eastAsia="Times New Roman" w:hAnsi="Times New Roman"/>
-                <w:sz w:val="20"/>
-                <w:szCs w:val="20"/>
-              </w:rPr>
-            </w:pPr>
-            <w:r>
-              <w:rPr>
-                <w:rFonts w:ascii="Times New Roman" w:cs="Times New Roman" w:eastAsia="Times New Roman" w:hAnsi="Times New Roman"/>
-                <w:sz w:val="20"/>
-                <w:szCs w:val="20"/>
-                <w:rtl w:val="0"/>
-              </w:rPr>
-              <w:t xml:space="preserve">1.0112</w:t>
+                <w:b w:val="1"/>
+                <w:sz w:val="20"/>
+                <w:szCs w:val="20"/>
+              </w:rPr>
+            </w:pPr>
+            <w:r>
+              <w:rPr>
+                <w:rFonts w:ascii="Times New Roman" w:cs="Times New Roman" w:eastAsia="Times New Roman" w:hAnsi="Times New Roman"/>
+                <w:b w:val="1"/>
+                <w:sz w:val="20"/>
+                <w:szCs w:val="20"/>
+                <w:rtl w:val="0"/>
+              </w:rPr>
+              <w:t xml:space="preserve">Median</w:t>
+            </w:r>
+          </w:p>
+        </w:tc>
+        <w:tc>
+          <w:tcPr>
+            <w:shd w:fill="auto" w:val="clear"/>
+            <w:tcMar>
+              <w:top w:w="100.0" w:type="dxa"/>
+              <w:left w:w="100.0" w:type="dxa"/>
+              <w:bottom w:w="100.0" w:type="dxa"/>
+              <w:right w:w="100.0" w:type="dxa"/>
+            </w:tcMar>
+            <w:vAlign w:val="top"/>
+          </w:tcPr>
+          <w:p>
+            <w:pPr>
+              <w:widowControl w:val="0"/>
+              <w:spacing w:line="240" w:lineRule="auto"/>
+              <w:rPr>
+                <w:rFonts w:ascii="Times New Roman" w:cs="Times New Roman" w:eastAsia="Times New Roman" w:hAnsi="Times New Roman"/>
+                <w:sz w:val="24"/>
+                <w:szCs w:val="24"/>
+                <w:highlight w:val="white"/>
+              </w:rPr>
+            </w:pPr>
+            <w:r>
+              <w:rPr>
+                <w:rFonts w:ascii="Times New Roman" w:cs="Times New Roman" w:eastAsia="Times New Roman" w:hAnsi="Times New Roman"/>
+                <w:sz w:val="24"/>
+                <w:szCs w:val="24"/>
+                <w:highlight w:val="white"/>
+                <w:rtl w:val="0"/>
+              </w:rPr>
+              <w:t xml:space="preserve">0.5765</w:t>
+            </w:r>
+          </w:p>
+        </w:tc>
+        <w:tc>
+          <w:tcPr>
+            <w:shd w:fill="auto" w:val="clear"/>
+            <w:tcMar>
+              <w:top w:w="100.0" w:type="dxa"/>
+              <w:left w:w="100.0" w:type="dxa"/>
+              <w:bottom w:w="100.0" w:type="dxa"/>
+              <w:right w:w="100.0" w:type="dxa"/>
+            </w:tcMar>
+            <w:vAlign w:val="top"/>
+          </w:tcPr>
+          <w:p>
+            <w:pPr>
+              <w:widowControl w:val="0"/>
+              <w:spacing w:line="240" w:lineRule="auto"/>
+              <w:rPr>
+                <w:rFonts w:ascii="Times New Roman" w:cs="Times New Roman" w:eastAsia="Times New Roman" w:hAnsi="Times New Roman"/>
+                <w:sz w:val="24"/>
+                <w:szCs w:val="24"/>
+                <w:highlight w:val="white"/>
+              </w:rPr>
+            </w:pPr>
+            <w:r>
+              <w:rPr>
+                <w:rFonts w:ascii="Times New Roman" w:cs="Times New Roman" w:eastAsia="Times New Roman" w:hAnsi="Times New Roman"/>
+                <w:sz w:val="24"/>
+                <w:szCs w:val="24"/>
+                <w:highlight w:val="white"/>
+                <w:rtl w:val="0"/>
+              </w:rPr>
+              <w:t xml:space="preserve">0.7314</w:t>
+            </w:r>
+          </w:p>
+        </w:tc>
+        <w:tc>
+          <w:tcPr>
+            <w:shd w:fill="auto" w:val="clear"/>
+            <w:tcMar>
+              <w:top w:w="100.0" w:type="dxa"/>
+              <w:left w:w="100.0" w:type="dxa"/>
+              <w:bottom w:w="100.0" w:type="dxa"/>
+              <w:right w:w="100.0" w:type="dxa"/>
+            </w:tcMar>
+            <w:vAlign w:val="top"/>
+          </w:tcPr>
+          <w:p>
+            <w:pPr>
+              <w:widowControl w:val="0"/>
+              <w:spacing w:line="240" w:lineRule="auto"/>
+              <w:rPr>
+                <w:rFonts w:ascii="Times New Roman" w:cs="Times New Roman" w:eastAsia="Times New Roman" w:hAnsi="Times New Roman"/>
+                <w:sz w:val="24"/>
+                <w:szCs w:val="24"/>
+                <w:highlight w:val="white"/>
+              </w:rPr>
+            </w:pPr>
+            <w:r>
+              <w:rPr>
+                <w:rFonts w:ascii="Times New Roman" w:cs="Times New Roman" w:eastAsia="Times New Roman" w:hAnsi="Times New Roman"/>
+                <w:sz w:val="24"/>
+                <w:szCs w:val="24"/>
+                <w:highlight w:val="white"/>
+                <w:rtl w:val="0"/>
+              </w:rPr>
+              <w:t xml:space="preserve">0.5469</w:t>
+            </w:r>
+          </w:p>
+        </w:tc>
+        <w:tc>
+          <w:tcPr>
+            <w:shd w:fill="auto" w:val="clear"/>
+            <w:tcMar>
+              <w:top w:w="100.0" w:type="dxa"/>
+              <w:left w:w="100.0" w:type="dxa"/>
+              <w:bottom w:w="100.0" w:type="dxa"/>
+              <w:right w:w="100.0" w:type="dxa"/>
+            </w:tcMar>
+            <w:vAlign w:val="top"/>
+          </w:tcPr>
+          <w:p>
+            <w:pPr>
+              <w:widowControl w:val="0"/>
+              <w:spacing w:line="240" w:lineRule="auto"/>
+              <w:rPr>
+                <w:rFonts w:ascii="Times New Roman" w:cs="Times New Roman" w:eastAsia="Times New Roman" w:hAnsi="Times New Roman"/>
+                <w:sz w:val="24"/>
+                <w:szCs w:val="24"/>
+                <w:highlight w:val="white"/>
+              </w:rPr>
+            </w:pPr>
+            <w:r>
+              <w:rPr>
+                <w:rFonts w:ascii="Times New Roman" w:cs="Times New Roman" w:eastAsia="Times New Roman" w:hAnsi="Times New Roman"/>
+                <w:sz w:val="24"/>
+                <w:szCs w:val="24"/>
+                <w:highlight w:val="white"/>
+                <w:rtl w:val="0"/>
+              </w:rPr>
+              <w:t xml:space="preserve">0.7184</w:t>
             </w:r>
           </w:p>
         </w:tc>
@@ -31103,7 +33284,185 @@
       <w:tr>
         <w:trPr>
           <w:cantSplit w:val="0"/>
-          <w:trHeight w:val="495" w:hRule="atLeast"/>
+          <w:tblHeader w:val="0"/>
+        </w:trPr>
+        <w:tc>
+          <w:tcPr>
+            <w:shd w:fill="auto" w:val="clear"/>
+            <w:tcMar>
+              <w:top w:w="100.0" w:type="dxa"/>
+              <w:left w:w="100.0" w:type="dxa"/>
+              <w:bottom w:w="100.0" w:type="dxa"/>
+              <w:right w:w="100.0" w:type="dxa"/>
+            </w:tcMar>
+            <w:vAlign w:val="top"/>
+          </w:tcPr>
+          <w:p>
+            <w:pPr>
+              <w:rPr>
+                <w:rFonts w:ascii="Times New Roman" w:cs="Times New Roman" w:eastAsia="Times New Roman" w:hAnsi="Times New Roman"/>
+                <w:sz w:val="24"/>
+                <w:szCs w:val="24"/>
+                <w:highlight w:val="white"/>
+              </w:rPr>
+            </w:pPr>
+            <w:r>
+              <w:rPr>
+                <w:rFonts w:ascii="Times New Roman" w:cs="Times New Roman" w:eastAsia="Times New Roman" w:hAnsi="Times New Roman"/>
+                <w:b w:val="1"/>
+                <w:sz w:val="20"/>
+                <w:szCs w:val="20"/>
+                <w:rtl w:val="0"/>
+              </w:rPr>
+              <w:t xml:space="preserve">Mean</w:t>
+            </w:r>
+            <w:r>
+              <w:rPr>
+                <w:rtl w:val="0"/>
+              </w:rPr>
+            </w:r>
+          </w:p>
+        </w:tc>
+        <w:tc>
+          <w:tcPr>
+            <w:shd w:fill="auto" w:val="clear"/>
+            <w:tcMar>
+              <w:top w:w="100.0" w:type="dxa"/>
+              <w:left w:w="100.0" w:type="dxa"/>
+              <w:bottom w:w="100.0" w:type="dxa"/>
+              <w:right w:w="100.0" w:type="dxa"/>
+            </w:tcMar>
+            <w:vAlign w:val="top"/>
+          </w:tcPr>
+          <w:p>
+            <w:pPr>
+              <w:widowControl w:val="0"/>
+              <w:spacing w:line="240" w:lineRule="auto"/>
+              <w:rPr>
+                <w:rFonts w:ascii="Times New Roman" w:cs="Times New Roman" w:eastAsia="Times New Roman" w:hAnsi="Times New Roman"/>
+                <w:sz w:val="24"/>
+                <w:szCs w:val="24"/>
+                <w:highlight w:val="white"/>
+              </w:rPr>
+            </w:pPr>
+            <w:r>
+              <w:rPr>
+                <w:rFonts w:ascii="Times New Roman" w:cs="Times New Roman" w:eastAsia="Times New Roman" w:hAnsi="Times New Roman"/>
+                <w:sz w:val="24"/>
+                <w:szCs w:val="24"/>
+                <w:highlight w:val="white"/>
+                <w:rtl w:val="0"/>
+              </w:rPr>
+              <w:t xml:space="preserve">0.5543</w:t>
+            </w:r>
+          </w:p>
+        </w:tc>
+        <w:tc>
+          <w:tcPr>
+            <w:shd w:fill="auto" w:val="clear"/>
+            <w:tcMar>
+              <w:top w:w="100.0" w:type="dxa"/>
+              <w:left w:w="100.0" w:type="dxa"/>
+              <w:bottom w:w="100.0" w:type="dxa"/>
+              <w:right w:w="100.0" w:type="dxa"/>
+            </w:tcMar>
+            <w:vAlign w:val="top"/>
+          </w:tcPr>
+          <w:p>
+            <w:pPr>
+              <w:widowControl w:val="0"/>
+              <w:spacing w:line="240" w:lineRule="auto"/>
+              <w:rPr>
+                <w:rFonts w:ascii="Times New Roman" w:cs="Times New Roman" w:eastAsia="Times New Roman" w:hAnsi="Times New Roman"/>
+                <w:sz w:val="24"/>
+                <w:szCs w:val="24"/>
+                <w:highlight w:val="white"/>
+              </w:rPr>
+            </w:pPr>
+            <w:r>
+              <w:rPr>
+                <w:rFonts w:ascii="Times New Roman" w:cs="Times New Roman" w:eastAsia="Times New Roman" w:hAnsi="Times New Roman"/>
+                <w:sz w:val="24"/>
+                <w:szCs w:val="24"/>
+                <w:highlight w:val="white"/>
+                <w:rtl w:val="0"/>
+              </w:rPr>
+              <w:t xml:space="preserve">0.7238</w:t>
+            </w:r>
+          </w:p>
+        </w:tc>
+        <w:tc>
+          <w:tcPr>
+            <w:shd w:fill="auto" w:val="clear"/>
+            <w:tcMar>
+              <w:top w:w="100.0" w:type="dxa"/>
+              <w:left w:w="100.0" w:type="dxa"/>
+              <w:bottom w:w="100.0" w:type="dxa"/>
+              <w:right w:w="100.0" w:type="dxa"/>
+            </w:tcMar>
+            <w:vAlign w:val="top"/>
+          </w:tcPr>
+          <w:p>
+            <w:pPr>
+              <w:widowControl w:val="0"/>
+              <w:spacing w:line="240" w:lineRule="auto"/>
+              <w:rPr>
+                <w:rFonts w:ascii="Times New Roman" w:cs="Times New Roman" w:eastAsia="Times New Roman" w:hAnsi="Times New Roman"/>
+                <w:sz w:val="24"/>
+                <w:szCs w:val="24"/>
+                <w:highlight w:val="white"/>
+              </w:rPr>
+            </w:pPr>
+            <w:r>
+              <w:rPr>
+                <w:rFonts w:ascii="Times New Roman" w:cs="Times New Roman" w:eastAsia="Times New Roman" w:hAnsi="Times New Roman"/>
+                <w:sz w:val="24"/>
+                <w:szCs w:val="24"/>
+                <w:highlight w:val="white"/>
+                <w:rtl w:val="0"/>
+              </w:rPr>
+              <w:t xml:space="preserve">0.5202</w:t>
+            </w:r>
+          </w:p>
+        </w:tc>
+        <w:tc>
+          <w:tcPr>
+            <w:shd w:fill="auto" w:val="clear"/>
+            <w:tcMar>
+              <w:top w:w="100.0" w:type="dxa"/>
+              <w:left w:w="100.0" w:type="dxa"/>
+              <w:bottom w:w="100.0" w:type="dxa"/>
+              <w:right w:w="100.0" w:type="dxa"/>
+            </w:tcMar>
+            <w:vAlign w:val="top"/>
+          </w:tcPr>
+          <w:p>
+            <w:pPr>
+              <w:widowControl w:val="0"/>
+              <w:spacing w:line="240" w:lineRule="auto"/>
+              <w:rPr>
+                <w:rFonts w:ascii="Times New Roman" w:cs="Times New Roman" w:eastAsia="Times New Roman" w:hAnsi="Times New Roman"/>
+                <w:sz w:val="24"/>
+                <w:szCs w:val="24"/>
+                <w:highlight w:val="white"/>
+              </w:rPr>
+            </w:pPr>
+            <w:r>
+              <w:rPr>
+                <w:rFonts w:ascii="Times New Roman" w:cs="Times New Roman" w:eastAsia="Times New Roman" w:hAnsi="Times New Roman"/>
+                <w:sz w:val="24"/>
+                <w:szCs w:val="24"/>
+                <w:highlight w:val="white"/>
+                <w:rtl w:val="0"/>
+              </w:rPr>
+              <w:t xml:space="preserve">0.7077</w:t>
+            </w:r>
+          </w:p>
+        </w:tc>
+      </w:tr>
+      <w:tr>
+        <w:trPr>
+          <w:cantSplit w:val="0"/>
           <w:tblHeader w:val="0"/>
         </w:trPr>
         <w:tc>
@@ -31123,21 +33482,186 @@
             <w:pPr>
               <w:rPr>
                 <w:rFonts w:ascii="Times New Roman" w:cs="Times New Roman" w:eastAsia="Times New Roman" w:hAnsi="Times New Roman"/>
-                <w:sz w:val="20"/>
-                <w:szCs w:val="20"/>
-              </w:rPr>
-            </w:pPr>
-            <w:r>
-              <w:rPr>
-                <w:rFonts w:ascii="Times New Roman" w:cs="Times New Roman" w:eastAsia="Times New Roman" w:hAnsi="Times New Roman"/>
-                <w:sz w:val="20"/>
-                <w:szCs w:val="20"/>
-                <w:rtl w:val="0"/>
-              </w:rPr>
-              <w:t xml:space="preserve">Incorrectly Standardized</w:t>
-            </w:r>
-          </w:p>
-        </w:tc>
+                <w:b w:val="1"/>
+                <w:sz w:val="20"/>
+                <w:szCs w:val="20"/>
+              </w:rPr>
+            </w:pPr>
+            <w:r>
+              <w:rPr>
+                <w:rFonts w:ascii="Times New Roman" w:cs="Times New Roman" w:eastAsia="Times New Roman" w:hAnsi="Times New Roman"/>
+                <w:b w:val="1"/>
+                <w:sz w:val="20"/>
+                <w:szCs w:val="20"/>
+                <w:rtl w:val="0"/>
+              </w:rPr>
+              <w:t xml:space="preserve">3</w:t>
+            </w:r>
+            <w:r>
+              <w:rPr>
+                <w:rFonts w:ascii="Times New Roman" w:cs="Times New Roman" w:eastAsia="Times New Roman" w:hAnsi="Times New Roman"/>
+                <w:b w:val="1"/>
+                <w:sz w:val="20"/>
+                <w:szCs w:val="20"/>
+                <w:vertAlign w:val="superscript"/>
+                <w:rtl w:val="0"/>
+              </w:rPr>
+              <w:t xml:space="preserve">rd</w:t>
+            </w:r>
+            <w:r>
+              <w:rPr>
+                <w:rFonts w:ascii="Times New Roman" w:cs="Times New Roman" w:eastAsia="Times New Roman" w:hAnsi="Times New Roman"/>
+                <w:b w:val="1"/>
+                <w:sz w:val="20"/>
+                <w:szCs w:val="20"/>
+                <w:rtl w:val="0"/>
+              </w:rPr>
+              <w:t xml:space="preserve"> Quartile</w:t>
+            </w:r>
+          </w:p>
+        </w:tc>
+        <w:tc>
+          <w:tcPr>
+            <w:shd w:fill="auto" w:val="clear"/>
+            <w:tcMar>
+              <w:top w:w="100.0" w:type="dxa"/>
+              <w:left w:w="100.0" w:type="dxa"/>
+              <w:bottom w:w="100.0" w:type="dxa"/>
+              <w:right w:w="100.0" w:type="dxa"/>
+            </w:tcMar>
+            <w:vAlign w:val="top"/>
+          </w:tcPr>
+          <w:p>
+            <w:pPr>
+              <w:widowControl w:val="0"/>
+              <w:spacing w:line="240" w:lineRule="auto"/>
+              <w:rPr>
+                <w:rFonts w:ascii="Times New Roman" w:cs="Times New Roman" w:eastAsia="Times New Roman" w:hAnsi="Times New Roman"/>
+                <w:sz w:val="24"/>
+                <w:szCs w:val="24"/>
+                <w:highlight w:val="white"/>
+              </w:rPr>
+            </w:pPr>
+            <w:r>
+              <w:rPr>
+                <w:rFonts w:ascii="Times New Roman" w:cs="Times New Roman" w:eastAsia="Times New Roman" w:hAnsi="Times New Roman"/>
+                <w:sz w:val="24"/>
+                <w:szCs w:val="24"/>
+                <w:highlight w:val="white"/>
+                <w:rtl w:val="0"/>
+              </w:rPr>
+              <w:t xml:space="preserve"> 0.7017</w:t>
+            </w:r>
+          </w:p>
+        </w:tc>
+        <w:tc>
+          <w:tcPr>
+            <w:shd w:fill="auto" w:val="clear"/>
+            <w:tcMar>
+              <w:top w:w="100.0" w:type="dxa"/>
+              <w:left w:w="100.0" w:type="dxa"/>
+              <w:bottom w:w="100.0" w:type="dxa"/>
+              <w:right w:w="100.0" w:type="dxa"/>
+            </w:tcMar>
+            <w:vAlign w:val="top"/>
+          </w:tcPr>
+          <w:p>
+            <w:pPr>
+              <w:widowControl w:val="0"/>
+              <w:spacing w:line="240" w:lineRule="auto"/>
+              <w:rPr>
+                <w:rFonts w:ascii="Times New Roman" w:cs="Times New Roman" w:eastAsia="Times New Roman" w:hAnsi="Times New Roman"/>
+                <w:sz w:val="24"/>
+                <w:szCs w:val="24"/>
+                <w:highlight w:val="white"/>
+              </w:rPr>
+            </w:pPr>
+            <w:r>
+              <w:rPr>
+                <w:rFonts w:ascii="Times New Roman" w:cs="Times New Roman" w:eastAsia="Times New Roman" w:hAnsi="Times New Roman"/>
+                <w:sz w:val="24"/>
+                <w:szCs w:val="24"/>
+                <w:highlight w:val="white"/>
+                <w:rtl w:val="0"/>
+              </w:rPr>
+              <w:t xml:space="preserve">0.8265</w:t>
+            </w:r>
+          </w:p>
+        </w:tc>
+        <w:tc>
+          <w:tcPr>
+            <w:shd w:fill="auto" w:val="clear"/>
+            <w:tcMar>
+              <w:top w:w="100.0" w:type="dxa"/>
+              <w:left w:w="100.0" w:type="dxa"/>
+              <w:bottom w:w="100.0" w:type="dxa"/>
+              <w:right w:w="100.0" w:type="dxa"/>
+            </w:tcMar>
+            <w:vAlign w:val="top"/>
+          </w:tcPr>
+          <w:p>
+            <w:pPr>
+              <w:widowControl w:val="0"/>
+              <w:spacing w:line="240" w:lineRule="auto"/>
+              <w:rPr>
+                <w:rFonts w:ascii="Times New Roman" w:cs="Times New Roman" w:eastAsia="Times New Roman" w:hAnsi="Times New Roman"/>
+                <w:sz w:val="24"/>
+                <w:szCs w:val="24"/>
+                <w:highlight w:val="white"/>
+              </w:rPr>
+            </w:pPr>
+            <w:r>
+              <w:rPr>
+                <w:rFonts w:ascii="Times New Roman" w:cs="Times New Roman" w:eastAsia="Times New Roman" w:hAnsi="Times New Roman"/>
+                <w:sz w:val="24"/>
+                <w:szCs w:val="24"/>
+                <w:highlight w:val="white"/>
+                <w:rtl w:val="0"/>
+              </w:rPr>
+              <w:t xml:space="preserve">0.6682</w:t>
+            </w:r>
+          </w:p>
+        </w:tc>
+        <w:tc>
+          <w:tcPr>
+            <w:shd w:fill="auto" w:val="clear"/>
+            <w:tcMar>
+              <w:top w:w="100.0" w:type="dxa"/>
+              <w:left w:w="100.0" w:type="dxa"/>
+              <w:bottom w:w="100.0" w:type="dxa"/>
+              <w:right w:w="100.0" w:type="dxa"/>
+            </w:tcMar>
+            <w:vAlign w:val="top"/>
+          </w:tcPr>
+          <w:p>
+            <w:pPr>
+              <w:widowControl w:val="0"/>
+              <w:spacing w:line="240" w:lineRule="auto"/>
+              <w:rPr>
+                <w:rFonts w:ascii="Times New Roman" w:cs="Times New Roman" w:eastAsia="Times New Roman" w:hAnsi="Times New Roman"/>
+                <w:sz w:val="24"/>
+                <w:szCs w:val="24"/>
+                <w:highlight w:val="white"/>
+              </w:rPr>
+            </w:pPr>
+            <w:r>
+              <w:rPr>
+                <w:rFonts w:ascii="Times New Roman" w:cs="Times New Roman" w:eastAsia="Times New Roman" w:hAnsi="Times New Roman"/>
+                <w:sz w:val="24"/>
+                <w:szCs w:val="24"/>
+                <w:highlight w:val="white"/>
+                <w:rtl w:val="0"/>
+              </w:rPr>
+              <w:t xml:space="preserve">0.8158</w:t>
+            </w:r>
+          </w:p>
+        </w:tc>
+      </w:tr>
+      <w:tr>
+        <w:trPr>
+          <w:cantSplit w:val="0"/>
+          <w:tblHeader w:val="0"/>
+        </w:trPr>
         <w:tc>
           <w:tcPr>
             <w:tcBorders>
@@ -31155,18 +33679,664 @@
             <w:pPr>
               <w:rPr>
                 <w:rFonts w:ascii="Times New Roman" w:cs="Times New Roman" w:eastAsia="Times New Roman" w:hAnsi="Times New Roman"/>
-                <w:sz w:val="20"/>
-                <w:szCs w:val="20"/>
-              </w:rPr>
-            </w:pPr>
-            <w:r>
-              <w:rPr>
-                <w:rFonts w:ascii="Times New Roman" w:cs="Times New Roman" w:eastAsia="Times New Roman" w:hAnsi="Times New Roman"/>
-                <w:sz w:val="20"/>
-                <w:szCs w:val="20"/>
-                <w:rtl w:val="0"/>
-              </w:rPr>
-              <w:t xml:space="preserve">0.4646</w:t>
+                <w:b w:val="1"/>
+                <w:sz w:val="20"/>
+                <w:szCs w:val="20"/>
+              </w:rPr>
+            </w:pPr>
+            <w:r>
+              <w:rPr>
+                <w:rFonts w:ascii="Times New Roman" w:cs="Times New Roman" w:eastAsia="Times New Roman" w:hAnsi="Times New Roman"/>
+                <w:b w:val="1"/>
+                <w:sz w:val="20"/>
+                <w:szCs w:val="20"/>
+                <w:rtl w:val="0"/>
+              </w:rPr>
+              <w:t xml:space="preserve">Maximum</w:t>
+            </w:r>
+          </w:p>
+        </w:tc>
+        <w:tc>
+          <w:tcPr>
+            <w:shd w:fill="auto" w:val="clear"/>
+            <w:tcMar>
+              <w:top w:w="100.0" w:type="dxa"/>
+              <w:left w:w="100.0" w:type="dxa"/>
+              <w:bottom w:w="100.0" w:type="dxa"/>
+              <w:right w:w="100.0" w:type="dxa"/>
+            </w:tcMar>
+            <w:vAlign w:val="top"/>
+          </w:tcPr>
+          <w:p>
+            <w:pPr>
+              <w:widowControl w:val="0"/>
+              <w:spacing w:line="240" w:lineRule="auto"/>
+              <w:rPr>
+                <w:rFonts w:ascii="Times New Roman" w:cs="Times New Roman" w:eastAsia="Times New Roman" w:hAnsi="Times New Roman"/>
+                <w:sz w:val="24"/>
+                <w:szCs w:val="24"/>
+                <w:highlight w:val="white"/>
+              </w:rPr>
+            </w:pPr>
+            <w:r>
+              <w:rPr>
+                <w:rFonts w:ascii="Times New Roman" w:cs="Times New Roman" w:eastAsia="Times New Roman" w:hAnsi="Times New Roman"/>
+                <w:sz w:val="24"/>
+                <w:szCs w:val="24"/>
+                <w:highlight w:val="white"/>
+                <w:rtl w:val="0"/>
+              </w:rPr>
+              <w:t xml:space="preserve">1.0075</w:t>
+            </w:r>
+          </w:p>
+        </w:tc>
+        <w:tc>
+          <w:tcPr>
+            <w:shd w:fill="auto" w:val="clear"/>
+            <w:tcMar>
+              <w:top w:w="100.0" w:type="dxa"/>
+              <w:left w:w="100.0" w:type="dxa"/>
+              <w:bottom w:w="100.0" w:type="dxa"/>
+              <w:right w:w="100.0" w:type="dxa"/>
+            </w:tcMar>
+            <w:vAlign w:val="top"/>
+          </w:tcPr>
+          <w:p>
+            <w:pPr>
+              <w:widowControl w:val="0"/>
+              <w:spacing w:line="240" w:lineRule="auto"/>
+              <w:rPr>
+                <w:rFonts w:ascii="Times New Roman" w:cs="Times New Roman" w:eastAsia="Times New Roman" w:hAnsi="Times New Roman"/>
+                <w:sz w:val="24"/>
+                <w:szCs w:val="24"/>
+                <w:highlight w:val="white"/>
+              </w:rPr>
+            </w:pPr>
+            <w:r>
+              <w:rPr>
+                <w:rFonts w:ascii="Times New Roman" w:cs="Times New Roman" w:eastAsia="Times New Roman" w:hAnsi="Times New Roman"/>
+                <w:sz w:val="24"/>
+                <w:szCs w:val="24"/>
+                <w:highlight w:val="white"/>
+                <w:rtl w:val="0"/>
+              </w:rPr>
+              <w:t xml:space="preserve">1.1433</w:t>
+            </w:r>
+          </w:p>
+        </w:tc>
+        <w:tc>
+          <w:tcPr>
+            <w:shd w:fill="auto" w:val="clear"/>
+            <w:tcMar>
+              <w:top w:w="100.0" w:type="dxa"/>
+              <w:left w:w="100.0" w:type="dxa"/>
+              <w:bottom w:w="100.0" w:type="dxa"/>
+              <w:right w:w="100.0" w:type="dxa"/>
+            </w:tcMar>
+            <w:vAlign w:val="top"/>
+          </w:tcPr>
+          <w:p>
+            <w:pPr>
+              <w:widowControl w:val="0"/>
+              <w:spacing w:line="240" w:lineRule="auto"/>
+              <w:rPr>
+                <w:rFonts w:ascii="Times New Roman" w:cs="Times New Roman" w:eastAsia="Times New Roman" w:hAnsi="Times New Roman"/>
+                <w:sz w:val="24"/>
+                <w:szCs w:val="24"/>
+                <w:highlight w:val="white"/>
+              </w:rPr>
+            </w:pPr>
+            <w:r>
+              <w:rPr>
+                <w:rFonts w:ascii="Times New Roman" w:cs="Times New Roman" w:eastAsia="Times New Roman" w:hAnsi="Times New Roman"/>
+                <w:sz w:val="24"/>
+                <w:szCs w:val="24"/>
+                <w:highlight w:val="white"/>
+                <w:rtl w:val="0"/>
+              </w:rPr>
+              <w:t xml:space="preserve">0.9716</w:t>
+            </w:r>
+          </w:p>
+        </w:tc>
+        <w:tc>
+          <w:tcPr>
+            <w:shd w:fill="auto" w:val="clear"/>
+            <w:tcMar>
+              <w:top w:w="100.0" w:type="dxa"/>
+              <w:left w:w="100.0" w:type="dxa"/>
+              <w:bottom w:w="100.0" w:type="dxa"/>
+              <w:right w:w="100.0" w:type="dxa"/>
+            </w:tcMar>
+            <w:vAlign w:val="top"/>
+          </w:tcPr>
+          <w:p>
+            <w:pPr>
+              <w:widowControl w:val="0"/>
+              <w:spacing w:line="240" w:lineRule="auto"/>
+              <w:rPr>
+                <w:rFonts w:ascii="Times New Roman" w:cs="Times New Roman" w:eastAsia="Times New Roman" w:hAnsi="Times New Roman"/>
+                <w:sz w:val="24"/>
+                <w:szCs w:val="24"/>
+                <w:highlight w:val="white"/>
+              </w:rPr>
+            </w:pPr>
+            <w:r>
+              <w:rPr>
+                <w:rFonts w:ascii="Times New Roman" w:cs="Times New Roman" w:eastAsia="Times New Roman" w:hAnsi="Times New Roman"/>
+                <w:sz w:val="24"/>
+                <w:szCs w:val="24"/>
+                <w:highlight w:val="white"/>
+                <w:rtl w:val="0"/>
+              </w:rPr>
+              <w:t xml:space="preserve">1.1939 </w:t>
+            </w:r>
+          </w:p>
+        </w:tc>
+      </w:tr>
+    </w:tbl>
+    <w:p>
+      <w:pPr>
+        <w:spacing w:line="276.0005454545455" w:lineRule="auto"/>
+        <w:ind w:left="-540" w:firstLine="0"/>
+        <w:jc w:val="both"/>
+        <w:rPr>
+          <w:rFonts w:ascii="Times New Roman" w:cs="Times New Roman" w:eastAsia="Times New Roman" w:hAnsi="Times New Roman"/>
+          <w:sz w:val="24"/>
+          <w:szCs w:val="24"/>
+          <w:highlight w:val="white"/>
+        </w:rPr>
+      </w:pPr>
+      <w:r>
+        <w:rPr>
+          <w:rtl w:val="0"/>
+        </w:rPr>
+      </w:r>
+    </w:p>
+    <w:p>
+      <w:pPr>
+        <w:spacing w:line="276.0005454545455" w:lineRule="auto"/>
+        <w:ind w:left="-540" w:firstLine="0"/>
+        <w:jc w:val="both"/>
+        <w:rPr>
+          <w:rFonts w:ascii="Times New Roman" w:cs="Times New Roman" w:eastAsia="Times New Roman" w:hAnsi="Times New Roman"/>
+          <w:sz w:val="24"/>
+          <w:szCs w:val="24"/>
+          <w:highlight w:val="white"/>
+        </w:rPr>
+      </w:pPr>
+      <w:r>
+        <w:rPr>
+          <w:rtl w:val="0"/>
+        </w:rPr>
+      </w:r>
+    </w:p>
+    <w:p>
+      <w:pPr>
+        <w:spacing w:line="276.0005454545455" w:lineRule="auto"/>
+        <w:ind w:left="-540" w:firstLine="0"/>
+        <w:jc w:val="both"/>
+        <w:rPr>
+          <w:rFonts w:ascii="Times New Roman" w:cs="Times New Roman" w:eastAsia="Times New Roman" w:hAnsi="Times New Roman"/>
+          <w:sz w:val="24"/>
+          <w:szCs w:val="24"/>
+          <w:highlight w:val="white"/>
+        </w:rPr>
+      </w:pPr>
+      <w:r>
+        <w:rPr>
+          <w:rtl w:val="0"/>
+        </w:rPr>
+      </w:r>
+    </w:p>
+    <w:p>
+      <w:pPr>
+        <w:spacing w:line="276.0005454545455" w:lineRule="auto"/>
+        <w:ind w:left="-540" w:firstLine="0"/>
+        <w:jc w:val="both"/>
+        <w:rPr>
+          <w:rFonts w:ascii="Times New Roman" w:cs="Times New Roman" w:eastAsia="Times New Roman" w:hAnsi="Times New Roman"/>
+          <w:sz w:val="24"/>
+          <w:szCs w:val="24"/>
+          <w:highlight w:val="white"/>
+        </w:rPr>
+      </w:pPr>
+      <w:r>
+        <w:rPr>
+          <w:rtl w:val="0"/>
+        </w:rPr>
+      </w:r>
+    </w:p>
+    <w:p>
+      <w:pPr>
+        <w:spacing w:line="276.0005454545455" w:lineRule="auto"/>
+        <w:ind w:left="-540" w:firstLine="0"/>
+        <w:jc w:val="both"/>
+        <w:rPr>
+          <w:rFonts w:ascii="Times New Roman" w:cs="Times New Roman" w:eastAsia="Times New Roman" w:hAnsi="Times New Roman"/>
+          <w:sz w:val="24"/>
+          <w:szCs w:val="24"/>
+          <w:highlight w:val="white"/>
+        </w:rPr>
+      </w:pPr>
+      <w:r>
+        <w:rPr>
+          <w:rtl w:val="0"/>
+        </w:rPr>
+      </w:r>
+    </w:p>
+    <w:p>
+      <w:pPr>
+        <w:spacing w:line="276.0005454545455" w:lineRule="auto"/>
+        <w:ind w:left="-540" w:firstLine="0"/>
+        <w:jc w:val="both"/>
+        <w:rPr>
+          <w:rFonts w:ascii="Times New Roman" w:cs="Times New Roman" w:eastAsia="Times New Roman" w:hAnsi="Times New Roman"/>
+          <w:sz w:val="24"/>
+          <w:szCs w:val="24"/>
+          <w:highlight w:val="white"/>
+        </w:rPr>
+      </w:pPr>
+      <w:r>
+        <w:rPr>
+          <w:rtl w:val="0"/>
+        </w:rPr>
+      </w:r>
+    </w:p>
+    <w:p>
+      <w:pPr>
+        <w:spacing w:line="276.0005454545455" w:lineRule="auto"/>
+        <w:ind w:left="-540" w:firstLine="0"/>
+        <w:jc w:val="both"/>
+        <w:rPr>
+          <w:rFonts w:ascii="Times New Roman" w:cs="Times New Roman" w:eastAsia="Times New Roman" w:hAnsi="Times New Roman"/>
+          <w:sz w:val="24"/>
+          <w:szCs w:val="24"/>
+          <w:highlight w:val="white"/>
+        </w:rPr>
+      </w:pPr>
+      <w:r>
+        <w:rPr>
+          <w:rtl w:val="0"/>
+        </w:rPr>
+      </w:r>
+    </w:p>
+    <w:p>
+      <w:pPr>
+        <w:spacing w:line="276.0005454545455" w:lineRule="auto"/>
+        <w:ind w:left="-540" w:firstLine="0"/>
+        <w:jc w:val="both"/>
+        <w:rPr>
+          <w:rFonts w:ascii="Times New Roman" w:cs="Times New Roman" w:eastAsia="Times New Roman" w:hAnsi="Times New Roman"/>
+          <w:sz w:val="24"/>
+          <w:szCs w:val="24"/>
+          <w:highlight w:val="white"/>
+        </w:rPr>
+      </w:pPr>
+      <w:r>
+        <w:rPr>
+          <w:rtl w:val="0"/>
+        </w:rPr>
+      </w:r>
+    </w:p>
+    <w:p>
+      <w:pPr>
+        <w:spacing w:line="276.0005454545455" w:lineRule="auto"/>
+        <w:ind w:left="-540" w:firstLine="0"/>
+        <w:jc w:val="both"/>
+        <w:rPr>
+          <w:rFonts w:ascii="Times New Roman" w:cs="Times New Roman" w:eastAsia="Times New Roman" w:hAnsi="Times New Roman"/>
+          <w:sz w:val="24"/>
+          <w:szCs w:val="24"/>
+          <w:highlight w:val="white"/>
+        </w:rPr>
+      </w:pPr>
+      <w:r>
+        <w:rPr>
+          <w:rtl w:val="0"/>
+        </w:rPr>
+      </w:r>
+    </w:p>
+    <w:p>
+      <w:pPr>
+        <w:spacing w:line="276.0005454545455" w:lineRule="auto"/>
+        <w:ind w:left="-540" w:firstLine="0"/>
+        <w:jc w:val="both"/>
+        <w:rPr>
+          <w:rFonts w:ascii="Times New Roman" w:cs="Times New Roman" w:eastAsia="Times New Roman" w:hAnsi="Times New Roman"/>
+          <w:sz w:val="24"/>
+          <w:szCs w:val="24"/>
+          <w:highlight w:val="white"/>
+        </w:rPr>
+      </w:pPr>
+      <w:r>
+        <w:rPr>
+          <w:rFonts w:ascii="Times New Roman" w:cs="Times New Roman" w:eastAsia="Times New Roman" w:hAnsi="Times New Roman"/>
+          <w:b w:val="1"/>
+          <w:sz w:val="24"/>
+          <w:szCs w:val="24"/>
+          <w:highlight w:val="white"/>
+          <w:rtl w:val="0"/>
+        </w:rPr>
+        <w:t xml:space="preserve">Table 5: Summary statistics for closest Euclidean distances in Figure 1. </w:t>
+      </w:r>
+      <w:r>
+        <w:rPr>
+          <w:rFonts w:ascii="Times New Roman" w:cs="Times New Roman" w:eastAsia="Times New Roman" w:hAnsi="Times New Roman"/>
+          <w:sz w:val="24"/>
+          <w:szCs w:val="24"/>
+          <w:highlight w:val="white"/>
+          <w:rtl w:val="0"/>
+        </w:rPr>
+        <w:t xml:space="preserve">This table shows the summary statistics for closest Euclidean distances in </w:t>
+      </w:r>
+      <w:r>
+        <w:rPr>
+          <w:rFonts w:ascii="Times New Roman" w:cs="Times New Roman" w:eastAsia="Times New Roman" w:hAnsi="Times New Roman"/>
+          <w:b w:val="1"/>
+          <w:sz w:val="24"/>
+          <w:szCs w:val="24"/>
+          <w:highlight w:val="white"/>
+          <w:rtl w:val="0"/>
+        </w:rPr>
+        <w:t xml:space="preserve">Figure 1</w:t>
+      </w:r>
+      <w:r>
+        <w:rPr>
+          <w:rFonts w:ascii="Times New Roman" w:cs="Times New Roman" w:eastAsia="Times New Roman" w:hAnsi="Times New Roman"/>
+          <w:sz w:val="24"/>
+          <w:szCs w:val="24"/>
+          <w:highlight w:val="white"/>
+          <w:rtl w:val="0"/>
+        </w:rPr>
+        <w:t xml:space="preserve"> between the CTR tumor names and standardized terms from the 5th and all editions of WHO system  as visualized for box plots in </w:t>
+      </w:r>
+      <w:r>
+        <w:rPr>
+          <w:rFonts w:ascii="Times New Roman" w:cs="Times New Roman" w:eastAsia="Times New Roman" w:hAnsi="Times New Roman"/>
+          <w:b w:val="1"/>
+          <w:sz w:val="24"/>
+          <w:szCs w:val="24"/>
+          <w:highlight w:val="white"/>
+          <w:rtl w:val="0"/>
+        </w:rPr>
+        <w:t xml:space="preserve">Figure 1</w:t>
+      </w:r>
+      <w:r>
+        <w:rPr>
+          <w:rFonts w:ascii="Times New Roman" w:cs="Times New Roman" w:eastAsia="Times New Roman" w:hAnsi="Times New Roman"/>
+          <w:sz w:val="24"/>
+          <w:szCs w:val="24"/>
+          <w:highlight w:val="white"/>
+          <w:rtl w:val="0"/>
+        </w:rPr>
+        <w:t xml:space="preserve"> for the method E5_Large + Euclidean Dist. 1,033 CTR tumor names had a ground truth in WHO system 5th edition and 1,113 CTR  tumor names had a ground truth in WHO system all editions.</w:t>
+      </w:r>
+    </w:p>
+    <w:p>
+      <w:pPr>
+        <w:spacing w:line="276.0005454545455" w:lineRule="auto"/>
+        <w:ind w:left="-540" w:firstLine="0"/>
+        <w:jc w:val="both"/>
+        <w:rPr>
+          <w:rFonts w:ascii="Times New Roman" w:cs="Times New Roman" w:eastAsia="Times New Roman" w:hAnsi="Times New Roman"/>
+          <w:sz w:val="24"/>
+          <w:szCs w:val="24"/>
+          <w:highlight w:val="white"/>
+        </w:rPr>
+      </w:pPr>
+      <w:r>
+        <w:rPr>
+          <w:rtl w:val="0"/>
+        </w:rPr>
+      </w:r>
+    </w:p>
+    <w:tbl>
+      <w:tblPr>
+        <w:tblStyle w:val="Table5"/>
+        <w:tblW w:w="13588.800000000001" w:type="dxa"/>
+        <w:jc w:val="left"/>
+        <w:tblInd w:w="-540.0" w:type="dxa"/>
+        <w:tblBorders>
+          <w:top w:color="000000" w:space="0" w:sz="8" w:val="single"/>
+          <w:left w:color="000000" w:space="0" w:sz="8" w:val="single"/>
+          <w:bottom w:color="000000" w:space="0" w:sz="8" w:val="single"/>
+          <w:right w:color="000000" w:space="0" w:sz="8" w:val="single"/>
+          <w:insideH w:color="000000" w:space="0" w:sz="8" w:val="single"/>
+          <w:insideV w:color="000000" w:space="0" w:sz="8" w:val="single"/>
+        </w:tblBorders>
+        <w:tblLayout w:type="fixed"/>
+        <w:tblLook w:val="0600"/>
+      </w:tblPr>
+      <w:tblGrid>
+        <w:gridCol w:w="2730"/>
+        <w:gridCol w:w="2714.4"/>
+        <w:gridCol w:w="2714.4"/>
+        <w:gridCol w:w="2715"/>
+        <w:gridCol w:w="2715"/>
+        <w:tblGridChange w:id="0">
+          <w:tblGrid>
+            <w:gridCol w:w="2730"/>
+            <w:gridCol w:w="2714.4"/>
+            <w:gridCol w:w="2714.4"/>
+            <w:gridCol w:w="2715"/>
+            <w:gridCol w:w="2715"/>
+          </w:tblGrid>
+        </w:tblGridChange>
+      </w:tblGrid>
+      <w:tr>
+        <w:trPr>
+          <w:cantSplit w:val="0"/>
+          <w:tblHeader w:val="0"/>
+        </w:trPr>
+        <w:tc>
+          <w:tcPr>
+            <w:shd w:fill="auto" w:val="clear"/>
+            <w:tcMar>
+              <w:top w:w="100.0" w:type="dxa"/>
+              <w:left w:w="100.0" w:type="dxa"/>
+              <w:bottom w:w="100.0" w:type="dxa"/>
+              <w:right w:w="100.0" w:type="dxa"/>
+            </w:tcMar>
+            <w:vAlign w:val="top"/>
+          </w:tcPr>
+          <w:p>
+            <w:pPr>
+              <w:widowControl w:val="0"/>
+              <w:spacing w:line="240" w:lineRule="auto"/>
+              <w:rPr>
+                <w:rFonts w:ascii="Times New Roman" w:cs="Times New Roman" w:eastAsia="Times New Roman" w:hAnsi="Times New Roman"/>
+                <w:sz w:val="24"/>
+                <w:szCs w:val="24"/>
+                <w:highlight w:val="white"/>
+              </w:rPr>
+            </w:pPr>
+            <w:r>
+              <w:rPr>
+                <w:rtl w:val="0"/>
+              </w:rPr>
+            </w:r>
+          </w:p>
+        </w:tc>
+        <w:tc>
+          <w:tcPr>
+            <w:tcBorders>
+              <w:right w:color="000000" w:space="0" w:sz="0" w:val="nil"/>
+            </w:tcBorders>
+            <w:shd w:fill="auto" w:val="clear"/>
+            <w:tcMar>
+              <w:top w:w="100.0" w:type="dxa"/>
+              <w:left w:w="100.0" w:type="dxa"/>
+              <w:bottom w:w="100.0" w:type="dxa"/>
+              <w:right w:w="100.0" w:type="dxa"/>
+            </w:tcMar>
+            <w:vAlign w:val="top"/>
+          </w:tcPr>
+          <w:p>
+            <w:pPr>
+              <w:spacing w:line="276.0005454545455" w:lineRule="auto"/>
+              <w:ind w:left="-540" w:firstLine="0"/>
+              <w:jc w:val="both"/>
+              <w:rPr>
+                <w:rFonts w:ascii="Times New Roman" w:cs="Times New Roman" w:eastAsia="Times New Roman" w:hAnsi="Times New Roman"/>
+                <w:sz w:val="24"/>
+                <w:szCs w:val="24"/>
+                <w:highlight w:val="white"/>
+              </w:rPr>
+            </w:pPr>
+            <w:r>
+              <w:rPr>
+                <w:rFonts w:ascii="Times New Roman" w:cs="Times New Roman" w:eastAsia="Times New Roman" w:hAnsi="Times New Roman"/>
+                <w:sz w:val="24"/>
+                <w:szCs w:val="24"/>
+                <w:highlight w:val="white"/>
+                <w:rtl w:val="0"/>
+              </w:rPr>
+              <w:t xml:space="preserve">W                         WHO system </w:t>
+            </w:r>
+          </w:p>
+        </w:tc>
+        <w:tc>
+          <w:tcPr>
+            <w:tcBorders>
+              <w:left w:color="000000" w:space="0" w:sz="0" w:val="nil"/>
+            </w:tcBorders>
+            <w:shd w:fill="auto" w:val="clear"/>
+            <w:tcMar>
+              <w:top w:w="100.0" w:type="dxa"/>
+              <w:left w:w="100.0" w:type="dxa"/>
+              <w:bottom w:w="100.0" w:type="dxa"/>
+              <w:right w:w="100.0" w:type="dxa"/>
+            </w:tcMar>
+            <w:vAlign w:val="top"/>
+          </w:tcPr>
+          <w:p>
+            <w:pPr>
+              <w:spacing w:line="276.0005454545455" w:lineRule="auto"/>
+              <w:ind w:left="-540" w:firstLine="0"/>
+              <w:jc w:val="both"/>
+              <w:rPr>
+                <w:rFonts w:ascii="Times New Roman" w:cs="Times New Roman" w:eastAsia="Times New Roman" w:hAnsi="Times New Roman"/>
+                <w:sz w:val="24"/>
+                <w:szCs w:val="24"/>
+                <w:highlight w:val="white"/>
+              </w:rPr>
+            </w:pPr>
+            <w:r>
+              <w:rPr>
+                <w:rFonts w:ascii="Times New Roman" w:cs="Times New Roman" w:eastAsia="Times New Roman" w:hAnsi="Times New Roman"/>
+                <w:sz w:val="24"/>
+                <w:szCs w:val="24"/>
+                <w:highlight w:val="white"/>
+                <w:rtl w:val="0"/>
+              </w:rPr>
+              <w:t xml:space="preserve">5th  5th edition</w:t>
+            </w:r>
+          </w:p>
+        </w:tc>
+        <w:tc>
+          <w:tcPr>
+            <w:tcBorders>
+              <w:right w:color="000000" w:space="0" w:sz="0" w:val="nil"/>
+            </w:tcBorders>
+            <w:shd w:fill="auto" w:val="clear"/>
+            <w:tcMar>
+              <w:top w:w="100.0" w:type="dxa"/>
+              <w:left w:w="100.0" w:type="dxa"/>
+              <w:bottom w:w="100.0" w:type="dxa"/>
+              <w:right w:w="100.0" w:type="dxa"/>
+            </w:tcMar>
+            <w:vAlign w:val="top"/>
+          </w:tcPr>
+          <w:p>
+            <w:pPr>
+              <w:spacing w:line="276.0005454545455" w:lineRule="auto"/>
+              <w:ind w:left="-540" w:firstLine="0"/>
+              <w:jc w:val="both"/>
+              <w:rPr>
+                <w:rFonts w:ascii="Times New Roman" w:cs="Times New Roman" w:eastAsia="Times New Roman" w:hAnsi="Times New Roman"/>
+                <w:sz w:val="24"/>
+                <w:szCs w:val="24"/>
+                <w:highlight w:val="white"/>
+              </w:rPr>
+            </w:pPr>
+            <w:r>
+              <w:rPr>
+                <w:rFonts w:ascii="Times New Roman" w:cs="Times New Roman" w:eastAsia="Times New Roman" w:hAnsi="Times New Roman"/>
+                <w:sz w:val="24"/>
+                <w:szCs w:val="24"/>
+                <w:highlight w:val="white"/>
+                <w:rtl w:val="0"/>
+              </w:rPr>
+              <w:t xml:space="preserve">W                         WHO system </w:t>
+            </w:r>
+          </w:p>
+        </w:tc>
+        <w:tc>
+          <w:tcPr>
+            <w:shd w:fill="auto" w:val="clear"/>
+            <w:tcMar>
+              <w:top w:w="100.0" w:type="dxa"/>
+              <w:left w:w="100.0" w:type="dxa"/>
+              <w:bottom w:w="100.0" w:type="dxa"/>
+              <w:right w:w="100.0" w:type="dxa"/>
+            </w:tcMar>
+            <w:vAlign w:val="top"/>
+          </w:tcPr>
+          <w:p>
+            <w:pPr>
+              <w:widowControl w:val="0"/>
+              <w:spacing w:line="240" w:lineRule="auto"/>
+              <w:rPr>
+                <w:rFonts w:ascii="Times New Roman" w:cs="Times New Roman" w:eastAsia="Times New Roman" w:hAnsi="Times New Roman"/>
+                <w:sz w:val="24"/>
+                <w:szCs w:val="24"/>
+                <w:highlight w:val="white"/>
+              </w:rPr>
+            </w:pPr>
+            <w:r>
+              <w:rPr>
+                <w:rFonts w:ascii="Times New Roman" w:cs="Times New Roman" w:eastAsia="Times New Roman" w:hAnsi="Times New Roman"/>
+                <w:sz w:val="24"/>
+                <w:szCs w:val="24"/>
+                <w:highlight w:val="white"/>
+                <w:rtl w:val="0"/>
+              </w:rPr>
+              <w:t xml:space="preserve">All edition</w:t>
+            </w:r>
+          </w:p>
+        </w:tc>
+      </w:tr>
+      <w:tr>
+        <w:trPr>
+          <w:cantSplit w:val="0"/>
+          <w:tblHeader w:val="0"/>
+        </w:trPr>
+        <w:tc>
+          <w:tcPr>
+            <w:shd w:fill="auto" w:val="clear"/>
+            <w:tcMar>
+              <w:top w:w="100.0" w:type="dxa"/>
+              <w:left w:w="100.0" w:type="dxa"/>
+              <w:bottom w:w="100.0" w:type="dxa"/>
+              <w:right w:w="100.0" w:type="dxa"/>
+            </w:tcMar>
+            <w:vAlign w:val="top"/>
+          </w:tcPr>
+          <w:p>
+            <w:pPr>
+              <w:widowControl w:val="0"/>
+              <w:spacing w:line="240" w:lineRule="auto"/>
+              <w:rPr>
+                <w:rFonts w:ascii="Times New Roman" w:cs="Times New Roman" w:eastAsia="Times New Roman" w:hAnsi="Times New Roman"/>
+                <w:sz w:val="24"/>
+                <w:szCs w:val="24"/>
+                <w:highlight w:val="white"/>
+              </w:rPr>
+            </w:pPr>
+            <w:r>
+              <w:rPr>
+                <w:rtl w:val="0"/>
+              </w:rPr>
             </w:r>
           </w:p>
         </w:tc>
@@ -31187,18 +34357,18 @@
             <w:pPr>
               <w:rPr>
                 <w:rFonts w:ascii="Times New Roman" w:cs="Times New Roman" w:eastAsia="Times New Roman" w:hAnsi="Times New Roman"/>
-                <w:sz w:val="20"/>
-                <w:szCs w:val="20"/>
-              </w:rPr>
-            </w:pPr>
-            <w:r>
-              <w:rPr>
-                <w:rFonts w:ascii="Times New Roman" w:cs="Times New Roman" w:eastAsia="Times New Roman" w:hAnsi="Times New Roman"/>
-                <w:sz w:val="20"/>
-                <w:szCs w:val="20"/>
-                <w:rtl w:val="0"/>
-              </w:rPr>
-              <w:t xml:space="preserve">0.7705</w:t>
+                <w:sz w:val="24"/>
+                <w:szCs w:val="24"/>
+              </w:rPr>
+            </w:pPr>
+            <w:r>
+              <w:rPr>
+                <w:rFonts w:ascii="Times New Roman" w:cs="Times New Roman" w:eastAsia="Times New Roman" w:hAnsi="Times New Roman"/>
+                <w:sz w:val="24"/>
+                <w:szCs w:val="24"/>
+                <w:rtl w:val="0"/>
+              </w:rPr>
+              <w:t xml:space="preserve">Correctly Standardized</w:t>
             </w:r>
           </w:p>
         </w:tc>
@@ -31219,18 +34389,18 @@
             <w:pPr>
               <w:rPr>
                 <w:rFonts w:ascii="Times New Roman" w:cs="Times New Roman" w:eastAsia="Times New Roman" w:hAnsi="Times New Roman"/>
-                <w:sz w:val="20"/>
-                <w:szCs w:val="20"/>
-              </w:rPr>
-            </w:pPr>
-            <w:r>
-              <w:rPr>
-                <w:rFonts w:ascii="Times New Roman" w:cs="Times New Roman" w:eastAsia="Times New Roman" w:hAnsi="Times New Roman"/>
-                <w:sz w:val="20"/>
-                <w:szCs w:val="20"/>
-                <w:rtl w:val="0"/>
-              </w:rPr>
-              <w:t xml:space="preserve">0.8448</w:t>
+                <w:sz w:val="24"/>
+                <w:szCs w:val="24"/>
+              </w:rPr>
+            </w:pPr>
+            <w:r>
+              <w:rPr>
+                <w:rFonts w:ascii="Times New Roman" w:cs="Times New Roman" w:eastAsia="Times New Roman" w:hAnsi="Times New Roman"/>
+                <w:sz w:val="24"/>
+                <w:szCs w:val="24"/>
+                <w:rtl w:val="0"/>
+              </w:rPr>
+              <w:t xml:space="preserve">Incorrectly Standardized</w:t>
             </w:r>
           </w:p>
         </w:tc>
@@ -31251,18 +34421,18 @@
             <w:pPr>
               <w:rPr>
                 <w:rFonts w:ascii="Times New Roman" w:cs="Times New Roman" w:eastAsia="Times New Roman" w:hAnsi="Times New Roman"/>
-                <w:sz w:val="20"/>
-                <w:szCs w:val="20"/>
-              </w:rPr>
-            </w:pPr>
-            <w:r>
-              <w:rPr>
-                <w:rFonts w:ascii="Times New Roman" w:cs="Times New Roman" w:eastAsia="Times New Roman" w:hAnsi="Times New Roman"/>
-                <w:sz w:val="20"/>
-                <w:szCs w:val="20"/>
-                <w:rtl w:val="0"/>
-              </w:rPr>
-              <w:t xml:space="preserve">0.8322</w:t>
+                <w:sz w:val="24"/>
+                <w:szCs w:val="24"/>
+              </w:rPr>
+            </w:pPr>
+            <w:r>
+              <w:rPr>
+                <w:rFonts w:ascii="Times New Roman" w:cs="Times New Roman" w:eastAsia="Times New Roman" w:hAnsi="Times New Roman"/>
+                <w:sz w:val="24"/>
+                <w:szCs w:val="24"/>
+                <w:rtl w:val="0"/>
+              </w:rPr>
+              <w:t xml:space="preserve">Correctly Standardized</w:t>
             </w:r>
           </w:p>
         </w:tc>
@@ -31283,21 +34453,206 @@
             <w:pPr>
               <w:rPr>
                 <w:rFonts w:ascii="Times New Roman" w:cs="Times New Roman" w:eastAsia="Times New Roman" w:hAnsi="Times New Roman"/>
-                <w:sz w:val="20"/>
-                <w:szCs w:val="20"/>
-              </w:rPr>
-            </w:pPr>
-            <w:r>
-              <w:rPr>
-                <w:rFonts w:ascii="Times New Roman" w:cs="Times New Roman" w:eastAsia="Times New Roman" w:hAnsi="Times New Roman"/>
-                <w:sz w:val="20"/>
-                <w:szCs w:val="20"/>
-                <w:rtl w:val="0"/>
-              </w:rPr>
-              <w:t xml:space="preserve">0.9104</w:t>
-            </w:r>
-          </w:p>
-        </w:tc>
+                <w:sz w:val="24"/>
+                <w:szCs w:val="24"/>
+              </w:rPr>
+            </w:pPr>
+            <w:r>
+              <w:rPr>
+                <w:rFonts w:ascii="Times New Roman" w:cs="Times New Roman" w:eastAsia="Times New Roman" w:hAnsi="Times New Roman"/>
+                <w:sz w:val="24"/>
+                <w:szCs w:val="24"/>
+                <w:rtl w:val="0"/>
+              </w:rPr>
+              <w:t xml:space="preserve">Incorrectly Standardized</w:t>
+            </w:r>
+          </w:p>
+        </w:tc>
+      </w:tr>
+      <w:tr>
+        <w:trPr>
+          <w:cantSplit w:val="0"/>
+          <w:tblHeader w:val="0"/>
+        </w:trPr>
+        <w:tc>
+          <w:tcPr>
+            <w:shd w:fill="auto" w:val="clear"/>
+            <w:tcMar>
+              <w:top w:w="100.0" w:type="dxa"/>
+              <w:left w:w="100.0" w:type="dxa"/>
+              <w:bottom w:w="100.0" w:type="dxa"/>
+              <w:right w:w="100.0" w:type="dxa"/>
+            </w:tcMar>
+            <w:vAlign w:val="top"/>
+          </w:tcPr>
+          <w:p>
+            <w:pPr>
+              <w:rPr>
+                <w:rFonts w:ascii="Times New Roman" w:cs="Times New Roman" w:eastAsia="Times New Roman" w:hAnsi="Times New Roman"/>
+                <w:sz w:val="24"/>
+                <w:szCs w:val="24"/>
+                <w:highlight w:val="white"/>
+              </w:rPr>
+            </w:pPr>
+            <w:r>
+              <w:rPr>
+                <w:rFonts w:ascii="Times New Roman" w:cs="Times New Roman" w:eastAsia="Times New Roman" w:hAnsi="Times New Roman"/>
+                <w:b w:val="1"/>
+                <w:sz w:val="20"/>
+                <w:szCs w:val="20"/>
+                <w:rtl w:val="0"/>
+              </w:rPr>
+              <w:t xml:space="preserve">Minimum</w:t>
+            </w:r>
+            <w:r>
+              <w:rPr>
+                <w:rtl w:val="0"/>
+              </w:rPr>
+            </w:r>
+          </w:p>
+        </w:tc>
+        <w:tc>
+          <w:tcPr>
+            <w:shd w:fill="auto" w:val="clear"/>
+            <w:tcMar>
+              <w:top w:w="100.0" w:type="dxa"/>
+              <w:left w:w="100.0" w:type="dxa"/>
+              <w:bottom w:w="100.0" w:type="dxa"/>
+              <w:right w:w="100.0" w:type="dxa"/>
+            </w:tcMar>
+            <w:vAlign w:val="top"/>
+          </w:tcPr>
+          <w:p>
+            <w:pPr>
+              <w:widowControl w:val="0"/>
+              <w:spacing w:line="240" w:lineRule="auto"/>
+              <w:rPr>
+                <w:rFonts w:ascii="Times New Roman" w:cs="Times New Roman" w:eastAsia="Times New Roman" w:hAnsi="Times New Roman"/>
+                <w:sz w:val="24"/>
+                <w:szCs w:val="24"/>
+                <w:highlight w:val="white"/>
+              </w:rPr>
+            </w:pPr>
+            <w:r>
+              <w:rPr>
+                <w:rFonts w:ascii="Times New Roman" w:cs="Times New Roman" w:eastAsia="Times New Roman" w:hAnsi="Times New Roman"/>
+                <w:sz w:val="24"/>
+                <w:szCs w:val="24"/>
+                <w:highlight w:val="white"/>
+                <w:rtl w:val="0"/>
+              </w:rPr>
+              <w:t xml:space="preserve">0.000</w:t>
+            </w:r>
+          </w:p>
+        </w:tc>
+        <w:tc>
+          <w:tcPr>
+            <w:shd w:fill="auto" w:val="clear"/>
+            <w:tcMar>
+              <w:top w:w="100.0" w:type="dxa"/>
+              <w:left w:w="100.0" w:type="dxa"/>
+              <w:bottom w:w="100.0" w:type="dxa"/>
+              <w:right w:w="100.0" w:type="dxa"/>
+            </w:tcMar>
+            <w:vAlign w:val="top"/>
+          </w:tcPr>
+          <w:p>
+            <w:pPr>
+              <w:widowControl w:val="0"/>
+              <w:spacing w:line="240" w:lineRule="auto"/>
+              <w:rPr>
+                <w:rFonts w:ascii="Times New Roman" w:cs="Times New Roman" w:eastAsia="Times New Roman" w:hAnsi="Times New Roman"/>
+                <w:sz w:val="24"/>
+                <w:szCs w:val="24"/>
+                <w:highlight w:val="white"/>
+              </w:rPr>
+            </w:pPr>
+            <w:r>
+              <w:rPr>
+                <w:rFonts w:ascii="Times New Roman" w:cs="Times New Roman" w:eastAsia="Times New Roman" w:hAnsi="Times New Roman"/>
+                <w:sz w:val="24"/>
+                <w:szCs w:val="24"/>
+                <w:highlight w:val="white"/>
+                <w:rtl w:val="0"/>
+              </w:rPr>
+              <w:t xml:space="preserve">4.489</w:t>
+            </w:r>
+          </w:p>
+        </w:tc>
+        <w:tc>
+          <w:tcPr>
+            <w:shd w:fill="auto" w:val="clear"/>
+            <w:tcMar>
+              <w:top w:w="100.0" w:type="dxa"/>
+              <w:left w:w="100.0" w:type="dxa"/>
+              <w:bottom w:w="100.0" w:type="dxa"/>
+              <w:right w:w="100.0" w:type="dxa"/>
+            </w:tcMar>
+            <w:vAlign w:val="top"/>
+          </w:tcPr>
+          <w:p>
+            <w:pPr>
+              <w:widowControl w:val="0"/>
+              <w:spacing w:line="240" w:lineRule="auto"/>
+              <w:rPr>
+                <w:rFonts w:ascii="Times New Roman" w:cs="Times New Roman" w:eastAsia="Times New Roman" w:hAnsi="Times New Roman"/>
+                <w:sz w:val="24"/>
+                <w:szCs w:val="24"/>
+                <w:highlight w:val="white"/>
+              </w:rPr>
+            </w:pPr>
+            <w:r>
+              <w:rPr>
+                <w:rFonts w:ascii="Times New Roman" w:cs="Times New Roman" w:eastAsia="Times New Roman" w:hAnsi="Times New Roman"/>
+                <w:sz w:val="24"/>
+                <w:szCs w:val="24"/>
+                <w:highlight w:val="white"/>
+                <w:rtl w:val="0"/>
+              </w:rPr>
+              <w:t xml:space="preserve">0.000</w:t>
+            </w:r>
+          </w:p>
+        </w:tc>
+        <w:tc>
+          <w:tcPr>
+            <w:shd w:fill="auto" w:val="clear"/>
+            <w:tcMar>
+              <w:top w:w="100.0" w:type="dxa"/>
+              <w:left w:w="100.0" w:type="dxa"/>
+              <w:bottom w:w="100.0" w:type="dxa"/>
+              <w:right w:w="100.0" w:type="dxa"/>
+            </w:tcMar>
+            <w:vAlign w:val="top"/>
+          </w:tcPr>
+          <w:p>
+            <w:pPr>
+              <w:widowControl w:val="0"/>
+              <w:spacing w:line="240" w:lineRule="auto"/>
+              <w:rPr>
+                <w:rFonts w:ascii="Times New Roman" w:cs="Times New Roman" w:eastAsia="Times New Roman" w:hAnsi="Times New Roman"/>
+                <w:sz w:val="24"/>
+                <w:szCs w:val="24"/>
+                <w:highlight w:val="white"/>
+              </w:rPr>
+            </w:pPr>
+            <w:r>
+              <w:rPr>
+                <w:rFonts w:ascii="Times New Roman" w:cs="Times New Roman" w:eastAsia="Times New Roman" w:hAnsi="Times New Roman"/>
+                <w:sz w:val="24"/>
+                <w:szCs w:val="24"/>
+                <w:highlight w:val="white"/>
+                <w:rtl w:val="0"/>
+              </w:rPr>
+              <w:t xml:space="preserve">5.126</w:t>
+            </w:r>
+          </w:p>
+        </w:tc>
+      </w:tr>
+      <w:tr>
+        <w:trPr>
+          <w:cantSplit w:val="0"/>
+          <w:tblHeader w:val="0"/>
+        </w:trPr>
         <w:tc>
           <w:tcPr>
             <w:tcBorders>
@@ -31315,195 +34670,184 @@
             <w:pPr>
               <w:rPr>
                 <w:rFonts w:ascii="Times New Roman" w:cs="Times New Roman" w:eastAsia="Times New Roman" w:hAnsi="Times New Roman"/>
-                <w:sz w:val="20"/>
-                <w:szCs w:val="20"/>
-              </w:rPr>
-            </w:pPr>
-            <w:r>
-              <w:rPr>
-                <w:rFonts w:ascii="Times New Roman" w:cs="Times New Roman" w:eastAsia="Times New Roman" w:hAnsi="Times New Roman"/>
-                <w:sz w:val="20"/>
-                <w:szCs w:val="20"/>
-                <w:rtl w:val="0"/>
-              </w:rPr>
-              <w:t xml:space="preserve">1.0880</w:t>
+                <w:b w:val="1"/>
+                <w:sz w:val="20"/>
+                <w:szCs w:val="20"/>
+              </w:rPr>
+            </w:pPr>
+            <w:r>
+              <w:rPr>
+                <w:rFonts w:ascii="Times New Roman" w:cs="Times New Roman" w:eastAsia="Times New Roman" w:hAnsi="Times New Roman"/>
+                <w:b w:val="1"/>
+                <w:sz w:val="20"/>
+                <w:szCs w:val="20"/>
+                <w:rtl w:val="0"/>
+              </w:rPr>
+              <w:t xml:space="preserve">1</w:t>
+            </w:r>
+            <w:r>
+              <w:rPr>
+                <w:rFonts w:ascii="Times New Roman" w:cs="Times New Roman" w:eastAsia="Times New Roman" w:hAnsi="Times New Roman"/>
+                <w:b w:val="1"/>
+                <w:sz w:val="20"/>
+                <w:szCs w:val="20"/>
+                <w:vertAlign w:val="superscript"/>
+                <w:rtl w:val="0"/>
+              </w:rPr>
+              <w:t xml:space="preserve">st</w:t>
+            </w:r>
+            <w:r>
+              <w:rPr>
+                <w:rFonts w:ascii="Times New Roman" w:cs="Times New Roman" w:eastAsia="Times New Roman" w:hAnsi="Times New Roman"/>
+                <w:b w:val="1"/>
+                <w:sz w:val="20"/>
+                <w:szCs w:val="20"/>
+                <w:rtl w:val="0"/>
+              </w:rPr>
+              <w:t xml:space="preserve"> Quartile</w:t>
+            </w:r>
+          </w:p>
+        </w:tc>
+        <w:tc>
+          <w:tcPr>
+            <w:shd w:fill="auto" w:val="clear"/>
+            <w:tcMar>
+              <w:top w:w="100.0" w:type="dxa"/>
+              <w:left w:w="100.0" w:type="dxa"/>
+              <w:bottom w:w="100.0" w:type="dxa"/>
+              <w:right w:w="100.0" w:type="dxa"/>
+            </w:tcMar>
+            <w:vAlign w:val="top"/>
+          </w:tcPr>
+          <w:p>
+            <w:pPr>
+              <w:widowControl w:val="0"/>
+              <w:spacing w:line="240" w:lineRule="auto"/>
+              <w:rPr>
+                <w:rFonts w:ascii="Times New Roman" w:cs="Times New Roman" w:eastAsia="Times New Roman" w:hAnsi="Times New Roman"/>
+                <w:sz w:val="24"/>
+                <w:szCs w:val="24"/>
+                <w:highlight w:val="white"/>
+              </w:rPr>
+            </w:pPr>
+            <w:r>
+              <w:rPr>
+                <w:rFonts w:ascii="Times New Roman" w:cs="Times New Roman" w:eastAsia="Times New Roman" w:hAnsi="Times New Roman"/>
+                <w:sz w:val="24"/>
+                <w:szCs w:val="24"/>
+                <w:highlight w:val="white"/>
+                <w:rtl w:val="0"/>
+              </w:rPr>
+              <w:t xml:space="preserve">7.095</w:t>
+            </w:r>
+          </w:p>
+        </w:tc>
+        <w:tc>
+          <w:tcPr>
+            <w:shd w:fill="auto" w:val="clear"/>
+            <w:tcMar>
+              <w:top w:w="100.0" w:type="dxa"/>
+              <w:left w:w="100.0" w:type="dxa"/>
+              <w:bottom w:w="100.0" w:type="dxa"/>
+              <w:right w:w="100.0" w:type="dxa"/>
+            </w:tcMar>
+            <w:vAlign w:val="top"/>
+          </w:tcPr>
+          <w:p>
+            <w:pPr>
+              <w:widowControl w:val="0"/>
+              <w:spacing w:line="240" w:lineRule="auto"/>
+              <w:rPr>
+                <w:rFonts w:ascii="Times New Roman" w:cs="Times New Roman" w:eastAsia="Times New Roman" w:hAnsi="Times New Roman"/>
+                <w:sz w:val="24"/>
+                <w:szCs w:val="24"/>
+                <w:highlight w:val="white"/>
+              </w:rPr>
+            </w:pPr>
+            <w:r>
+              <w:rPr>
+                <w:rFonts w:ascii="Times New Roman" w:cs="Times New Roman" w:eastAsia="Times New Roman" w:hAnsi="Times New Roman"/>
+                <w:sz w:val="24"/>
+                <w:szCs w:val="24"/>
+                <w:highlight w:val="white"/>
+                <w:rtl w:val="0"/>
+              </w:rPr>
+              <w:t xml:space="preserve">9.911</w:t>
+            </w:r>
+          </w:p>
+        </w:tc>
+        <w:tc>
+          <w:tcPr>
+            <w:shd w:fill="auto" w:val="clear"/>
+            <w:tcMar>
+              <w:top w:w="100.0" w:type="dxa"/>
+              <w:left w:w="100.0" w:type="dxa"/>
+              <w:bottom w:w="100.0" w:type="dxa"/>
+              <w:right w:w="100.0" w:type="dxa"/>
+            </w:tcMar>
+            <w:vAlign w:val="top"/>
+          </w:tcPr>
+          <w:p>
+            <w:pPr>
+              <w:widowControl w:val="0"/>
+              <w:spacing w:line="240" w:lineRule="auto"/>
+              <w:rPr>
+                <w:rFonts w:ascii="Times New Roman" w:cs="Times New Roman" w:eastAsia="Times New Roman" w:hAnsi="Times New Roman"/>
+                <w:sz w:val="24"/>
+                <w:szCs w:val="24"/>
+                <w:highlight w:val="white"/>
+              </w:rPr>
+            </w:pPr>
+            <w:r>
+              <w:rPr>
+                <w:rFonts w:ascii="Times New Roman" w:cs="Times New Roman" w:eastAsia="Times New Roman" w:hAnsi="Times New Roman"/>
+                <w:sz w:val="24"/>
+                <w:szCs w:val="24"/>
+                <w:highlight w:val="white"/>
+                <w:rtl w:val="0"/>
+              </w:rPr>
+              <w:t xml:space="preserve">6.697</w:t>
+            </w:r>
+          </w:p>
+        </w:tc>
+        <w:tc>
+          <w:tcPr>
+            <w:shd w:fill="auto" w:val="clear"/>
+            <w:tcMar>
+              <w:top w:w="100.0" w:type="dxa"/>
+              <w:left w:w="100.0" w:type="dxa"/>
+              <w:bottom w:w="100.0" w:type="dxa"/>
+              <w:right w:w="100.0" w:type="dxa"/>
+            </w:tcMar>
+            <w:vAlign w:val="top"/>
+          </w:tcPr>
+          <w:p>
+            <w:pPr>
+              <w:widowControl w:val="0"/>
+              <w:spacing w:line="240" w:lineRule="auto"/>
+              <w:rPr>
+                <w:rFonts w:ascii="Times New Roman" w:cs="Times New Roman" w:eastAsia="Times New Roman" w:hAnsi="Times New Roman"/>
+                <w:sz w:val="24"/>
+                <w:szCs w:val="24"/>
+                <w:highlight w:val="white"/>
+              </w:rPr>
+            </w:pPr>
+            <w:r>
+              <w:rPr>
+                <w:rFonts w:ascii="Times New Roman" w:cs="Times New Roman" w:eastAsia="Times New Roman" w:hAnsi="Times New Roman"/>
+                <w:sz w:val="24"/>
+                <w:szCs w:val="24"/>
+                <w:highlight w:val="white"/>
+                <w:rtl w:val="0"/>
+              </w:rPr>
+              <w:t xml:space="preserve">9.445</w:t>
             </w:r>
           </w:p>
         </w:tc>
       </w:tr>
-    </w:tbl>
-    <w:p>
-      <w:pPr>
-        <w:spacing w:line="276.0005454545455" w:lineRule="auto"/>
-        <w:ind w:left="-540" w:firstLine="0"/>
-        <w:rPr>
-          <w:rFonts w:ascii="Times New Roman" w:cs="Times New Roman" w:eastAsia="Times New Roman" w:hAnsi="Times New Roman"/>
-          <w:b w:val="1"/>
-        </w:rPr>
-        <w:sectPr>
-          <w:type w:val="nextPage"/>
-          <w:pgSz w:h="12240" w:w="15840" w:orient="landscape"/>
-          <w:pgMar w:bottom="1440" w:top="1440" w:left="1267.2" w:right="1440" w:header="720" w:footer="720"/>
-        </w:sectPr>
-      </w:pPr>
-      <w:r>
-        <w:rPr>
-          <w:rtl w:val="0"/>
-        </w:rPr>
-      </w:r>
-    </w:p>
-    <w:p>
-      <w:pPr>
-        <w:spacing w:line="276.0005454545455" w:lineRule="auto"/>
-        <w:ind w:left="-540" w:firstLine="0"/>
-        <w:jc w:val="both"/>
-        <w:rPr>
-          <w:rFonts w:ascii="Times New Roman" w:cs="Times New Roman" w:eastAsia="Times New Roman" w:hAnsi="Times New Roman"/>
-          <w:sz w:val="24"/>
-          <w:szCs w:val="24"/>
-          <w:highlight w:val="white"/>
-        </w:rPr>
-      </w:pPr>
-      <w:r>
-        <w:rPr>
-          <w:rFonts w:ascii="Times New Roman" w:cs="Times New Roman" w:eastAsia="Times New Roman" w:hAnsi="Times New Roman"/>
-          <w:b w:val="1"/>
-          <w:sz w:val="24"/>
-          <w:szCs w:val="24"/>
-          <w:highlight w:val="white"/>
-          <w:rtl w:val="0"/>
-        </w:rPr>
-        <w:t xml:space="preserve">Table 4: Summary statistics for closest Euclidean distances in figure 1b. </w:t>
-      </w:r>
-      <w:r>
-        <w:rPr>
-          <w:rFonts w:ascii="Times New Roman" w:cs="Times New Roman" w:eastAsia="Times New Roman" w:hAnsi="Times New Roman"/>
-          <w:sz w:val="24"/>
-          <w:szCs w:val="24"/>
-          <w:highlight w:val="white"/>
-          <w:rtl w:val="0"/>
-        </w:rPr>
-        <w:t xml:space="preserve">This table shows the summary statistics for closest Euclidean distances in </w:t>
-      </w:r>
-      <w:r>
-        <w:rPr>
-          <w:rFonts w:ascii="Times New Roman" w:cs="Times New Roman" w:eastAsia="Times New Roman" w:hAnsi="Times New Roman"/>
-          <w:b w:val="1"/>
-          <w:sz w:val="24"/>
-          <w:szCs w:val="24"/>
-          <w:highlight w:val="white"/>
-          <w:rtl w:val="0"/>
-        </w:rPr>
-        <w:t xml:space="preserve">Figure 1b</w:t>
-      </w:r>
-      <w:r>
-        <w:rPr>
-          <w:rFonts w:ascii="Times New Roman" w:cs="Times New Roman" w:eastAsia="Times New Roman" w:hAnsi="Times New Roman"/>
-          <w:sz w:val="24"/>
-          <w:szCs w:val="24"/>
-          <w:highlight w:val="white"/>
-          <w:rtl w:val="0"/>
-        </w:rPr>
-        <w:t xml:space="preserve"> between the CTR terms and standardized terms from the WHO </w:t>
-      </w:r>
-      <w:r>
-        <w:rPr>
-          <w:rFonts w:ascii="Times New Roman" w:cs="Times New Roman" w:eastAsia="Times New Roman" w:hAnsi="Times New Roman"/>
-          <w:sz w:val="24"/>
-          <w:szCs w:val="24"/>
-          <w:highlight w:val="white"/>
-          <w:rtl w:val="0"/>
-        </w:rPr>
-        <w:t xml:space="preserve">system all</w:t>
-      </w:r>
-      <w:r>
-        <w:rPr>
-          <w:rFonts w:ascii="Times New Roman" w:cs="Times New Roman" w:eastAsia="Times New Roman" w:hAnsi="Times New Roman"/>
-          <w:sz w:val="24"/>
-          <w:szCs w:val="24"/>
-          <w:highlight w:val="white"/>
-          <w:rtl w:val="0"/>
-        </w:rPr>
-        <w:t xml:space="preserve"> editions as visualized for box plots in </w:t>
-      </w:r>
-      <w:r>
-        <w:rPr>
-          <w:rFonts w:ascii="Times New Roman" w:cs="Times New Roman" w:eastAsia="Times New Roman" w:hAnsi="Times New Roman"/>
-          <w:b w:val="1"/>
-          <w:sz w:val="24"/>
-          <w:szCs w:val="24"/>
-          <w:highlight w:val="white"/>
-          <w:rtl w:val="0"/>
-        </w:rPr>
-        <w:t xml:space="preserve">Figure 1b</w:t>
-      </w:r>
-      <w:r>
-        <w:rPr>
-          <w:rFonts w:ascii="Times New Roman" w:cs="Times New Roman" w:eastAsia="Times New Roman" w:hAnsi="Times New Roman"/>
-          <w:sz w:val="24"/>
-          <w:szCs w:val="24"/>
-          <w:highlight w:val="white"/>
-          <w:rtl w:val="0"/>
-        </w:rPr>
-        <w:t xml:space="preserve"> for the method LTE-3 + Euclidean Dist. 1,113 CTR terms had a ground truth in WHO system all editions.</w:t>
-      </w:r>
-    </w:p>
-    <w:p>
-      <w:pPr>
-        <w:spacing w:line="276.0005454545455" w:lineRule="auto"/>
-        <w:ind w:left="-540" w:firstLine="0"/>
-        <w:rPr>
-          <w:rFonts w:ascii="Times New Roman" w:cs="Times New Roman" w:eastAsia="Times New Roman" w:hAnsi="Times New Roman"/>
-          <w:highlight w:val="white"/>
-        </w:rPr>
-      </w:pPr>
-      <w:r>
-        <w:rPr>
-          <w:rtl w:val="0"/>
-        </w:rPr>
-      </w:r>
-    </w:p>
-    <w:tbl>
-      <w:tblPr>
-        <w:tblStyle w:val="Table4"/>
-        <w:tblpPr w:leftFromText="180" w:rightFromText="180" w:topFromText="180" w:bottomFromText="180" w:vertAnchor="text" w:horzAnchor="text" w:tblpX="120" w:tblpY="0"/>
-        <w:tblW w:w="8955.0" w:type="dxa"/>
-        <w:jc w:val="left"/>
-        <w:tblBorders>
-          <w:top w:color="000000" w:space="0" w:sz="0" w:val="nil"/>
-          <w:left w:color="000000" w:space="0" w:sz="0" w:val="nil"/>
-          <w:bottom w:color="000000" w:space="0" w:sz="0" w:val="nil"/>
-          <w:right w:color="000000" w:space="0" w:sz="0" w:val="nil"/>
-          <w:insideH w:color="000000" w:space="0" w:sz="0" w:val="nil"/>
-          <w:insideV w:color="000000" w:space="0" w:sz="0" w:val="nil"/>
-        </w:tblBorders>
-        <w:tblLayout w:type="fixed"/>
-        <w:tblLook w:val="0600"/>
-      </w:tblPr>
-      <w:tblGrid>
-        <w:gridCol w:w="1560"/>
-        <w:gridCol w:w="1290"/>
-        <w:gridCol w:w="1230"/>
-        <w:gridCol w:w="1185"/>
-        <w:gridCol w:w="1140"/>
-        <w:gridCol w:w="1230"/>
-        <w:gridCol w:w="1320"/>
-        <w:tblGridChange w:id="0">
-          <w:tblGrid>
-            <w:gridCol w:w="1560"/>
-            <w:gridCol w:w="1290"/>
-            <w:gridCol w:w="1230"/>
-            <w:gridCol w:w="1185"/>
-            <w:gridCol w:w="1140"/>
-            <w:gridCol w:w="1230"/>
-            <w:gridCol w:w="1320"/>
-          </w:tblGrid>
-        </w:tblGridChange>
-      </w:tblGrid>
       <w:tr>
         <w:trPr>
           <w:cantSplit w:val="0"/>
-          <w:trHeight w:val="540" w:hRule="atLeast"/>
           <w:tblHeader w:val="0"/>
         </w:trPr>
         <w:tc>
@@ -31536,10 +34880,331 @@
                 <w:szCs w:val="20"/>
                 <w:rtl w:val="0"/>
               </w:rPr>
-              <w:t xml:space="preserve"> </w:t>
-            </w:r>
-          </w:p>
-        </w:tc>
+              <w:t xml:space="preserve">Median</w:t>
+            </w:r>
+          </w:p>
+        </w:tc>
+        <w:tc>
+          <w:tcPr>
+            <w:shd w:fill="auto" w:val="clear"/>
+            <w:tcMar>
+              <w:top w:w="100.0" w:type="dxa"/>
+              <w:left w:w="100.0" w:type="dxa"/>
+              <w:bottom w:w="100.0" w:type="dxa"/>
+              <w:right w:w="100.0" w:type="dxa"/>
+            </w:tcMar>
+            <w:vAlign w:val="top"/>
+          </w:tcPr>
+          <w:p>
+            <w:pPr>
+              <w:widowControl w:val="0"/>
+              <w:spacing w:line="240" w:lineRule="auto"/>
+              <w:rPr>
+                <w:rFonts w:ascii="Times New Roman" w:cs="Times New Roman" w:eastAsia="Times New Roman" w:hAnsi="Times New Roman"/>
+                <w:sz w:val="24"/>
+                <w:szCs w:val="24"/>
+                <w:highlight w:val="white"/>
+              </w:rPr>
+            </w:pPr>
+            <w:r>
+              <w:rPr>
+                <w:rFonts w:ascii="Times New Roman" w:cs="Times New Roman" w:eastAsia="Times New Roman" w:hAnsi="Times New Roman"/>
+                <w:sz w:val="24"/>
+                <w:szCs w:val="24"/>
+                <w:highlight w:val="white"/>
+                <w:rtl w:val="0"/>
+              </w:rPr>
+              <w:t xml:space="preserve">8.841</w:t>
+            </w:r>
+          </w:p>
+        </w:tc>
+        <w:tc>
+          <w:tcPr>
+            <w:shd w:fill="auto" w:val="clear"/>
+            <w:tcMar>
+              <w:top w:w="100.0" w:type="dxa"/>
+              <w:left w:w="100.0" w:type="dxa"/>
+              <w:bottom w:w="100.0" w:type="dxa"/>
+              <w:right w:w="100.0" w:type="dxa"/>
+            </w:tcMar>
+            <w:vAlign w:val="top"/>
+          </w:tcPr>
+          <w:p>
+            <w:pPr>
+              <w:widowControl w:val="0"/>
+              <w:spacing w:line="240" w:lineRule="auto"/>
+              <w:rPr>
+                <w:rFonts w:ascii="Times New Roman" w:cs="Times New Roman" w:eastAsia="Times New Roman" w:hAnsi="Times New Roman"/>
+                <w:sz w:val="24"/>
+                <w:szCs w:val="24"/>
+                <w:highlight w:val="white"/>
+              </w:rPr>
+            </w:pPr>
+            <w:r>
+              <w:rPr>
+                <w:rFonts w:ascii="Times New Roman" w:cs="Times New Roman" w:eastAsia="Times New Roman" w:hAnsi="Times New Roman"/>
+                <w:sz w:val="24"/>
+                <w:szCs w:val="24"/>
+                <w:highlight w:val="white"/>
+                <w:rtl w:val="0"/>
+              </w:rPr>
+              <w:t xml:space="preserve">11.073</w:t>
+            </w:r>
+          </w:p>
+        </w:tc>
+        <w:tc>
+          <w:tcPr>
+            <w:shd w:fill="auto" w:val="clear"/>
+            <w:tcMar>
+              <w:top w:w="100.0" w:type="dxa"/>
+              <w:left w:w="100.0" w:type="dxa"/>
+              <w:bottom w:w="100.0" w:type="dxa"/>
+              <w:right w:w="100.0" w:type="dxa"/>
+            </w:tcMar>
+            <w:vAlign w:val="top"/>
+          </w:tcPr>
+          <w:p>
+            <w:pPr>
+              <w:widowControl w:val="0"/>
+              <w:spacing w:line="240" w:lineRule="auto"/>
+              <w:rPr>
+                <w:rFonts w:ascii="Times New Roman" w:cs="Times New Roman" w:eastAsia="Times New Roman" w:hAnsi="Times New Roman"/>
+                <w:sz w:val="24"/>
+                <w:szCs w:val="24"/>
+                <w:highlight w:val="white"/>
+              </w:rPr>
+            </w:pPr>
+            <w:r>
+              <w:rPr>
+                <w:rFonts w:ascii="Times New Roman" w:cs="Times New Roman" w:eastAsia="Times New Roman" w:hAnsi="Times New Roman"/>
+                <w:sz w:val="24"/>
+                <w:szCs w:val="24"/>
+                <w:highlight w:val="white"/>
+                <w:rtl w:val="0"/>
+              </w:rPr>
+              <w:t xml:space="preserve">8.599</w:t>
+            </w:r>
+          </w:p>
+        </w:tc>
+        <w:tc>
+          <w:tcPr>
+            <w:shd w:fill="auto" w:val="clear"/>
+            <w:tcMar>
+              <w:top w:w="100.0" w:type="dxa"/>
+              <w:left w:w="100.0" w:type="dxa"/>
+              <w:bottom w:w="100.0" w:type="dxa"/>
+              <w:right w:w="100.0" w:type="dxa"/>
+            </w:tcMar>
+            <w:vAlign w:val="top"/>
+          </w:tcPr>
+          <w:p>
+            <w:pPr>
+              <w:widowControl w:val="0"/>
+              <w:spacing w:line="240" w:lineRule="auto"/>
+              <w:rPr>
+                <w:rFonts w:ascii="Times New Roman" w:cs="Times New Roman" w:eastAsia="Times New Roman" w:hAnsi="Times New Roman"/>
+                <w:sz w:val="24"/>
+                <w:szCs w:val="24"/>
+                <w:highlight w:val="white"/>
+              </w:rPr>
+            </w:pPr>
+            <w:r>
+              <w:rPr>
+                <w:rFonts w:ascii="Times New Roman" w:cs="Times New Roman" w:eastAsia="Times New Roman" w:hAnsi="Times New Roman"/>
+                <w:sz w:val="24"/>
+                <w:szCs w:val="24"/>
+                <w:highlight w:val="white"/>
+                <w:rtl w:val="0"/>
+              </w:rPr>
+              <w:t xml:space="preserve">10.734</w:t>
+            </w:r>
+          </w:p>
+        </w:tc>
+      </w:tr>
+      <w:tr>
+        <w:trPr>
+          <w:cantSplit w:val="0"/>
+          <w:tblHeader w:val="0"/>
+        </w:trPr>
+        <w:tc>
+          <w:tcPr>
+            <w:shd w:fill="auto" w:val="clear"/>
+            <w:tcMar>
+              <w:top w:w="100.0" w:type="dxa"/>
+              <w:left w:w="100.0" w:type="dxa"/>
+              <w:bottom w:w="100.0" w:type="dxa"/>
+              <w:right w:w="100.0" w:type="dxa"/>
+            </w:tcMar>
+            <w:vAlign w:val="top"/>
+          </w:tcPr>
+          <w:p>
+            <w:pPr>
+              <w:rPr>
+                <w:rFonts w:ascii="Times New Roman" w:cs="Times New Roman" w:eastAsia="Times New Roman" w:hAnsi="Times New Roman"/>
+                <w:sz w:val="24"/>
+                <w:szCs w:val="24"/>
+                <w:highlight w:val="white"/>
+              </w:rPr>
+            </w:pPr>
+            <w:r>
+              <w:rPr>
+                <w:rFonts w:ascii="Times New Roman" w:cs="Times New Roman" w:eastAsia="Times New Roman" w:hAnsi="Times New Roman"/>
+                <w:b w:val="1"/>
+                <w:sz w:val="20"/>
+                <w:szCs w:val="20"/>
+                <w:rtl w:val="0"/>
+              </w:rPr>
+              <w:t xml:space="preserve">Mean</w:t>
+            </w:r>
+            <w:r>
+              <w:rPr>
+                <w:rtl w:val="0"/>
+              </w:rPr>
+            </w:r>
+          </w:p>
+        </w:tc>
+        <w:tc>
+          <w:tcPr>
+            <w:shd w:fill="auto" w:val="clear"/>
+            <w:tcMar>
+              <w:top w:w="100.0" w:type="dxa"/>
+              <w:left w:w="100.0" w:type="dxa"/>
+              <w:bottom w:w="100.0" w:type="dxa"/>
+              <w:right w:w="100.0" w:type="dxa"/>
+            </w:tcMar>
+            <w:vAlign w:val="top"/>
+          </w:tcPr>
+          <w:p>
+            <w:pPr>
+              <w:widowControl w:val="0"/>
+              <w:spacing w:line="240" w:lineRule="auto"/>
+              <w:rPr>
+                <w:rFonts w:ascii="Times New Roman" w:cs="Times New Roman" w:eastAsia="Times New Roman" w:hAnsi="Times New Roman"/>
+                <w:sz w:val="24"/>
+                <w:szCs w:val="24"/>
+                <w:highlight w:val="white"/>
+              </w:rPr>
+            </w:pPr>
+            <w:r>
+              <w:rPr>
+                <w:rFonts w:ascii="Times New Roman" w:cs="Times New Roman" w:eastAsia="Times New Roman" w:hAnsi="Times New Roman"/>
+                <w:sz w:val="24"/>
+                <w:szCs w:val="24"/>
+                <w:highlight w:val="white"/>
+                <w:rtl w:val="0"/>
+              </w:rPr>
+              <w:t xml:space="preserve">8.368</w:t>
+            </w:r>
+          </w:p>
+        </w:tc>
+        <w:tc>
+          <w:tcPr>
+            <w:shd w:fill="auto" w:val="clear"/>
+            <w:tcMar>
+              <w:top w:w="100.0" w:type="dxa"/>
+              <w:left w:w="100.0" w:type="dxa"/>
+              <w:bottom w:w="100.0" w:type="dxa"/>
+              <w:right w:w="100.0" w:type="dxa"/>
+            </w:tcMar>
+            <w:vAlign w:val="top"/>
+          </w:tcPr>
+          <w:p>
+            <w:pPr>
+              <w:widowControl w:val="0"/>
+              <w:spacing w:line="240" w:lineRule="auto"/>
+              <w:rPr>
+                <w:rFonts w:ascii="Times New Roman" w:cs="Times New Roman" w:eastAsia="Times New Roman" w:hAnsi="Times New Roman"/>
+                <w:sz w:val="24"/>
+                <w:szCs w:val="24"/>
+                <w:highlight w:val="white"/>
+              </w:rPr>
+            </w:pPr>
+            <w:r>
+              <w:rPr>
+                <w:rFonts w:ascii="Times New Roman" w:cs="Times New Roman" w:eastAsia="Times New Roman" w:hAnsi="Times New Roman"/>
+                <w:sz w:val="24"/>
+                <w:szCs w:val="24"/>
+                <w:highlight w:val="white"/>
+                <w:rtl w:val="0"/>
+              </w:rPr>
+              <w:t xml:space="preserve">10.809</w:t>
+            </w:r>
+          </w:p>
+        </w:tc>
+        <w:tc>
+          <w:tcPr>
+            <w:shd w:fill="auto" w:val="clear"/>
+            <w:tcMar>
+              <w:top w:w="100.0" w:type="dxa"/>
+              <w:left w:w="100.0" w:type="dxa"/>
+              <w:bottom w:w="100.0" w:type="dxa"/>
+              <w:right w:w="100.0" w:type="dxa"/>
+            </w:tcMar>
+            <w:vAlign w:val="top"/>
+          </w:tcPr>
+          <w:p>
+            <w:pPr>
+              <w:widowControl w:val="0"/>
+              <w:spacing w:line="240" w:lineRule="auto"/>
+              <w:rPr>
+                <w:rFonts w:ascii="Times New Roman" w:cs="Times New Roman" w:eastAsia="Times New Roman" w:hAnsi="Times New Roman"/>
+                <w:sz w:val="24"/>
+                <w:szCs w:val="24"/>
+                <w:highlight w:val="white"/>
+              </w:rPr>
+            </w:pPr>
+            <w:r>
+              <w:rPr>
+                <w:rFonts w:ascii="Times New Roman" w:cs="Times New Roman" w:eastAsia="Times New Roman" w:hAnsi="Times New Roman"/>
+                <w:sz w:val="24"/>
+                <w:szCs w:val="24"/>
+                <w:highlight w:val="white"/>
+                <w:rtl w:val="0"/>
+              </w:rPr>
+              <w:t xml:space="preserve">8.046</w:t>
+            </w:r>
+          </w:p>
+        </w:tc>
+        <w:tc>
+          <w:tcPr>
+            <w:shd w:fill="auto" w:val="clear"/>
+            <w:tcMar>
+              <w:top w:w="100.0" w:type="dxa"/>
+              <w:left w:w="100.0" w:type="dxa"/>
+              <w:bottom w:w="100.0" w:type="dxa"/>
+              <w:right w:w="100.0" w:type="dxa"/>
+            </w:tcMar>
+            <w:vAlign w:val="top"/>
+          </w:tcPr>
+          <w:p>
+            <w:pPr>
+              <w:widowControl w:val="0"/>
+              <w:spacing w:line="240" w:lineRule="auto"/>
+              <w:rPr>
+                <w:rFonts w:ascii="Times New Roman" w:cs="Times New Roman" w:eastAsia="Times New Roman" w:hAnsi="Times New Roman"/>
+                <w:sz w:val="24"/>
+                <w:szCs w:val="24"/>
+                <w:highlight w:val="white"/>
+              </w:rPr>
+            </w:pPr>
+            <w:r>
+              <w:rPr>
+                <w:rFonts w:ascii="Times New Roman" w:cs="Times New Roman" w:eastAsia="Times New Roman" w:hAnsi="Times New Roman"/>
+                <w:sz w:val="24"/>
+                <w:szCs w:val="24"/>
+                <w:highlight w:val="white"/>
+                <w:rtl w:val="0"/>
+              </w:rPr>
+              <w:t xml:space="preserve">10.553</w:t>
+            </w:r>
+          </w:p>
+        </w:tc>
+      </w:tr>
+      <w:tr>
+        <w:trPr>
+          <w:cantSplit w:val="0"/>
+          <w:tblHeader w:val="0"/>
+        </w:trPr>
         <w:tc>
           <w:tcPr>
             <w:tcBorders>
@@ -31570,10 +35235,173 @@
                 <w:szCs w:val="20"/>
                 <w:rtl w:val="0"/>
               </w:rPr>
-              <w:t xml:space="preserve">Minimum</w:t>
-            </w:r>
-          </w:p>
-        </w:tc>
+              <w:t xml:space="preserve">3</w:t>
+            </w:r>
+            <w:r>
+              <w:rPr>
+                <w:rFonts w:ascii="Times New Roman" w:cs="Times New Roman" w:eastAsia="Times New Roman" w:hAnsi="Times New Roman"/>
+                <w:b w:val="1"/>
+                <w:sz w:val="20"/>
+                <w:szCs w:val="20"/>
+                <w:vertAlign w:val="superscript"/>
+                <w:rtl w:val="0"/>
+              </w:rPr>
+              <w:t xml:space="preserve">rd</w:t>
+            </w:r>
+            <w:r>
+              <w:rPr>
+                <w:rFonts w:ascii="Times New Roman" w:cs="Times New Roman" w:eastAsia="Times New Roman" w:hAnsi="Times New Roman"/>
+                <w:b w:val="1"/>
+                <w:sz w:val="20"/>
+                <w:szCs w:val="20"/>
+                <w:rtl w:val="0"/>
+              </w:rPr>
+              <w:t xml:space="preserve"> Quartile</w:t>
+            </w:r>
+          </w:p>
+        </w:tc>
+        <w:tc>
+          <w:tcPr>
+            <w:shd w:fill="auto" w:val="clear"/>
+            <w:tcMar>
+              <w:top w:w="100.0" w:type="dxa"/>
+              <w:left w:w="100.0" w:type="dxa"/>
+              <w:bottom w:w="100.0" w:type="dxa"/>
+              <w:right w:w="100.0" w:type="dxa"/>
+            </w:tcMar>
+            <w:vAlign w:val="top"/>
+          </w:tcPr>
+          <w:p>
+            <w:pPr>
+              <w:widowControl w:val="0"/>
+              <w:spacing w:line="240" w:lineRule="auto"/>
+              <w:rPr>
+                <w:rFonts w:ascii="Times New Roman" w:cs="Times New Roman" w:eastAsia="Times New Roman" w:hAnsi="Times New Roman"/>
+                <w:sz w:val="24"/>
+                <w:szCs w:val="24"/>
+                <w:highlight w:val="white"/>
+              </w:rPr>
+            </w:pPr>
+            <w:r>
+              <w:rPr>
+                <w:rFonts w:ascii="Times New Roman" w:cs="Times New Roman" w:eastAsia="Times New Roman" w:hAnsi="Times New Roman"/>
+                <w:sz w:val="24"/>
+                <w:szCs w:val="24"/>
+                <w:highlight w:val="white"/>
+                <w:rtl w:val="0"/>
+              </w:rPr>
+              <w:t xml:space="preserve">10.176</w:t>
+            </w:r>
+          </w:p>
+        </w:tc>
+        <w:tc>
+          <w:tcPr>
+            <w:shd w:fill="auto" w:val="clear"/>
+            <w:tcMar>
+              <w:top w:w="100.0" w:type="dxa"/>
+              <w:left w:w="100.0" w:type="dxa"/>
+              <w:bottom w:w="100.0" w:type="dxa"/>
+              <w:right w:w="100.0" w:type="dxa"/>
+            </w:tcMar>
+            <w:vAlign w:val="top"/>
+          </w:tcPr>
+          <w:p>
+            <w:pPr>
+              <w:widowControl w:val="0"/>
+              <w:spacing w:line="240" w:lineRule="auto"/>
+              <w:rPr>
+                <w:rFonts w:ascii="Times New Roman" w:cs="Times New Roman" w:eastAsia="Times New Roman" w:hAnsi="Times New Roman"/>
+                <w:sz w:val="24"/>
+                <w:szCs w:val="24"/>
+                <w:highlight w:val="white"/>
+              </w:rPr>
+            </w:pPr>
+            <w:r>
+              <w:rPr>
+                <w:rFonts w:ascii="Times New Roman" w:cs="Times New Roman" w:eastAsia="Times New Roman" w:hAnsi="Times New Roman"/>
+                <w:sz w:val="24"/>
+                <w:szCs w:val="24"/>
+                <w:highlight w:val="white"/>
+                <w:rtl w:val="0"/>
+              </w:rPr>
+              <w:t xml:space="preserve">11.965</w:t>
+            </w:r>
+          </w:p>
+        </w:tc>
+        <w:tc>
+          <w:tcPr>
+            <w:shd w:fill="auto" w:val="clear"/>
+            <w:tcMar>
+              <w:top w:w="100.0" w:type="dxa"/>
+              <w:left w:w="100.0" w:type="dxa"/>
+              <w:bottom w:w="100.0" w:type="dxa"/>
+              <w:right w:w="100.0" w:type="dxa"/>
+            </w:tcMar>
+            <w:vAlign w:val="top"/>
+          </w:tcPr>
+          <w:p>
+            <w:pPr>
+              <w:widowControl w:val="0"/>
+              <w:spacing w:line="240" w:lineRule="auto"/>
+              <w:rPr>
+                <w:rFonts w:ascii="Times New Roman" w:cs="Times New Roman" w:eastAsia="Times New Roman" w:hAnsi="Times New Roman"/>
+                <w:sz w:val="24"/>
+                <w:szCs w:val="24"/>
+                <w:highlight w:val="white"/>
+              </w:rPr>
+            </w:pPr>
+            <w:r>
+              <w:rPr>
+                <w:rFonts w:ascii="Times New Roman" w:cs="Times New Roman" w:eastAsia="Times New Roman" w:hAnsi="Times New Roman"/>
+                <w:sz w:val="24"/>
+                <w:szCs w:val="24"/>
+                <w:highlight w:val="white"/>
+                <w:rtl w:val="0"/>
+              </w:rPr>
+              <w:t xml:space="preserve">10.076</w:t>
+            </w:r>
+          </w:p>
+        </w:tc>
+        <w:tc>
+          <w:tcPr>
+            <w:shd w:fill="auto" w:val="clear"/>
+            <w:tcMar>
+              <w:top w:w="100.0" w:type="dxa"/>
+              <w:left w:w="100.0" w:type="dxa"/>
+              <w:bottom w:w="100.0" w:type="dxa"/>
+              <w:right w:w="100.0" w:type="dxa"/>
+            </w:tcMar>
+            <w:vAlign w:val="top"/>
+          </w:tcPr>
+          <w:p>
+            <w:pPr>
+              <w:widowControl w:val="0"/>
+              <w:spacing w:line="240" w:lineRule="auto"/>
+              <w:rPr>
+                <w:rFonts w:ascii="Times New Roman" w:cs="Times New Roman" w:eastAsia="Times New Roman" w:hAnsi="Times New Roman"/>
+                <w:sz w:val="24"/>
+                <w:szCs w:val="24"/>
+                <w:highlight w:val="white"/>
+              </w:rPr>
+            </w:pPr>
+            <w:r>
+              <w:rPr>
+                <w:rFonts w:ascii="Times New Roman" w:cs="Times New Roman" w:eastAsia="Times New Roman" w:hAnsi="Times New Roman"/>
+                <w:sz w:val="24"/>
+                <w:szCs w:val="24"/>
+                <w:highlight w:val="white"/>
+                <w:rtl w:val="0"/>
+              </w:rPr>
+              <w:t xml:space="preserve">11.796</w:t>
+            </w:r>
+          </w:p>
+        </w:tc>
+      </w:tr>
+      <w:tr>
+        <w:trPr>
+          <w:cantSplit w:val="0"/>
+          <w:tblHeader w:val="0"/>
+        </w:trPr>
         <w:tc>
           <w:tcPr>
             <w:tcBorders>
@@ -31604,778 +35432,148 @@
                 <w:szCs w:val="20"/>
                 <w:rtl w:val="0"/>
               </w:rPr>
-              <w:t xml:space="preserve">1</w:t>
-            </w:r>
-            <w:r>
-              <w:rPr>
-                <w:rFonts w:ascii="Times New Roman" w:cs="Times New Roman" w:eastAsia="Times New Roman" w:hAnsi="Times New Roman"/>
-                <w:b w:val="1"/>
-                <w:sz w:val="20"/>
-                <w:szCs w:val="20"/>
-                <w:vertAlign w:val="superscript"/>
-                <w:rtl w:val="0"/>
-              </w:rPr>
-              <w:t xml:space="preserve">st</w:t>
-            </w:r>
-            <w:r>
-              <w:rPr>
-                <w:rFonts w:ascii="Times New Roman" w:cs="Times New Roman" w:eastAsia="Times New Roman" w:hAnsi="Times New Roman"/>
-                <w:b w:val="1"/>
-                <w:sz w:val="20"/>
-                <w:szCs w:val="20"/>
-                <w:rtl w:val="0"/>
-              </w:rPr>
-              <w:t xml:space="preserve"> Quartile</w:t>
-            </w:r>
-          </w:p>
-        </w:tc>
-        <w:tc>
-          <w:tcPr>
-            <w:tcBorders>
-              <w:top w:color="000000" w:space="0" w:sz="5" w:val="single"/>
-              <w:left w:color="000000" w:space="0" w:sz="5" w:val="single"/>
-              <w:bottom w:color="000000" w:space="0" w:sz="5" w:val="single"/>
-              <w:right w:color="000000" w:space="0" w:sz="5" w:val="single"/>
-            </w:tcBorders>
+              <w:t xml:space="preserve">Maximum</w:t>
+            </w:r>
+          </w:p>
+        </w:tc>
+        <w:tc>
+          <w:tcPr>
+            <w:shd w:fill="auto" w:val="clear"/>
             <w:tcMar>
-              <w:top w:w="0.0" w:type="dxa"/>
-              <w:bottom w:w="0.0" w:type="dxa"/>
+              <w:top w:w="100.0" w:type="dxa"/>
+              <w:left w:w="100.0" w:type="dxa"/>
+              <w:bottom w:w="100.0" w:type="dxa"/>
+              <w:right w:w="100.0" w:type="dxa"/>
             </w:tcMar>
-          </w:tcPr>
-          <w:p>
-            <w:pPr>
-              <w:rPr>
-                <w:rFonts w:ascii="Times New Roman" w:cs="Times New Roman" w:eastAsia="Times New Roman" w:hAnsi="Times New Roman"/>
-                <w:b w:val="1"/>
-                <w:sz w:val="20"/>
-                <w:szCs w:val="20"/>
-              </w:rPr>
-            </w:pPr>
-            <w:r>
-              <w:rPr>
-                <w:rFonts w:ascii="Times New Roman" w:cs="Times New Roman" w:eastAsia="Times New Roman" w:hAnsi="Times New Roman"/>
-                <w:b w:val="1"/>
-                <w:sz w:val="20"/>
-                <w:szCs w:val="20"/>
-                <w:rtl w:val="0"/>
-              </w:rPr>
-              <w:t xml:space="preserve">Median</w:t>
-            </w:r>
-          </w:p>
-        </w:tc>
-        <w:tc>
-          <w:tcPr>
-            <w:tcBorders>
-              <w:top w:color="000000" w:space="0" w:sz="5" w:val="single"/>
-              <w:left w:color="000000" w:space="0" w:sz="5" w:val="single"/>
-              <w:bottom w:color="000000" w:space="0" w:sz="5" w:val="single"/>
-              <w:right w:color="000000" w:space="0" w:sz="5" w:val="single"/>
-            </w:tcBorders>
+            <w:vAlign w:val="top"/>
+          </w:tcPr>
+          <w:p>
+            <w:pPr>
+              <w:widowControl w:val="0"/>
+              <w:spacing w:line="240" w:lineRule="auto"/>
+              <w:rPr>
+                <w:rFonts w:ascii="Times New Roman" w:cs="Times New Roman" w:eastAsia="Times New Roman" w:hAnsi="Times New Roman"/>
+                <w:sz w:val="24"/>
+                <w:szCs w:val="24"/>
+                <w:highlight w:val="white"/>
+              </w:rPr>
+            </w:pPr>
+            <w:r>
+              <w:rPr>
+                <w:rFonts w:ascii="Times New Roman" w:cs="Times New Roman" w:eastAsia="Times New Roman" w:hAnsi="Times New Roman"/>
+                <w:sz w:val="24"/>
+                <w:szCs w:val="24"/>
+                <w:highlight w:val="white"/>
+                <w:rtl w:val="0"/>
+              </w:rPr>
+              <w:t xml:space="preserve">13.912</w:t>
+            </w:r>
+          </w:p>
+        </w:tc>
+        <w:tc>
+          <w:tcPr>
+            <w:shd w:fill="auto" w:val="clear"/>
             <w:tcMar>
-              <w:top w:w="0.0" w:type="dxa"/>
-              <w:bottom w:w="0.0" w:type="dxa"/>
+              <w:top w:w="100.0" w:type="dxa"/>
+              <w:left w:w="100.0" w:type="dxa"/>
+              <w:bottom w:w="100.0" w:type="dxa"/>
+              <w:right w:w="100.0" w:type="dxa"/>
             </w:tcMar>
-          </w:tcPr>
-          <w:p>
-            <w:pPr>
-              <w:rPr>
-                <w:rFonts w:ascii="Times New Roman" w:cs="Times New Roman" w:eastAsia="Times New Roman" w:hAnsi="Times New Roman"/>
-                <w:b w:val="1"/>
-                <w:sz w:val="20"/>
-                <w:szCs w:val="20"/>
-              </w:rPr>
-            </w:pPr>
-            <w:r>
-              <w:rPr>
-                <w:rFonts w:ascii="Times New Roman" w:cs="Times New Roman" w:eastAsia="Times New Roman" w:hAnsi="Times New Roman"/>
-                <w:b w:val="1"/>
-                <w:sz w:val="20"/>
-                <w:szCs w:val="20"/>
-                <w:rtl w:val="0"/>
-              </w:rPr>
-              <w:t xml:space="preserve">Mean</w:t>
-            </w:r>
-          </w:p>
-        </w:tc>
-        <w:tc>
-          <w:tcPr>
-            <w:tcBorders>
-              <w:top w:color="000000" w:space="0" w:sz="5" w:val="single"/>
-              <w:left w:color="000000" w:space="0" w:sz="5" w:val="single"/>
-              <w:bottom w:color="000000" w:space="0" w:sz="5" w:val="single"/>
-              <w:right w:color="000000" w:space="0" w:sz="5" w:val="single"/>
-            </w:tcBorders>
+            <w:vAlign w:val="top"/>
+          </w:tcPr>
+          <w:p>
+            <w:pPr>
+              <w:widowControl w:val="0"/>
+              <w:spacing w:line="240" w:lineRule="auto"/>
+              <w:rPr>
+                <w:rFonts w:ascii="Times New Roman" w:cs="Times New Roman" w:eastAsia="Times New Roman" w:hAnsi="Times New Roman"/>
+                <w:sz w:val="24"/>
+                <w:szCs w:val="24"/>
+                <w:highlight w:val="white"/>
+              </w:rPr>
+            </w:pPr>
+            <w:r>
+              <w:rPr>
+                <w:rFonts w:ascii="Times New Roman" w:cs="Times New Roman" w:eastAsia="Times New Roman" w:hAnsi="Times New Roman"/>
+                <w:sz w:val="24"/>
+                <w:szCs w:val="24"/>
+                <w:highlight w:val="white"/>
+                <w:rtl w:val="0"/>
+              </w:rPr>
+              <w:t xml:space="preserve">14.418</w:t>
+            </w:r>
+          </w:p>
+        </w:tc>
+        <w:tc>
+          <w:tcPr>
+            <w:shd w:fill="auto" w:val="clear"/>
             <w:tcMar>
-              <w:top w:w="0.0" w:type="dxa"/>
-              <w:bottom w:w="0.0" w:type="dxa"/>
+              <w:top w:w="100.0" w:type="dxa"/>
+              <w:left w:w="100.0" w:type="dxa"/>
+              <w:bottom w:w="100.0" w:type="dxa"/>
+              <w:right w:w="100.0" w:type="dxa"/>
             </w:tcMar>
-          </w:tcPr>
-          <w:p>
-            <w:pPr>
-              <w:rPr>
-                <w:rFonts w:ascii="Times New Roman" w:cs="Times New Roman" w:eastAsia="Times New Roman" w:hAnsi="Times New Roman"/>
-                <w:b w:val="1"/>
-                <w:sz w:val="20"/>
-                <w:szCs w:val="20"/>
-              </w:rPr>
-            </w:pPr>
-            <w:r>
-              <w:rPr>
-                <w:rFonts w:ascii="Times New Roman" w:cs="Times New Roman" w:eastAsia="Times New Roman" w:hAnsi="Times New Roman"/>
-                <w:b w:val="1"/>
-                <w:sz w:val="20"/>
-                <w:szCs w:val="20"/>
-                <w:rtl w:val="0"/>
-              </w:rPr>
-              <w:t xml:space="preserve">3</w:t>
-            </w:r>
-            <w:r>
-              <w:rPr>
-                <w:rFonts w:ascii="Times New Roman" w:cs="Times New Roman" w:eastAsia="Times New Roman" w:hAnsi="Times New Roman"/>
-                <w:b w:val="1"/>
-                <w:sz w:val="20"/>
-                <w:szCs w:val="20"/>
-                <w:vertAlign w:val="superscript"/>
-                <w:rtl w:val="0"/>
-              </w:rPr>
-              <w:t xml:space="preserve">rd</w:t>
-            </w:r>
-            <w:r>
-              <w:rPr>
-                <w:rFonts w:ascii="Times New Roman" w:cs="Times New Roman" w:eastAsia="Times New Roman" w:hAnsi="Times New Roman"/>
-                <w:b w:val="1"/>
-                <w:sz w:val="20"/>
-                <w:szCs w:val="20"/>
-                <w:rtl w:val="0"/>
-              </w:rPr>
-              <w:t xml:space="preserve"> Quartile</w:t>
-            </w:r>
-          </w:p>
-        </w:tc>
-        <w:tc>
-          <w:tcPr>
-            <w:tcBorders>
-              <w:top w:color="000000" w:space="0" w:sz="5" w:val="single"/>
-              <w:left w:color="000000" w:space="0" w:sz="5" w:val="single"/>
-              <w:bottom w:color="000000" w:space="0" w:sz="5" w:val="single"/>
-              <w:right w:color="000000" w:space="0" w:sz="5" w:val="single"/>
-            </w:tcBorders>
+            <w:vAlign w:val="top"/>
+          </w:tcPr>
+          <w:p>
+            <w:pPr>
+              <w:widowControl w:val="0"/>
+              <w:spacing w:line="240" w:lineRule="auto"/>
+              <w:rPr>
+                <w:rFonts w:ascii="Times New Roman" w:cs="Times New Roman" w:eastAsia="Times New Roman" w:hAnsi="Times New Roman"/>
+                <w:sz w:val="24"/>
+                <w:szCs w:val="24"/>
+                <w:highlight w:val="white"/>
+              </w:rPr>
+            </w:pPr>
+            <w:r>
+              <w:rPr>
+                <w:rFonts w:ascii="Times New Roman" w:cs="Times New Roman" w:eastAsia="Times New Roman" w:hAnsi="Times New Roman"/>
+                <w:sz w:val="24"/>
+                <w:szCs w:val="24"/>
+                <w:highlight w:val="white"/>
+                <w:rtl w:val="0"/>
+              </w:rPr>
+              <w:t xml:space="preserve">13.115</w:t>
+            </w:r>
+          </w:p>
+        </w:tc>
+        <w:tc>
+          <w:tcPr>
+            <w:shd w:fill="auto" w:val="clear"/>
             <w:tcMar>
-              <w:top w:w="0.0" w:type="dxa"/>
-              <w:bottom w:w="0.0" w:type="dxa"/>
+              <w:top w:w="100.0" w:type="dxa"/>
+              <w:left w:w="100.0" w:type="dxa"/>
+              <w:bottom w:w="100.0" w:type="dxa"/>
+              <w:right w:w="100.0" w:type="dxa"/>
             </w:tcMar>
-          </w:tcPr>
-          <w:p>
-            <w:pPr>
-              <w:rPr>
-                <w:rFonts w:ascii="Times New Roman" w:cs="Times New Roman" w:eastAsia="Times New Roman" w:hAnsi="Times New Roman"/>
-                <w:b w:val="1"/>
-                <w:sz w:val="20"/>
-                <w:szCs w:val="20"/>
-              </w:rPr>
-            </w:pPr>
-            <w:r>
-              <w:rPr>
-                <w:rFonts w:ascii="Times New Roman" w:cs="Times New Roman" w:eastAsia="Times New Roman" w:hAnsi="Times New Roman"/>
-                <w:b w:val="1"/>
-                <w:sz w:val="20"/>
-                <w:szCs w:val="20"/>
-                <w:rtl w:val="0"/>
-              </w:rPr>
-              <w:t xml:space="preserve">Maximum</w:t>
-            </w:r>
-          </w:p>
-        </w:tc>
-      </w:tr>
-      <w:tr>
-        <w:trPr>
-          <w:cantSplit w:val="0"/>
-          <w:trHeight w:val="495" w:hRule="atLeast"/>
-          <w:tblHeader w:val="0"/>
-        </w:trPr>
-        <w:tc>
-          <w:tcPr>
-            <w:tcBorders>
-              <w:top w:color="000000" w:space="0" w:sz="5" w:val="single"/>
-              <w:left w:color="000000" w:space="0" w:sz="5" w:val="single"/>
-              <w:bottom w:color="000000" w:space="0" w:sz="5" w:val="single"/>
-              <w:right w:color="000000" w:space="0" w:sz="5" w:val="single"/>
-            </w:tcBorders>
-            <w:tcMar>
-              <w:top w:w="0.0" w:type="dxa"/>
-              <w:bottom w:w="0.0" w:type="dxa"/>
-            </w:tcMar>
-          </w:tcPr>
-          <w:p>
-            <w:pPr>
-              <w:rPr>
-                <w:rFonts w:ascii="Times New Roman" w:cs="Times New Roman" w:eastAsia="Times New Roman" w:hAnsi="Times New Roman"/>
-                <w:sz w:val="20"/>
-                <w:szCs w:val="20"/>
-              </w:rPr>
-            </w:pPr>
-            <w:r>
-              <w:rPr>
-                <w:rFonts w:ascii="Times New Roman" w:cs="Times New Roman" w:eastAsia="Times New Roman" w:hAnsi="Times New Roman"/>
-                <w:sz w:val="20"/>
-                <w:szCs w:val="20"/>
-                <w:rtl w:val="0"/>
-              </w:rPr>
-              <w:t xml:space="preserve">Correctly Standardized</w:t>
-            </w:r>
-          </w:p>
-        </w:tc>
-        <w:tc>
-          <w:tcPr>
-            <w:tcBorders>
-              <w:top w:color="000000" w:space="0" w:sz="5" w:val="single"/>
-              <w:left w:color="000000" w:space="0" w:sz="5" w:val="single"/>
-              <w:bottom w:color="000000" w:space="0" w:sz="5" w:val="single"/>
-              <w:right w:color="000000" w:space="0" w:sz="5" w:val="single"/>
-            </w:tcBorders>
-            <w:tcMar>
-              <w:top w:w="0.0" w:type="dxa"/>
-              <w:bottom w:w="0.0" w:type="dxa"/>
-            </w:tcMar>
-          </w:tcPr>
-          <w:p>
-            <w:pPr>
-              <w:rPr>
-                <w:rFonts w:ascii="Times New Roman" w:cs="Times New Roman" w:eastAsia="Times New Roman" w:hAnsi="Times New Roman"/>
-                <w:sz w:val="20"/>
-                <w:szCs w:val="20"/>
-              </w:rPr>
-            </w:pPr>
-            <w:r>
-              <w:rPr>
-                <w:rFonts w:ascii="Times New Roman" w:cs="Times New Roman" w:eastAsia="Times New Roman" w:hAnsi="Times New Roman"/>
-                <w:sz w:val="20"/>
-                <w:szCs w:val="20"/>
-                <w:rtl w:val="0"/>
-              </w:rPr>
-              <w:t xml:space="preserve">0</w:t>
-            </w:r>
-          </w:p>
-        </w:tc>
-        <w:tc>
-          <w:tcPr>
-            <w:tcBorders>
-              <w:top w:color="000000" w:space="0" w:sz="5" w:val="single"/>
-              <w:left w:color="000000" w:space="0" w:sz="5" w:val="single"/>
-              <w:bottom w:color="000000" w:space="0" w:sz="5" w:val="single"/>
-              <w:right w:color="000000" w:space="0" w:sz="5" w:val="single"/>
-            </w:tcBorders>
-            <w:tcMar>
-              <w:top w:w="0.0" w:type="dxa"/>
-              <w:bottom w:w="0.0" w:type="dxa"/>
-            </w:tcMar>
-          </w:tcPr>
-          <w:p>
-            <w:pPr>
-              <w:rPr>
-                <w:rFonts w:ascii="Times New Roman" w:cs="Times New Roman" w:eastAsia="Times New Roman" w:hAnsi="Times New Roman"/>
-                <w:sz w:val="20"/>
-                <w:szCs w:val="20"/>
-              </w:rPr>
-            </w:pPr>
-            <w:r>
-              <w:rPr>
-                <w:rFonts w:ascii="Times New Roman" w:cs="Times New Roman" w:eastAsia="Times New Roman" w:hAnsi="Times New Roman"/>
-                <w:sz w:val="20"/>
-                <w:szCs w:val="20"/>
-                <w:rtl w:val="0"/>
-              </w:rPr>
-              <w:t xml:space="preserve">0.5640</w:t>
-            </w:r>
-          </w:p>
-        </w:tc>
-        <w:tc>
-          <w:tcPr>
-            <w:tcBorders>
-              <w:top w:color="000000" w:space="0" w:sz="5" w:val="single"/>
-              <w:left w:color="000000" w:space="0" w:sz="5" w:val="single"/>
-              <w:bottom w:color="000000" w:space="0" w:sz="5" w:val="single"/>
-              <w:right w:color="000000" w:space="0" w:sz="5" w:val="single"/>
-            </w:tcBorders>
-            <w:tcMar>
-              <w:top w:w="0.0" w:type="dxa"/>
-              <w:bottom w:w="0.0" w:type="dxa"/>
-            </w:tcMar>
-          </w:tcPr>
-          <w:p>
-            <w:pPr>
-              <w:rPr>
-                <w:rFonts w:ascii="Times New Roman" w:cs="Times New Roman" w:eastAsia="Times New Roman" w:hAnsi="Times New Roman"/>
-                <w:sz w:val="20"/>
-                <w:szCs w:val="20"/>
-              </w:rPr>
-            </w:pPr>
-            <w:r>
-              <w:rPr>
-                <w:rFonts w:ascii="Times New Roman" w:cs="Times New Roman" w:eastAsia="Times New Roman" w:hAnsi="Times New Roman"/>
-                <w:sz w:val="20"/>
-                <w:szCs w:val="20"/>
-                <w:rtl w:val="0"/>
-              </w:rPr>
-              <w:t xml:space="preserve">0.6866</w:t>
-            </w:r>
-          </w:p>
-        </w:tc>
-        <w:tc>
-          <w:tcPr>
-            <w:tcBorders>
-              <w:top w:color="000000" w:space="0" w:sz="5" w:val="single"/>
-              <w:left w:color="000000" w:space="0" w:sz="5" w:val="single"/>
-              <w:bottom w:color="000000" w:space="0" w:sz="5" w:val="single"/>
-              <w:right w:color="000000" w:space="0" w:sz="5" w:val="single"/>
-            </w:tcBorders>
-            <w:tcMar>
-              <w:top w:w="0.0" w:type="dxa"/>
-              <w:bottom w:w="0.0" w:type="dxa"/>
-            </w:tcMar>
-          </w:tcPr>
-          <w:p>
-            <w:pPr>
-              <w:rPr>
-                <w:rFonts w:ascii="Times New Roman" w:cs="Times New Roman" w:eastAsia="Times New Roman" w:hAnsi="Times New Roman"/>
-                <w:sz w:val="20"/>
-                <w:szCs w:val="20"/>
-              </w:rPr>
-            </w:pPr>
-            <w:r>
-              <w:rPr>
-                <w:rFonts w:ascii="Times New Roman" w:cs="Times New Roman" w:eastAsia="Times New Roman" w:hAnsi="Times New Roman"/>
-                <w:sz w:val="20"/>
-                <w:szCs w:val="20"/>
-                <w:rtl w:val="0"/>
-              </w:rPr>
-              <w:t xml:space="preserve">0.6458</w:t>
-            </w:r>
-          </w:p>
-        </w:tc>
-        <w:tc>
-          <w:tcPr>
-            <w:tcBorders>
-              <w:top w:color="000000" w:space="0" w:sz="5" w:val="single"/>
-              <w:left w:color="000000" w:space="0" w:sz="5" w:val="single"/>
-              <w:bottom w:color="000000" w:space="0" w:sz="5" w:val="single"/>
-              <w:right w:color="000000" w:space="0" w:sz="5" w:val="single"/>
-            </w:tcBorders>
-            <w:tcMar>
-              <w:top w:w="0.0" w:type="dxa"/>
-              <w:bottom w:w="0.0" w:type="dxa"/>
-            </w:tcMar>
-          </w:tcPr>
-          <w:p>
-            <w:pPr>
-              <w:rPr>
-                <w:rFonts w:ascii="Times New Roman" w:cs="Times New Roman" w:eastAsia="Times New Roman" w:hAnsi="Times New Roman"/>
-                <w:sz w:val="20"/>
-                <w:szCs w:val="20"/>
-              </w:rPr>
-            </w:pPr>
-            <w:r>
-              <w:rPr>
-                <w:rFonts w:ascii="Times New Roman" w:cs="Times New Roman" w:eastAsia="Times New Roman" w:hAnsi="Times New Roman"/>
-                <w:sz w:val="20"/>
-                <w:szCs w:val="20"/>
-                <w:rtl w:val="0"/>
-              </w:rPr>
-              <w:t xml:space="preserve">0.8002</w:t>
-            </w:r>
-          </w:p>
-        </w:tc>
-        <w:tc>
-          <w:tcPr>
-            <w:tcBorders>
-              <w:top w:color="000000" w:space="0" w:sz="5" w:val="single"/>
-              <w:left w:color="000000" w:space="0" w:sz="5" w:val="single"/>
-              <w:bottom w:color="000000" w:space="0" w:sz="5" w:val="single"/>
-              <w:right w:color="000000" w:space="0" w:sz="5" w:val="single"/>
-            </w:tcBorders>
-            <w:tcMar>
-              <w:top w:w="0.0" w:type="dxa"/>
-              <w:bottom w:w="0.0" w:type="dxa"/>
-            </w:tcMar>
-          </w:tcPr>
-          <w:p>
-            <w:pPr>
-              <w:rPr>
-                <w:rFonts w:ascii="Times New Roman" w:cs="Times New Roman" w:eastAsia="Times New Roman" w:hAnsi="Times New Roman"/>
-                <w:sz w:val="20"/>
-                <w:szCs w:val="20"/>
-              </w:rPr>
-            </w:pPr>
-            <w:r>
-              <w:rPr>
-                <w:rFonts w:ascii="Times New Roman" w:cs="Times New Roman" w:eastAsia="Times New Roman" w:hAnsi="Times New Roman"/>
-                <w:sz w:val="20"/>
-                <w:szCs w:val="20"/>
-                <w:rtl w:val="0"/>
-              </w:rPr>
-              <w:t xml:space="preserve">1.0759</w:t>
-            </w:r>
-          </w:p>
-        </w:tc>
-      </w:tr>
-      <w:tr>
-        <w:trPr>
-          <w:cantSplit w:val="0"/>
-          <w:trHeight w:val="495" w:hRule="atLeast"/>
-          <w:tblHeader w:val="0"/>
-        </w:trPr>
-        <w:tc>
-          <w:tcPr>
-            <w:tcBorders>
-              <w:top w:color="000000" w:space="0" w:sz="5" w:val="single"/>
-              <w:left w:color="000000" w:space="0" w:sz="5" w:val="single"/>
-              <w:bottom w:color="000000" w:space="0" w:sz="5" w:val="single"/>
-              <w:right w:color="000000" w:space="0" w:sz="5" w:val="single"/>
-            </w:tcBorders>
-            <w:tcMar>
-              <w:top w:w="0.0" w:type="dxa"/>
-              <w:bottom w:w="0.0" w:type="dxa"/>
-            </w:tcMar>
-          </w:tcPr>
-          <w:p>
-            <w:pPr>
-              <w:rPr>
-                <w:rFonts w:ascii="Times New Roman" w:cs="Times New Roman" w:eastAsia="Times New Roman" w:hAnsi="Times New Roman"/>
-                <w:sz w:val="20"/>
-                <w:szCs w:val="20"/>
-              </w:rPr>
-            </w:pPr>
-            <w:r>
-              <w:rPr>
-                <w:rFonts w:ascii="Times New Roman" w:cs="Times New Roman" w:eastAsia="Times New Roman" w:hAnsi="Times New Roman"/>
-                <w:sz w:val="20"/>
-                <w:szCs w:val="20"/>
-                <w:rtl w:val="0"/>
-              </w:rPr>
-              <w:t xml:space="preserve">Incorrectly Standardized</w:t>
-            </w:r>
-          </w:p>
-        </w:tc>
-        <w:tc>
-          <w:tcPr>
-            <w:tcBorders>
-              <w:top w:color="000000" w:space="0" w:sz="5" w:val="single"/>
-              <w:left w:color="000000" w:space="0" w:sz="5" w:val="single"/>
-              <w:bottom w:color="000000" w:space="0" w:sz="5" w:val="single"/>
-              <w:right w:color="000000" w:space="0" w:sz="5" w:val="single"/>
-            </w:tcBorders>
-            <w:tcMar>
-              <w:top w:w="0.0" w:type="dxa"/>
-              <w:bottom w:w="0.0" w:type="dxa"/>
-            </w:tcMar>
-          </w:tcPr>
-          <w:p>
-            <w:pPr>
-              <w:rPr>
-                <w:rFonts w:ascii="Times New Roman" w:cs="Times New Roman" w:eastAsia="Times New Roman" w:hAnsi="Times New Roman"/>
-                <w:sz w:val="20"/>
-                <w:szCs w:val="20"/>
-              </w:rPr>
-            </w:pPr>
-            <w:r>
-              <w:rPr>
-                <w:rFonts w:ascii="Times New Roman" w:cs="Times New Roman" w:eastAsia="Times New Roman" w:hAnsi="Times New Roman"/>
-                <w:sz w:val="20"/>
-                <w:szCs w:val="20"/>
-                <w:rtl w:val="0"/>
-              </w:rPr>
-              <w:t xml:space="preserve">0.3942</w:t>
-            </w:r>
-          </w:p>
-        </w:tc>
-        <w:tc>
-          <w:tcPr>
-            <w:tcBorders>
-              <w:top w:color="000000" w:space="0" w:sz="5" w:val="single"/>
-              <w:left w:color="000000" w:space="0" w:sz="5" w:val="single"/>
-              <w:bottom w:color="000000" w:space="0" w:sz="5" w:val="single"/>
-              <w:right w:color="000000" w:space="0" w:sz="5" w:val="single"/>
-            </w:tcBorders>
-            <w:tcMar>
-              <w:top w:w="0.0" w:type="dxa"/>
-              <w:bottom w:w="0.0" w:type="dxa"/>
-            </w:tcMar>
-          </w:tcPr>
-          <w:p>
-            <w:pPr>
-              <w:rPr>
-                <w:rFonts w:ascii="Times New Roman" w:cs="Times New Roman" w:eastAsia="Times New Roman" w:hAnsi="Times New Roman"/>
-                <w:sz w:val="20"/>
-                <w:szCs w:val="20"/>
-              </w:rPr>
-            </w:pPr>
-            <w:r>
-              <w:rPr>
-                <w:rFonts w:ascii="Times New Roman" w:cs="Times New Roman" w:eastAsia="Times New Roman" w:hAnsi="Times New Roman"/>
-                <w:sz w:val="20"/>
-                <w:szCs w:val="20"/>
-                <w:rtl w:val="0"/>
-              </w:rPr>
-              <w:t xml:space="preserve">0.7405</w:t>
-            </w:r>
-          </w:p>
-        </w:tc>
-        <w:tc>
-          <w:tcPr>
-            <w:tcBorders>
-              <w:top w:color="000000" w:space="0" w:sz="5" w:val="single"/>
-              <w:left w:color="000000" w:space="0" w:sz="5" w:val="single"/>
-              <w:bottom w:color="000000" w:space="0" w:sz="5" w:val="single"/>
-              <w:right w:color="000000" w:space="0" w:sz="5" w:val="single"/>
-            </w:tcBorders>
-            <w:tcMar>
-              <w:top w:w="0.0" w:type="dxa"/>
-              <w:bottom w:w="0.0" w:type="dxa"/>
-            </w:tcMar>
-          </w:tcPr>
-          <w:p>
-            <w:pPr>
-              <w:rPr>
-                <w:rFonts w:ascii="Times New Roman" w:cs="Times New Roman" w:eastAsia="Times New Roman" w:hAnsi="Times New Roman"/>
-                <w:sz w:val="20"/>
-                <w:szCs w:val="20"/>
-              </w:rPr>
-            </w:pPr>
-            <w:r>
-              <w:rPr>
-                <w:rFonts w:ascii="Times New Roman" w:cs="Times New Roman" w:eastAsia="Times New Roman" w:hAnsi="Times New Roman"/>
-                <w:sz w:val="20"/>
-                <w:szCs w:val="20"/>
-                <w:rtl w:val="0"/>
-              </w:rPr>
-              <w:t xml:space="preserve">0.8258</w:t>
-            </w:r>
-          </w:p>
-        </w:tc>
-        <w:tc>
-          <w:tcPr>
-            <w:tcBorders>
-              <w:top w:color="000000" w:space="0" w:sz="5" w:val="single"/>
-              <w:left w:color="000000" w:space="0" w:sz="5" w:val="single"/>
-              <w:bottom w:color="000000" w:space="0" w:sz="5" w:val="single"/>
-              <w:right w:color="000000" w:space="0" w:sz="5" w:val="single"/>
-            </w:tcBorders>
-            <w:tcMar>
-              <w:top w:w="0.0" w:type="dxa"/>
-              <w:bottom w:w="0.0" w:type="dxa"/>
-            </w:tcMar>
-          </w:tcPr>
-          <w:p>
-            <w:pPr>
-              <w:rPr>
-                <w:rFonts w:ascii="Times New Roman" w:cs="Times New Roman" w:eastAsia="Times New Roman" w:hAnsi="Times New Roman"/>
-                <w:sz w:val="20"/>
-                <w:szCs w:val="20"/>
-              </w:rPr>
-            </w:pPr>
-            <w:r>
-              <w:rPr>
-                <w:rFonts w:ascii="Times New Roman" w:cs="Times New Roman" w:eastAsia="Times New Roman" w:hAnsi="Times New Roman"/>
-                <w:sz w:val="20"/>
-                <w:szCs w:val="20"/>
-                <w:rtl w:val="0"/>
-              </w:rPr>
-              <w:t xml:space="preserve">0.8125</w:t>
-            </w:r>
-          </w:p>
-        </w:tc>
-        <w:tc>
-          <w:tcPr>
-            <w:tcBorders>
-              <w:top w:color="000000" w:space="0" w:sz="5" w:val="single"/>
-              <w:left w:color="000000" w:space="0" w:sz="5" w:val="single"/>
-              <w:bottom w:color="000000" w:space="0" w:sz="5" w:val="single"/>
-              <w:right w:color="000000" w:space="0" w:sz="5" w:val="single"/>
-            </w:tcBorders>
-            <w:tcMar>
-              <w:top w:w="0.0" w:type="dxa"/>
-              <w:bottom w:w="0.0" w:type="dxa"/>
-            </w:tcMar>
-          </w:tcPr>
-          <w:p>
-            <w:pPr>
-              <w:rPr>
-                <w:rFonts w:ascii="Times New Roman" w:cs="Times New Roman" w:eastAsia="Times New Roman" w:hAnsi="Times New Roman"/>
-                <w:sz w:val="20"/>
-                <w:szCs w:val="20"/>
-              </w:rPr>
-            </w:pPr>
-            <w:r>
-              <w:rPr>
-                <w:rFonts w:ascii="Times New Roman" w:cs="Times New Roman" w:eastAsia="Times New Roman" w:hAnsi="Times New Roman"/>
-                <w:sz w:val="20"/>
-                <w:szCs w:val="20"/>
-                <w:rtl w:val="0"/>
-              </w:rPr>
-              <w:t xml:space="preserve">0.8962</w:t>
-            </w:r>
-          </w:p>
-        </w:tc>
-        <w:tc>
-          <w:tcPr>
-            <w:tcBorders>
-              <w:top w:color="000000" w:space="0" w:sz="5" w:val="single"/>
-              <w:left w:color="000000" w:space="0" w:sz="5" w:val="single"/>
-              <w:bottom w:color="000000" w:space="0" w:sz="5" w:val="single"/>
-              <w:right w:color="000000" w:space="0" w:sz="5" w:val="single"/>
-            </w:tcBorders>
-            <w:tcMar>
-              <w:top w:w="0.0" w:type="dxa"/>
-              <w:bottom w:w="0.0" w:type="dxa"/>
-            </w:tcMar>
-          </w:tcPr>
-          <w:p>
-            <w:pPr>
-              <w:rPr>
-                <w:rFonts w:ascii="Times New Roman" w:cs="Times New Roman" w:eastAsia="Times New Roman" w:hAnsi="Times New Roman"/>
-                <w:sz w:val="20"/>
-                <w:szCs w:val="20"/>
-              </w:rPr>
-            </w:pPr>
-            <w:r>
-              <w:rPr>
-                <w:rFonts w:ascii="Times New Roman" w:cs="Times New Roman" w:eastAsia="Times New Roman" w:hAnsi="Times New Roman"/>
-                <w:sz w:val="20"/>
-                <w:szCs w:val="20"/>
-                <w:rtl w:val="0"/>
-              </w:rPr>
-              <w:t xml:space="preserve">1.0580</w:t>
+            <w:vAlign w:val="top"/>
+          </w:tcPr>
+          <w:p>
+            <w:pPr>
+              <w:widowControl w:val="0"/>
+              <w:spacing w:line="240" w:lineRule="auto"/>
+              <w:rPr>
+                <w:rFonts w:ascii="Times New Roman" w:cs="Times New Roman" w:eastAsia="Times New Roman" w:hAnsi="Times New Roman"/>
+                <w:sz w:val="24"/>
+                <w:szCs w:val="24"/>
+                <w:highlight w:val="white"/>
+              </w:rPr>
+            </w:pPr>
+            <w:r>
+              <w:rPr>
+                <w:rFonts w:ascii="Times New Roman" w:cs="Times New Roman" w:eastAsia="Times New Roman" w:hAnsi="Times New Roman"/>
+                <w:sz w:val="24"/>
+                <w:szCs w:val="24"/>
+                <w:highlight w:val="white"/>
+                <w:rtl w:val="0"/>
+              </w:rPr>
+              <w:t xml:space="preserve">16.893</w:t>
             </w:r>
           </w:p>
         </w:tc>
       </w:tr>
     </w:tbl>
-    <w:p>
-      <w:pPr>
-        <w:spacing w:line="276.0005454545455" w:lineRule="auto"/>
-        <w:ind w:left="-540" w:firstLine="0"/>
-        <w:rPr>
-          <w:rFonts w:ascii="Times New Roman" w:cs="Times New Roman" w:eastAsia="Times New Roman" w:hAnsi="Times New Roman"/>
-          <w:b w:val="1"/>
-          <w:sz w:val="24"/>
-          <w:szCs w:val="24"/>
-        </w:rPr>
-      </w:pPr>
-      <w:r>
-        <w:rPr>
-          <w:rFonts w:ascii="Times New Roman" w:cs="Times New Roman" w:eastAsia="Times New Roman" w:hAnsi="Times New Roman"/>
-          <w:highlight w:val="white"/>
-          <w:rtl w:val="0"/>
-        </w:rPr>
-        <w:t xml:space="preserve"> </w:t>
-      </w:r>
-      <w:r>
-        <w:rPr>
-          <w:rFonts w:ascii="Times New Roman" w:cs="Times New Roman" w:eastAsia="Times New Roman" w:hAnsi="Times New Roman"/>
-          <w:b w:val="1"/>
-          <w:sz w:val="24"/>
-          <w:szCs w:val="24"/>
-          <w:rtl w:val="0"/>
-        </w:rPr>
-        <w:t xml:space="preserve"> </w:t>
-      </w:r>
-    </w:p>
-    <w:p>
-      <w:pPr>
-        <w:spacing w:line="276.0005454545455" w:lineRule="auto"/>
-        <w:rPr>
-          <w:rFonts w:ascii="Times New Roman" w:cs="Times New Roman" w:eastAsia="Times New Roman" w:hAnsi="Times New Roman"/>
-          <w:b w:val="1"/>
-          <w:sz w:val="24"/>
-          <w:szCs w:val="24"/>
-        </w:rPr>
-      </w:pPr>
-      <w:r>
-        <w:rPr>
-          <w:rtl w:val="0"/>
-        </w:rPr>
-      </w:r>
-    </w:p>
-    <w:p>
-      <w:pPr>
-        <w:spacing w:line="276.0005454545455" w:lineRule="auto"/>
-        <w:rPr>
-          <w:rFonts w:ascii="Times New Roman" w:cs="Times New Roman" w:eastAsia="Times New Roman" w:hAnsi="Times New Roman"/>
-          <w:b w:val="1"/>
-          <w:sz w:val="24"/>
-          <w:szCs w:val="24"/>
-        </w:rPr>
-      </w:pPr>
-      <w:r>
-        <w:rPr>
-          <w:rtl w:val="0"/>
-        </w:rPr>
-      </w:r>
-    </w:p>
-    <w:p>
-      <w:pPr>
-        <w:spacing w:line="276.0005454545455" w:lineRule="auto"/>
-        <w:rPr>
-          <w:rFonts w:ascii="Times New Roman" w:cs="Times New Roman" w:eastAsia="Times New Roman" w:hAnsi="Times New Roman"/>
-          <w:b w:val="1"/>
-          <w:sz w:val="24"/>
-          <w:szCs w:val="24"/>
-        </w:rPr>
-      </w:pPr>
-      <w:r>
-        <w:rPr>
-          <w:rtl w:val="0"/>
-        </w:rPr>
-      </w:r>
-    </w:p>
-    <w:p>
-      <w:pPr>
-        <w:spacing w:line="276.0005454545455" w:lineRule="auto"/>
-        <w:rPr>
-          <w:rFonts w:ascii="Times New Roman" w:cs="Times New Roman" w:eastAsia="Times New Roman" w:hAnsi="Times New Roman"/>
-          <w:b w:val="1"/>
-          <w:sz w:val="24"/>
-          <w:szCs w:val="24"/>
-        </w:rPr>
-      </w:pPr>
-      <w:r>
-        <w:rPr>
-          <w:rtl w:val="0"/>
-        </w:rPr>
-      </w:r>
-    </w:p>
-    <w:p>
-      <w:pPr>
-        <w:spacing w:line="276.0005454545455" w:lineRule="auto"/>
-        <w:rPr>
-          <w:rFonts w:ascii="Times New Roman" w:cs="Times New Roman" w:eastAsia="Times New Roman" w:hAnsi="Times New Roman"/>
-          <w:b w:val="1"/>
-          <w:sz w:val="24"/>
-          <w:szCs w:val="24"/>
-        </w:rPr>
-      </w:pPr>
-      <w:r>
-        <w:rPr>
-          <w:rtl w:val="0"/>
-        </w:rPr>
-      </w:r>
-    </w:p>
-    <w:p>
-      <w:pPr>
-        <w:spacing w:line="276.0005454545455" w:lineRule="auto"/>
-        <w:rPr>
-          <w:rFonts w:ascii="Times New Roman" w:cs="Times New Roman" w:eastAsia="Times New Roman" w:hAnsi="Times New Roman"/>
-          <w:b w:val="1"/>
-          <w:sz w:val="24"/>
-          <w:szCs w:val="24"/>
-        </w:rPr>
-      </w:pPr>
-      <w:r>
-        <w:rPr>
-          <w:rtl w:val="0"/>
-        </w:rPr>
-      </w:r>
-    </w:p>
     <w:p>
       <w:pPr>
         <w:spacing w:line="276.0005454545455" w:lineRule="auto"/>
@@ -32383,7 +35581,6 @@
         <w:jc w:val="both"/>
         <w:rPr>
           <w:rFonts w:ascii="Times New Roman" w:cs="Times New Roman" w:eastAsia="Times New Roman" w:hAnsi="Times New Roman"/>
-          <w:b w:val="1"/>
           <w:sz w:val="24"/>
           <w:szCs w:val="24"/>
           <w:highlight w:val="white"/>
@@ -32391,20 +35588,235 @@
       </w:pPr>
       <w:r>
         <w:rPr>
-          <w:rFonts w:ascii="Times New Roman" w:cs="Times New Roman" w:eastAsia="Times New Roman" w:hAnsi="Times New Roman"/>
-          <w:b w:val="1"/>
-          <w:sz w:val="24"/>
-          <w:szCs w:val="24"/>
-          <w:highlight w:val="white"/>
-          <w:rtl w:val="0"/>
-        </w:rPr>
-        <w:t xml:space="preserve">Table 5: PCA dimensions used for each embedding space based on WHO system editions in CANTOS.</w:t>
+          <w:rtl w:val="0"/>
+        </w:rPr>
       </w:r>
     </w:p>
     <w:p>
       <w:pPr>
         <w:spacing w:line="276.0005454545455" w:lineRule="auto"/>
         <w:ind w:left="-540" w:firstLine="0"/>
+        <w:jc w:val="both"/>
+        <w:rPr>
+          <w:rFonts w:ascii="Times New Roman" w:cs="Times New Roman" w:eastAsia="Times New Roman" w:hAnsi="Times New Roman"/>
+          <w:sz w:val="24"/>
+          <w:szCs w:val="24"/>
+          <w:highlight w:val="white"/>
+        </w:rPr>
+      </w:pPr>
+      <w:r>
+        <w:rPr>
+          <w:rtl w:val="0"/>
+        </w:rPr>
+      </w:r>
+    </w:p>
+    <w:p>
+      <w:pPr>
+        <w:spacing w:line="276.0005454545455" w:lineRule="auto"/>
+        <w:ind w:left="-540" w:firstLine="0"/>
+        <w:jc w:val="both"/>
+        <w:rPr>
+          <w:rFonts w:ascii="Times New Roman" w:cs="Times New Roman" w:eastAsia="Times New Roman" w:hAnsi="Times New Roman"/>
+          <w:sz w:val="24"/>
+          <w:szCs w:val="24"/>
+          <w:highlight w:val="white"/>
+        </w:rPr>
+      </w:pPr>
+      <w:r>
+        <w:rPr>
+          <w:rtl w:val="0"/>
+        </w:rPr>
+      </w:r>
+    </w:p>
+    <w:p>
+      <w:pPr>
+        <w:spacing w:line="276.0005454545455" w:lineRule="auto"/>
+        <w:ind w:left="-540" w:firstLine="0"/>
+        <w:jc w:val="both"/>
+        <w:rPr>
+          <w:rFonts w:ascii="Times New Roman" w:cs="Times New Roman" w:eastAsia="Times New Roman" w:hAnsi="Times New Roman"/>
+          <w:sz w:val="24"/>
+          <w:szCs w:val="24"/>
+          <w:highlight w:val="white"/>
+        </w:rPr>
+      </w:pPr>
+      <w:r>
+        <w:rPr>
+          <w:rtl w:val="0"/>
+        </w:rPr>
+      </w:r>
+    </w:p>
+    <w:p>
+      <w:pPr>
+        <w:spacing w:line="276.0005454545455" w:lineRule="auto"/>
+        <w:ind w:left="-540" w:firstLine="0"/>
+        <w:jc w:val="both"/>
+        <w:rPr>
+          <w:rFonts w:ascii="Times New Roman" w:cs="Times New Roman" w:eastAsia="Times New Roman" w:hAnsi="Times New Roman"/>
+          <w:sz w:val="24"/>
+          <w:szCs w:val="24"/>
+          <w:highlight w:val="white"/>
+        </w:rPr>
+      </w:pPr>
+      <w:r>
+        <w:rPr>
+          <w:rtl w:val="0"/>
+        </w:rPr>
+      </w:r>
+    </w:p>
+    <w:p>
+      <w:pPr>
+        <w:spacing w:line="276.0005454545455" w:lineRule="auto"/>
+        <w:ind w:left="-540" w:firstLine="0"/>
+        <w:jc w:val="both"/>
+        <w:rPr>
+          <w:rFonts w:ascii="Times New Roman" w:cs="Times New Roman" w:eastAsia="Times New Roman" w:hAnsi="Times New Roman"/>
+          <w:sz w:val="24"/>
+          <w:szCs w:val="24"/>
+          <w:highlight w:val="white"/>
+        </w:rPr>
+      </w:pPr>
+      <w:r>
+        <w:rPr>
+          <w:rtl w:val="0"/>
+        </w:rPr>
+      </w:r>
+    </w:p>
+    <w:p>
+      <w:pPr>
+        <w:spacing w:line="276.0005454545455" w:lineRule="auto"/>
+        <w:ind w:left="-540" w:firstLine="0"/>
+        <w:jc w:val="both"/>
+        <w:rPr>
+          <w:rFonts w:ascii="Times New Roman" w:cs="Times New Roman" w:eastAsia="Times New Roman" w:hAnsi="Times New Roman"/>
+          <w:sz w:val="24"/>
+          <w:szCs w:val="24"/>
+          <w:highlight w:val="white"/>
+        </w:rPr>
+      </w:pPr>
+      <w:r>
+        <w:rPr>
+          <w:rtl w:val="0"/>
+        </w:rPr>
+      </w:r>
+    </w:p>
+    <w:p>
+      <w:pPr>
+        <w:spacing w:line="276.0005454545455" w:lineRule="auto"/>
+        <w:ind w:left="-540" w:firstLine="0"/>
+        <w:jc w:val="both"/>
+        <w:rPr>
+          <w:rFonts w:ascii="Times New Roman" w:cs="Times New Roman" w:eastAsia="Times New Roman" w:hAnsi="Times New Roman"/>
+          <w:sz w:val="24"/>
+          <w:szCs w:val="24"/>
+          <w:highlight w:val="white"/>
+        </w:rPr>
+      </w:pPr>
+      <w:r>
+        <w:rPr>
+          <w:rtl w:val="0"/>
+        </w:rPr>
+      </w:r>
+    </w:p>
+    <w:p>
+      <w:pPr>
+        <w:spacing w:line="276.0005454545455" w:lineRule="auto"/>
+        <w:ind w:left="-540" w:firstLine="0"/>
+        <w:jc w:val="both"/>
+        <w:rPr>
+          <w:rFonts w:ascii="Times New Roman" w:cs="Times New Roman" w:eastAsia="Times New Roman" w:hAnsi="Times New Roman"/>
+          <w:sz w:val="24"/>
+          <w:szCs w:val="24"/>
+          <w:highlight w:val="white"/>
+        </w:rPr>
+      </w:pPr>
+      <w:r>
+        <w:rPr>
+          <w:rtl w:val="0"/>
+        </w:rPr>
+      </w:r>
+    </w:p>
+    <w:p>
+      <w:pPr>
+        <w:spacing w:line="276.0005454545455" w:lineRule="auto"/>
+        <w:ind w:left="-540" w:firstLine="0"/>
+        <w:rPr>
+          <w:rFonts w:ascii="Times New Roman" w:cs="Times New Roman" w:eastAsia="Times New Roman" w:hAnsi="Times New Roman"/>
+          <w:b w:val="1"/>
+        </w:rPr>
+        <w:sectPr>
+          <w:type w:val="nextPage"/>
+          <w:pgSz w:h="12240" w:w="15840" w:orient="landscape"/>
+          <w:pgMar w:bottom="1440" w:top="1440" w:left="1267.2" w:right="1440" w:header="720" w:footer="720"/>
+        </w:sectPr>
+      </w:pPr>
+      <w:r>
+        <w:rPr>
+          <w:rtl w:val="0"/>
+        </w:rPr>
+      </w:r>
+    </w:p>
+    <w:p>
+      <w:pPr>
+        <w:spacing w:line="276.0005454545455" w:lineRule="auto"/>
+        <w:rPr>
+          <w:rFonts w:ascii="Times New Roman" w:cs="Times New Roman" w:eastAsia="Times New Roman" w:hAnsi="Times New Roman"/>
+          <w:b w:val="1"/>
+          <w:sz w:val="24"/>
+          <w:szCs w:val="24"/>
+        </w:rPr>
+      </w:pPr>
+      <w:r>
+        <w:rPr>
+          <w:rtl w:val="0"/>
+        </w:rPr>
+      </w:r>
+    </w:p>
+    <w:p>
+      <w:pPr>
+        <w:spacing w:line="276.0005454545455" w:lineRule="auto"/>
+        <w:rPr>
+          <w:rFonts w:ascii="Times New Roman" w:cs="Times New Roman" w:eastAsia="Times New Roman" w:hAnsi="Times New Roman"/>
+          <w:b w:val="1"/>
+          <w:sz w:val="24"/>
+          <w:szCs w:val="24"/>
+        </w:rPr>
+      </w:pPr>
+      <w:r>
+        <w:rPr>
+          <w:rtl w:val="0"/>
+        </w:rPr>
+      </w:r>
+    </w:p>
+    <w:p>
+      <w:pPr>
+        <w:spacing w:line="276.0005454545455" w:lineRule="auto"/>
+        <w:ind w:left="-540" w:firstLine="0"/>
+        <w:jc w:val="both"/>
+        <w:rPr>
+          <w:rFonts w:ascii="Times New Roman" w:cs="Times New Roman" w:eastAsia="Times New Roman" w:hAnsi="Times New Roman"/>
+          <w:b w:val="1"/>
+          <w:sz w:val="24"/>
+          <w:szCs w:val="24"/>
+          <w:highlight w:val="white"/>
+        </w:rPr>
+      </w:pPr>
+      <w:r>
+        <w:rPr>
+          <w:rFonts w:ascii="Times New Roman" w:cs="Times New Roman" w:eastAsia="Times New Roman" w:hAnsi="Times New Roman"/>
+          <w:b w:val="1"/>
+          <w:sz w:val="24"/>
+          <w:szCs w:val="24"/>
+          <w:highlight w:val="white"/>
+          <w:rtl w:val="0"/>
+        </w:rPr>
+        <w:t xml:space="preserve">Table 5: PCA dimensions used for each embedding space based on WHO system editions in CANTOS.</w:t>
+      </w:r>
+    </w:p>
+    <w:p>
+      <w:pPr>
+        <w:spacing w:line="276.0005454545455" w:lineRule="auto"/>
+        <w:ind w:left="-540" w:firstLine="0"/>
         <w:rPr>
           <w:rFonts w:ascii="Times New Roman" w:cs="Times New Roman" w:eastAsia="Times New Roman" w:hAnsi="Times New Roman"/>
           <w:b w:val="1"/>
@@ -32419,7 +35831,7 @@
     </w:p>
     <w:tbl>
       <w:tblPr>
-        <w:tblStyle w:val="Table5"/>
+        <w:tblStyle w:val="Table6"/>
         <w:tblpPr w:leftFromText="180" w:rightFromText="180" w:topFromText="180" w:bottomFromText="180" w:vertAnchor="text" w:horzAnchor="text" w:tblpX="165" w:tblpY="0"/>
         <w:tblW w:w="9540.0" w:type="dxa"/>
         <w:jc w:val="left"/>
@@ -33088,7 +36500,7 @@
     </w:p>
     <w:tbl>
       <w:tblPr>
-        <w:tblStyle w:val="Table6"/>
+        <w:tblStyle w:val="Table7"/>
         <w:tblpPr w:leftFromText="180" w:rightFromText="180" w:topFromText="180" w:bottomFromText="180" w:vertAnchor="text" w:horzAnchor="text" w:tblpX="-75" w:tblpY="0"/>
         <w:tblW w:w="9540.0" w:type="dxa"/>
         <w:jc w:val="left"/>
@@ -34351,7 +37763,7 @@
     </w:p>
     <w:tbl>
       <w:tblPr>
-        <w:tblStyle w:val="Table7"/>
+        <w:tblStyle w:val="Table8"/>
         <w:tblpPr w:leftFromText="180" w:rightFromText="180" w:topFromText="180" w:bottomFromText="180" w:vertAnchor="text" w:horzAnchor="text" w:tblpX="-540" w:tblpY="0"/>
         <w:tblW w:w="12600.0" w:type="dxa"/>
         <w:jc w:val="left"/>
@@ -36649,12 +40061,12 @@
           <wp:inline distB="114300" distT="114300" distL="114300" distR="114300">
             <wp:extent cx="6655689" cy="2973054"/>
             <wp:effectExtent b="0" l="0" r="0" t="0"/>
-            <wp:docPr id="4" name="image2.png"/>
+            <wp:docPr id="4" name="image3.png"/>
             <a:graphic>
               <a:graphicData uri="http://schemas.openxmlformats.org/drawingml/2006/picture">
                 <pic:pic>
                   <pic:nvPicPr>
-                    <pic:cNvPr id="0" name="image2.png"/>
+                    <pic:cNvPr id="0" name="image3.png"/>
                     <pic:cNvPicPr preferRelativeResize="0"/>
                   </pic:nvPicPr>
                   <pic:blipFill>
@@ -36757,12 +40169,12 @@
           <wp:inline distB="114300" distT="114300" distL="114300" distR="114300">
             <wp:extent cx="7217045" cy="4254901"/>
             <wp:effectExtent b="0" l="0" r="0" t="0"/>
-            <wp:docPr id="2" name="image4.png"/>
+            <wp:docPr id="2" name="image2.png"/>
             <a:graphic>
               <a:graphicData uri="http://schemas.openxmlformats.org/drawingml/2006/picture">
                 <pic:pic>
                   <pic:nvPicPr>
-                    <pic:cNvPr id="0" name="image4.png"/>
+                    <pic:cNvPr id="0" name="image2.png"/>
                     <pic:cNvPicPr preferRelativeResize="0"/>
                   </pic:nvPicPr>
                   <pic:blipFill>
@@ -36893,12 +40305,12 @@
           <wp:inline distB="114300" distT="114300" distL="114300" distR="114300">
             <wp:extent cx="6057900" cy="6832600"/>
             <wp:effectExtent b="0" l="0" r="0" t="0"/>
-            <wp:docPr id="3" name="image3.png"/>
+            <wp:docPr id="3" name="image4.png"/>
             <a:graphic>
               <a:graphicData uri="http://schemas.openxmlformats.org/drawingml/2006/picture">
                 <pic:pic>
                   <pic:nvPicPr>
-                    <pic:cNvPr id="0" name="image3.png"/>
+                    <pic:cNvPr id="0" name="image4.png"/>
                     <pic:cNvPicPr preferRelativeResize="0"/>
                   </pic:nvPicPr>
                   <pic:blipFill>
@@ -38694,6 +42106,42 @@
         <w:right w:w="100.0" w:type="dxa"/>
       </w:tblCellMar>
     </w:tblPr>
+    <w:tblStylePr w:type="band1Horz">
+      <w:tcPr/>
+    </w:tblStylePr>
+    <w:tblStylePr w:type="band1Vert">
+      <w:tcPr/>
+    </w:tblStylePr>
+    <w:tblStylePr w:type="band2Horz">
+      <w:tcPr/>
+    </w:tblStylePr>
+    <w:tblStylePr w:type="band2Vert">
+      <w:tcPr/>
+    </w:tblStylePr>
+    <w:tblStylePr w:type="firstCol">
+      <w:tcPr/>
+    </w:tblStylePr>
+    <w:tblStylePr w:type="firstRow">
+      <w:tcPr/>
+    </w:tblStylePr>
+    <w:tblStylePr w:type="lastCol">
+      <w:tcPr/>
+    </w:tblStylePr>
+    <w:tblStylePr w:type="lastRow">
+      <w:tcPr/>
+    </w:tblStylePr>
+    <w:tblStylePr w:type="neCell">
+      <w:tcPr/>
+    </w:tblStylePr>
+    <w:tblStylePr w:type="nwCell">
+      <w:tcPr/>
+    </w:tblStylePr>
+    <w:tblStylePr w:type="seCell">
+      <w:tcPr/>
+    </w:tblStylePr>
+    <w:tblStylePr w:type="swCell">
+      <w:tcPr/>
+    </w:tblStylePr>
   </w:style>
   <w:style w:type="table" w:styleId="Table4">
     <w:basedOn w:val="TableNormal"/>
@@ -38707,6 +42155,42 @@
         <w:right w:w="100.0" w:type="dxa"/>
       </w:tblCellMar>
     </w:tblPr>
+    <w:tblStylePr w:type="band1Horz">
+      <w:tcPr/>
+    </w:tblStylePr>
+    <w:tblStylePr w:type="band1Vert">
+      <w:tcPr/>
+    </w:tblStylePr>
+    <w:tblStylePr w:type="band2Horz">
+      <w:tcPr/>
+    </w:tblStylePr>
+    <w:tblStylePr w:type="band2Vert">
+      <w:tcPr/>
+    </w:tblStylePr>
+    <w:tblStylePr w:type="firstCol">
+      <w:tcPr/>
+    </w:tblStylePr>
+    <w:tblStylePr w:type="firstRow">
+      <w:tcPr/>
+    </w:tblStylePr>
+    <w:tblStylePr w:type="lastCol">
+      <w:tcPr/>
+    </w:tblStylePr>
+    <w:tblStylePr w:type="lastRow">
+      <w:tcPr/>
+    </w:tblStylePr>
+    <w:tblStylePr w:type="neCell">
+      <w:tcPr/>
+    </w:tblStylePr>
+    <w:tblStylePr w:type="nwCell">
+      <w:tcPr/>
+    </w:tblStylePr>
+    <w:tblStylePr w:type="seCell">
+      <w:tcPr/>
+    </w:tblStylePr>
+    <w:tblStylePr w:type="swCell">
+      <w:tcPr/>
+    </w:tblStylePr>
   </w:style>
   <w:style w:type="table" w:styleId="Table5">
     <w:basedOn w:val="TableNormal"/>
@@ -38720,6 +42204,42 @@
         <w:right w:w="100.0" w:type="dxa"/>
       </w:tblCellMar>
     </w:tblPr>
+    <w:tblStylePr w:type="band1Horz">
+      <w:tcPr/>
+    </w:tblStylePr>
+    <w:tblStylePr w:type="band1Vert">
+      <w:tcPr/>
+    </w:tblStylePr>
+    <w:tblStylePr w:type="band2Horz">
+      <w:tcPr/>
+    </w:tblStylePr>
+    <w:tblStylePr w:type="band2Vert">
+      <w:tcPr/>
+    </w:tblStylePr>
+    <w:tblStylePr w:type="firstCol">
+      <w:tcPr/>
+    </w:tblStylePr>
+    <w:tblStylePr w:type="firstRow">
+      <w:tcPr/>
+    </w:tblStylePr>
+    <w:tblStylePr w:type="lastCol">
+      <w:tcPr/>
+    </w:tblStylePr>
+    <w:tblStylePr w:type="lastRow">
+      <w:tcPr/>
+    </w:tblStylePr>
+    <w:tblStylePr w:type="neCell">
+      <w:tcPr/>
+    </w:tblStylePr>
+    <w:tblStylePr w:type="nwCell">
+      <w:tcPr/>
+    </w:tblStylePr>
+    <w:tblStylePr w:type="seCell">
+      <w:tcPr/>
+    </w:tblStylePr>
+    <w:tblStylePr w:type="swCell">
+      <w:tcPr/>
+    </w:tblStylePr>
   </w:style>
   <w:style w:type="table" w:styleId="Table6">
     <w:basedOn w:val="TableNormal"/>
@@ -38735,6 +42255,19 @@
     </w:tblPr>
   </w:style>
   <w:style w:type="table" w:styleId="Table7">
+    <w:basedOn w:val="TableNormal"/>
+    <w:tblPr>
+      <w:tblStyleRowBandSize w:val="1"/>
+      <w:tblStyleColBandSize w:val="1"/>
+      <w:tblCellMar>
+        <w:top w:w="100.0" w:type="dxa"/>
+        <w:left w:w="100.0" w:type="dxa"/>
+        <w:bottom w:w="100.0" w:type="dxa"/>
+        <w:right w:w="100.0" w:type="dxa"/>
+      </w:tblCellMar>
+    </w:tblPr>
+  </w:style>
+  <w:style w:type="table" w:styleId="Table8">
     <w:basedOn w:val="TableNormal"/>
     <w:tblPr>
       <w:tblStyleRowBandSize w:val="1"/>

--- a/Paper/Patterns_Clinical_Trials_Tumor_Name_Standardization_using Embedding_Analysis.docx
+++ b/Paper/Patterns_Clinical_Trials_Tumor_Name_Standardization_using Embedding_Analysis.docx
@@ -1487,7 +1487,7 @@
           <w:highlight w:val="white"/>
           <w:rtl w:val="0"/>
         </w:rPr>
-        <w:t xml:space="preserve">In this paper, we describe the CANTOS pipeline, which extracts and standardizes tumor names from the CTR according to the WHO system and NCIt resources. CANTOS extracted 13,230 tumor records from the CTR, with 6,324 identified as pediatric, and then implemented 12 methods based on text-matching (edit-distances) and text-embedding to standardize the tumor names from the CTR.  To evaluate these methods, we needed ground truth (i.e., standardized terms) for all the 13,230 tumor names. In order to provide a ground-truth set for testing, we randomly sampled 1,600 tumor names from the 13,230 and manually annotated those tumor names to assess our methods' performance.</w:t>
+        <w:t xml:space="preserve">In this paper, we describe the CANTOS pipeline, which extracts and standardizes tumor names from the CTR according to the WHO system and NCIt resources. CANTOS extracted 13,230 tumor records from the CTR, with 6,324 identified as pediatric, and then implemented 34 methods based on text-matching (edit-distances) and text-embedding to standardize the tumor names from the CTR.  To evaluate these methods, we needed ground truth (i.e., standardized terms) for all the 13,230 tumor names. In order to provide a ground-truth set for testing, we randomly sampled 1,600 tumor names from the 13,230 and manually annotated those tumor names to assess our methods' performance.</w:t>
       </w:r>
     </w:p>
     <w:p>
@@ -2505,7 +2505,7 @@
           <w:highlight w:val="yellow"/>
           <w:rtl w:val="0"/>
         </w:rPr>
-        <w:t xml:space="preserve">). Thus there is a need for high quality text-embeddings which produce a larger separation between the distribution of Euclidean distances between correctly and incorrectly standardized tumor names. Such embeddings will also reduce the number of CTR tumor names that are incorrectly standardized and consequently increase the standardization accuracy. LLMs that trained on and fine tuned on tumor nomenclature and standardized tumor nomenclature like the WHO system and database will likely be the first avenue to obtain such high quality text-embeddings. </w:t>
+        <w:t xml:space="preserve">). Thus there is a need for high quality text-embeddings which produce a larger separation between the distribution of Euclidean distances between correctly and incorrectly standardized tumor names. Such embeddings will also reduce the number of CTR tumor names that are incorrectly standardized and consequently increase the standardization accuracy. LLMs that trained and fine tuned on tumor nomenclature, including standardized tumor nomenclature found in the WHO system and  NCIt database will likely be a potential tool for generating high quality text-embeddings. </w:t>
       </w:r>
     </w:p>
     <w:p>
@@ -2786,7 +2786,7 @@
           <w:color w:val="2a2a2a"/>
           <w:sz w:val="24"/>
           <w:szCs w:val="24"/>
-          <w:highlight w:val="white"/>
+          <w:highlight w:val="yellow"/>
         </w:rPr>
       </w:pPr>
       <w:r>
@@ -2821,25 +2821,18 @@
           <w:highlight w:val="white"/>
           <w:rtl w:val="0"/>
         </w:rPr>
-        <w:t xml:space="preserve">). CANTOS identified 13,230 unique tumors, of which 6,324 were pediatric tumors. It standardized these names according to the WHO system and NCIt database using 12 methods based on text-matching (edit distances) or text embedding. We evaluated these methods only against the WHO system, which is considered the gold standard for clinical tumor nomenclature. To assess accuracy, we randomly selected 1,600 tumor names from the 13,230 standardized by CANTOS and manually annotated their ground truths using the WHO system 5th edition and WHO system all editions. We found more tumors could be annotated using WHO system all editions, as the WHO system 5th edition has fewer terms. Overall, text-embedding methods proved more accurate than text-matching methods because text embeddings capture the semantic and contextual meaning between texts and map similar texts accordingly, while text-matching techniques focus only on syntactical differences between texts.</w:t>
-      </w:r>
-    </w:p>
-    <w:p>
-      <w:pPr>
-        <w:spacing w:line="276.0005454545455" w:lineRule="auto"/>
-        <w:ind w:left="-540" w:firstLine="0"/>
+        <w:t xml:space="preserve">). CANTOS identified 13,230 unique tumors, of which 6,324 were pediatric tumors. It standardized these names according to the WHO system and NCIt database using 34 methods based on text-matching (edit distances) or text embedding. We evaluated these methods only against the WHO system, which is considered the gold standard for clinical tumor nomenclature. </w:t>
+      </w:r>
+      <w:r>
         <w:rPr>
           <w:rFonts w:ascii="Times New Roman" w:cs="Times New Roman" w:eastAsia="Times New Roman" w:hAnsi="Times New Roman"/>
           <w:color w:val="2a2a2a"/>
           <w:sz w:val="24"/>
           <w:szCs w:val="24"/>
-          <w:highlight w:val="white"/>
-        </w:rPr>
-      </w:pPr>
-      <w:r>
-        <w:rPr>
-          <w:rtl w:val="0"/>
-        </w:rPr>
+          <w:highlight w:val="yellow"/>
+          <w:rtl w:val="0"/>
+        </w:rPr>
+        <w:t xml:space="preserve">To assess accuracy, we randomly selected 1,600 tumor names from the 13,230 standardized by CANTOS and manually annotated their ground truths using the WHO system 5th edition and WHO system all editions. We found more tumors could be annotated using WHO system all editions, as the WHO system 5th edition has fewer terms.  </w:t>
       </w:r>
     </w:p>
     <w:p>
@@ -2852,19 +2845,13 @@
           <w:color w:val="2a2a2a"/>
           <w:sz w:val="24"/>
           <w:szCs w:val="24"/>
-          <w:highlight w:val="white"/>
-        </w:rPr>
-      </w:pPr>
-      <w:r>
-        <w:rPr>
-          <w:rFonts w:ascii="Times New Roman" w:cs="Times New Roman" w:eastAsia="Times New Roman" w:hAnsi="Times New Roman"/>
-          <w:color w:val="2a2a2a"/>
-          <w:sz w:val="24"/>
-          <w:szCs w:val="24"/>
-          <w:highlight w:val="white"/>
-          <w:rtl w:val="0"/>
-        </w:rPr>
-        <w:t xml:space="preserve">We generated text embeddings using OpenAI's LLM: text-embedding-ada-002 (ADA-002) and text-embedding-3-large (LTE-3). LTE-3 methods generally outperformed ADA-002, except for LTE-3+K-means, which slightly underperformed compared to ADA-002+Euclidean Dist and ADA-002+AP when standardized against WHO system all editions. Regardless of the edition of the WHO system, LTE-3+Euclidean Dist achieved the highest accuracy, followed by LTE-3+AP. The LTE-3+Euclidean Dist method standardizes clinical trial tumors by identifying the closest WHO term based on Euclidean distance in the LTE-3 embedding space. This method is simpler and faster than LTE-3+AP, as it does not require additional steps like clustering, cluster size analysis, or outlier detection.</w:t>
+          <w:highlight w:val="yellow"/>
+        </w:rPr>
+      </w:pPr>
+      <w:r>
+        <w:rPr>
+          <w:rtl w:val="0"/>
+        </w:rPr>
       </w:r>
     </w:p>
     <w:p>
@@ -2877,6 +2864,31 @@
           <w:color w:val="2a2a2a"/>
           <w:sz w:val="24"/>
           <w:szCs w:val="24"/>
+          <w:highlight w:val="yellow"/>
+        </w:rPr>
+      </w:pPr>
+      <w:r>
+        <w:rPr>
+          <w:rFonts w:ascii="Times New Roman" w:cs="Times New Roman" w:eastAsia="Times New Roman" w:hAnsi="Times New Roman"/>
+          <w:color w:val="2a2a2a"/>
+          <w:sz w:val="24"/>
+          <w:szCs w:val="24"/>
+          <w:highlight w:val="yellow"/>
+          <w:rtl w:val="0"/>
+        </w:rPr>
+        <w:t xml:space="preserve">Among the methods, the text-matching based methods produced standardization accuracy ranging between 21.78% - 30.59% when standardizing against the 5th edition of the WHO system and between 22.82% - 32.70 % when standardizing against all editions of the WHO system. In contrast, text-embedding based methods produced a wider range of standardization accuracy ranging between 13.64% - 66.79%  and 15.36% - 69.27% when standardized against 5th and all editions of the WHO system, respectively.  While the range of accuracy for the methods based on text-embeddings is wide, their performance however is consistent across both the 5th and all editions of the WHO system, which allows us to classify the text-embedding based methods as high, intermediate, and low accuracy methods. When standardizing against either the 5th or all editions of the WHO system methods based on text-embeddings generated from the models LTE-3, ADA-002, MiniLM_L12_v2, MiniLM_L6_v2, E5_Large, MPNet, achieve a standardization accuracy of at least 60.79%. Methods implementing text-embeddings from these are classified as high accuracy methods and the highest standardizing accuracy is obtained by the methods LTE-3+Euclidean Dist when standardizing against all editions of the WHO system and by the methods   MiniLM_L12_v2+Euclidean Dist and E5_Large+Euclidean Dist when standardizing against the 5th edition of the WHO system. Methods based on text-embeddings generated from Roberta, GTR_T5_Large, cohere, sapBERT, clinicalBERT, LaBSE, and BioGPT are classified as intermediate accuracy methods and their standardization accuracy ranges between ~35%-58% when standardized against 5th or all editions of the WHO system. The low accuracy methods included models such as Llama, MedLlama, DeepSeek, PubMedBERT, BioBERT, sciBERT, Phi4, and their standardization accuracies ranged between 13.64%- 31.55% for the 5th or all editions of the WHO system. For all the text-embedding based methods, we standardized the CTR tumor terms by identifying the nearest standardized term from the WHO system or NCIt database in the respective embedding space using Euclidean distance. We also implemented a standardization method that combined embeddings obtained from OpenAI’s models (LTE-3 and ADA-002) with Affinity Propagation clustering (LTE-3+AP, ADA-002+AP) and K-Means (LTE-3+K-Means, ADA-002+K-Means) clustering. These methods utilizing text-embeddings and clustering had comparable but lower standardizing accuracy as compared to their counterpart methods (LTE-3+ Euclidean Dist , ADA–002+ Euclidean Dist ) that only utilized Euclidean Dist. In general, the LTE-3 based methods generally outperformed ADA-002, except for LTE-3+K-means, which slightly underperformed compared to ADA-002+Euclidean Dist and ADA-002+AP when standardized against WHO system all editions. However, LTE-3+K-means performed better than its counterpart method ADA–002+K-means against either edition of the WHO system. Compared to the methods utilizing text-embedding and clustering, the text-embedding method that simply compute the Euclidean distance to assign the nearest term from the WHO system or NCIt database as the standardized term achieves higher standardization accuracy and is much simpler and faster as as it does not require additional steps like clustering, cluster size analysis, or outlier detection.</w:t>
+      </w:r>
+    </w:p>
+    <w:p>
+      <w:pPr>
+        <w:spacing w:line="276.0005454545455" w:lineRule="auto"/>
+        <w:ind w:left="-540" w:firstLine="0"/>
+        <w:jc w:val="both"/>
+        <w:rPr>
+          <w:rFonts w:ascii="Times New Roman" w:cs="Times New Roman" w:eastAsia="Times New Roman" w:hAnsi="Times New Roman"/>
+          <w:color w:val="2a2a2a"/>
+          <w:sz w:val="24"/>
+          <w:szCs w:val="24"/>
           <w:highlight w:val="white"/>
         </w:rPr>
       </w:pPr>
@@ -2888,6 +2900,51 @@
     </w:p>
     <w:p>
       <w:pPr>
+        <w:spacing w:line="276.0005454545455" w:lineRule="auto"/>
+        <w:ind w:left="-540" w:firstLine="0"/>
+        <w:jc w:val="both"/>
+        <w:rPr>
+          <w:rFonts w:ascii="Times New Roman" w:cs="Times New Roman" w:eastAsia="Times New Roman" w:hAnsi="Times New Roman"/>
+          <w:color w:val="2a2a2a"/>
+          <w:sz w:val="24"/>
+          <w:szCs w:val="24"/>
+          <w:highlight w:val="yellow"/>
+        </w:rPr>
+      </w:pPr>
+      <w:r>
+        <w:rPr>
+          <w:rFonts w:ascii="Times New Roman" w:cs="Times New Roman" w:eastAsia="Times New Roman" w:hAnsi="Times New Roman"/>
+          <w:color w:val="2a2a2a"/>
+          <w:sz w:val="24"/>
+          <w:szCs w:val="24"/>
+          <w:highlight w:val="yellow"/>
+          <w:rtl w:val="0"/>
+        </w:rPr>
+        <w:t xml:space="preserve">Text-matching based methods had consistent performance across the 5th and all editions of the WHO system achieving a standardization accuracy ranging between 21.78% - 32.70%. The text-matching are only able to capture the syntactical difference between the unstandardized tumor name in CTR and the standardized term in the WHO system or NCIt database. Unlike text-embedding, text-matching methods are unable to quantify and capture semantic similarity between the standardized and unstandardized terms and focus only on syntactical differences between texts, which is likely why their standardization accuracy remains low compared to some of the text-embedding methods that are classified as high and intermediate accuracy methods. </w:t>
+      </w:r>
+    </w:p>
+    <w:p>
+      <w:pPr>
+        <w:spacing w:line="276.0005454545455" w:lineRule="auto"/>
+        <w:ind w:left="-540" w:firstLine="0"/>
+        <w:jc w:val="both"/>
+        <w:rPr>
+          <w:rFonts w:ascii="Times New Roman" w:cs="Times New Roman" w:eastAsia="Times New Roman" w:hAnsi="Times New Roman"/>
+          <w:color w:val="2a2a2a"/>
+          <w:sz w:val="24"/>
+          <w:szCs w:val="24"/>
+          <w:highlight w:val="white"/>
+        </w:rPr>
+      </w:pPr>
+      <w:r>
+        <w:rPr>
+          <w:rtl w:val="0"/>
+        </w:rPr>
+      </w:r>
+    </w:p>
+    <w:p>
+      <w:pPr>
+        <w:spacing w:line="276.0005454545455" w:lineRule="auto"/>
         <w:ind w:left="-540" w:firstLine="0"/>
         <w:jc w:val="both"/>
         <w:rPr>
@@ -3091,29 +3148,26 @@
           <w:rFonts w:ascii="Times New Roman" w:cs="Times New Roman" w:eastAsia="Times New Roman" w:hAnsi="Times New Roman"/>
           <w:sz w:val="24"/>
           <w:szCs w:val="24"/>
-          <w:highlight w:val="white"/>
-        </w:rPr>
-      </w:pPr>
-      <w:r>
-        <w:rPr>
-          <w:rFonts w:ascii="Times New Roman" w:cs="Times New Roman" w:eastAsia="Times New Roman" w:hAnsi="Times New Roman"/>
-          <w:sz w:val="24"/>
-          <w:szCs w:val="24"/>
-          <w:highlight w:val="white"/>
-          <w:rtl w:val="0"/>
-        </w:rPr>
-        <w:t xml:space="preserve">As more CTR samples are annotated with ground truth, the performance accuracies of each method will approach their true values. While we expect accuracy changes, our annotation of 1,600 CTR tumor names suggests that text-embedding methods will likely outperform text-matching methods. Expert annotation of CTR tumor names is crucial for accurately evaluating these methods and is a limitation of our study. Additionally, as the CTR updates, new tumor names must be identified and standardized, necessitating rerunning CANTOS and manually validating the findings, which is time-consuming. Beyond expert annotation, there are computational costs associated with running the CANTOS pipeline, generating embeddings, and storing data, which can become expensive over time. Another limitation is that the embeddings generated by OpenAI may require switching to other LLMs if the models are updated or discontinued. Furthermore, OpenAI’s models are not specifically trained on a medical corpus, so an LLM trained on such data would likely perform better and differentiate tumor names more precisely </w:t>
+          <w:highlight w:val="yellow"/>
+        </w:rPr>
+      </w:pPr>
+      <w:r>
+        <w:rPr>
+          <w:rFonts w:ascii="Times New Roman" w:cs="Times New Roman" w:eastAsia="Times New Roman" w:hAnsi="Times New Roman"/>
+          <w:sz w:val="24"/>
+          <w:szCs w:val="24"/>
+          <w:highlight w:val="yellow"/>
+          <w:rtl w:val="0"/>
+        </w:rPr>
+        <w:t xml:space="preserve">As more CTR samples are annotated with ground truth, the performance accuracies of each method will approach their true values. While we expect accuracy changes, our annotation of 1,600 CTR tumor names suggests that text-embedding methods will likely outperform text-matching methods. Expert annotation of CTR tumor names is crucial for accurately evaluating these methods and is a limitation of our study. Additionally, as the CTR updates, new tumor names must be identified and standardized, necessitating rerunning CANTOS and manually validating the findings, which is time-consuming. Beyond expert annotation, there are computational costs associated with running the CANTOS pipeline, generating embeddings, and storing data, which can become expensive over time. Another limitation is that embeddings generated using the current versions of the LLM need to be updated as newer and more powerful models become available. While we tested methods that employed text-embeddings from models that were trained on biomedical and scientific literature such as MedLlama, PubMedBERT, SciBERT, BioGPT, and ClinicalBERT , these models did not achieve high standardization accuracy. Therefore, it is not necessary that a domain specific LLM such as these will produce high quality text embeddings. Even though these LLMs are trained on biomedical literature, their poor performance can possibly be attributed to low generalization power, which can happen when the training dataset is not rich and diverse enough. Furthermore, having a very focused and narrow training dataset can cause embeddings from failing to capture a deeper contextual understanding of words. Contextual understanding can potentially help embeddings to disambiguate terms and detect nuanced relationships between words. Various other factors such as model architecture and embedding dimensions also play a role in the quality of text-embeddings produced. Any  LLM that is trained and fine tuned on a large diverse dataset that include tumor nomenclature will be a potential candidate for future integration in the CANTOS pipeline as text-embeddings generated from these models could likely differentiate tumor names more precisely </w:t>
       </w:r>
       <w:hyperlink r:id="rId29">
         <w:r>
           <w:rPr>
             <w:rFonts w:ascii="Times New Roman" w:cs="Times New Roman" w:eastAsia="Times New Roman" w:hAnsi="Times New Roman"/>
-            <w:b w:val="0"/>
-            <w:color w:val="000000"/>
             <w:sz w:val="24"/>
             <w:szCs w:val="24"/>
-            <w:highlight w:val="white"/>
-            <w:u w:val="none"/>
+            <w:highlight w:val="yellow"/>
             <w:vertAlign w:val="superscript"/>
             <w:rtl w:val="0"/>
           </w:rPr>
@@ -3125,15 +3179,17 @@
           <w:rFonts w:ascii="Times New Roman" w:cs="Times New Roman" w:eastAsia="Times New Roman" w:hAnsi="Times New Roman"/>
           <w:sz w:val="24"/>
           <w:szCs w:val="24"/>
-          <w:highlight w:val="white"/>
-          <w:rtl w:val="0"/>
-        </w:rPr>
-        <w:t xml:space="preserve">. Future work will include developing CANTOS to test across specific biomedical LLMs to improve its performance.</w:t>
-      </w:r>
-    </w:p>
-    <w:p>
-      <w:pPr>
+          <w:highlight w:val="yellow"/>
+          <w:rtl w:val="0"/>
+        </w:rPr>
+        <w:t xml:space="preserve">.  </w:t>
+      </w:r>
+    </w:p>
+    <w:p>
+      <w:pPr>
+        <w:spacing w:line="276.0005454545455" w:lineRule="auto"/>
         <w:ind w:left="-540" w:firstLine="0"/>
+        <w:jc w:val="both"/>
         <w:rPr>
           <w:rFonts w:ascii="Times New Roman" w:cs="Times New Roman" w:eastAsia="Times New Roman" w:hAnsi="Times New Roman"/>
           <w:sz w:val="24"/>
@@ -3280,6 +3336,45 @@
         <w:ind w:left="-540" w:firstLine="0"/>
         <w:rPr>
           <w:rFonts w:ascii="Times New Roman" w:cs="Times New Roman" w:eastAsia="Times New Roman" w:hAnsi="Times New Roman"/>
+        </w:rPr>
+      </w:pPr>
+      <w:r>
+        <w:rPr>
+          <w:rtl w:val="0"/>
+        </w:rPr>
+      </w:r>
+    </w:p>
+    <w:p>
+      <w:pPr>
+        <w:ind w:left="-540" w:firstLine="0"/>
+        <w:rPr>
+          <w:rFonts w:ascii="Times New Roman" w:cs="Times New Roman" w:eastAsia="Times New Roman" w:hAnsi="Times New Roman"/>
+        </w:rPr>
+      </w:pPr>
+      <w:r>
+        <w:rPr>
+          <w:rtl w:val="0"/>
+        </w:rPr>
+      </w:r>
+    </w:p>
+    <w:p>
+      <w:pPr>
+        <w:ind w:left="-540" w:firstLine="0"/>
+        <w:rPr>
+          <w:rFonts w:ascii="Times New Roman" w:cs="Times New Roman" w:eastAsia="Times New Roman" w:hAnsi="Times New Roman"/>
+        </w:rPr>
+      </w:pPr>
+      <w:r>
+        <w:rPr>
+          <w:rtl w:val="0"/>
+        </w:rPr>
+      </w:r>
+    </w:p>
+    <w:p>
+      <w:pPr>
+        <w:ind w:left="-540" w:firstLine="0"/>
+        <w:rPr>
+          <w:rFonts w:ascii="Times New Roman" w:cs="Times New Roman" w:eastAsia="Times New Roman" w:hAnsi="Times New Roman"/>
           <w:b w:val="1"/>
           <w:sz w:val="28"/>
           <w:szCs w:val="28"/>
@@ -3319,7 +3414,7 @@
           <w:szCs w:val="24"/>
           <w:rtl w:val="0"/>
         </w:rPr>
-        <w:t xml:space="preserve">This section outlines the design and methods of the CANTOS computational pipeline, which performs two main tasks: (i) identifying tumor names from the CTR and (ii) standardizing CTR tumor names. CANTOS takes condition names from CTR and standardized tumor names from the WHO system and NCIt database as inputs. After identifying tumor names, CANTOS iterates through the standardization step twice to account for different editions of the WHO system. The WHO system is considered the gold standard for tumor nomenclature and has multiple versions due to updates over the years. We used the 3rd, 4th, and 5th editions of the WHO system, which are all publicly available online. In the first iteration, CANTOS used only the latest 5th edition of the WHO system, while the second iteration incorporated all editions of the WHO system. In other words, this approach first aims to standardize the tumor names from the CTR based on only the latest edition of the WHO system, i.e., 5th edition and then follows  standardizing with the combined editions of the WHO system, i.e., WHO system all editions (includes 3rd, 4th, and 5th referred to in this text as the “WHO all edition”). Throughout these two iterations, tumor names from the CTR were also standardized against the NCIt database.</w:t>
+        <w:t xml:space="preserve">This section outlines the design and methods of the CANTOS computational pipeline, which performs two main tasks: (i) identifying tumor names from the CTR and (ii) standardizing CTR tumor names. CANTOS takes condition names from CTR and standardized tumor names from the WHO system and NCIt database as inputs. After identifying tumor names, CANTOS iterates through the standardization step twice to account for different editions of the WHO system. The WHO system is considered the gold standard for tumor nomenclature and has multiple versions due to updates over the years. We used the 3rd, 4th, and 5th editions of the WHO system, which are all publicly available online. In the first iteration, CANTOS used only the latest 5th edition of the WHO system, while the second iteration incorporated all editions of the WHO system. In other words, this approach first aims to standardize the tumor names from the CTR based on only the latest edition of the WHO system, i.e., 5th edition and then follows by standardizing the tumor names in CTR with the combined editions of the WHO system, i.e., WHO system all editions (includes 3rd, 4th, and 5th referred to in this text as the “WHO all edition”). Throughout these two iterations, tumor names from the CTR were also standardized against the NCIt database.</w:t>
       </w:r>
     </w:p>
     <w:p>
@@ -4392,7 +4487,26 @@
           <w:szCs w:val="24"/>
           <w:rtl w:val="0"/>
         </w:rPr>
-        <w:t xml:space="preserve">We implemented various methods in CANTOS to standardize the tumor names in the CTR. These methods are based either on text-matching (edit-distances) or text-embedding. It also combines unsupervised clustering with these approaches for improved standardization. In total, CANTOS implemented 12 standardization methods, and their performance accuracies are discussed in the results section. The following subsections will detail the text-matching methods first, followed by the text-embedding techniques.</w:t>
+        <w:t xml:space="preserve">We implemented various methods in CANTOS to standardize the tumor names in the CTR. These methods are based either on text-matching (edit-distances) or text-embedding. I</w:t>
+      </w:r>
+      <w:r>
+        <w:rPr>
+          <w:rFonts w:ascii="Times New Roman" w:cs="Times New Roman" w:eastAsia="Times New Roman" w:hAnsi="Times New Roman"/>
+          <w:sz w:val="24"/>
+          <w:szCs w:val="24"/>
+          <w:highlight w:val="yellow"/>
+          <w:rtl w:val="0"/>
+        </w:rPr>
+        <w:t xml:space="preserve">t also combines unsupervised clustering with text-embeddings generated from Open AI’s models LTE-3 and ADA-002 to evaluate if there is improvement in performance. </w:t>
+      </w:r>
+      <w:r>
+        <w:rPr>
+          <w:rFonts w:ascii="Times New Roman" w:cs="Times New Roman" w:eastAsia="Times New Roman" w:hAnsi="Times New Roman"/>
+          <w:sz w:val="24"/>
+          <w:szCs w:val="24"/>
+          <w:rtl w:val="0"/>
+        </w:rPr>
+        <w:t xml:space="preserve">In total, CANTOS implemented 34 standardization methods, and their performance accuracies are discussed in the results section. The following subsections will detail the text-matching methods first, followed by the text-embedding techniques.</w:t>
       </w:r>
     </w:p>
     <w:p>
@@ -8241,7 +8355,7 @@
           <w:highlight w:val="white"/>
           <w:rtl w:val="0"/>
         </w:rPr>
-        <w:t xml:space="preserve"> and NCIt database using 12 standardization methods based on text-matching and text-embedding. Our findings show that embedding-based methods outperform text-matching methods, with the LTE-3+Euclidean Distance method achieving the highest accuracy. We standardized all 13,230 tumors in the CTR against the WHO </w:t>
+        <w:t xml:space="preserve"> and NCIt database using 34 standardization methods based on text-matching and text-embedding. Our findings show that embedding-based methods outperform text-matching methods, with the LTE-3+Euclidean Distance method achieving the highest accuracy. We standardized all 13,230 tumors in the CTR against the WHO </w:t>
       </w:r>
       <w:r>
         <w:rPr>
@@ -19593,7 +19707,7 @@
                 <w:szCs w:val="20"/>
                 <w:rtl w:val="0"/>
               </w:rPr>
-              <w:t xml:space="preserve">LTE-3+KMeans</w:t>
+              <w:t xml:space="preserve">LTE-3+K-Means</w:t>
             </w:r>
             <w:r>
               <w:rPr>
@@ -19766,7 +19880,7 @@
                 <w:szCs w:val="20"/>
                 <w:rtl w:val="0"/>
               </w:rPr>
-              <w:t xml:space="preserve">ADA-002+KMeans</w:t>
+              <w:t xml:space="preserve">ADA-002+K-Means</w:t>
             </w:r>
             <w:r>
               <w:rPr>
@@ -19993,7 +20107,7 @@
       <w:tr>
         <w:trPr>
           <w:cantSplit w:val="0"/>
-          <w:trHeight w:val="315" w:hRule="atLeast"/>
+          <w:trHeight w:val="369.4775390625" w:hRule="atLeast"/>
           <w:tblHeader w:val="0"/>
         </w:trPr>
         <w:tc>
@@ -25393,7 +25507,7 @@
                 <w:szCs w:val="20"/>
                 <w:rtl w:val="0"/>
               </w:rPr>
-              <w:t xml:space="preserve">LTE-3+KMeans</w:t>
+              <w:t xml:space="preserve">LTE-3+K-Means</w:t>
             </w:r>
             <w:r>
               <w:rPr>
@@ -25909,7 +26023,7 @@
                 <w:szCs w:val="20"/>
                 <w:rtl w:val="0"/>
               </w:rPr>
-              <w:t xml:space="preserve">ADA-002+KMeans</w:t>
+              <w:t xml:space="preserve">ADA-002+K-Means</w:t>
             </w:r>
             <w:r>
               <w:rPr>
@@ -30037,7 +30151,7 @@
                 <w:szCs w:val="20"/>
                 <w:rtl w:val="0"/>
               </w:rPr>
-              <w:t xml:space="preserve">Medllama_7B+Euclidean Dist</w:t>
+              <w:t xml:space="preserve">MedLlama_7B+Euclidean Dist</w:t>
             </w:r>
             <w:r>
               <w:rPr>
@@ -40061,12 +40175,12 @@
           <wp:inline distB="114300" distT="114300" distL="114300" distR="114300">
             <wp:extent cx="6655689" cy="2973054"/>
             <wp:effectExtent b="0" l="0" r="0" t="0"/>
-            <wp:docPr id="4" name="image3.png"/>
+            <wp:docPr id="4" name="image2.png"/>
             <a:graphic>
               <a:graphicData uri="http://schemas.openxmlformats.org/drawingml/2006/picture">
                 <pic:pic>
                   <pic:nvPicPr>
-                    <pic:cNvPr id="0" name="image3.png"/>
+                    <pic:cNvPr id="0" name="image2.png"/>
                     <pic:cNvPicPr preferRelativeResize="0"/>
                   </pic:nvPicPr>
                   <pic:blipFill>
@@ -40169,12 +40283,12 @@
           <wp:inline distB="114300" distT="114300" distL="114300" distR="114300">
             <wp:extent cx="7217045" cy="4254901"/>
             <wp:effectExtent b="0" l="0" r="0" t="0"/>
-            <wp:docPr id="2" name="image2.png"/>
+            <wp:docPr id="2" name="image4.png"/>
             <a:graphic>
               <a:graphicData uri="http://schemas.openxmlformats.org/drawingml/2006/picture">
                 <pic:pic>
                   <pic:nvPicPr>
-                    <pic:cNvPr id="0" name="image2.png"/>
+                    <pic:cNvPr id="0" name="image4.png"/>
                     <pic:cNvPicPr preferRelativeResize="0"/>
                   </pic:nvPicPr>
                   <pic:blipFill>
@@ -40305,12 +40419,12 @@
           <wp:inline distB="114300" distT="114300" distL="114300" distR="114300">
             <wp:extent cx="6057900" cy="6832600"/>
             <wp:effectExtent b="0" l="0" r="0" t="0"/>
-            <wp:docPr id="3" name="image4.png"/>
+            <wp:docPr id="3" name="image3.png"/>
             <a:graphic>
               <a:graphicData uri="http://schemas.openxmlformats.org/drawingml/2006/picture">
                 <pic:pic>
                   <pic:nvPicPr>
-                    <pic:cNvPr id="0" name="image4.png"/>
+                    <pic:cNvPr id="0" name="image3.png"/>
                     <pic:cNvPicPr preferRelativeResize="0"/>
                   </pic:nvPicPr>
                   <pic:blipFill>
@@ -40922,7 +41036,7 @@
           <w:szCs w:val="24"/>
           <w:rtl w:val="0"/>
         </w:rPr>
-        <w:t xml:space="preserve">ST4_tumor_sample_df_gt_annotated_all.csv.  This file contains the ground truth annotation with respect to all editions (3rd, 4th, and 5th) of WHO Tumor Classification System for the 1600 tumor names randomly sampled from the CTR. Furthermore, this file also contains the standardization results obtained from the 12 standardization methods implemented by CANTOS.  </w:t>
+        <w:t xml:space="preserve">ST4_tumor_sample_df_gt_annotated_all.csv.  This file contains the ground truth annotation with respect to all editions (3rd, 4th, and 5th) of WHO Tumor Classification System for the 1600 tumor names randomly sampled from the CTR. Furthermore, this file also contains the standardization results obtained from the 34 standardization methods implemented by CANTOS.  </w:t>
       </w:r>
       <w:r>
         <w:rPr>
@@ -40980,7 +41094,7 @@
           <w:szCs w:val="24"/>
           <w:rtl w:val="0"/>
         </w:rPr>
-        <w:t xml:space="preserve">ST5_tumor_sample_df_gt_annotated_5th.csv. This file contains the ground truth annotation with respect to the 5th edition of WHO Tumor Classification System for the 1600 tumor names randomly sampled from the CTR. Furthermore, this file also contains the standardization results obtained from the 12 standardization methods implemented by CANTOS.  </w:t>
+        <w:t xml:space="preserve">ST5_tumor_sample_df_gt_annotated_5th.csv. This file contains the ground truth annotation with respect to the 5th edition of WHO Tumor Classification System for the 1600 tumor names randomly sampled from the CTR. Furthermore, this file also contains the standardization results obtained from the 34 standardization methods implemented by CANTOS.  </w:t>
       </w:r>
       <w:r>
         <w:rPr>

--- a/Paper/Patterns_Clinical_Trials_Tumor_Name_Standardization_using Embedding_Analysis.docx
+++ b/Paper/Patterns_Clinical_Trials_Tumor_Name_Standardization_using Embedding_Analysis.docx
@@ -3165,9 +3165,12 @@
         <w:r>
           <w:rPr>
             <w:rFonts w:ascii="Times New Roman" w:cs="Times New Roman" w:eastAsia="Times New Roman" w:hAnsi="Times New Roman"/>
+            <w:b w:val="0"/>
+            <w:color w:val="000000"/>
             <w:sz w:val="24"/>
             <w:szCs w:val="24"/>
             <w:highlight w:val="yellow"/>
+            <w:u w:val="none"/>
             <w:vertAlign w:val="superscript"/>
             <w:rtl w:val="0"/>
           </w:rPr>
@@ -4497,7 +4500,7 @@
           <w:highlight w:val="yellow"/>
           <w:rtl w:val="0"/>
         </w:rPr>
-        <w:t xml:space="preserve">t also combines unsupervised clustering with text-embeddings generated from Open AI’s models LTE-3 and ADA-002 to evaluate if there is improvement in performance. </w:t>
+        <w:t xml:space="preserve">t also combined unsupervised clustering with text-matching and text-embeddings to evaluate if there is improvement in standardization.  </w:t>
       </w:r>
       <w:r>
         <w:rPr>
@@ -6827,18 +6830,7 @@
           <w:szCs w:val="24"/>
           <w:rtl w:val="0"/>
         </w:rPr>
-        <w:t xml:space="preserve">Text embedding analysis: closest match in embedding space </w:t>
-      </w:r>
-      <w:r>
-        <w:rPr>
-          <w:rFonts w:ascii="Times New Roman" w:cs="Times New Roman" w:eastAsia="Times New Roman" w:hAnsi="Times New Roman"/>
-          <w:b w:val="1"/>
-          <w:sz w:val="24"/>
-          <w:szCs w:val="24"/>
-          <w:highlight w:val="yellow"/>
-          <w:rtl w:val="0"/>
-        </w:rPr>
-        <w:t xml:space="preserve">of OpenAI models</w:t>
+        <w:t xml:space="preserve">Text embedding analysis: closest match in embedding space</w:t>
       </w:r>
       <w:r>
         <w:rPr>
@@ -7173,7 +7165,6 @@
     <w:p>
       <w:pPr>
         <w:ind w:left="-540" w:firstLine="0"/>
-        <w:jc w:val="both"/>
         <w:rPr>
           <w:rFonts w:ascii="Times New Roman" w:cs="Times New Roman" w:eastAsia="Times New Roman" w:hAnsi="Times New Roman"/>
           <w:sz w:val="24"/>
@@ -7189,7 +7180,7 @@
           <w:highlight w:val="yellow"/>
           <w:rtl w:val="0"/>
         </w:rPr>
-        <w:t xml:space="preserve">For this study, we generated text embeddings using two proprietary models from OpenAI: text-embedding-ada-002 (ADA-002) and text-embedding-3-large (LTE-3) </w:t>
+        <w:t xml:space="preserve">For this study, we generated text-embeddings from 25 different LLMs, many of which were open source and a few of them were proprietary models. These models varied in their architectures, training data, domain specialization and text-embedding dimensions.  The open source models used for generating text-embeddings include e5-large</w:t>
       </w:r>
       <w:hyperlink r:id="rId55">
         <w:r>
@@ -7204,7 +7195,7 @@
             <w:vertAlign w:val="superscript"/>
             <w:rtl w:val="0"/>
           </w:rPr>
-          <w:t xml:space="preserve">98</w:t>
+          <w:t xml:space="preserve">98,99</w:t>
         </w:r>
       </w:hyperlink>
       <w:r>
@@ -7215,414 +7206,7 @@
           <w:highlight w:val="yellow"/>
           <w:rtl w:val="0"/>
         </w:rPr>
-        <w:t xml:space="preserve">.</w:t>
-      </w:r>
-      <w:r>
-        <w:rPr>
-          <w:rFonts w:ascii="Times New Roman" w:cs="Times New Roman" w:eastAsia="Times New Roman" w:hAnsi="Times New Roman"/>
-          <w:sz w:val="24"/>
-          <w:szCs w:val="24"/>
-          <w:highlight w:val="yellow"/>
-          <w:rtl w:val="0"/>
-        </w:rPr>
-        <w:t xml:space="preserve"> LTE-3, the newer of the two Open AI models, produces 3072-dimensional embeddings, while ADA-002 generates 1536-dimensional ones. Both the Open AI models can be accessed through their API and there is a cost for using the model which is based on the amount of computational resources consumed. Furthermore, since the models are proprietary in nature, the architecture and weights are not disclosed or available for download to the public.</w:t>
-      </w:r>
-    </w:p>
-    <w:p>
-      <w:pPr>
-        <w:ind w:left="-540" w:firstLine="0"/>
-        <w:jc w:val="both"/>
-        <w:rPr>
-          <w:rFonts w:ascii="Times New Roman" w:cs="Times New Roman" w:eastAsia="Times New Roman" w:hAnsi="Times New Roman"/>
-          <w:sz w:val="24"/>
-          <w:szCs w:val="24"/>
-        </w:rPr>
-      </w:pPr>
-      <w:r>
-        <w:rPr>
-          <w:rtl w:val="0"/>
-        </w:rPr>
-      </w:r>
-    </w:p>
-    <w:p>
-      <w:pPr>
-        <w:ind w:left="-540" w:firstLine="0"/>
-        <w:jc w:val="both"/>
-        <w:rPr>
-          <w:rFonts w:ascii="Times New Roman" w:cs="Times New Roman" w:eastAsia="Times New Roman" w:hAnsi="Times New Roman"/>
-          <w:sz w:val="24"/>
-          <w:szCs w:val="24"/>
-        </w:rPr>
-      </w:pPr>
-      <w:r>
-        <w:rPr>
-          <w:rFonts w:ascii="Times New Roman" w:cs="Times New Roman" w:eastAsia="Times New Roman" w:hAnsi="Times New Roman"/>
-          <w:sz w:val="24"/>
-          <w:szCs w:val="24"/>
-          <w:rtl w:val="0"/>
-        </w:rPr>
-        <w:t xml:space="preserve">We used both models to create embeddings for tumor names in the CTR, WHO </w:t>
-      </w:r>
-      <w:r>
-        <w:rPr>
-          <w:rFonts w:ascii="Times New Roman" w:cs="Times New Roman" w:eastAsia="Times New Roman" w:hAnsi="Times New Roman"/>
-          <w:color w:val="2a2a2a"/>
-          <w:sz w:val="24"/>
-          <w:szCs w:val="24"/>
-          <w:highlight w:val="white"/>
-          <w:rtl w:val="0"/>
-        </w:rPr>
-        <w:t xml:space="preserve">system</w:t>
-      </w:r>
-      <w:r>
-        <w:rPr>
-          <w:rFonts w:ascii="Times New Roman" w:cs="Times New Roman" w:eastAsia="Times New Roman" w:hAnsi="Times New Roman"/>
-          <w:sz w:val="24"/>
-          <w:szCs w:val="24"/>
-          <w:rtl w:val="0"/>
-        </w:rPr>
-        <w:t xml:space="preserve">, and NCIt database. Utilizing these embeddings, CANTOS standardizes the tumor names in CTR by calculating Euclidean distances in the embedding space (LTE-3 or ADA-002) between each tumor name in the CTR and standardized terms in the WHO </w:t>
-      </w:r>
-      <w:r>
-        <w:rPr>
-          <w:rFonts w:ascii="Times New Roman" w:cs="Times New Roman" w:eastAsia="Times New Roman" w:hAnsi="Times New Roman"/>
-          <w:color w:val="2a2a2a"/>
-          <w:sz w:val="24"/>
-          <w:szCs w:val="24"/>
-          <w:highlight w:val="white"/>
-          <w:rtl w:val="0"/>
-        </w:rPr>
-        <w:t xml:space="preserve">system</w:t>
-      </w:r>
-      <w:r>
-        <w:rPr>
-          <w:rFonts w:ascii="Times New Roman" w:cs="Times New Roman" w:eastAsia="Times New Roman" w:hAnsi="Times New Roman"/>
-          <w:sz w:val="24"/>
-          <w:szCs w:val="24"/>
-          <w:rtl w:val="0"/>
-        </w:rPr>
-        <w:t xml:space="preserve"> and NCIt database and mapping each tumor name to its nearest standardized term. CANTOS applied this method with both types of embedding to standardize tumor names according to the WHO </w:t>
-      </w:r>
-      <w:r>
-        <w:rPr>
-          <w:rFonts w:ascii="Times New Roman" w:cs="Times New Roman" w:eastAsia="Times New Roman" w:hAnsi="Times New Roman"/>
-          <w:color w:val="2a2a2a"/>
-          <w:sz w:val="24"/>
-          <w:szCs w:val="24"/>
-          <w:highlight w:val="white"/>
-          <w:rtl w:val="0"/>
-        </w:rPr>
-        <w:t xml:space="preserve">system</w:t>
-      </w:r>
-      <w:r>
-        <w:rPr>
-          <w:rFonts w:ascii="Times New Roman" w:cs="Times New Roman" w:eastAsia="Times New Roman" w:hAnsi="Times New Roman"/>
-          <w:sz w:val="24"/>
-          <w:szCs w:val="24"/>
-          <w:rtl w:val="0"/>
-        </w:rPr>
-        <w:t xml:space="preserve"> 5th edition, WHO </w:t>
-      </w:r>
-      <w:r>
-        <w:rPr>
-          <w:rFonts w:ascii="Times New Roman" w:cs="Times New Roman" w:eastAsia="Times New Roman" w:hAnsi="Times New Roman"/>
-          <w:color w:val="2a2a2a"/>
-          <w:sz w:val="24"/>
-          <w:szCs w:val="24"/>
-          <w:highlight w:val="white"/>
-          <w:rtl w:val="0"/>
-        </w:rPr>
-        <w:t xml:space="preserve">system</w:t>
-      </w:r>
-      <w:r>
-        <w:rPr>
-          <w:rFonts w:ascii="Times New Roman" w:cs="Times New Roman" w:eastAsia="Times New Roman" w:hAnsi="Times New Roman"/>
-          <w:sz w:val="24"/>
-          <w:szCs w:val="24"/>
-          <w:rtl w:val="0"/>
-        </w:rPr>
-        <w:t xml:space="preserve"> all editions, and the NCIt database.</w:t>
-      </w:r>
-    </w:p>
-    <w:p>
-      <w:pPr>
-        <w:ind w:left="-540" w:firstLine="0"/>
-        <w:rPr>
-          <w:rFonts w:ascii="Times New Roman" w:cs="Times New Roman" w:eastAsia="Times New Roman" w:hAnsi="Times New Roman"/>
-        </w:rPr>
-      </w:pPr>
-      <w:r>
-        <w:rPr>
-          <w:rtl w:val="0"/>
-        </w:rPr>
-      </w:r>
-    </w:p>
-    <w:p>
-      <w:pPr>
-        <w:ind w:left="-540" w:firstLine="0"/>
-        <w:rPr>
-          <w:rFonts w:ascii="Times New Roman" w:cs="Times New Roman" w:eastAsia="Times New Roman" w:hAnsi="Times New Roman"/>
-          <w:sz w:val="24"/>
-          <w:szCs w:val="24"/>
-        </w:rPr>
-      </w:pPr>
-      <w:r>
-        <w:rPr>
-          <w:rFonts w:ascii="Times New Roman" w:cs="Times New Roman" w:eastAsia="Times New Roman" w:hAnsi="Times New Roman"/>
-          <w:b w:val="1"/>
-          <w:sz w:val="24"/>
-          <w:szCs w:val="24"/>
-          <w:rtl w:val="0"/>
-        </w:rPr>
-        <w:t xml:space="preserve">Text embedding analysis:</w:t>
-      </w:r>
-      <w:r>
-        <w:rPr>
-          <w:rFonts w:ascii="Times New Roman" w:cs="Times New Roman" w:eastAsia="Times New Roman" w:hAnsi="Times New Roman"/>
-          <w:b w:val="1"/>
-          <w:sz w:val="24"/>
-          <w:szCs w:val="24"/>
-          <w:highlight w:val="yellow"/>
-          <w:rtl w:val="0"/>
-        </w:rPr>
-        <w:t xml:space="preserve"> OpenAI models</w:t>
-      </w:r>
-      <w:r>
-        <w:rPr>
-          <w:rFonts w:ascii="Times New Roman" w:cs="Times New Roman" w:eastAsia="Times New Roman" w:hAnsi="Times New Roman"/>
-          <w:sz w:val="24"/>
-          <w:szCs w:val="24"/>
-          <w:rtl w:val="0"/>
-        </w:rPr>
-        <w:t xml:space="preserve"> </w:t>
-      </w:r>
-      <w:r>
-        <w:rPr>
-          <w:rFonts w:ascii="Times New Roman" w:cs="Times New Roman" w:eastAsia="Times New Roman" w:hAnsi="Times New Roman"/>
-          <w:b w:val="1"/>
-          <w:sz w:val="24"/>
-          <w:szCs w:val="24"/>
-          <w:rtl w:val="0"/>
-        </w:rPr>
-        <w:t xml:space="preserve">embeddings and clustering </w:t>
-      </w:r>
-      <w:r>
-        <w:rPr>
-          <w:rFonts w:ascii="Times New Roman" w:cs="Times New Roman" w:eastAsia="Times New Roman" w:hAnsi="Times New Roman"/>
-          <w:i w:val="1"/>
-          <w:sz w:val="24"/>
-          <w:szCs w:val="24"/>
-          <w:rtl w:val="0"/>
-        </w:rPr>
-        <w:br w:type="textWrapping"/>
-      </w:r>
-      <w:r>
-        <w:rPr>
-          <w:rFonts w:ascii="Times New Roman" w:cs="Times New Roman" w:eastAsia="Times New Roman" w:hAnsi="Times New Roman"/>
-          <w:sz w:val="24"/>
-          <w:szCs w:val="24"/>
-          <w:rtl w:val="0"/>
-        </w:rPr>
-        <w:t xml:space="preserve">Similar to CANTOS's approach of using edit distances to compute divergence matrices for AP clustering, in this approach, CANTOS calculated the pairwise Euclidean distances in the embedding space (LTE-3 or ADA-002) among tumor names in the CTR, WHO </w:t>
-      </w:r>
-      <w:r>
-        <w:rPr>
-          <w:rFonts w:ascii="Times New Roman" w:cs="Times New Roman" w:eastAsia="Times New Roman" w:hAnsi="Times New Roman"/>
-          <w:color w:val="2a2a2a"/>
-          <w:sz w:val="24"/>
-          <w:szCs w:val="24"/>
-          <w:highlight w:val="white"/>
-          <w:rtl w:val="0"/>
-        </w:rPr>
-        <w:t xml:space="preserve">system</w:t>
-      </w:r>
-      <w:r>
-        <w:rPr>
-          <w:rFonts w:ascii="Times New Roman" w:cs="Times New Roman" w:eastAsia="Times New Roman" w:hAnsi="Times New Roman"/>
-          <w:sz w:val="24"/>
-          <w:szCs w:val="24"/>
-          <w:rtl w:val="0"/>
-        </w:rPr>
-        <w:t xml:space="preserve"> and NCIt database.  However, this method is computationally expensive due to the high dimensionality of the embedding space: ADA-002 (1536) and LTE-3 (3072). To address this issue, CANTOS applied principal component analysis (PCA) to each set of embeddings (ADA-002 and LTE-3) and based on the iteration of pipeline that depended on the edition of WHO (5th edition or all editions) </w:t>
-      </w:r>
-      <w:r>
-        <w:rPr>
-          <w:rFonts w:ascii="Times New Roman" w:cs="Times New Roman" w:eastAsia="Times New Roman" w:hAnsi="Times New Roman"/>
-          <w:color w:val="2a2a2a"/>
-          <w:sz w:val="24"/>
-          <w:szCs w:val="24"/>
-          <w:highlight w:val="white"/>
-          <w:rtl w:val="0"/>
-        </w:rPr>
-        <w:t xml:space="preserve">system</w:t>
-      </w:r>
-      <w:r>
-        <w:rPr>
-          <w:rFonts w:ascii="Times New Roman" w:cs="Times New Roman" w:eastAsia="Times New Roman" w:hAnsi="Times New Roman"/>
-          <w:sz w:val="24"/>
-          <w:szCs w:val="24"/>
-          <w:rtl w:val="0"/>
-        </w:rPr>
-        <w:t xml:space="preserve"> used in the pipeline, generated four sets of PCA-transformed embeddings. The dimensions of the four PCA-transformed embedding spaces are summarized in </w:t>
-      </w:r>
-      <w:r>
-        <w:rPr>
-          <w:rFonts w:ascii="Times New Roman" w:cs="Times New Roman" w:eastAsia="Times New Roman" w:hAnsi="Times New Roman"/>
-          <w:b w:val="1"/>
-          <w:sz w:val="24"/>
-          <w:szCs w:val="24"/>
-          <w:rtl w:val="0"/>
-        </w:rPr>
-        <w:t xml:space="preserve">Table 5</w:t>
-      </w:r>
-      <w:r>
-        <w:rPr>
-          <w:rFonts w:ascii="Times New Roman" w:cs="Times New Roman" w:eastAsia="Times New Roman" w:hAnsi="Times New Roman"/>
-          <w:sz w:val="24"/>
-          <w:szCs w:val="24"/>
-          <w:rtl w:val="0"/>
-        </w:rPr>
-        <w:t xml:space="preserve">. For each case, CANTOS retained the minimum number of principal components necessary to explain 80% of the variance in the data.</w:t>
-      </w:r>
-    </w:p>
-    <w:p>
-      <w:pPr>
-        <w:ind w:left="-540" w:firstLine="0"/>
-        <w:rPr>
-          <w:rFonts w:ascii="Times New Roman" w:cs="Times New Roman" w:eastAsia="Times New Roman" w:hAnsi="Times New Roman"/>
-          <w:sz w:val="24"/>
-          <w:szCs w:val="24"/>
-        </w:rPr>
-      </w:pPr>
-      <w:r>
-        <w:rPr>
-          <w:rtl w:val="0"/>
-        </w:rPr>
-      </w:r>
-    </w:p>
-    <w:p>
-      <w:pPr>
-        <w:spacing w:line="276.0005454545455" w:lineRule="auto"/>
-        <w:ind w:left="-540" w:firstLine="0"/>
-        <w:jc w:val="both"/>
-        <w:rPr>
-          <w:rFonts w:ascii="Times New Roman" w:cs="Times New Roman" w:eastAsia="Times New Roman" w:hAnsi="Times New Roman"/>
-          <w:sz w:val="24"/>
-          <w:szCs w:val="24"/>
-        </w:rPr>
-      </w:pPr>
-      <w:r>
-        <w:rPr>
-          <w:rFonts w:ascii="Times New Roman" w:cs="Times New Roman" w:eastAsia="Times New Roman" w:hAnsi="Times New Roman"/>
-          <w:sz w:val="24"/>
-          <w:szCs w:val="24"/>
-          <w:rtl w:val="0"/>
-        </w:rPr>
-        <w:t xml:space="preserve">With the four sets of PCA-transformed embeddings, CANTOS computed the divergence matrices for AP clustering using pairwise Euclidean distance. After clustering, CANTOS performs cluster size analysis by computing the z-scores for each cluster based on the number of cluster members. Using the default z-score of 2.5 as a threshold, CANTOS determined the maximum cluster size and designated any cluster with a z-score greater than 2.5 as a large cluster. For each large cluster, CANTOS performed nested AP clustering until their sizes were below or equal to the maximum number of cluster members or the AP clustering algorithm converged.  The use of z-score for determining large clusters differs from the edit distance-based AP clustering method in the previous section, where the median cluster size was used as the threshold for determining the large clusters in CANTOS. The median cluster size for embedding-based AP clustering was lower than the maximum cluster size established by z-score-based clustering. This consequently led to more clusters with relatively homogeneous cluster members being labeled as large clusters and flagged for nested clustering. The maximum cluster size determined using the z-score was larger, and fewer such clusters were flagged as large, hence it was selected as the threshold for deciding large clusters in CANTOS. It should be noted that CTR has a diverse range of tumor names; thus, clustering these tumor names will produce clusters of nonuniform cluster size. Hence, estimating a maximum cluster size is not trivial when considering the variation in the entire dataset. With more curation and classification of the tumors within the CTR, one can get a more accurate estimate of a reasonable cluster size for each tumor type. </w:t>
-      </w:r>
-    </w:p>
-    <w:p>
-      <w:pPr>
-        <w:ind w:left="-540" w:firstLine="0"/>
-        <w:rPr>
-          <w:rFonts w:ascii="Times New Roman" w:cs="Times New Roman" w:eastAsia="Times New Roman" w:hAnsi="Times New Roman"/>
-          <w:color w:val="ff0000"/>
-          <w:sz w:val="24"/>
-          <w:szCs w:val="24"/>
-        </w:rPr>
-      </w:pPr>
-      <w:r>
-        <w:rPr>
-          <w:rFonts w:ascii="Times New Roman" w:cs="Times New Roman" w:eastAsia="Times New Roman" w:hAnsi="Times New Roman"/>
-          <w:sz w:val="24"/>
-          <w:szCs w:val="24"/>
-          <w:rtl w:val="0"/>
-        </w:rPr>
-        <w:t xml:space="preserve"> </w:t>
-      </w:r>
-      <w:r>
-        <w:rPr>
-          <w:rtl w:val="0"/>
-        </w:rPr>
-      </w:r>
-    </w:p>
-    <w:p>
-      <w:pPr>
-        <w:spacing w:line="276.0005454545455" w:lineRule="auto"/>
-        <w:ind w:left="-540" w:firstLine="0"/>
-        <w:jc w:val="both"/>
-        <w:rPr>
-          <w:rFonts w:ascii="Times New Roman" w:cs="Times New Roman" w:eastAsia="Times New Roman" w:hAnsi="Times New Roman"/>
-          <w:sz w:val="24"/>
-          <w:szCs w:val="24"/>
-        </w:rPr>
-      </w:pPr>
-      <w:r>
-        <w:rPr>
-          <w:rFonts w:ascii="Times New Roman" w:cs="Times New Roman" w:eastAsia="Times New Roman" w:hAnsi="Times New Roman"/>
-          <w:sz w:val="24"/>
-          <w:szCs w:val="24"/>
-          <w:rtl w:val="0"/>
-        </w:rPr>
-        <w:t xml:space="preserve">After clustering, CANTOS performed outlier detection as in the previous section using isolation forest and LOF analysis. The hyperparameters for isolation forest and LOF analysis were kept the same as they were for edit-distance-based AP clustering.  Following the outlier detection step, CANTOS iterates through each cluster and determines the standardized term from the WHO system (5th edition and all editions) and the NCIt database that are closest to each cluster member by computing the Euclidean distance in the embedding space (not the PCA-transformed space). If a majority of the tumor names in a cluster are close to a specific standardized term, then all the tumor names are mapped to that standardized term. In case there is a tie, where two or more standardized terms are equally represented in a cluster, then each tumor name within that cluster is assigned to its closest matching standardized term.  </w:t>
-      </w:r>
-      <w:r>
-        <w:rPr>
-          <w:rFonts w:ascii="Times New Roman" w:cs="Times New Roman" w:eastAsia="Times New Roman" w:hAnsi="Times New Roman"/>
-          <w:b w:val="1"/>
-          <w:sz w:val="24"/>
-          <w:szCs w:val="24"/>
-          <w:rtl w:val="0"/>
-        </w:rPr>
-        <w:t xml:space="preserve">Table 6</w:t>
-      </w:r>
-      <w:r>
-        <w:rPr>
-          <w:rFonts w:ascii="Times New Roman" w:cs="Times New Roman" w:eastAsia="Times New Roman" w:hAnsi="Times New Roman"/>
-          <w:sz w:val="24"/>
-          <w:szCs w:val="24"/>
-          <w:rtl w:val="0"/>
-        </w:rPr>
-        <w:t xml:space="preserve"> compares the number of AP clusters formed when we use text-embeddings and text-matching (edit distances).</w:t>
-      </w:r>
-    </w:p>
-    <w:p>
-      <w:pPr>
-        <w:spacing w:line="276.0005454545455" w:lineRule="auto"/>
-        <w:ind w:left="-540" w:firstLine="0"/>
-        <w:rPr>
-          <w:rFonts w:ascii="Times New Roman" w:cs="Times New Roman" w:eastAsia="Times New Roman" w:hAnsi="Times New Roman"/>
-          <w:sz w:val="24"/>
-          <w:szCs w:val="24"/>
-        </w:rPr>
-      </w:pPr>
-      <w:r>
-        <w:rPr>
-          <w:rtl w:val="0"/>
-        </w:rPr>
-      </w:r>
-    </w:p>
-    <w:p>
-      <w:pPr>
-        <w:spacing w:line="276.0005454545455" w:lineRule="auto"/>
-        <w:ind w:left="-540" w:firstLine="0"/>
-        <w:jc w:val="both"/>
-        <w:rPr>
-          <w:rFonts w:ascii="Times New Roman" w:cs="Times New Roman" w:eastAsia="Times New Roman" w:hAnsi="Times New Roman"/>
-          <w:sz w:val="24"/>
-          <w:szCs w:val="24"/>
-          <w:highlight w:val="white"/>
-        </w:rPr>
-      </w:pPr>
-      <w:r>
-        <w:rPr>
-          <w:rFonts w:ascii="Times New Roman" w:cs="Times New Roman" w:eastAsia="Times New Roman" w:hAnsi="Times New Roman"/>
-          <w:sz w:val="24"/>
-          <w:szCs w:val="24"/>
-          <w:highlight w:val="white"/>
-          <w:rtl w:val="0"/>
-        </w:rPr>
-        <w:t xml:space="preserve">In addition to AP clustering, CANTOS implemented K-means clustering on PCA transformed embeddings to standardize the tumor names in CTR. Unlike AP, K-means requires users to define the number of clusters, "K," as a hyperparameter</w:t>
+        <w:t xml:space="preserve">, e5-large-v2 </w:t>
       </w:r>
       <w:hyperlink r:id="rId56">
         <w:r>
@@ -7632,12 +7216,12 @@
             <w:color w:val="000000"/>
             <w:sz w:val="24"/>
             <w:szCs w:val="24"/>
-            <w:highlight w:val="white"/>
+            <w:highlight w:val="yellow"/>
             <w:u w:val="none"/>
             <w:vertAlign w:val="superscript"/>
             <w:rtl w:val="0"/>
           </w:rPr>
-          <w:t xml:space="preserve">99</w:t>
+          <w:t xml:space="preserve">98,100</w:t>
         </w:r>
       </w:hyperlink>
       <w:r>
@@ -7645,10 +7229,10 @@
           <w:rFonts w:ascii="Times New Roman" w:cs="Times New Roman" w:eastAsia="Times New Roman" w:hAnsi="Times New Roman"/>
           <w:sz w:val="24"/>
           <w:szCs w:val="24"/>
-          <w:highlight w:val="white"/>
-          <w:rtl w:val="0"/>
-        </w:rPr>
-        <w:t xml:space="preserve">. Without prior information on the types of tumors present in CTR, it is difficult to estimate "K" qualitatively and thus we used a computational method to decide on an optimal value for “K”.  To determine “K”, we implemented a commonly used cluster performance metric known as the silhouette coefficient</w:t>
+          <w:highlight w:val="yellow"/>
+          <w:rtl w:val="0"/>
+        </w:rPr>
+        <w:t xml:space="preserve">, all-mpnet-base-v2</w:t>
       </w:r>
       <w:hyperlink r:id="rId57">
         <w:r>
@@ -7658,33 +7242,7 @@
             <w:color w:val="000000"/>
             <w:sz w:val="24"/>
             <w:szCs w:val="24"/>
-            <w:highlight w:val="white"/>
-            <w:u w:val="none"/>
-            <w:vertAlign w:val="superscript"/>
-            <w:rtl w:val="0"/>
-          </w:rPr>
-          <w:t xml:space="preserve">100</w:t>
-        </w:r>
-      </w:hyperlink>
-      <w:r>
-        <w:rPr>
-          <w:rFonts w:ascii="Times New Roman" w:cs="Times New Roman" w:eastAsia="Times New Roman" w:hAnsi="Times New Roman"/>
-          <w:sz w:val="24"/>
-          <w:szCs w:val="24"/>
-          <w:highlight w:val="white"/>
-          <w:rtl w:val="0"/>
-        </w:rPr>
-        <w:t xml:space="preserve"> within CANTOS. For a given value of “K”, when K-means clustering is completed, the silhouette coefficient is computed for each data point. The silhouette coefficient has a range of [-1,1]. A silhouette coefficient of 1 signifies that the data point is well-matched to other elements in its own cluster and poorly matched to members of neighboring clusters</w:t>
-      </w:r>
-      <w:hyperlink r:id="rId58">
-        <w:r>
-          <w:rPr>
-            <w:rFonts w:ascii="Times New Roman" w:cs="Times New Roman" w:eastAsia="Times New Roman" w:hAnsi="Times New Roman"/>
-            <w:b w:val="0"/>
-            <w:color w:val="000000"/>
-            <w:sz w:val="24"/>
-            <w:szCs w:val="24"/>
-            <w:highlight w:val="white"/>
+            <w:highlight w:val="yellow"/>
             <w:u w:val="none"/>
             <w:vertAlign w:val="superscript"/>
             <w:rtl w:val="0"/>
@@ -7697,310 +7255,12 @@
           <w:rFonts w:ascii="Times New Roman" w:cs="Times New Roman" w:eastAsia="Times New Roman" w:hAnsi="Times New Roman"/>
           <w:sz w:val="24"/>
           <w:szCs w:val="24"/>
-          <w:highlight w:val="white"/>
-          <w:rtl w:val="0"/>
-        </w:rPr>
-        <w:t xml:space="preserve">. A silhouette coefficient of 0 indicates that the data point is at the decision boundary of neighboring clusters and a score of -1 indicates that the data point is poorly matched with other cluster members and likely assigned to an incorrect cluster</w:t>
-      </w:r>
-      <w:hyperlink r:id="rId59">
-        <w:r>
-          <w:rPr>
-            <w:rFonts w:ascii="Times New Roman" w:cs="Times New Roman" w:eastAsia="Times New Roman" w:hAnsi="Times New Roman"/>
-            <w:b w:val="0"/>
-            <w:color w:val="000000"/>
-            <w:sz w:val="24"/>
-            <w:szCs w:val="24"/>
-            <w:highlight w:val="white"/>
-            <w:u w:val="none"/>
-            <w:vertAlign w:val="superscript"/>
-            <w:rtl w:val="0"/>
-          </w:rPr>
-          <w:t xml:space="preserve">101</w:t>
-        </w:r>
-      </w:hyperlink>
-      <w:r>
-        <w:rPr>
-          <w:rFonts w:ascii="Times New Roman" w:cs="Times New Roman" w:eastAsia="Times New Roman" w:hAnsi="Times New Roman"/>
-          <w:sz w:val="24"/>
-          <w:szCs w:val="24"/>
-          <w:highlight w:val="white"/>
-          <w:rtl w:val="0"/>
-        </w:rPr>
-        <w:t xml:space="preserve">. Intuitively, a higher silhouette coefficient for a data point represents high cohesion of that data point with rest of the cluster members and high separation from members of neighboring clusters.  CANTOS iterates through several values of “K” and performs K-means clustering and calculates the silhouette coefficient for each data point. For each cluster, CANTOS calculates the average silhouette coefficient which indicates the performance for that cluster. CANTOS then computed the average of each of the averaged silhouette coefficients per cluster, this produces a metric that can be used to evaluate the overall clustering performance of the K-means algorithm for a given value of “K”. We refer to this metric as the mean silhouette score which ranges from [-1,1] and a higher positive value indicates better clustering performance. Using this method, CANTOS evaluated the mean silhouette score for various values of “K” under both ADA-002 and LTE-3 embeddings for each iteration (WHO </w:t>
-      </w:r>
-      <w:r>
-        <w:rPr>
-          <w:rFonts w:ascii="Times New Roman" w:cs="Times New Roman" w:eastAsia="Times New Roman" w:hAnsi="Times New Roman"/>
-          <w:color w:val="2a2a2a"/>
-          <w:sz w:val="24"/>
-          <w:szCs w:val="24"/>
-          <w:highlight w:val="white"/>
-          <w:rtl w:val="0"/>
-        </w:rPr>
-        <w:t xml:space="preserve">system</w:t>
-      </w:r>
-      <w:r>
-        <w:rPr>
-          <w:rFonts w:ascii="Times New Roman" w:cs="Times New Roman" w:eastAsia="Times New Roman" w:hAnsi="Times New Roman"/>
-          <w:sz w:val="24"/>
-          <w:szCs w:val="24"/>
-          <w:highlight w:val="white"/>
-          <w:rtl w:val="0"/>
-        </w:rPr>
-        <w:t xml:space="preserve"> 5th edition and WHO </w:t>
-      </w:r>
-      <w:r>
-        <w:rPr>
-          <w:rFonts w:ascii="Times New Roman" w:cs="Times New Roman" w:eastAsia="Times New Roman" w:hAnsi="Times New Roman"/>
-          <w:color w:val="2a2a2a"/>
-          <w:sz w:val="24"/>
-          <w:szCs w:val="24"/>
-          <w:highlight w:val="white"/>
-          <w:rtl w:val="0"/>
-        </w:rPr>
-        <w:t xml:space="preserve">system</w:t>
-      </w:r>
-      <w:r>
-        <w:rPr>
-          <w:rFonts w:ascii="Times New Roman" w:cs="Times New Roman" w:eastAsia="Times New Roman" w:hAnsi="Times New Roman"/>
-          <w:sz w:val="24"/>
-          <w:szCs w:val="24"/>
-          <w:highlight w:val="white"/>
-          <w:rtl w:val="0"/>
-        </w:rPr>
-        <w:t xml:space="preserve"> all editions). In </w:t>
-      </w:r>
-      <w:r>
-        <w:rPr>
-          <w:rFonts w:ascii="Times New Roman" w:cs="Times New Roman" w:eastAsia="Times New Roman" w:hAnsi="Times New Roman"/>
-          <w:b w:val="1"/>
-          <w:sz w:val="24"/>
-          <w:szCs w:val="24"/>
-          <w:highlight w:val="white"/>
-          <w:rtl w:val="0"/>
-        </w:rPr>
-        <w:t xml:space="preserve">Figure 4</w:t>
-      </w:r>
-      <w:r>
-        <w:rPr>
-          <w:rFonts w:ascii="Times New Roman" w:cs="Times New Roman" w:eastAsia="Times New Roman" w:hAnsi="Times New Roman"/>
-          <w:sz w:val="24"/>
-          <w:szCs w:val="24"/>
-          <w:highlight w:val="white"/>
-          <w:rtl w:val="0"/>
-        </w:rPr>
-        <w:t xml:space="preserve">, we plot the mean silhouette score for each of these cases.</w:t>
-      </w:r>
-    </w:p>
-    <w:p>
-      <w:pPr>
-        <w:spacing w:line="276.0005454545455" w:lineRule="auto"/>
-        <w:ind w:left="-540" w:firstLine="0"/>
-        <w:jc w:val="both"/>
-        <w:rPr>
-          <w:rFonts w:ascii="Times New Roman" w:cs="Times New Roman" w:eastAsia="Times New Roman" w:hAnsi="Times New Roman"/>
-          <w:sz w:val="24"/>
-          <w:szCs w:val="24"/>
-          <w:highlight w:val="white"/>
-        </w:rPr>
-      </w:pPr>
-      <w:r>
-        <w:rPr>
-          <w:rtl w:val="0"/>
-        </w:rPr>
-      </w:r>
-    </w:p>
-    <w:p>
-      <w:pPr>
-        <w:spacing w:line="276.0005454545455" w:lineRule="auto"/>
-        <w:ind w:left="-540" w:firstLine="0"/>
-        <w:jc w:val="both"/>
-        <w:rPr>
-          <w:rFonts w:ascii="Times New Roman" w:cs="Times New Roman" w:eastAsia="Times New Roman" w:hAnsi="Times New Roman"/>
-          <w:sz w:val="24"/>
-          <w:szCs w:val="24"/>
-          <w:highlight w:val="white"/>
-        </w:rPr>
-      </w:pPr>
-      <w:r>
-        <w:rPr>
-          <w:rFonts w:ascii="Times New Roman" w:cs="Times New Roman" w:eastAsia="Times New Roman" w:hAnsi="Times New Roman"/>
-          <w:sz w:val="24"/>
-          <w:szCs w:val="24"/>
-          <w:highlight w:val="white"/>
-          <w:rtl w:val="0"/>
-        </w:rPr>
-        <w:t xml:space="preserve">After K-means clustering is completed, CANTOS follows the same steps for outlier detection (isolation forest and LOF analysis) and standardization (compute Euclidean distances with standardized term and identify the closest match) as it did for embedding based AP clustering, while maintaining the exact hyperparameter configurations. A detailed view of the text-embedding based standardization pipeline is displayed in </w:t>
-      </w:r>
-      <w:r>
-        <w:rPr>
-          <w:rFonts w:ascii="Times New Roman" w:cs="Times New Roman" w:eastAsia="Times New Roman" w:hAnsi="Times New Roman"/>
-          <w:b w:val="1"/>
-          <w:sz w:val="24"/>
-          <w:szCs w:val="24"/>
-          <w:highlight w:val="white"/>
-          <w:rtl w:val="0"/>
-        </w:rPr>
-        <w:t xml:space="preserve">Supplementary Figure</w:t>
-      </w:r>
-      <w:r>
-        <w:rPr>
-          <w:rFonts w:ascii="Times New Roman" w:cs="Times New Roman" w:eastAsia="Times New Roman" w:hAnsi="Times New Roman"/>
-          <w:sz w:val="24"/>
-          <w:szCs w:val="24"/>
-          <w:highlight w:val="white"/>
-          <w:rtl w:val="0"/>
-        </w:rPr>
-        <w:t xml:space="preserve"> </w:t>
-      </w:r>
-      <w:r>
-        <w:rPr>
-          <w:rFonts w:ascii="Times New Roman" w:cs="Times New Roman" w:eastAsia="Times New Roman" w:hAnsi="Times New Roman"/>
-          <w:b w:val="1"/>
-          <w:sz w:val="24"/>
-          <w:szCs w:val="24"/>
-          <w:highlight w:val="white"/>
-          <w:rtl w:val="0"/>
-        </w:rPr>
-        <w:t xml:space="preserve">SF2</w:t>
-      </w:r>
-      <w:r>
-        <w:rPr>
-          <w:rFonts w:ascii="Times New Roman" w:cs="Times New Roman" w:eastAsia="Times New Roman" w:hAnsi="Times New Roman"/>
-          <w:sz w:val="24"/>
-          <w:szCs w:val="24"/>
-          <w:highlight w:val="white"/>
-          <w:rtl w:val="0"/>
-        </w:rPr>
-        <w:t xml:space="preserve">,</w:t>
-      </w:r>
-      <w:r>
-        <w:rPr>
-          <w:rFonts w:ascii="Times New Roman" w:cs="Times New Roman" w:eastAsia="Times New Roman" w:hAnsi="Times New Roman"/>
-          <w:color w:val="ff0000"/>
-          <w:sz w:val="24"/>
-          <w:szCs w:val="24"/>
-          <w:highlight w:val="white"/>
-          <w:rtl w:val="0"/>
-        </w:rPr>
-        <w:t xml:space="preserve"> </w:t>
-      </w:r>
-      <w:r>
-        <w:rPr>
-          <w:rFonts w:ascii="Times New Roman" w:cs="Times New Roman" w:eastAsia="Times New Roman" w:hAnsi="Times New Roman"/>
-          <w:sz w:val="24"/>
-          <w:szCs w:val="24"/>
-          <w:highlight w:val="white"/>
-          <w:rtl w:val="0"/>
-        </w:rPr>
-        <w:t xml:space="preserve">and a brief summary is presented in </w:t>
-      </w:r>
-      <w:r>
-        <w:rPr>
-          <w:rFonts w:ascii="Times New Roman" w:cs="Times New Roman" w:eastAsia="Times New Roman" w:hAnsi="Times New Roman"/>
-          <w:b w:val="1"/>
-          <w:sz w:val="24"/>
-          <w:szCs w:val="24"/>
-          <w:highlight w:val="white"/>
-          <w:rtl w:val="0"/>
-        </w:rPr>
-        <w:t xml:space="preserve">Figure 3</w:t>
-      </w:r>
-      <w:r>
-        <w:rPr>
-          <w:rFonts w:ascii="Times New Roman" w:cs="Times New Roman" w:eastAsia="Times New Roman" w:hAnsi="Times New Roman"/>
-          <w:sz w:val="24"/>
-          <w:szCs w:val="24"/>
-          <w:highlight w:val="white"/>
-          <w:rtl w:val="0"/>
-        </w:rPr>
-        <w:t xml:space="preserve">.</w:t>
-      </w:r>
-    </w:p>
-    <w:p>
-      <w:pPr>
-        <w:spacing w:line="276.0005454545455" w:lineRule="auto"/>
-        <w:ind w:left="-540" w:firstLine="0"/>
-        <w:jc w:val="both"/>
-        <w:rPr>
-          <w:rFonts w:ascii="Times New Roman" w:cs="Times New Roman" w:eastAsia="Times New Roman" w:hAnsi="Times New Roman"/>
-          <w:sz w:val="24"/>
-          <w:szCs w:val="24"/>
-          <w:highlight w:val="white"/>
-        </w:rPr>
-      </w:pPr>
-      <w:r>
-        <w:rPr>
-          <w:rtl w:val="0"/>
-        </w:rPr>
-      </w:r>
-    </w:p>
-    <w:p>
-      <w:pPr>
-        <w:ind w:left="-540" w:firstLine="0"/>
-        <w:rPr>
-          <w:rFonts w:ascii="Times New Roman" w:cs="Times New Roman" w:eastAsia="Times New Roman" w:hAnsi="Times New Roman"/>
-          <w:b w:val="1"/>
-          <w:sz w:val="24"/>
-          <w:szCs w:val="24"/>
           <w:highlight w:val="yellow"/>
-        </w:rPr>
-      </w:pPr>
-      <w:r>
-        <w:rPr>
-          <w:rFonts w:ascii="Times New Roman" w:cs="Times New Roman" w:eastAsia="Times New Roman" w:hAnsi="Times New Roman"/>
-          <w:b w:val="1"/>
-          <w:sz w:val="24"/>
-          <w:szCs w:val="24"/>
-          <w:highlight w:val="yellow"/>
-          <w:rtl w:val="0"/>
-        </w:rPr>
-        <w:t xml:space="preserve">Text embedding analysis: closest match in embedding space of Open Source Models</w:t>
-      </w:r>
-    </w:p>
-    <w:p>
-      <w:pPr>
-        <w:ind w:left="-540" w:firstLine="0"/>
-        <w:jc w:val="both"/>
-        <w:rPr>
-          <w:rFonts w:ascii="Times New Roman" w:cs="Times New Roman" w:eastAsia="Times New Roman" w:hAnsi="Times New Roman"/>
-          <w:sz w:val="24"/>
-          <w:szCs w:val="24"/>
-          <w:highlight w:val="yellow"/>
-        </w:rPr>
-      </w:pPr>
-      <w:r>
-        <w:rPr>
-          <w:rFonts w:ascii="Times New Roman" w:cs="Times New Roman" w:eastAsia="Times New Roman" w:hAnsi="Times New Roman"/>
-          <w:sz w:val="24"/>
-          <w:szCs w:val="24"/>
-          <w:highlight w:val="yellow"/>
-          <w:rtl w:val="0"/>
-        </w:rPr>
-        <w:t xml:space="preserve">The embeddings discussed in the preceding sections were produced using proprietary models: text-embedding-ada-002 (ADA-002) and text-embedding-3-large (LTE-3)  developed by OpenAI.  Such proprietary models are typically accessible exclusively via an API provided by their parent organization. Utilizing these models usually incurs a cost, and users have minimal or no control over the underlying model weights. Additionally, options for fine-tuning these models are generally limited.  In contrast, open-source models are not subjected to these limitations. They allow users to execute the models locally, customize them according to specific requirements, and operate without incurring usage costs. Thus, in our analysis, we used the following open source models to  generate text-embeddings for tumor names in the CTR, WHO </w:t>
-      </w:r>
-      <w:r>
-        <w:rPr>
-          <w:rFonts w:ascii="Times New Roman" w:cs="Times New Roman" w:eastAsia="Times New Roman" w:hAnsi="Times New Roman"/>
-          <w:color w:val="2a2a2a"/>
-          <w:sz w:val="24"/>
-          <w:szCs w:val="24"/>
-          <w:highlight w:val="yellow"/>
-          <w:rtl w:val="0"/>
-        </w:rPr>
-        <w:t xml:space="preserve">system</w:t>
-      </w:r>
-      <w:r>
-        <w:rPr>
-          <w:rFonts w:ascii="Times New Roman" w:cs="Times New Roman" w:eastAsia="Times New Roman" w:hAnsi="Times New Roman"/>
-          <w:sz w:val="24"/>
-          <w:szCs w:val="24"/>
-          <w:highlight w:val="yellow"/>
-          <w:rtl w:val="0"/>
-        </w:rPr>
-        <w:t xml:space="preserve">, and NCIt database:  LLama 3.3 (70 billion parameters)</w:t>
-      </w:r>
-      <w:hyperlink r:id="rId60">
+          <w:rtl w:val="0"/>
+        </w:rPr>
+        <w:t xml:space="preserve">, all-MiniLM-L12-v2</w:t>
+      </w:r>
+      <w:hyperlink r:id="rId58">
         <w:r>
           <w:rPr>
             <w:rFonts w:ascii="Times New Roman" w:cs="Times New Roman" w:eastAsia="Times New Roman" w:hAnsi="Times New Roman"/>
@@ -8024,9 +7284,9 @@
           <w:highlight w:val="yellow"/>
           <w:rtl w:val="0"/>
         </w:rPr>
-        <w:t xml:space="preserve">, LLama-3.2 (3 billion parameters)</w:t>
-      </w:r>
-      <w:hyperlink r:id="rId61">
+        <w:t xml:space="preserve">, gtr-t5-large</w:t>
+      </w:r>
+      <w:hyperlink r:id="rId59">
         <w:r>
           <w:rPr>
             <w:rFonts w:ascii="Times New Roman" w:cs="Times New Roman" w:eastAsia="Times New Roman" w:hAnsi="Times New Roman"/>
@@ -8039,7 +7299,7 @@
             <w:vertAlign w:val="superscript"/>
             <w:rtl w:val="0"/>
           </w:rPr>
-          <w:t xml:space="preserve">103</w:t>
+          <w:t xml:space="preserve">103,104</w:t>
         </w:r>
       </w:hyperlink>
       <w:r>
@@ -8050,35 +7310,9 @@
           <w:highlight w:val="yellow"/>
           <w:rtl w:val="0"/>
         </w:rPr>
-        <w:t xml:space="preserve">,  LLama-3(8 billion parameter) </w:t>
-      </w:r>
-      <w:hyperlink r:id="rId62">
-        <w:r>
-          <w:rPr>
-            <w:rFonts w:ascii="Times New Roman" w:cs="Times New Roman" w:eastAsia="Times New Roman" w:hAnsi="Times New Roman"/>
-            <w:b w:val="0"/>
-            <w:color w:val="000000"/>
-            <w:sz w:val="24"/>
-            <w:szCs w:val="24"/>
-            <w:highlight w:val="yellow"/>
-            <w:u w:val="none"/>
-            <w:vertAlign w:val="superscript"/>
-            <w:rtl w:val="0"/>
-          </w:rPr>
-          <w:t xml:space="preserve">104</w:t>
-        </w:r>
-      </w:hyperlink>
-      <w:r>
-        <w:rPr>
-          <w:rFonts w:ascii="Times New Roman" w:cs="Times New Roman" w:eastAsia="Times New Roman" w:hAnsi="Times New Roman"/>
-          <w:sz w:val="24"/>
-          <w:szCs w:val="24"/>
-          <w:highlight w:val="yellow"/>
-          <w:rtl w:val="0"/>
-        </w:rPr>
-        <w:t xml:space="preserve"> ,BioBERT</w:t>
-      </w:r>
-      <w:hyperlink r:id="rId63">
+        <w:t xml:space="preserve">, all-MiniLM-L6-v2</w:t>
+      </w:r>
+      <w:hyperlink r:id="rId60">
         <w:r>
           <w:rPr>
             <w:rFonts w:ascii="Times New Roman" w:cs="Times New Roman" w:eastAsia="Times New Roman" w:hAnsi="Times New Roman"/>
@@ -8102,19 +7336,9 @@
           <w:highlight w:val="yellow"/>
           <w:rtl w:val="0"/>
         </w:rPr>
-        <w:t xml:space="preserve"> </w:t>
-      </w:r>
-      <w:r>
-        <w:rPr>
-          <w:rFonts w:ascii="Times New Roman" w:cs="Times New Roman" w:eastAsia="Times New Roman" w:hAnsi="Times New Roman"/>
-          <w:sz w:val="24"/>
-          <w:szCs w:val="24"/>
-          <w:highlight w:val="yellow"/>
-          <w:rtl w:val="0"/>
-        </w:rPr>
-        <w:t xml:space="preserve">, MedLLama-7B</w:t>
-      </w:r>
-      <w:hyperlink r:id="rId64">
+        <w:t xml:space="preserve">, all-roberta-large-v1</w:t>
+      </w:r>
+      <w:hyperlink r:id="rId61">
         <w:r>
           <w:rPr>
             <w:rFonts w:ascii="Times New Roman" w:cs="Times New Roman" w:eastAsia="Times New Roman" w:hAnsi="Times New Roman"/>
@@ -8138,8 +7362,24 @@
           <w:highlight w:val="yellow"/>
           <w:rtl w:val="0"/>
         </w:rPr>
-        <w:t xml:space="preserve"> </w:t>
-      </w:r>
+        <w:t xml:space="preserve">, sapBERT</w:t>
+      </w:r>
+      <w:hyperlink r:id="rId62">
+        <w:r>
+          <w:rPr>
+            <w:rFonts w:ascii="Times New Roman" w:cs="Times New Roman" w:eastAsia="Times New Roman" w:hAnsi="Times New Roman"/>
+            <w:b w:val="0"/>
+            <w:color w:val="000000"/>
+            <w:sz w:val="24"/>
+            <w:szCs w:val="24"/>
+            <w:highlight w:val="yellow"/>
+            <w:u w:val="none"/>
+            <w:vertAlign w:val="superscript"/>
+            <w:rtl w:val="0"/>
+          </w:rPr>
+          <w:t xml:space="preserve">107,108</w:t>
+        </w:r>
+      </w:hyperlink>
       <w:r>
         <w:rPr>
           <w:rFonts w:ascii="Times New Roman" w:cs="Times New Roman" w:eastAsia="Times New Roman" w:hAnsi="Times New Roman"/>
@@ -8148,7 +7388,59 @@
           <w:highlight w:val="yellow"/>
           <w:rtl w:val="0"/>
         </w:rPr>
-        <w:t xml:space="preserve">,MedLLama-13B</w:t>
+        <w:t xml:space="preserve">, clinicalBERT</w:t>
+      </w:r>
+      <w:hyperlink r:id="rId63">
+        <w:r>
+          <w:rPr>
+            <w:rFonts w:ascii="Times New Roman" w:cs="Times New Roman" w:eastAsia="Times New Roman" w:hAnsi="Times New Roman"/>
+            <w:b w:val="0"/>
+            <w:color w:val="000000"/>
+            <w:sz w:val="24"/>
+            <w:szCs w:val="24"/>
+            <w:highlight w:val="yellow"/>
+            <w:u w:val="none"/>
+            <w:vertAlign w:val="superscript"/>
+            <w:rtl w:val="0"/>
+          </w:rPr>
+          <w:t xml:space="preserve">109,110</w:t>
+        </w:r>
+      </w:hyperlink>
+      <w:r>
+        <w:rPr>
+          <w:rFonts w:ascii="Times New Roman" w:cs="Times New Roman" w:eastAsia="Times New Roman" w:hAnsi="Times New Roman"/>
+          <w:sz w:val="24"/>
+          <w:szCs w:val="24"/>
+          <w:highlight w:val="yellow"/>
+          <w:rtl w:val="0"/>
+        </w:rPr>
+        <w:t xml:space="preserve">, PubMedBERT</w:t>
+      </w:r>
+      <w:hyperlink r:id="rId64">
+        <w:r>
+          <w:rPr>
+            <w:rFonts w:ascii="Times New Roman" w:cs="Times New Roman" w:eastAsia="Times New Roman" w:hAnsi="Times New Roman"/>
+            <w:b w:val="0"/>
+            <w:color w:val="000000"/>
+            <w:sz w:val="24"/>
+            <w:szCs w:val="24"/>
+            <w:highlight w:val="yellow"/>
+            <w:u w:val="none"/>
+            <w:vertAlign w:val="superscript"/>
+            <w:rtl w:val="0"/>
+          </w:rPr>
+          <w:t xml:space="preserve">111,112</w:t>
+        </w:r>
+      </w:hyperlink>
+      <w:r>
+        <w:rPr>
+          <w:rFonts w:ascii="Times New Roman" w:cs="Times New Roman" w:eastAsia="Times New Roman" w:hAnsi="Times New Roman"/>
+          <w:sz w:val="24"/>
+          <w:szCs w:val="24"/>
+          <w:highlight w:val="yellow"/>
+          <w:rtl w:val="0"/>
+        </w:rPr>
+        <w:t xml:space="preserve">, BioBERT</w:t>
       </w:r>
       <w:hyperlink r:id="rId65">
         <w:r>
@@ -8163,7 +7455,7 @@
             <w:vertAlign w:val="superscript"/>
             <w:rtl w:val="0"/>
           </w:rPr>
-          <w:t xml:space="preserve">107</w:t>
+          <w:t xml:space="preserve">113</w:t>
         </w:r>
       </w:hyperlink>
       <w:r>
@@ -8174,7 +7466,7 @@
           <w:highlight w:val="yellow"/>
           <w:rtl w:val="0"/>
         </w:rPr>
-        <w:t xml:space="preserve"> , PubMedBERT</w:t>
+        <w:t xml:space="preserve">, sciBERT</w:t>
       </w:r>
       <w:hyperlink r:id="rId66">
         <w:r>
@@ -8189,7 +7481,7 @@
             <w:vertAlign w:val="superscript"/>
             <w:rtl w:val="0"/>
           </w:rPr>
-          <w:t xml:space="preserve">108</w:t>
+          <w:t xml:space="preserve">114,115</w:t>
         </w:r>
       </w:hyperlink>
       <w:r>
@@ -8200,7 +7492,7 @@
           <w:highlight w:val="yellow"/>
           <w:rtl w:val="0"/>
         </w:rPr>
-        <w:t xml:space="preserve">,  MordernBERT</w:t>
+        <w:t xml:space="preserve">, ModernBERT</w:t>
       </w:r>
       <w:hyperlink r:id="rId67">
         <w:r>
@@ -8215,7 +7507,7 @@
             <w:vertAlign w:val="superscript"/>
             <w:rtl w:val="0"/>
           </w:rPr>
-          <w:t xml:space="preserve">109</w:t>
+          <w:t xml:space="preserve">116,117</w:t>
         </w:r>
       </w:hyperlink>
       <w:r>
@@ -8226,7 +7518,7 @@
           <w:highlight w:val="yellow"/>
           <w:rtl w:val="0"/>
         </w:rPr>
-        <w:t xml:space="preserve"> and Phi-4</w:t>
+        <w:t xml:space="preserve">, BioGPT</w:t>
       </w:r>
       <w:hyperlink r:id="rId68">
         <w:r>
@@ -8241,7 +7533,1257 @@
             <w:vertAlign w:val="superscript"/>
             <w:rtl w:val="0"/>
           </w:rPr>
-          <w:t xml:space="preserve">110</w:t>
+          <w:t xml:space="preserve">118,119</w:t>
+        </w:r>
+      </w:hyperlink>
+      <w:r>
+        <w:rPr>
+          <w:rFonts w:ascii="Times New Roman" w:cs="Times New Roman" w:eastAsia="Times New Roman" w:hAnsi="Times New Roman"/>
+          <w:sz w:val="24"/>
+          <w:szCs w:val="24"/>
+          <w:highlight w:val="yellow"/>
+          <w:rtl w:val="0"/>
+        </w:rPr>
+        <w:t xml:space="preserve">, MedLlama2</w:t>
+      </w:r>
+      <w:hyperlink r:id="rId69">
+        <w:r>
+          <w:rPr>
+            <w:rFonts w:ascii="Times New Roman" w:cs="Times New Roman" w:eastAsia="Times New Roman" w:hAnsi="Times New Roman"/>
+            <w:b w:val="0"/>
+            <w:color w:val="000000"/>
+            <w:sz w:val="24"/>
+            <w:szCs w:val="24"/>
+            <w:highlight w:val="yellow"/>
+            <w:u w:val="none"/>
+            <w:vertAlign w:val="superscript"/>
+            <w:rtl w:val="0"/>
+          </w:rPr>
+          <w:t xml:space="preserve">120,121</w:t>
+        </w:r>
+      </w:hyperlink>
+      <w:r>
+        <w:rPr>
+          <w:rFonts w:ascii="Times New Roman" w:cs="Times New Roman" w:eastAsia="Times New Roman" w:hAnsi="Times New Roman"/>
+          <w:sz w:val="24"/>
+          <w:szCs w:val="24"/>
+          <w:highlight w:val="yellow"/>
+          <w:rtl w:val="0"/>
+        </w:rPr>
+        <w:t xml:space="preserve">,  MedLlama_13B</w:t>
+      </w:r>
+      <w:hyperlink r:id="rId70">
+        <w:r>
+          <w:rPr>
+            <w:rFonts w:ascii="Times New Roman" w:cs="Times New Roman" w:eastAsia="Times New Roman" w:hAnsi="Times New Roman"/>
+            <w:b w:val="0"/>
+            <w:color w:val="000000"/>
+            <w:sz w:val="24"/>
+            <w:szCs w:val="24"/>
+            <w:highlight w:val="yellow"/>
+            <w:u w:val="none"/>
+            <w:vertAlign w:val="superscript"/>
+            <w:rtl w:val="0"/>
+          </w:rPr>
+          <w:t xml:space="preserve">122</w:t>
+        </w:r>
+      </w:hyperlink>
+      <w:r>
+        <w:rPr>
+          <w:rFonts w:ascii="Times New Roman" w:cs="Times New Roman" w:eastAsia="Times New Roman" w:hAnsi="Times New Roman"/>
+          <w:sz w:val="24"/>
+          <w:szCs w:val="24"/>
+          <w:highlight w:val="yellow"/>
+          <w:rtl w:val="0"/>
+        </w:rPr>
+        <w:t xml:space="preserve">, LaBSE</w:t>
+      </w:r>
+      <w:hyperlink r:id="rId71">
+        <w:r>
+          <w:rPr>
+            <w:rFonts w:ascii="Times New Roman" w:cs="Times New Roman" w:eastAsia="Times New Roman" w:hAnsi="Times New Roman"/>
+            <w:b w:val="0"/>
+            <w:color w:val="000000"/>
+            <w:sz w:val="24"/>
+            <w:szCs w:val="24"/>
+            <w:highlight w:val="yellow"/>
+            <w:u w:val="none"/>
+            <w:vertAlign w:val="superscript"/>
+            <w:rtl w:val="0"/>
+          </w:rPr>
+          <w:t xml:space="preserve">123,124</w:t>
+        </w:r>
+      </w:hyperlink>
+      <w:r>
+        <w:rPr>
+          <w:rFonts w:ascii="Times New Roman" w:cs="Times New Roman" w:eastAsia="Times New Roman" w:hAnsi="Times New Roman"/>
+          <w:sz w:val="24"/>
+          <w:szCs w:val="24"/>
+          <w:highlight w:val="yellow"/>
+          <w:rtl w:val="0"/>
+        </w:rPr>
+        <w:t xml:space="preserve">,  Llama 3.3</w:t>
+      </w:r>
+      <w:hyperlink r:id="rId72">
+        <w:r>
+          <w:rPr>
+            <w:rFonts w:ascii="Times New Roman" w:cs="Times New Roman" w:eastAsia="Times New Roman" w:hAnsi="Times New Roman"/>
+            <w:b w:val="0"/>
+            <w:color w:val="000000"/>
+            <w:sz w:val="24"/>
+            <w:szCs w:val="24"/>
+            <w:highlight w:val="yellow"/>
+            <w:u w:val="none"/>
+            <w:vertAlign w:val="superscript"/>
+            <w:rtl w:val="0"/>
+          </w:rPr>
+          <w:t xml:space="preserve">125,126</w:t>
+        </w:r>
+      </w:hyperlink>
+      <w:r>
+        <w:rPr>
+          <w:rFonts w:ascii="Times New Roman" w:cs="Times New Roman" w:eastAsia="Times New Roman" w:hAnsi="Times New Roman"/>
+          <w:sz w:val="24"/>
+          <w:szCs w:val="24"/>
+          <w:highlight w:val="yellow"/>
+          <w:rtl w:val="0"/>
+        </w:rPr>
+        <w:t xml:space="preserve">, Llama 3.2</w:t>
+      </w:r>
+      <w:hyperlink r:id="rId73">
+        <w:r>
+          <w:rPr>
+            <w:rFonts w:ascii="Times New Roman" w:cs="Times New Roman" w:eastAsia="Times New Roman" w:hAnsi="Times New Roman"/>
+            <w:b w:val="0"/>
+            <w:color w:val="000000"/>
+            <w:sz w:val="24"/>
+            <w:szCs w:val="24"/>
+            <w:highlight w:val="yellow"/>
+            <w:u w:val="none"/>
+            <w:vertAlign w:val="superscript"/>
+            <w:rtl w:val="0"/>
+          </w:rPr>
+          <w:t xml:space="preserve">126,127</w:t>
+        </w:r>
+      </w:hyperlink>
+      <w:r>
+        <w:rPr>
+          <w:rFonts w:ascii="Times New Roman" w:cs="Times New Roman" w:eastAsia="Times New Roman" w:hAnsi="Times New Roman"/>
+          <w:sz w:val="24"/>
+          <w:szCs w:val="24"/>
+          <w:highlight w:val="yellow"/>
+          <w:rtl w:val="0"/>
+        </w:rPr>
+        <w:t xml:space="preserve">, Llama 3.0</w:t>
+      </w:r>
+      <w:hyperlink r:id="rId74">
+        <w:r>
+          <w:rPr>
+            <w:rFonts w:ascii="Times New Roman" w:cs="Times New Roman" w:eastAsia="Times New Roman" w:hAnsi="Times New Roman"/>
+            <w:b w:val="0"/>
+            <w:color w:val="000000"/>
+            <w:sz w:val="24"/>
+            <w:szCs w:val="24"/>
+            <w:highlight w:val="yellow"/>
+            <w:u w:val="none"/>
+            <w:vertAlign w:val="superscript"/>
+            <w:rtl w:val="0"/>
+          </w:rPr>
+          <w:t xml:space="preserve">126,128</w:t>
+        </w:r>
+      </w:hyperlink>
+      <w:r>
+        <w:rPr>
+          <w:rFonts w:ascii="Times New Roman" w:cs="Times New Roman" w:eastAsia="Times New Roman" w:hAnsi="Times New Roman"/>
+          <w:sz w:val="24"/>
+          <w:szCs w:val="24"/>
+          <w:highlight w:val="yellow"/>
+          <w:rtl w:val="0"/>
+        </w:rPr>
+        <w:t xml:space="preserve">, Phi-4</w:t>
+      </w:r>
+      <w:hyperlink r:id="rId75">
+        <w:r>
+          <w:rPr>
+            <w:rFonts w:ascii="Times New Roman" w:cs="Times New Roman" w:eastAsia="Times New Roman" w:hAnsi="Times New Roman"/>
+            <w:sz w:val="24"/>
+            <w:szCs w:val="24"/>
+            <w:highlight w:val="yellow"/>
+            <w:vertAlign w:val="superscript"/>
+            <w:rtl w:val="0"/>
+          </w:rPr>
+          <w:t xml:space="preserve">129,130</w:t>
+        </w:r>
+      </w:hyperlink>
+      <w:r>
+        <w:rPr>
+          <w:rFonts w:ascii="Times New Roman" w:cs="Times New Roman" w:eastAsia="Times New Roman" w:hAnsi="Times New Roman"/>
+          <w:sz w:val="24"/>
+          <w:szCs w:val="24"/>
+          <w:highlight w:val="yellow"/>
+          <w:rtl w:val="0"/>
+        </w:rPr>
+        <w:t xml:space="preserve"> </w:t>
+      </w:r>
+      <w:r>
+        <w:rPr>
+          <w:rFonts w:ascii="Times New Roman" w:cs="Times New Roman" w:eastAsia="Times New Roman" w:hAnsi="Times New Roman"/>
+          <w:sz w:val="24"/>
+          <w:szCs w:val="24"/>
+          <w:highlight w:val="yellow"/>
+          <w:rtl w:val="0"/>
+        </w:rPr>
+        <w:t xml:space="preserve">,DeepSeek_8B</w:t>
+      </w:r>
+      <w:hyperlink r:id="rId76">
+        <w:r>
+          <w:rPr>
+            <w:rFonts w:ascii="Times New Roman" w:cs="Times New Roman" w:eastAsia="Times New Roman" w:hAnsi="Times New Roman"/>
+            <w:b w:val="0"/>
+            <w:color w:val="000000"/>
+            <w:sz w:val="24"/>
+            <w:szCs w:val="24"/>
+            <w:highlight w:val="yellow"/>
+            <w:u w:val="none"/>
+            <w:vertAlign w:val="superscript"/>
+            <w:rtl w:val="0"/>
+          </w:rPr>
+          <w:t xml:space="preserve">131,132</w:t>
+        </w:r>
+      </w:hyperlink>
+      <w:r>
+        <w:rPr>
+          <w:rFonts w:ascii="Times New Roman" w:cs="Times New Roman" w:eastAsia="Times New Roman" w:hAnsi="Times New Roman"/>
+          <w:sz w:val="24"/>
+          <w:szCs w:val="24"/>
+          <w:highlight w:val="yellow"/>
+          <w:rtl w:val="0"/>
+        </w:rPr>
+        <w:t xml:space="preserve">. The proprietary models include OpenAI’s: text-embedding-ada-002 (ADA-002)</w:t>
+      </w:r>
+      <w:hyperlink r:id="rId77">
+        <w:r>
+          <w:rPr>
+            <w:rFonts w:ascii="Times New Roman" w:cs="Times New Roman" w:eastAsia="Times New Roman" w:hAnsi="Times New Roman"/>
+            <w:b w:val="0"/>
+            <w:color w:val="000000"/>
+            <w:sz w:val="24"/>
+            <w:szCs w:val="24"/>
+            <w:highlight w:val="yellow"/>
+            <w:u w:val="none"/>
+            <w:vertAlign w:val="superscript"/>
+            <w:rtl w:val="0"/>
+          </w:rPr>
+          <w:t xml:space="preserve">133</w:t>
+        </w:r>
+      </w:hyperlink>
+      <w:r>
+        <w:rPr>
+          <w:rFonts w:ascii="Times New Roman" w:cs="Times New Roman" w:eastAsia="Times New Roman" w:hAnsi="Times New Roman"/>
+          <w:sz w:val="24"/>
+          <w:szCs w:val="24"/>
+          <w:highlight w:val="yellow"/>
+          <w:rtl w:val="0"/>
+        </w:rPr>
+        <w:t xml:space="preserve"> and text-embedding-3-large (LTE-3) </w:t>
+      </w:r>
+      <w:hyperlink r:id="rId78">
+        <w:r>
+          <w:rPr>
+            <w:rFonts w:ascii="Times New Roman" w:cs="Times New Roman" w:eastAsia="Times New Roman" w:hAnsi="Times New Roman"/>
+            <w:b w:val="0"/>
+            <w:color w:val="000000"/>
+            <w:sz w:val="24"/>
+            <w:szCs w:val="24"/>
+            <w:highlight w:val="yellow"/>
+            <w:u w:val="none"/>
+            <w:vertAlign w:val="superscript"/>
+            <w:rtl w:val="0"/>
+          </w:rPr>
+          <w:t xml:space="preserve">134</w:t>
+        </w:r>
+      </w:hyperlink>
+      <w:r>
+        <w:rPr>
+          <w:rFonts w:ascii="Times New Roman" w:cs="Times New Roman" w:eastAsia="Times New Roman" w:hAnsi="Times New Roman"/>
+          <w:sz w:val="24"/>
+          <w:szCs w:val="24"/>
+          <w:highlight w:val="yellow"/>
+          <w:rtl w:val="0"/>
+        </w:rPr>
+        <w:t xml:space="preserve"> </w:t>
+      </w:r>
+      <w:r>
+        <w:rPr>
+          <w:rFonts w:ascii="Times New Roman" w:cs="Times New Roman" w:eastAsia="Times New Roman" w:hAnsi="Times New Roman"/>
+          <w:sz w:val="24"/>
+          <w:szCs w:val="24"/>
+          <w:highlight w:val="yellow"/>
+          <w:rtl w:val="0"/>
+        </w:rPr>
+        <w:t xml:space="preserve">and Cohere’s embed-english-v2.0</w:t>
+      </w:r>
+      <w:hyperlink r:id="rId79">
+        <w:r>
+          <w:rPr>
+            <w:rFonts w:ascii="Times New Roman" w:cs="Times New Roman" w:eastAsia="Times New Roman" w:hAnsi="Times New Roman"/>
+            <w:b w:val="0"/>
+            <w:color w:val="000000"/>
+            <w:sz w:val="24"/>
+            <w:szCs w:val="24"/>
+            <w:highlight w:val="yellow"/>
+            <w:u w:val="none"/>
+            <w:vertAlign w:val="superscript"/>
+            <w:rtl w:val="0"/>
+          </w:rPr>
+          <w:t xml:space="preserve">135</w:t>
+        </w:r>
+      </w:hyperlink>
+      <w:r>
+        <w:rPr>
+          <w:rFonts w:ascii="Times New Roman" w:cs="Times New Roman" w:eastAsia="Times New Roman" w:hAnsi="Times New Roman"/>
+          <w:sz w:val="24"/>
+          <w:szCs w:val="24"/>
+          <w:highlight w:val="yellow"/>
+          <w:rtl w:val="0"/>
+        </w:rPr>
+        <w:t xml:space="preserve">. The proprietary models of Open AI: ADA-002, LTE-3 and Cohere’s embedi-english-v2.0 are accessible through their API and there is a cost for using the model which is based on the amount of computational resources consumed. Furthermore, since the models are proprietary in nature, the architecture and weights are not disclosed or available for download to the public. Thus the users have very limited control over the model and fine tuning of these models are generally limited.  In contrast, open-source models are not subjected to these limitations. They allow users to execute the models locally, customize them according to specific requirements, and operate without incurring usage costs. We used all of the above models to generate text-embeddings for tumor names in the CTR, WHO </w:t>
+      </w:r>
+      <w:r>
+        <w:rPr>
+          <w:rFonts w:ascii="Times New Roman" w:cs="Times New Roman" w:eastAsia="Times New Roman" w:hAnsi="Times New Roman"/>
+          <w:color w:val="2a2a2a"/>
+          <w:sz w:val="24"/>
+          <w:szCs w:val="24"/>
+          <w:highlight w:val="yellow"/>
+          <w:rtl w:val="0"/>
+        </w:rPr>
+        <w:t xml:space="preserve">system</w:t>
+      </w:r>
+      <w:r>
+        <w:rPr>
+          <w:rFonts w:ascii="Times New Roman" w:cs="Times New Roman" w:eastAsia="Times New Roman" w:hAnsi="Times New Roman"/>
+          <w:sz w:val="24"/>
+          <w:szCs w:val="24"/>
+          <w:highlight w:val="yellow"/>
+          <w:rtl w:val="0"/>
+        </w:rPr>
+        <w:t xml:space="preserve">, and NCIt database and provide it as input to CANTOS. For each text-embedding CANTOS, computes the pairwise euclidean distance between all the tumor names contained in the CTR, WHO system and NCIt database. Following this step, for each tumor name in the CTR, CANTOS  identifies the nearest standardized term from the WHO system 5th edition, WHO system all edition and NCIt database and maps it to them.</w:t>
+      </w:r>
+    </w:p>
+    <w:p>
+      <w:pPr>
+        <w:ind w:left="-540" w:firstLine="0"/>
+        <w:rPr>
+          <w:rFonts w:ascii="Times New Roman" w:cs="Times New Roman" w:eastAsia="Times New Roman" w:hAnsi="Times New Roman"/>
+          <w:sz w:val="24"/>
+          <w:szCs w:val="24"/>
+        </w:rPr>
+      </w:pPr>
+      <w:r>
+        <w:rPr>
+          <w:rtl w:val="0"/>
+        </w:rPr>
+      </w:r>
+    </w:p>
+    <w:p>
+      <w:pPr>
+        <w:ind w:left="-540" w:firstLine="0"/>
+        <w:rPr>
+          <w:rFonts w:ascii="Times New Roman" w:cs="Times New Roman" w:eastAsia="Times New Roman" w:hAnsi="Times New Roman"/>
+        </w:rPr>
+      </w:pPr>
+      <w:r>
+        <w:rPr>
+          <w:rtl w:val="0"/>
+        </w:rPr>
+      </w:r>
+    </w:p>
+    <w:p>
+      <w:pPr>
+        <w:ind w:left="-540" w:firstLine="0"/>
+        <w:rPr>
+          <w:rFonts w:ascii="Times New Roman" w:cs="Times New Roman" w:eastAsia="Times New Roman" w:hAnsi="Times New Roman"/>
+          <w:sz w:val="24"/>
+          <w:szCs w:val="24"/>
+        </w:rPr>
+      </w:pPr>
+      <w:r>
+        <w:rPr>
+          <w:rFonts w:ascii="Times New Roman" w:cs="Times New Roman" w:eastAsia="Times New Roman" w:hAnsi="Times New Roman"/>
+          <w:b w:val="1"/>
+          <w:sz w:val="24"/>
+          <w:szCs w:val="24"/>
+          <w:rtl w:val="0"/>
+        </w:rPr>
+        <w:t xml:space="preserve">Text embedding analysis:</w:t>
+      </w:r>
+      <w:r>
+        <w:rPr>
+          <w:rFonts w:ascii="Times New Roman" w:cs="Times New Roman" w:eastAsia="Times New Roman" w:hAnsi="Times New Roman"/>
+          <w:b w:val="1"/>
+          <w:sz w:val="24"/>
+          <w:szCs w:val="24"/>
+          <w:highlight w:val="yellow"/>
+          <w:rtl w:val="0"/>
+        </w:rPr>
+        <w:t xml:space="preserve"> OpenAI models</w:t>
+      </w:r>
+      <w:r>
+        <w:rPr>
+          <w:rFonts w:ascii="Times New Roman" w:cs="Times New Roman" w:eastAsia="Times New Roman" w:hAnsi="Times New Roman"/>
+          <w:sz w:val="24"/>
+          <w:szCs w:val="24"/>
+          <w:rtl w:val="0"/>
+        </w:rPr>
+        <w:t xml:space="preserve"> </w:t>
+      </w:r>
+      <w:r>
+        <w:rPr>
+          <w:rFonts w:ascii="Times New Roman" w:cs="Times New Roman" w:eastAsia="Times New Roman" w:hAnsi="Times New Roman"/>
+          <w:b w:val="1"/>
+          <w:sz w:val="24"/>
+          <w:szCs w:val="24"/>
+          <w:rtl w:val="0"/>
+        </w:rPr>
+        <w:t xml:space="preserve">embeddings and clustering </w:t>
+      </w:r>
+      <w:r>
+        <w:rPr>
+          <w:rFonts w:ascii="Times New Roman" w:cs="Times New Roman" w:eastAsia="Times New Roman" w:hAnsi="Times New Roman"/>
+          <w:i w:val="1"/>
+          <w:sz w:val="24"/>
+          <w:szCs w:val="24"/>
+          <w:rtl w:val="0"/>
+        </w:rPr>
+        <w:br w:type="textWrapping"/>
+      </w:r>
+      <w:r>
+        <w:rPr>
+          <w:rFonts w:ascii="Times New Roman" w:cs="Times New Roman" w:eastAsia="Times New Roman" w:hAnsi="Times New Roman"/>
+          <w:sz w:val="24"/>
+          <w:szCs w:val="24"/>
+          <w:rtl w:val="0"/>
+        </w:rPr>
+        <w:t xml:space="preserve">Similar to CANTOS's approach of using edit distances to compute divergence matrices for AP clustering, in this approach, CANTOS calculated the pairwise Euclidean distances in the embedding space (LTE-3 or ADA-002) among tumor names in the CTR, WHO </w:t>
+      </w:r>
+      <w:r>
+        <w:rPr>
+          <w:rFonts w:ascii="Times New Roman" w:cs="Times New Roman" w:eastAsia="Times New Roman" w:hAnsi="Times New Roman"/>
+          <w:color w:val="2a2a2a"/>
+          <w:sz w:val="24"/>
+          <w:szCs w:val="24"/>
+          <w:highlight w:val="white"/>
+          <w:rtl w:val="0"/>
+        </w:rPr>
+        <w:t xml:space="preserve">system</w:t>
+      </w:r>
+      <w:r>
+        <w:rPr>
+          <w:rFonts w:ascii="Times New Roman" w:cs="Times New Roman" w:eastAsia="Times New Roman" w:hAnsi="Times New Roman"/>
+          <w:sz w:val="24"/>
+          <w:szCs w:val="24"/>
+          <w:rtl w:val="0"/>
+        </w:rPr>
+        <w:t xml:space="preserve"> and NCIt database.  However, this method is computationally expensive due to the high dimensionality of the embedding space: ADA-002 (1536) and LTE-3 (3072). To address this issue, CANTOS applied principal component analysis (PCA) to each set of embeddings (ADA-002 and LTE-3) and based on the iteration of pipeline that depended on the edition of WHO (5th edition or all editions) </w:t>
+      </w:r>
+      <w:r>
+        <w:rPr>
+          <w:rFonts w:ascii="Times New Roman" w:cs="Times New Roman" w:eastAsia="Times New Roman" w:hAnsi="Times New Roman"/>
+          <w:color w:val="2a2a2a"/>
+          <w:sz w:val="24"/>
+          <w:szCs w:val="24"/>
+          <w:highlight w:val="white"/>
+          <w:rtl w:val="0"/>
+        </w:rPr>
+        <w:t xml:space="preserve">system</w:t>
+      </w:r>
+      <w:r>
+        <w:rPr>
+          <w:rFonts w:ascii="Times New Roman" w:cs="Times New Roman" w:eastAsia="Times New Roman" w:hAnsi="Times New Roman"/>
+          <w:sz w:val="24"/>
+          <w:szCs w:val="24"/>
+          <w:rtl w:val="0"/>
+        </w:rPr>
+        <w:t xml:space="preserve"> used in the pipeline, generated four sets of PCA-transformed embeddings. The dimensions of the four PCA-transformed embedding spaces are summarized in </w:t>
+      </w:r>
+      <w:r>
+        <w:rPr>
+          <w:rFonts w:ascii="Times New Roman" w:cs="Times New Roman" w:eastAsia="Times New Roman" w:hAnsi="Times New Roman"/>
+          <w:b w:val="1"/>
+          <w:sz w:val="24"/>
+          <w:szCs w:val="24"/>
+          <w:rtl w:val="0"/>
+        </w:rPr>
+        <w:t xml:space="preserve">Table 5</w:t>
+      </w:r>
+      <w:r>
+        <w:rPr>
+          <w:rFonts w:ascii="Times New Roman" w:cs="Times New Roman" w:eastAsia="Times New Roman" w:hAnsi="Times New Roman"/>
+          <w:sz w:val="24"/>
+          <w:szCs w:val="24"/>
+          <w:rtl w:val="0"/>
+        </w:rPr>
+        <w:t xml:space="preserve">. For each case, CANTOS retained the minimum number of principal components necessary to explain 80% of the variance in the data.</w:t>
+      </w:r>
+    </w:p>
+    <w:p>
+      <w:pPr>
+        <w:ind w:left="-540" w:firstLine="0"/>
+        <w:rPr>
+          <w:rFonts w:ascii="Times New Roman" w:cs="Times New Roman" w:eastAsia="Times New Roman" w:hAnsi="Times New Roman"/>
+          <w:sz w:val="24"/>
+          <w:szCs w:val="24"/>
+        </w:rPr>
+      </w:pPr>
+      <w:r>
+        <w:rPr>
+          <w:rtl w:val="0"/>
+        </w:rPr>
+      </w:r>
+    </w:p>
+    <w:p>
+      <w:pPr>
+        <w:spacing w:line="276.0005454545455" w:lineRule="auto"/>
+        <w:ind w:left="-540" w:firstLine="0"/>
+        <w:jc w:val="both"/>
+        <w:rPr>
+          <w:rFonts w:ascii="Times New Roman" w:cs="Times New Roman" w:eastAsia="Times New Roman" w:hAnsi="Times New Roman"/>
+          <w:sz w:val="24"/>
+          <w:szCs w:val="24"/>
+        </w:rPr>
+      </w:pPr>
+      <w:r>
+        <w:rPr>
+          <w:rFonts w:ascii="Times New Roman" w:cs="Times New Roman" w:eastAsia="Times New Roman" w:hAnsi="Times New Roman"/>
+          <w:sz w:val="24"/>
+          <w:szCs w:val="24"/>
+          <w:rtl w:val="0"/>
+        </w:rPr>
+        <w:t xml:space="preserve">With the four sets of PCA-transformed embeddings, CANTOS computed the divergence matrices for AP clustering using pairwise Euclidean distance. After clustering, CANTOS performs cluster size analysis by computing the z-scores for each cluster based on the number of cluster members. Using the default z-score of 2.5 as a threshold, CANTOS determined the maximum cluster size and designated any cluster with a z-score greater than 2.5 as a large cluster. For each large cluster, CANTOS performed nested AP clustering until their sizes were below or equal to the maximum number of cluster members or the AP clustering algorithm converged.  The use of z-score for determining large clusters differs from the edit distance-based AP clustering method in the previous section, where the median cluster size was used as the threshold for determining the large clusters in CANTOS. The median cluster size for embedding-based AP clustering was lower than the maximum cluster size established by z-score-based clustering. This consequently led to more clusters with relatively homogeneous cluster members being labeled as large clusters and flagged for nested clustering. The maximum cluster size determined using the z-score was larger, and fewer such clusters were flagged as large, hence it was selected as the threshold for deciding large clusters in CANTOS. It should be noted that CTR has a diverse range of tumor names; thus, clustering these tumor names will produce clusters of nonuniform cluster size. Hence, estimating a maximum cluster size is not trivial when considering the variation in the entire dataset. With more curation and classification of the tumors within the CTR, one can get a more accurate estimate of a reasonable cluster size for each tumor type. </w:t>
+      </w:r>
+    </w:p>
+    <w:p>
+      <w:pPr>
+        <w:ind w:left="-540" w:firstLine="0"/>
+        <w:rPr>
+          <w:rFonts w:ascii="Times New Roman" w:cs="Times New Roman" w:eastAsia="Times New Roman" w:hAnsi="Times New Roman"/>
+          <w:color w:val="ff0000"/>
+          <w:sz w:val="24"/>
+          <w:szCs w:val="24"/>
+        </w:rPr>
+      </w:pPr>
+      <w:r>
+        <w:rPr>
+          <w:rFonts w:ascii="Times New Roman" w:cs="Times New Roman" w:eastAsia="Times New Roman" w:hAnsi="Times New Roman"/>
+          <w:sz w:val="24"/>
+          <w:szCs w:val="24"/>
+          <w:rtl w:val="0"/>
+        </w:rPr>
+        <w:t xml:space="preserve"> </w:t>
+      </w:r>
+      <w:r>
+        <w:rPr>
+          <w:rtl w:val="0"/>
+        </w:rPr>
+      </w:r>
+    </w:p>
+    <w:p>
+      <w:pPr>
+        <w:spacing w:line="276.0005454545455" w:lineRule="auto"/>
+        <w:ind w:left="-540" w:firstLine="0"/>
+        <w:jc w:val="both"/>
+        <w:rPr>
+          <w:rFonts w:ascii="Times New Roman" w:cs="Times New Roman" w:eastAsia="Times New Roman" w:hAnsi="Times New Roman"/>
+          <w:sz w:val="24"/>
+          <w:szCs w:val="24"/>
+        </w:rPr>
+      </w:pPr>
+      <w:r>
+        <w:rPr>
+          <w:rFonts w:ascii="Times New Roman" w:cs="Times New Roman" w:eastAsia="Times New Roman" w:hAnsi="Times New Roman"/>
+          <w:sz w:val="24"/>
+          <w:szCs w:val="24"/>
+          <w:rtl w:val="0"/>
+        </w:rPr>
+        <w:t xml:space="preserve">After clustering, CANTOS performed outlier detection as in the previous section using isolation forest and LOF analysis. The hyperparameters for isolation forest and LOF analysis were kept the same as they were for edit-distance-based AP clustering.  Following the outlier detection step, CANTOS iterates through each cluster and determines the standardized term from the WHO system (5th edition and all editions) and the NCIt database that are closest to each cluster member by computing the Euclidean distance in the embedding space (not the PCA-transformed space). If a majority of the tumor names in a cluster are close to a specific standardized term, then all the tumor names are mapped to that standardized term. In case there is a tie, where two or more standardized terms are equally represented in a cluster, then each tumor name within that cluster is assigned to its closest matching standardized term.  </w:t>
+      </w:r>
+      <w:r>
+        <w:rPr>
+          <w:rFonts w:ascii="Times New Roman" w:cs="Times New Roman" w:eastAsia="Times New Roman" w:hAnsi="Times New Roman"/>
+          <w:b w:val="1"/>
+          <w:sz w:val="24"/>
+          <w:szCs w:val="24"/>
+          <w:rtl w:val="0"/>
+        </w:rPr>
+        <w:t xml:space="preserve">Table 6</w:t>
+      </w:r>
+      <w:r>
+        <w:rPr>
+          <w:rFonts w:ascii="Times New Roman" w:cs="Times New Roman" w:eastAsia="Times New Roman" w:hAnsi="Times New Roman"/>
+          <w:sz w:val="24"/>
+          <w:szCs w:val="24"/>
+          <w:rtl w:val="0"/>
+        </w:rPr>
+        <w:t xml:space="preserve"> compares the number of AP clusters formed when we use text-embeddings and text-matching (edit distances).</w:t>
+      </w:r>
+    </w:p>
+    <w:p>
+      <w:pPr>
+        <w:spacing w:line="276.0005454545455" w:lineRule="auto"/>
+        <w:ind w:left="-540" w:firstLine="0"/>
+        <w:rPr>
+          <w:rFonts w:ascii="Times New Roman" w:cs="Times New Roman" w:eastAsia="Times New Roman" w:hAnsi="Times New Roman"/>
+          <w:sz w:val="24"/>
+          <w:szCs w:val="24"/>
+        </w:rPr>
+      </w:pPr>
+      <w:r>
+        <w:rPr>
+          <w:rtl w:val="0"/>
+        </w:rPr>
+      </w:r>
+    </w:p>
+    <w:p>
+      <w:pPr>
+        <w:spacing w:line="276.0005454545455" w:lineRule="auto"/>
+        <w:ind w:left="-540" w:firstLine="0"/>
+        <w:jc w:val="both"/>
+        <w:rPr>
+          <w:rFonts w:ascii="Times New Roman" w:cs="Times New Roman" w:eastAsia="Times New Roman" w:hAnsi="Times New Roman"/>
+          <w:sz w:val="24"/>
+          <w:szCs w:val="24"/>
+          <w:highlight w:val="white"/>
+        </w:rPr>
+      </w:pPr>
+      <w:r>
+        <w:rPr>
+          <w:rFonts w:ascii="Times New Roman" w:cs="Times New Roman" w:eastAsia="Times New Roman" w:hAnsi="Times New Roman"/>
+          <w:sz w:val="24"/>
+          <w:szCs w:val="24"/>
+          <w:highlight w:val="white"/>
+          <w:rtl w:val="0"/>
+        </w:rPr>
+        <w:t xml:space="preserve">In addition to AP clustering, CANTOS implemented K-means clustering on PCA transformed embeddings to standardize the tumor names in CTR. Unlike AP, K-means requires users to define the number of clusters, "K," as a hyperparameter</w:t>
+      </w:r>
+      <w:hyperlink r:id="rId80">
+        <w:r>
+          <w:rPr>
+            <w:rFonts w:ascii="Times New Roman" w:cs="Times New Roman" w:eastAsia="Times New Roman" w:hAnsi="Times New Roman"/>
+            <w:b w:val="0"/>
+            <w:color w:val="000000"/>
+            <w:sz w:val="24"/>
+            <w:szCs w:val="24"/>
+            <w:highlight w:val="white"/>
+            <w:u w:val="none"/>
+            <w:vertAlign w:val="superscript"/>
+            <w:rtl w:val="0"/>
+          </w:rPr>
+          <w:t xml:space="preserve">136</w:t>
+        </w:r>
+      </w:hyperlink>
+      <w:r>
+        <w:rPr>
+          <w:rFonts w:ascii="Times New Roman" w:cs="Times New Roman" w:eastAsia="Times New Roman" w:hAnsi="Times New Roman"/>
+          <w:sz w:val="24"/>
+          <w:szCs w:val="24"/>
+          <w:highlight w:val="white"/>
+          <w:rtl w:val="0"/>
+        </w:rPr>
+        <w:t xml:space="preserve">. Without prior information on the types of tumors present in CTR, it is difficult to estimate "K" qualitatively and thus we used a computational method to decide on an optimal value for “K”.  To determine “K”, we implemented a commonly used cluster performance metric known as the silhouette coefficient</w:t>
+      </w:r>
+      <w:hyperlink r:id="rId81">
+        <w:r>
+          <w:rPr>
+            <w:rFonts w:ascii="Times New Roman" w:cs="Times New Roman" w:eastAsia="Times New Roman" w:hAnsi="Times New Roman"/>
+            <w:b w:val="0"/>
+            <w:color w:val="000000"/>
+            <w:sz w:val="24"/>
+            <w:szCs w:val="24"/>
+            <w:highlight w:val="white"/>
+            <w:u w:val="none"/>
+            <w:vertAlign w:val="superscript"/>
+            <w:rtl w:val="0"/>
+          </w:rPr>
+          <w:t xml:space="preserve">137</w:t>
+        </w:r>
+      </w:hyperlink>
+      <w:r>
+        <w:rPr>
+          <w:rFonts w:ascii="Times New Roman" w:cs="Times New Roman" w:eastAsia="Times New Roman" w:hAnsi="Times New Roman"/>
+          <w:sz w:val="24"/>
+          <w:szCs w:val="24"/>
+          <w:highlight w:val="white"/>
+          <w:rtl w:val="0"/>
+        </w:rPr>
+        <w:t xml:space="preserve"> within CANTOS. For a given value of “K”, when K-means clustering is completed, the silhouette coefficient is computed for each data point. The silhouette coefficient has a range of [-1,1]. A silhouette coefficient of 1 signifies that the data point is well-matched to other elements in its own cluster and poorly matched to members of neighboring clusters</w:t>
+      </w:r>
+      <w:hyperlink r:id="rId82">
+        <w:r>
+          <w:rPr>
+            <w:rFonts w:ascii="Times New Roman" w:cs="Times New Roman" w:eastAsia="Times New Roman" w:hAnsi="Times New Roman"/>
+            <w:b w:val="0"/>
+            <w:color w:val="000000"/>
+            <w:sz w:val="24"/>
+            <w:szCs w:val="24"/>
+            <w:highlight w:val="white"/>
+            <w:u w:val="none"/>
+            <w:vertAlign w:val="superscript"/>
+            <w:rtl w:val="0"/>
+          </w:rPr>
+          <w:t xml:space="preserve">138</w:t>
+        </w:r>
+      </w:hyperlink>
+      <w:r>
+        <w:rPr>
+          <w:rFonts w:ascii="Times New Roman" w:cs="Times New Roman" w:eastAsia="Times New Roman" w:hAnsi="Times New Roman"/>
+          <w:sz w:val="24"/>
+          <w:szCs w:val="24"/>
+          <w:highlight w:val="white"/>
+          <w:rtl w:val="0"/>
+        </w:rPr>
+        <w:t xml:space="preserve">. A silhouette coefficient of 0 indicates that the data point is at the decision boundary of neighboring clusters and a score of -1 indicates that the data point is poorly matched with other cluster members and likely assigned to an incorrect cluster</w:t>
+      </w:r>
+      <w:hyperlink r:id="rId83">
+        <w:r>
+          <w:rPr>
+            <w:rFonts w:ascii="Times New Roman" w:cs="Times New Roman" w:eastAsia="Times New Roman" w:hAnsi="Times New Roman"/>
+            <w:b w:val="0"/>
+            <w:color w:val="000000"/>
+            <w:sz w:val="24"/>
+            <w:szCs w:val="24"/>
+            <w:highlight w:val="white"/>
+            <w:u w:val="none"/>
+            <w:vertAlign w:val="superscript"/>
+            <w:rtl w:val="0"/>
+          </w:rPr>
+          <w:t xml:space="preserve">138</w:t>
+        </w:r>
+      </w:hyperlink>
+      <w:r>
+        <w:rPr>
+          <w:rFonts w:ascii="Times New Roman" w:cs="Times New Roman" w:eastAsia="Times New Roman" w:hAnsi="Times New Roman"/>
+          <w:sz w:val="24"/>
+          <w:szCs w:val="24"/>
+          <w:highlight w:val="white"/>
+          <w:rtl w:val="0"/>
+        </w:rPr>
+        <w:t xml:space="preserve">. Intuitively, a higher silhouette coefficient for a data point represents high cohesion of that data point with rest of the cluster members and high separation from members of neighboring clusters.  CANTOS iterates through several values of “K” and performs K-means clustering and calculates the silhouette coefficient for each data point. For each cluster, CANTOS calculates the average silhouette coefficient which indicates the performance for that cluster. CANTOS then computed the average of each of the averaged silhouette coefficients per cluster, this produces a metric that can be used to evaluate the overall clustering performance of the K-means algorithm for a given value of “K”. We refer to this metric as the mean silhouette score which ranges from [-1,1] and a higher positive value indicates better clustering performance. Using this method, CANTOS evaluated the mean silhouette score for various values of “K” under both ADA-002 and LTE-3 embeddings for each iteration (WHO </w:t>
+      </w:r>
+      <w:r>
+        <w:rPr>
+          <w:rFonts w:ascii="Times New Roman" w:cs="Times New Roman" w:eastAsia="Times New Roman" w:hAnsi="Times New Roman"/>
+          <w:color w:val="2a2a2a"/>
+          <w:sz w:val="24"/>
+          <w:szCs w:val="24"/>
+          <w:highlight w:val="white"/>
+          <w:rtl w:val="0"/>
+        </w:rPr>
+        <w:t xml:space="preserve">system</w:t>
+      </w:r>
+      <w:r>
+        <w:rPr>
+          <w:rFonts w:ascii="Times New Roman" w:cs="Times New Roman" w:eastAsia="Times New Roman" w:hAnsi="Times New Roman"/>
+          <w:sz w:val="24"/>
+          <w:szCs w:val="24"/>
+          <w:highlight w:val="white"/>
+          <w:rtl w:val="0"/>
+        </w:rPr>
+        <w:t xml:space="preserve"> 5th edition and WHO </w:t>
+      </w:r>
+      <w:r>
+        <w:rPr>
+          <w:rFonts w:ascii="Times New Roman" w:cs="Times New Roman" w:eastAsia="Times New Roman" w:hAnsi="Times New Roman"/>
+          <w:color w:val="2a2a2a"/>
+          <w:sz w:val="24"/>
+          <w:szCs w:val="24"/>
+          <w:highlight w:val="white"/>
+          <w:rtl w:val="0"/>
+        </w:rPr>
+        <w:t xml:space="preserve">system</w:t>
+      </w:r>
+      <w:r>
+        <w:rPr>
+          <w:rFonts w:ascii="Times New Roman" w:cs="Times New Roman" w:eastAsia="Times New Roman" w:hAnsi="Times New Roman"/>
+          <w:sz w:val="24"/>
+          <w:szCs w:val="24"/>
+          <w:highlight w:val="white"/>
+          <w:rtl w:val="0"/>
+        </w:rPr>
+        <w:t xml:space="preserve"> all editions). In </w:t>
+      </w:r>
+      <w:r>
+        <w:rPr>
+          <w:rFonts w:ascii="Times New Roman" w:cs="Times New Roman" w:eastAsia="Times New Roman" w:hAnsi="Times New Roman"/>
+          <w:b w:val="1"/>
+          <w:sz w:val="24"/>
+          <w:szCs w:val="24"/>
+          <w:highlight w:val="white"/>
+          <w:rtl w:val="0"/>
+        </w:rPr>
+        <w:t xml:space="preserve">Figure 4</w:t>
+      </w:r>
+      <w:r>
+        <w:rPr>
+          <w:rFonts w:ascii="Times New Roman" w:cs="Times New Roman" w:eastAsia="Times New Roman" w:hAnsi="Times New Roman"/>
+          <w:sz w:val="24"/>
+          <w:szCs w:val="24"/>
+          <w:highlight w:val="white"/>
+          <w:rtl w:val="0"/>
+        </w:rPr>
+        <w:t xml:space="preserve">, we plot the mean silhouette score for each of these cases.</w:t>
+      </w:r>
+    </w:p>
+    <w:p>
+      <w:pPr>
+        <w:spacing w:line="276.0005454545455" w:lineRule="auto"/>
+        <w:ind w:left="-540" w:firstLine="0"/>
+        <w:jc w:val="both"/>
+        <w:rPr>
+          <w:rFonts w:ascii="Times New Roman" w:cs="Times New Roman" w:eastAsia="Times New Roman" w:hAnsi="Times New Roman"/>
+          <w:sz w:val="24"/>
+          <w:szCs w:val="24"/>
+          <w:highlight w:val="white"/>
+        </w:rPr>
+      </w:pPr>
+      <w:r>
+        <w:rPr>
+          <w:rtl w:val="0"/>
+        </w:rPr>
+      </w:r>
+    </w:p>
+    <w:p>
+      <w:pPr>
+        <w:spacing w:line="276.0005454545455" w:lineRule="auto"/>
+        <w:ind w:left="-540" w:firstLine="0"/>
+        <w:jc w:val="both"/>
+        <w:rPr>
+          <w:rFonts w:ascii="Times New Roman" w:cs="Times New Roman" w:eastAsia="Times New Roman" w:hAnsi="Times New Roman"/>
+          <w:sz w:val="24"/>
+          <w:szCs w:val="24"/>
+          <w:highlight w:val="white"/>
+        </w:rPr>
+      </w:pPr>
+      <w:r>
+        <w:rPr>
+          <w:rFonts w:ascii="Times New Roman" w:cs="Times New Roman" w:eastAsia="Times New Roman" w:hAnsi="Times New Roman"/>
+          <w:sz w:val="24"/>
+          <w:szCs w:val="24"/>
+          <w:highlight w:val="white"/>
+          <w:rtl w:val="0"/>
+        </w:rPr>
+        <w:t xml:space="preserve">After K-means clustering is completed, CANTOS follows the same steps for outlier detection (isolation forest and LOF analysis) and standardization (compute Euclidean distances with standardized term and identify the closest match) as it did for embedding based AP clustering, while maintaining the exact hyperparameter configurations. A detailed view of the text-embedding based standardization pipeline is displayed in </w:t>
+      </w:r>
+      <w:r>
+        <w:rPr>
+          <w:rFonts w:ascii="Times New Roman" w:cs="Times New Roman" w:eastAsia="Times New Roman" w:hAnsi="Times New Roman"/>
+          <w:b w:val="1"/>
+          <w:sz w:val="24"/>
+          <w:szCs w:val="24"/>
+          <w:highlight w:val="white"/>
+          <w:rtl w:val="0"/>
+        </w:rPr>
+        <w:t xml:space="preserve">Supplementary Figure</w:t>
+      </w:r>
+      <w:r>
+        <w:rPr>
+          <w:rFonts w:ascii="Times New Roman" w:cs="Times New Roman" w:eastAsia="Times New Roman" w:hAnsi="Times New Roman"/>
+          <w:sz w:val="24"/>
+          <w:szCs w:val="24"/>
+          <w:highlight w:val="white"/>
+          <w:rtl w:val="0"/>
+        </w:rPr>
+        <w:t xml:space="preserve"> </w:t>
+      </w:r>
+      <w:r>
+        <w:rPr>
+          <w:rFonts w:ascii="Times New Roman" w:cs="Times New Roman" w:eastAsia="Times New Roman" w:hAnsi="Times New Roman"/>
+          <w:b w:val="1"/>
+          <w:sz w:val="24"/>
+          <w:szCs w:val="24"/>
+          <w:highlight w:val="white"/>
+          <w:rtl w:val="0"/>
+        </w:rPr>
+        <w:t xml:space="preserve">SF2</w:t>
+      </w:r>
+      <w:r>
+        <w:rPr>
+          <w:rFonts w:ascii="Times New Roman" w:cs="Times New Roman" w:eastAsia="Times New Roman" w:hAnsi="Times New Roman"/>
+          <w:sz w:val="24"/>
+          <w:szCs w:val="24"/>
+          <w:highlight w:val="white"/>
+          <w:rtl w:val="0"/>
+        </w:rPr>
+        <w:t xml:space="preserve">,</w:t>
+      </w:r>
+      <w:r>
+        <w:rPr>
+          <w:rFonts w:ascii="Times New Roman" w:cs="Times New Roman" w:eastAsia="Times New Roman" w:hAnsi="Times New Roman"/>
+          <w:color w:val="ff0000"/>
+          <w:sz w:val="24"/>
+          <w:szCs w:val="24"/>
+          <w:highlight w:val="white"/>
+          <w:rtl w:val="0"/>
+        </w:rPr>
+        <w:t xml:space="preserve"> </w:t>
+      </w:r>
+      <w:r>
+        <w:rPr>
+          <w:rFonts w:ascii="Times New Roman" w:cs="Times New Roman" w:eastAsia="Times New Roman" w:hAnsi="Times New Roman"/>
+          <w:sz w:val="24"/>
+          <w:szCs w:val="24"/>
+          <w:highlight w:val="white"/>
+          <w:rtl w:val="0"/>
+        </w:rPr>
+        <w:t xml:space="preserve">and a brief summary is presented in </w:t>
+      </w:r>
+      <w:r>
+        <w:rPr>
+          <w:rFonts w:ascii="Times New Roman" w:cs="Times New Roman" w:eastAsia="Times New Roman" w:hAnsi="Times New Roman"/>
+          <w:b w:val="1"/>
+          <w:sz w:val="24"/>
+          <w:szCs w:val="24"/>
+          <w:highlight w:val="white"/>
+          <w:rtl w:val="0"/>
+        </w:rPr>
+        <w:t xml:space="preserve">Figure 3</w:t>
+      </w:r>
+      <w:r>
+        <w:rPr>
+          <w:rFonts w:ascii="Times New Roman" w:cs="Times New Roman" w:eastAsia="Times New Roman" w:hAnsi="Times New Roman"/>
+          <w:sz w:val="24"/>
+          <w:szCs w:val="24"/>
+          <w:highlight w:val="white"/>
+          <w:rtl w:val="0"/>
+        </w:rPr>
+        <w:t xml:space="preserve">.</w:t>
+      </w:r>
+    </w:p>
+    <w:p>
+      <w:pPr>
+        <w:spacing w:line="276.0005454545455" w:lineRule="auto"/>
+        <w:ind w:left="-540" w:firstLine="0"/>
+        <w:jc w:val="both"/>
+        <w:rPr>
+          <w:rFonts w:ascii="Times New Roman" w:cs="Times New Roman" w:eastAsia="Times New Roman" w:hAnsi="Times New Roman"/>
+          <w:sz w:val="24"/>
+          <w:szCs w:val="24"/>
+          <w:highlight w:val="white"/>
+        </w:rPr>
+      </w:pPr>
+      <w:r>
+        <w:rPr>
+          <w:rtl w:val="0"/>
+        </w:rPr>
+      </w:r>
+    </w:p>
+    <w:p>
+      <w:pPr>
+        <w:ind w:left="-540" w:firstLine="0"/>
+        <w:rPr>
+          <w:rFonts w:ascii="Times New Roman" w:cs="Times New Roman" w:eastAsia="Times New Roman" w:hAnsi="Times New Roman"/>
+          <w:b w:val="1"/>
+          <w:sz w:val="24"/>
+          <w:szCs w:val="24"/>
+          <w:highlight w:val="yellow"/>
+        </w:rPr>
+      </w:pPr>
+      <w:r>
+        <w:rPr>
+          <w:rFonts w:ascii="Times New Roman" w:cs="Times New Roman" w:eastAsia="Times New Roman" w:hAnsi="Times New Roman"/>
+          <w:b w:val="1"/>
+          <w:sz w:val="24"/>
+          <w:szCs w:val="24"/>
+          <w:highlight w:val="yellow"/>
+          <w:rtl w:val="0"/>
+        </w:rPr>
+        <w:t xml:space="preserve">Text embedding analysis: closest match in embedding space of Open Source Models</w:t>
+      </w:r>
+    </w:p>
+    <w:p>
+      <w:pPr>
+        <w:ind w:left="-540" w:firstLine="0"/>
+        <w:jc w:val="both"/>
+        <w:rPr>
+          <w:rFonts w:ascii="Times New Roman" w:cs="Times New Roman" w:eastAsia="Times New Roman" w:hAnsi="Times New Roman"/>
+          <w:sz w:val="24"/>
+          <w:szCs w:val="24"/>
+          <w:highlight w:val="yellow"/>
+        </w:rPr>
+      </w:pPr>
+      <w:r>
+        <w:rPr>
+          <w:rFonts w:ascii="Times New Roman" w:cs="Times New Roman" w:eastAsia="Times New Roman" w:hAnsi="Times New Roman"/>
+          <w:sz w:val="24"/>
+          <w:szCs w:val="24"/>
+          <w:highlight w:val="yellow"/>
+          <w:rtl w:val="0"/>
+        </w:rPr>
+        <w:t xml:space="preserve">The embeddings discussed in the preceding sections were produced using proprietary models: text-embedding-ada-002 (ADA-002) and text-embedding-3-large (LTE-3)  developed by OpenAI.  Such proprietary models are typically accessible exclusively via an API provided by their parent organization. Utilizing these models usually incurs a cost, and users have minimal or no control over the underlying model weights. Additionally, options for fine-tuning these models are generally limited.  In contrast, open-source models are not subjected to these limitations. They allow users to execute the models locally, customize them according to specific requirements, and operate without incurring usage costs. Thus, in our analysis, we used the following open source models to  generate text-embeddings for tumor names in the CTR, WHO </w:t>
+      </w:r>
+      <w:r>
+        <w:rPr>
+          <w:rFonts w:ascii="Times New Roman" w:cs="Times New Roman" w:eastAsia="Times New Roman" w:hAnsi="Times New Roman"/>
+          <w:color w:val="2a2a2a"/>
+          <w:sz w:val="24"/>
+          <w:szCs w:val="24"/>
+          <w:highlight w:val="yellow"/>
+          <w:rtl w:val="0"/>
+        </w:rPr>
+        <w:t xml:space="preserve">system</w:t>
+      </w:r>
+      <w:r>
+        <w:rPr>
+          <w:rFonts w:ascii="Times New Roman" w:cs="Times New Roman" w:eastAsia="Times New Roman" w:hAnsi="Times New Roman"/>
+          <w:sz w:val="24"/>
+          <w:szCs w:val="24"/>
+          <w:highlight w:val="yellow"/>
+          <w:rtl w:val="0"/>
+        </w:rPr>
+        <w:t xml:space="preserve">, and NCIt database:  LLama 3.3 (70 billion parameters)</w:t>
+      </w:r>
+      <w:hyperlink r:id="rId84">
+        <w:r>
+          <w:rPr>
+            <w:rFonts w:ascii="Times New Roman" w:cs="Times New Roman" w:eastAsia="Times New Roman" w:hAnsi="Times New Roman"/>
+            <w:b w:val="0"/>
+            <w:color w:val="000000"/>
+            <w:sz w:val="24"/>
+            <w:szCs w:val="24"/>
+            <w:highlight w:val="yellow"/>
+            <w:u w:val="none"/>
+            <w:vertAlign w:val="superscript"/>
+            <w:rtl w:val="0"/>
+          </w:rPr>
+          <w:t xml:space="preserve">125</w:t>
+        </w:r>
+      </w:hyperlink>
+      <w:r>
+        <w:rPr>
+          <w:rFonts w:ascii="Times New Roman" w:cs="Times New Roman" w:eastAsia="Times New Roman" w:hAnsi="Times New Roman"/>
+          <w:sz w:val="24"/>
+          <w:szCs w:val="24"/>
+          <w:highlight w:val="yellow"/>
+          <w:rtl w:val="0"/>
+        </w:rPr>
+        <w:t xml:space="preserve">, LLama-3.2 (3 billion parameters)</w:t>
+      </w:r>
+      <w:hyperlink r:id="rId85">
+        <w:r>
+          <w:rPr>
+            <w:rFonts w:ascii="Times New Roman" w:cs="Times New Roman" w:eastAsia="Times New Roman" w:hAnsi="Times New Roman"/>
+            <w:b w:val="0"/>
+            <w:color w:val="000000"/>
+            <w:sz w:val="24"/>
+            <w:szCs w:val="24"/>
+            <w:highlight w:val="yellow"/>
+            <w:u w:val="none"/>
+            <w:vertAlign w:val="superscript"/>
+            <w:rtl w:val="0"/>
+          </w:rPr>
+          <w:t xml:space="preserve">127</w:t>
+        </w:r>
+      </w:hyperlink>
+      <w:r>
+        <w:rPr>
+          <w:rFonts w:ascii="Times New Roman" w:cs="Times New Roman" w:eastAsia="Times New Roman" w:hAnsi="Times New Roman"/>
+          <w:sz w:val="24"/>
+          <w:szCs w:val="24"/>
+          <w:highlight w:val="yellow"/>
+          <w:rtl w:val="0"/>
+        </w:rPr>
+        <w:t xml:space="preserve">,  LLama-3(8 billion parameter) </w:t>
+      </w:r>
+      <w:hyperlink r:id="rId86">
+        <w:r>
+          <w:rPr>
+            <w:rFonts w:ascii="Times New Roman" w:cs="Times New Roman" w:eastAsia="Times New Roman" w:hAnsi="Times New Roman"/>
+            <w:b w:val="0"/>
+            <w:color w:val="000000"/>
+            <w:sz w:val="24"/>
+            <w:szCs w:val="24"/>
+            <w:highlight w:val="yellow"/>
+            <w:u w:val="none"/>
+            <w:vertAlign w:val="superscript"/>
+            <w:rtl w:val="0"/>
+          </w:rPr>
+          <w:t xml:space="preserve">126</w:t>
+        </w:r>
+      </w:hyperlink>
+      <w:r>
+        <w:rPr>
+          <w:rFonts w:ascii="Times New Roman" w:cs="Times New Roman" w:eastAsia="Times New Roman" w:hAnsi="Times New Roman"/>
+          <w:sz w:val="24"/>
+          <w:szCs w:val="24"/>
+          <w:highlight w:val="yellow"/>
+          <w:rtl w:val="0"/>
+        </w:rPr>
+        <w:t xml:space="preserve"> ,BioBERT</w:t>
+      </w:r>
+      <w:hyperlink r:id="rId87">
+        <w:r>
+          <w:rPr>
+            <w:rFonts w:ascii="Times New Roman" w:cs="Times New Roman" w:eastAsia="Times New Roman" w:hAnsi="Times New Roman"/>
+            <w:b w:val="0"/>
+            <w:color w:val="000000"/>
+            <w:sz w:val="24"/>
+            <w:szCs w:val="24"/>
+            <w:highlight w:val="yellow"/>
+            <w:u w:val="none"/>
+            <w:vertAlign w:val="superscript"/>
+            <w:rtl w:val="0"/>
+          </w:rPr>
+          <w:t xml:space="preserve">113</w:t>
+        </w:r>
+      </w:hyperlink>
+      <w:r>
+        <w:rPr>
+          <w:rFonts w:ascii="Times New Roman" w:cs="Times New Roman" w:eastAsia="Times New Roman" w:hAnsi="Times New Roman"/>
+          <w:sz w:val="24"/>
+          <w:szCs w:val="24"/>
+          <w:highlight w:val="yellow"/>
+          <w:rtl w:val="0"/>
+        </w:rPr>
+        <w:t xml:space="preserve"> </w:t>
+      </w:r>
+      <w:r>
+        <w:rPr>
+          <w:rFonts w:ascii="Times New Roman" w:cs="Times New Roman" w:eastAsia="Times New Roman" w:hAnsi="Times New Roman"/>
+          <w:sz w:val="24"/>
+          <w:szCs w:val="24"/>
+          <w:highlight w:val="yellow"/>
+          <w:rtl w:val="0"/>
+        </w:rPr>
+        <w:t xml:space="preserve">, MedLLama-7B</w:t>
+      </w:r>
+      <w:hyperlink r:id="rId88">
+        <w:r>
+          <w:rPr>
+            <w:rFonts w:ascii="Times New Roman" w:cs="Times New Roman" w:eastAsia="Times New Roman" w:hAnsi="Times New Roman"/>
+            <w:b w:val="0"/>
+            <w:color w:val="000000"/>
+            <w:sz w:val="24"/>
+            <w:szCs w:val="24"/>
+            <w:highlight w:val="yellow"/>
+            <w:u w:val="none"/>
+            <w:vertAlign w:val="superscript"/>
+            <w:rtl w:val="0"/>
+          </w:rPr>
+          <w:t xml:space="preserve">120,122</w:t>
+        </w:r>
+      </w:hyperlink>
+      <w:r>
+        <w:rPr>
+          <w:rFonts w:ascii="Times New Roman" w:cs="Times New Roman" w:eastAsia="Times New Roman" w:hAnsi="Times New Roman"/>
+          <w:sz w:val="24"/>
+          <w:szCs w:val="24"/>
+          <w:highlight w:val="yellow"/>
+          <w:rtl w:val="0"/>
+        </w:rPr>
+        <w:t xml:space="preserve"> </w:t>
+      </w:r>
+      <w:r>
+        <w:rPr>
+          <w:rFonts w:ascii="Times New Roman" w:cs="Times New Roman" w:eastAsia="Times New Roman" w:hAnsi="Times New Roman"/>
+          <w:sz w:val="24"/>
+          <w:szCs w:val="24"/>
+          <w:highlight w:val="yellow"/>
+          <w:rtl w:val="0"/>
+        </w:rPr>
+        <w:t xml:space="preserve">,MedLLama-13B</w:t>
+      </w:r>
+      <w:hyperlink r:id="rId89">
+        <w:r>
+          <w:rPr>
+            <w:rFonts w:ascii="Times New Roman" w:cs="Times New Roman" w:eastAsia="Times New Roman" w:hAnsi="Times New Roman"/>
+            <w:b w:val="0"/>
+            <w:color w:val="000000"/>
+            <w:sz w:val="24"/>
+            <w:szCs w:val="24"/>
+            <w:highlight w:val="yellow"/>
+            <w:u w:val="none"/>
+            <w:vertAlign w:val="superscript"/>
+            <w:rtl w:val="0"/>
+          </w:rPr>
+          <w:t xml:space="preserve">120,122</w:t>
+        </w:r>
+      </w:hyperlink>
+      <w:r>
+        <w:rPr>
+          <w:rFonts w:ascii="Times New Roman" w:cs="Times New Roman" w:eastAsia="Times New Roman" w:hAnsi="Times New Roman"/>
+          <w:sz w:val="24"/>
+          <w:szCs w:val="24"/>
+          <w:highlight w:val="yellow"/>
+          <w:rtl w:val="0"/>
+        </w:rPr>
+        <w:t xml:space="preserve"> , PubMedBERT</w:t>
+      </w:r>
+      <w:hyperlink r:id="rId90">
+        <w:r>
+          <w:rPr>
+            <w:rFonts w:ascii="Times New Roman" w:cs="Times New Roman" w:eastAsia="Times New Roman" w:hAnsi="Times New Roman"/>
+            <w:b w:val="0"/>
+            <w:color w:val="000000"/>
+            <w:sz w:val="24"/>
+            <w:szCs w:val="24"/>
+            <w:highlight w:val="yellow"/>
+            <w:u w:val="none"/>
+            <w:vertAlign w:val="superscript"/>
+            <w:rtl w:val="0"/>
+          </w:rPr>
+          <w:t xml:space="preserve">111</w:t>
+        </w:r>
+      </w:hyperlink>
+      <w:r>
+        <w:rPr>
+          <w:rFonts w:ascii="Times New Roman" w:cs="Times New Roman" w:eastAsia="Times New Roman" w:hAnsi="Times New Roman"/>
+          <w:sz w:val="24"/>
+          <w:szCs w:val="24"/>
+          <w:highlight w:val="yellow"/>
+          <w:rtl w:val="0"/>
+        </w:rPr>
+        <w:t xml:space="preserve">,  MordernBERT</w:t>
+      </w:r>
+      <w:hyperlink r:id="rId91">
+        <w:r>
+          <w:rPr>
+            <w:rFonts w:ascii="Times New Roman" w:cs="Times New Roman" w:eastAsia="Times New Roman" w:hAnsi="Times New Roman"/>
+            <w:b w:val="0"/>
+            <w:color w:val="000000"/>
+            <w:sz w:val="24"/>
+            <w:szCs w:val="24"/>
+            <w:highlight w:val="yellow"/>
+            <w:u w:val="none"/>
+            <w:vertAlign w:val="superscript"/>
+            <w:rtl w:val="0"/>
+          </w:rPr>
+          <w:t xml:space="preserve">116</w:t>
+        </w:r>
+      </w:hyperlink>
+      <w:r>
+        <w:rPr>
+          <w:rFonts w:ascii="Times New Roman" w:cs="Times New Roman" w:eastAsia="Times New Roman" w:hAnsi="Times New Roman"/>
+          <w:sz w:val="24"/>
+          <w:szCs w:val="24"/>
+          <w:highlight w:val="yellow"/>
+          <w:rtl w:val="0"/>
+        </w:rPr>
+        <w:t xml:space="preserve"> and Phi-4</w:t>
+      </w:r>
+      <w:hyperlink r:id="rId92">
+        <w:r>
+          <w:rPr>
+            <w:rFonts w:ascii="Times New Roman" w:cs="Times New Roman" w:eastAsia="Times New Roman" w:hAnsi="Times New Roman"/>
+            <w:b w:val="0"/>
+            <w:color w:val="000000"/>
+            <w:sz w:val="24"/>
+            <w:szCs w:val="24"/>
+            <w:highlight w:val="yellow"/>
+            <w:u w:val="none"/>
+            <w:vertAlign w:val="superscript"/>
+            <w:rtl w:val="0"/>
+          </w:rPr>
+          <w:t xml:space="preserve">129</w:t>
         </w:r>
       </w:hyperlink>
       <w:r>
@@ -8539,7 +9081,7 @@
         </w:rPr>
         <w:t xml:space="preserve">Users can download the data used in this paper from the CTR website (</w:t>
       </w:r>
-      <w:hyperlink r:id="rId69">
+      <w:hyperlink r:id="rId93">
         <w:r>
           <w:rPr>
             <w:rFonts w:ascii="Times New Roman" w:cs="Times New Roman" w:eastAsia="Times New Roman" w:hAnsi="Times New Roman"/>
@@ -8563,7 +9105,7 @@
         </w:rPr>
         <w:t xml:space="preserve">)</w:t>
       </w:r>
-      <w:hyperlink r:id="rId70">
+      <w:hyperlink r:id="rId94">
         <w:r>
           <w:rPr>
             <w:rFonts w:ascii="Times New Roman" w:cs="Times New Roman" w:eastAsia="Times New Roman" w:hAnsi="Times New Roman"/>
@@ -8589,7 +9131,7 @@
         </w:rPr>
         <w:t xml:space="preserve">, Clinical Trials API or from the Aggregate Analysis of ClinicalTrials.gov-Clinical Trials Transformative Initiative (AACT-CTTI) website (</w:t>
       </w:r>
-      <w:hyperlink r:id="rId71">
+      <w:hyperlink r:id="rId95">
         <w:r>
           <w:rPr>
             <w:rFonts w:ascii="Times New Roman" w:cs="Times New Roman" w:eastAsia="Times New Roman" w:hAnsi="Times New Roman"/>
@@ -8634,7 +9176,7 @@
         </w:rPr>
         <w:t xml:space="preserve">. The code files for building and running CANTOS, along with the instructions for downloading the embeddings generated using Open AI are publicly available at our GitHub repository: </w:t>
       </w:r>
-      <w:hyperlink r:id="rId72">
+      <w:hyperlink r:id="rId96">
         <w:r>
           <w:rPr>
             <w:rFonts w:ascii="Times New Roman" w:cs="Times New Roman" w:eastAsia="Times New Roman" w:hAnsi="Times New Roman"/>
@@ -8885,7 +9427,7 @@
         </w:rPr>
         <w:t xml:space="preserve">. The code for implementation of the CANTOS pipeline is available in our public GitHub repository:</w:t>
       </w:r>
-      <w:hyperlink r:id="rId73">
+      <w:hyperlink r:id="rId97">
         <w:r>
           <w:rPr>
             <w:rFonts w:ascii="Times New Roman" w:cs="Times New Roman" w:eastAsia="Times New Roman" w:hAnsi="Times New Roman"/>
@@ -8898,7 +9440,7 @@
           <w:t xml:space="preserve"> </w:t>
         </w:r>
       </w:hyperlink>
-      <w:hyperlink r:id="rId74">
+      <w:hyperlink r:id="rId98">
         <w:r>
           <w:rPr>
             <w:rFonts w:ascii="Times New Roman" w:cs="Times New Roman" w:eastAsia="Times New Roman" w:hAnsi="Times New Roman"/>
@@ -9287,7 +9829,7 @@
         <w:t xml:space="preserve">1.</w:t>
         <w:tab/>
       </w:r>
-      <w:hyperlink r:id="rId75">
+      <w:hyperlink r:id="rId99">
         <w:r>
           <w:rPr>
             <w:rFonts w:ascii="Times New Roman" w:cs="Times New Roman" w:eastAsia="Times New Roman" w:hAnsi="Times New Roman"/>
@@ -9302,7 +9844,7 @@
           <w:t xml:space="preserve">Bray, F., Laversanne, M., Sung, H., Ferlay, J., Siegel, R.L., Soerjomataram, I., and Jemal, A. (2024). Global cancer statistics 2022: GLOBOCAN estimates of incidence and mortality worldwide for 36 cancers in 185 countries. CA Cancer J. Clin. </w:t>
         </w:r>
       </w:hyperlink>
-      <w:hyperlink r:id="rId76">
+      <w:hyperlink r:id="rId100">
         <w:r>
           <w:rPr>
             <w:rFonts w:ascii="Times New Roman" w:cs="Times New Roman" w:eastAsia="Times New Roman" w:hAnsi="Times New Roman"/>
@@ -9317,7 +9859,7 @@
           <w:t xml:space="preserve">74</w:t>
         </w:r>
       </w:hyperlink>
-      <w:hyperlink r:id="rId77">
+      <w:hyperlink r:id="rId101">
         <w:r>
           <w:rPr>
             <w:rFonts w:ascii="Times New Roman" w:cs="Times New Roman" w:eastAsia="Times New Roman" w:hAnsi="Times New Roman"/>
@@ -9377,7 +9919,7 @@
         <w:t xml:space="preserve">2.</w:t>
         <w:tab/>
       </w:r>
-      <w:hyperlink r:id="rId78">
+      <w:hyperlink r:id="rId102">
         <w:r>
           <w:rPr>
             <w:rFonts w:ascii="Times New Roman" w:cs="Times New Roman" w:eastAsia="Times New Roman" w:hAnsi="Times New Roman"/>
@@ -9392,7 +9934,7 @@
           <w:t xml:space="preserve">Siegel, R.L., Giaquinto, A.N., and Jemal, A. (2024). Cancer statistics, 2024. CA Cancer J. Clin. </w:t>
         </w:r>
       </w:hyperlink>
-      <w:hyperlink r:id="rId79">
+      <w:hyperlink r:id="rId103">
         <w:r>
           <w:rPr>
             <w:rFonts w:ascii="Times New Roman" w:cs="Times New Roman" w:eastAsia="Times New Roman" w:hAnsi="Times New Roman"/>
@@ -9407,7 +9949,7 @@
           <w:t xml:space="preserve">74</w:t>
         </w:r>
       </w:hyperlink>
-      <w:hyperlink r:id="rId80">
+      <w:hyperlink r:id="rId104">
         <w:r>
           <w:rPr>
             <w:rFonts w:ascii="Times New Roman" w:cs="Times New Roman" w:eastAsia="Times New Roman" w:hAnsi="Times New Roman"/>
@@ -9467,7 +10009,7 @@
         <w:t xml:space="preserve">3.</w:t>
         <w:tab/>
       </w:r>
-      <w:hyperlink r:id="rId81">
+      <w:hyperlink r:id="rId105">
         <w:r>
           <w:rPr>
             <w:rFonts w:ascii="Times New Roman" w:cs="Times New Roman" w:eastAsia="Times New Roman" w:hAnsi="Times New Roman"/>
@@ -9482,7 +10024,7 @@
           <w:t xml:space="preserve">Matt, G.Y., Sioson, E., Shelton, K., Wang, J., Lu, C., Zaldivar Peraza, A., Gangwani, K., Paul, R., Reilly, C., Acić, A., et al. (2024). St. Jude Survivorship Portal: Sharing and Analyzing Large Clinical and Genomic Datasets from Pediatric Cancer Survivors. Cancer Discov. </w:t>
         </w:r>
       </w:hyperlink>
-      <w:hyperlink r:id="rId82">
+      <w:hyperlink r:id="rId106">
         <w:r>
           <w:rPr>
             <w:rFonts w:ascii="Times New Roman" w:cs="Times New Roman" w:eastAsia="Times New Roman" w:hAnsi="Times New Roman"/>
@@ -9497,7 +10039,7 @@
           <w:t xml:space="preserve">14</w:t>
         </w:r>
       </w:hyperlink>
-      <w:hyperlink r:id="rId83">
+      <w:hyperlink r:id="rId107">
         <w:r>
           <w:rPr>
             <w:rFonts w:ascii="Times New Roman" w:cs="Times New Roman" w:eastAsia="Times New Roman" w:hAnsi="Times New Roman"/>
@@ -9557,7 +10099,7 @@
         <w:t xml:space="preserve">4.</w:t>
         <w:tab/>
       </w:r>
-      <w:hyperlink r:id="rId84">
+      <w:hyperlink r:id="rId108">
         <w:r>
           <w:rPr>
             <w:rFonts w:ascii="Times New Roman" w:cs="Times New Roman" w:eastAsia="Times New Roman" w:hAnsi="Times New Roman"/>
@@ -9572,7 +10114,7 @@
           <w:t xml:space="preserve">Aristizabal, P., Winestone, L.E., Umaretiya, P., and Bona, K. (2021). Disparities in Pediatric Oncology: The 21st Century Opportunity to Improve Outcomes for Children and Adolescents With Cancer. Am Soc Clin Oncol Educ Book </w:t>
         </w:r>
       </w:hyperlink>
-      <w:hyperlink r:id="rId85">
+      <w:hyperlink r:id="rId109">
         <w:r>
           <w:rPr>
             <w:rFonts w:ascii="Times New Roman" w:cs="Times New Roman" w:eastAsia="Times New Roman" w:hAnsi="Times New Roman"/>
@@ -9587,7 +10129,7 @@
           <w:t xml:space="preserve">41</w:t>
         </w:r>
       </w:hyperlink>
-      <w:hyperlink r:id="rId86">
+      <w:hyperlink r:id="rId110">
         <w:r>
           <w:rPr>
             <w:rFonts w:ascii="Times New Roman" w:cs="Times New Roman" w:eastAsia="Times New Roman" w:hAnsi="Times New Roman"/>
@@ -9647,7 +10189,7 @@
         <w:t xml:space="preserve">5.</w:t>
         <w:tab/>
       </w:r>
-      <w:hyperlink r:id="rId87">
+      <w:hyperlink r:id="rId111">
         <w:r>
           <w:rPr>
             <w:rFonts w:ascii="Times New Roman" w:cs="Times New Roman" w:eastAsia="Times New Roman" w:hAnsi="Times New Roman"/>
@@ -9662,7 +10204,7 @@
           <w:t xml:space="preserve">Hunger Stephen P., and Mullighan Charles G. Acute Lymphoblastic Leukemia in Children. N. Engl. J. Med. </w:t>
         </w:r>
       </w:hyperlink>
-      <w:hyperlink r:id="rId88">
+      <w:hyperlink r:id="rId112">
         <w:r>
           <w:rPr>
             <w:rFonts w:ascii="Times New Roman" w:cs="Times New Roman" w:eastAsia="Times New Roman" w:hAnsi="Times New Roman"/>
@@ -9677,7 +10219,7 @@
           <w:t xml:space="preserve">373</w:t>
         </w:r>
       </w:hyperlink>
-      <w:hyperlink r:id="rId89">
+      <w:hyperlink r:id="rId113">
         <w:r>
           <w:rPr>
             <w:rFonts w:ascii="Times New Roman" w:cs="Times New Roman" w:eastAsia="Times New Roman" w:hAnsi="Times New Roman"/>
@@ -9737,7 +10279,7 @@
         <w:t xml:space="preserve">6.</w:t>
         <w:tab/>
       </w:r>
-      <w:hyperlink r:id="rId90">
+      <w:hyperlink r:id="rId114">
         <w:r>
           <w:rPr>
             <w:rFonts w:ascii="Times New Roman" w:cs="Times New Roman" w:eastAsia="Times New Roman" w:hAnsi="Times New Roman"/>
@@ -9752,7 +10294,7 @@
           <w:t xml:space="preserve">Laetsch, T.W., DuBois, S.G., Bender, J.G., Macy, M.E., and Moreno, L. (2021). Opportunities and Challenges in Drug Development for Pediatric Cancers. Cancer Discov. </w:t>
         </w:r>
       </w:hyperlink>
-      <w:hyperlink r:id="rId91">
+      <w:hyperlink r:id="rId115">
         <w:r>
           <w:rPr>
             <w:rFonts w:ascii="Times New Roman" w:cs="Times New Roman" w:eastAsia="Times New Roman" w:hAnsi="Times New Roman"/>
@@ -9767,7 +10309,7 @@
           <w:t xml:space="preserve">11</w:t>
         </w:r>
       </w:hyperlink>
-      <w:hyperlink r:id="rId92">
+      <w:hyperlink r:id="rId116">
         <w:r>
           <w:rPr>
             <w:rFonts w:ascii="Times New Roman" w:cs="Times New Roman" w:eastAsia="Times New Roman" w:hAnsi="Times New Roman"/>
@@ -9827,7 +10369,7 @@
         <w:t xml:space="preserve">7.</w:t>
         <w:tab/>
       </w:r>
-      <w:hyperlink r:id="rId93">
+      <w:hyperlink r:id="rId117">
         <w:r>
           <w:rPr>
             <w:rFonts w:ascii="Times New Roman" w:cs="Times New Roman" w:eastAsia="Times New Roman" w:hAnsi="Times New Roman"/>
@@ -9842,7 +10384,7 @@
           <w:t xml:space="preserve">Renfro, L.A., Ji, L., Piao, J., Onar-Thomas, A., Kairalla, J.A., and Alonzo, T.A. (2019). Trial Design Challenges and Approaches for Precision Oncology in Rare Tumors: Experiences of the Children’s Oncology Group. JCO Precis Oncol </w:t>
         </w:r>
       </w:hyperlink>
-      <w:hyperlink r:id="rId94">
+      <w:hyperlink r:id="rId118">
         <w:r>
           <w:rPr>
             <w:rFonts w:ascii="Times New Roman" w:cs="Times New Roman" w:eastAsia="Times New Roman" w:hAnsi="Times New Roman"/>
@@ -9857,7 +10399,7 @@
           <w:t xml:space="preserve">3</w:t>
         </w:r>
       </w:hyperlink>
-      <w:hyperlink r:id="rId95">
+      <w:hyperlink r:id="rId119">
         <w:r>
           <w:rPr>
             <w:rFonts w:ascii="Times New Roman" w:cs="Times New Roman" w:eastAsia="Times New Roman" w:hAnsi="Times New Roman"/>
@@ -9872,7 +10414,7 @@
           <w:t xml:space="preserve">. https://doi.org/</w:t>
         </w:r>
       </w:hyperlink>
-      <w:hyperlink r:id="rId96">
+      <w:hyperlink r:id="rId120">
         <w:r>
           <w:rPr>
             <w:rFonts w:ascii="Times New Roman" w:cs="Times New Roman" w:eastAsia="Times New Roman" w:hAnsi="Times New Roman"/>
@@ -9887,7 +10429,7 @@
           <w:t xml:space="preserve">10.1200/PO.19.00060</w:t>
         </w:r>
       </w:hyperlink>
-      <w:hyperlink r:id="rId97">
+      <w:hyperlink r:id="rId121">
         <w:r>
           <w:rPr>
             <w:rFonts w:ascii="Times New Roman" w:cs="Times New Roman" w:eastAsia="Times New Roman" w:hAnsi="Times New Roman"/>
@@ -9947,7 +10489,7 @@
         <w:t xml:space="preserve">8.</w:t>
         <w:tab/>
       </w:r>
-      <w:hyperlink r:id="rId98">
+      <w:hyperlink r:id="rId122">
         <w:r>
           <w:rPr>
             <w:rFonts w:ascii="Times New Roman" w:cs="Times New Roman" w:eastAsia="Times New Roman" w:hAnsi="Times New Roman"/>
@@ -9962,7 +10504,7 @@
           <w:t xml:space="preserve">Rivers, Z., Hyde, B., Ronski, K., Stearns, D., Toll, S., Ritt, K., Cooney, M., Nimeiri, H., Federman, N., and Kaneva, K. (2023). Exploring Barriers to Pediatric Cancer Clinical Trials: The Role of a Networked, Just-in-Time Study Program. Clin. Ther. </w:t>
         </w:r>
       </w:hyperlink>
-      <w:hyperlink r:id="rId99">
+      <w:hyperlink r:id="rId123">
         <w:r>
           <w:rPr>
             <w:rFonts w:ascii="Times New Roman" w:cs="Times New Roman" w:eastAsia="Times New Roman" w:hAnsi="Times New Roman"/>
@@ -9977,7 +10519,7 @@
           <w:t xml:space="preserve">45</w:t>
         </w:r>
       </w:hyperlink>
-      <w:hyperlink r:id="rId100">
+      <w:hyperlink r:id="rId124">
         <w:r>
           <w:rPr>
             <w:rFonts w:ascii="Times New Roman" w:cs="Times New Roman" w:eastAsia="Times New Roman" w:hAnsi="Times New Roman"/>
@@ -10037,7 +10579,7 @@
         <w:t xml:space="preserve">9.</w:t>
         <w:tab/>
       </w:r>
-      <w:hyperlink r:id="rId101">
+      <w:hyperlink r:id="rId125">
         <w:r>
           <w:rPr>
             <w:rFonts w:ascii="Times New Roman" w:cs="Times New Roman" w:eastAsia="Times New Roman" w:hAnsi="Times New Roman"/>
@@ -10052,7 +10594,7 @@
           <w:t xml:space="preserve">National Institutes of Health Clinical Trials Registry ClinicalTrials.gov. </w:t>
         </w:r>
       </w:hyperlink>
-      <w:hyperlink r:id="rId102">
+      <w:hyperlink r:id="rId126">
         <w:r>
           <w:rPr>
             <w:rFonts w:ascii="Times New Roman" w:cs="Times New Roman" w:eastAsia="Times New Roman" w:hAnsi="Times New Roman"/>
@@ -10067,7 +10609,7 @@
           <w:t xml:space="preserve">https://clinicaltrials.gov/</w:t>
         </w:r>
       </w:hyperlink>
-      <w:hyperlink r:id="rId103">
+      <w:hyperlink r:id="rId127">
         <w:r>
           <w:rPr>
             <w:rFonts w:ascii="Times New Roman" w:cs="Times New Roman" w:eastAsia="Times New Roman" w:hAnsi="Times New Roman"/>
@@ -10127,7 +10669,7 @@
         <w:t xml:space="preserve">10.</w:t>
         <w:tab/>
       </w:r>
-      <w:hyperlink r:id="rId104">
+      <w:hyperlink r:id="rId128">
         <w:r>
           <w:rPr>
             <w:rFonts w:ascii="Times New Roman" w:cs="Times New Roman" w:eastAsia="Times New Roman" w:hAnsi="Times New Roman"/>
@@ -10142,7 +10684,7 @@
           <w:t xml:space="preserve">Zarin, D.A., Tse, T., Williams, R.J., Califf, R.M., and Ide, N.C. (2011). The ClinicalTrials.gov Results Database — Update and Key Issues. N. Engl. J. Med. </w:t>
         </w:r>
       </w:hyperlink>
-      <w:hyperlink r:id="rId105">
+      <w:hyperlink r:id="rId129">
         <w:r>
           <w:rPr>
             <w:rFonts w:ascii="Times New Roman" w:cs="Times New Roman" w:eastAsia="Times New Roman" w:hAnsi="Times New Roman"/>
@@ -10157,7 +10699,7 @@
           <w:t xml:space="preserve">364</w:t>
         </w:r>
       </w:hyperlink>
-      <w:hyperlink r:id="rId106">
+      <w:hyperlink r:id="rId130">
         <w:r>
           <w:rPr>
             <w:rFonts w:ascii="Times New Roman" w:cs="Times New Roman" w:eastAsia="Times New Roman" w:hAnsi="Times New Roman"/>
@@ -10217,7 +10759,7 @@
         <w:t xml:space="preserve">11.</w:t>
         <w:tab/>
       </w:r>
-      <w:hyperlink r:id="rId107">
+      <w:hyperlink r:id="rId131">
         <w:r>
           <w:rPr>
             <w:rFonts w:ascii="Times New Roman" w:cs="Times New Roman" w:eastAsia="Times New Roman" w:hAnsi="Times New Roman"/>
@@ -10277,7 +10819,7 @@
         <w:t xml:space="preserve">12.</w:t>
         <w:tab/>
       </w:r>
-      <w:hyperlink r:id="rId108">
+      <w:hyperlink r:id="rId132">
         <w:r>
           <w:rPr>
             <w:rFonts w:ascii="Times New Roman" w:cs="Times New Roman" w:eastAsia="Times New Roman" w:hAnsi="Times New Roman"/>
@@ -10337,7 +10879,7 @@
         <w:t xml:space="preserve">13.</w:t>
         <w:tab/>
       </w:r>
-      <w:hyperlink r:id="rId109">
+      <w:hyperlink r:id="rId133">
         <w:r>
           <w:rPr>
             <w:rFonts w:ascii="Times New Roman" w:cs="Times New Roman" w:eastAsia="Times New Roman" w:hAnsi="Times New Roman"/>
@@ -10397,7 +10939,7 @@
         <w:t xml:space="preserve">14.</w:t>
         <w:tab/>
       </w:r>
-      <w:hyperlink r:id="rId110">
+      <w:hyperlink r:id="rId134">
         <w:r>
           <w:rPr>
             <w:rFonts w:ascii="Times New Roman" w:cs="Times New Roman" w:eastAsia="Times New Roman" w:hAnsi="Times New Roman"/>
@@ -10457,7 +10999,7 @@
         <w:t xml:space="preserve">15.</w:t>
         <w:tab/>
       </w:r>
-      <w:hyperlink r:id="rId111">
+      <w:hyperlink r:id="rId135">
         <w:r>
           <w:rPr>
             <w:rFonts w:ascii="Times New Roman" w:cs="Times New Roman" w:eastAsia="Times New Roman" w:hAnsi="Times New Roman"/>
@@ -10517,7 +11059,7 @@
         <w:t xml:space="preserve">16.</w:t>
         <w:tab/>
       </w:r>
-      <w:hyperlink r:id="rId112">
+      <w:hyperlink r:id="rId136">
         <w:r>
           <w:rPr>
             <w:rFonts w:ascii="Times New Roman" w:cs="Times New Roman" w:eastAsia="Times New Roman" w:hAnsi="Times New Roman"/>
@@ -10577,7 +11119,7 @@
         <w:t xml:space="preserve">17.</w:t>
         <w:tab/>
       </w:r>
-      <w:hyperlink r:id="rId113">
+      <w:hyperlink r:id="rId137">
         <w:r>
           <w:rPr>
             <w:rFonts w:ascii="Times New Roman" w:cs="Times New Roman" w:eastAsia="Times New Roman" w:hAnsi="Times New Roman"/>
@@ -10637,7 +11179,7 @@
         <w:t xml:space="preserve">18.</w:t>
         <w:tab/>
       </w:r>
-      <w:hyperlink r:id="rId114">
+      <w:hyperlink r:id="rId138">
         <w:r>
           <w:rPr>
             <w:rFonts w:ascii="Times New Roman" w:cs="Times New Roman" w:eastAsia="Times New Roman" w:hAnsi="Times New Roman"/>
@@ -10697,7 +11239,7 @@
         <w:t xml:space="preserve">19.</w:t>
         <w:tab/>
       </w:r>
-      <w:hyperlink r:id="rId115">
+      <w:hyperlink r:id="rId139">
         <w:r>
           <w:rPr>
             <w:rFonts w:ascii="Times New Roman" w:cs="Times New Roman" w:eastAsia="Times New Roman" w:hAnsi="Times New Roman"/>
@@ -10757,7 +11299,7 @@
         <w:t xml:space="preserve">20.</w:t>
         <w:tab/>
       </w:r>
-      <w:hyperlink r:id="rId116">
+      <w:hyperlink r:id="rId140">
         <w:r>
           <w:rPr>
             <w:rFonts w:ascii="Times New Roman" w:cs="Times New Roman" w:eastAsia="Times New Roman" w:hAnsi="Times New Roman"/>
@@ -10817,7 +11359,7 @@
         <w:t xml:space="preserve">21.</w:t>
         <w:tab/>
       </w:r>
-      <w:hyperlink r:id="rId117">
+      <w:hyperlink r:id="rId141">
         <w:r>
           <w:rPr>
             <w:rFonts w:ascii="Times New Roman" w:cs="Times New Roman" w:eastAsia="Times New Roman" w:hAnsi="Times New Roman"/>
@@ -10877,7 +11419,7 @@
         <w:t xml:space="preserve">22.</w:t>
         <w:tab/>
       </w:r>
-      <w:hyperlink r:id="rId118">
+      <w:hyperlink r:id="rId142">
         <w:r>
           <w:rPr>
             <w:rFonts w:ascii="Times New Roman" w:cs="Times New Roman" w:eastAsia="Times New Roman" w:hAnsi="Times New Roman"/>
@@ -10937,7 +11479,7 @@
         <w:t xml:space="preserve">23.</w:t>
         <w:tab/>
       </w:r>
-      <w:hyperlink r:id="rId119">
+      <w:hyperlink r:id="rId143">
         <w:r>
           <w:rPr>
             <w:rFonts w:ascii="Times New Roman" w:cs="Times New Roman" w:eastAsia="Times New Roman" w:hAnsi="Times New Roman"/>
@@ -10997,7 +11539,7 @@
         <w:t xml:space="preserve">24.</w:t>
         <w:tab/>
       </w:r>
-      <w:hyperlink r:id="rId120">
+      <w:hyperlink r:id="rId144">
         <w:r>
           <w:rPr>
             <w:rFonts w:ascii="Times New Roman" w:cs="Times New Roman" w:eastAsia="Times New Roman" w:hAnsi="Times New Roman"/>
@@ -11057,7 +11599,7 @@
         <w:t xml:space="preserve">25.</w:t>
         <w:tab/>
       </w:r>
-      <w:hyperlink r:id="rId121">
+      <w:hyperlink r:id="rId145">
         <w:r>
           <w:rPr>
             <w:rFonts w:ascii="Times New Roman" w:cs="Times New Roman" w:eastAsia="Times New Roman" w:hAnsi="Times New Roman"/>
@@ -11117,7 +11659,7 @@
         <w:t xml:space="preserve">26.</w:t>
         <w:tab/>
       </w:r>
-      <w:hyperlink r:id="rId122">
+      <w:hyperlink r:id="rId146">
         <w:r>
           <w:rPr>
             <w:rFonts w:ascii="Times New Roman" w:cs="Times New Roman" w:eastAsia="Times New Roman" w:hAnsi="Times New Roman"/>
@@ -11177,7 +11719,7 @@
         <w:t xml:space="preserve">27.</w:t>
         <w:tab/>
       </w:r>
-      <w:hyperlink r:id="rId123">
+      <w:hyperlink r:id="rId147">
         <w:r>
           <w:rPr>
             <w:rFonts w:ascii="Times New Roman" w:cs="Times New Roman" w:eastAsia="Times New Roman" w:hAnsi="Times New Roman"/>
@@ -11237,7 +11779,7 @@
         <w:t xml:space="preserve">28.</w:t>
         <w:tab/>
       </w:r>
-      <w:hyperlink r:id="rId124">
+      <w:hyperlink r:id="rId148">
         <w:r>
           <w:rPr>
             <w:rFonts w:ascii="Times New Roman" w:cs="Times New Roman" w:eastAsia="Times New Roman" w:hAnsi="Times New Roman"/>
@@ -11297,7 +11839,7 @@
         <w:t xml:space="preserve">29.</w:t>
         <w:tab/>
       </w:r>
-      <w:hyperlink r:id="rId125">
+      <w:hyperlink r:id="rId149">
         <w:r>
           <w:rPr>
             <w:rFonts w:ascii="Times New Roman" w:cs="Times New Roman" w:eastAsia="Times New Roman" w:hAnsi="Times New Roman"/>
@@ -11357,7 +11899,7 @@
         <w:t xml:space="preserve">30.</w:t>
         <w:tab/>
       </w:r>
-      <w:hyperlink r:id="rId126">
+      <w:hyperlink r:id="rId150">
         <w:r>
           <w:rPr>
             <w:rFonts w:ascii="Times New Roman" w:cs="Times New Roman" w:eastAsia="Times New Roman" w:hAnsi="Times New Roman"/>
@@ -11417,7 +11959,7 @@
         <w:t xml:space="preserve">31.</w:t>
         <w:tab/>
       </w:r>
-      <w:hyperlink r:id="rId127">
+      <w:hyperlink r:id="rId151">
         <w:r>
           <w:rPr>
             <w:rFonts w:ascii="Times New Roman" w:cs="Times New Roman" w:eastAsia="Times New Roman" w:hAnsi="Times New Roman"/>
@@ -11477,7 +12019,7 @@
         <w:t xml:space="preserve">32.</w:t>
         <w:tab/>
       </w:r>
-      <w:hyperlink r:id="rId128">
+      <w:hyperlink r:id="rId152">
         <w:r>
           <w:rPr>
             <w:rFonts w:ascii="Times New Roman" w:cs="Times New Roman" w:eastAsia="Times New Roman" w:hAnsi="Times New Roman"/>
@@ -11537,7 +12079,7 @@
         <w:t xml:space="preserve">33.</w:t>
         <w:tab/>
       </w:r>
-      <w:hyperlink r:id="rId129">
+      <w:hyperlink r:id="rId153">
         <w:r>
           <w:rPr>
             <w:rFonts w:ascii="Times New Roman" w:cs="Times New Roman" w:eastAsia="Times New Roman" w:hAnsi="Times New Roman"/>
@@ -11597,7 +12139,7 @@
         <w:t xml:space="preserve">34.</w:t>
         <w:tab/>
       </w:r>
-      <w:hyperlink r:id="rId130">
+      <w:hyperlink r:id="rId154">
         <w:r>
           <w:rPr>
             <w:rFonts w:ascii="Times New Roman" w:cs="Times New Roman" w:eastAsia="Times New Roman" w:hAnsi="Times New Roman"/>
@@ -11657,7 +12199,7 @@
         <w:t xml:space="preserve">35.</w:t>
         <w:tab/>
       </w:r>
-      <w:hyperlink r:id="rId131">
+      <w:hyperlink r:id="rId155">
         <w:r>
           <w:rPr>
             <w:rFonts w:ascii="Times New Roman" w:cs="Times New Roman" w:eastAsia="Times New Roman" w:hAnsi="Times New Roman"/>
@@ -11717,7 +12259,7 @@
         <w:t xml:space="preserve">36.</w:t>
         <w:tab/>
       </w:r>
-      <w:hyperlink r:id="rId132">
+      <w:hyperlink r:id="rId156">
         <w:r>
           <w:rPr>
             <w:rFonts w:ascii="Times New Roman" w:cs="Times New Roman" w:eastAsia="Times New Roman" w:hAnsi="Times New Roman"/>
@@ -11777,7 +12319,7 @@
         <w:t xml:space="preserve">37.</w:t>
         <w:tab/>
       </w:r>
-      <w:hyperlink r:id="rId133">
+      <w:hyperlink r:id="rId157">
         <w:r>
           <w:rPr>
             <w:rFonts w:ascii="Times New Roman" w:cs="Times New Roman" w:eastAsia="Times New Roman" w:hAnsi="Times New Roman"/>
@@ -11837,7 +12379,7 @@
         <w:t xml:space="preserve">38.</w:t>
         <w:tab/>
       </w:r>
-      <w:hyperlink r:id="rId134">
+      <w:hyperlink r:id="rId158">
         <w:r>
           <w:rPr>
             <w:rFonts w:ascii="Times New Roman" w:cs="Times New Roman" w:eastAsia="Times New Roman" w:hAnsi="Times New Roman"/>
@@ -11897,7 +12439,7 @@
         <w:t xml:space="preserve">39.</w:t>
         <w:tab/>
       </w:r>
-      <w:hyperlink r:id="rId135">
+      <w:hyperlink r:id="rId159">
         <w:r>
           <w:rPr>
             <w:rFonts w:ascii="Times New Roman" w:cs="Times New Roman" w:eastAsia="Times New Roman" w:hAnsi="Times New Roman"/>
@@ -11957,7 +12499,7 @@
         <w:t xml:space="preserve">40.</w:t>
         <w:tab/>
       </w:r>
-      <w:hyperlink r:id="rId136">
+      <w:hyperlink r:id="rId160">
         <w:r>
           <w:rPr>
             <w:rFonts w:ascii="Times New Roman" w:cs="Times New Roman" w:eastAsia="Times New Roman" w:hAnsi="Times New Roman"/>
@@ -12017,7 +12559,7 @@
         <w:t xml:space="preserve">41.</w:t>
         <w:tab/>
       </w:r>
-      <w:hyperlink r:id="rId137">
+      <w:hyperlink r:id="rId161">
         <w:r>
           <w:rPr>
             <w:rFonts w:ascii="Times New Roman" w:cs="Times New Roman" w:eastAsia="Times New Roman" w:hAnsi="Times New Roman"/>
@@ -12077,7 +12619,7 @@
         <w:t xml:space="preserve">42.</w:t>
         <w:tab/>
       </w:r>
-      <w:hyperlink r:id="rId138">
+      <w:hyperlink r:id="rId162">
         <w:r>
           <w:rPr>
             <w:rFonts w:ascii="Times New Roman" w:cs="Times New Roman" w:eastAsia="Times New Roman" w:hAnsi="Times New Roman"/>
@@ -12137,7 +12679,7 @@
         <w:t xml:space="preserve">43.</w:t>
         <w:tab/>
       </w:r>
-      <w:hyperlink r:id="rId139">
+      <w:hyperlink r:id="rId163">
         <w:r>
           <w:rPr>
             <w:rFonts w:ascii="Times New Roman" w:cs="Times New Roman" w:eastAsia="Times New Roman" w:hAnsi="Times New Roman"/>
@@ -12197,7 +12739,7 @@
         <w:t xml:space="preserve">44.</w:t>
         <w:tab/>
       </w:r>
-      <w:hyperlink r:id="rId140">
+      <w:hyperlink r:id="rId164">
         <w:r>
           <w:rPr>
             <w:rFonts w:ascii="Times New Roman" w:cs="Times New Roman" w:eastAsia="Times New Roman" w:hAnsi="Times New Roman"/>
@@ -12257,7 +12799,7 @@
         <w:t xml:space="preserve">45.</w:t>
         <w:tab/>
       </w:r>
-      <w:hyperlink r:id="rId141">
+      <w:hyperlink r:id="rId165">
         <w:r>
           <w:rPr>
             <w:rFonts w:ascii="Times New Roman" w:cs="Times New Roman" w:eastAsia="Times New Roman" w:hAnsi="Times New Roman"/>
@@ -12272,7 +12814,7 @@
           <w:t xml:space="preserve">Vasilevsky, N.A., Matentzoglu, N.A., Toro, S., Flack, J.E., IV, Hegde, H., Unni, D.R., Alyea, G.F., Amberger, J.S., Babb, L., Balhoff, J.P., et al. (2022). Mondo: Unifying diseases for the world, by the world. https://doi.org/</w:t>
         </w:r>
       </w:hyperlink>
-      <w:hyperlink r:id="rId142">
+      <w:hyperlink r:id="rId166">
         <w:r>
           <w:rPr>
             <w:rFonts w:ascii="Times New Roman" w:cs="Times New Roman" w:eastAsia="Times New Roman" w:hAnsi="Times New Roman"/>
@@ -12287,7 +12829,7 @@
           <w:t xml:space="preserve">10.1101/2022.04.13.22273750</w:t>
         </w:r>
       </w:hyperlink>
-      <w:hyperlink r:id="rId143">
+      <w:hyperlink r:id="rId167">
         <w:r>
           <w:rPr>
             <w:rFonts w:ascii="Times New Roman" w:cs="Times New Roman" w:eastAsia="Times New Roman" w:hAnsi="Times New Roman"/>
@@ -12347,7 +12889,7 @@
         <w:t xml:space="preserve">46.</w:t>
         <w:tab/>
       </w:r>
-      <w:hyperlink r:id="rId144">
+      <w:hyperlink r:id="rId168">
         <w:r>
           <w:rPr>
             <w:rFonts w:ascii="Times New Roman" w:cs="Times New Roman" w:eastAsia="Times New Roman" w:hAnsi="Times New Roman"/>
@@ -12362,7 +12904,7 @@
           <w:t xml:space="preserve">Baron, J.A., Johnson, C.S.-B., Schor, M.A., Olley, D., Nickel, L., Felix, V., Munro, J.B., Bello, S.M., Bearer, C., Lichenstein, R., et al. (2024). The DO-KB Knowledgebase: a 20-year journey developing the disease open science ecosystem. Nucleic Acids Res. </w:t>
         </w:r>
       </w:hyperlink>
-      <w:hyperlink r:id="rId145">
+      <w:hyperlink r:id="rId169">
         <w:r>
           <w:rPr>
             <w:rFonts w:ascii="Times New Roman" w:cs="Times New Roman" w:eastAsia="Times New Roman" w:hAnsi="Times New Roman"/>
@@ -12377,7 +12919,7 @@
           <w:t xml:space="preserve">52</w:t>
         </w:r>
       </w:hyperlink>
-      <w:hyperlink r:id="rId146">
+      <w:hyperlink r:id="rId170">
         <w:r>
           <w:rPr>
             <w:rFonts w:ascii="Times New Roman" w:cs="Times New Roman" w:eastAsia="Times New Roman" w:hAnsi="Times New Roman"/>
@@ -12437,7 +12979,7 @@
         <w:t xml:space="preserve">47.</w:t>
         <w:tab/>
       </w:r>
-      <w:hyperlink r:id="rId147">
+      <w:hyperlink r:id="rId171">
         <w:r>
           <w:rPr>
             <w:rFonts w:ascii="Times New Roman" w:cs="Times New Roman" w:eastAsia="Times New Roman" w:hAnsi="Times New Roman"/>
@@ -12452,7 +12994,7 @@
           <w:t xml:space="preserve">Schriml, L.M., Lichenstein, R., Bisordi, K., Bearer, C., Baron, J.A., and Greene, C. (2023). Modeling the enigma of complex disease etiology. J. Transl. Med. </w:t>
         </w:r>
       </w:hyperlink>
-      <w:hyperlink r:id="rId148">
+      <w:hyperlink r:id="rId172">
         <w:r>
           <w:rPr>
             <w:rFonts w:ascii="Times New Roman" w:cs="Times New Roman" w:eastAsia="Times New Roman" w:hAnsi="Times New Roman"/>
@@ -12467,7 +13009,7 @@
           <w:t xml:space="preserve">21</w:t>
         </w:r>
       </w:hyperlink>
-      <w:hyperlink r:id="rId149">
+      <w:hyperlink r:id="rId173">
         <w:r>
           <w:rPr>
             <w:rFonts w:ascii="Times New Roman" w:cs="Times New Roman" w:eastAsia="Times New Roman" w:hAnsi="Times New Roman"/>
@@ -12527,7 +13069,7 @@
         <w:t xml:space="preserve">48.</w:t>
         <w:tab/>
       </w:r>
-      <w:hyperlink r:id="rId150">
+      <w:hyperlink r:id="rId174">
         <w:r>
           <w:rPr>
             <w:rFonts w:ascii="Times New Roman" w:cs="Times New Roman" w:eastAsia="Times New Roman" w:hAnsi="Times New Roman"/>
@@ -12542,7 +13084,7 @@
           <w:t xml:space="preserve">Baron, J.A., and Schriml, L.M. (2023). Assessing resource use: a case study with the Human Disease Ontology. Database (Oxford) </w:t>
         </w:r>
       </w:hyperlink>
-      <w:hyperlink r:id="rId151">
+      <w:hyperlink r:id="rId175">
         <w:r>
           <w:rPr>
             <w:rFonts w:ascii="Times New Roman" w:cs="Times New Roman" w:eastAsia="Times New Roman" w:hAnsi="Times New Roman"/>
@@ -12557,7 +13099,7 @@
           <w:t xml:space="preserve">2023</w:t>
         </w:r>
       </w:hyperlink>
-      <w:hyperlink r:id="rId152">
+      <w:hyperlink r:id="rId176">
         <w:r>
           <w:rPr>
             <w:rFonts w:ascii="Times New Roman" w:cs="Times New Roman" w:eastAsia="Times New Roman" w:hAnsi="Times New Roman"/>
@@ -12572,7 +13114,7 @@
           <w:t xml:space="preserve">. https://doi.org/</w:t>
         </w:r>
       </w:hyperlink>
-      <w:hyperlink r:id="rId153">
+      <w:hyperlink r:id="rId177">
         <w:r>
           <w:rPr>
             <w:rFonts w:ascii="Times New Roman" w:cs="Times New Roman" w:eastAsia="Times New Roman" w:hAnsi="Times New Roman"/>
@@ -12587,7 +13129,7 @@
           <w:t xml:space="preserve">10.1093/database/baad007</w:t>
         </w:r>
       </w:hyperlink>
-      <w:hyperlink r:id="rId154">
+      <w:hyperlink r:id="rId178">
         <w:r>
           <w:rPr>
             <w:rFonts w:ascii="Times New Roman" w:cs="Times New Roman" w:eastAsia="Times New Roman" w:hAnsi="Times New Roman"/>
@@ -12647,7 +13189,7 @@
         <w:t xml:space="preserve">49.</w:t>
         <w:tab/>
       </w:r>
-      <w:hyperlink r:id="rId155">
+      <w:hyperlink r:id="rId179">
         <w:r>
           <w:rPr>
             <w:rFonts w:ascii="Times New Roman" w:cs="Times New Roman" w:eastAsia="Times New Roman" w:hAnsi="Times New Roman"/>
@@ -12662,7 +13204,7 @@
           <w:t xml:space="preserve">Schriml, L.M., Munro, J.B., Schor, M., Olley, D., McCracken, C., Felix, V., Baron, J.A., Jackson, R., Bello, S.M., Bearer, C., et al. (2022). The Human Disease Ontology 2022 update. Nucleic Acids Res. </w:t>
         </w:r>
       </w:hyperlink>
-      <w:hyperlink r:id="rId156">
+      <w:hyperlink r:id="rId180">
         <w:r>
           <w:rPr>
             <w:rFonts w:ascii="Times New Roman" w:cs="Times New Roman" w:eastAsia="Times New Roman" w:hAnsi="Times New Roman"/>
@@ -12677,7 +13219,7 @@
           <w:t xml:space="preserve">50</w:t>
         </w:r>
       </w:hyperlink>
-      <w:hyperlink r:id="rId157">
+      <w:hyperlink r:id="rId181">
         <w:r>
           <w:rPr>
             <w:rFonts w:ascii="Times New Roman" w:cs="Times New Roman" w:eastAsia="Times New Roman" w:hAnsi="Times New Roman"/>
@@ -12737,7 +13279,7 @@
         <w:t xml:space="preserve">50.</w:t>
         <w:tab/>
       </w:r>
-      <w:hyperlink r:id="rId158">
+      <w:hyperlink r:id="rId182">
         <w:r>
           <w:rPr>
             <w:rFonts w:ascii="Times New Roman" w:cs="Times New Roman" w:eastAsia="Times New Roman" w:hAnsi="Times New Roman"/>
@@ -12752,7 +13294,7 @@
           <w:t xml:space="preserve">Schriml, L.M., Mitraka, E., Munro, J., Tauber, B., Schor, M., Nickle, L., Felix, V., Jeng, L., Bearer, C., Lichenstein, R., et al. (2019). Human Disease Ontology 2018 update: classification, content and workflow expansion. Nucleic Acids Res. </w:t>
         </w:r>
       </w:hyperlink>
-      <w:hyperlink r:id="rId159">
+      <w:hyperlink r:id="rId183">
         <w:r>
           <w:rPr>
             <w:rFonts w:ascii="Times New Roman" w:cs="Times New Roman" w:eastAsia="Times New Roman" w:hAnsi="Times New Roman"/>
@@ -12767,7 +13309,7 @@
           <w:t xml:space="preserve">47</w:t>
         </w:r>
       </w:hyperlink>
-      <w:hyperlink r:id="rId160">
+      <w:hyperlink r:id="rId184">
         <w:r>
           <w:rPr>
             <w:rFonts w:ascii="Times New Roman" w:cs="Times New Roman" w:eastAsia="Times New Roman" w:hAnsi="Times New Roman"/>
@@ -12827,7 +13369,7 @@
         <w:t xml:space="preserve">51.</w:t>
         <w:tab/>
       </w:r>
-      <w:hyperlink r:id="rId161">
+      <w:hyperlink r:id="rId185">
         <w:r>
           <w:rPr>
             <w:rFonts w:ascii="Times New Roman" w:cs="Times New Roman" w:eastAsia="Times New Roman" w:hAnsi="Times New Roman"/>
@@ -12842,7 +13384,7 @@
           <w:t xml:space="preserve">Bello, S.M., Shimoyama, M., Mitraka, E., Laulederkind, S.J.F., Smith, C.L., Eppig, J.T., and Schriml, L.M. (2018). Disease Ontology: improving and unifying disease annotations across species. Dis. Model. Mech. </w:t>
         </w:r>
       </w:hyperlink>
-      <w:hyperlink r:id="rId162">
+      <w:hyperlink r:id="rId186">
         <w:r>
           <w:rPr>
             <w:rFonts w:ascii="Times New Roman" w:cs="Times New Roman" w:eastAsia="Times New Roman" w:hAnsi="Times New Roman"/>
@@ -12857,7 +13399,7 @@
           <w:t xml:space="preserve">11</w:t>
         </w:r>
       </w:hyperlink>
-      <w:hyperlink r:id="rId163">
+      <w:hyperlink r:id="rId187">
         <w:r>
           <w:rPr>
             <w:rFonts w:ascii="Times New Roman" w:cs="Times New Roman" w:eastAsia="Times New Roman" w:hAnsi="Times New Roman"/>
@@ -12872,7 +13414,7 @@
           <w:t xml:space="preserve">. https://doi.org/</w:t>
         </w:r>
       </w:hyperlink>
-      <w:hyperlink r:id="rId164">
+      <w:hyperlink r:id="rId188">
         <w:r>
           <w:rPr>
             <w:rFonts w:ascii="Times New Roman" w:cs="Times New Roman" w:eastAsia="Times New Roman" w:hAnsi="Times New Roman"/>
@@ -12887,7 +13429,7 @@
           <w:t xml:space="preserve">10.1242/dmm.032839</w:t>
         </w:r>
       </w:hyperlink>
-      <w:hyperlink r:id="rId165">
+      <w:hyperlink r:id="rId189">
         <w:r>
           <w:rPr>
             <w:rFonts w:ascii="Times New Roman" w:cs="Times New Roman" w:eastAsia="Times New Roman" w:hAnsi="Times New Roman"/>
@@ -12947,7 +13489,7 @@
         <w:t xml:space="preserve">52.</w:t>
         <w:tab/>
       </w:r>
-      <w:hyperlink r:id="rId166">
+      <w:hyperlink r:id="rId190">
         <w:r>
           <w:rPr>
             <w:rFonts w:ascii="Times New Roman" w:cs="Times New Roman" w:eastAsia="Times New Roman" w:hAnsi="Times New Roman"/>
@@ -12962,7 +13504,7 @@
           <w:t xml:space="preserve">Schriml, L.M., and Mitraka, E. (2015). The Disease Ontology: fostering interoperability between biological and clinical human disease-related data. Mamm. Genome </w:t>
         </w:r>
       </w:hyperlink>
-      <w:hyperlink r:id="rId167">
+      <w:hyperlink r:id="rId191">
         <w:r>
           <w:rPr>
             <w:rFonts w:ascii="Times New Roman" w:cs="Times New Roman" w:eastAsia="Times New Roman" w:hAnsi="Times New Roman"/>
@@ -12977,7 +13519,7 @@
           <w:t xml:space="preserve">26</w:t>
         </w:r>
       </w:hyperlink>
-      <w:hyperlink r:id="rId168">
+      <w:hyperlink r:id="rId192">
         <w:r>
           <w:rPr>
             <w:rFonts w:ascii="Times New Roman" w:cs="Times New Roman" w:eastAsia="Times New Roman" w:hAnsi="Times New Roman"/>
@@ -13037,7 +13579,7 @@
         <w:t xml:space="preserve">53.</w:t>
         <w:tab/>
       </w:r>
-      <w:hyperlink r:id="rId169">
+      <w:hyperlink r:id="rId193">
         <w:r>
           <w:rPr>
             <w:rFonts w:ascii="Times New Roman" w:cs="Times New Roman" w:eastAsia="Times New Roman" w:hAnsi="Times New Roman"/>
@@ -13052,7 +13594,7 @@
           <w:t xml:space="preserve">Wu, T.-J., Schriml, L.M., Chen, Q.-R., Colbert, M., Crichton, D.J., Finney, R., Hu, Y., Kibbe, W.A., Kincaid, H., Meerzaman, D., et al. (2015). Generating a focused view of disease ontology cancer terms for pan-cancer data integration and analysis. Database (Oxford) </w:t>
         </w:r>
       </w:hyperlink>
-      <w:hyperlink r:id="rId170">
+      <w:hyperlink r:id="rId194">
         <w:r>
           <w:rPr>
             <w:rFonts w:ascii="Times New Roman" w:cs="Times New Roman" w:eastAsia="Times New Roman" w:hAnsi="Times New Roman"/>
@@ -13067,7 +13609,7 @@
           <w:t xml:space="preserve">2015</w:t>
         </w:r>
       </w:hyperlink>
-      <w:hyperlink r:id="rId171">
+      <w:hyperlink r:id="rId195">
         <w:r>
           <w:rPr>
             <w:rFonts w:ascii="Times New Roman" w:cs="Times New Roman" w:eastAsia="Times New Roman" w:hAnsi="Times New Roman"/>
@@ -13127,7 +13669,7 @@
         <w:t xml:space="preserve">54.</w:t>
         <w:tab/>
       </w:r>
-      <w:hyperlink r:id="rId172">
+      <w:hyperlink r:id="rId196">
         <w:r>
           <w:rPr>
             <w:rFonts w:ascii="Times New Roman" w:cs="Times New Roman" w:eastAsia="Times New Roman" w:hAnsi="Times New Roman"/>
@@ -13142,7 +13684,7 @@
           <w:t xml:space="preserve">Kibbe, W.A., Arze, C., Felix, V., Mitraka, E., Bolton, E., Fu, G., Mungall, C.J., Binder, J.X., Malone, J., Vasant, D., et al. (2015). Disease Ontology 2015 update: an expanded and updated database of human diseases for linking biomedical knowledge through disease data. Nucleic Acids Res. </w:t>
         </w:r>
       </w:hyperlink>
-      <w:hyperlink r:id="rId173">
+      <w:hyperlink r:id="rId197">
         <w:r>
           <w:rPr>
             <w:rFonts w:ascii="Times New Roman" w:cs="Times New Roman" w:eastAsia="Times New Roman" w:hAnsi="Times New Roman"/>
@@ -13157,7 +13699,7 @@
           <w:t xml:space="preserve">43</w:t>
         </w:r>
       </w:hyperlink>
-      <w:hyperlink r:id="rId174">
+      <w:hyperlink r:id="rId198">
         <w:r>
           <w:rPr>
             <w:rFonts w:ascii="Times New Roman" w:cs="Times New Roman" w:eastAsia="Times New Roman" w:hAnsi="Times New Roman"/>
@@ -13217,7 +13759,7 @@
         <w:t xml:space="preserve">55.</w:t>
         <w:tab/>
       </w:r>
-      <w:hyperlink r:id="rId175">
+      <w:hyperlink r:id="rId199">
         <w:r>
           <w:rPr>
             <w:rFonts w:ascii="Times New Roman" w:cs="Times New Roman" w:eastAsia="Times New Roman" w:hAnsi="Times New Roman"/>
@@ -13232,7 +13774,7 @@
           <w:t xml:space="preserve">Schriml, L.M., Arze, C., Nadendla, S., Chang, Y.-W.W., Mazaitis, M., Felix, V., Feng, G., and Kibbe, W.A. (2012). Disease Ontology: a backbone for disease semantic integration. Nucleic Acids Res. </w:t>
         </w:r>
       </w:hyperlink>
-      <w:hyperlink r:id="rId176">
+      <w:hyperlink r:id="rId200">
         <w:r>
           <w:rPr>
             <w:rFonts w:ascii="Times New Roman" w:cs="Times New Roman" w:eastAsia="Times New Roman" w:hAnsi="Times New Roman"/>
@@ -13247,7 +13789,7 @@
           <w:t xml:space="preserve">40</w:t>
         </w:r>
       </w:hyperlink>
-      <w:hyperlink r:id="rId177">
+      <w:hyperlink r:id="rId201">
         <w:r>
           <w:rPr>
             <w:rFonts w:ascii="Times New Roman" w:cs="Times New Roman" w:eastAsia="Times New Roman" w:hAnsi="Times New Roman"/>
@@ -13307,7 +13849,7 @@
         <w:t xml:space="preserve">56.</w:t>
         <w:tab/>
       </w:r>
-      <w:hyperlink r:id="rId178">
+      <w:hyperlink r:id="rId202">
         <w:r>
           <w:rPr>
             <w:rFonts w:ascii="Times New Roman" w:cs="Times New Roman" w:eastAsia="Times New Roman" w:hAnsi="Times New Roman"/>
@@ -13322,7 +13864,7 @@
           <w:t xml:space="preserve">Osborne, J.D., Flatow, J., Holko, M., Lin, S.M., Kibbe, W.A., Zhu, L.J., Danila, M.I., Feng, G., and Chisholm, R.L. (2009). Annotating the human genome with Disease Ontology. BMC Genomics </w:t>
         </w:r>
       </w:hyperlink>
-      <w:hyperlink r:id="rId179">
+      <w:hyperlink r:id="rId203">
         <w:r>
           <w:rPr>
             <w:rFonts w:ascii="Times New Roman" w:cs="Times New Roman" w:eastAsia="Times New Roman" w:hAnsi="Times New Roman"/>
@@ -13337,7 +13879,7 @@
           <w:t xml:space="preserve">10 Suppl 1</w:t>
         </w:r>
       </w:hyperlink>
-      <w:hyperlink r:id="rId180">
+      <w:hyperlink r:id="rId204">
         <w:r>
           <w:rPr>
             <w:rFonts w:ascii="Times New Roman" w:cs="Times New Roman" w:eastAsia="Times New Roman" w:hAnsi="Times New Roman"/>
@@ -13397,7 +13939,7 @@
         <w:t xml:space="preserve">57.</w:t>
         <w:tab/>
       </w:r>
-      <w:hyperlink r:id="rId181">
+      <w:hyperlink r:id="rId205">
         <w:r>
           <w:rPr>
             <w:rFonts w:ascii="Times New Roman" w:cs="Times New Roman" w:eastAsia="Times New Roman" w:hAnsi="Times New Roman"/>
@@ -13412,7 +13954,7 @@
           <w:t xml:space="preserve">Köhler, S., Gargano, M., Matentzoglu, N., Carmody, L.C., Lewis-Smith, D., Vasilevsky, N.A., Danis, D., Balagura, G., Baynam, G., Brower, A.M., et al. (2021). The Human Phenotype Ontology in 2021. Nucleic Acids Res. </w:t>
         </w:r>
       </w:hyperlink>
-      <w:hyperlink r:id="rId182">
+      <w:hyperlink r:id="rId206">
         <w:r>
           <w:rPr>
             <w:rFonts w:ascii="Times New Roman" w:cs="Times New Roman" w:eastAsia="Times New Roman" w:hAnsi="Times New Roman"/>
@@ -13427,7 +13969,7 @@
           <w:t xml:space="preserve">49</w:t>
         </w:r>
       </w:hyperlink>
-      <w:hyperlink r:id="rId183">
+      <w:hyperlink r:id="rId207">
         <w:r>
           <w:rPr>
             <w:rFonts w:ascii="Times New Roman" w:cs="Times New Roman" w:eastAsia="Times New Roman" w:hAnsi="Times New Roman"/>
@@ -13487,7 +14029,7 @@
         <w:t xml:space="preserve">58.</w:t>
         <w:tab/>
       </w:r>
-      <w:hyperlink r:id="rId184">
+      <w:hyperlink r:id="rId208">
         <w:r>
           <w:rPr>
             <w:rFonts w:ascii="Times New Roman" w:cs="Times New Roman" w:eastAsia="Times New Roman" w:hAnsi="Times New Roman"/>
@@ -13502,7 +14044,7 @@
           <w:t xml:space="preserve">World Health Organization (2016). International Statistical Classification of Diseases and Related Health Problems. 10th Revision (ICD-10). 5th ed. </w:t>
         </w:r>
       </w:hyperlink>
-      <w:hyperlink r:id="rId185">
+      <w:hyperlink r:id="rId209">
         <w:r>
           <w:rPr>
             <w:rFonts w:ascii="Times New Roman" w:cs="Times New Roman" w:eastAsia="Times New Roman" w:hAnsi="Times New Roman"/>
@@ -13517,7 +14059,7 @@
           <w:t xml:space="preserve">https://icd.who.int/browse10/</w:t>
         </w:r>
       </w:hyperlink>
-      <w:hyperlink r:id="rId186">
+      <w:hyperlink r:id="rId210">
         <w:r>
           <w:rPr>
             <w:rFonts w:ascii="Times New Roman" w:cs="Times New Roman" w:eastAsia="Times New Roman" w:hAnsi="Times New Roman"/>
@@ -13577,7 +14119,7 @@
         <w:t xml:space="preserve">59.</w:t>
         <w:tab/>
       </w:r>
-      <w:hyperlink r:id="rId187">
+      <w:hyperlink r:id="rId211">
         <w:r>
           <w:rPr>
             <w:rFonts w:ascii="Times New Roman" w:cs="Times New Roman" w:eastAsia="Times New Roman" w:hAnsi="Times New Roman"/>
@@ -13592,7 +14134,7 @@
           <w:t xml:space="preserve">SNOMED CT: Systematized Nomenclature of Medicine Clinical Terms SNOMED International. SNOMED International. </w:t>
         </w:r>
       </w:hyperlink>
-      <w:hyperlink r:id="rId188">
+      <w:hyperlink r:id="rId212">
         <w:r>
           <w:rPr>
             <w:rFonts w:ascii="Times New Roman" w:cs="Times New Roman" w:eastAsia="Times New Roman" w:hAnsi="Times New Roman"/>
@@ -13652,7 +14194,7 @@
         <w:t xml:space="preserve">60.</w:t>
         <w:tab/>
       </w:r>
-      <w:hyperlink r:id="rId189">
+      <w:hyperlink r:id="rId213">
         <w:r>
           <w:rPr>
             <w:rFonts w:ascii="Times New Roman" w:cs="Times New Roman" w:eastAsia="Times New Roman" w:hAnsi="Times New Roman"/>
@@ -13667,7 +14209,7 @@
           <w:t xml:space="preserve">Stanford CRFM </w:t>
         </w:r>
       </w:hyperlink>
-      <w:hyperlink r:id="rId190">
+      <w:hyperlink r:id="rId214">
         <w:r>
           <w:rPr>
             <w:rFonts w:ascii="Times New Roman" w:cs="Times New Roman" w:eastAsia="Times New Roman" w:hAnsi="Times New Roman"/>
@@ -13682,7 +14224,7 @@
           <w:t xml:space="preserve">https://crfm.stanford.edu/2022/12/15/biomedlm.html</w:t>
         </w:r>
       </w:hyperlink>
-      <w:hyperlink r:id="rId191">
+      <w:hyperlink r:id="rId215">
         <w:r>
           <w:rPr>
             <w:rFonts w:ascii="Times New Roman" w:cs="Times New Roman" w:eastAsia="Times New Roman" w:hAnsi="Times New Roman"/>
@@ -13742,7 +14284,7 @@
         <w:t xml:space="preserve">61.</w:t>
         <w:tab/>
       </w:r>
-      <w:hyperlink r:id="rId192">
+      <w:hyperlink r:id="rId216">
         <w:r>
           <w:rPr>
             <w:rFonts w:ascii="Times New Roman" w:cs="Times New Roman" w:eastAsia="Times New Roman" w:hAnsi="Times New Roman"/>
@@ -13757,7 +14299,7 @@
           <w:t xml:space="preserve">Canonica, G.W., Baena-Cagnani, C.E., Bousquet, J., Bousquet, P.J., Lockey, R.F., Malling, H.-J., Passalacqua, G., Potter, P., and Valovirta, E. (2007). Recommendations for standardization of clinical trials with Allergen Specific Immunotherapy for respiratory allergy. A statement of a World Allergy Organization (WAO) taskforce. Allergy </w:t>
         </w:r>
       </w:hyperlink>
-      <w:hyperlink r:id="rId193">
+      <w:hyperlink r:id="rId217">
         <w:r>
           <w:rPr>
             <w:rFonts w:ascii="Times New Roman" w:cs="Times New Roman" w:eastAsia="Times New Roman" w:hAnsi="Times New Roman"/>
@@ -13772,7 +14314,7 @@
           <w:t xml:space="preserve">62</w:t>
         </w:r>
       </w:hyperlink>
-      <w:hyperlink r:id="rId194">
+      <w:hyperlink r:id="rId218">
         <w:r>
           <w:rPr>
             <w:rFonts w:ascii="Times New Roman" w:cs="Times New Roman" w:eastAsia="Times New Roman" w:hAnsi="Times New Roman"/>
@@ -13832,7 +14374,7 @@
         <w:t xml:space="preserve">62.</w:t>
         <w:tab/>
       </w:r>
-      <w:hyperlink r:id="rId195">
+      <w:hyperlink r:id="rId219">
         <w:r>
           <w:rPr>
             <w:rFonts w:ascii="Times New Roman" w:cs="Times New Roman" w:eastAsia="Times New Roman" w:hAnsi="Times New Roman"/>
@@ -13847,7 +14389,7 @@
           <w:t xml:space="preserve">Katz, M.H.G., Marsh, R., Herman, J.M., Shi, Q., Collison, E., Venook, A.P., Kindler, H.L., Alberts, S.R., Philip, P., Lowy, A.M., et al. (2013). Borderline resectable pancreatic cancer: need for standardization and methods for optimal clinical trial design. Ann. Surg. Oncol. </w:t>
         </w:r>
       </w:hyperlink>
-      <w:hyperlink r:id="rId196">
+      <w:hyperlink r:id="rId220">
         <w:r>
           <w:rPr>
             <w:rFonts w:ascii="Times New Roman" w:cs="Times New Roman" w:eastAsia="Times New Roman" w:hAnsi="Times New Roman"/>
@@ -13862,7 +14404,7 @@
           <w:t xml:space="preserve">20</w:t>
         </w:r>
       </w:hyperlink>
-      <w:hyperlink r:id="rId197">
+      <w:hyperlink r:id="rId221">
         <w:r>
           <w:rPr>
             <w:rFonts w:ascii="Times New Roman" w:cs="Times New Roman" w:eastAsia="Times New Roman" w:hAnsi="Times New Roman"/>
@@ -13922,7 +14464,7 @@
         <w:t xml:space="preserve">63.</w:t>
         <w:tab/>
       </w:r>
-      <w:hyperlink r:id="rId198">
+      <w:hyperlink r:id="rId222">
         <w:r>
           <w:rPr>
             <w:rFonts w:ascii="Times New Roman" w:cs="Times New Roman" w:eastAsia="Times New Roman" w:hAnsi="Times New Roman"/>
@@ -13937,7 +14479,7 @@
           <w:t xml:space="preserve">Dickersin, K., and Mayo-Wilson, E. (2018). Standards for design and measurement would make clinical research reproducible and usable. Proc. Natl. Acad. Sci. U. S. A. </w:t>
         </w:r>
       </w:hyperlink>
-      <w:hyperlink r:id="rId199">
+      <w:hyperlink r:id="rId223">
         <w:r>
           <w:rPr>
             <w:rFonts w:ascii="Times New Roman" w:cs="Times New Roman" w:eastAsia="Times New Roman" w:hAnsi="Times New Roman"/>
@@ -13952,7 +14494,7 @@
           <w:t xml:space="preserve">115</w:t>
         </w:r>
       </w:hyperlink>
-      <w:hyperlink r:id="rId200">
+      <w:hyperlink r:id="rId224">
         <w:r>
           <w:rPr>
             <w:rFonts w:ascii="Times New Roman" w:cs="Times New Roman" w:eastAsia="Times New Roman" w:hAnsi="Times New Roman"/>
@@ -14012,7 +14554,7 @@
         <w:t xml:space="preserve">64.</w:t>
         <w:tab/>
       </w:r>
-      <w:hyperlink r:id="rId201">
+      <w:hyperlink r:id="rId225">
         <w:r>
           <w:rPr>
             <w:rFonts w:ascii="Times New Roman" w:cs="Times New Roman" w:eastAsia="Times New Roman" w:hAnsi="Times New Roman"/>
@@ -14072,7 +14614,7 @@
         <w:t xml:space="preserve">65.</w:t>
         <w:tab/>
       </w:r>
-      <w:hyperlink r:id="rId202">
+      <w:hyperlink r:id="rId226">
         <w:r>
           <w:rPr>
             <w:rFonts w:ascii="Times New Roman" w:cs="Times New Roman" w:eastAsia="Times New Roman" w:hAnsi="Times New Roman"/>
@@ -14087,7 +14629,7 @@
           <w:t xml:space="preserve">van der Loo, M. (2013). Stringdist: Approximate string matching, fuzzy text search, and string distance functions. (The R Foundation). </w:t>
         </w:r>
       </w:hyperlink>
-      <w:hyperlink r:id="rId203">
+      <w:hyperlink r:id="rId227">
         <w:r>
           <w:rPr>
             <w:rFonts w:ascii="Times New Roman" w:cs="Times New Roman" w:eastAsia="Times New Roman" w:hAnsi="Times New Roman"/>
@@ -14102,7 +14644,7 @@
           <w:t xml:space="preserve">https://cran.r-project.org/package=stringdist</w:t>
         </w:r>
       </w:hyperlink>
-      <w:hyperlink r:id="rId204">
+      <w:hyperlink r:id="rId228">
         <w:r>
           <w:rPr>
             <w:rFonts w:ascii="Times New Roman" w:cs="Times New Roman" w:eastAsia="Times New Roman" w:hAnsi="Times New Roman"/>
@@ -14117,7 +14659,7 @@
           <w:t xml:space="preserve"> </w:t>
         </w:r>
       </w:hyperlink>
-      <w:hyperlink r:id="rId205">
+      <w:hyperlink r:id="rId229">
         <w:r>
           <w:rPr>
             <w:rFonts w:ascii="Times New Roman" w:cs="Times New Roman" w:eastAsia="Times New Roman" w:hAnsi="Times New Roman"/>
@@ -14130,636 +14672,6 @@
             <w:rtl w:val="0"/>
           </w:rPr>
           <w:t xml:space="preserve">https://cran.r-project.org/package=stringdist</w:t>
-        </w:r>
-      </w:hyperlink>
-      <w:hyperlink r:id="rId206">
-        <w:r>
-          <w:rPr>
-            <w:rFonts w:ascii="Times New Roman" w:cs="Times New Roman" w:eastAsia="Times New Roman" w:hAnsi="Times New Roman"/>
-            <w:b w:val="0"/>
-            <w:i w:val="0"/>
-            <w:color w:val="000000"/>
-            <w:sz w:val="24"/>
-            <w:szCs w:val="24"/>
-            <w:u w:val="none"/>
-            <w:rtl w:val="0"/>
-          </w:rPr>
-          <w:t xml:space="preserve">.</w:t>
-        </w:r>
-      </w:hyperlink>
-      <w:r>
-        <w:rPr>
-          <w:rtl w:val="0"/>
-        </w:rPr>
-      </w:r>
-    </w:p>
-    <w:p>
-      <w:pPr>
-        <w:keepNext w:val="0"/>
-        <w:keepLines w:val="0"/>
-        <w:pageBreakBefore w:val="0"/>
-        <w:widowControl w:val="0"/>
-        <w:pBdr>
-          <w:top w:space="0" w:sz="0" w:val="nil"/>
-          <w:left w:space="0" w:sz="0" w:val="nil"/>
-          <w:bottom w:space="0" w:sz="0" w:val="nil"/>
-          <w:right w:space="0" w:sz="0" w:val="nil"/>
-          <w:between w:space="0" w:sz="0" w:val="nil"/>
-        </w:pBdr>
-        <w:shd w:fill="auto" w:val="clear"/>
-        <w:spacing w:after="240" w:before="0" w:line="240" w:lineRule="auto"/>
-        <w:ind w:left="480" w:right="0" w:hanging="480"/>
-        <w:jc w:val="left"/>
-        <w:rPr>
-          <w:rFonts w:ascii="Times New Roman" w:cs="Times New Roman" w:eastAsia="Times New Roman" w:hAnsi="Times New Roman"/>
-          <w:b w:val="0"/>
-          <w:i w:val="0"/>
-          <w:color w:val="000000"/>
-          <w:sz w:val="24"/>
-          <w:szCs w:val="24"/>
-        </w:rPr>
-      </w:pPr>
-      <w:r>
-        <w:rPr>
-          <w:rFonts w:ascii="Times New Roman" w:cs="Times New Roman" w:eastAsia="Times New Roman" w:hAnsi="Times New Roman"/>
-          <w:b w:val="0"/>
-          <w:i w:val="0"/>
-          <w:color w:val="000000"/>
-          <w:sz w:val="24"/>
-          <w:szCs w:val="24"/>
-          <w:rtl w:val="0"/>
-        </w:rPr>
-        <w:t xml:space="preserve">66.</w:t>
-        <w:tab/>
-      </w:r>
-      <w:hyperlink r:id="rId207">
-        <w:r>
-          <w:rPr>
-            <w:rFonts w:ascii="Times New Roman" w:cs="Times New Roman" w:eastAsia="Times New Roman" w:hAnsi="Times New Roman"/>
-            <w:b w:val="0"/>
-            <w:i w:val="0"/>
-            <w:color w:val="000000"/>
-            <w:sz w:val="24"/>
-            <w:szCs w:val="24"/>
-            <w:u w:val="none"/>
-            <w:rtl w:val="0"/>
-          </w:rPr>
-          <w:t xml:space="preserve">R Core Team (2024) </w:t>
-        </w:r>
-      </w:hyperlink>
-      <w:hyperlink r:id="rId208">
-        <w:r>
-          <w:rPr>
-            <w:rFonts w:ascii="Times New Roman" w:cs="Times New Roman" w:eastAsia="Times New Roman" w:hAnsi="Times New Roman"/>
-            <w:b w:val="0"/>
-            <w:i w:val="1"/>
-            <w:color w:val="000000"/>
-            <w:sz w:val="24"/>
-            <w:szCs w:val="24"/>
-            <w:u w:val="none"/>
-            <w:rtl w:val="0"/>
-          </w:rPr>
-          <w:t xml:space="preserve">R: A Language and Environment for Statistical Computing</w:t>
-        </w:r>
-      </w:hyperlink>
-      <w:hyperlink r:id="rId209">
-        <w:r>
-          <w:rPr>
-            <w:rFonts w:ascii="Times New Roman" w:cs="Times New Roman" w:eastAsia="Times New Roman" w:hAnsi="Times New Roman"/>
-            <w:b w:val="0"/>
-            <w:i w:val="0"/>
-            <w:color w:val="000000"/>
-            <w:sz w:val="24"/>
-            <w:szCs w:val="24"/>
-            <w:u w:val="none"/>
-            <w:rtl w:val="0"/>
-          </w:rPr>
-          <w:t xml:space="preserve">. </w:t>
-        </w:r>
-      </w:hyperlink>
-      <w:hyperlink r:id="rId210">
-        <w:r>
-          <w:rPr>
-            <w:rFonts w:ascii="Times New Roman" w:cs="Times New Roman" w:eastAsia="Times New Roman" w:hAnsi="Times New Roman"/>
-            <w:b w:val="0"/>
-            <w:i w:val="1"/>
-            <w:color w:val="000000"/>
-            <w:sz w:val="24"/>
-            <w:szCs w:val="24"/>
-            <w:u w:val="none"/>
-            <w:rtl w:val="0"/>
-          </w:rPr>
-          <w:t xml:space="preserve">R Foundation for Statistical Computing, </w:t>
-        </w:r>
-      </w:hyperlink>
-      <w:hyperlink r:id="rId211">
-        <w:r>
-          <w:rPr>
-            <w:rFonts w:ascii="Times New Roman" w:cs="Times New Roman" w:eastAsia="Times New Roman" w:hAnsi="Times New Roman"/>
-            <w:b w:val="0"/>
-            <w:i w:val="0"/>
-            <w:color w:val="000000"/>
-            <w:sz w:val="24"/>
-            <w:szCs w:val="24"/>
-            <w:u w:val="none"/>
-            <w:rtl w:val="0"/>
-          </w:rPr>
-          <w:t xml:space="preserve">Vienna, Austria. </w:t>
-        </w:r>
-      </w:hyperlink>
-      <w:hyperlink r:id="rId212">
-        <w:r>
-          <w:rPr>
-            <w:rFonts w:ascii="Times New Roman" w:cs="Times New Roman" w:eastAsia="Times New Roman" w:hAnsi="Times New Roman"/>
-            <w:b w:val="0"/>
-            <w:i w:val="0"/>
-            <w:color w:val="000000"/>
-            <w:sz w:val="24"/>
-            <w:szCs w:val="24"/>
-            <w:u w:val="none"/>
-            <w:rtl w:val="0"/>
-          </w:rPr>
-          <w:t xml:space="preserve">https://www.R-project.org/</w:t>
-        </w:r>
-      </w:hyperlink>
-      <w:hyperlink r:id="rId213">
-        <w:r>
-          <w:rPr>
-            <w:rFonts w:ascii="Times New Roman" w:cs="Times New Roman" w:eastAsia="Times New Roman" w:hAnsi="Times New Roman"/>
-            <w:b w:val="0"/>
-            <w:i w:val="0"/>
-            <w:color w:val="000000"/>
-            <w:sz w:val="24"/>
-            <w:szCs w:val="24"/>
-            <w:u w:val="none"/>
-            <w:rtl w:val="0"/>
-          </w:rPr>
-          <w:t xml:space="preserve">.</w:t>
-        </w:r>
-      </w:hyperlink>
-      <w:r>
-        <w:rPr>
-          <w:rtl w:val="0"/>
-        </w:rPr>
-      </w:r>
-    </w:p>
-    <w:p>
-      <w:pPr>
-        <w:keepNext w:val="0"/>
-        <w:keepLines w:val="0"/>
-        <w:pageBreakBefore w:val="0"/>
-        <w:widowControl w:val="0"/>
-        <w:pBdr>
-          <w:top w:space="0" w:sz="0" w:val="nil"/>
-          <w:left w:space="0" w:sz="0" w:val="nil"/>
-          <w:bottom w:space="0" w:sz="0" w:val="nil"/>
-          <w:right w:space="0" w:sz="0" w:val="nil"/>
-          <w:between w:space="0" w:sz="0" w:val="nil"/>
-        </w:pBdr>
-        <w:shd w:fill="auto" w:val="clear"/>
-        <w:spacing w:after="240" w:before="0" w:line="240" w:lineRule="auto"/>
-        <w:ind w:left="480" w:right="0" w:hanging="480"/>
-        <w:jc w:val="left"/>
-        <w:rPr>
-          <w:rFonts w:ascii="Times New Roman" w:cs="Times New Roman" w:eastAsia="Times New Roman" w:hAnsi="Times New Roman"/>
-          <w:b w:val="0"/>
-          <w:i w:val="0"/>
-          <w:color w:val="000000"/>
-          <w:sz w:val="24"/>
-          <w:szCs w:val="24"/>
-        </w:rPr>
-      </w:pPr>
-      <w:r>
-        <w:rPr>
-          <w:rFonts w:ascii="Times New Roman" w:cs="Times New Roman" w:eastAsia="Times New Roman" w:hAnsi="Times New Roman"/>
-          <w:b w:val="0"/>
-          <w:i w:val="0"/>
-          <w:color w:val="000000"/>
-          <w:sz w:val="24"/>
-          <w:szCs w:val="24"/>
-          <w:rtl w:val="0"/>
-        </w:rPr>
-        <w:t xml:space="preserve">67.</w:t>
-        <w:tab/>
-      </w:r>
-      <w:hyperlink r:id="rId214">
-        <w:r>
-          <w:rPr>
-            <w:rFonts w:ascii="Times New Roman" w:cs="Times New Roman" w:eastAsia="Times New Roman" w:hAnsi="Times New Roman"/>
-            <w:b w:val="0"/>
-            <w:i w:val="0"/>
-            <w:color w:val="000000"/>
-            <w:sz w:val="24"/>
-            <w:szCs w:val="24"/>
-            <w:u w:val="none"/>
-            <w:rtl w:val="0"/>
-          </w:rPr>
-          <w:t xml:space="preserve">Frey, B.J., and Dueck, D. (2007). Clustering by passing messages between data points. Science </w:t>
-        </w:r>
-      </w:hyperlink>
-      <w:hyperlink r:id="rId215">
-        <w:r>
-          <w:rPr>
-            <w:rFonts w:ascii="Times New Roman" w:cs="Times New Roman" w:eastAsia="Times New Roman" w:hAnsi="Times New Roman"/>
-            <w:b w:val="0"/>
-            <w:i w:val="1"/>
-            <w:color w:val="000000"/>
-            <w:sz w:val="24"/>
-            <w:szCs w:val="24"/>
-            <w:u w:val="none"/>
-            <w:rtl w:val="0"/>
-          </w:rPr>
-          <w:t xml:space="preserve">315</w:t>
-        </w:r>
-      </w:hyperlink>
-      <w:hyperlink r:id="rId216">
-        <w:r>
-          <w:rPr>
-            <w:rFonts w:ascii="Times New Roman" w:cs="Times New Roman" w:eastAsia="Times New Roman" w:hAnsi="Times New Roman"/>
-            <w:b w:val="0"/>
-            <w:i w:val="0"/>
-            <w:color w:val="000000"/>
-            <w:sz w:val="24"/>
-            <w:szCs w:val="24"/>
-            <w:u w:val="none"/>
-            <w:rtl w:val="0"/>
-          </w:rPr>
-          <w:t xml:space="preserve">, 972–976.</w:t>
-        </w:r>
-      </w:hyperlink>
-      <w:r>
-        <w:rPr>
-          <w:rtl w:val="0"/>
-        </w:rPr>
-      </w:r>
-    </w:p>
-    <w:p>
-      <w:pPr>
-        <w:keepNext w:val="0"/>
-        <w:keepLines w:val="0"/>
-        <w:pageBreakBefore w:val="0"/>
-        <w:widowControl w:val="0"/>
-        <w:pBdr>
-          <w:top w:space="0" w:sz="0" w:val="nil"/>
-          <w:left w:space="0" w:sz="0" w:val="nil"/>
-          <w:bottom w:space="0" w:sz="0" w:val="nil"/>
-          <w:right w:space="0" w:sz="0" w:val="nil"/>
-          <w:between w:space="0" w:sz="0" w:val="nil"/>
-        </w:pBdr>
-        <w:shd w:fill="auto" w:val="clear"/>
-        <w:spacing w:after="240" w:before="0" w:line="240" w:lineRule="auto"/>
-        <w:ind w:left="480" w:right="0" w:hanging="480"/>
-        <w:jc w:val="left"/>
-        <w:rPr>
-          <w:rFonts w:ascii="Times New Roman" w:cs="Times New Roman" w:eastAsia="Times New Roman" w:hAnsi="Times New Roman"/>
-          <w:b w:val="0"/>
-          <w:i w:val="0"/>
-          <w:color w:val="000000"/>
-          <w:sz w:val="24"/>
-          <w:szCs w:val="24"/>
-        </w:rPr>
-      </w:pPr>
-      <w:r>
-        <w:rPr>
-          <w:rFonts w:ascii="Times New Roman" w:cs="Times New Roman" w:eastAsia="Times New Roman" w:hAnsi="Times New Roman"/>
-          <w:b w:val="0"/>
-          <w:i w:val="0"/>
-          <w:color w:val="000000"/>
-          <w:sz w:val="24"/>
-          <w:szCs w:val="24"/>
-          <w:rtl w:val="0"/>
-        </w:rPr>
-        <w:t xml:space="preserve">68.</w:t>
-        <w:tab/>
-      </w:r>
-      <w:hyperlink r:id="rId217">
-        <w:r>
-          <w:rPr>
-            <w:rFonts w:ascii="Times New Roman" w:cs="Times New Roman" w:eastAsia="Times New Roman" w:hAnsi="Times New Roman"/>
-            <w:b w:val="0"/>
-            <w:i w:val="0"/>
-            <w:color w:val="000000"/>
-            <w:sz w:val="24"/>
-            <w:szCs w:val="24"/>
-            <w:u w:val="none"/>
-            <w:rtl w:val="0"/>
-          </w:rPr>
-          <w:t xml:space="preserve">Kitahara, Y.F.G.I. Fast Algorithm for Affinity Propagation. In Twenty-Second International Joint Conference on Artificial Intelligence, T. Walsh, ed. (IJCAI/AAAI), pp. 2238–2243.</w:t>
-        </w:r>
-      </w:hyperlink>
-      <w:r>
-        <w:rPr>
-          <w:rtl w:val="0"/>
-        </w:rPr>
-      </w:r>
-    </w:p>
-    <w:p>
-      <w:pPr>
-        <w:keepNext w:val="0"/>
-        <w:keepLines w:val="0"/>
-        <w:pageBreakBefore w:val="0"/>
-        <w:widowControl w:val="0"/>
-        <w:pBdr>
-          <w:top w:space="0" w:sz="0" w:val="nil"/>
-          <w:left w:space="0" w:sz="0" w:val="nil"/>
-          <w:bottom w:space="0" w:sz="0" w:val="nil"/>
-          <w:right w:space="0" w:sz="0" w:val="nil"/>
-          <w:between w:space="0" w:sz="0" w:val="nil"/>
-        </w:pBdr>
-        <w:shd w:fill="auto" w:val="clear"/>
-        <w:spacing w:after="240" w:before="0" w:line="240" w:lineRule="auto"/>
-        <w:ind w:left="480" w:right="0" w:hanging="480"/>
-        <w:jc w:val="left"/>
-        <w:rPr>
-          <w:rFonts w:ascii="Times New Roman" w:cs="Times New Roman" w:eastAsia="Times New Roman" w:hAnsi="Times New Roman"/>
-          <w:b w:val="0"/>
-          <w:i w:val="0"/>
-          <w:color w:val="000000"/>
-          <w:sz w:val="24"/>
-          <w:szCs w:val="24"/>
-        </w:rPr>
-      </w:pPr>
-      <w:r>
-        <w:rPr>
-          <w:rFonts w:ascii="Times New Roman" w:cs="Times New Roman" w:eastAsia="Times New Roman" w:hAnsi="Times New Roman"/>
-          <w:b w:val="0"/>
-          <w:i w:val="0"/>
-          <w:color w:val="000000"/>
-          <w:sz w:val="24"/>
-          <w:szCs w:val="24"/>
-          <w:rtl w:val="0"/>
-        </w:rPr>
-        <w:t xml:space="preserve">69.</w:t>
-        <w:tab/>
-      </w:r>
-      <w:hyperlink r:id="rId218">
-        <w:r>
-          <w:rPr>
-            <w:rFonts w:ascii="Times New Roman" w:cs="Times New Roman" w:eastAsia="Times New Roman" w:hAnsi="Times New Roman"/>
-            <w:b w:val="0"/>
-            <w:i w:val="0"/>
-            <w:color w:val="000000"/>
-            <w:sz w:val="24"/>
-            <w:szCs w:val="24"/>
-            <w:u w:val="none"/>
-            <w:rtl w:val="0"/>
-          </w:rPr>
-          <w:t xml:space="preserve">Shi, X.H., Guan, R.C., Wang, L.P., Pei, Z.L., and Liang, Y.C. (2009). An incremental affinity propagation algorithm and its applications for text clustering. In 2009 International Joint Conference on Neural Networks (IEEE). https://doi.org/</w:t>
-        </w:r>
-      </w:hyperlink>
-      <w:hyperlink r:id="rId219">
-        <w:r>
-          <w:rPr>
-            <w:rFonts w:ascii="Times New Roman" w:cs="Times New Roman" w:eastAsia="Times New Roman" w:hAnsi="Times New Roman"/>
-            <w:b w:val="0"/>
-            <w:i w:val="0"/>
-            <w:color w:val="000000"/>
-            <w:sz w:val="24"/>
-            <w:szCs w:val="24"/>
-            <w:u w:val="none"/>
-            <w:rtl w:val="0"/>
-          </w:rPr>
-          <w:t xml:space="preserve">10.1109/ijcnn.2009.5178973</w:t>
-        </w:r>
-      </w:hyperlink>
-      <w:hyperlink r:id="rId220">
-        <w:r>
-          <w:rPr>
-            <w:rFonts w:ascii="Times New Roman" w:cs="Times New Roman" w:eastAsia="Times New Roman" w:hAnsi="Times New Roman"/>
-            <w:b w:val="0"/>
-            <w:i w:val="0"/>
-            <w:color w:val="000000"/>
-            <w:sz w:val="24"/>
-            <w:szCs w:val="24"/>
-            <w:u w:val="none"/>
-            <w:rtl w:val="0"/>
-          </w:rPr>
-          <w:t xml:space="preserve">.</w:t>
-        </w:r>
-      </w:hyperlink>
-      <w:r>
-        <w:rPr>
-          <w:rtl w:val="0"/>
-        </w:rPr>
-      </w:r>
-    </w:p>
-    <w:p>
-      <w:pPr>
-        <w:keepNext w:val="0"/>
-        <w:keepLines w:val="0"/>
-        <w:pageBreakBefore w:val="0"/>
-        <w:widowControl w:val="0"/>
-        <w:pBdr>
-          <w:top w:space="0" w:sz="0" w:val="nil"/>
-          <w:left w:space="0" w:sz="0" w:val="nil"/>
-          <w:bottom w:space="0" w:sz="0" w:val="nil"/>
-          <w:right w:space="0" w:sz="0" w:val="nil"/>
-          <w:between w:space="0" w:sz="0" w:val="nil"/>
-        </w:pBdr>
-        <w:shd w:fill="auto" w:val="clear"/>
-        <w:spacing w:after="240" w:before="0" w:line="240" w:lineRule="auto"/>
-        <w:ind w:left="480" w:right="0" w:hanging="480"/>
-        <w:jc w:val="left"/>
-        <w:rPr>
-          <w:rFonts w:ascii="Times New Roman" w:cs="Times New Roman" w:eastAsia="Times New Roman" w:hAnsi="Times New Roman"/>
-          <w:b w:val="0"/>
-          <w:i w:val="0"/>
-          <w:color w:val="000000"/>
-          <w:sz w:val="24"/>
-          <w:szCs w:val="24"/>
-        </w:rPr>
-      </w:pPr>
-      <w:r>
-        <w:rPr>
-          <w:rFonts w:ascii="Times New Roman" w:cs="Times New Roman" w:eastAsia="Times New Roman" w:hAnsi="Times New Roman"/>
-          <w:b w:val="0"/>
-          <w:i w:val="0"/>
-          <w:color w:val="000000"/>
-          <w:sz w:val="24"/>
-          <w:szCs w:val="24"/>
-          <w:rtl w:val="0"/>
-        </w:rPr>
-        <w:t xml:space="preserve">70.</w:t>
-        <w:tab/>
-      </w:r>
-      <w:hyperlink r:id="rId221">
-        <w:r>
-          <w:rPr>
-            <w:rFonts w:ascii="Times New Roman" w:cs="Times New Roman" w:eastAsia="Times New Roman" w:hAnsi="Times New Roman"/>
-            <w:b w:val="0"/>
-            <w:i w:val="0"/>
-            <w:color w:val="000000"/>
-            <w:sz w:val="24"/>
-            <w:szCs w:val="24"/>
-            <w:u w:val="none"/>
-            <w:rtl w:val="0"/>
-          </w:rPr>
-          <w:t xml:space="preserve">Shailendra Kumar Shrivastava, J.L.Rana, R.C.Jain (2013). Text document clustering based on phrase similarity using affinity propagation. International Journal of Computer Applications </w:t>
-        </w:r>
-      </w:hyperlink>
-      <w:hyperlink r:id="rId222">
-        <w:r>
-          <w:rPr>
-            <w:rFonts w:ascii="Times New Roman" w:cs="Times New Roman" w:eastAsia="Times New Roman" w:hAnsi="Times New Roman"/>
-            <w:b w:val="0"/>
-            <w:i w:val="1"/>
-            <w:color w:val="000000"/>
-            <w:sz w:val="24"/>
-            <w:szCs w:val="24"/>
-            <w:u w:val="none"/>
-            <w:rtl w:val="0"/>
-          </w:rPr>
-          <w:t xml:space="preserve">61</w:t>
-        </w:r>
-      </w:hyperlink>
-      <w:hyperlink r:id="rId223">
-        <w:r>
-          <w:rPr>
-            <w:rFonts w:ascii="Times New Roman" w:cs="Times New Roman" w:eastAsia="Times New Roman" w:hAnsi="Times New Roman"/>
-            <w:b w:val="0"/>
-            <w:i w:val="0"/>
-            <w:color w:val="000000"/>
-            <w:sz w:val="24"/>
-            <w:szCs w:val="24"/>
-            <w:u w:val="none"/>
-            <w:rtl w:val="0"/>
-          </w:rPr>
-          <w:t xml:space="preserve">. https://doi.org/</w:t>
-        </w:r>
-      </w:hyperlink>
-      <w:hyperlink r:id="rId224">
-        <w:r>
-          <w:rPr>
-            <w:rFonts w:ascii="Times New Roman" w:cs="Times New Roman" w:eastAsia="Times New Roman" w:hAnsi="Times New Roman"/>
-            <w:b w:val="0"/>
-            <w:i w:val="0"/>
-            <w:color w:val="000000"/>
-            <w:sz w:val="24"/>
-            <w:szCs w:val="24"/>
-            <w:u w:val="none"/>
-            <w:rtl w:val="0"/>
-          </w:rPr>
-          <w:t xml:space="preserve">10.5120/10032-5077</w:t>
-        </w:r>
-      </w:hyperlink>
-      <w:hyperlink r:id="rId225">
-        <w:r>
-          <w:rPr>
-            <w:rFonts w:ascii="Times New Roman" w:cs="Times New Roman" w:eastAsia="Times New Roman" w:hAnsi="Times New Roman"/>
-            <w:b w:val="0"/>
-            <w:i w:val="0"/>
-            <w:color w:val="000000"/>
-            <w:sz w:val="24"/>
-            <w:szCs w:val="24"/>
-            <w:u w:val="none"/>
-            <w:rtl w:val="0"/>
-          </w:rPr>
-          <w:t xml:space="preserve">.</w:t>
-        </w:r>
-      </w:hyperlink>
-      <w:r>
-        <w:rPr>
-          <w:rtl w:val="0"/>
-        </w:rPr>
-      </w:r>
-    </w:p>
-    <w:p>
-      <w:pPr>
-        <w:keepNext w:val="0"/>
-        <w:keepLines w:val="0"/>
-        <w:pageBreakBefore w:val="0"/>
-        <w:widowControl w:val="0"/>
-        <w:pBdr>
-          <w:top w:space="0" w:sz="0" w:val="nil"/>
-          <w:left w:space="0" w:sz="0" w:val="nil"/>
-          <w:bottom w:space="0" w:sz="0" w:val="nil"/>
-          <w:right w:space="0" w:sz="0" w:val="nil"/>
-          <w:between w:space="0" w:sz="0" w:val="nil"/>
-        </w:pBdr>
-        <w:shd w:fill="auto" w:val="clear"/>
-        <w:spacing w:after="240" w:before="0" w:line="240" w:lineRule="auto"/>
-        <w:ind w:left="480" w:right="0" w:hanging="480"/>
-        <w:jc w:val="left"/>
-        <w:rPr>
-          <w:rFonts w:ascii="Times New Roman" w:cs="Times New Roman" w:eastAsia="Times New Roman" w:hAnsi="Times New Roman"/>
-          <w:b w:val="0"/>
-          <w:i w:val="0"/>
-          <w:color w:val="000000"/>
-          <w:sz w:val="24"/>
-          <w:szCs w:val="24"/>
-        </w:rPr>
-      </w:pPr>
-      <w:r>
-        <w:rPr>
-          <w:rFonts w:ascii="Times New Roman" w:cs="Times New Roman" w:eastAsia="Times New Roman" w:hAnsi="Times New Roman"/>
-          <w:b w:val="0"/>
-          <w:i w:val="0"/>
-          <w:color w:val="000000"/>
-          <w:sz w:val="24"/>
-          <w:szCs w:val="24"/>
-          <w:rtl w:val="0"/>
-        </w:rPr>
-        <w:t xml:space="preserve">71.</w:t>
-        <w:tab/>
-      </w:r>
-      <w:hyperlink r:id="rId226">
-        <w:r>
-          <w:rPr>
-            <w:rFonts w:ascii="Times New Roman" w:cs="Times New Roman" w:eastAsia="Times New Roman" w:hAnsi="Times New Roman"/>
-            <w:b w:val="0"/>
-            <w:i w:val="0"/>
-            <w:color w:val="000000"/>
-            <w:sz w:val="24"/>
-            <w:szCs w:val="24"/>
-            <w:u w:val="none"/>
-            <w:rtl w:val="0"/>
-          </w:rPr>
-          <w:t xml:space="preserve">Cortes, D. (2019). isotree: Isolation-Based Outlier Detection. (The R Foundation). https://doi.org/</w:t>
-        </w:r>
-      </w:hyperlink>
-      <w:hyperlink r:id="rId227">
-        <w:r>
-          <w:rPr>
-            <w:rFonts w:ascii="Times New Roman" w:cs="Times New Roman" w:eastAsia="Times New Roman" w:hAnsi="Times New Roman"/>
-            <w:b w:val="0"/>
-            <w:i w:val="0"/>
-            <w:color w:val="000000"/>
-            <w:sz w:val="24"/>
-            <w:szCs w:val="24"/>
-            <w:u w:val="none"/>
-            <w:rtl w:val="0"/>
-          </w:rPr>
-          <w:t xml:space="preserve">10.32614/cran.package.isotree</w:t>
-        </w:r>
-      </w:hyperlink>
-      <w:hyperlink r:id="rId228">
-        <w:r>
-          <w:rPr>
-            <w:rFonts w:ascii="Times New Roman" w:cs="Times New Roman" w:eastAsia="Times New Roman" w:hAnsi="Times New Roman"/>
-            <w:b w:val="0"/>
-            <w:i w:val="0"/>
-            <w:color w:val="000000"/>
-            <w:sz w:val="24"/>
-            <w:szCs w:val="24"/>
-            <w:u w:val="none"/>
-            <w:rtl w:val="0"/>
-          </w:rPr>
-          <w:t xml:space="preserve"> https://doi.org/</w:t>
-        </w:r>
-      </w:hyperlink>
-      <w:hyperlink r:id="rId229">
-        <w:r>
-          <w:rPr>
-            <w:rFonts w:ascii="Times New Roman" w:cs="Times New Roman" w:eastAsia="Times New Roman" w:hAnsi="Times New Roman"/>
-            <w:b w:val="0"/>
-            <w:i w:val="0"/>
-            <w:color w:val="000000"/>
-            <w:sz w:val="24"/>
-            <w:szCs w:val="24"/>
-            <w:u w:val="none"/>
-            <w:rtl w:val="0"/>
-          </w:rPr>
-          <w:t xml:space="preserve">10.32614/cran.package.isotree</w:t>
         </w:r>
       </w:hyperlink>
       <w:hyperlink r:id="rId230">
@@ -14819,7 +14731,7 @@
           <w:szCs w:val="24"/>
           <w:rtl w:val="0"/>
         </w:rPr>
-        <w:t xml:space="preserve">72.</w:t>
+        <w:t xml:space="preserve">66.</w:t>
         <w:tab/>
       </w:r>
       <w:hyperlink r:id="rId231">
@@ -14834,7 +14746,97 @@
             <w:u w:val="none"/>
             <w:rtl w:val="0"/>
           </w:rPr>
-          <w:t xml:space="preserve">Liu, F.T., Ting, K.M., and Zhou, Z.-H. (2008). Isolation Forest. In 2008 Eighth IEEE International Conference on Data Mining (IEEE), pp. 413–422.</w:t>
+          <w:t xml:space="preserve">R Core Team (2024) </w:t>
+        </w:r>
+      </w:hyperlink>
+      <w:hyperlink r:id="rId232">
+        <w:r>
+          <w:rPr>
+            <w:rFonts w:ascii="Times New Roman" w:cs="Times New Roman" w:eastAsia="Times New Roman" w:hAnsi="Times New Roman"/>
+            <w:b w:val="0"/>
+            <w:i w:val="1"/>
+            <w:color w:val="000000"/>
+            <w:sz w:val="24"/>
+            <w:szCs w:val="24"/>
+            <w:u w:val="none"/>
+            <w:rtl w:val="0"/>
+          </w:rPr>
+          <w:t xml:space="preserve">R: A Language and Environment for Statistical Computing</w:t>
+        </w:r>
+      </w:hyperlink>
+      <w:hyperlink r:id="rId233">
+        <w:r>
+          <w:rPr>
+            <w:rFonts w:ascii="Times New Roman" w:cs="Times New Roman" w:eastAsia="Times New Roman" w:hAnsi="Times New Roman"/>
+            <w:b w:val="0"/>
+            <w:i w:val="0"/>
+            <w:color w:val="000000"/>
+            <w:sz w:val="24"/>
+            <w:szCs w:val="24"/>
+            <w:u w:val="none"/>
+            <w:rtl w:val="0"/>
+          </w:rPr>
+          <w:t xml:space="preserve">. </w:t>
+        </w:r>
+      </w:hyperlink>
+      <w:hyperlink r:id="rId234">
+        <w:r>
+          <w:rPr>
+            <w:rFonts w:ascii="Times New Roman" w:cs="Times New Roman" w:eastAsia="Times New Roman" w:hAnsi="Times New Roman"/>
+            <w:b w:val="0"/>
+            <w:i w:val="1"/>
+            <w:color w:val="000000"/>
+            <w:sz w:val="24"/>
+            <w:szCs w:val="24"/>
+            <w:u w:val="none"/>
+            <w:rtl w:val="0"/>
+          </w:rPr>
+          <w:t xml:space="preserve">R Foundation for Statistical Computing, </w:t>
+        </w:r>
+      </w:hyperlink>
+      <w:hyperlink r:id="rId235">
+        <w:r>
+          <w:rPr>
+            <w:rFonts w:ascii="Times New Roman" w:cs="Times New Roman" w:eastAsia="Times New Roman" w:hAnsi="Times New Roman"/>
+            <w:b w:val="0"/>
+            <w:i w:val="0"/>
+            <w:color w:val="000000"/>
+            <w:sz w:val="24"/>
+            <w:szCs w:val="24"/>
+            <w:u w:val="none"/>
+            <w:rtl w:val="0"/>
+          </w:rPr>
+          <w:t xml:space="preserve">Vienna, Austria. </w:t>
+        </w:r>
+      </w:hyperlink>
+      <w:hyperlink r:id="rId236">
+        <w:r>
+          <w:rPr>
+            <w:rFonts w:ascii="Times New Roman" w:cs="Times New Roman" w:eastAsia="Times New Roman" w:hAnsi="Times New Roman"/>
+            <w:b w:val="0"/>
+            <w:i w:val="0"/>
+            <w:color w:val="000000"/>
+            <w:sz w:val="24"/>
+            <w:szCs w:val="24"/>
+            <w:u w:val="none"/>
+            <w:rtl w:val="0"/>
+          </w:rPr>
+          <w:t xml:space="preserve">https://www.R-project.org/</w:t>
+        </w:r>
+      </w:hyperlink>
+      <w:hyperlink r:id="rId237">
+        <w:r>
+          <w:rPr>
+            <w:rFonts w:ascii="Times New Roman" w:cs="Times New Roman" w:eastAsia="Times New Roman" w:hAnsi="Times New Roman"/>
+            <w:b w:val="0"/>
+            <w:i w:val="0"/>
+            <w:color w:val="000000"/>
+            <w:sz w:val="24"/>
+            <w:szCs w:val="24"/>
+            <w:u w:val="none"/>
+            <w:rtl w:val="0"/>
+          </w:rPr>
+          <w:t xml:space="preserve">.</w:t>
         </w:r>
       </w:hyperlink>
       <w:r>
@@ -14879,10 +14881,10 @@
           <w:szCs w:val="24"/>
           <w:rtl w:val="0"/>
         </w:rPr>
-        <w:t xml:space="preserve">73.</w:t>
+        <w:t xml:space="preserve">67.</w:t>
         <w:tab/>
       </w:r>
-      <w:hyperlink r:id="rId232">
+      <w:hyperlink r:id="rId238">
         <w:r>
           <w:rPr>
             <w:rFonts w:ascii="Times New Roman" w:cs="Times New Roman" w:eastAsia="Times New Roman" w:hAnsi="Times New Roman"/>
@@ -14894,10 +14896,25 @@
             <w:u w:val="none"/>
             <w:rtl w:val="0"/>
           </w:rPr>
-          <w:t xml:space="preserve">Hahsler, M., and Piekenbrock, M. (2015). Dbscan: Density-based spatial clustering of applications with noise (DBSCAN) and related algorithms. (The R Foundation). https://doi.org/</w:t>
+          <w:t xml:space="preserve">Frey, B.J., and Dueck, D. (2007). Clustering by passing messages between data points. Science </w:t>
         </w:r>
       </w:hyperlink>
-      <w:hyperlink r:id="rId233">
+      <w:hyperlink r:id="rId239">
+        <w:r>
+          <w:rPr>
+            <w:rFonts w:ascii="Times New Roman" w:cs="Times New Roman" w:eastAsia="Times New Roman" w:hAnsi="Times New Roman"/>
+            <w:b w:val="0"/>
+            <w:i w:val="1"/>
+            <w:color w:val="000000"/>
+            <w:sz w:val="24"/>
+            <w:szCs w:val="24"/>
+            <w:u w:val="none"/>
+            <w:rtl w:val="0"/>
+          </w:rPr>
+          <w:t xml:space="preserve">315</w:t>
+        </w:r>
+      </w:hyperlink>
+      <w:hyperlink r:id="rId240">
         <w:r>
           <w:rPr>
             <w:rFonts w:ascii="Times New Roman" w:cs="Times New Roman" w:eastAsia="Times New Roman" w:hAnsi="Times New Roman"/>
@@ -14909,52 +14926,7 @@
             <w:u w:val="none"/>
             <w:rtl w:val="0"/>
           </w:rPr>
-          <w:t xml:space="preserve">10.32614/cran.package.dbscan</w:t>
-        </w:r>
-      </w:hyperlink>
-      <w:hyperlink r:id="rId234">
-        <w:r>
-          <w:rPr>
-            <w:rFonts w:ascii="Times New Roman" w:cs="Times New Roman" w:eastAsia="Times New Roman" w:hAnsi="Times New Roman"/>
-            <w:b w:val="0"/>
-            <w:i w:val="0"/>
-            <w:color w:val="000000"/>
-            <w:sz w:val="24"/>
-            <w:szCs w:val="24"/>
-            <w:u w:val="none"/>
-            <w:rtl w:val="0"/>
-          </w:rPr>
-          <w:t xml:space="preserve"> https://doi.org/</w:t>
-        </w:r>
-      </w:hyperlink>
-      <w:hyperlink r:id="rId235">
-        <w:r>
-          <w:rPr>
-            <w:rFonts w:ascii="Times New Roman" w:cs="Times New Roman" w:eastAsia="Times New Roman" w:hAnsi="Times New Roman"/>
-            <w:b w:val="0"/>
-            <w:i w:val="0"/>
-            <w:color w:val="000000"/>
-            <w:sz w:val="24"/>
-            <w:szCs w:val="24"/>
-            <w:u w:val="none"/>
-            <w:rtl w:val="0"/>
-          </w:rPr>
-          <w:t xml:space="preserve">10.32614/cran.package.dbscan</w:t>
-        </w:r>
-      </w:hyperlink>
-      <w:hyperlink r:id="rId236">
-        <w:r>
-          <w:rPr>
-            <w:rFonts w:ascii="Times New Roman" w:cs="Times New Roman" w:eastAsia="Times New Roman" w:hAnsi="Times New Roman"/>
-            <w:b w:val="0"/>
-            <w:i w:val="0"/>
-            <w:color w:val="000000"/>
-            <w:sz w:val="24"/>
-            <w:szCs w:val="24"/>
-            <w:u w:val="none"/>
-            <w:rtl w:val="0"/>
-          </w:rPr>
-          <w:t xml:space="preserve">.</w:t>
+          <w:t xml:space="preserve">, 972–976.</w:t>
         </w:r>
       </w:hyperlink>
       <w:r>
@@ -14999,10 +14971,10 @@
           <w:szCs w:val="24"/>
           <w:rtl w:val="0"/>
         </w:rPr>
-        <w:t xml:space="preserve">74.</w:t>
+        <w:t xml:space="preserve">68.</w:t>
         <w:tab/>
       </w:r>
-      <w:hyperlink r:id="rId237">
+      <w:hyperlink r:id="rId241">
         <w:r>
           <w:rPr>
             <w:rFonts w:ascii="Times New Roman" w:cs="Times New Roman" w:eastAsia="Times New Roman" w:hAnsi="Times New Roman"/>
@@ -15014,37 +14986,7 @@
             <w:u w:val="none"/>
             <w:rtl w:val="0"/>
           </w:rPr>
-          <w:t xml:space="preserve">Alghushairy, O., Alsini, R., Soule, T., and Ma, X. (2020). A review of Local Outlier Factor algorithms for outlier detection in big data streams. Big Data Cogn. Comput. </w:t>
-        </w:r>
-      </w:hyperlink>
-      <w:hyperlink r:id="rId238">
-        <w:r>
-          <w:rPr>
-            <w:rFonts w:ascii="Times New Roman" w:cs="Times New Roman" w:eastAsia="Times New Roman" w:hAnsi="Times New Roman"/>
-            <w:b w:val="0"/>
-            <w:i w:val="1"/>
-            <w:color w:val="000000"/>
-            <w:sz w:val="24"/>
-            <w:szCs w:val="24"/>
-            <w:u w:val="none"/>
-            <w:rtl w:val="0"/>
-          </w:rPr>
-          <w:t xml:space="preserve">5</w:t>
-        </w:r>
-      </w:hyperlink>
-      <w:hyperlink r:id="rId239">
-        <w:r>
-          <w:rPr>
-            <w:rFonts w:ascii="Times New Roman" w:cs="Times New Roman" w:eastAsia="Times New Roman" w:hAnsi="Times New Roman"/>
-            <w:b w:val="0"/>
-            <w:i w:val="0"/>
-            <w:color w:val="000000"/>
-            <w:sz w:val="24"/>
-            <w:szCs w:val="24"/>
-            <w:u w:val="none"/>
-            <w:rtl w:val="0"/>
-          </w:rPr>
-          <w:t xml:space="preserve">, 1.</w:t>
+          <w:t xml:space="preserve">Kitahara, Y.F.G.I. Fast Algorithm for Affinity Propagation. In Twenty-Second International Joint Conference on Artificial Intelligence, T. Walsh, ed. (IJCAI/AAAI), pp. 2238–2243.</w:t>
         </w:r>
       </w:hyperlink>
       <w:r>
@@ -15089,39 +15031,9 @@
           <w:szCs w:val="24"/>
           <w:rtl w:val="0"/>
         </w:rPr>
-        <w:t xml:space="preserve">75.</w:t>
+        <w:t xml:space="preserve">69.</w:t>
         <w:tab/>
       </w:r>
-      <w:hyperlink r:id="rId240">
-        <w:r>
-          <w:rPr>
-            <w:rFonts w:ascii="Times New Roman" w:cs="Times New Roman" w:eastAsia="Times New Roman" w:hAnsi="Times New Roman"/>
-            <w:b w:val="0"/>
-            <w:i w:val="0"/>
-            <w:color w:val="000000"/>
-            <w:sz w:val="24"/>
-            <w:szCs w:val="24"/>
-            <w:u w:val="none"/>
-            <w:rtl w:val="0"/>
-          </w:rPr>
-          <w:t xml:space="preserve">Ding, H., Ding, K., Zhang, J., Wang, Y., Gao, L., Li, Y., Chen, F., Shao, Z., and Lai, W. (2018). Local outlier factor-based fault detection and evaluation of photovoltaic system. Solar Energy </w:t>
-        </w:r>
-      </w:hyperlink>
-      <w:hyperlink r:id="rId241">
-        <w:r>
-          <w:rPr>
-            <w:rFonts w:ascii="Times New Roman" w:cs="Times New Roman" w:eastAsia="Times New Roman" w:hAnsi="Times New Roman"/>
-            <w:b w:val="0"/>
-            <w:i w:val="1"/>
-            <w:color w:val="000000"/>
-            <w:sz w:val="24"/>
-            <w:szCs w:val="24"/>
-            <w:u w:val="none"/>
-            <w:rtl w:val="0"/>
-          </w:rPr>
-          <w:t xml:space="preserve">164</w:t>
-        </w:r>
-      </w:hyperlink>
       <w:hyperlink r:id="rId242">
         <w:r>
           <w:rPr>
@@ -15134,7 +15046,37 @@
             <w:u w:val="none"/>
             <w:rtl w:val="0"/>
           </w:rPr>
-          <w:t xml:space="preserve">, 139–148.</w:t>
+          <w:t xml:space="preserve">Shi, X.H., Guan, R.C., Wang, L.P., Pei, Z.L., and Liang, Y.C. (2009). An incremental affinity propagation algorithm and its applications for text clustering. In 2009 International Joint Conference on Neural Networks (IEEE). https://doi.org/</w:t>
+        </w:r>
+      </w:hyperlink>
+      <w:hyperlink r:id="rId243">
+        <w:r>
+          <w:rPr>
+            <w:rFonts w:ascii="Times New Roman" w:cs="Times New Roman" w:eastAsia="Times New Roman" w:hAnsi="Times New Roman"/>
+            <w:b w:val="0"/>
+            <w:i w:val="0"/>
+            <w:color w:val="000000"/>
+            <w:sz w:val="24"/>
+            <w:szCs w:val="24"/>
+            <w:u w:val="none"/>
+            <w:rtl w:val="0"/>
+          </w:rPr>
+          <w:t xml:space="preserve">10.1109/ijcnn.2009.5178973</w:t>
+        </w:r>
+      </w:hyperlink>
+      <w:hyperlink r:id="rId244">
+        <w:r>
+          <w:rPr>
+            <w:rFonts w:ascii="Times New Roman" w:cs="Times New Roman" w:eastAsia="Times New Roman" w:hAnsi="Times New Roman"/>
+            <w:b w:val="0"/>
+            <w:i w:val="0"/>
+            <w:color w:val="000000"/>
+            <w:sz w:val="24"/>
+            <w:szCs w:val="24"/>
+            <w:u w:val="none"/>
+            <w:rtl w:val="0"/>
+          </w:rPr>
+          <w:t xml:space="preserve">.</w:t>
         </w:r>
       </w:hyperlink>
       <w:r>
@@ -15179,10 +15121,10 @@
           <w:szCs w:val="24"/>
           <w:rtl w:val="0"/>
         </w:rPr>
-        <w:t xml:space="preserve">76.</w:t>
+        <w:t xml:space="preserve">70.</w:t>
         <w:tab/>
       </w:r>
-      <w:hyperlink r:id="rId243">
+      <w:hyperlink r:id="rId245">
         <w:r>
           <w:rPr>
             <w:rFonts w:ascii="Times New Roman" w:cs="Times New Roman" w:eastAsia="Times New Roman" w:hAnsi="Times New Roman"/>
@@ -15194,10 +15136,10 @@
             <w:u w:val="none"/>
             <w:rtl w:val="0"/>
           </w:rPr>
-          <w:t xml:space="preserve">Xu, H., Zhang, L., Li, P., and Zhu, F. (2022). Outlier detection algorithm based on k-nearest neighbors-local outlier factor. J. Algorithm. Comput. Technol. </w:t>
+          <w:t xml:space="preserve">Shailendra Kumar Shrivastava, J.L.Rana, R.C.Jain (2013). Text document clustering based on phrase similarity using affinity propagation. International Journal of Computer Applications </w:t>
         </w:r>
       </w:hyperlink>
-      <w:hyperlink r:id="rId244">
+      <w:hyperlink r:id="rId246">
         <w:r>
           <w:rPr>
             <w:rFonts w:ascii="Times New Roman" w:cs="Times New Roman" w:eastAsia="Times New Roman" w:hAnsi="Times New Roman"/>
@@ -15209,10 +15151,10 @@
             <w:u w:val="none"/>
             <w:rtl w:val="0"/>
           </w:rPr>
-          <w:t xml:space="preserve">16</w:t>
+          <w:t xml:space="preserve">61</w:t>
         </w:r>
       </w:hyperlink>
-      <w:hyperlink r:id="rId245">
+      <w:hyperlink r:id="rId247">
         <w:r>
           <w:rPr>
             <w:rFonts w:ascii="Times New Roman" w:cs="Times New Roman" w:eastAsia="Times New Roman" w:hAnsi="Times New Roman"/>
@@ -15227,7 +15169,7 @@
           <w:t xml:space="preserve">. https://doi.org/</w:t>
         </w:r>
       </w:hyperlink>
-      <w:hyperlink r:id="rId246">
+      <w:hyperlink r:id="rId248">
         <w:r>
           <w:rPr>
             <w:rFonts w:ascii="Times New Roman" w:cs="Times New Roman" w:eastAsia="Times New Roman" w:hAnsi="Times New Roman"/>
@@ -15239,10 +15181,10 @@
             <w:u w:val="none"/>
             <w:rtl w:val="0"/>
           </w:rPr>
-          <w:t xml:space="preserve">10.1177/17483026221078111</w:t>
+          <w:t xml:space="preserve">10.5120/10032-5077</w:t>
         </w:r>
       </w:hyperlink>
-      <w:hyperlink r:id="rId247">
+      <w:hyperlink r:id="rId249">
         <w:r>
           <w:rPr>
             <w:rFonts w:ascii="Times New Roman" w:cs="Times New Roman" w:eastAsia="Times New Roman" w:hAnsi="Times New Roman"/>
@@ -15299,10 +15241,10 @@
           <w:szCs w:val="24"/>
           <w:rtl w:val="0"/>
         </w:rPr>
-        <w:t xml:space="preserve">77.</w:t>
+        <w:t xml:space="preserve">71.</w:t>
         <w:tab/>
       </w:r>
-      <w:hyperlink r:id="rId248">
+      <w:hyperlink r:id="rId250">
         <w:r>
           <w:rPr>
             <w:rFonts w:ascii="Times New Roman" w:cs="Times New Roman" w:eastAsia="Times New Roman" w:hAnsi="Times New Roman"/>
@@ -15314,10 +15256,10 @@
             <w:u w:val="none"/>
             <w:rtl w:val="0"/>
           </w:rPr>
-          <w:t xml:space="preserve">Morris, J., Kuleshov, V., Shmatikov, V., and Rush, A. (2023). Text embeddings reveal (almost) as much as text. In Proceedings of the 2023 Conference on Empirical Methods in Natural Language Processing (Association for Computational Linguistics). https://doi.org/</w:t>
+          <w:t xml:space="preserve">Cortes, D. (2019). isotree: Isolation-Based Outlier Detection. (The R Foundation). https://doi.org/</w:t>
         </w:r>
       </w:hyperlink>
-      <w:hyperlink r:id="rId249">
+      <w:hyperlink r:id="rId251">
         <w:r>
           <w:rPr>
             <w:rFonts w:ascii="Times New Roman" w:cs="Times New Roman" w:eastAsia="Times New Roman" w:hAnsi="Times New Roman"/>
@@ -15329,10 +15271,40 @@
             <w:u w:val="none"/>
             <w:rtl w:val="0"/>
           </w:rPr>
-          <w:t xml:space="preserve">10.18653/v1/2023.emnlp-main.765</w:t>
+          <w:t xml:space="preserve">10.32614/cran.package.isotree</w:t>
         </w:r>
       </w:hyperlink>
-      <w:hyperlink r:id="rId250">
+      <w:hyperlink r:id="rId252">
+        <w:r>
+          <w:rPr>
+            <w:rFonts w:ascii="Times New Roman" w:cs="Times New Roman" w:eastAsia="Times New Roman" w:hAnsi="Times New Roman"/>
+            <w:b w:val="0"/>
+            <w:i w:val="0"/>
+            <w:color w:val="000000"/>
+            <w:sz w:val="24"/>
+            <w:szCs w:val="24"/>
+            <w:u w:val="none"/>
+            <w:rtl w:val="0"/>
+          </w:rPr>
+          <w:t xml:space="preserve"> https://doi.org/</w:t>
+        </w:r>
+      </w:hyperlink>
+      <w:hyperlink r:id="rId253">
+        <w:r>
+          <w:rPr>
+            <w:rFonts w:ascii="Times New Roman" w:cs="Times New Roman" w:eastAsia="Times New Roman" w:hAnsi="Times New Roman"/>
+            <w:b w:val="0"/>
+            <w:i w:val="0"/>
+            <w:color w:val="000000"/>
+            <w:sz w:val="24"/>
+            <w:szCs w:val="24"/>
+            <w:u w:val="none"/>
+            <w:rtl w:val="0"/>
+          </w:rPr>
+          <w:t xml:space="preserve">10.32614/cran.package.isotree</w:t>
+        </w:r>
+      </w:hyperlink>
+      <w:hyperlink r:id="rId254">
         <w:r>
           <w:rPr>
             <w:rFonts w:ascii="Times New Roman" w:cs="Times New Roman" w:eastAsia="Times New Roman" w:hAnsi="Times New Roman"/>
@@ -15389,10 +15361,10 @@
           <w:szCs w:val="24"/>
           <w:rtl w:val="0"/>
         </w:rPr>
-        <w:t xml:space="preserve">78.</w:t>
+        <w:t xml:space="preserve">72.</w:t>
         <w:tab/>
       </w:r>
-      <w:hyperlink r:id="rId251">
+      <w:hyperlink r:id="rId255">
         <w:r>
           <w:rPr>
             <w:rFonts w:ascii="Times New Roman" w:cs="Times New Roman" w:eastAsia="Times New Roman" w:hAnsi="Times New Roman"/>
@@ -15404,7 +15376,7 @@
             <w:u w:val="none"/>
             <w:rtl w:val="0"/>
           </w:rPr>
-          <w:t xml:space="preserve">Mikolov, T. (2013). Efficient estimation of word representations in vector space. arXiv preprint arXiv:1301.3781.</w:t>
+          <w:t xml:space="preserve">Liu, F.T., Ting, K.M., and Zhou, Z.-H. (2008). Isolation Forest. In 2008 Eighth IEEE International Conference on Data Mining (IEEE), pp. 413–422.</w:t>
         </w:r>
       </w:hyperlink>
       <w:r>
@@ -15449,10 +15421,10 @@
           <w:szCs w:val="24"/>
           <w:rtl w:val="0"/>
         </w:rPr>
-        <w:t xml:space="preserve">79.</w:t>
+        <w:t xml:space="preserve">73.</w:t>
         <w:tab/>
       </w:r>
-      <w:hyperlink r:id="rId252">
+      <w:hyperlink r:id="rId256">
         <w:r>
           <w:rPr>
             <w:rFonts w:ascii="Times New Roman" w:cs="Times New Roman" w:eastAsia="Times New Roman" w:hAnsi="Times New Roman"/>
@@ -15464,112 +15436,7 @@
             <w:u w:val="none"/>
             <w:rtl w:val="0"/>
           </w:rPr>
-          <w:t xml:space="preserve">Incitti, F., Urli, F., and Snidaro, L. (2023). Beyond word embeddings: A survey. Inf. Fusion </w:t>
-        </w:r>
-      </w:hyperlink>
-      <w:hyperlink r:id="rId253">
-        <w:r>
-          <w:rPr>
-            <w:rFonts w:ascii="Times New Roman" w:cs="Times New Roman" w:eastAsia="Times New Roman" w:hAnsi="Times New Roman"/>
-            <w:b w:val="0"/>
-            <w:i w:val="1"/>
-            <w:color w:val="000000"/>
-            <w:sz w:val="24"/>
-            <w:szCs w:val="24"/>
-            <w:u w:val="none"/>
-            <w:rtl w:val="0"/>
-          </w:rPr>
-          <w:t xml:space="preserve">89</w:t>
-        </w:r>
-      </w:hyperlink>
-      <w:hyperlink r:id="rId254">
-        <w:r>
-          <w:rPr>
-            <w:rFonts w:ascii="Times New Roman" w:cs="Times New Roman" w:eastAsia="Times New Roman" w:hAnsi="Times New Roman"/>
-            <w:b w:val="0"/>
-            <w:i w:val="0"/>
-            <w:color w:val="000000"/>
-            <w:sz w:val="24"/>
-            <w:szCs w:val="24"/>
-            <w:u w:val="none"/>
-            <w:rtl w:val="0"/>
-          </w:rPr>
-          <w:t xml:space="preserve">, 418–436.</w:t>
-        </w:r>
-      </w:hyperlink>
-      <w:r>
-        <w:rPr>
-          <w:rtl w:val="0"/>
-        </w:rPr>
-      </w:r>
-    </w:p>
-    <w:p>
-      <w:pPr>
-        <w:keepNext w:val="0"/>
-        <w:keepLines w:val="0"/>
-        <w:pageBreakBefore w:val="0"/>
-        <w:widowControl w:val="0"/>
-        <w:pBdr>
-          <w:top w:space="0" w:sz="0" w:val="nil"/>
-          <w:left w:space="0" w:sz="0" w:val="nil"/>
-          <w:bottom w:space="0" w:sz="0" w:val="nil"/>
-          <w:right w:space="0" w:sz="0" w:val="nil"/>
-          <w:between w:space="0" w:sz="0" w:val="nil"/>
-        </w:pBdr>
-        <w:shd w:fill="auto" w:val="clear"/>
-        <w:spacing w:after="240" w:before="0" w:line="240" w:lineRule="auto"/>
-        <w:ind w:left="480" w:right="0" w:hanging="480"/>
-        <w:jc w:val="left"/>
-        <w:rPr>
-          <w:rFonts w:ascii="Times New Roman" w:cs="Times New Roman" w:eastAsia="Times New Roman" w:hAnsi="Times New Roman"/>
-          <w:b w:val="0"/>
-          <w:i w:val="0"/>
-          <w:color w:val="000000"/>
-          <w:sz w:val="24"/>
-          <w:szCs w:val="24"/>
-        </w:rPr>
-      </w:pPr>
-      <w:r>
-        <w:rPr>
-          <w:rFonts w:ascii="Times New Roman" w:cs="Times New Roman" w:eastAsia="Times New Roman" w:hAnsi="Times New Roman"/>
-          <w:b w:val="0"/>
-          <w:i w:val="0"/>
-          <w:color w:val="000000"/>
-          <w:sz w:val="24"/>
-          <w:szCs w:val="24"/>
-          <w:rtl w:val="0"/>
-        </w:rPr>
-        <w:t xml:space="preserve">80.</w:t>
-        <w:tab/>
-      </w:r>
-      <w:hyperlink r:id="rId255">
-        <w:r>
-          <w:rPr>
-            <w:rFonts w:ascii="Times New Roman" w:cs="Times New Roman" w:eastAsia="Times New Roman" w:hAnsi="Times New Roman"/>
-            <w:b w:val="0"/>
-            <w:i w:val="0"/>
-            <w:color w:val="000000"/>
-            <w:sz w:val="24"/>
-            <w:szCs w:val="24"/>
-            <w:u w:val="none"/>
-            <w:rtl w:val="0"/>
-          </w:rPr>
-          <w:t xml:space="preserve">Khattak, F.K., Jeblee, S., Pou-Prom, C., Abdalla, M., Meaney, C., and Rudzicz, F. (2019). A survey of word embeddings for clinical text. J. Biomed. Inform. </w:t>
-        </w:r>
-      </w:hyperlink>
-      <w:hyperlink r:id="rId256">
-        <w:r>
-          <w:rPr>
-            <w:rFonts w:ascii="Times New Roman" w:cs="Times New Roman" w:eastAsia="Times New Roman" w:hAnsi="Times New Roman"/>
-            <w:b w:val="0"/>
-            <w:i w:val="1"/>
-            <w:color w:val="000000"/>
-            <w:sz w:val="24"/>
-            <w:szCs w:val="24"/>
-            <w:u w:val="none"/>
-            <w:rtl w:val="0"/>
-          </w:rPr>
-          <w:t xml:space="preserve">100S</w:t>
+          <w:t xml:space="preserve">Hahsler, M., and Piekenbrock, M. (2015). Dbscan: Density-based spatial clustering of applications with noise (DBSCAN) and related algorithms. (The R Foundation). https://doi.org/</w:t>
         </w:r>
       </w:hyperlink>
       <w:hyperlink r:id="rId257">
@@ -15584,54 +15451,9 @@
             <w:u w:val="none"/>
             <w:rtl w:val="0"/>
           </w:rPr>
-          <w:t xml:space="preserve">, 100057.</w:t>
+          <w:t xml:space="preserve">10.32614/cran.package.dbscan</w:t>
         </w:r>
       </w:hyperlink>
-      <w:r>
-        <w:rPr>
-          <w:rtl w:val="0"/>
-        </w:rPr>
-      </w:r>
-    </w:p>
-    <w:p>
-      <w:pPr>
-        <w:keepNext w:val="0"/>
-        <w:keepLines w:val="0"/>
-        <w:pageBreakBefore w:val="0"/>
-        <w:widowControl w:val="0"/>
-        <w:pBdr>
-          <w:top w:space="0" w:sz="0" w:val="nil"/>
-          <w:left w:space="0" w:sz="0" w:val="nil"/>
-          <w:bottom w:space="0" w:sz="0" w:val="nil"/>
-          <w:right w:space="0" w:sz="0" w:val="nil"/>
-          <w:between w:space="0" w:sz="0" w:val="nil"/>
-        </w:pBdr>
-        <w:shd w:fill="auto" w:val="clear"/>
-        <w:spacing w:after="240" w:before="0" w:line="240" w:lineRule="auto"/>
-        <w:ind w:left="480" w:right="0" w:hanging="480"/>
-        <w:jc w:val="left"/>
-        <w:rPr>
-          <w:rFonts w:ascii="Times New Roman" w:cs="Times New Roman" w:eastAsia="Times New Roman" w:hAnsi="Times New Roman"/>
-          <w:b w:val="0"/>
-          <w:i w:val="0"/>
-          <w:color w:val="000000"/>
-          <w:sz w:val="24"/>
-          <w:szCs w:val="24"/>
-        </w:rPr>
-      </w:pPr>
-      <w:r>
-        <w:rPr>
-          <w:rFonts w:ascii="Times New Roman" w:cs="Times New Roman" w:eastAsia="Times New Roman" w:hAnsi="Times New Roman"/>
-          <w:b w:val="0"/>
-          <w:i w:val="0"/>
-          <w:color w:val="000000"/>
-          <w:sz w:val="24"/>
-          <w:szCs w:val="24"/>
-          <w:rtl w:val="0"/>
-        </w:rPr>
-        <w:t xml:space="preserve">81.</w:t>
-        <w:tab/>
-      </w:r>
       <w:hyperlink r:id="rId258">
         <w:r>
           <w:rPr>
@@ -15644,7 +15466,7 @@
             <w:u w:val="none"/>
             <w:rtl w:val="0"/>
           </w:rPr>
-          <w:t xml:space="preserve">Gökçe, O., Prada, J., Nikolov, N.I., Gu, N., and Hahnloser, R.H.R. (2020). Embedding-based scientific literature discovery in a text editor application. In Proceedings of the 58th Annual Meeting of the Association for Computational Linguistics: System Demonstrations (Association for Computational Linguistics). https://doi.org/</w:t>
+          <w:t xml:space="preserve"> https://doi.org/</w:t>
         </w:r>
       </w:hyperlink>
       <w:hyperlink r:id="rId259">
@@ -15659,7 +15481,7 @@
             <w:u w:val="none"/>
             <w:rtl w:val="0"/>
           </w:rPr>
-          <w:t xml:space="preserve">10.18653/v1/2020.acl-demos.36</w:t>
+          <w:t xml:space="preserve">10.32614/cran.package.dbscan</w:t>
         </w:r>
       </w:hyperlink>
       <w:hyperlink r:id="rId260">
@@ -15719,7 +15541,7 @@
           <w:szCs w:val="24"/>
           <w:rtl w:val="0"/>
         </w:rPr>
-        <w:t xml:space="preserve">82.</w:t>
+        <w:t xml:space="preserve">74.</w:t>
         <w:tab/>
       </w:r>
       <w:hyperlink r:id="rId261">
@@ -15734,7 +15556,37 @@
             <w:u w:val="none"/>
             <w:rtl w:val="0"/>
           </w:rPr>
-          <w:t xml:space="preserve">Mai, G., Janowicz, K., and Yan, B. (2018). Combining text embedding and knowledge graph embedding techniques for academic search engines. In Joint proceedings of the 4th Workshop on Semantic Deep Learning (SemDeep-4) and NLIWoD4: Natural Language Interfaces for the Web of Data (NLIWOD-4) and 9th Question Answering over Linked Data challenge (QALD-9) co-located with 17th International Semantic Web Conference (ISWC 2018) CEUR Workshop Proceedings., Key-Sun Choi, Luis Espinosa Anke, Thierry Declerck, Dagmar Gromann, Jin-Dong Kim, Axel-Cyrille Ngonga Ngomo, Muhammad Saleem, Ricardo Usbeck, ed. (CEUR), pp. 77–88.</w:t>
+          <w:t xml:space="preserve">Alghushairy, O., Alsini, R., Soule, T., and Ma, X. (2020). A review of Local Outlier Factor algorithms for outlier detection in big data streams. Big Data Cogn. Comput. </w:t>
+        </w:r>
+      </w:hyperlink>
+      <w:hyperlink r:id="rId262">
+        <w:r>
+          <w:rPr>
+            <w:rFonts w:ascii="Times New Roman" w:cs="Times New Roman" w:eastAsia="Times New Roman" w:hAnsi="Times New Roman"/>
+            <w:b w:val="0"/>
+            <w:i w:val="1"/>
+            <w:color w:val="000000"/>
+            <w:sz w:val="24"/>
+            <w:szCs w:val="24"/>
+            <w:u w:val="none"/>
+            <w:rtl w:val="0"/>
+          </w:rPr>
+          <w:t xml:space="preserve">5</w:t>
+        </w:r>
+      </w:hyperlink>
+      <w:hyperlink r:id="rId263">
+        <w:r>
+          <w:rPr>
+            <w:rFonts w:ascii="Times New Roman" w:cs="Times New Roman" w:eastAsia="Times New Roman" w:hAnsi="Times New Roman"/>
+            <w:b w:val="0"/>
+            <w:i w:val="0"/>
+            <w:color w:val="000000"/>
+            <w:sz w:val="24"/>
+            <w:szCs w:val="24"/>
+            <w:u w:val="none"/>
+            <w:rtl w:val="0"/>
+          </w:rPr>
+          <w:t xml:space="preserve">, 1.</w:t>
         </w:r>
       </w:hyperlink>
       <w:r>
@@ -15779,39 +15631,9 @@
           <w:szCs w:val="24"/>
           <w:rtl w:val="0"/>
         </w:rPr>
-        <w:t xml:space="preserve">83.</w:t>
+        <w:t xml:space="preserve">75.</w:t>
         <w:tab/>
       </w:r>
-      <w:hyperlink r:id="rId262">
-        <w:r>
-          <w:rPr>
-            <w:rFonts w:ascii="Times New Roman" w:cs="Times New Roman" w:eastAsia="Times New Roman" w:hAnsi="Times New Roman"/>
-            <w:b w:val="0"/>
-            <w:i w:val="0"/>
-            <w:color w:val="000000"/>
-            <w:sz w:val="24"/>
-            <w:szCs w:val="24"/>
-            <w:u w:val="none"/>
-            <w:rtl w:val="0"/>
-          </w:rPr>
-          <w:t xml:space="preserve">Mehta, V., Bawa, S., and Singh, J. (2021). WEClustering: word embeddings based text clustering technique for large datasets. Complex Intell Systems </w:t>
-        </w:r>
-      </w:hyperlink>
-      <w:hyperlink r:id="rId263">
-        <w:r>
-          <w:rPr>
-            <w:rFonts w:ascii="Times New Roman" w:cs="Times New Roman" w:eastAsia="Times New Roman" w:hAnsi="Times New Roman"/>
-            <w:b w:val="0"/>
-            <w:i w:val="1"/>
-            <w:color w:val="000000"/>
-            <w:sz w:val="24"/>
-            <w:szCs w:val="24"/>
-            <w:u w:val="none"/>
-            <w:rtl w:val="0"/>
-          </w:rPr>
-          <w:t xml:space="preserve">7</w:t>
-        </w:r>
-      </w:hyperlink>
       <w:hyperlink r:id="rId264">
         <w:r>
           <w:rPr>
@@ -15824,7 +15646,37 @@
             <w:u w:val="none"/>
             <w:rtl w:val="0"/>
           </w:rPr>
-          <w:t xml:space="preserve">, 3211–3224.</w:t>
+          <w:t xml:space="preserve">Ding, H., Ding, K., Zhang, J., Wang, Y., Gao, L., Li, Y., Chen, F., Shao, Z., and Lai, W. (2018). Local outlier factor-based fault detection and evaluation of photovoltaic system. Solar Energy </w:t>
+        </w:r>
+      </w:hyperlink>
+      <w:hyperlink r:id="rId265">
+        <w:r>
+          <w:rPr>
+            <w:rFonts w:ascii="Times New Roman" w:cs="Times New Roman" w:eastAsia="Times New Roman" w:hAnsi="Times New Roman"/>
+            <w:b w:val="0"/>
+            <w:i w:val="1"/>
+            <w:color w:val="000000"/>
+            <w:sz w:val="24"/>
+            <w:szCs w:val="24"/>
+            <w:u w:val="none"/>
+            <w:rtl w:val="0"/>
+          </w:rPr>
+          <w:t xml:space="preserve">164</w:t>
+        </w:r>
+      </w:hyperlink>
+      <w:hyperlink r:id="rId266">
+        <w:r>
+          <w:rPr>
+            <w:rFonts w:ascii="Times New Roman" w:cs="Times New Roman" w:eastAsia="Times New Roman" w:hAnsi="Times New Roman"/>
+            <w:b w:val="0"/>
+            <w:i w:val="0"/>
+            <w:color w:val="000000"/>
+            <w:sz w:val="24"/>
+            <w:szCs w:val="24"/>
+            <w:u w:val="none"/>
+            <w:rtl w:val="0"/>
+          </w:rPr>
+          <w:t xml:space="preserve">, 139–148.</w:t>
         </w:r>
       </w:hyperlink>
       <w:r>
@@ -15869,39 +15721,9 @@
           <w:szCs w:val="24"/>
           <w:rtl w:val="0"/>
         </w:rPr>
-        <w:t xml:space="preserve">84.</w:t>
+        <w:t xml:space="preserve">76.</w:t>
         <w:tab/>
       </w:r>
-      <w:hyperlink r:id="rId265">
-        <w:r>
-          <w:rPr>
-            <w:rFonts w:ascii="Times New Roman" w:cs="Times New Roman" w:eastAsia="Times New Roman" w:hAnsi="Times New Roman"/>
-            <w:b w:val="0"/>
-            <w:i w:val="0"/>
-            <w:color w:val="000000"/>
-            <w:sz w:val="24"/>
-            <w:szCs w:val="24"/>
-            <w:u w:val="none"/>
-            <w:rtl w:val="0"/>
-          </w:rPr>
-          <w:t xml:space="preserve">Stein, R.A., Jaques, P.A., and Valiati, J.F. (2019). An analysis of hierarchical text classification using word embeddings. Inf. Sci. </w:t>
-        </w:r>
-      </w:hyperlink>
-      <w:hyperlink r:id="rId266">
-        <w:r>
-          <w:rPr>
-            <w:rFonts w:ascii="Times New Roman" w:cs="Times New Roman" w:eastAsia="Times New Roman" w:hAnsi="Times New Roman"/>
-            <w:b w:val="0"/>
-            <w:i w:val="1"/>
-            <w:color w:val="000000"/>
-            <w:sz w:val="24"/>
-            <w:szCs w:val="24"/>
-            <w:u w:val="none"/>
-            <w:rtl w:val="0"/>
-          </w:rPr>
-          <w:t xml:space="preserve">471</w:t>
-        </w:r>
-      </w:hyperlink>
       <w:hyperlink r:id="rId267">
         <w:r>
           <w:rPr>
@@ -15914,7 +15736,67 @@
             <w:u w:val="none"/>
             <w:rtl w:val="0"/>
           </w:rPr>
-          <w:t xml:space="preserve">, 216–232.</w:t>
+          <w:t xml:space="preserve">Xu, H., Zhang, L., Li, P., and Zhu, F. (2022). Outlier detection algorithm based on k-nearest neighbors-local outlier factor. J. Algorithm. Comput. Technol. </w:t>
+        </w:r>
+      </w:hyperlink>
+      <w:hyperlink r:id="rId268">
+        <w:r>
+          <w:rPr>
+            <w:rFonts w:ascii="Times New Roman" w:cs="Times New Roman" w:eastAsia="Times New Roman" w:hAnsi="Times New Roman"/>
+            <w:b w:val="0"/>
+            <w:i w:val="1"/>
+            <w:color w:val="000000"/>
+            <w:sz w:val="24"/>
+            <w:szCs w:val="24"/>
+            <w:u w:val="none"/>
+            <w:rtl w:val="0"/>
+          </w:rPr>
+          <w:t xml:space="preserve">16</w:t>
+        </w:r>
+      </w:hyperlink>
+      <w:hyperlink r:id="rId269">
+        <w:r>
+          <w:rPr>
+            <w:rFonts w:ascii="Times New Roman" w:cs="Times New Roman" w:eastAsia="Times New Roman" w:hAnsi="Times New Roman"/>
+            <w:b w:val="0"/>
+            <w:i w:val="0"/>
+            <w:color w:val="000000"/>
+            <w:sz w:val="24"/>
+            <w:szCs w:val="24"/>
+            <w:u w:val="none"/>
+            <w:rtl w:val="0"/>
+          </w:rPr>
+          <w:t xml:space="preserve">. https://doi.org/</w:t>
+        </w:r>
+      </w:hyperlink>
+      <w:hyperlink r:id="rId270">
+        <w:r>
+          <w:rPr>
+            <w:rFonts w:ascii="Times New Roman" w:cs="Times New Roman" w:eastAsia="Times New Roman" w:hAnsi="Times New Roman"/>
+            <w:b w:val="0"/>
+            <w:i w:val="0"/>
+            <w:color w:val="000000"/>
+            <w:sz w:val="24"/>
+            <w:szCs w:val="24"/>
+            <w:u w:val="none"/>
+            <w:rtl w:val="0"/>
+          </w:rPr>
+          <w:t xml:space="preserve">10.1177/17483026221078111</w:t>
+        </w:r>
+      </w:hyperlink>
+      <w:hyperlink r:id="rId271">
+        <w:r>
+          <w:rPr>
+            <w:rFonts w:ascii="Times New Roman" w:cs="Times New Roman" w:eastAsia="Times New Roman" w:hAnsi="Times New Roman"/>
+            <w:b w:val="0"/>
+            <w:i w:val="0"/>
+            <w:color w:val="000000"/>
+            <w:sz w:val="24"/>
+            <w:szCs w:val="24"/>
+            <w:u w:val="none"/>
+            <w:rtl w:val="0"/>
+          </w:rPr>
+          <w:t xml:space="preserve">.</w:t>
         </w:r>
       </w:hyperlink>
       <w:r>
@@ -15959,10 +15841,10 @@
           <w:szCs w:val="24"/>
           <w:rtl w:val="0"/>
         </w:rPr>
-        <w:t xml:space="preserve">85.</w:t>
+        <w:t xml:space="preserve">77.</w:t>
         <w:tab/>
       </w:r>
-      <w:hyperlink r:id="rId268">
+      <w:hyperlink r:id="rId272">
         <w:r>
           <w:rPr>
             <w:rFonts w:ascii="Times New Roman" w:cs="Times New Roman" w:eastAsia="Times New Roman" w:hAnsi="Times New Roman"/>
@@ -15974,7 +15856,37 @@
             <w:u w:val="none"/>
             <w:rtl w:val="0"/>
           </w:rPr>
-          <w:t xml:space="preserve">Musto, C., Semeraro, G., de Gemmis, M., and Lops, P. (2016). Learning word embeddings from Wikipedia for content-based recommender systems. In Lecture Notes in Computer Science Lecture notes in computer science. (Springer International Publishing), pp. 729–734.</w:t>
+          <w:t xml:space="preserve">Morris, J., Kuleshov, V., Shmatikov, V., and Rush, A. (2023). Text embeddings reveal (almost) as much as text. In Proceedings of the 2023 Conference on Empirical Methods in Natural Language Processing (Association for Computational Linguistics). https://doi.org/</w:t>
+        </w:r>
+      </w:hyperlink>
+      <w:hyperlink r:id="rId273">
+        <w:r>
+          <w:rPr>
+            <w:rFonts w:ascii="Times New Roman" w:cs="Times New Roman" w:eastAsia="Times New Roman" w:hAnsi="Times New Roman"/>
+            <w:b w:val="0"/>
+            <w:i w:val="0"/>
+            <w:color w:val="000000"/>
+            <w:sz w:val="24"/>
+            <w:szCs w:val="24"/>
+            <w:u w:val="none"/>
+            <w:rtl w:val="0"/>
+          </w:rPr>
+          <w:t xml:space="preserve">10.18653/v1/2023.emnlp-main.765</w:t>
+        </w:r>
+      </w:hyperlink>
+      <w:hyperlink r:id="rId274">
+        <w:r>
+          <w:rPr>
+            <w:rFonts w:ascii="Times New Roman" w:cs="Times New Roman" w:eastAsia="Times New Roman" w:hAnsi="Times New Roman"/>
+            <w:b w:val="0"/>
+            <w:i w:val="0"/>
+            <w:color w:val="000000"/>
+            <w:sz w:val="24"/>
+            <w:szCs w:val="24"/>
+            <w:u w:val="none"/>
+            <w:rtl w:val="0"/>
+          </w:rPr>
+          <w:t xml:space="preserve">.</w:t>
         </w:r>
       </w:hyperlink>
       <w:r>
@@ -16019,10 +15931,10 @@
           <w:szCs w:val="24"/>
           <w:rtl w:val="0"/>
         </w:rPr>
-        <w:t xml:space="preserve">86.</w:t>
+        <w:t xml:space="preserve">78.</w:t>
         <w:tab/>
       </w:r>
-      <w:hyperlink r:id="rId269">
+      <w:hyperlink r:id="rId275">
         <w:r>
           <w:rPr>
             <w:rFonts w:ascii="Times New Roman" w:cs="Times New Roman" w:eastAsia="Times New Roman" w:hAnsi="Times New Roman"/>
@@ -16034,7 +15946,7 @@
             <w:u w:val="none"/>
             <w:rtl w:val="0"/>
           </w:rPr>
-          <w:t xml:space="preserve">Pande, A., and Ahuja, V. (2017). WEAC: Word embeddings for anomaly classification from event logs. In 2017 IEEE International Conference on Big Data (Big Data) (IEEE), pp. 1095–1100.</w:t>
+          <w:t xml:space="preserve">Mikolov, T. (2013). Efficient estimation of word representations in vector space. arXiv preprint arXiv:1301.3781.</w:t>
         </w:r>
       </w:hyperlink>
       <w:r>
@@ -16079,10 +15991,10 @@
           <w:szCs w:val="24"/>
           <w:rtl w:val="0"/>
         </w:rPr>
-        <w:t xml:space="preserve">87.</w:t>
+        <w:t xml:space="preserve">79.</w:t>
         <w:tab/>
       </w:r>
-      <w:hyperlink r:id="rId270">
+      <w:hyperlink r:id="rId276">
         <w:r>
           <w:rPr>
             <w:rFonts w:ascii="Times New Roman" w:cs="Times New Roman" w:eastAsia="Times New Roman" w:hAnsi="Times New Roman"/>
@@ -16094,7 +16006,37 @@
             <w:u w:val="none"/>
             <w:rtl w:val="0"/>
           </w:rPr>
-          <w:t xml:space="preserve">Jeffrey Pennington , Richard Socher , Christopher D. Manning (2014). GloVe: Global Vectors for Word Representation. In Proceedings of the 2014 Conference on Empirical Methods in Natural Language Processing (EMNLP), A. M. B. P. Daelemans, ed. (Association for Computational Linguistics), pp. 1532–1543.</w:t>
+          <w:t xml:space="preserve">Incitti, F., Urli, F., and Snidaro, L. (2023). Beyond word embeddings: A survey. Inf. Fusion </w:t>
+        </w:r>
+      </w:hyperlink>
+      <w:hyperlink r:id="rId277">
+        <w:r>
+          <w:rPr>
+            <w:rFonts w:ascii="Times New Roman" w:cs="Times New Roman" w:eastAsia="Times New Roman" w:hAnsi="Times New Roman"/>
+            <w:b w:val="0"/>
+            <w:i w:val="1"/>
+            <w:color w:val="000000"/>
+            <w:sz w:val="24"/>
+            <w:szCs w:val="24"/>
+            <w:u w:val="none"/>
+            <w:rtl w:val="0"/>
+          </w:rPr>
+          <w:t xml:space="preserve">89</w:t>
+        </w:r>
+      </w:hyperlink>
+      <w:hyperlink r:id="rId278">
+        <w:r>
+          <w:rPr>
+            <w:rFonts w:ascii="Times New Roman" w:cs="Times New Roman" w:eastAsia="Times New Roman" w:hAnsi="Times New Roman"/>
+            <w:b w:val="0"/>
+            <w:i w:val="0"/>
+            <w:color w:val="000000"/>
+            <w:sz w:val="24"/>
+            <w:szCs w:val="24"/>
+            <w:u w:val="none"/>
+            <w:rtl w:val="0"/>
+          </w:rPr>
+          <w:t xml:space="preserve">, 418–436.</w:t>
         </w:r>
       </w:hyperlink>
       <w:r>
@@ -16139,10 +16081,10 @@
           <w:szCs w:val="24"/>
           <w:rtl w:val="0"/>
         </w:rPr>
-        <w:t xml:space="preserve">88.</w:t>
+        <w:t xml:space="preserve">80.</w:t>
         <w:tab/>
       </w:r>
-      <w:hyperlink r:id="rId271">
+      <w:hyperlink r:id="rId279">
         <w:r>
           <w:rPr>
             <w:rFonts w:ascii="Times New Roman" w:cs="Times New Roman" w:eastAsia="Times New Roman" w:hAnsi="Times New Roman"/>
@@ -16154,7 +16096,37 @@
             <w:u w:val="none"/>
             <w:rtl w:val="0"/>
           </w:rPr>
-          <w:t xml:space="preserve">Bojanowski, P., Grave, E., Joulin, A., and Mikolov, T. (2016). Enriching word vectors with subword information. arXiv [cs.CL].</w:t>
+          <w:t xml:space="preserve">Khattak, F.K., Jeblee, S., Pou-Prom, C., Abdalla, M., Meaney, C., and Rudzicz, F. (2019). A survey of word embeddings for clinical text. J. Biomed. Inform. </w:t>
+        </w:r>
+      </w:hyperlink>
+      <w:hyperlink r:id="rId280">
+        <w:r>
+          <w:rPr>
+            <w:rFonts w:ascii="Times New Roman" w:cs="Times New Roman" w:eastAsia="Times New Roman" w:hAnsi="Times New Roman"/>
+            <w:b w:val="0"/>
+            <w:i w:val="1"/>
+            <w:color w:val="000000"/>
+            <w:sz w:val="24"/>
+            <w:szCs w:val="24"/>
+            <w:u w:val="none"/>
+            <w:rtl w:val="0"/>
+          </w:rPr>
+          <w:t xml:space="preserve">100S</w:t>
+        </w:r>
+      </w:hyperlink>
+      <w:hyperlink r:id="rId281">
+        <w:r>
+          <w:rPr>
+            <w:rFonts w:ascii="Times New Roman" w:cs="Times New Roman" w:eastAsia="Times New Roman" w:hAnsi="Times New Roman"/>
+            <w:b w:val="0"/>
+            <w:i w:val="0"/>
+            <w:color w:val="000000"/>
+            <w:sz w:val="24"/>
+            <w:szCs w:val="24"/>
+            <w:u w:val="none"/>
+            <w:rtl w:val="0"/>
+          </w:rPr>
+          <w:t xml:space="preserve">, 100057.</w:t>
         </w:r>
       </w:hyperlink>
       <w:r>
@@ -16199,10 +16171,10 @@
           <w:szCs w:val="24"/>
           <w:rtl w:val="0"/>
         </w:rPr>
-        <w:t xml:space="preserve">89.</w:t>
+        <w:t xml:space="preserve">81.</w:t>
         <w:tab/>
       </w:r>
-      <w:hyperlink r:id="rId272">
+      <w:hyperlink r:id="rId282">
         <w:r>
           <w:rPr>
             <w:rFonts w:ascii="Times New Roman" w:cs="Times New Roman" w:eastAsia="Times New Roman" w:hAnsi="Times New Roman"/>
@@ -16214,7 +16186,37 @@
             <w:u w:val="none"/>
             <w:rtl w:val="0"/>
           </w:rPr>
-          <w:t xml:space="preserve">Joulin, A., Grave, E., Bojanowski, P., and Mikolov, T. (2016). Bag of tricks for efficient text classification. arXiv [cs.CL].</w:t>
+          <w:t xml:space="preserve">Gökçe, O., Prada, J., Nikolov, N.I., Gu, N., and Hahnloser, R.H.R. (2020). Embedding-based scientific literature discovery in a text editor application. In Proceedings of the 58th Annual Meeting of the Association for Computational Linguistics: System Demonstrations (Association for Computational Linguistics). https://doi.org/</w:t>
+        </w:r>
+      </w:hyperlink>
+      <w:hyperlink r:id="rId283">
+        <w:r>
+          <w:rPr>
+            <w:rFonts w:ascii="Times New Roman" w:cs="Times New Roman" w:eastAsia="Times New Roman" w:hAnsi="Times New Roman"/>
+            <w:b w:val="0"/>
+            <w:i w:val="0"/>
+            <w:color w:val="000000"/>
+            <w:sz w:val="24"/>
+            <w:szCs w:val="24"/>
+            <w:u w:val="none"/>
+            <w:rtl w:val="0"/>
+          </w:rPr>
+          <w:t xml:space="preserve">10.18653/v1/2020.acl-demos.36</w:t>
+        </w:r>
+      </w:hyperlink>
+      <w:hyperlink r:id="rId284">
+        <w:r>
+          <w:rPr>
+            <w:rFonts w:ascii="Times New Roman" w:cs="Times New Roman" w:eastAsia="Times New Roman" w:hAnsi="Times New Roman"/>
+            <w:b w:val="0"/>
+            <w:i w:val="0"/>
+            <w:color w:val="000000"/>
+            <w:sz w:val="24"/>
+            <w:szCs w:val="24"/>
+            <w:u w:val="none"/>
+            <w:rtl w:val="0"/>
+          </w:rPr>
+          <w:t xml:space="preserve">.</w:t>
         </w:r>
       </w:hyperlink>
       <w:r>
@@ -16259,10 +16261,10 @@
           <w:szCs w:val="24"/>
           <w:rtl w:val="0"/>
         </w:rPr>
-        <w:t xml:space="preserve">90.</w:t>
+        <w:t xml:space="preserve">82.</w:t>
         <w:tab/>
       </w:r>
-      <w:hyperlink r:id="rId273">
+      <w:hyperlink r:id="rId285">
         <w:r>
           <w:rPr>
             <w:rFonts w:ascii="Times New Roman" w:cs="Times New Roman" w:eastAsia="Times New Roman" w:hAnsi="Times New Roman"/>
@@ -16274,7 +16276,7 @@
             <w:u w:val="none"/>
             <w:rtl w:val="0"/>
           </w:rPr>
-          <w:t xml:space="preserve">Joulin, A., Grave, E., Bojanowski, P., Douze, M., Jégou, H., and Mikolov, T. (2016). FastText.zip: Compressing text classification models. arXiv [cs.CL].</w:t>
+          <w:t xml:space="preserve">Mai, G., Janowicz, K., and Yan, B. (2018). Combining text embedding and knowledge graph embedding techniques for academic search engines. In Joint proceedings of the 4th Workshop on Semantic Deep Learning (SemDeep-4) and NLIWoD4: Natural Language Interfaces for the Web of Data (NLIWOD-4) and 9th Question Answering over Linked Data challenge (QALD-9) co-located with 17th International Semantic Web Conference (ISWC 2018) CEUR Workshop Proceedings., Key-Sun Choi, Luis Espinosa Anke, Thierry Declerck, Dagmar Gromann, Jin-Dong Kim, Axel-Cyrille Ngonga Ngomo, Muhammad Saleem, Ricardo Usbeck, ed. (CEUR), pp. 77–88.</w:t>
         </w:r>
       </w:hyperlink>
       <w:r>
@@ -16319,10 +16321,10 @@
           <w:szCs w:val="24"/>
           <w:rtl w:val="0"/>
         </w:rPr>
-        <w:t xml:space="preserve">91.</w:t>
+        <w:t xml:space="preserve">83.</w:t>
         <w:tab/>
       </w:r>
-      <w:hyperlink r:id="rId274">
+      <w:hyperlink r:id="rId286">
         <w:r>
           <w:rPr>
             <w:rFonts w:ascii="Times New Roman" w:cs="Times New Roman" w:eastAsia="Times New Roman" w:hAnsi="Times New Roman"/>
@@ -16334,10 +16336,25 @@
             <w:u w:val="none"/>
             <w:rtl w:val="0"/>
           </w:rPr>
-          <w:t xml:space="preserve">Devlin, J., Chang, M.-W., Lee, K., and Toutanova, K. (2018). BERT: Pre-training of deep bidirectional Transformers for language understanding. arXiv [cs.CL]. https://doi.org/</w:t>
+          <w:t xml:space="preserve">Mehta, V., Bawa, S., and Singh, J. (2021). WEClustering: word embeddings based text clustering technique for large datasets. Complex Intell Systems </w:t>
         </w:r>
       </w:hyperlink>
-      <w:hyperlink r:id="rId275">
+      <w:hyperlink r:id="rId287">
+        <w:r>
+          <w:rPr>
+            <w:rFonts w:ascii="Times New Roman" w:cs="Times New Roman" w:eastAsia="Times New Roman" w:hAnsi="Times New Roman"/>
+            <w:b w:val="0"/>
+            <w:i w:val="1"/>
+            <w:color w:val="000000"/>
+            <w:sz w:val="24"/>
+            <w:szCs w:val="24"/>
+            <w:u w:val="none"/>
+            <w:rtl w:val="0"/>
+          </w:rPr>
+          <w:t xml:space="preserve">7</w:t>
+        </w:r>
+      </w:hyperlink>
+      <w:hyperlink r:id="rId288">
         <w:r>
           <w:rPr>
             <w:rFonts w:ascii="Times New Roman" w:cs="Times New Roman" w:eastAsia="Times New Roman" w:hAnsi="Times New Roman"/>
@@ -16349,22 +16366,7 @@
             <w:u w:val="none"/>
             <w:rtl w:val="0"/>
           </w:rPr>
-          <w:t xml:space="preserve">10.48550/ARXIV.1810.04805</w:t>
-        </w:r>
-      </w:hyperlink>
-      <w:hyperlink r:id="rId276">
-        <w:r>
-          <w:rPr>
-            <w:rFonts w:ascii="Times New Roman" w:cs="Times New Roman" w:eastAsia="Times New Roman" w:hAnsi="Times New Roman"/>
-            <w:b w:val="0"/>
-            <w:i w:val="0"/>
-            <w:color w:val="000000"/>
-            <w:sz w:val="24"/>
-            <w:szCs w:val="24"/>
-            <w:u w:val="none"/>
-            <w:rtl w:val="0"/>
-          </w:rPr>
-          <w:t xml:space="preserve">.</w:t>
+          <w:t xml:space="preserve">, 3211–3224.</w:t>
         </w:r>
       </w:hyperlink>
       <w:r>
@@ -16409,10 +16411,10 @@
           <w:szCs w:val="24"/>
           <w:rtl w:val="0"/>
         </w:rPr>
-        <w:t xml:space="preserve">92.</w:t>
+        <w:t xml:space="preserve">84.</w:t>
         <w:tab/>
       </w:r>
-      <w:hyperlink r:id="rId277">
+      <w:hyperlink r:id="rId289">
         <w:r>
           <w:rPr>
             <w:rFonts w:ascii="Times New Roman" w:cs="Times New Roman" w:eastAsia="Times New Roman" w:hAnsi="Times New Roman"/>
@@ -16424,10 +16426,25 @@
             <w:u w:val="none"/>
             <w:rtl w:val="0"/>
           </w:rPr>
-          <w:t xml:space="preserve">OpenAI, Achiam, J., Adler, S., Agarwal, S., Ahmad, L., Akkaya, I., Aleman, F.L., Almeida, D., Altenschmidt, J., Altman, S., et al. (2023). GPT-4 Technical Report. arXiv [cs.CL]. https://doi.org/</w:t>
+          <w:t xml:space="preserve">Stein, R.A., Jaques, P.A., and Valiati, J.F. (2019). An analysis of hierarchical text classification using word embeddings. Inf. Sci. </w:t>
         </w:r>
       </w:hyperlink>
-      <w:hyperlink r:id="rId278">
+      <w:hyperlink r:id="rId290">
+        <w:r>
+          <w:rPr>
+            <w:rFonts w:ascii="Times New Roman" w:cs="Times New Roman" w:eastAsia="Times New Roman" w:hAnsi="Times New Roman"/>
+            <w:b w:val="0"/>
+            <w:i w:val="1"/>
+            <w:color w:val="000000"/>
+            <w:sz w:val="24"/>
+            <w:szCs w:val="24"/>
+            <w:u w:val="none"/>
+            <w:rtl w:val="0"/>
+          </w:rPr>
+          <w:t xml:space="preserve">471</w:t>
+        </w:r>
+      </w:hyperlink>
+      <w:hyperlink r:id="rId291">
         <w:r>
           <w:rPr>
             <w:rFonts w:ascii="Times New Roman" w:cs="Times New Roman" w:eastAsia="Times New Roman" w:hAnsi="Times New Roman"/>
@@ -16439,22 +16456,7 @@
             <w:u w:val="none"/>
             <w:rtl w:val="0"/>
           </w:rPr>
-          <w:t xml:space="preserve">10.48550/ARXIV.2303.08774</w:t>
-        </w:r>
-      </w:hyperlink>
-      <w:hyperlink r:id="rId279">
-        <w:r>
-          <w:rPr>
-            <w:rFonts w:ascii="Times New Roman" w:cs="Times New Roman" w:eastAsia="Times New Roman" w:hAnsi="Times New Roman"/>
-            <w:b w:val="0"/>
-            <w:i w:val="0"/>
-            <w:color w:val="000000"/>
-            <w:sz w:val="24"/>
-            <w:szCs w:val="24"/>
-            <w:u w:val="none"/>
-            <w:rtl w:val="0"/>
-          </w:rPr>
-          <w:t xml:space="preserve">.</w:t>
+          <w:t xml:space="preserve">, 216–232.</w:t>
         </w:r>
       </w:hyperlink>
       <w:r>
@@ -16499,10 +16501,10 @@
           <w:szCs w:val="24"/>
           <w:rtl w:val="0"/>
         </w:rPr>
-        <w:t xml:space="preserve">93.</w:t>
+        <w:t xml:space="preserve">85.</w:t>
         <w:tab/>
       </w:r>
-      <w:hyperlink r:id="rId280">
+      <w:hyperlink r:id="rId292">
         <w:r>
           <w:rPr>
             <w:rFonts w:ascii="Times New Roman" w:cs="Times New Roman" w:eastAsia="Times New Roman" w:hAnsi="Times New Roman"/>
@@ -16514,37 +16516,7 @@
             <w:u w:val="none"/>
             <w:rtl w:val="0"/>
           </w:rPr>
-          <w:t xml:space="preserve">Brown, T.B., Mann, B., Ryder, N., Subbiah, M., Kaplan, J., Dhariwal, P., Neelakantan, A., Shyam, P., Sastry, G., Askell, A., et al. (2020). Language Models are Few-Shot Learners. arXiv [cs.CL]. https://doi.org/</w:t>
-        </w:r>
-      </w:hyperlink>
-      <w:hyperlink r:id="rId281">
-        <w:r>
-          <w:rPr>
-            <w:rFonts w:ascii="Times New Roman" w:cs="Times New Roman" w:eastAsia="Times New Roman" w:hAnsi="Times New Roman"/>
-            <w:b w:val="0"/>
-            <w:i w:val="0"/>
-            <w:color w:val="000000"/>
-            <w:sz w:val="24"/>
-            <w:szCs w:val="24"/>
-            <w:u w:val="none"/>
-            <w:rtl w:val="0"/>
-          </w:rPr>
-          <w:t xml:space="preserve">10.48550/ARXIV.2005.14165</w:t>
-        </w:r>
-      </w:hyperlink>
-      <w:hyperlink r:id="rId282">
-        <w:r>
-          <w:rPr>
-            <w:rFonts w:ascii="Times New Roman" w:cs="Times New Roman" w:eastAsia="Times New Roman" w:hAnsi="Times New Roman"/>
-            <w:b w:val="0"/>
-            <w:i w:val="0"/>
-            <w:color w:val="000000"/>
-            <w:sz w:val="24"/>
-            <w:szCs w:val="24"/>
-            <w:u w:val="none"/>
-            <w:rtl w:val="0"/>
-          </w:rPr>
-          <w:t xml:space="preserve">.</w:t>
+          <w:t xml:space="preserve">Musto, C., Semeraro, G., de Gemmis, M., and Lops, P. (2016). Learning word embeddings from Wikipedia for content-based recommender systems. In Lecture Notes in Computer Science Lecture notes in computer science. (Springer International Publishing), pp. 729–734.</w:t>
         </w:r>
       </w:hyperlink>
       <w:r>
@@ -16589,10 +16561,10 @@
           <w:szCs w:val="24"/>
           <w:rtl w:val="0"/>
         </w:rPr>
-        <w:t xml:space="preserve">94.</w:t>
+        <w:t xml:space="preserve">86.</w:t>
         <w:tab/>
       </w:r>
-      <w:hyperlink r:id="rId283">
+      <w:hyperlink r:id="rId293">
         <w:r>
           <w:rPr>
             <w:rFonts w:ascii="Times New Roman" w:cs="Times New Roman" w:eastAsia="Times New Roman" w:hAnsi="Times New Roman"/>
@@ -16604,7 +16576,7 @@
             <w:u w:val="none"/>
             <w:rtl w:val="0"/>
           </w:rPr>
-          <w:t xml:space="preserve">Yenduri, G., M, R., G, C.S., Y, S., Srivastava, G., Maddikunta, P.K.R., G, D.R., Jhaveri, R.H., B, P., Wang, W., et al. (2023). Generative Pre-trained transformer: A comprehensive review on enabling technologies, potential applications, emerging challenges, and future directions. arXiv [cs.CL].</w:t>
+          <w:t xml:space="preserve">Pande, A., and Ahuja, V. (2017). WEAC: Word embeddings for anomaly classification from event logs. In 2017 IEEE International Conference on Big Data (Big Data) (IEEE), pp. 1095–1100.</w:t>
         </w:r>
       </w:hyperlink>
       <w:r>
@@ -16649,10 +16621,10 @@
           <w:szCs w:val="24"/>
           <w:rtl w:val="0"/>
         </w:rPr>
-        <w:t xml:space="preserve">95.</w:t>
+        <w:t xml:space="preserve">87.</w:t>
         <w:tab/>
       </w:r>
-      <w:hyperlink r:id="rId284">
+      <w:hyperlink r:id="rId294">
         <w:r>
           <w:rPr>
             <w:rFonts w:ascii="Times New Roman" w:cs="Times New Roman" w:eastAsia="Times New Roman" w:hAnsi="Times New Roman"/>
@@ -16664,7 +16636,7 @@
             <w:u w:val="none"/>
             <w:rtl w:val="0"/>
           </w:rPr>
-          <w:t xml:space="preserve">Alec Radford, Jeffrey Wu, Rewon Child, David Luan, Dario Amodei, Ilya Sutskever (2019). Language Models are Unsupervised Multitask Learners (OpenAI).</w:t>
+          <w:t xml:space="preserve">Jeffrey Pennington , Richard Socher , Christopher D. Manning (2014). GloVe: Global Vectors for Word Representation. In Proceedings of the 2014 Conference on Empirical Methods in Natural Language Processing (EMNLP), A. M. B. P. Daelemans, ed. (Association for Computational Linguistics), pp. 1532–1543.</w:t>
         </w:r>
       </w:hyperlink>
       <w:r>
@@ -16709,10 +16681,10 @@
           <w:szCs w:val="24"/>
           <w:rtl w:val="0"/>
         </w:rPr>
-        <w:t xml:space="preserve">96.</w:t>
+        <w:t xml:space="preserve">88.</w:t>
         <w:tab/>
       </w:r>
-      <w:hyperlink r:id="rId285">
+      <w:hyperlink r:id="rId295">
         <w:r>
           <w:rPr>
             <w:rFonts w:ascii="Times New Roman" w:cs="Times New Roman" w:eastAsia="Times New Roman" w:hAnsi="Times New Roman"/>
@@ -16724,7 +16696,7 @@
             <w:u w:val="none"/>
             <w:rtl w:val="0"/>
           </w:rPr>
-          <w:t xml:space="preserve">Alec Radford, Karthik Narasimhan, Tim Salimans, Ilya Sutskever (2018). Improving Language Understanding by Generative Pre-Training (OpenAI).</w:t>
+          <w:t xml:space="preserve">Bojanowski, P., Grave, E., Joulin, A., and Mikolov, T. (2016). Enriching word vectors with subword information. arXiv [cs.CL].</w:t>
         </w:r>
       </w:hyperlink>
       <w:r>
@@ -16769,10 +16741,10 @@
           <w:szCs w:val="24"/>
           <w:rtl w:val="0"/>
         </w:rPr>
-        <w:t xml:space="preserve">97.</w:t>
+        <w:t xml:space="preserve">89.</w:t>
         <w:tab/>
       </w:r>
-      <w:hyperlink r:id="rId286">
+      <w:hyperlink r:id="rId296">
         <w:r>
           <w:rPr>
             <w:rFonts w:ascii="Times New Roman" w:cs="Times New Roman" w:eastAsia="Times New Roman" w:hAnsi="Times New Roman"/>
@@ -16784,7 +16756,7 @@
             <w:u w:val="none"/>
             <w:rtl w:val="0"/>
           </w:rPr>
-          <w:t xml:space="preserve">Matthew E. Peters, Mark Neumann, Mohit Iyyer, Matt Gardner, Christopher Clark, Kenton Lee, Luke Zettlemoyer (2018). Deep contextualized word representations. In Proceedings of the 2018 Conference of the North American Chapter of the Association for Computational Linguistics: Human Language Technologies, Volume 1 (Long Papers), M. W. H. J. Stent, ed. (Association for Computational Linguistics).</w:t>
+          <w:t xml:space="preserve">Joulin, A., Grave, E., Bojanowski, P., and Mikolov, T. (2016). Bag of tricks for efficient text classification. arXiv [cs.CL].</w:t>
         </w:r>
       </w:hyperlink>
       <w:r>
@@ -16829,10 +16801,10 @@
           <w:szCs w:val="24"/>
           <w:rtl w:val="0"/>
         </w:rPr>
-        <w:t xml:space="preserve">98.</w:t>
+        <w:t xml:space="preserve">90.</w:t>
         <w:tab/>
       </w:r>
-      <w:hyperlink r:id="rId287">
+      <w:hyperlink r:id="rId297">
         <w:r>
           <w:rPr>
             <w:rFonts w:ascii="Times New Roman" w:cs="Times New Roman" w:eastAsia="Times New Roman" w:hAnsi="Times New Roman"/>
@@ -16844,37 +16816,7 @@
             <w:u w:val="none"/>
             <w:rtl w:val="0"/>
           </w:rPr>
-          <w:t xml:space="preserve">New embedding models and API updates </w:t>
-        </w:r>
-      </w:hyperlink>
-      <w:hyperlink r:id="rId288">
-        <w:r>
-          <w:rPr>
-            <w:rFonts w:ascii="Times New Roman" w:cs="Times New Roman" w:eastAsia="Times New Roman" w:hAnsi="Times New Roman"/>
-            <w:b w:val="0"/>
-            <w:i w:val="0"/>
-            <w:color w:val="000000"/>
-            <w:sz w:val="24"/>
-            <w:szCs w:val="24"/>
-            <w:u w:val="none"/>
-            <w:rtl w:val="0"/>
-          </w:rPr>
-          <w:t xml:space="preserve">https://openai.com/index/new-embedding-models-and-api-updates/</w:t>
-        </w:r>
-      </w:hyperlink>
-      <w:hyperlink r:id="rId289">
-        <w:r>
-          <w:rPr>
-            <w:rFonts w:ascii="Times New Roman" w:cs="Times New Roman" w:eastAsia="Times New Roman" w:hAnsi="Times New Roman"/>
-            <w:b w:val="0"/>
-            <w:i w:val="0"/>
-            <w:color w:val="000000"/>
-            <w:sz w:val="24"/>
-            <w:szCs w:val="24"/>
-            <w:u w:val="none"/>
-            <w:rtl w:val="0"/>
-          </w:rPr>
-          <w:t xml:space="preserve">.</w:t>
+          <w:t xml:space="preserve">Joulin, A., Grave, E., Bojanowski, P., Douze, M., Jégou, H., and Mikolov, T. (2016). FastText.zip: Compressing text classification models. arXiv [cs.CL].</w:t>
         </w:r>
       </w:hyperlink>
       <w:r>
@@ -16919,10 +16861,10 @@
           <w:szCs w:val="24"/>
           <w:rtl w:val="0"/>
         </w:rPr>
-        <w:t xml:space="preserve">99.</w:t>
+        <w:t xml:space="preserve">91.</w:t>
         <w:tab/>
       </w:r>
-      <w:hyperlink r:id="rId290">
+      <w:hyperlink r:id="rId298">
         <w:r>
           <w:rPr>
             <w:rFonts w:ascii="Times New Roman" w:cs="Times New Roman" w:eastAsia="Times New Roman" w:hAnsi="Times New Roman"/>
@@ -16934,7 +16876,37 @@
             <w:u w:val="none"/>
             <w:rtl w:val="0"/>
           </w:rPr>
-          <w:t xml:space="preserve">Wu, J. (2012). Cluster Analysis and K-means Clustering: An Introduction. In Advances in K-means Clustering: A Data Mining Thinking, J. Wu, ed. (Springer Berlin Heidelberg), pp. 1–16.</w:t>
+          <w:t xml:space="preserve">Devlin, J., Chang, M.-W., Lee, K., and Toutanova, K. (2018). BERT: Pre-training of deep bidirectional Transformers for language understanding. arXiv [cs.CL]. https://doi.org/</w:t>
+        </w:r>
+      </w:hyperlink>
+      <w:hyperlink r:id="rId299">
+        <w:r>
+          <w:rPr>
+            <w:rFonts w:ascii="Times New Roman" w:cs="Times New Roman" w:eastAsia="Times New Roman" w:hAnsi="Times New Roman"/>
+            <w:b w:val="0"/>
+            <w:i w:val="0"/>
+            <w:color w:val="000000"/>
+            <w:sz w:val="24"/>
+            <w:szCs w:val="24"/>
+            <w:u w:val="none"/>
+            <w:rtl w:val="0"/>
+          </w:rPr>
+          <w:t xml:space="preserve">10.48550/ARXIV.1810.04805</w:t>
+        </w:r>
+      </w:hyperlink>
+      <w:hyperlink r:id="rId300">
+        <w:r>
+          <w:rPr>
+            <w:rFonts w:ascii="Times New Roman" w:cs="Times New Roman" w:eastAsia="Times New Roman" w:hAnsi="Times New Roman"/>
+            <w:b w:val="0"/>
+            <w:i w:val="0"/>
+            <w:color w:val="000000"/>
+            <w:sz w:val="24"/>
+            <w:szCs w:val="24"/>
+            <w:u w:val="none"/>
+            <w:rtl w:val="0"/>
+          </w:rPr>
+          <w:t xml:space="preserve">.</w:t>
         </w:r>
       </w:hyperlink>
       <w:r>
@@ -16979,10 +16951,10 @@
           <w:szCs w:val="24"/>
           <w:rtl w:val="0"/>
         </w:rPr>
-        <w:t xml:space="preserve">100.</w:t>
+        <w:t xml:space="preserve">92.</w:t>
         <w:tab/>
       </w:r>
-      <w:hyperlink r:id="rId291">
+      <w:hyperlink r:id="rId301">
         <w:r>
           <w:rPr>
             <w:rFonts w:ascii="Times New Roman" w:cs="Times New Roman" w:eastAsia="Times New Roman" w:hAnsi="Times New Roman"/>
@@ -16994,7 +16966,37 @@
             <w:u w:val="none"/>
             <w:rtl w:val="0"/>
           </w:rPr>
-          <w:t xml:space="preserve">Shahapure, K.R., and Nicholas, C. (2020). Cluster Quality Analysis Using Silhouette Score. In 2020 IEEE 7th International Conference on Data Science and Advanced Analytics (DSAA) (IEEE), pp. 747–748.</w:t>
+          <w:t xml:space="preserve">OpenAI, Achiam, J., Adler, S., Agarwal, S., Ahmad, L., Akkaya, I., Aleman, F.L., Almeida, D., Altenschmidt, J., Altman, S., et al. (2023). GPT-4 Technical Report. arXiv [cs.CL]. https://doi.org/</w:t>
+        </w:r>
+      </w:hyperlink>
+      <w:hyperlink r:id="rId302">
+        <w:r>
+          <w:rPr>
+            <w:rFonts w:ascii="Times New Roman" w:cs="Times New Roman" w:eastAsia="Times New Roman" w:hAnsi="Times New Roman"/>
+            <w:b w:val="0"/>
+            <w:i w:val="0"/>
+            <w:color w:val="000000"/>
+            <w:sz w:val="24"/>
+            <w:szCs w:val="24"/>
+            <w:u w:val="none"/>
+            <w:rtl w:val="0"/>
+          </w:rPr>
+          <w:t xml:space="preserve">10.48550/ARXIV.2303.08774</w:t>
+        </w:r>
+      </w:hyperlink>
+      <w:hyperlink r:id="rId303">
+        <w:r>
+          <w:rPr>
+            <w:rFonts w:ascii="Times New Roman" w:cs="Times New Roman" w:eastAsia="Times New Roman" w:hAnsi="Times New Roman"/>
+            <w:b w:val="0"/>
+            <w:i w:val="0"/>
+            <w:color w:val="000000"/>
+            <w:sz w:val="24"/>
+            <w:szCs w:val="24"/>
+            <w:u w:val="none"/>
+            <w:rtl w:val="0"/>
+          </w:rPr>
+          <w:t xml:space="preserve">.</w:t>
         </w:r>
       </w:hyperlink>
       <w:r>
@@ -17039,10 +17041,10 @@
           <w:szCs w:val="24"/>
           <w:rtl w:val="0"/>
         </w:rPr>
-        <w:t xml:space="preserve">101.</w:t>
+        <w:t xml:space="preserve">93.</w:t>
         <w:tab/>
       </w:r>
-      <w:hyperlink r:id="rId292">
+      <w:hyperlink r:id="rId304">
         <w:r>
           <w:rPr>
             <w:rFonts w:ascii="Times New Roman" w:cs="Times New Roman" w:eastAsia="Times New Roman" w:hAnsi="Times New Roman"/>
@@ -17054,25 +17056,10 @@
             <w:u w:val="none"/>
             <w:rtl w:val="0"/>
           </w:rPr>
-          <w:t xml:space="preserve">Shutaywi, M., and Kachouie, N.N. (2021). Silhouette Analysis for Performance Evaluation in Machine Learning with Applications to Clustering. Entropy </w:t>
+          <w:t xml:space="preserve">Brown, T.B., Mann, B., Ryder, N., Subbiah, M., Kaplan, J., Dhariwal, P., Neelakantan, A., Shyam, P., Sastry, G., Askell, A., et al. (2020). Language Models are Few-Shot Learners. arXiv [cs.CL]. https://doi.org/</w:t>
         </w:r>
       </w:hyperlink>
-      <w:hyperlink r:id="rId293">
-        <w:r>
-          <w:rPr>
-            <w:rFonts w:ascii="Times New Roman" w:cs="Times New Roman" w:eastAsia="Times New Roman" w:hAnsi="Times New Roman"/>
-            <w:b w:val="0"/>
-            <w:i w:val="1"/>
-            <w:color w:val="000000"/>
-            <w:sz w:val="24"/>
-            <w:szCs w:val="24"/>
-            <w:u w:val="none"/>
-            <w:rtl w:val="0"/>
-          </w:rPr>
-          <w:t xml:space="preserve">23</w:t>
-        </w:r>
-      </w:hyperlink>
-      <w:hyperlink r:id="rId294">
+      <w:hyperlink r:id="rId305">
         <w:r>
           <w:rPr>
             <w:rFonts w:ascii="Times New Roman" w:cs="Times New Roman" w:eastAsia="Times New Roman" w:hAnsi="Times New Roman"/>
@@ -17084,25 +17071,10 @@
             <w:u w:val="none"/>
             <w:rtl w:val="0"/>
           </w:rPr>
-          <w:t xml:space="preserve">. https://doi.org/</w:t>
+          <w:t xml:space="preserve">10.48550/ARXIV.2005.14165</w:t>
         </w:r>
       </w:hyperlink>
-      <w:hyperlink r:id="rId295">
-        <w:r>
-          <w:rPr>
-            <w:rFonts w:ascii="Times New Roman" w:cs="Times New Roman" w:eastAsia="Times New Roman" w:hAnsi="Times New Roman"/>
-            <w:b w:val="0"/>
-            <w:i w:val="0"/>
-            <w:color w:val="000000"/>
-            <w:sz w:val="24"/>
-            <w:szCs w:val="24"/>
-            <w:u w:val="none"/>
-            <w:rtl w:val="0"/>
-          </w:rPr>
-          <w:t xml:space="preserve">10.3390/e23060759</w:t>
-        </w:r>
-      </w:hyperlink>
-      <w:hyperlink r:id="rId296">
+      <w:hyperlink r:id="rId306">
         <w:r>
           <w:rPr>
             <w:rFonts w:ascii="Times New Roman" w:cs="Times New Roman" w:eastAsia="Times New Roman" w:hAnsi="Times New Roman"/>
@@ -17159,10 +17131,10 @@
           <w:szCs w:val="24"/>
           <w:rtl w:val="0"/>
         </w:rPr>
-        <w:t xml:space="preserve">102.</w:t>
+        <w:t xml:space="preserve">94.</w:t>
         <w:tab/>
       </w:r>
-      <w:hyperlink r:id="rId297">
+      <w:hyperlink r:id="rId307">
         <w:r>
           <w:rPr>
             <w:rFonts w:ascii="Times New Roman" w:cs="Times New Roman" w:eastAsia="Times New Roman" w:hAnsi="Times New Roman"/>
@@ -17174,37 +17146,7 @@
             <w:u w:val="none"/>
             <w:rtl w:val="0"/>
           </w:rPr>
-          <w:t xml:space="preserve">Meta, A.I. (2024). Llama 3.3 70B: A multilingual instruction-tuned large language model. </w:t>
-        </w:r>
-      </w:hyperlink>
-      <w:hyperlink r:id="rId298">
-        <w:r>
-          <w:rPr>
-            <w:rFonts w:ascii="Times New Roman" w:cs="Times New Roman" w:eastAsia="Times New Roman" w:hAnsi="Times New Roman"/>
-            <w:b w:val="0"/>
-            <w:i w:val="0"/>
-            <w:color w:val="000000"/>
-            <w:sz w:val="24"/>
-            <w:szCs w:val="24"/>
-            <w:u w:val="none"/>
-            <w:rtl w:val="0"/>
-          </w:rPr>
-          <w:t xml:space="preserve">https://ollama.com/library/llama3.3</w:t>
-        </w:r>
-      </w:hyperlink>
-      <w:hyperlink r:id="rId299">
-        <w:r>
-          <w:rPr>
-            <w:rFonts w:ascii="Times New Roman" w:cs="Times New Roman" w:eastAsia="Times New Roman" w:hAnsi="Times New Roman"/>
-            <w:b w:val="0"/>
-            <w:i w:val="0"/>
-            <w:color w:val="000000"/>
-            <w:sz w:val="24"/>
-            <w:szCs w:val="24"/>
-            <w:u w:val="none"/>
-            <w:rtl w:val="0"/>
-          </w:rPr>
-          <w:t xml:space="preserve">.</w:t>
+          <w:t xml:space="preserve">Yenduri, G., M, R., G, C.S., Y, S., Srivastava, G., Maddikunta, P.K.R., G, D.R., Jhaveri, R.H., B, P., Wang, W., et al. (2023). Generative Pre-trained transformer: A comprehensive review on enabling technologies, potential applications, emerging challenges, and future directions. arXiv [cs.CL].</w:t>
         </w:r>
       </w:hyperlink>
       <w:r>
@@ -17249,10 +17191,10 @@
           <w:szCs w:val="24"/>
           <w:rtl w:val="0"/>
         </w:rPr>
-        <w:t xml:space="preserve">103.</w:t>
+        <w:t xml:space="preserve">95.</w:t>
         <w:tab/>
       </w:r>
-      <w:hyperlink r:id="rId300">
+      <w:hyperlink r:id="rId308">
         <w:r>
           <w:rPr>
             <w:rFonts w:ascii="Times New Roman" w:cs="Times New Roman" w:eastAsia="Times New Roman" w:hAnsi="Times New Roman"/>
@@ -17264,37 +17206,7 @@
             <w:u w:val="none"/>
             <w:rtl w:val="0"/>
           </w:rPr>
-          <w:t xml:space="preserve">Meta, A.I. (2024). Llama 3.2: Revolutionizing edge AI and vision with open models. </w:t>
-        </w:r>
-      </w:hyperlink>
-      <w:hyperlink r:id="rId301">
-        <w:r>
-          <w:rPr>
-            <w:rFonts w:ascii="Times New Roman" w:cs="Times New Roman" w:eastAsia="Times New Roman" w:hAnsi="Times New Roman"/>
-            <w:b w:val="0"/>
-            <w:i w:val="0"/>
-            <w:color w:val="000000"/>
-            <w:sz w:val="24"/>
-            <w:szCs w:val="24"/>
-            <w:u w:val="none"/>
-            <w:rtl w:val="0"/>
-          </w:rPr>
-          <w:t xml:space="preserve">https://ollama.com/library/llama3.2</w:t>
-        </w:r>
-      </w:hyperlink>
-      <w:hyperlink r:id="rId302">
-        <w:r>
-          <w:rPr>
-            <w:rFonts w:ascii="Times New Roman" w:cs="Times New Roman" w:eastAsia="Times New Roman" w:hAnsi="Times New Roman"/>
-            <w:b w:val="0"/>
-            <w:i w:val="0"/>
-            <w:color w:val="000000"/>
-            <w:sz w:val="24"/>
-            <w:szCs w:val="24"/>
-            <w:u w:val="none"/>
-            <w:rtl w:val="0"/>
-          </w:rPr>
-          <w:t xml:space="preserve">.</w:t>
+          <w:t xml:space="preserve">Alec Radford, Jeffrey Wu, Rewon Child, David Luan, Dario Amodei, Ilya Sutskever (2019). Language Models are Unsupervised Multitask Learners (OpenAI).</w:t>
         </w:r>
       </w:hyperlink>
       <w:r>
@@ -17339,10 +17251,10 @@
           <w:szCs w:val="24"/>
           <w:rtl w:val="0"/>
         </w:rPr>
-        <w:t xml:space="preserve">104.</w:t>
+        <w:t xml:space="preserve">96.</w:t>
         <w:tab/>
       </w:r>
-      <w:hyperlink r:id="rId303">
+      <w:hyperlink r:id="rId309">
         <w:r>
           <w:rPr>
             <w:rFonts w:ascii="Times New Roman" w:cs="Times New Roman" w:eastAsia="Times New Roman" w:hAnsi="Times New Roman"/>
@@ -17354,37 +17266,7 @@
             <w:u w:val="none"/>
             <w:rtl w:val="0"/>
           </w:rPr>
-          <w:t xml:space="preserve">Touvron, H., Lavril, T., Izacard, G., Martinet, X., Lachaux, M.-A., Lacroix, T., Rozière, B., Goyal, N., Hambro, E., Azhar, F., et al. (2023). LLaMA: Open and efficient foundation language models. arXiv [cs.CL]. https://doi.org/</w:t>
-        </w:r>
-      </w:hyperlink>
-      <w:hyperlink r:id="rId304">
-        <w:r>
-          <w:rPr>
-            <w:rFonts w:ascii="Times New Roman" w:cs="Times New Roman" w:eastAsia="Times New Roman" w:hAnsi="Times New Roman"/>
-            <w:b w:val="0"/>
-            <w:i w:val="0"/>
-            <w:color w:val="000000"/>
-            <w:sz w:val="24"/>
-            <w:szCs w:val="24"/>
-            <w:u w:val="none"/>
-            <w:rtl w:val="0"/>
-          </w:rPr>
-          <w:t xml:space="preserve">10.48550/ARXIV.2302.13971</w:t>
-        </w:r>
-      </w:hyperlink>
-      <w:hyperlink r:id="rId305">
-        <w:r>
-          <w:rPr>
-            <w:rFonts w:ascii="Times New Roman" w:cs="Times New Roman" w:eastAsia="Times New Roman" w:hAnsi="Times New Roman"/>
-            <w:b w:val="0"/>
-            <w:i w:val="0"/>
-            <w:color w:val="000000"/>
-            <w:sz w:val="24"/>
-            <w:szCs w:val="24"/>
-            <w:u w:val="none"/>
-            <w:rtl w:val="0"/>
-          </w:rPr>
-          <w:t xml:space="preserve">.</w:t>
+          <w:t xml:space="preserve">Alec Radford, Karthik Narasimhan, Tim Salimans, Ilya Sutskever (2018). Improving Language Understanding by Generative Pre-Training (OpenAI).</w:t>
         </w:r>
       </w:hyperlink>
       <w:r>
@@ -17429,10 +17311,10 @@
           <w:szCs w:val="24"/>
           <w:rtl w:val="0"/>
         </w:rPr>
-        <w:t xml:space="preserve">105.</w:t>
+        <w:t xml:space="preserve">97.</w:t>
         <w:tab/>
       </w:r>
-      <w:hyperlink r:id="rId306">
+      <w:hyperlink r:id="rId310">
         <w:r>
           <w:rPr>
             <w:rFonts w:ascii="Times New Roman" w:cs="Times New Roman" w:eastAsia="Times New Roman" w:hAnsi="Times New Roman"/>
@@ -17444,37 +17326,7 @@
             <w:u w:val="none"/>
             <w:rtl w:val="0"/>
           </w:rPr>
-          <w:t xml:space="preserve">Lee, J., Yoon, W., Kim, S., Kim, D., Kim, S., So, C.H., and Kang, J. (2020). BioBERT: a pre-trained biomedical language representation model for biomedical text mining. Bioinformatics </w:t>
-        </w:r>
-      </w:hyperlink>
-      <w:hyperlink r:id="rId307">
-        <w:r>
-          <w:rPr>
-            <w:rFonts w:ascii="Times New Roman" w:cs="Times New Roman" w:eastAsia="Times New Roman" w:hAnsi="Times New Roman"/>
-            <w:b w:val="0"/>
-            <w:i w:val="1"/>
-            <w:color w:val="000000"/>
-            <w:sz w:val="24"/>
-            <w:szCs w:val="24"/>
-            <w:u w:val="none"/>
-            <w:rtl w:val="0"/>
-          </w:rPr>
-          <w:t xml:space="preserve">36</w:t>
-        </w:r>
-      </w:hyperlink>
-      <w:hyperlink r:id="rId308">
-        <w:r>
-          <w:rPr>
-            <w:rFonts w:ascii="Times New Roman" w:cs="Times New Roman" w:eastAsia="Times New Roman" w:hAnsi="Times New Roman"/>
-            <w:b w:val="0"/>
-            <w:i w:val="0"/>
-            <w:color w:val="000000"/>
-            <w:sz w:val="24"/>
-            <w:szCs w:val="24"/>
-            <w:u w:val="none"/>
-            <w:rtl w:val="0"/>
-          </w:rPr>
-          <w:t xml:space="preserve">, 1234–1240.</w:t>
+          <w:t xml:space="preserve">Matthew E. Peters, Mark Neumann, Mohit Iyyer, Matt Gardner, Christopher Clark, Kenton Lee, Luke Zettlemoyer (2018). Deep contextualized word representations. In Proceedings of the 2018 Conference of the North American Chapter of the Association for Computational Linguistics: Human Language Technologies, Volume 1 (Long Papers), M. W. H. J. Stent, ed. (Association for Computational Linguistics).</w:t>
         </w:r>
       </w:hyperlink>
       <w:r>
@@ -17519,39 +17371,9 @@
           <w:szCs w:val="24"/>
           <w:rtl w:val="0"/>
         </w:rPr>
-        <w:t xml:space="preserve">106.</w:t>
+        <w:t xml:space="preserve">98.</w:t>
         <w:tab/>
       </w:r>
-      <w:hyperlink r:id="rId309">
-        <w:r>
-          <w:rPr>
-            <w:rFonts w:ascii="Times New Roman" w:cs="Times New Roman" w:eastAsia="Times New Roman" w:hAnsi="Times New Roman"/>
-            <w:b w:val="0"/>
-            <w:i w:val="0"/>
-            <w:color w:val="000000"/>
-            <w:sz w:val="24"/>
-            <w:szCs w:val="24"/>
-            <w:u w:val="none"/>
-            <w:rtl w:val="0"/>
-          </w:rPr>
-          <w:t xml:space="preserve">Raval, S. MedLlama2: Fine-tuned Llama 2 model to answer medical questions based on an open source medical dataset. </w:t>
-        </w:r>
-      </w:hyperlink>
-      <w:hyperlink r:id="rId310">
-        <w:r>
-          <w:rPr>
-            <w:rFonts w:ascii="Times New Roman" w:cs="Times New Roman" w:eastAsia="Times New Roman" w:hAnsi="Times New Roman"/>
-            <w:b w:val="0"/>
-            <w:i w:val="0"/>
-            <w:color w:val="000000"/>
-            <w:sz w:val="24"/>
-            <w:szCs w:val="24"/>
-            <w:u w:val="none"/>
-            <w:rtl w:val="0"/>
-          </w:rPr>
-          <w:t xml:space="preserve">https://huggingface.co/llSourcell/medllama2_7b</w:t>
-        </w:r>
-      </w:hyperlink>
       <w:hyperlink r:id="rId311">
         <w:r>
           <w:rPr>
@@ -17564,7 +17386,7 @@
             <w:u w:val="none"/>
             <w:rtl w:val="0"/>
           </w:rPr>
-          <w:t xml:space="preserve">.</w:t>
+          <w:t xml:space="preserve">Wang, L., Yang, N., Huang, X., Jiao, B., Yang, L., Jiang, D., Majumder, R., and Wei, F. (2022). Text Embeddings by Weakly-Supervised Contrastive Pre-training. arXiv [cs.CL].</w:t>
         </w:r>
       </w:hyperlink>
       <w:r>
@@ -17609,7 +17431,7 @@
           <w:szCs w:val="24"/>
           <w:rtl w:val="0"/>
         </w:rPr>
-        <w:t xml:space="preserve">107.</w:t>
+        <w:t xml:space="preserve">99.</w:t>
         <w:tab/>
       </w:r>
       <w:hyperlink r:id="rId312">
@@ -17624,7 +17446,7 @@
             <w:u w:val="none"/>
             <w:rtl w:val="0"/>
           </w:rPr>
-          <w:t xml:space="preserve">Wu, C. (2023). MedLLaMA13B. </w:t>
+          <w:t xml:space="preserve">Liang Wang, Nan Yang, Xiaolong Huang, Binxing Jiao, Linjun Yang, Daxin Jiang, Rangan Majumder, Furu Wei (2022). E5-Large. Hugging Face. </w:t>
         </w:r>
       </w:hyperlink>
       <w:hyperlink r:id="rId313">
@@ -17639,7 +17461,7 @@
             <w:u w:val="none"/>
             <w:rtl w:val="0"/>
           </w:rPr>
-          <w:t xml:space="preserve">https://huggingface.co/chaoyi-wu/MedLLaMA_13B</w:t>
+          <w:t xml:space="preserve">https://huggingface.co/intfloat/e5-large</w:t>
         </w:r>
       </w:hyperlink>
       <w:hyperlink r:id="rId314">
@@ -17699,7 +17521,7 @@
           <w:szCs w:val="24"/>
           <w:rtl w:val="0"/>
         </w:rPr>
-        <w:t xml:space="preserve">108.</w:t>
+        <w:t xml:space="preserve">100.</w:t>
         <w:tab/>
       </w:r>
       <w:hyperlink r:id="rId315">
@@ -17714,7 +17536,7 @@
             <w:u w:val="none"/>
             <w:rtl w:val="0"/>
           </w:rPr>
-          <w:t xml:space="preserve">Gu, Y., Tinn, R., Cheng, H., Lucas, M., Usuyama, N., Liu, X., Naumann, T., Gao, J., and Poon, H. (2022). Domain-specific language model pretraining for biomedical natural language processing. ACM Trans. Comput. Healthc. </w:t>
+          <w:t xml:space="preserve">Liang Wang, Nan Yang, Xiaolong Huang, Binxing Jiao, Linjun Yang, Daxin Jiang, Rangan Majumder, Furu Wei (2023). E5-large-v2. Hugging Face. </w:t>
         </w:r>
       </w:hyperlink>
       <w:hyperlink r:id="rId316">
@@ -17722,14 +17544,14 @@
           <w:rPr>
             <w:rFonts w:ascii="Times New Roman" w:cs="Times New Roman" w:eastAsia="Times New Roman" w:hAnsi="Times New Roman"/>
             <w:b w:val="0"/>
-            <w:i w:val="1"/>
+            <w:i w:val="0"/>
             <w:color w:val="000000"/>
             <w:sz w:val="24"/>
             <w:szCs w:val="24"/>
             <w:u w:val="none"/>
             <w:rtl w:val="0"/>
           </w:rPr>
-          <w:t xml:space="preserve">3</w:t>
+          <w:t xml:space="preserve">https://huggingface.co/intfloat/e5-large-v2</w:t>
         </w:r>
       </w:hyperlink>
       <w:hyperlink r:id="rId317">
@@ -17744,7 +17566,7 @@
             <w:u w:val="none"/>
             <w:rtl w:val="0"/>
           </w:rPr>
-          <w:t xml:space="preserve">, 1–23.</w:t>
+          <w:t xml:space="preserve">.</w:t>
         </w:r>
       </w:hyperlink>
       <w:r>
@@ -17789,7 +17611,7 @@
           <w:szCs w:val="24"/>
           <w:rtl w:val="0"/>
         </w:rPr>
-        <w:t xml:space="preserve">109.</w:t>
+        <w:t xml:space="preserve">101.</w:t>
         <w:tab/>
       </w:r>
       <w:hyperlink r:id="rId318">
@@ -17804,7 +17626,7 @@
             <w:u w:val="none"/>
             <w:rtl w:val="0"/>
           </w:rPr>
-          <w:t xml:space="preserve">Warner, B., Chaffin, A., Clavié, B., Weller, O., Hallström, O., Taghadouini, S., Gallagher, A., Biswas, R., Ladhak, F., Aarsen, T., et al. (2024). Smarter, better, faster, longer: A modern bidirectional encoder for fast, memory efficient, and long context finetuning and inference. arXiv [cs.CL]. https://doi.org/</w:t>
+          <w:t xml:space="preserve">all-mpnet-base-v2 Hugging Face. </w:t>
         </w:r>
       </w:hyperlink>
       <w:hyperlink r:id="rId319">
@@ -17819,7 +17641,7 @@
             <w:u w:val="none"/>
             <w:rtl w:val="0"/>
           </w:rPr>
-          <w:t xml:space="preserve">10.48550/ARXIV.2412.13663</w:t>
+          <w:t xml:space="preserve">https://huggingface.co/sentence-transformers/all-mpnet-base-v2</w:t>
         </w:r>
       </w:hyperlink>
       <w:hyperlink r:id="rId320">
@@ -17868,12 +17690,6 @@
           <w:sz w:val="24"/>
           <w:szCs w:val="24"/>
         </w:rPr>
-        <w:sectPr>
-          <w:headerReference r:id="rId321" w:type="default"/>
-          <w:pgSz w:h="15840" w:w="12240" w:orient="portrait"/>
-          <w:pgMar w:bottom="1440" w:top="1440" w:left="1267.2" w:right="1440" w:header="720" w:footer="720"/>
-          <w:pgNumType w:start="1"/>
-        </w:sectPr>
       </w:pPr>
       <w:r>
         <w:rPr>
@@ -17885,9 +17701,24 @@
           <w:szCs w:val="24"/>
           <w:rtl w:val="0"/>
         </w:rPr>
-        <w:t xml:space="preserve">110.</w:t>
+        <w:t xml:space="preserve">102.</w:t>
         <w:tab/>
       </w:r>
+      <w:hyperlink r:id="rId321">
+        <w:r>
+          <w:rPr>
+            <w:rFonts w:ascii="Times New Roman" w:cs="Times New Roman" w:eastAsia="Times New Roman" w:hAnsi="Times New Roman"/>
+            <w:b w:val="0"/>
+            <w:i w:val="0"/>
+            <w:color w:val="000000"/>
+            <w:sz w:val="24"/>
+            <w:szCs w:val="24"/>
+            <w:u w:val="none"/>
+            <w:rtl w:val="0"/>
+          </w:rPr>
+          <w:t xml:space="preserve">all-MiniLM-L12-v2 Hugging Face. </w:t>
+        </w:r>
+      </w:hyperlink>
       <w:hyperlink r:id="rId322">
         <w:r>
           <w:rPr>
@@ -17900,7 +17731,3088 @@
             <w:u w:val="none"/>
             <w:rtl w:val="0"/>
           </w:rPr>
+          <w:t xml:space="preserve">https://huggingface.co/sentence-transformers/all-MiniLM-L12-v2</w:t>
+        </w:r>
+      </w:hyperlink>
+      <w:hyperlink r:id="rId323">
+        <w:r>
+          <w:rPr>
+            <w:rFonts w:ascii="Times New Roman" w:cs="Times New Roman" w:eastAsia="Times New Roman" w:hAnsi="Times New Roman"/>
+            <w:b w:val="0"/>
+            <w:i w:val="0"/>
+            <w:color w:val="000000"/>
+            <w:sz w:val="24"/>
+            <w:szCs w:val="24"/>
+            <w:u w:val="none"/>
+            <w:rtl w:val="0"/>
+          </w:rPr>
+          <w:t xml:space="preserve">.</w:t>
+        </w:r>
+      </w:hyperlink>
+      <w:r>
+        <w:rPr>
+          <w:rtl w:val="0"/>
+        </w:rPr>
+      </w:r>
+    </w:p>
+    <w:p>
+      <w:pPr>
+        <w:keepNext w:val="0"/>
+        <w:keepLines w:val="0"/>
+        <w:pageBreakBefore w:val="0"/>
+        <w:widowControl w:val="0"/>
+        <w:pBdr>
+          <w:top w:space="0" w:sz="0" w:val="nil"/>
+          <w:left w:space="0" w:sz="0" w:val="nil"/>
+          <w:bottom w:space="0" w:sz="0" w:val="nil"/>
+          <w:right w:space="0" w:sz="0" w:val="nil"/>
+          <w:between w:space="0" w:sz="0" w:val="nil"/>
+        </w:pBdr>
+        <w:shd w:fill="auto" w:val="clear"/>
+        <w:spacing w:after="240" w:before="0" w:line="240" w:lineRule="auto"/>
+        <w:ind w:left="480" w:right="0" w:hanging="480"/>
+        <w:jc w:val="left"/>
+        <w:rPr>
+          <w:rFonts w:ascii="Times New Roman" w:cs="Times New Roman" w:eastAsia="Times New Roman" w:hAnsi="Times New Roman"/>
+          <w:b w:val="0"/>
+          <w:i w:val="0"/>
+          <w:color w:val="000000"/>
+          <w:sz w:val="24"/>
+          <w:szCs w:val="24"/>
+        </w:rPr>
+      </w:pPr>
+      <w:r>
+        <w:rPr>
+          <w:rFonts w:ascii="Times New Roman" w:cs="Times New Roman" w:eastAsia="Times New Roman" w:hAnsi="Times New Roman"/>
+          <w:b w:val="0"/>
+          <w:i w:val="0"/>
+          <w:color w:val="000000"/>
+          <w:sz w:val="24"/>
+          <w:szCs w:val="24"/>
+          <w:rtl w:val="0"/>
+        </w:rPr>
+        <w:t xml:space="preserve">103.</w:t>
+        <w:tab/>
+      </w:r>
+      <w:hyperlink r:id="rId324">
+        <w:r>
+          <w:rPr>
+            <w:rFonts w:ascii="Times New Roman" w:cs="Times New Roman" w:eastAsia="Times New Roman" w:hAnsi="Times New Roman"/>
+            <w:b w:val="0"/>
+            <w:i w:val="0"/>
+            <w:color w:val="000000"/>
+            <w:sz w:val="24"/>
+            <w:szCs w:val="24"/>
+            <w:u w:val="none"/>
+            <w:rtl w:val="0"/>
+          </w:rPr>
+          <w:t xml:space="preserve">Ni, J., Qu, C., Lu, J., Dai, Z., Ábrego, G.H., Ma, J., Zhao, V.Y., Luan, Y., Hall, K.B., Chang, M.-W., et al. (2021). Large Dual Encoders Are Generalizable Retrievers. arXiv [cs.IR].</w:t>
+        </w:r>
+      </w:hyperlink>
+      <w:r>
+        <w:rPr>
+          <w:rtl w:val="0"/>
+        </w:rPr>
+      </w:r>
+    </w:p>
+    <w:p>
+      <w:pPr>
+        <w:keepNext w:val="0"/>
+        <w:keepLines w:val="0"/>
+        <w:pageBreakBefore w:val="0"/>
+        <w:widowControl w:val="0"/>
+        <w:pBdr>
+          <w:top w:space="0" w:sz="0" w:val="nil"/>
+          <w:left w:space="0" w:sz="0" w:val="nil"/>
+          <w:bottom w:space="0" w:sz="0" w:val="nil"/>
+          <w:right w:space="0" w:sz="0" w:val="nil"/>
+          <w:between w:space="0" w:sz="0" w:val="nil"/>
+        </w:pBdr>
+        <w:shd w:fill="auto" w:val="clear"/>
+        <w:spacing w:after="240" w:before="0" w:line="240" w:lineRule="auto"/>
+        <w:ind w:left="480" w:right="0" w:hanging="480"/>
+        <w:jc w:val="left"/>
+        <w:rPr>
+          <w:rFonts w:ascii="Times New Roman" w:cs="Times New Roman" w:eastAsia="Times New Roman" w:hAnsi="Times New Roman"/>
+          <w:b w:val="0"/>
+          <w:i w:val="0"/>
+          <w:color w:val="000000"/>
+          <w:sz w:val="24"/>
+          <w:szCs w:val="24"/>
+        </w:rPr>
+      </w:pPr>
+      <w:r>
+        <w:rPr>
+          <w:rFonts w:ascii="Times New Roman" w:cs="Times New Roman" w:eastAsia="Times New Roman" w:hAnsi="Times New Roman"/>
+          <w:b w:val="0"/>
+          <w:i w:val="0"/>
+          <w:color w:val="000000"/>
+          <w:sz w:val="24"/>
+          <w:szCs w:val="24"/>
+          <w:rtl w:val="0"/>
+        </w:rPr>
+        <w:t xml:space="preserve">104.</w:t>
+        <w:tab/>
+      </w:r>
+      <w:hyperlink r:id="rId325">
+        <w:r>
+          <w:rPr>
+            <w:rFonts w:ascii="Times New Roman" w:cs="Times New Roman" w:eastAsia="Times New Roman" w:hAnsi="Times New Roman"/>
+            <w:b w:val="0"/>
+            <w:i w:val="0"/>
+            <w:color w:val="000000"/>
+            <w:sz w:val="24"/>
+            <w:szCs w:val="24"/>
+            <w:u w:val="none"/>
+            <w:rtl w:val="0"/>
+          </w:rPr>
+          <w:t xml:space="preserve">Jianmo Ni, Chen Qu, Jing Lu, Zhuyun Dai, Gustavo Hernández Ábrego, Ji Ma, Vincent Y. Zhao, Yi Luan, Keith B. Hall, Ming-Wei Chang, Yinfei Yang (2021). gtr-t5-large. Hugging Face. </w:t>
+        </w:r>
+      </w:hyperlink>
+      <w:hyperlink r:id="rId326">
+        <w:r>
+          <w:rPr>
+            <w:rFonts w:ascii="Times New Roman" w:cs="Times New Roman" w:eastAsia="Times New Roman" w:hAnsi="Times New Roman"/>
+            <w:b w:val="0"/>
+            <w:i w:val="0"/>
+            <w:color w:val="000000"/>
+            <w:sz w:val="24"/>
+            <w:szCs w:val="24"/>
+            <w:u w:val="none"/>
+            <w:rtl w:val="0"/>
+          </w:rPr>
+          <w:t xml:space="preserve">https://huggingface.co/sentence-transformers/gtr-t5-large</w:t>
+        </w:r>
+      </w:hyperlink>
+      <w:hyperlink r:id="rId327">
+        <w:r>
+          <w:rPr>
+            <w:rFonts w:ascii="Times New Roman" w:cs="Times New Roman" w:eastAsia="Times New Roman" w:hAnsi="Times New Roman"/>
+            <w:b w:val="0"/>
+            <w:i w:val="0"/>
+            <w:color w:val="000000"/>
+            <w:sz w:val="24"/>
+            <w:szCs w:val="24"/>
+            <w:u w:val="none"/>
+            <w:rtl w:val="0"/>
+          </w:rPr>
+          <w:t xml:space="preserve">.</w:t>
+        </w:r>
+      </w:hyperlink>
+      <w:r>
+        <w:rPr>
+          <w:rtl w:val="0"/>
+        </w:rPr>
+      </w:r>
+    </w:p>
+    <w:p>
+      <w:pPr>
+        <w:keepNext w:val="0"/>
+        <w:keepLines w:val="0"/>
+        <w:pageBreakBefore w:val="0"/>
+        <w:widowControl w:val="0"/>
+        <w:pBdr>
+          <w:top w:space="0" w:sz="0" w:val="nil"/>
+          <w:left w:space="0" w:sz="0" w:val="nil"/>
+          <w:bottom w:space="0" w:sz="0" w:val="nil"/>
+          <w:right w:space="0" w:sz="0" w:val="nil"/>
+          <w:between w:space="0" w:sz="0" w:val="nil"/>
+        </w:pBdr>
+        <w:shd w:fill="auto" w:val="clear"/>
+        <w:spacing w:after="240" w:before="0" w:line="240" w:lineRule="auto"/>
+        <w:ind w:left="480" w:right="0" w:hanging="480"/>
+        <w:jc w:val="left"/>
+        <w:rPr>
+          <w:rFonts w:ascii="Times New Roman" w:cs="Times New Roman" w:eastAsia="Times New Roman" w:hAnsi="Times New Roman"/>
+          <w:b w:val="0"/>
+          <w:i w:val="0"/>
+          <w:color w:val="000000"/>
+          <w:sz w:val="24"/>
+          <w:szCs w:val="24"/>
+        </w:rPr>
+      </w:pPr>
+      <w:r>
+        <w:rPr>
+          <w:rFonts w:ascii="Times New Roman" w:cs="Times New Roman" w:eastAsia="Times New Roman" w:hAnsi="Times New Roman"/>
+          <w:b w:val="0"/>
+          <w:i w:val="0"/>
+          <w:color w:val="000000"/>
+          <w:sz w:val="24"/>
+          <w:szCs w:val="24"/>
+          <w:rtl w:val="0"/>
+        </w:rPr>
+        <w:t xml:space="preserve">105.</w:t>
+        <w:tab/>
+      </w:r>
+      <w:hyperlink r:id="rId328">
+        <w:r>
+          <w:rPr>
+            <w:rFonts w:ascii="Times New Roman" w:cs="Times New Roman" w:eastAsia="Times New Roman" w:hAnsi="Times New Roman"/>
+            <w:b w:val="0"/>
+            <w:i w:val="0"/>
+            <w:color w:val="000000"/>
+            <w:sz w:val="24"/>
+            <w:szCs w:val="24"/>
+            <w:u w:val="none"/>
+            <w:rtl w:val="0"/>
+          </w:rPr>
+          <w:t xml:space="preserve">all-MiniLM-L6-v2 Hugging Face. </w:t>
+        </w:r>
+      </w:hyperlink>
+      <w:hyperlink r:id="rId329">
+        <w:r>
+          <w:rPr>
+            <w:rFonts w:ascii="Times New Roman" w:cs="Times New Roman" w:eastAsia="Times New Roman" w:hAnsi="Times New Roman"/>
+            <w:b w:val="0"/>
+            <w:i w:val="0"/>
+            <w:color w:val="000000"/>
+            <w:sz w:val="24"/>
+            <w:szCs w:val="24"/>
+            <w:u w:val="none"/>
+            <w:rtl w:val="0"/>
+          </w:rPr>
+          <w:t xml:space="preserve">https://huggingface.co/sentence-transformers/all-MiniLM-L6-v2</w:t>
+        </w:r>
+      </w:hyperlink>
+      <w:hyperlink r:id="rId330">
+        <w:r>
+          <w:rPr>
+            <w:rFonts w:ascii="Times New Roman" w:cs="Times New Roman" w:eastAsia="Times New Roman" w:hAnsi="Times New Roman"/>
+            <w:b w:val="0"/>
+            <w:i w:val="0"/>
+            <w:color w:val="000000"/>
+            <w:sz w:val="24"/>
+            <w:szCs w:val="24"/>
+            <w:u w:val="none"/>
+            <w:rtl w:val="0"/>
+          </w:rPr>
+          <w:t xml:space="preserve">.</w:t>
+        </w:r>
+      </w:hyperlink>
+      <w:r>
+        <w:rPr>
+          <w:rtl w:val="0"/>
+        </w:rPr>
+      </w:r>
+    </w:p>
+    <w:p>
+      <w:pPr>
+        <w:keepNext w:val="0"/>
+        <w:keepLines w:val="0"/>
+        <w:pageBreakBefore w:val="0"/>
+        <w:widowControl w:val="0"/>
+        <w:pBdr>
+          <w:top w:space="0" w:sz="0" w:val="nil"/>
+          <w:left w:space="0" w:sz="0" w:val="nil"/>
+          <w:bottom w:space="0" w:sz="0" w:val="nil"/>
+          <w:right w:space="0" w:sz="0" w:val="nil"/>
+          <w:between w:space="0" w:sz="0" w:val="nil"/>
+        </w:pBdr>
+        <w:shd w:fill="auto" w:val="clear"/>
+        <w:spacing w:after="240" w:before="0" w:line="240" w:lineRule="auto"/>
+        <w:ind w:left="480" w:right="0" w:hanging="480"/>
+        <w:jc w:val="left"/>
+        <w:rPr>
+          <w:rFonts w:ascii="Times New Roman" w:cs="Times New Roman" w:eastAsia="Times New Roman" w:hAnsi="Times New Roman"/>
+          <w:b w:val="0"/>
+          <w:i w:val="0"/>
+          <w:color w:val="000000"/>
+          <w:sz w:val="24"/>
+          <w:szCs w:val="24"/>
+        </w:rPr>
+      </w:pPr>
+      <w:r>
+        <w:rPr>
+          <w:rFonts w:ascii="Times New Roman" w:cs="Times New Roman" w:eastAsia="Times New Roman" w:hAnsi="Times New Roman"/>
+          <w:b w:val="0"/>
+          <w:i w:val="0"/>
+          <w:color w:val="000000"/>
+          <w:sz w:val="24"/>
+          <w:szCs w:val="24"/>
+          <w:rtl w:val="0"/>
+        </w:rPr>
+        <w:t xml:space="preserve">106.</w:t>
+        <w:tab/>
+      </w:r>
+      <w:hyperlink r:id="rId331">
+        <w:r>
+          <w:rPr>
+            <w:rFonts w:ascii="Times New Roman" w:cs="Times New Roman" w:eastAsia="Times New Roman" w:hAnsi="Times New Roman"/>
+            <w:b w:val="0"/>
+            <w:i w:val="0"/>
+            <w:color w:val="000000"/>
+            <w:sz w:val="24"/>
+            <w:szCs w:val="24"/>
+            <w:u w:val="none"/>
+            <w:rtl w:val="0"/>
+          </w:rPr>
+          <w:t xml:space="preserve">all-roberta-large-v1 Hugging Face. </w:t>
+        </w:r>
+      </w:hyperlink>
+      <w:hyperlink r:id="rId332">
+        <w:r>
+          <w:rPr>
+            <w:rFonts w:ascii="Times New Roman" w:cs="Times New Roman" w:eastAsia="Times New Roman" w:hAnsi="Times New Roman"/>
+            <w:b w:val="0"/>
+            <w:i w:val="0"/>
+            <w:color w:val="000000"/>
+            <w:sz w:val="24"/>
+            <w:szCs w:val="24"/>
+            <w:u w:val="none"/>
+            <w:rtl w:val="0"/>
+          </w:rPr>
+          <w:t xml:space="preserve">https://huggingface.co/sentence-transformers/all-roberta-large-v1</w:t>
+        </w:r>
+      </w:hyperlink>
+      <w:hyperlink r:id="rId333">
+        <w:r>
+          <w:rPr>
+            <w:rFonts w:ascii="Times New Roman" w:cs="Times New Roman" w:eastAsia="Times New Roman" w:hAnsi="Times New Roman"/>
+            <w:b w:val="0"/>
+            <w:i w:val="0"/>
+            <w:color w:val="000000"/>
+            <w:sz w:val="24"/>
+            <w:szCs w:val="24"/>
+            <w:u w:val="none"/>
+            <w:rtl w:val="0"/>
+          </w:rPr>
+          <w:t xml:space="preserve">.</w:t>
+        </w:r>
+      </w:hyperlink>
+      <w:r>
+        <w:rPr>
+          <w:rtl w:val="0"/>
+        </w:rPr>
+      </w:r>
+    </w:p>
+    <w:p>
+      <w:pPr>
+        <w:keepNext w:val="0"/>
+        <w:keepLines w:val="0"/>
+        <w:pageBreakBefore w:val="0"/>
+        <w:widowControl w:val="0"/>
+        <w:pBdr>
+          <w:top w:space="0" w:sz="0" w:val="nil"/>
+          <w:left w:space="0" w:sz="0" w:val="nil"/>
+          <w:bottom w:space="0" w:sz="0" w:val="nil"/>
+          <w:right w:space="0" w:sz="0" w:val="nil"/>
+          <w:between w:space="0" w:sz="0" w:val="nil"/>
+        </w:pBdr>
+        <w:shd w:fill="auto" w:val="clear"/>
+        <w:spacing w:after="240" w:before="0" w:line="240" w:lineRule="auto"/>
+        <w:ind w:left="480" w:right="0" w:hanging="480"/>
+        <w:jc w:val="left"/>
+        <w:rPr>
+          <w:rFonts w:ascii="Times New Roman" w:cs="Times New Roman" w:eastAsia="Times New Roman" w:hAnsi="Times New Roman"/>
+          <w:b w:val="0"/>
+          <w:i w:val="0"/>
+          <w:color w:val="000000"/>
+          <w:sz w:val="24"/>
+          <w:szCs w:val="24"/>
+        </w:rPr>
+      </w:pPr>
+      <w:r>
+        <w:rPr>
+          <w:rFonts w:ascii="Times New Roman" w:cs="Times New Roman" w:eastAsia="Times New Roman" w:hAnsi="Times New Roman"/>
+          <w:b w:val="0"/>
+          <w:i w:val="0"/>
+          <w:color w:val="000000"/>
+          <w:sz w:val="24"/>
+          <w:szCs w:val="24"/>
+          <w:rtl w:val="0"/>
+        </w:rPr>
+        <w:t xml:space="preserve">107.</w:t>
+        <w:tab/>
+      </w:r>
+      <w:hyperlink r:id="rId334">
+        <w:r>
+          <w:rPr>
+            <w:rFonts w:ascii="Times New Roman" w:cs="Times New Roman" w:eastAsia="Times New Roman" w:hAnsi="Times New Roman"/>
+            <w:b w:val="0"/>
+            <w:i w:val="0"/>
+            <w:color w:val="000000"/>
+            <w:sz w:val="24"/>
+            <w:szCs w:val="24"/>
+            <w:u w:val="none"/>
+            <w:rtl w:val="0"/>
+          </w:rPr>
+          <w:t xml:space="preserve">Fangyu Liu, Ehsan Shareghi, Zaiqiao Meng, Marco Basaldella, Nigel Collier (2021). SapBERT. Hugging Face. </w:t>
+        </w:r>
+      </w:hyperlink>
+      <w:hyperlink r:id="rId335">
+        <w:r>
+          <w:rPr>
+            <w:rFonts w:ascii="Times New Roman" w:cs="Times New Roman" w:eastAsia="Times New Roman" w:hAnsi="Times New Roman"/>
+            <w:b w:val="0"/>
+            <w:i w:val="0"/>
+            <w:color w:val="000000"/>
+            <w:sz w:val="24"/>
+            <w:szCs w:val="24"/>
+            <w:u w:val="none"/>
+            <w:rtl w:val="0"/>
+          </w:rPr>
+          <w:t xml:space="preserve">https://huggingface.co/cambridgeltl/SapBERT-from-PubMedBERT-fulltext</w:t>
+        </w:r>
+      </w:hyperlink>
+      <w:hyperlink r:id="rId336">
+        <w:r>
+          <w:rPr>
+            <w:rFonts w:ascii="Times New Roman" w:cs="Times New Roman" w:eastAsia="Times New Roman" w:hAnsi="Times New Roman"/>
+            <w:b w:val="0"/>
+            <w:i w:val="0"/>
+            <w:color w:val="000000"/>
+            <w:sz w:val="24"/>
+            <w:szCs w:val="24"/>
+            <w:u w:val="none"/>
+            <w:rtl w:val="0"/>
+          </w:rPr>
+          <w:t xml:space="preserve">.</w:t>
+        </w:r>
+      </w:hyperlink>
+      <w:r>
+        <w:rPr>
+          <w:rtl w:val="0"/>
+        </w:rPr>
+      </w:r>
+    </w:p>
+    <w:p>
+      <w:pPr>
+        <w:keepNext w:val="0"/>
+        <w:keepLines w:val="0"/>
+        <w:pageBreakBefore w:val="0"/>
+        <w:widowControl w:val="0"/>
+        <w:pBdr>
+          <w:top w:space="0" w:sz="0" w:val="nil"/>
+          <w:left w:space="0" w:sz="0" w:val="nil"/>
+          <w:bottom w:space="0" w:sz="0" w:val="nil"/>
+          <w:right w:space="0" w:sz="0" w:val="nil"/>
+          <w:between w:space="0" w:sz="0" w:val="nil"/>
+        </w:pBdr>
+        <w:shd w:fill="auto" w:val="clear"/>
+        <w:spacing w:after="240" w:before="0" w:line="240" w:lineRule="auto"/>
+        <w:ind w:left="480" w:right="0" w:hanging="480"/>
+        <w:jc w:val="left"/>
+        <w:rPr>
+          <w:rFonts w:ascii="Times New Roman" w:cs="Times New Roman" w:eastAsia="Times New Roman" w:hAnsi="Times New Roman"/>
+          <w:b w:val="0"/>
+          <w:i w:val="0"/>
+          <w:color w:val="000000"/>
+          <w:sz w:val="24"/>
+          <w:szCs w:val="24"/>
+        </w:rPr>
+      </w:pPr>
+      <w:r>
+        <w:rPr>
+          <w:rFonts w:ascii="Times New Roman" w:cs="Times New Roman" w:eastAsia="Times New Roman" w:hAnsi="Times New Roman"/>
+          <w:b w:val="0"/>
+          <w:i w:val="0"/>
+          <w:color w:val="000000"/>
+          <w:sz w:val="24"/>
+          <w:szCs w:val="24"/>
+          <w:rtl w:val="0"/>
+        </w:rPr>
+        <w:t xml:space="preserve">108.</w:t>
+        <w:tab/>
+      </w:r>
+      <w:hyperlink r:id="rId337">
+        <w:r>
+          <w:rPr>
+            <w:rFonts w:ascii="Times New Roman" w:cs="Times New Roman" w:eastAsia="Times New Roman" w:hAnsi="Times New Roman"/>
+            <w:b w:val="0"/>
+            <w:i w:val="0"/>
+            <w:color w:val="000000"/>
+            <w:sz w:val="24"/>
+            <w:szCs w:val="24"/>
+            <w:u w:val="none"/>
+            <w:rtl w:val="0"/>
+          </w:rPr>
+          <w:t xml:space="preserve">Liu, F., Shareghi, E., Meng, Z., Basaldella, M., and Collier, N. (2020). Self-alignment pretraining for biomedical entity representations. arXiv [cs.CL].</w:t>
+        </w:r>
+      </w:hyperlink>
+      <w:r>
+        <w:rPr>
+          <w:rtl w:val="0"/>
+        </w:rPr>
+      </w:r>
+    </w:p>
+    <w:p>
+      <w:pPr>
+        <w:keepNext w:val="0"/>
+        <w:keepLines w:val="0"/>
+        <w:pageBreakBefore w:val="0"/>
+        <w:widowControl w:val="0"/>
+        <w:pBdr>
+          <w:top w:space="0" w:sz="0" w:val="nil"/>
+          <w:left w:space="0" w:sz="0" w:val="nil"/>
+          <w:bottom w:space="0" w:sz="0" w:val="nil"/>
+          <w:right w:space="0" w:sz="0" w:val="nil"/>
+          <w:between w:space="0" w:sz="0" w:val="nil"/>
+        </w:pBdr>
+        <w:shd w:fill="auto" w:val="clear"/>
+        <w:spacing w:after="240" w:before="0" w:line="240" w:lineRule="auto"/>
+        <w:ind w:left="480" w:right="0" w:hanging="480"/>
+        <w:jc w:val="left"/>
+        <w:rPr>
+          <w:rFonts w:ascii="Times New Roman" w:cs="Times New Roman" w:eastAsia="Times New Roman" w:hAnsi="Times New Roman"/>
+          <w:b w:val="0"/>
+          <w:i w:val="0"/>
+          <w:color w:val="000000"/>
+          <w:sz w:val="24"/>
+          <w:szCs w:val="24"/>
+        </w:rPr>
+      </w:pPr>
+      <w:r>
+        <w:rPr>
+          <w:rFonts w:ascii="Times New Roman" w:cs="Times New Roman" w:eastAsia="Times New Roman" w:hAnsi="Times New Roman"/>
+          <w:b w:val="0"/>
+          <w:i w:val="0"/>
+          <w:color w:val="000000"/>
+          <w:sz w:val="24"/>
+          <w:szCs w:val="24"/>
+          <w:rtl w:val="0"/>
+        </w:rPr>
+        <w:t xml:space="preserve">109.</w:t>
+        <w:tab/>
+      </w:r>
+      <w:hyperlink r:id="rId338">
+        <w:r>
+          <w:rPr>
+            <w:rFonts w:ascii="Times New Roman" w:cs="Times New Roman" w:eastAsia="Times New Roman" w:hAnsi="Times New Roman"/>
+            <w:b w:val="0"/>
+            <w:i w:val="0"/>
+            <w:color w:val="000000"/>
+            <w:sz w:val="24"/>
+            <w:szCs w:val="24"/>
+            <w:u w:val="none"/>
+            <w:rtl w:val="0"/>
+          </w:rPr>
+          <w:t xml:space="preserve">Wang, G., Liu, X., Ying, Z., Yang, G., Chen, Z., Liu, Z., Zhang, M., Yan, H., Lu, Y., Gao, Y., et al. (2023). Optimized glycemic control of type 2 diabetes with reinforcement learning: a proof-of-concept trial. Nat. Med. </w:t>
+        </w:r>
+      </w:hyperlink>
+      <w:hyperlink r:id="rId339">
+        <w:r>
+          <w:rPr>
+            <w:rFonts w:ascii="Times New Roman" w:cs="Times New Roman" w:eastAsia="Times New Roman" w:hAnsi="Times New Roman"/>
+            <w:b w:val="0"/>
+            <w:i w:val="1"/>
+            <w:color w:val="000000"/>
+            <w:sz w:val="24"/>
+            <w:szCs w:val="24"/>
+            <w:u w:val="none"/>
+            <w:rtl w:val="0"/>
+          </w:rPr>
+          <w:t xml:space="preserve">29</w:t>
+        </w:r>
+      </w:hyperlink>
+      <w:hyperlink r:id="rId340">
+        <w:r>
+          <w:rPr>
+            <w:rFonts w:ascii="Times New Roman" w:cs="Times New Roman" w:eastAsia="Times New Roman" w:hAnsi="Times New Roman"/>
+            <w:b w:val="0"/>
+            <w:i w:val="0"/>
+            <w:color w:val="000000"/>
+            <w:sz w:val="24"/>
+            <w:szCs w:val="24"/>
+            <w:u w:val="none"/>
+            <w:rtl w:val="0"/>
+          </w:rPr>
+          <w:t xml:space="preserve">, 2633–2642.</w:t>
+        </w:r>
+      </w:hyperlink>
+      <w:r>
+        <w:rPr>
+          <w:rtl w:val="0"/>
+        </w:rPr>
+      </w:r>
+    </w:p>
+    <w:p>
+      <w:pPr>
+        <w:keepNext w:val="0"/>
+        <w:keepLines w:val="0"/>
+        <w:pageBreakBefore w:val="0"/>
+        <w:widowControl w:val="0"/>
+        <w:pBdr>
+          <w:top w:space="0" w:sz="0" w:val="nil"/>
+          <w:left w:space="0" w:sz="0" w:val="nil"/>
+          <w:bottom w:space="0" w:sz="0" w:val="nil"/>
+          <w:right w:space="0" w:sz="0" w:val="nil"/>
+          <w:between w:space="0" w:sz="0" w:val="nil"/>
+        </w:pBdr>
+        <w:shd w:fill="auto" w:val="clear"/>
+        <w:spacing w:after="240" w:before="0" w:line="240" w:lineRule="auto"/>
+        <w:ind w:left="480" w:right="0" w:hanging="480"/>
+        <w:jc w:val="left"/>
+        <w:rPr>
+          <w:rFonts w:ascii="Times New Roman" w:cs="Times New Roman" w:eastAsia="Times New Roman" w:hAnsi="Times New Roman"/>
+          <w:b w:val="0"/>
+          <w:i w:val="0"/>
+          <w:color w:val="000000"/>
+          <w:sz w:val="24"/>
+          <w:szCs w:val="24"/>
+        </w:rPr>
+      </w:pPr>
+      <w:r>
+        <w:rPr>
+          <w:rFonts w:ascii="Times New Roman" w:cs="Times New Roman" w:eastAsia="Times New Roman" w:hAnsi="Times New Roman"/>
+          <w:b w:val="0"/>
+          <w:i w:val="0"/>
+          <w:color w:val="000000"/>
+          <w:sz w:val="24"/>
+          <w:szCs w:val="24"/>
+          <w:rtl w:val="0"/>
+        </w:rPr>
+        <w:t xml:space="preserve">110.</w:t>
+        <w:tab/>
+      </w:r>
+      <w:hyperlink r:id="rId341">
+        <w:r>
+          <w:rPr>
+            <w:rFonts w:ascii="Times New Roman" w:cs="Times New Roman" w:eastAsia="Times New Roman" w:hAnsi="Times New Roman"/>
+            <w:b w:val="0"/>
+            <w:i w:val="0"/>
+            <w:color w:val="000000"/>
+            <w:sz w:val="24"/>
+            <w:szCs w:val="24"/>
+            <w:u w:val="none"/>
+            <w:rtl w:val="0"/>
+          </w:rPr>
+          <w:t xml:space="preserve">Guangyu Wang, Xiaohong Liu, Zhen Ying, Guoxing Yang, Zhiwei Chen, Zhiwen Liu, Min Zhang, Hongmei Yan, Yuxing Lu, Yuanxu Gao, Kanmin Xue, Xiaoying Li,Ying Chen (2023). ClinicalBERT. Hugging Face. </w:t>
+        </w:r>
+      </w:hyperlink>
+      <w:hyperlink r:id="rId342">
+        <w:r>
+          <w:rPr>
+            <w:rFonts w:ascii="Times New Roman" w:cs="Times New Roman" w:eastAsia="Times New Roman" w:hAnsi="Times New Roman"/>
+            <w:b w:val="0"/>
+            <w:i w:val="0"/>
+            <w:color w:val="000000"/>
+            <w:sz w:val="24"/>
+            <w:szCs w:val="24"/>
+            <w:u w:val="none"/>
+            <w:rtl w:val="0"/>
+          </w:rPr>
+          <w:t xml:space="preserve">https://huggingface.co/medicalai/ClinicalBERT</w:t>
+        </w:r>
+      </w:hyperlink>
+      <w:hyperlink r:id="rId343">
+        <w:r>
+          <w:rPr>
+            <w:rFonts w:ascii="Times New Roman" w:cs="Times New Roman" w:eastAsia="Times New Roman" w:hAnsi="Times New Roman"/>
+            <w:b w:val="0"/>
+            <w:i w:val="0"/>
+            <w:color w:val="000000"/>
+            <w:sz w:val="24"/>
+            <w:szCs w:val="24"/>
+            <w:u w:val="none"/>
+            <w:rtl w:val="0"/>
+          </w:rPr>
+          <w:t xml:space="preserve">.</w:t>
+        </w:r>
+      </w:hyperlink>
+      <w:r>
+        <w:rPr>
+          <w:rtl w:val="0"/>
+        </w:rPr>
+      </w:r>
+    </w:p>
+    <w:p>
+      <w:pPr>
+        <w:keepNext w:val="0"/>
+        <w:keepLines w:val="0"/>
+        <w:pageBreakBefore w:val="0"/>
+        <w:widowControl w:val="0"/>
+        <w:pBdr>
+          <w:top w:space="0" w:sz="0" w:val="nil"/>
+          <w:left w:space="0" w:sz="0" w:val="nil"/>
+          <w:bottom w:space="0" w:sz="0" w:val="nil"/>
+          <w:right w:space="0" w:sz="0" w:val="nil"/>
+          <w:between w:space="0" w:sz="0" w:val="nil"/>
+        </w:pBdr>
+        <w:shd w:fill="auto" w:val="clear"/>
+        <w:spacing w:after="240" w:before="0" w:line="240" w:lineRule="auto"/>
+        <w:ind w:left="480" w:right="0" w:hanging="480"/>
+        <w:jc w:val="left"/>
+        <w:rPr>
+          <w:rFonts w:ascii="Times New Roman" w:cs="Times New Roman" w:eastAsia="Times New Roman" w:hAnsi="Times New Roman"/>
+          <w:b w:val="0"/>
+          <w:i w:val="0"/>
+          <w:color w:val="000000"/>
+          <w:sz w:val="24"/>
+          <w:szCs w:val="24"/>
+        </w:rPr>
+      </w:pPr>
+      <w:r>
+        <w:rPr>
+          <w:rFonts w:ascii="Times New Roman" w:cs="Times New Roman" w:eastAsia="Times New Roman" w:hAnsi="Times New Roman"/>
+          <w:b w:val="0"/>
+          <w:i w:val="0"/>
+          <w:color w:val="000000"/>
+          <w:sz w:val="24"/>
+          <w:szCs w:val="24"/>
+          <w:rtl w:val="0"/>
+        </w:rPr>
+        <w:t xml:space="preserve">111.</w:t>
+        <w:tab/>
+      </w:r>
+      <w:hyperlink r:id="rId344">
+        <w:r>
+          <w:rPr>
+            <w:rFonts w:ascii="Times New Roman" w:cs="Times New Roman" w:eastAsia="Times New Roman" w:hAnsi="Times New Roman"/>
+            <w:b w:val="0"/>
+            <w:i w:val="0"/>
+            <w:color w:val="000000"/>
+            <w:sz w:val="24"/>
+            <w:szCs w:val="24"/>
+            <w:u w:val="none"/>
+            <w:rtl w:val="0"/>
+          </w:rPr>
+          <w:t xml:space="preserve">Gu, Y., Tinn, R., Cheng, H., Lucas, M., Usuyama, N., Liu, X., Naumann, T., Gao, J., and Poon, H. (2022). Domain-specific language model pretraining for biomedical natural language processing. ACM Trans. Comput. Healthc. </w:t>
+        </w:r>
+      </w:hyperlink>
+      <w:hyperlink r:id="rId345">
+        <w:r>
+          <w:rPr>
+            <w:rFonts w:ascii="Times New Roman" w:cs="Times New Roman" w:eastAsia="Times New Roman" w:hAnsi="Times New Roman"/>
+            <w:b w:val="0"/>
+            <w:i w:val="1"/>
+            <w:color w:val="000000"/>
+            <w:sz w:val="24"/>
+            <w:szCs w:val="24"/>
+            <w:u w:val="none"/>
+            <w:rtl w:val="0"/>
+          </w:rPr>
+          <w:t xml:space="preserve">3</w:t>
+        </w:r>
+      </w:hyperlink>
+      <w:hyperlink r:id="rId346">
+        <w:r>
+          <w:rPr>
+            <w:rFonts w:ascii="Times New Roman" w:cs="Times New Roman" w:eastAsia="Times New Roman" w:hAnsi="Times New Roman"/>
+            <w:b w:val="0"/>
+            <w:i w:val="0"/>
+            <w:color w:val="000000"/>
+            <w:sz w:val="24"/>
+            <w:szCs w:val="24"/>
+            <w:u w:val="none"/>
+            <w:rtl w:val="0"/>
+          </w:rPr>
+          <w:t xml:space="preserve">, 1–23.</w:t>
+        </w:r>
+      </w:hyperlink>
+      <w:r>
+        <w:rPr>
+          <w:rtl w:val="0"/>
+        </w:rPr>
+      </w:r>
+    </w:p>
+    <w:p>
+      <w:pPr>
+        <w:keepNext w:val="0"/>
+        <w:keepLines w:val="0"/>
+        <w:pageBreakBefore w:val="0"/>
+        <w:widowControl w:val="0"/>
+        <w:pBdr>
+          <w:top w:space="0" w:sz="0" w:val="nil"/>
+          <w:left w:space="0" w:sz="0" w:val="nil"/>
+          <w:bottom w:space="0" w:sz="0" w:val="nil"/>
+          <w:right w:space="0" w:sz="0" w:val="nil"/>
+          <w:between w:space="0" w:sz="0" w:val="nil"/>
+        </w:pBdr>
+        <w:shd w:fill="auto" w:val="clear"/>
+        <w:spacing w:after="240" w:before="0" w:line="240" w:lineRule="auto"/>
+        <w:ind w:left="480" w:right="0" w:hanging="480"/>
+        <w:jc w:val="left"/>
+        <w:rPr>
+          <w:rFonts w:ascii="Times New Roman" w:cs="Times New Roman" w:eastAsia="Times New Roman" w:hAnsi="Times New Roman"/>
+          <w:b w:val="0"/>
+          <w:i w:val="0"/>
+          <w:color w:val="000000"/>
+          <w:sz w:val="24"/>
+          <w:szCs w:val="24"/>
+        </w:rPr>
+      </w:pPr>
+      <w:r>
+        <w:rPr>
+          <w:rFonts w:ascii="Times New Roman" w:cs="Times New Roman" w:eastAsia="Times New Roman" w:hAnsi="Times New Roman"/>
+          <w:b w:val="0"/>
+          <w:i w:val="0"/>
+          <w:color w:val="000000"/>
+          <w:sz w:val="24"/>
+          <w:szCs w:val="24"/>
+          <w:rtl w:val="0"/>
+        </w:rPr>
+        <w:t xml:space="preserve">112.</w:t>
+        <w:tab/>
+      </w:r>
+      <w:hyperlink r:id="rId347">
+        <w:r>
+          <w:rPr>
+            <w:rFonts w:ascii="Times New Roman" w:cs="Times New Roman" w:eastAsia="Times New Roman" w:hAnsi="Times New Roman"/>
+            <w:b w:val="0"/>
+            <w:i w:val="0"/>
+            <w:color w:val="000000"/>
+            <w:sz w:val="24"/>
+            <w:szCs w:val="24"/>
+            <w:u w:val="none"/>
+            <w:rtl w:val="0"/>
+          </w:rPr>
+          <w:t xml:space="preserve">Yu Gu , Robert Tinn , Hao Cheng , Michael Lucas , Naoto Usuyama , Xiaodong Liu , Tristan Naumann and Jianfeng Gao , Hoifung Poon (2020). BiomedNLP-BiomedBERT-base-uncased-abstract. Hugging Face. </w:t>
+        </w:r>
+      </w:hyperlink>
+      <w:hyperlink r:id="rId348">
+        <w:r>
+          <w:rPr>
+            <w:rFonts w:ascii="Times New Roman" w:cs="Times New Roman" w:eastAsia="Times New Roman" w:hAnsi="Times New Roman"/>
+            <w:b w:val="0"/>
+            <w:i w:val="0"/>
+            <w:color w:val="000000"/>
+            <w:sz w:val="24"/>
+            <w:szCs w:val="24"/>
+            <w:u w:val="none"/>
+            <w:rtl w:val="0"/>
+          </w:rPr>
+          <w:t xml:space="preserve">https://huggingface.co/microsoft/BiomedNLP-BiomedBERT-base-uncased-abstract</w:t>
+        </w:r>
+      </w:hyperlink>
+      <w:hyperlink r:id="rId349">
+        <w:r>
+          <w:rPr>
+            <w:rFonts w:ascii="Times New Roman" w:cs="Times New Roman" w:eastAsia="Times New Roman" w:hAnsi="Times New Roman"/>
+            <w:b w:val="0"/>
+            <w:i w:val="0"/>
+            <w:color w:val="000000"/>
+            <w:sz w:val="24"/>
+            <w:szCs w:val="24"/>
+            <w:u w:val="none"/>
+            <w:rtl w:val="0"/>
+          </w:rPr>
+          <w:t xml:space="preserve">.</w:t>
+        </w:r>
+      </w:hyperlink>
+      <w:r>
+        <w:rPr>
+          <w:rtl w:val="0"/>
+        </w:rPr>
+      </w:r>
+    </w:p>
+    <w:p>
+      <w:pPr>
+        <w:keepNext w:val="0"/>
+        <w:keepLines w:val="0"/>
+        <w:pageBreakBefore w:val="0"/>
+        <w:widowControl w:val="0"/>
+        <w:pBdr>
+          <w:top w:space="0" w:sz="0" w:val="nil"/>
+          <w:left w:space="0" w:sz="0" w:val="nil"/>
+          <w:bottom w:space="0" w:sz="0" w:val="nil"/>
+          <w:right w:space="0" w:sz="0" w:val="nil"/>
+          <w:between w:space="0" w:sz="0" w:val="nil"/>
+        </w:pBdr>
+        <w:shd w:fill="auto" w:val="clear"/>
+        <w:spacing w:after="240" w:before="0" w:line="240" w:lineRule="auto"/>
+        <w:ind w:left="480" w:right="0" w:hanging="480"/>
+        <w:jc w:val="left"/>
+        <w:rPr>
+          <w:rFonts w:ascii="Times New Roman" w:cs="Times New Roman" w:eastAsia="Times New Roman" w:hAnsi="Times New Roman"/>
+          <w:b w:val="0"/>
+          <w:i w:val="0"/>
+          <w:color w:val="000000"/>
+          <w:sz w:val="24"/>
+          <w:szCs w:val="24"/>
+        </w:rPr>
+      </w:pPr>
+      <w:r>
+        <w:rPr>
+          <w:rFonts w:ascii="Times New Roman" w:cs="Times New Roman" w:eastAsia="Times New Roman" w:hAnsi="Times New Roman"/>
+          <w:b w:val="0"/>
+          <w:i w:val="0"/>
+          <w:color w:val="000000"/>
+          <w:sz w:val="24"/>
+          <w:szCs w:val="24"/>
+          <w:rtl w:val="0"/>
+        </w:rPr>
+        <w:t xml:space="preserve">113.</w:t>
+        <w:tab/>
+      </w:r>
+      <w:hyperlink r:id="rId350">
+        <w:r>
+          <w:rPr>
+            <w:rFonts w:ascii="Times New Roman" w:cs="Times New Roman" w:eastAsia="Times New Roman" w:hAnsi="Times New Roman"/>
+            <w:b w:val="0"/>
+            <w:i w:val="0"/>
+            <w:color w:val="000000"/>
+            <w:sz w:val="24"/>
+            <w:szCs w:val="24"/>
+            <w:u w:val="none"/>
+            <w:rtl w:val="0"/>
+          </w:rPr>
+          <w:t xml:space="preserve">Lee, J., Yoon, W., Kim, S., Kim, D., Kim, S., So, C.H., and Kang, J. (2020). BioBERT: a pre-trained biomedical language representation model for biomedical text mining. Bioinformatics </w:t>
+        </w:r>
+      </w:hyperlink>
+      <w:hyperlink r:id="rId351">
+        <w:r>
+          <w:rPr>
+            <w:rFonts w:ascii="Times New Roman" w:cs="Times New Roman" w:eastAsia="Times New Roman" w:hAnsi="Times New Roman"/>
+            <w:b w:val="0"/>
+            <w:i w:val="1"/>
+            <w:color w:val="000000"/>
+            <w:sz w:val="24"/>
+            <w:szCs w:val="24"/>
+            <w:u w:val="none"/>
+            <w:rtl w:val="0"/>
+          </w:rPr>
+          <w:t xml:space="preserve">36</w:t>
+        </w:r>
+      </w:hyperlink>
+      <w:hyperlink r:id="rId352">
+        <w:r>
+          <w:rPr>
+            <w:rFonts w:ascii="Times New Roman" w:cs="Times New Roman" w:eastAsia="Times New Roman" w:hAnsi="Times New Roman"/>
+            <w:b w:val="0"/>
+            <w:i w:val="0"/>
+            <w:color w:val="000000"/>
+            <w:sz w:val="24"/>
+            <w:szCs w:val="24"/>
+            <w:u w:val="none"/>
+            <w:rtl w:val="0"/>
+          </w:rPr>
+          <w:t xml:space="preserve">, 1234–1240.</w:t>
+        </w:r>
+      </w:hyperlink>
+      <w:r>
+        <w:rPr>
+          <w:rtl w:val="0"/>
+        </w:rPr>
+      </w:r>
+    </w:p>
+    <w:p>
+      <w:pPr>
+        <w:keepNext w:val="0"/>
+        <w:keepLines w:val="0"/>
+        <w:pageBreakBefore w:val="0"/>
+        <w:widowControl w:val="0"/>
+        <w:pBdr>
+          <w:top w:space="0" w:sz="0" w:val="nil"/>
+          <w:left w:space="0" w:sz="0" w:val="nil"/>
+          <w:bottom w:space="0" w:sz="0" w:val="nil"/>
+          <w:right w:space="0" w:sz="0" w:val="nil"/>
+          <w:between w:space="0" w:sz="0" w:val="nil"/>
+        </w:pBdr>
+        <w:shd w:fill="auto" w:val="clear"/>
+        <w:spacing w:after="240" w:before="0" w:line="240" w:lineRule="auto"/>
+        <w:ind w:left="480" w:right="0" w:hanging="480"/>
+        <w:jc w:val="left"/>
+        <w:rPr>
+          <w:rFonts w:ascii="Times New Roman" w:cs="Times New Roman" w:eastAsia="Times New Roman" w:hAnsi="Times New Roman"/>
+          <w:b w:val="0"/>
+          <w:i w:val="0"/>
+          <w:color w:val="000000"/>
+          <w:sz w:val="24"/>
+          <w:szCs w:val="24"/>
+        </w:rPr>
+      </w:pPr>
+      <w:r>
+        <w:rPr>
+          <w:rFonts w:ascii="Times New Roman" w:cs="Times New Roman" w:eastAsia="Times New Roman" w:hAnsi="Times New Roman"/>
+          <w:b w:val="0"/>
+          <w:i w:val="0"/>
+          <w:color w:val="000000"/>
+          <w:sz w:val="24"/>
+          <w:szCs w:val="24"/>
+          <w:rtl w:val="0"/>
+        </w:rPr>
+        <w:t xml:space="preserve">114.</w:t>
+        <w:tab/>
+      </w:r>
+      <w:hyperlink r:id="rId353">
+        <w:r>
+          <w:rPr>
+            <w:rFonts w:ascii="Times New Roman" w:cs="Times New Roman" w:eastAsia="Times New Roman" w:hAnsi="Times New Roman"/>
+            <w:b w:val="0"/>
+            <w:i w:val="0"/>
+            <w:color w:val="000000"/>
+            <w:sz w:val="24"/>
+            <w:szCs w:val="24"/>
+            <w:u w:val="none"/>
+            <w:rtl w:val="0"/>
+          </w:rPr>
+          <w:t xml:space="preserve">Beltagy, I., Lo, K., and Cohan, A. (2019). SciBERT: A pretrained language model for scientific text. arXiv [cs.CL].</w:t>
+        </w:r>
+      </w:hyperlink>
+      <w:r>
+        <w:rPr>
+          <w:rtl w:val="0"/>
+        </w:rPr>
+      </w:r>
+    </w:p>
+    <w:p>
+      <w:pPr>
+        <w:keepNext w:val="0"/>
+        <w:keepLines w:val="0"/>
+        <w:pageBreakBefore w:val="0"/>
+        <w:widowControl w:val="0"/>
+        <w:pBdr>
+          <w:top w:space="0" w:sz="0" w:val="nil"/>
+          <w:left w:space="0" w:sz="0" w:val="nil"/>
+          <w:bottom w:space="0" w:sz="0" w:val="nil"/>
+          <w:right w:space="0" w:sz="0" w:val="nil"/>
+          <w:between w:space="0" w:sz="0" w:val="nil"/>
+        </w:pBdr>
+        <w:shd w:fill="auto" w:val="clear"/>
+        <w:spacing w:after="240" w:before="0" w:line="240" w:lineRule="auto"/>
+        <w:ind w:left="480" w:right="0" w:hanging="480"/>
+        <w:jc w:val="left"/>
+        <w:rPr>
+          <w:rFonts w:ascii="Times New Roman" w:cs="Times New Roman" w:eastAsia="Times New Roman" w:hAnsi="Times New Roman"/>
+          <w:b w:val="0"/>
+          <w:i w:val="0"/>
+          <w:color w:val="000000"/>
+          <w:sz w:val="24"/>
+          <w:szCs w:val="24"/>
+        </w:rPr>
+      </w:pPr>
+      <w:r>
+        <w:rPr>
+          <w:rFonts w:ascii="Times New Roman" w:cs="Times New Roman" w:eastAsia="Times New Roman" w:hAnsi="Times New Roman"/>
+          <w:b w:val="0"/>
+          <w:i w:val="0"/>
+          <w:color w:val="000000"/>
+          <w:sz w:val="24"/>
+          <w:szCs w:val="24"/>
+          <w:rtl w:val="0"/>
+        </w:rPr>
+        <w:t xml:space="preserve">115.</w:t>
+        <w:tab/>
+      </w:r>
+      <w:hyperlink r:id="rId354">
+        <w:r>
+          <w:rPr>
+            <w:rFonts w:ascii="Times New Roman" w:cs="Times New Roman" w:eastAsia="Times New Roman" w:hAnsi="Times New Roman"/>
+            <w:b w:val="0"/>
+            <w:i w:val="0"/>
+            <w:color w:val="000000"/>
+            <w:sz w:val="24"/>
+            <w:szCs w:val="24"/>
+            <w:u w:val="none"/>
+            <w:rtl w:val="0"/>
+          </w:rPr>
+          <w:t xml:space="preserve">Cohan, I.B.K.L. (2019). scibert_scivocab_uncased. Hugging Face. </w:t>
+        </w:r>
+      </w:hyperlink>
+      <w:hyperlink r:id="rId355">
+        <w:r>
+          <w:rPr>
+            <w:rFonts w:ascii="Times New Roman" w:cs="Times New Roman" w:eastAsia="Times New Roman" w:hAnsi="Times New Roman"/>
+            <w:b w:val="0"/>
+            <w:i w:val="0"/>
+            <w:color w:val="000000"/>
+            <w:sz w:val="24"/>
+            <w:szCs w:val="24"/>
+            <w:u w:val="none"/>
+            <w:rtl w:val="0"/>
+          </w:rPr>
+          <w:t xml:space="preserve">https://huggingface.co/allenai/scibert_scivocab_uncased</w:t>
+        </w:r>
+      </w:hyperlink>
+      <w:hyperlink r:id="rId356">
+        <w:r>
+          <w:rPr>
+            <w:rFonts w:ascii="Times New Roman" w:cs="Times New Roman" w:eastAsia="Times New Roman" w:hAnsi="Times New Roman"/>
+            <w:b w:val="0"/>
+            <w:i w:val="0"/>
+            <w:color w:val="000000"/>
+            <w:sz w:val="24"/>
+            <w:szCs w:val="24"/>
+            <w:u w:val="none"/>
+            <w:rtl w:val="0"/>
+          </w:rPr>
+          <w:t xml:space="preserve">.</w:t>
+        </w:r>
+      </w:hyperlink>
+      <w:r>
+        <w:rPr>
+          <w:rtl w:val="0"/>
+        </w:rPr>
+      </w:r>
+    </w:p>
+    <w:p>
+      <w:pPr>
+        <w:keepNext w:val="0"/>
+        <w:keepLines w:val="0"/>
+        <w:pageBreakBefore w:val="0"/>
+        <w:widowControl w:val="0"/>
+        <w:pBdr>
+          <w:top w:space="0" w:sz="0" w:val="nil"/>
+          <w:left w:space="0" w:sz="0" w:val="nil"/>
+          <w:bottom w:space="0" w:sz="0" w:val="nil"/>
+          <w:right w:space="0" w:sz="0" w:val="nil"/>
+          <w:between w:space="0" w:sz="0" w:val="nil"/>
+        </w:pBdr>
+        <w:shd w:fill="auto" w:val="clear"/>
+        <w:spacing w:after="240" w:before="0" w:line="240" w:lineRule="auto"/>
+        <w:ind w:left="480" w:right="0" w:hanging="480"/>
+        <w:jc w:val="left"/>
+        <w:rPr>
+          <w:rFonts w:ascii="Times New Roman" w:cs="Times New Roman" w:eastAsia="Times New Roman" w:hAnsi="Times New Roman"/>
+          <w:b w:val="0"/>
+          <w:i w:val="0"/>
+          <w:color w:val="000000"/>
+          <w:sz w:val="24"/>
+          <w:szCs w:val="24"/>
+        </w:rPr>
+      </w:pPr>
+      <w:r>
+        <w:rPr>
+          <w:rFonts w:ascii="Times New Roman" w:cs="Times New Roman" w:eastAsia="Times New Roman" w:hAnsi="Times New Roman"/>
+          <w:b w:val="0"/>
+          <w:i w:val="0"/>
+          <w:color w:val="000000"/>
+          <w:sz w:val="24"/>
+          <w:szCs w:val="24"/>
+          <w:rtl w:val="0"/>
+        </w:rPr>
+        <w:t xml:space="preserve">116.</w:t>
+        <w:tab/>
+      </w:r>
+      <w:hyperlink r:id="rId357">
+        <w:r>
+          <w:rPr>
+            <w:rFonts w:ascii="Times New Roman" w:cs="Times New Roman" w:eastAsia="Times New Roman" w:hAnsi="Times New Roman"/>
+            <w:b w:val="0"/>
+            <w:i w:val="0"/>
+            <w:color w:val="000000"/>
+            <w:sz w:val="24"/>
+            <w:szCs w:val="24"/>
+            <w:u w:val="none"/>
+            <w:rtl w:val="0"/>
+          </w:rPr>
+          <w:t xml:space="preserve">Warner, B., Chaffin, A., Clavié, B., Weller, O., Hallström, O., Taghadouini, S., Gallagher, A., Biswas, R., Ladhak, F., Aarsen, T., et al. (2024). Smarter, better, faster, longer: A modern bidirectional encoder for fast, memory efficient, and long context finetuning and inference. arXiv [cs.CL]. https://doi.org/</w:t>
+        </w:r>
+      </w:hyperlink>
+      <w:hyperlink r:id="rId358">
+        <w:r>
+          <w:rPr>
+            <w:rFonts w:ascii="Times New Roman" w:cs="Times New Roman" w:eastAsia="Times New Roman" w:hAnsi="Times New Roman"/>
+            <w:b w:val="0"/>
+            <w:i w:val="0"/>
+            <w:color w:val="000000"/>
+            <w:sz w:val="24"/>
+            <w:szCs w:val="24"/>
+            <w:u w:val="none"/>
+            <w:rtl w:val="0"/>
+          </w:rPr>
+          <w:t xml:space="preserve">10.48550/ARXIV.2412.13663</w:t>
+        </w:r>
+      </w:hyperlink>
+      <w:hyperlink r:id="rId359">
+        <w:r>
+          <w:rPr>
+            <w:rFonts w:ascii="Times New Roman" w:cs="Times New Roman" w:eastAsia="Times New Roman" w:hAnsi="Times New Roman"/>
+            <w:b w:val="0"/>
+            <w:i w:val="0"/>
+            <w:color w:val="000000"/>
+            <w:sz w:val="24"/>
+            <w:szCs w:val="24"/>
+            <w:u w:val="none"/>
+            <w:rtl w:val="0"/>
+          </w:rPr>
+          <w:t xml:space="preserve">.</w:t>
+        </w:r>
+      </w:hyperlink>
+      <w:r>
+        <w:rPr>
+          <w:rtl w:val="0"/>
+        </w:rPr>
+      </w:r>
+    </w:p>
+    <w:p>
+      <w:pPr>
+        <w:keepNext w:val="0"/>
+        <w:keepLines w:val="0"/>
+        <w:pageBreakBefore w:val="0"/>
+        <w:widowControl w:val="0"/>
+        <w:pBdr>
+          <w:top w:space="0" w:sz="0" w:val="nil"/>
+          <w:left w:space="0" w:sz="0" w:val="nil"/>
+          <w:bottom w:space="0" w:sz="0" w:val="nil"/>
+          <w:right w:space="0" w:sz="0" w:val="nil"/>
+          <w:between w:space="0" w:sz="0" w:val="nil"/>
+        </w:pBdr>
+        <w:shd w:fill="auto" w:val="clear"/>
+        <w:spacing w:after="240" w:before="0" w:line="240" w:lineRule="auto"/>
+        <w:ind w:left="480" w:right="0" w:hanging="480"/>
+        <w:jc w:val="left"/>
+        <w:rPr>
+          <w:rFonts w:ascii="Times New Roman" w:cs="Times New Roman" w:eastAsia="Times New Roman" w:hAnsi="Times New Roman"/>
+          <w:b w:val="0"/>
+          <w:i w:val="0"/>
+          <w:color w:val="000000"/>
+          <w:sz w:val="24"/>
+          <w:szCs w:val="24"/>
+        </w:rPr>
+      </w:pPr>
+      <w:r>
+        <w:rPr>
+          <w:rFonts w:ascii="Times New Roman" w:cs="Times New Roman" w:eastAsia="Times New Roman" w:hAnsi="Times New Roman"/>
+          <w:b w:val="0"/>
+          <w:i w:val="0"/>
+          <w:color w:val="000000"/>
+          <w:sz w:val="24"/>
+          <w:szCs w:val="24"/>
+          <w:rtl w:val="0"/>
+        </w:rPr>
+        <w:t xml:space="preserve">117.</w:t>
+        <w:tab/>
+      </w:r>
+      <w:hyperlink r:id="rId360">
+        <w:r>
+          <w:rPr>
+            <w:rFonts w:ascii="Times New Roman" w:cs="Times New Roman" w:eastAsia="Times New Roman" w:hAnsi="Times New Roman"/>
+            <w:b w:val="0"/>
+            <w:i w:val="0"/>
+            <w:color w:val="000000"/>
+            <w:sz w:val="24"/>
+            <w:szCs w:val="24"/>
+            <w:u w:val="none"/>
+            <w:rtl w:val="0"/>
+          </w:rPr>
+          <w:t xml:space="preserve">Benjamin Warner and Antoine Chaffin and Benjamin Clavié and Orion Weller and Oskar Hallström and Said Taghadouini and Alexis Gallagher and Raja Biswas and Faisal Ladhak and Tom Aarsen and Nathan Cooper and Griffin Adams and Jeremy Howard and Iacopo Poli (2024). ModernBERT-large. Hugging Face. </w:t>
+        </w:r>
+      </w:hyperlink>
+      <w:hyperlink r:id="rId361">
+        <w:r>
+          <w:rPr>
+            <w:rFonts w:ascii="Times New Roman" w:cs="Times New Roman" w:eastAsia="Times New Roman" w:hAnsi="Times New Roman"/>
+            <w:b w:val="0"/>
+            <w:i w:val="0"/>
+            <w:color w:val="000000"/>
+            <w:sz w:val="24"/>
+            <w:szCs w:val="24"/>
+            <w:u w:val="none"/>
+            <w:rtl w:val="0"/>
+          </w:rPr>
+          <w:t xml:space="preserve">https://huggingface.co/answerdotai/ModernBERT-large</w:t>
+        </w:r>
+      </w:hyperlink>
+      <w:hyperlink r:id="rId362">
+        <w:r>
+          <w:rPr>
+            <w:rFonts w:ascii="Times New Roman" w:cs="Times New Roman" w:eastAsia="Times New Roman" w:hAnsi="Times New Roman"/>
+            <w:b w:val="0"/>
+            <w:i w:val="0"/>
+            <w:color w:val="000000"/>
+            <w:sz w:val="24"/>
+            <w:szCs w:val="24"/>
+            <w:u w:val="none"/>
+            <w:rtl w:val="0"/>
+          </w:rPr>
+          <w:t xml:space="preserve">.</w:t>
+        </w:r>
+      </w:hyperlink>
+      <w:r>
+        <w:rPr>
+          <w:rtl w:val="0"/>
+        </w:rPr>
+      </w:r>
+    </w:p>
+    <w:p>
+      <w:pPr>
+        <w:keepNext w:val="0"/>
+        <w:keepLines w:val="0"/>
+        <w:pageBreakBefore w:val="0"/>
+        <w:widowControl w:val="0"/>
+        <w:pBdr>
+          <w:top w:space="0" w:sz="0" w:val="nil"/>
+          <w:left w:space="0" w:sz="0" w:val="nil"/>
+          <w:bottom w:space="0" w:sz="0" w:val="nil"/>
+          <w:right w:space="0" w:sz="0" w:val="nil"/>
+          <w:between w:space="0" w:sz="0" w:val="nil"/>
+        </w:pBdr>
+        <w:shd w:fill="auto" w:val="clear"/>
+        <w:spacing w:after="240" w:before="0" w:line="240" w:lineRule="auto"/>
+        <w:ind w:left="480" w:right="0" w:hanging="480"/>
+        <w:jc w:val="left"/>
+        <w:rPr>
+          <w:rFonts w:ascii="Times New Roman" w:cs="Times New Roman" w:eastAsia="Times New Roman" w:hAnsi="Times New Roman"/>
+          <w:b w:val="0"/>
+          <w:i w:val="0"/>
+          <w:color w:val="000000"/>
+          <w:sz w:val="24"/>
+          <w:szCs w:val="24"/>
+        </w:rPr>
+      </w:pPr>
+      <w:r>
+        <w:rPr>
+          <w:rFonts w:ascii="Times New Roman" w:cs="Times New Roman" w:eastAsia="Times New Roman" w:hAnsi="Times New Roman"/>
+          <w:b w:val="0"/>
+          <w:i w:val="0"/>
+          <w:color w:val="000000"/>
+          <w:sz w:val="24"/>
+          <w:szCs w:val="24"/>
+          <w:rtl w:val="0"/>
+        </w:rPr>
+        <w:t xml:space="preserve">118.</w:t>
+        <w:tab/>
+      </w:r>
+      <w:hyperlink r:id="rId363">
+        <w:r>
+          <w:rPr>
+            <w:rFonts w:ascii="Times New Roman" w:cs="Times New Roman" w:eastAsia="Times New Roman" w:hAnsi="Times New Roman"/>
+            <w:b w:val="0"/>
+            <w:i w:val="0"/>
+            <w:color w:val="000000"/>
+            <w:sz w:val="24"/>
+            <w:szCs w:val="24"/>
+            <w:u w:val="none"/>
+            <w:rtl w:val="0"/>
+          </w:rPr>
+          <w:t xml:space="preserve">Luo, R., Sun, L., Xia, Y., Qin, T., Zhang, S., Poon, H., and Liu, T.-Y. (2022). BioGPT: generative pre-trained transformer for biomedical text generation and mining. Brief. Bioinform. </w:t>
+        </w:r>
+      </w:hyperlink>
+      <w:hyperlink r:id="rId364">
+        <w:r>
+          <w:rPr>
+            <w:rFonts w:ascii="Times New Roman" w:cs="Times New Roman" w:eastAsia="Times New Roman" w:hAnsi="Times New Roman"/>
+            <w:b w:val="0"/>
+            <w:i w:val="1"/>
+            <w:color w:val="000000"/>
+            <w:sz w:val="24"/>
+            <w:szCs w:val="24"/>
+            <w:u w:val="none"/>
+            <w:rtl w:val="0"/>
+          </w:rPr>
+          <w:t xml:space="preserve">23</w:t>
+        </w:r>
+      </w:hyperlink>
+      <w:hyperlink r:id="rId365">
+        <w:r>
+          <w:rPr>
+            <w:rFonts w:ascii="Times New Roman" w:cs="Times New Roman" w:eastAsia="Times New Roman" w:hAnsi="Times New Roman"/>
+            <w:b w:val="0"/>
+            <w:i w:val="0"/>
+            <w:color w:val="000000"/>
+            <w:sz w:val="24"/>
+            <w:szCs w:val="24"/>
+            <w:u w:val="none"/>
+            <w:rtl w:val="0"/>
+          </w:rPr>
+          <w:t xml:space="preserve">, bbac409.</w:t>
+        </w:r>
+      </w:hyperlink>
+      <w:r>
+        <w:rPr>
+          <w:rtl w:val="0"/>
+        </w:rPr>
+      </w:r>
+    </w:p>
+    <w:p>
+      <w:pPr>
+        <w:keepNext w:val="0"/>
+        <w:keepLines w:val="0"/>
+        <w:pageBreakBefore w:val="0"/>
+        <w:widowControl w:val="0"/>
+        <w:pBdr>
+          <w:top w:space="0" w:sz="0" w:val="nil"/>
+          <w:left w:space="0" w:sz="0" w:val="nil"/>
+          <w:bottom w:space="0" w:sz="0" w:val="nil"/>
+          <w:right w:space="0" w:sz="0" w:val="nil"/>
+          <w:between w:space="0" w:sz="0" w:val="nil"/>
+        </w:pBdr>
+        <w:shd w:fill="auto" w:val="clear"/>
+        <w:spacing w:after="240" w:before="0" w:line="240" w:lineRule="auto"/>
+        <w:ind w:left="480" w:right="0" w:hanging="480"/>
+        <w:jc w:val="left"/>
+        <w:rPr>
+          <w:rFonts w:ascii="Times New Roman" w:cs="Times New Roman" w:eastAsia="Times New Roman" w:hAnsi="Times New Roman"/>
+          <w:b w:val="0"/>
+          <w:i w:val="0"/>
+          <w:color w:val="000000"/>
+          <w:sz w:val="24"/>
+          <w:szCs w:val="24"/>
+        </w:rPr>
+      </w:pPr>
+      <w:r>
+        <w:rPr>
+          <w:rFonts w:ascii="Times New Roman" w:cs="Times New Roman" w:eastAsia="Times New Roman" w:hAnsi="Times New Roman"/>
+          <w:b w:val="0"/>
+          <w:i w:val="0"/>
+          <w:color w:val="000000"/>
+          <w:sz w:val="24"/>
+          <w:szCs w:val="24"/>
+          <w:rtl w:val="0"/>
+        </w:rPr>
+        <w:t xml:space="preserve">119.</w:t>
+        <w:tab/>
+      </w:r>
+      <w:hyperlink r:id="rId366">
+        <w:r>
+          <w:rPr>
+            <w:rFonts w:ascii="Times New Roman" w:cs="Times New Roman" w:eastAsia="Times New Roman" w:hAnsi="Times New Roman"/>
+            <w:b w:val="0"/>
+            <w:i w:val="0"/>
+            <w:color w:val="000000"/>
+            <w:sz w:val="24"/>
+            <w:szCs w:val="24"/>
+            <w:u w:val="none"/>
+            <w:rtl w:val="0"/>
+          </w:rPr>
+          <w:t xml:space="preserve">Renqian Luo, Liai Sun, Yingce Xia, Tao Qin, Sheng Zhang, Hoifung Poon, Tie-Yan Liu (2022). BioGPT. Hugging Face. </w:t>
+        </w:r>
+      </w:hyperlink>
+      <w:hyperlink r:id="rId367">
+        <w:r>
+          <w:rPr>
+            <w:rFonts w:ascii="Times New Roman" w:cs="Times New Roman" w:eastAsia="Times New Roman" w:hAnsi="Times New Roman"/>
+            <w:b w:val="0"/>
+            <w:i w:val="0"/>
+            <w:color w:val="000000"/>
+            <w:sz w:val="24"/>
+            <w:szCs w:val="24"/>
+            <w:u w:val="none"/>
+            <w:rtl w:val="0"/>
+          </w:rPr>
+          <w:t xml:space="preserve">https://huggingface.co/microsoft/biogpt</w:t>
+        </w:r>
+      </w:hyperlink>
+      <w:hyperlink r:id="rId368">
+        <w:r>
+          <w:rPr>
+            <w:rFonts w:ascii="Times New Roman" w:cs="Times New Roman" w:eastAsia="Times New Roman" w:hAnsi="Times New Roman"/>
+            <w:b w:val="0"/>
+            <w:i w:val="0"/>
+            <w:color w:val="000000"/>
+            <w:sz w:val="24"/>
+            <w:szCs w:val="24"/>
+            <w:u w:val="none"/>
+            <w:rtl w:val="0"/>
+          </w:rPr>
+          <w:t xml:space="preserve">.</w:t>
+        </w:r>
+      </w:hyperlink>
+      <w:r>
+        <w:rPr>
+          <w:rtl w:val="0"/>
+        </w:rPr>
+      </w:r>
+    </w:p>
+    <w:p>
+      <w:pPr>
+        <w:keepNext w:val="0"/>
+        <w:keepLines w:val="0"/>
+        <w:pageBreakBefore w:val="0"/>
+        <w:widowControl w:val="0"/>
+        <w:pBdr>
+          <w:top w:space="0" w:sz="0" w:val="nil"/>
+          <w:left w:space="0" w:sz="0" w:val="nil"/>
+          <w:bottom w:space="0" w:sz="0" w:val="nil"/>
+          <w:right w:space="0" w:sz="0" w:val="nil"/>
+          <w:between w:space="0" w:sz="0" w:val="nil"/>
+        </w:pBdr>
+        <w:shd w:fill="auto" w:val="clear"/>
+        <w:spacing w:after="240" w:before="0" w:line="240" w:lineRule="auto"/>
+        <w:ind w:left="480" w:right="0" w:hanging="480"/>
+        <w:jc w:val="left"/>
+        <w:rPr>
+          <w:rFonts w:ascii="Times New Roman" w:cs="Times New Roman" w:eastAsia="Times New Roman" w:hAnsi="Times New Roman"/>
+          <w:b w:val="0"/>
+          <w:i w:val="0"/>
+          <w:color w:val="000000"/>
+          <w:sz w:val="24"/>
+          <w:szCs w:val="24"/>
+        </w:rPr>
+      </w:pPr>
+      <w:r>
+        <w:rPr>
+          <w:rFonts w:ascii="Times New Roman" w:cs="Times New Roman" w:eastAsia="Times New Roman" w:hAnsi="Times New Roman"/>
+          <w:b w:val="0"/>
+          <w:i w:val="0"/>
+          <w:color w:val="000000"/>
+          <w:sz w:val="24"/>
+          <w:szCs w:val="24"/>
+          <w:rtl w:val="0"/>
+        </w:rPr>
+        <w:t xml:space="preserve">120.</w:t>
+        <w:tab/>
+      </w:r>
+      <w:hyperlink r:id="rId369">
+        <w:r>
+          <w:rPr>
+            <w:rFonts w:ascii="Times New Roman" w:cs="Times New Roman" w:eastAsia="Times New Roman" w:hAnsi="Times New Roman"/>
+            <w:b w:val="0"/>
+            <w:i w:val="0"/>
+            <w:color w:val="000000"/>
+            <w:sz w:val="24"/>
+            <w:szCs w:val="24"/>
+            <w:u w:val="none"/>
+            <w:rtl w:val="0"/>
+          </w:rPr>
+          <w:t xml:space="preserve">Raval, S. MedLlama2: Fine-tuned Llama 2 model to answer medical questions based on an open source medical dataset. </w:t>
+        </w:r>
+      </w:hyperlink>
+      <w:hyperlink r:id="rId370">
+        <w:r>
+          <w:rPr>
+            <w:rFonts w:ascii="Times New Roman" w:cs="Times New Roman" w:eastAsia="Times New Roman" w:hAnsi="Times New Roman"/>
+            <w:b w:val="0"/>
+            <w:i w:val="0"/>
+            <w:color w:val="000000"/>
+            <w:sz w:val="24"/>
+            <w:szCs w:val="24"/>
+            <w:u w:val="none"/>
+            <w:rtl w:val="0"/>
+          </w:rPr>
+          <w:t xml:space="preserve">https://huggingface.co/llSourcell/medllama2_7b</w:t>
+        </w:r>
+      </w:hyperlink>
+      <w:hyperlink r:id="rId371">
+        <w:r>
+          <w:rPr>
+            <w:rFonts w:ascii="Times New Roman" w:cs="Times New Roman" w:eastAsia="Times New Roman" w:hAnsi="Times New Roman"/>
+            <w:b w:val="0"/>
+            <w:i w:val="0"/>
+            <w:color w:val="000000"/>
+            <w:sz w:val="24"/>
+            <w:szCs w:val="24"/>
+            <w:u w:val="none"/>
+            <w:rtl w:val="0"/>
+          </w:rPr>
+          <w:t xml:space="preserve">.</w:t>
+        </w:r>
+      </w:hyperlink>
+      <w:r>
+        <w:rPr>
+          <w:rtl w:val="0"/>
+        </w:rPr>
+      </w:r>
+    </w:p>
+    <w:p>
+      <w:pPr>
+        <w:keepNext w:val="0"/>
+        <w:keepLines w:val="0"/>
+        <w:pageBreakBefore w:val="0"/>
+        <w:widowControl w:val="0"/>
+        <w:pBdr>
+          <w:top w:space="0" w:sz="0" w:val="nil"/>
+          <w:left w:space="0" w:sz="0" w:val="nil"/>
+          <w:bottom w:space="0" w:sz="0" w:val="nil"/>
+          <w:right w:space="0" w:sz="0" w:val="nil"/>
+          <w:between w:space="0" w:sz="0" w:val="nil"/>
+        </w:pBdr>
+        <w:shd w:fill="auto" w:val="clear"/>
+        <w:spacing w:after="240" w:before="0" w:line="240" w:lineRule="auto"/>
+        <w:ind w:left="480" w:right="0" w:hanging="480"/>
+        <w:jc w:val="left"/>
+        <w:rPr>
+          <w:rFonts w:ascii="Times New Roman" w:cs="Times New Roman" w:eastAsia="Times New Roman" w:hAnsi="Times New Roman"/>
+          <w:b w:val="0"/>
+          <w:i w:val="0"/>
+          <w:color w:val="000000"/>
+          <w:sz w:val="24"/>
+          <w:szCs w:val="24"/>
+        </w:rPr>
+      </w:pPr>
+      <w:r>
+        <w:rPr>
+          <w:rFonts w:ascii="Times New Roman" w:cs="Times New Roman" w:eastAsia="Times New Roman" w:hAnsi="Times New Roman"/>
+          <w:b w:val="0"/>
+          <w:i w:val="0"/>
+          <w:color w:val="000000"/>
+          <w:sz w:val="24"/>
+          <w:szCs w:val="24"/>
+          <w:rtl w:val="0"/>
+        </w:rPr>
+        <w:t xml:space="preserve">121.</w:t>
+        <w:tab/>
+      </w:r>
+      <w:hyperlink r:id="rId372">
+        <w:r>
+          <w:rPr>
+            <w:rFonts w:ascii="Times New Roman" w:cs="Times New Roman" w:eastAsia="Times New Roman" w:hAnsi="Times New Roman"/>
+            <w:b w:val="0"/>
+            <w:i w:val="0"/>
+            <w:color w:val="000000"/>
+            <w:sz w:val="24"/>
+            <w:szCs w:val="24"/>
+            <w:u w:val="none"/>
+            <w:rtl w:val="0"/>
+          </w:rPr>
+          <w:t xml:space="preserve">MedLlama 2: Fine-tuned Llama 2 model to answer medical questions based on an open source medical dataset Ollama. </w:t>
+        </w:r>
+      </w:hyperlink>
+      <w:hyperlink r:id="rId373">
+        <w:r>
+          <w:rPr>
+            <w:rFonts w:ascii="Times New Roman" w:cs="Times New Roman" w:eastAsia="Times New Roman" w:hAnsi="Times New Roman"/>
+            <w:b w:val="0"/>
+            <w:i w:val="0"/>
+            <w:color w:val="000000"/>
+            <w:sz w:val="24"/>
+            <w:szCs w:val="24"/>
+            <w:u w:val="none"/>
+            <w:rtl w:val="0"/>
+          </w:rPr>
+          <w:t xml:space="preserve">https://ollama.com/library/medllama2</w:t>
+        </w:r>
+      </w:hyperlink>
+      <w:hyperlink r:id="rId374">
+        <w:r>
+          <w:rPr>
+            <w:rFonts w:ascii="Times New Roman" w:cs="Times New Roman" w:eastAsia="Times New Roman" w:hAnsi="Times New Roman"/>
+            <w:b w:val="0"/>
+            <w:i w:val="0"/>
+            <w:color w:val="000000"/>
+            <w:sz w:val="24"/>
+            <w:szCs w:val="24"/>
+            <w:u w:val="none"/>
+            <w:rtl w:val="0"/>
+          </w:rPr>
+          <w:t xml:space="preserve">.</w:t>
+        </w:r>
+      </w:hyperlink>
+      <w:r>
+        <w:rPr>
+          <w:rtl w:val="0"/>
+        </w:rPr>
+      </w:r>
+    </w:p>
+    <w:p>
+      <w:pPr>
+        <w:keepNext w:val="0"/>
+        <w:keepLines w:val="0"/>
+        <w:pageBreakBefore w:val="0"/>
+        <w:widowControl w:val="0"/>
+        <w:pBdr>
+          <w:top w:space="0" w:sz="0" w:val="nil"/>
+          <w:left w:space="0" w:sz="0" w:val="nil"/>
+          <w:bottom w:space="0" w:sz="0" w:val="nil"/>
+          <w:right w:space="0" w:sz="0" w:val="nil"/>
+          <w:between w:space="0" w:sz="0" w:val="nil"/>
+        </w:pBdr>
+        <w:shd w:fill="auto" w:val="clear"/>
+        <w:spacing w:after="240" w:before="0" w:line="240" w:lineRule="auto"/>
+        <w:ind w:left="480" w:right="0" w:hanging="480"/>
+        <w:jc w:val="left"/>
+        <w:rPr>
+          <w:rFonts w:ascii="Times New Roman" w:cs="Times New Roman" w:eastAsia="Times New Roman" w:hAnsi="Times New Roman"/>
+          <w:b w:val="0"/>
+          <w:i w:val="0"/>
+          <w:color w:val="000000"/>
+          <w:sz w:val="24"/>
+          <w:szCs w:val="24"/>
+        </w:rPr>
+      </w:pPr>
+      <w:r>
+        <w:rPr>
+          <w:rFonts w:ascii="Times New Roman" w:cs="Times New Roman" w:eastAsia="Times New Roman" w:hAnsi="Times New Roman"/>
+          <w:b w:val="0"/>
+          <w:i w:val="0"/>
+          <w:color w:val="000000"/>
+          <w:sz w:val="24"/>
+          <w:szCs w:val="24"/>
+          <w:rtl w:val="0"/>
+        </w:rPr>
+        <w:t xml:space="preserve">122.</w:t>
+        <w:tab/>
+      </w:r>
+      <w:hyperlink r:id="rId375">
+        <w:r>
+          <w:rPr>
+            <w:rFonts w:ascii="Times New Roman" w:cs="Times New Roman" w:eastAsia="Times New Roman" w:hAnsi="Times New Roman"/>
+            <w:b w:val="0"/>
+            <w:i w:val="0"/>
+            <w:color w:val="000000"/>
+            <w:sz w:val="24"/>
+            <w:szCs w:val="24"/>
+            <w:u w:val="none"/>
+            <w:rtl w:val="0"/>
+          </w:rPr>
+          <w:t xml:space="preserve">Wu, C. (2023). MedLLaMA13B. </w:t>
+        </w:r>
+      </w:hyperlink>
+      <w:hyperlink r:id="rId376">
+        <w:r>
+          <w:rPr>
+            <w:rFonts w:ascii="Times New Roman" w:cs="Times New Roman" w:eastAsia="Times New Roman" w:hAnsi="Times New Roman"/>
+            <w:b w:val="0"/>
+            <w:i w:val="0"/>
+            <w:color w:val="000000"/>
+            <w:sz w:val="24"/>
+            <w:szCs w:val="24"/>
+            <w:u w:val="none"/>
+            <w:rtl w:val="0"/>
+          </w:rPr>
+          <w:t xml:space="preserve">https://huggingface.co/chaoyi-wu/MedLLaMA_13B</w:t>
+        </w:r>
+      </w:hyperlink>
+      <w:hyperlink r:id="rId377">
+        <w:r>
+          <w:rPr>
+            <w:rFonts w:ascii="Times New Roman" w:cs="Times New Roman" w:eastAsia="Times New Roman" w:hAnsi="Times New Roman"/>
+            <w:b w:val="0"/>
+            <w:i w:val="0"/>
+            <w:color w:val="000000"/>
+            <w:sz w:val="24"/>
+            <w:szCs w:val="24"/>
+            <w:u w:val="none"/>
+            <w:rtl w:val="0"/>
+          </w:rPr>
+          <w:t xml:space="preserve">.</w:t>
+        </w:r>
+      </w:hyperlink>
+      <w:r>
+        <w:rPr>
+          <w:rtl w:val="0"/>
+        </w:rPr>
+      </w:r>
+    </w:p>
+    <w:p>
+      <w:pPr>
+        <w:keepNext w:val="0"/>
+        <w:keepLines w:val="0"/>
+        <w:pageBreakBefore w:val="0"/>
+        <w:widowControl w:val="0"/>
+        <w:pBdr>
+          <w:top w:space="0" w:sz="0" w:val="nil"/>
+          <w:left w:space="0" w:sz="0" w:val="nil"/>
+          <w:bottom w:space="0" w:sz="0" w:val="nil"/>
+          <w:right w:space="0" w:sz="0" w:val="nil"/>
+          <w:between w:space="0" w:sz="0" w:val="nil"/>
+        </w:pBdr>
+        <w:shd w:fill="auto" w:val="clear"/>
+        <w:spacing w:after="240" w:before="0" w:line="240" w:lineRule="auto"/>
+        <w:ind w:left="480" w:right="0" w:hanging="480"/>
+        <w:jc w:val="left"/>
+        <w:rPr>
+          <w:rFonts w:ascii="Times New Roman" w:cs="Times New Roman" w:eastAsia="Times New Roman" w:hAnsi="Times New Roman"/>
+          <w:b w:val="0"/>
+          <w:i w:val="0"/>
+          <w:color w:val="000000"/>
+          <w:sz w:val="24"/>
+          <w:szCs w:val="24"/>
+        </w:rPr>
+      </w:pPr>
+      <w:r>
+        <w:rPr>
+          <w:rFonts w:ascii="Times New Roman" w:cs="Times New Roman" w:eastAsia="Times New Roman" w:hAnsi="Times New Roman"/>
+          <w:b w:val="0"/>
+          <w:i w:val="0"/>
+          <w:color w:val="000000"/>
+          <w:sz w:val="24"/>
+          <w:szCs w:val="24"/>
+          <w:rtl w:val="0"/>
+        </w:rPr>
+        <w:t xml:space="preserve">123.</w:t>
+        <w:tab/>
+      </w:r>
+      <w:hyperlink r:id="rId378">
+        <w:r>
+          <w:rPr>
+            <w:rFonts w:ascii="Times New Roman" w:cs="Times New Roman" w:eastAsia="Times New Roman" w:hAnsi="Times New Roman"/>
+            <w:b w:val="0"/>
+            <w:i w:val="0"/>
+            <w:color w:val="000000"/>
+            <w:sz w:val="24"/>
+            <w:szCs w:val="24"/>
+            <w:u w:val="none"/>
+            <w:rtl w:val="0"/>
+          </w:rPr>
+          <w:t xml:space="preserve">Feng, F., Yang, Y., Cer, D., Arivazhagan, N., and Wang, W. (2020). Language-agnostic BERT sentence embedding. arXiv [cs.CL].</w:t>
+        </w:r>
+      </w:hyperlink>
+      <w:r>
+        <w:rPr>
+          <w:rtl w:val="0"/>
+        </w:rPr>
+      </w:r>
+    </w:p>
+    <w:p>
+      <w:pPr>
+        <w:keepNext w:val="0"/>
+        <w:keepLines w:val="0"/>
+        <w:pageBreakBefore w:val="0"/>
+        <w:widowControl w:val="0"/>
+        <w:pBdr>
+          <w:top w:space="0" w:sz="0" w:val="nil"/>
+          <w:left w:space="0" w:sz="0" w:val="nil"/>
+          <w:bottom w:space="0" w:sz="0" w:val="nil"/>
+          <w:right w:space="0" w:sz="0" w:val="nil"/>
+          <w:between w:space="0" w:sz="0" w:val="nil"/>
+        </w:pBdr>
+        <w:shd w:fill="auto" w:val="clear"/>
+        <w:spacing w:after="240" w:before="0" w:line="240" w:lineRule="auto"/>
+        <w:ind w:left="480" w:right="0" w:hanging="480"/>
+        <w:jc w:val="left"/>
+        <w:rPr>
+          <w:rFonts w:ascii="Times New Roman" w:cs="Times New Roman" w:eastAsia="Times New Roman" w:hAnsi="Times New Roman"/>
+          <w:b w:val="0"/>
+          <w:i w:val="0"/>
+          <w:color w:val="000000"/>
+          <w:sz w:val="24"/>
+          <w:szCs w:val="24"/>
+        </w:rPr>
+      </w:pPr>
+      <w:r>
+        <w:rPr>
+          <w:rFonts w:ascii="Times New Roman" w:cs="Times New Roman" w:eastAsia="Times New Roman" w:hAnsi="Times New Roman"/>
+          <w:b w:val="0"/>
+          <w:i w:val="0"/>
+          <w:color w:val="000000"/>
+          <w:sz w:val="24"/>
+          <w:szCs w:val="24"/>
+          <w:rtl w:val="0"/>
+        </w:rPr>
+        <w:t xml:space="preserve">124.</w:t>
+        <w:tab/>
+      </w:r>
+      <w:hyperlink r:id="rId379">
+        <w:r>
+          <w:rPr>
+            <w:rFonts w:ascii="Times New Roman" w:cs="Times New Roman" w:eastAsia="Times New Roman" w:hAnsi="Times New Roman"/>
+            <w:b w:val="0"/>
+            <w:i w:val="0"/>
+            <w:color w:val="000000"/>
+            <w:sz w:val="24"/>
+            <w:szCs w:val="24"/>
+            <w:u w:val="none"/>
+            <w:rtl w:val="0"/>
+          </w:rPr>
+          <w:t xml:space="preserve">Fangxiaoyu Feng, Yinfei Yang, Daniel Cer, Naveen Arivazhagan, Wei Wang (2020). LaBSE. Hugging Face. </w:t>
+        </w:r>
+      </w:hyperlink>
+      <w:hyperlink r:id="rId380">
+        <w:r>
+          <w:rPr>
+            <w:rFonts w:ascii="Times New Roman" w:cs="Times New Roman" w:eastAsia="Times New Roman" w:hAnsi="Times New Roman"/>
+            <w:b w:val="0"/>
+            <w:i w:val="0"/>
+            <w:color w:val="000000"/>
+            <w:sz w:val="24"/>
+            <w:szCs w:val="24"/>
+            <w:u w:val="none"/>
+            <w:rtl w:val="0"/>
+          </w:rPr>
+          <w:t xml:space="preserve">https://huggingface.co/sentence-transformers/LaBSE</w:t>
+        </w:r>
+      </w:hyperlink>
+      <w:hyperlink r:id="rId381">
+        <w:r>
+          <w:rPr>
+            <w:rFonts w:ascii="Times New Roman" w:cs="Times New Roman" w:eastAsia="Times New Roman" w:hAnsi="Times New Roman"/>
+            <w:b w:val="0"/>
+            <w:i w:val="0"/>
+            <w:color w:val="000000"/>
+            <w:sz w:val="24"/>
+            <w:szCs w:val="24"/>
+            <w:u w:val="none"/>
+            <w:rtl w:val="0"/>
+          </w:rPr>
+          <w:t xml:space="preserve">.</w:t>
+        </w:r>
+      </w:hyperlink>
+      <w:r>
+        <w:rPr>
+          <w:rtl w:val="0"/>
+        </w:rPr>
+      </w:r>
+    </w:p>
+    <w:p>
+      <w:pPr>
+        <w:keepNext w:val="0"/>
+        <w:keepLines w:val="0"/>
+        <w:pageBreakBefore w:val="0"/>
+        <w:widowControl w:val="0"/>
+        <w:pBdr>
+          <w:top w:space="0" w:sz="0" w:val="nil"/>
+          <w:left w:space="0" w:sz="0" w:val="nil"/>
+          <w:bottom w:space="0" w:sz="0" w:val="nil"/>
+          <w:right w:space="0" w:sz="0" w:val="nil"/>
+          <w:between w:space="0" w:sz="0" w:val="nil"/>
+        </w:pBdr>
+        <w:shd w:fill="auto" w:val="clear"/>
+        <w:spacing w:after="240" w:before="0" w:line="240" w:lineRule="auto"/>
+        <w:ind w:left="480" w:right="0" w:hanging="480"/>
+        <w:jc w:val="left"/>
+        <w:rPr>
+          <w:rFonts w:ascii="Times New Roman" w:cs="Times New Roman" w:eastAsia="Times New Roman" w:hAnsi="Times New Roman"/>
+          <w:b w:val="0"/>
+          <w:i w:val="0"/>
+          <w:color w:val="000000"/>
+          <w:sz w:val="24"/>
+          <w:szCs w:val="24"/>
+        </w:rPr>
+      </w:pPr>
+      <w:r>
+        <w:rPr>
+          <w:rFonts w:ascii="Times New Roman" w:cs="Times New Roman" w:eastAsia="Times New Roman" w:hAnsi="Times New Roman"/>
+          <w:b w:val="0"/>
+          <w:i w:val="0"/>
+          <w:color w:val="000000"/>
+          <w:sz w:val="24"/>
+          <w:szCs w:val="24"/>
+          <w:rtl w:val="0"/>
+        </w:rPr>
+        <w:t xml:space="preserve">125.</w:t>
+        <w:tab/>
+      </w:r>
+      <w:hyperlink r:id="rId382">
+        <w:r>
+          <w:rPr>
+            <w:rFonts w:ascii="Times New Roman" w:cs="Times New Roman" w:eastAsia="Times New Roman" w:hAnsi="Times New Roman"/>
+            <w:b w:val="0"/>
+            <w:i w:val="0"/>
+            <w:color w:val="000000"/>
+            <w:sz w:val="24"/>
+            <w:szCs w:val="24"/>
+            <w:u w:val="none"/>
+            <w:rtl w:val="0"/>
+          </w:rPr>
+          <w:t xml:space="preserve">Meta, A.I. (2024). Llama 3.3 70B: A multilingual instruction-tuned large language model. </w:t>
+        </w:r>
+      </w:hyperlink>
+      <w:hyperlink r:id="rId383">
+        <w:r>
+          <w:rPr>
+            <w:rFonts w:ascii="Times New Roman" w:cs="Times New Roman" w:eastAsia="Times New Roman" w:hAnsi="Times New Roman"/>
+            <w:b w:val="0"/>
+            <w:i w:val="0"/>
+            <w:color w:val="000000"/>
+            <w:sz w:val="24"/>
+            <w:szCs w:val="24"/>
+            <w:u w:val="none"/>
+            <w:rtl w:val="0"/>
+          </w:rPr>
+          <w:t xml:space="preserve">https://ollama.com/library/llama3.3</w:t>
+        </w:r>
+      </w:hyperlink>
+      <w:hyperlink r:id="rId384">
+        <w:r>
+          <w:rPr>
+            <w:rFonts w:ascii="Times New Roman" w:cs="Times New Roman" w:eastAsia="Times New Roman" w:hAnsi="Times New Roman"/>
+            <w:b w:val="0"/>
+            <w:i w:val="0"/>
+            <w:color w:val="000000"/>
+            <w:sz w:val="24"/>
+            <w:szCs w:val="24"/>
+            <w:u w:val="none"/>
+            <w:rtl w:val="0"/>
+          </w:rPr>
+          <w:t xml:space="preserve">.</w:t>
+        </w:r>
+      </w:hyperlink>
+      <w:r>
+        <w:rPr>
+          <w:rtl w:val="0"/>
+        </w:rPr>
+      </w:r>
+    </w:p>
+    <w:p>
+      <w:pPr>
+        <w:keepNext w:val="0"/>
+        <w:keepLines w:val="0"/>
+        <w:pageBreakBefore w:val="0"/>
+        <w:widowControl w:val="0"/>
+        <w:pBdr>
+          <w:top w:space="0" w:sz="0" w:val="nil"/>
+          <w:left w:space="0" w:sz="0" w:val="nil"/>
+          <w:bottom w:space="0" w:sz="0" w:val="nil"/>
+          <w:right w:space="0" w:sz="0" w:val="nil"/>
+          <w:between w:space="0" w:sz="0" w:val="nil"/>
+        </w:pBdr>
+        <w:shd w:fill="auto" w:val="clear"/>
+        <w:spacing w:after="240" w:before="0" w:line="240" w:lineRule="auto"/>
+        <w:ind w:left="480" w:right="0" w:hanging="480"/>
+        <w:jc w:val="left"/>
+        <w:rPr>
+          <w:rFonts w:ascii="Times New Roman" w:cs="Times New Roman" w:eastAsia="Times New Roman" w:hAnsi="Times New Roman"/>
+          <w:b w:val="0"/>
+          <w:i w:val="0"/>
+          <w:color w:val="000000"/>
+          <w:sz w:val="24"/>
+          <w:szCs w:val="24"/>
+        </w:rPr>
+      </w:pPr>
+      <w:r>
+        <w:rPr>
+          <w:rFonts w:ascii="Times New Roman" w:cs="Times New Roman" w:eastAsia="Times New Roman" w:hAnsi="Times New Roman"/>
+          <w:b w:val="0"/>
+          <w:i w:val="0"/>
+          <w:color w:val="000000"/>
+          <w:sz w:val="24"/>
+          <w:szCs w:val="24"/>
+          <w:rtl w:val="0"/>
+        </w:rPr>
+        <w:t xml:space="preserve">126.</w:t>
+        <w:tab/>
+      </w:r>
+      <w:hyperlink r:id="rId385">
+        <w:r>
+          <w:rPr>
+            <w:rFonts w:ascii="Times New Roman" w:cs="Times New Roman" w:eastAsia="Times New Roman" w:hAnsi="Times New Roman"/>
+            <w:b w:val="0"/>
+            <w:i w:val="0"/>
+            <w:color w:val="000000"/>
+            <w:sz w:val="24"/>
+            <w:szCs w:val="24"/>
+            <w:u w:val="none"/>
+            <w:rtl w:val="0"/>
+          </w:rPr>
+          <w:t xml:space="preserve">Touvron, H., Lavril, T., Izacard, G., Martinet, X., Lachaux, M.-A., Lacroix, T., Rozière, B., Goyal, N., Hambro, E., Azhar, F., et al. (2023). LLaMA: Open and efficient foundation language models. arXiv [cs.CL]. https://doi.org/</w:t>
+        </w:r>
+      </w:hyperlink>
+      <w:hyperlink r:id="rId386">
+        <w:r>
+          <w:rPr>
+            <w:rFonts w:ascii="Times New Roman" w:cs="Times New Roman" w:eastAsia="Times New Roman" w:hAnsi="Times New Roman"/>
+            <w:b w:val="0"/>
+            <w:i w:val="0"/>
+            <w:color w:val="000000"/>
+            <w:sz w:val="24"/>
+            <w:szCs w:val="24"/>
+            <w:u w:val="none"/>
+            <w:rtl w:val="0"/>
+          </w:rPr>
+          <w:t xml:space="preserve">10.48550/ARXIV.2302.13971</w:t>
+        </w:r>
+      </w:hyperlink>
+      <w:hyperlink r:id="rId387">
+        <w:r>
+          <w:rPr>
+            <w:rFonts w:ascii="Times New Roman" w:cs="Times New Roman" w:eastAsia="Times New Roman" w:hAnsi="Times New Roman"/>
+            <w:b w:val="0"/>
+            <w:i w:val="0"/>
+            <w:color w:val="000000"/>
+            <w:sz w:val="24"/>
+            <w:szCs w:val="24"/>
+            <w:u w:val="none"/>
+            <w:rtl w:val="0"/>
+          </w:rPr>
+          <w:t xml:space="preserve">.</w:t>
+        </w:r>
+      </w:hyperlink>
+      <w:r>
+        <w:rPr>
+          <w:rtl w:val="0"/>
+        </w:rPr>
+      </w:r>
+    </w:p>
+    <w:p>
+      <w:pPr>
+        <w:keepNext w:val="0"/>
+        <w:keepLines w:val="0"/>
+        <w:pageBreakBefore w:val="0"/>
+        <w:widowControl w:val="0"/>
+        <w:pBdr>
+          <w:top w:space="0" w:sz="0" w:val="nil"/>
+          <w:left w:space="0" w:sz="0" w:val="nil"/>
+          <w:bottom w:space="0" w:sz="0" w:val="nil"/>
+          <w:right w:space="0" w:sz="0" w:val="nil"/>
+          <w:between w:space="0" w:sz="0" w:val="nil"/>
+        </w:pBdr>
+        <w:shd w:fill="auto" w:val="clear"/>
+        <w:spacing w:after="240" w:before="0" w:line="240" w:lineRule="auto"/>
+        <w:ind w:left="480" w:right="0" w:hanging="480"/>
+        <w:jc w:val="left"/>
+        <w:rPr>
+          <w:rFonts w:ascii="Times New Roman" w:cs="Times New Roman" w:eastAsia="Times New Roman" w:hAnsi="Times New Roman"/>
+          <w:b w:val="0"/>
+          <w:i w:val="0"/>
+          <w:color w:val="000000"/>
+          <w:sz w:val="24"/>
+          <w:szCs w:val="24"/>
+        </w:rPr>
+      </w:pPr>
+      <w:r>
+        <w:rPr>
+          <w:rFonts w:ascii="Times New Roman" w:cs="Times New Roman" w:eastAsia="Times New Roman" w:hAnsi="Times New Roman"/>
+          <w:b w:val="0"/>
+          <w:i w:val="0"/>
+          <w:color w:val="000000"/>
+          <w:sz w:val="24"/>
+          <w:szCs w:val="24"/>
+          <w:rtl w:val="0"/>
+        </w:rPr>
+        <w:t xml:space="preserve">127.</w:t>
+        <w:tab/>
+      </w:r>
+      <w:hyperlink r:id="rId388">
+        <w:r>
+          <w:rPr>
+            <w:rFonts w:ascii="Times New Roman" w:cs="Times New Roman" w:eastAsia="Times New Roman" w:hAnsi="Times New Roman"/>
+            <w:b w:val="0"/>
+            <w:i w:val="0"/>
+            <w:color w:val="000000"/>
+            <w:sz w:val="24"/>
+            <w:szCs w:val="24"/>
+            <w:u w:val="none"/>
+            <w:rtl w:val="0"/>
+          </w:rPr>
+          <w:t xml:space="preserve">Meta, A.I. (2024). Llama 3.2: Revolutionizing edge AI and vision with open models. </w:t>
+        </w:r>
+      </w:hyperlink>
+      <w:hyperlink r:id="rId389">
+        <w:r>
+          <w:rPr>
+            <w:rFonts w:ascii="Times New Roman" w:cs="Times New Roman" w:eastAsia="Times New Roman" w:hAnsi="Times New Roman"/>
+            <w:b w:val="0"/>
+            <w:i w:val="0"/>
+            <w:color w:val="000000"/>
+            <w:sz w:val="24"/>
+            <w:szCs w:val="24"/>
+            <w:u w:val="none"/>
+            <w:rtl w:val="0"/>
+          </w:rPr>
+          <w:t xml:space="preserve">https://ollama.com/library/llama3.2</w:t>
+        </w:r>
+      </w:hyperlink>
+      <w:hyperlink r:id="rId390">
+        <w:r>
+          <w:rPr>
+            <w:rFonts w:ascii="Times New Roman" w:cs="Times New Roman" w:eastAsia="Times New Roman" w:hAnsi="Times New Roman"/>
+            <w:b w:val="0"/>
+            <w:i w:val="0"/>
+            <w:color w:val="000000"/>
+            <w:sz w:val="24"/>
+            <w:szCs w:val="24"/>
+            <w:u w:val="none"/>
+            <w:rtl w:val="0"/>
+          </w:rPr>
+          <w:t xml:space="preserve">.</w:t>
+        </w:r>
+      </w:hyperlink>
+      <w:r>
+        <w:rPr>
+          <w:rtl w:val="0"/>
+        </w:rPr>
+      </w:r>
+    </w:p>
+    <w:p>
+      <w:pPr>
+        <w:keepNext w:val="0"/>
+        <w:keepLines w:val="0"/>
+        <w:pageBreakBefore w:val="0"/>
+        <w:widowControl w:val="0"/>
+        <w:pBdr>
+          <w:top w:space="0" w:sz="0" w:val="nil"/>
+          <w:left w:space="0" w:sz="0" w:val="nil"/>
+          <w:bottom w:space="0" w:sz="0" w:val="nil"/>
+          <w:right w:space="0" w:sz="0" w:val="nil"/>
+          <w:between w:space="0" w:sz="0" w:val="nil"/>
+        </w:pBdr>
+        <w:shd w:fill="auto" w:val="clear"/>
+        <w:spacing w:after="240" w:before="0" w:line="240" w:lineRule="auto"/>
+        <w:ind w:left="480" w:right="0" w:hanging="480"/>
+        <w:jc w:val="left"/>
+        <w:rPr>
+          <w:rFonts w:ascii="Times New Roman" w:cs="Times New Roman" w:eastAsia="Times New Roman" w:hAnsi="Times New Roman"/>
+          <w:b w:val="0"/>
+          <w:i w:val="0"/>
+          <w:color w:val="000000"/>
+          <w:sz w:val="24"/>
+          <w:szCs w:val="24"/>
+        </w:rPr>
+      </w:pPr>
+      <w:r>
+        <w:rPr>
+          <w:rFonts w:ascii="Times New Roman" w:cs="Times New Roman" w:eastAsia="Times New Roman" w:hAnsi="Times New Roman"/>
+          <w:b w:val="0"/>
+          <w:i w:val="0"/>
+          <w:color w:val="000000"/>
+          <w:sz w:val="24"/>
+          <w:szCs w:val="24"/>
+          <w:rtl w:val="0"/>
+        </w:rPr>
+        <w:t xml:space="preserve">128.</w:t>
+        <w:tab/>
+      </w:r>
+      <w:hyperlink r:id="rId391">
+        <w:r>
+          <w:rPr>
+            <w:rFonts w:ascii="Times New Roman" w:cs="Times New Roman" w:eastAsia="Times New Roman" w:hAnsi="Times New Roman"/>
+            <w:b w:val="0"/>
+            <w:i w:val="0"/>
+            <w:color w:val="000000"/>
+            <w:sz w:val="24"/>
+            <w:szCs w:val="24"/>
+            <w:u w:val="none"/>
+            <w:rtl w:val="0"/>
+          </w:rPr>
+          <w:t xml:space="preserve">Meta Llama 3: The most capable openly available LLM to date </w:t>
+        </w:r>
+      </w:hyperlink>
+      <w:hyperlink r:id="rId392">
+        <w:r>
+          <w:rPr>
+            <w:rFonts w:ascii="Times New Roman" w:cs="Times New Roman" w:eastAsia="Times New Roman" w:hAnsi="Times New Roman"/>
+            <w:b w:val="0"/>
+            <w:i w:val="0"/>
+            <w:color w:val="000000"/>
+            <w:sz w:val="24"/>
+            <w:szCs w:val="24"/>
+            <w:u w:val="none"/>
+            <w:rtl w:val="0"/>
+          </w:rPr>
+          <w:t xml:space="preserve">https://ollama.com/library/llama3</w:t>
+        </w:r>
+      </w:hyperlink>
+      <w:hyperlink r:id="rId393">
+        <w:r>
+          <w:rPr>
+            <w:rFonts w:ascii="Times New Roman" w:cs="Times New Roman" w:eastAsia="Times New Roman" w:hAnsi="Times New Roman"/>
+            <w:b w:val="0"/>
+            <w:i w:val="0"/>
+            <w:color w:val="000000"/>
+            <w:sz w:val="24"/>
+            <w:szCs w:val="24"/>
+            <w:u w:val="none"/>
+            <w:rtl w:val="0"/>
+          </w:rPr>
+          <w:t xml:space="preserve">.</w:t>
+        </w:r>
+      </w:hyperlink>
+      <w:r>
+        <w:rPr>
+          <w:rtl w:val="0"/>
+        </w:rPr>
+      </w:r>
+    </w:p>
+    <w:p>
+      <w:pPr>
+        <w:keepNext w:val="0"/>
+        <w:keepLines w:val="0"/>
+        <w:pageBreakBefore w:val="0"/>
+        <w:widowControl w:val="0"/>
+        <w:pBdr>
+          <w:top w:space="0" w:sz="0" w:val="nil"/>
+          <w:left w:space="0" w:sz="0" w:val="nil"/>
+          <w:bottom w:space="0" w:sz="0" w:val="nil"/>
+          <w:right w:space="0" w:sz="0" w:val="nil"/>
+          <w:between w:space="0" w:sz="0" w:val="nil"/>
+        </w:pBdr>
+        <w:shd w:fill="auto" w:val="clear"/>
+        <w:spacing w:after="240" w:before="0" w:line="240" w:lineRule="auto"/>
+        <w:ind w:left="480" w:right="0" w:hanging="480"/>
+        <w:jc w:val="left"/>
+        <w:rPr>
+          <w:rFonts w:ascii="Times New Roman" w:cs="Times New Roman" w:eastAsia="Times New Roman" w:hAnsi="Times New Roman"/>
+          <w:b w:val="0"/>
+          <w:i w:val="0"/>
+          <w:color w:val="000000"/>
+          <w:sz w:val="24"/>
+          <w:szCs w:val="24"/>
+        </w:rPr>
+      </w:pPr>
+      <w:r>
+        <w:rPr>
+          <w:rFonts w:ascii="Times New Roman" w:cs="Times New Roman" w:eastAsia="Times New Roman" w:hAnsi="Times New Roman"/>
+          <w:b w:val="0"/>
+          <w:i w:val="0"/>
+          <w:color w:val="000000"/>
+          <w:sz w:val="24"/>
+          <w:szCs w:val="24"/>
+          <w:rtl w:val="0"/>
+        </w:rPr>
+        <w:t xml:space="preserve">129.</w:t>
+        <w:tab/>
+      </w:r>
+      <w:hyperlink r:id="rId394">
+        <w:r>
+          <w:rPr>
+            <w:rFonts w:ascii="Times New Roman" w:cs="Times New Roman" w:eastAsia="Times New Roman" w:hAnsi="Times New Roman"/>
+            <w:b w:val="0"/>
+            <w:i w:val="0"/>
+            <w:color w:val="000000"/>
+            <w:sz w:val="24"/>
+            <w:szCs w:val="24"/>
+            <w:u w:val="none"/>
+            <w:rtl w:val="0"/>
+          </w:rPr>
           <w:t xml:space="preserve">Microsoft Research (2024). Phi-4 Technical Report (Microsoft Corporation).</w:t>
+        </w:r>
+      </w:hyperlink>
+      <w:r>
+        <w:rPr>
+          <w:rtl w:val="0"/>
+        </w:rPr>
+      </w:r>
+    </w:p>
+    <w:p>
+      <w:pPr>
+        <w:keepNext w:val="0"/>
+        <w:keepLines w:val="0"/>
+        <w:pageBreakBefore w:val="0"/>
+        <w:widowControl w:val="0"/>
+        <w:pBdr>
+          <w:top w:space="0" w:sz="0" w:val="nil"/>
+          <w:left w:space="0" w:sz="0" w:val="nil"/>
+          <w:bottom w:space="0" w:sz="0" w:val="nil"/>
+          <w:right w:space="0" w:sz="0" w:val="nil"/>
+          <w:between w:space="0" w:sz="0" w:val="nil"/>
+        </w:pBdr>
+        <w:shd w:fill="auto" w:val="clear"/>
+        <w:spacing w:after="240" w:before="0" w:line="240" w:lineRule="auto"/>
+        <w:ind w:left="480" w:right="0" w:hanging="480"/>
+        <w:jc w:val="left"/>
+        <w:rPr>
+          <w:rFonts w:ascii="Times New Roman" w:cs="Times New Roman" w:eastAsia="Times New Roman" w:hAnsi="Times New Roman"/>
+          <w:b w:val="0"/>
+          <w:i w:val="0"/>
+          <w:color w:val="000000"/>
+          <w:sz w:val="24"/>
+          <w:szCs w:val="24"/>
+        </w:rPr>
+      </w:pPr>
+      <w:r>
+        <w:rPr>
+          <w:rFonts w:ascii="Times New Roman" w:cs="Times New Roman" w:eastAsia="Times New Roman" w:hAnsi="Times New Roman"/>
+          <w:b w:val="0"/>
+          <w:i w:val="0"/>
+          <w:color w:val="000000"/>
+          <w:sz w:val="24"/>
+          <w:szCs w:val="24"/>
+          <w:rtl w:val="0"/>
+        </w:rPr>
+        <w:t xml:space="preserve">130.</w:t>
+        <w:tab/>
+      </w:r>
+      <w:hyperlink r:id="rId395">
+        <w:r>
+          <w:rPr>
+            <w:rFonts w:ascii="Times New Roman" w:cs="Times New Roman" w:eastAsia="Times New Roman" w:hAnsi="Times New Roman"/>
+            <w:b w:val="0"/>
+            <w:i w:val="0"/>
+            <w:color w:val="000000"/>
+            <w:sz w:val="24"/>
+            <w:szCs w:val="24"/>
+            <w:u w:val="none"/>
+            <w:rtl w:val="0"/>
+          </w:rPr>
+          <w:t xml:space="preserve">Phi-4 is a 14B parameter, state-of-the-art open model from Microsoft Ollama. </w:t>
+        </w:r>
+      </w:hyperlink>
+      <w:hyperlink r:id="rId396">
+        <w:r>
+          <w:rPr>
+            <w:rFonts w:ascii="Times New Roman" w:cs="Times New Roman" w:eastAsia="Times New Roman" w:hAnsi="Times New Roman"/>
+            <w:b w:val="0"/>
+            <w:i w:val="0"/>
+            <w:color w:val="000000"/>
+            <w:sz w:val="24"/>
+            <w:szCs w:val="24"/>
+            <w:u w:val="none"/>
+            <w:rtl w:val="0"/>
+          </w:rPr>
+          <w:t xml:space="preserve">https://ollama.com/library/phi4</w:t>
+        </w:r>
+      </w:hyperlink>
+      <w:hyperlink r:id="rId397">
+        <w:r>
+          <w:rPr>
+            <w:rFonts w:ascii="Times New Roman" w:cs="Times New Roman" w:eastAsia="Times New Roman" w:hAnsi="Times New Roman"/>
+            <w:b w:val="0"/>
+            <w:i w:val="0"/>
+            <w:color w:val="000000"/>
+            <w:sz w:val="24"/>
+            <w:szCs w:val="24"/>
+            <w:u w:val="none"/>
+            <w:rtl w:val="0"/>
+          </w:rPr>
+          <w:t xml:space="preserve">.</w:t>
+        </w:r>
+      </w:hyperlink>
+      <w:r>
+        <w:rPr>
+          <w:rtl w:val="0"/>
+        </w:rPr>
+      </w:r>
+    </w:p>
+    <w:p>
+      <w:pPr>
+        <w:keepNext w:val="0"/>
+        <w:keepLines w:val="0"/>
+        <w:pageBreakBefore w:val="0"/>
+        <w:widowControl w:val="0"/>
+        <w:pBdr>
+          <w:top w:space="0" w:sz="0" w:val="nil"/>
+          <w:left w:space="0" w:sz="0" w:val="nil"/>
+          <w:bottom w:space="0" w:sz="0" w:val="nil"/>
+          <w:right w:space="0" w:sz="0" w:val="nil"/>
+          <w:between w:space="0" w:sz="0" w:val="nil"/>
+        </w:pBdr>
+        <w:shd w:fill="auto" w:val="clear"/>
+        <w:spacing w:after="240" w:before="0" w:line="240" w:lineRule="auto"/>
+        <w:ind w:left="480" w:right="0" w:hanging="480"/>
+        <w:jc w:val="left"/>
+        <w:rPr>
+          <w:rFonts w:ascii="Times New Roman" w:cs="Times New Roman" w:eastAsia="Times New Roman" w:hAnsi="Times New Roman"/>
+          <w:b w:val="0"/>
+          <w:i w:val="0"/>
+          <w:color w:val="000000"/>
+          <w:sz w:val="24"/>
+          <w:szCs w:val="24"/>
+        </w:rPr>
+      </w:pPr>
+      <w:r>
+        <w:rPr>
+          <w:rFonts w:ascii="Times New Roman" w:cs="Times New Roman" w:eastAsia="Times New Roman" w:hAnsi="Times New Roman"/>
+          <w:b w:val="0"/>
+          <w:i w:val="0"/>
+          <w:color w:val="000000"/>
+          <w:sz w:val="24"/>
+          <w:szCs w:val="24"/>
+          <w:rtl w:val="0"/>
+        </w:rPr>
+        <w:t xml:space="preserve">131.</w:t>
+        <w:tab/>
+      </w:r>
+      <w:hyperlink r:id="rId398">
+        <w:r>
+          <w:rPr>
+            <w:rFonts w:ascii="Times New Roman" w:cs="Times New Roman" w:eastAsia="Times New Roman" w:hAnsi="Times New Roman"/>
+            <w:b w:val="0"/>
+            <w:i w:val="0"/>
+            <w:color w:val="000000"/>
+            <w:sz w:val="24"/>
+            <w:szCs w:val="24"/>
+            <w:u w:val="none"/>
+            <w:rtl w:val="0"/>
+          </w:rPr>
+          <w:t xml:space="preserve">Deepseek (2025). Depseek-r1:8b. Ollama. </w:t>
+        </w:r>
+      </w:hyperlink>
+      <w:hyperlink r:id="rId399">
+        <w:r>
+          <w:rPr>
+            <w:rFonts w:ascii="Times New Roman" w:cs="Times New Roman" w:eastAsia="Times New Roman" w:hAnsi="Times New Roman"/>
+            <w:b w:val="0"/>
+            <w:i w:val="0"/>
+            <w:color w:val="000000"/>
+            <w:sz w:val="24"/>
+            <w:szCs w:val="24"/>
+            <w:u w:val="none"/>
+            <w:rtl w:val="0"/>
+          </w:rPr>
+          <w:t xml:space="preserve">https://ollama.com/library/deepseek-r1:8b</w:t>
+        </w:r>
+      </w:hyperlink>
+      <w:hyperlink r:id="rId400">
+        <w:r>
+          <w:rPr>
+            <w:rFonts w:ascii="Times New Roman" w:cs="Times New Roman" w:eastAsia="Times New Roman" w:hAnsi="Times New Roman"/>
+            <w:b w:val="0"/>
+            <w:i w:val="0"/>
+            <w:color w:val="000000"/>
+            <w:sz w:val="24"/>
+            <w:szCs w:val="24"/>
+            <w:u w:val="none"/>
+            <w:rtl w:val="0"/>
+          </w:rPr>
+          <w:t xml:space="preserve">.</w:t>
+        </w:r>
+      </w:hyperlink>
+      <w:r>
+        <w:rPr>
+          <w:rtl w:val="0"/>
+        </w:rPr>
+      </w:r>
+    </w:p>
+    <w:p>
+      <w:pPr>
+        <w:keepNext w:val="0"/>
+        <w:keepLines w:val="0"/>
+        <w:pageBreakBefore w:val="0"/>
+        <w:widowControl w:val="0"/>
+        <w:pBdr>
+          <w:top w:space="0" w:sz="0" w:val="nil"/>
+          <w:left w:space="0" w:sz="0" w:val="nil"/>
+          <w:bottom w:space="0" w:sz="0" w:val="nil"/>
+          <w:right w:space="0" w:sz="0" w:val="nil"/>
+          <w:between w:space="0" w:sz="0" w:val="nil"/>
+        </w:pBdr>
+        <w:shd w:fill="auto" w:val="clear"/>
+        <w:spacing w:after="240" w:before="0" w:line="240" w:lineRule="auto"/>
+        <w:ind w:left="480" w:right="0" w:hanging="480"/>
+        <w:jc w:val="left"/>
+        <w:rPr>
+          <w:rFonts w:ascii="Times New Roman" w:cs="Times New Roman" w:eastAsia="Times New Roman" w:hAnsi="Times New Roman"/>
+          <w:b w:val="0"/>
+          <w:i w:val="0"/>
+          <w:color w:val="000000"/>
+          <w:sz w:val="24"/>
+          <w:szCs w:val="24"/>
+        </w:rPr>
+      </w:pPr>
+      <w:r>
+        <w:rPr>
+          <w:rFonts w:ascii="Times New Roman" w:cs="Times New Roman" w:eastAsia="Times New Roman" w:hAnsi="Times New Roman"/>
+          <w:b w:val="0"/>
+          <w:i w:val="0"/>
+          <w:color w:val="000000"/>
+          <w:sz w:val="24"/>
+          <w:szCs w:val="24"/>
+          <w:rtl w:val="0"/>
+        </w:rPr>
+        <w:t xml:space="preserve">132.</w:t>
+        <w:tab/>
+      </w:r>
+      <w:hyperlink r:id="rId401">
+        <w:r>
+          <w:rPr>
+            <w:rFonts w:ascii="Times New Roman" w:cs="Times New Roman" w:eastAsia="Times New Roman" w:hAnsi="Times New Roman"/>
+            <w:b w:val="0"/>
+            <w:i w:val="0"/>
+            <w:color w:val="000000"/>
+            <w:sz w:val="24"/>
+            <w:szCs w:val="24"/>
+            <w:u w:val="none"/>
+            <w:rtl w:val="0"/>
+          </w:rPr>
+          <w:t xml:space="preserve">DeepSeek-AI, Guo, D., Yang, D., Zhang, H., Song, J., Zhang, R., Xu, R., Zhu, Q., Ma, S., Wang, P., et al. (2025). DeepSeek-R1: Incentivizing Reasoning Capability in LLMs via Reinforcement Learning. arXiv [cs.CL]. https://doi.org/</w:t>
+        </w:r>
+      </w:hyperlink>
+      <w:hyperlink r:id="rId402">
+        <w:r>
+          <w:rPr>
+            <w:rFonts w:ascii="Times New Roman" w:cs="Times New Roman" w:eastAsia="Times New Roman" w:hAnsi="Times New Roman"/>
+            <w:b w:val="0"/>
+            <w:i w:val="0"/>
+            <w:color w:val="000000"/>
+            <w:sz w:val="24"/>
+            <w:szCs w:val="24"/>
+            <w:u w:val="none"/>
+            <w:rtl w:val="0"/>
+          </w:rPr>
+          <w:t xml:space="preserve">10.48550/ARXIV.2501.12948</w:t>
+        </w:r>
+      </w:hyperlink>
+      <w:hyperlink r:id="rId403">
+        <w:r>
+          <w:rPr>
+            <w:rFonts w:ascii="Times New Roman" w:cs="Times New Roman" w:eastAsia="Times New Roman" w:hAnsi="Times New Roman"/>
+            <w:b w:val="0"/>
+            <w:i w:val="0"/>
+            <w:color w:val="000000"/>
+            <w:sz w:val="24"/>
+            <w:szCs w:val="24"/>
+            <w:u w:val="none"/>
+            <w:rtl w:val="0"/>
+          </w:rPr>
+          <w:t xml:space="preserve">.</w:t>
+        </w:r>
+      </w:hyperlink>
+      <w:r>
+        <w:rPr>
+          <w:rtl w:val="0"/>
+        </w:rPr>
+      </w:r>
+    </w:p>
+    <w:p>
+      <w:pPr>
+        <w:keepNext w:val="0"/>
+        <w:keepLines w:val="0"/>
+        <w:pageBreakBefore w:val="0"/>
+        <w:widowControl w:val="0"/>
+        <w:pBdr>
+          <w:top w:space="0" w:sz="0" w:val="nil"/>
+          <w:left w:space="0" w:sz="0" w:val="nil"/>
+          <w:bottom w:space="0" w:sz="0" w:val="nil"/>
+          <w:right w:space="0" w:sz="0" w:val="nil"/>
+          <w:between w:space="0" w:sz="0" w:val="nil"/>
+        </w:pBdr>
+        <w:shd w:fill="auto" w:val="clear"/>
+        <w:spacing w:after="240" w:before="0" w:line="240" w:lineRule="auto"/>
+        <w:ind w:left="480" w:right="0" w:hanging="480"/>
+        <w:jc w:val="left"/>
+        <w:rPr>
+          <w:rFonts w:ascii="Times New Roman" w:cs="Times New Roman" w:eastAsia="Times New Roman" w:hAnsi="Times New Roman"/>
+          <w:b w:val="0"/>
+          <w:i w:val="0"/>
+          <w:color w:val="000000"/>
+          <w:sz w:val="24"/>
+          <w:szCs w:val="24"/>
+        </w:rPr>
+      </w:pPr>
+      <w:r>
+        <w:rPr>
+          <w:rFonts w:ascii="Times New Roman" w:cs="Times New Roman" w:eastAsia="Times New Roman" w:hAnsi="Times New Roman"/>
+          <w:b w:val="0"/>
+          <w:i w:val="0"/>
+          <w:color w:val="000000"/>
+          <w:sz w:val="24"/>
+          <w:szCs w:val="24"/>
+          <w:rtl w:val="0"/>
+        </w:rPr>
+        <w:t xml:space="preserve">133.</w:t>
+        <w:tab/>
+      </w:r>
+      <w:hyperlink r:id="rId404">
+        <w:r>
+          <w:rPr>
+            <w:rFonts w:ascii="Times New Roman" w:cs="Times New Roman" w:eastAsia="Times New Roman" w:hAnsi="Times New Roman"/>
+            <w:b w:val="0"/>
+            <w:i w:val="0"/>
+            <w:color w:val="000000"/>
+            <w:sz w:val="24"/>
+            <w:szCs w:val="24"/>
+            <w:u w:val="none"/>
+            <w:rtl w:val="0"/>
+          </w:rPr>
+          <w:t xml:space="preserve">text-embedding-ada-002 (2023). OpenAI. </w:t>
+        </w:r>
+      </w:hyperlink>
+      <w:hyperlink r:id="rId405">
+        <w:r>
+          <w:rPr>
+            <w:rFonts w:ascii="Times New Roman" w:cs="Times New Roman" w:eastAsia="Times New Roman" w:hAnsi="Times New Roman"/>
+            <w:b w:val="0"/>
+            <w:i w:val="0"/>
+            <w:color w:val="000000"/>
+            <w:sz w:val="24"/>
+            <w:szCs w:val="24"/>
+            <w:u w:val="none"/>
+            <w:rtl w:val="0"/>
+          </w:rPr>
+          <w:t xml:space="preserve">https://openai.com/index/new-and-improved-embedding-model/</w:t>
+        </w:r>
+      </w:hyperlink>
+      <w:hyperlink r:id="rId406">
+        <w:r>
+          <w:rPr>
+            <w:rFonts w:ascii="Times New Roman" w:cs="Times New Roman" w:eastAsia="Times New Roman" w:hAnsi="Times New Roman"/>
+            <w:b w:val="0"/>
+            <w:i w:val="0"/>
+            <w:color w:val="000000"/>
+            <w:sz w:val="24"/>
+            <w:szCs w:val="24"/>
+            <w:u w:val="none"/>
+            <w:rtl w:val="0"/>
+          </w:rPr>
+          <w:t xml:space="preserve">.</w:t>
+        </w:r>
+      </w:hyperlink>
+      <w:r>
+        <w:rPr>
+          <w:rtl w:val="0"/>
+        </w:rPr>
+      </w:r>
+    </w:p>
+    <w:p>
+      <w:pPr>
+        <w:keepNext w:val="0"/>
+        <w:keepLines w:val="0"/>
+        <w:pageBreakBefore w:val="0"/>
+        <w:widowControl w:val="0"/>
+        <w:pBdr>
+          <w:top w:space="0" w:sz="0" w:val="nil"/>
+          <w:left w:space="0" w:sz="0" w:val="nil"/>
+          <w:bottom w:space="0" w:sz="0" w:val="nil"/>
+          <w:right w:space="0" w:sz="0" w:val="nil"/>
+          <w:between w:space="0" w:sz="0" w:val="nil"/>
+        </w:pBdr>
+        <w:shd w:fill="auto" w:val="clear"/>
+        <w:spacing w:after="240" w:before="0" w:line="240" w:lineRule="auto"/>
+        <w:ind w:left="480" w:right="0" w:hanging="480"/>
+        <w:jc w:val="left"/>
+        <w:rPr>
+          <w:rFonts w:ascii="Times New Roman" w:cs="Times New Roman" w:eastAsia="Times New Roman" w:hAnsi="Times New Roman"/>
+          <w:b w:val="0"/>
+          <w:i w:val="0"/>
+          <w:color w:val="000000"/>
+          <w:sz w:val="24"/>
+          <w:szCs w:val="24"/>
+        </w:rPr>
+      </w:pPr>
+      <w:r>
+        <w:rPr>
+          <w:rFonts w:ascii="Times New Roman" w:cs="Times New Roman" w:eastAsia="Times New Roman" w:hAnsi="Times New Roman"/>
+          <w:b w:val="0"/>
+          <w:i w:val="0"/>
+          <w:color w:val="000000"/>
+          <w:sz w:val="24"/>
+          <w:szCs w:val="24"/>
+          <w:rtl w:val="0"/>
+        </w:rPr>
+        <w:t xml:space="preserve">134.</w:t>
+        <w:tab/>
+      </w:r>
+      <w:hyperlink r:id="rId407">
+        <w:r>
+          <w:rPr>
+            <w:rFonts w:ascii="Times New Roman" w:cs="Times New Roman" w:eastAsia="Times New Roman" w:hAnsi="Times New Roman"/>
+            <w:b w:val="0"/>
+            <w:i w:val="0"/>
+            <w:color w:val="000000"/>
+            <w:sz w:val="24"/>
+            <w:szCs w:val="24"/>
+            <w:u w:val="none"/>
+            <w:rtl w:val="0"/>
+          </w:rPr>
+          <w:t xml:space="preserve">New embedding models and API updates </w:t>
+        </w:r>
+      </w:hyperlink>
+      <w:hyperlink r:id="rId408">
+        <w:r>
+          <w:rPr>
+            <w:rFonts w:ascii="Times New Roman" w:cs="Times New Roman" w:eastAsia="Times New Roman" w:hAnsi="Times New Roman"/>
+            <w:b w:val="0"/>
+            <w:i w:val="0"/>
+            <w:color w:val="000000"/>
+            <w:sz w:val="24"/>
+            <w:szCs w:val="24"/>
+            <w:u w:val="none"/>
+            <w:rtl w:val="0"/>
+          </w:rPr>
+          <w:t xml:space="preserve">https://openai.com/index/new-embedding-models-and-api-updates/</w:t>
+        </w:r>
+      </w:hyperlink>
+      <w:hyperlink r:id="rId409">
+        <w:r>
+          <w:rPr>
+            <w:rFonts w:ascii="Times New Roman" w:cs="Times New Roman" w:eastAsia="Times New Roman" w:hAnsi="Times New Roman"/>
+            <w:b w:val="0"/>
+            <w:i w:val="0"/>
+            <w:color w:val="000000"/>
+            <w:sz w:val="24"/>
+            <w:szCs w:val="24"/>
+            <w:u w:val="none"/>
+            <w:rtl w:val="0"/>
+          </w:rPr>
+          <w:t xml:space="preserve">.</w:t>
+        </w:r>
+      </w:hyperlink>
+      <w:r>
+        <w:rPr>
+          <w:rtl w:val="0"/>
+        </w:rPr>
+      </w:r>
+    </w:p>
+    <w:p>
+      <w:pPr>
+        <w:keepNext w:val="0"/>
+        <w:keepLines w:val="0"/>
+        <w:pageBreakBefore w:val="0"/>
+        <w:widowControl w:val="0"/>
+        <w:pBdr>
+          <w:top w:space="0" w:sz="0" w:val="nil"/>
+          <w:left w:space="0" w:sz="0" w:val="nil"/>
+          <w:bottom w:space="0" w:sz="0" w:val="nil"/>
+          <w:right w:space="0" w:sz="0" w:val="nil"/>
+          <w:between w:space="0" w:sz="0" w:val="nil"/>
+        </w:pBdr>
+        <w:shd w:fill="auto" w:val="clear"/>
+        <w:spacing w:after="240" w:before="0" w:line="240" w:lineRule="auto"/>
+        <w:ind w:left="480" w:right="0" w:hanging="480"/>
+        <w:jc w:val="left"/>
+        <w:rPr>
+          <w:rFonts w:ascii="Times New Roman" w:cs="Times New Roman" w:eastAsia="Times New Roman" w:hAnsi="Times New Roman"/>
+          <w:b w:val="0"/>
+          <w:i w:val="0"/>
+          <w:color w:val="000000"/>
+          <w:sz w:val="24"/>
+          <w:szCs w:val="24"/>
+        </w:rPr>
+      </w:pPr>
+      <w:r>
+        <w:rPr>
+          <w:rFonts w:ascii="Times New Roman" w:cs="Times New Roman" w:eastAsia="Times New Roman" w:hAnsi="Times New Roman"/>
+          <w:b w:val="0"/>
+          <w:i w:val="0"/>
+          <w:color w:val="000000"/>
+          <w:sz w:val="24"/>
+          <w:szCs w:val="24"/>
+          <w:rtl w:val="0"/>
+        </w:rPr>
+        <w:t xml:space="preserve">135.</w:t>
+        <w:tab/>
+      </w:r>
+      <w:hyperlink r:id="rId410">
+        <w:r>
+          <w:rPr>
+            <w:rFonts w:ascii="Times New Roman" w:cs="Times New Roman" w:eastAsia="Times New Roman" w:hAnsi="Times New Roman"/>
+            <w:b w:val="0"/>
+            <w:i w:val="0"/>
+            <w:color w:val="000000"/>
+            <w:sz w:val="24"/>
+            <w:szCs w:val="24"/>
+            <w:u w:val="none"/>
+            <w:rtl w:val="0"/>
+          </w:rPr>
+          <w:t xml:space="preserve">Cohere embed-english-v2.0 (2023). Cohere. </w:t>
+        </w:r>
+      </w:hyperlink>
+      <w:hyperlink r:id="rId411">
+        <w:r>
+          <w:rPr>
+            <w:rFonts w:ascii="Times New Roman" w:cs="Times New Roman" w:eastAsia="Times New Roman" w:hAnsi="Times New Roman"/>
+            <w:b w:val="0"/>
+            <w:i w:val="0"/>
+            <w:color w:val="000000"/>
+            <w:sz w:val="24"/>
+            <w:szCs w:val="24"/>
+            <w:u w:val="none"/>
+            <w:rtl w:val="0"/>
+          </w:rPr>
+          <w:t xml:space="preserve">https://docs.cohere.com/v2/docs/cohere-embed</w:t>
+        </w:r>
+      </w:hyperlink>
+      <w:hyperlink r:id="rId412">
+        <w:r>
+          <w:rPr>
+            <w:rFonts w:ascii="Times New Roman" w:cs="Times New Roman" w:eastAsia="Times New Roman" w:hAnsi="Times New Roman"/>
+            <w:b w:val="0"/>
+            <w:i w:val="0"/>
+            <w:color w:val="000000"/>
+            <w:sz w:val="24"/>
+            <w:szCs w:val="24"/>
+            <w:u w:val="none"/>
+            <w:rtl w:val="0"/>
+          </w:rPr>
+          <w:t xml:space="preserve">.</w:t>
+        </w:r>
+      </w:hyperlink>
+      <w:r>
+        <w:rPr>
+          <w:rtl w:val="0"/>
+        </w:rPr>
+      </w:r>
+    </w:p>
+    <w:p>
+      <w:pPr>
+        <w:keepNext w:val="0"/>
+        <w:keepLines w:val="0"/>
+        <w:pageBreakBefore w:val="0"/>
+        <w:widowControl w:val="0"/>
+        <w:pBdr>
+          <w:top w:space="0" w:sz="0" w:val="nil"/>
+          <w:left w:space="0" w:sz="0" w:val="nil"/>
+          <w:bottom w:space="0" w:sz="0" w:val="nil"/>
+          <w:right w:space="0" w:sz="0" w:val="nil"/>
+          <w:between w:space="0" w:sz="0" w:val="nil"/>
+        </w:pBdr>
+        <w:shd w:fill="auto" w:val="clear"/>
+        <w:spacing w:after="240" w:before="0" w:line="240" w:lineRule="auto"/>
+        <w:ind w:left="480" w:right="0" w:hanging="480"/>
+        <w:jc w:val="left"/>
+        <w:rPr>
+          <w:rFonts w:ascii="Times New Roman" w:cs="Times New Roman" w:eastAsia="Times New Roman" w:hAnsi="Times New Roman"/>
+          <w:b w:val="0"/>
+          <w:i w:val="0"/>
+          <w:color w:val="000000"/>
+          <w:sz w:val="24"/>
+          <w:szCs w:val="24"/>
+        </w:rPr>
+      </w:pPr>
+      <w:r>
+        <w:rPr>
+          <w:rFonts w:ascii="Times New Roman" w:cs="Times New Roman" w:eastAsia="Times New Roman" w:hAnsi="Times New Roman"/>
+          <w:b w:val="0"/>
+          <w:i w:val="0"/>
+          <w:color w:val="000000"/>
+          <w:sz w:val="24"/>
+          <w:szCs w:val="24"/>
+          <w:rtl w:val="0"/>
+        </w:rPr>
+        <w:t xml:space="preserve">136.</w:t>
+        <w:tab/>
+      </w:r>
+      <w:hyperlink r:id="rId413">
+        <w:r>
+          <w:rPr>
+            <w:rFonts w:ascii="Times New Roman" w:cs="Times New Roman" w:eastAsia="Times New Roman" w:hAnsi="Times New Roman"/>
+            <w:b w:val="0"/>
+            <w:i w:val="0"/>
+            <w:color w:val="000000"/>
+            <w:sz w:val="24"/>
+            <w:szCs w:val="24"/>
+            <w:u w:val="none"/>
+            <w:rtl w:val="0"/>
+          </w:rPr>
+          <w:t xml:space="preserve">Wu, J. (2012). Cluster Analysis and K-means Clustering: An Introduction. In Advances in K-means Clustering: A Data Mining Thinking, J. Wu, ed. (Springer Berlin Heidelberg), pp. 1–16.</w:t>
+        </w:r>
+      </w:hyperlink>
+      <w:r>
+        <w:rPr>
+          <w:rtl w:val="0"/>
+        </w:rPr>
+      </w:r>
+    </w:p>
+    <w:p>
+      <w:pPr>
+        <w:keepNext w:val="0"/>
+        <w:keepLines w:val="0"/>
+        <w:pageBreakBefore w:val="0"/>
+        <w:widowControl w:val="0"/>
+        <w:pBdr>
+          <w:top w:space="0" w:sz="0" w:val="nil"/>
+          <w:left w:space="0" w:sz="0" w:val="nil"/>
+          <w:bottom w:space="0" w:sz="0" w:val="nil"/>
+          <w:right w:space="0" w:sz="0" w:val="nil"/>
+          <w:between w:space="0" w:sz="0" w:val="nil"/>
+        </w:pBdr>
+        <w:shd w:fill="auto" w:val="clear"/>
+        <w:spacing w:after="240" w:before="0" w:line="240" w:lineRule="auto"/>
+        <w:ind w:left="480" w:right="0" w:hanging="480"/>
+        <w:jc w:val="left"/>
+        <w:rPr>
+          <w:rFonts w:ascii="Times New Roman" w:cs="Times New Roman" w:eastAsia="Times New Roman" w:hAnsi="Times New Roman"/>
+          <w:b w:val="0"/>
+          <w:i w:val="0"/>
+          <w:color w:val="000000"/>
+          <w:sz w:val="24"/>
+          <w:szCs w:val="24"/>
+        </w:rPr>
+      </w:pPr>
+      <w:r>
+        <w:rPr>
+          <w:rFonts w:ascii="Times New Roman" w:cs="Times New Roman" w:eastAsia="Times New Roman" w:hAnsi="Times New Roman"/>
+          <w:b w:val="0"/>
+          <w:i w:val="0"/>
+          <w:color w:val="000000"/>
+          <w:sz w:val="24"/>
+          <w:szCs w:val="24"/>
+          <w:rtl w:val="0"/>
+        </w:rPr>
+        <w:t xml:space="preserve">137.</w:t>
+        <w:tab/>
+      </w:r>
+      <w:hyperlink r:id="rId414">
+        <w:r>
+          <w:rPr>
+            <w:rFonts w:ascii="Times New Roman" w:cs="Times New Roman" w:eastAsia="Times New Roman" w:hAnsi="Times New Roman"/>
+            <w:b w:val="0"/>
+            <w:i w:val="0"/>
+            <w:color w:val="000000"/>
+            <w:sz w:val="24"/>
+            <w:szCs w:val="24"/>
+            <w:u w:val="none"/>
+            <w:rtl w:val="0"/>
+          </w:rPr>
+          <w:t xml:space="preserve">Shahapure, K.R., and Nicholas, C. (2020). Cluster Quality Analysis Using Silhouette Score. In 2020 IEEE 7th International Conference on Data Science and Advanced Analytics (DSAA) (IEEE), pp. 747–748.</w:t>
+        </w:r>
+      </w:hyperlink>
+      <w:r>
+        <w:rPr>
+          <w:rtl w:val="0"/>
+        </w:rPr>
+      </w:r>
+    </w:p>
+    <w:p>
+      <w:pPr>
+        <w:keepNext w:val="0"/>
+        <w:keepLines w:val="0"/>
+        <w:pageBreakBefore w:val="0"/>
+        <w:widowControl w:val="0"/>
+        <w:pBdr>
+          <w:top w:space="0" w:sz="0" w:val="nil"/>
+          <w:left w:space="0" w:sz="0" w:val="nil"/>
+          <w:bottom w:space="0" w:sz="0" w:val="nil"/>
+          <w:right w:space="0" w:sz="0" w:val="nil"/>
+          <w:between w:space="0" w:sz="0" w:val="nil"/>
+        </w:pBdr>
+        <w:shd w:fill="auto" w:val="clear"/>
+        <w:spacing w:after="240" w:before="0" w:line="240" w:lineRule="auto"/>
+        <w:ind w:left="480" w:right="0" w:hanging="480"/>
+        <w:jc w:val="left"/>
+        <w:rPr>
+          <w:rFonts w:ascii="Times New Roman" w:cs="Times New Roman" w:eastAsia="Times New Roman" w:hAnsi="Times New Roman"/>
+          <w:b w:val="0"/>
+          <w:i w:val="0"/>
+          <w:color w:val="000000"/>
+          <w:sz w:val="24"/>
+          <w:szCs w:val="24"/>
+        </w:rPr>
+        <w:sectPr>
+          <w:headerReference r:id="rId415" w:type="default"/>
+          <w:pgSz w:h="15840" w:w="12240" w:orient="portrait"/>
+          <w:pgMar w:bottom="1440" w:top="1440" w:left="1267.2" w:right="1440" w:header="720" w:footer="720"/>
+          <w:pgNumType w:start="1"/>
+        </w:sectPr>
+      </w:pPr>
+      <w:r>
+        <w:rPr>
+          <w:rFonts w:ascii="Times New Roman" w:cs="Times New Roman" w:eastAsia="Times New Roman" w:hAnsi="Times New Roman"/>
+          <w:b w:val="0"/>
+          <w:i w:val="0"/>
+          <w:color w:val="000000"/>
+          <w:sz w:val="24"/>
+          <w:szCs w:val="24"/>
+          <w:rtl w:val="0"/>
+        </w:rPr>
+        <w:t xml:space="preserve">138.</w:t>
+        <w:tab/>
+      </w:r>
+      <w:hyperlink r:id="rId416">
+        <w:r>
+          <w:rPr>
+            <w:rFonts w:ascii="Times New Roman" w:cs="Times New Roman" w:eastAsia="Times New Roman" w:hAnsi="Times New Roman"/>
+            <w:b w:val="0"/>
+            <w:i w:val="0"/>
+            <w:color w:val="000000"/>
+            <w:sz w:val="24"/>
+            <w:szCs w:val="24"/>
+            <w:u w:val="none"/>
+            <w:rtl w:val="0"/>
+          </w:rPr>
+          <w:t xml:space="preserve">Shutaywi, M., and Kachouie, N.N. (2021). Silhouette Analysis for Performance Evaluation in Machine Learning with Applications to Clustering. Entropy </w:t>
+        </w:r>
+      </w:hyperlink>
+      <w:hyperlink r:id="rId417">
+        <w:r>
+          <w:rPr>
+            <w:rFonts w:ascii="Times New Roman" w:cs="Times New Roman" w:eastAsia="Times New Roman" w:hAnsi="Times New Roman"/>
+            <w:b w:val="0"/>
+            <w:i w:val="1"/>
+            <w:color w:val="000000"/>
+            <w:sz w:val="24"/>
+            <w:szCs w:val="24"/>
+            <w:u w:val="none"/>
+            <w:rtl w:val="0"/>
+          </w:rPr>
+          <w:t xml:space="preserve">23</w:t>
+        </w:r>
+      </w:hyperlink>
+      <w:hyperlink r:id="rId418">
+        <w:r>
+          <w:rPr>
+            <w:rFonts w:ascii="Times New Roman" w:cs="Times New Roman" w:eastAsia="Times New Roman" w:hAnsi="Times New Roman"/>
+            <w:b w:val="0"/>
+            <w:i w:val="0"/>
+            <w:color w:val="000000"/>
+            <w:sz w:val="24"/>
+            <w:szCs w:val="24"/>
+            <w:u w:val="none"/>
+            <w:rtl w:val="0"/>
+          </w:rPr>
+          <w:t xml:space="preserve">. https://doi.org/</w:t>
+        </w:r>
+      </w:hyperlink>
+      <w:hyperlink r:id="rId419">
+        <w:r>
+          <w:rPr>
+            <w:rFonts w:ascii="Times New Roman" w:cs="Times New Roman" w:eastAsia="Times New Roman" w:hAnsi="Times New Roman"/>
+            <w:b w:val="0"/>
+            <w:i w:val="0"/>
+            <w:color w:val="000000"/>
+            <w:sz w:val="24"/>
+            <w:szCs w:val="24"/>
+            <w:u w:val="none"/>
+            <w:rtl w:val="0"/>
+          </w:rPr>
+          <w:t xml:space="preserve">10.3390/e23060759</w:t>
+        </w:r>
+      </w:hyperlink>
+      <w:hyperlink r:id="rId420">
+        <w:r>
+          <w:rPr>
+            <w:rFonts w:ascii="Times New Roman" w:cs="Times New Roman" w:eastAsia="Times New Roman" w:hAnsi="Times New Roman"/>
+            <w:b w:val="0"/>
+            <w:i w:val="0"/>
+            <w:color w:val="000000"/>
+            <w:sz w:val="24"/>
+            <w:szCs w:val="24"/>
+            <w:u w:val="none"/>
+            <w:rtl w:val="0"/>
+          </w:rPr>
+          <w:t xml:space="preserve">.</w:t>
         </w:r>
       </w:hyperlink>
       <w:r>
@@ -18016,14 +20928,14 @@
       </w:tblPr>
       <w:tblGrid>
         <w:gridCol w:w="975"/>
-        <w:gridCol w:w="1410"/>
-        <w:gridCol w:w="3990"/>
+        <w:gridCol w:w="1395"/>
+        <w:gridCol w:w="4005"/>
         <w:gridCol w:w="3135"/>
         <w:tblGridChange w:id="0">
           <w:tblGrid>
             <w:gridCol w:w="975"/>
-            <w:gridCol w:w="1410"/>
-            <w:gridCol w:w="3990"/>
+            <w:gridCol w:w="1395"/>
+            <w:gridCol w:w="4005"/>
             <w:gridCol w:w="3135"/>
           </w:tblGrid>
         </w:tblGridChange>
@@ -40175,16 +43087,16 @@
           <wp:inline distB="114300" distT="114300" distL="114300" distR="114300">
             <wp:extent cx="6655689" cy="2973054"/>
             <wp:effectExtent b="0" l="0" r="0" t="0"/>
-            <wp:docPr id="4" name="image2.png"/>
+            <wp:docPr id="4" name="image4.png"/>
             <a:graphic>
               <a:graphicData uri="http://schemas.openxmlformats.org/drawingml/2006/picture">
                 <pic:pic>
                   <pic:nvPicPr>
-                    <pic:cNvPr id="0" name="image2.png"/>
+                    <pic:cNvPr id="0" name="image4.png"/>
                     <pic:cNvPicPr preferRelativeResize="0"/>
                   </pic:nvPicPr>
                   <pic:blipFill>
-                    <a:blip r:embed="rId323"/>
+                    <a:blip r:embed="rId421"/>
                     <a:srcRect b="0" l="0" r="0" t="0"/>
                     <a:stretch>
                       <a:fillRect/>
@@ -40283,16 +43195,16 @@
           <wp:inline distB="114300" distT="114300" distL="114300" distR="114300">
             <wp:extent cx="7217045" cy="4254901"/>
             <wp:effectExtent b="0" l="0" r="0" t="0"/>
-            <wp:docPr id="2" name="image4.png"/>
+            <wp:docPr id="2" name="image1.png"/>
             <a:graphic>
               <a:graphicData uri="http://schemas.openxmlformats.org/drawingml/2006/picture">
                 <pic:pic>
                   <pic:nvPicPr>
-                    <pic:cNvPr id="0" name="image4.png"/>
+                    <pic:cNvPr id="0" name="image1.png"/>
                     <pic:cNvPicPr preferRelativeResize="0"/>
                   </pic:nvPicPr>
                   <pic:blipFill>
-                    <a:blip r:embed="rId324"/>
+                    <a:blip r:embed="rId422"/>
                     <a:srcRect b="0" l="0" r="0" t="0"/>
                     <a:stretch>
                       <a:fillRect/>
@@ -40419,16 +43331,16 @@
           <wp:inline distB="114300" distT="114300" distL="114300" distR="114300">
             <wp:extent cx="6057900" cy="6832600"/>
             <wp:effectExtent b="0" l="0" r="0" t="0"/>
-            <wp:docPr id="3" name="image3.png"/>
+            <wp:docPr id="3" name="image2.png"/>
             <a:graphic>
               <a:graphicData uri="http://schemas.openxmlformats.org/drawingml/2006/picture">
                 <pic:pic>
                   <pic:nvPicPr>
-                    <pic:cNvPr id="0" name="image3.png"/>
+                    <pic:cNvPr id="0" name="image2.png"/>
                     <pic:cNvPicPr preferRelativeResize="0"/>
                   </pic:nvPicPr>
                   <pic:blipFill>
-                    <a:blip r:embed="rId325"/>
+                    <a:blip r:embed="rId423"/>
                     <a:srcRect b="0" l="0" r="0" t="0"/>
                     <a:stretch>
                       <a:fillRect/>
@@ -40610,16 +43522,16 @@
           <wp:inline distB="114300" distT="114300" distL="114300" distR="114300">
             <wp:extent cx="6612679" cy="2750958"/>
             <wp:effectExtent b="0" l="0" r="0" t="0"/>
-            <wp:docPr id="1" name="image1.png"/>
+            <wp:docPr id="1" name="image3.png"/>
             <a:graphic>
               <a:graphicData uri="http://schemas.openxmlformats.org/drawingml/2006/picture">
                 <pic:pic>
                   <pic:nvPicPr>
-                    <pic:cNvPr id="0" name="image1.png"/>
+                    <pic:cNvPr id="0" name="image3.png"/>
                     <pic:cNvPicPr preferRelativeResize="0"/>
                   </pic:nvPicPr>
                   <pic:blipFill>
-                    <a:blip r:embed="rId326"/>
+                    <a:blip r:embed="rId424"/>
                     <a:srcRect b="0" l="0" r="0" t="0"/>
                     <a:stretch>
                       <a:fillRect/>

--- a/Paper/Patterns_Clinical_Trials_Tumor_Name_Standardization_using Embedding_Analysis.docx
+++ b/Paper/Patterns_Clinical_Trials_Tumor_Name_Standardization_using Embedding_Analysis.docx
@@ -40627,7 +40627,7 @@
       <w:tblPr>
         <w:tblStyle w:val="Table8"/>
         <w:tblpPr w:leftFromText="180" w:rightFromText="180" w:topFromText="180" w:bottomFromText="180" w:vertAnchor="text" w:horzAnchor="text" w:tblpX="-540" w:tblpY="0"/>
-        <w:tblW w:w="12600.0" w:type="dxa"/>
+        <w:tblW w:w="13155.0" w:type="dxa"/>
         <w:jc w:val="left"/>
         <w:tblBorders>
           <w:top w:color="000000" w:space="0" w:sz="0" w:val="nil"/>
@@ -40641,17 +40641,19 @@
         <w:tblLook w:val="0600"/>
       </w:tblPr>
       <w:tblGrid>
-        <w:gridCol w:w="2115"/>
-        <w:gridCol w:w="1305"/>
-        <w:gridCol w:w="4665"/>
-        <w:gridCol w:w="2055"/>
+        <w:gridCol w:w="420"/>
+        <w:gridCol w:w="3015"/>
+        <w:gridCol w:w="1335"/>
+        <w:gridCol w:w="4695"/>
+        <w:gridCol w:w="1230"/>
         <w:gridCol w:w="2460"/>
         <w:tblGridChange w:id="0">
           <w:tblGrid>
-            <w:gridCol w:w="2115"/>
-            <w:gridCol w:w="1305"/>
-            <w:gridCol w:w="4665"/>
-            <w:gridCol w:w="2055"/>
+            <w:gridCol w:w="420"/>
+            <w:gridCol w:w="3015"/>
+            <w:gridCol w:w="1335"/>
+            <w:gridCol w:w="4695"/>
+            <w:gridCol w:w="1230"/>
             <w:gridCol w:w="2460"/>
           </w:tblGrid>
         </w:tblGridChange>
@@ -40659,9 +40661,35 @@
       <w:tr>
         <w:trPr>
           <w:cantSplit w:val="0"/>
-          <w:trHeight w:val="540" w:hRule="atLeast"/>
+          <w:trHeight w:val="648.955078125" w:hRule="atLeast"/>
           <w:tblHeader w:val="0"/>
         </w:trPr>
+        <w:tc>
+          <w:tcPr>
+            <w:tcBorders>
+              <w:top w:color="000000" w:space="0" w:sz="5" w:val="single"/>
+              <w:left w:color="000000" w:space="0" w:sz="5" w:val="single"/>
+              <w:bottom w:color="000000" w:space="0" w:sz="5" w:val="single"/>
+              <w:right w:color="000000" w:space="0" w:sz="5" w:val="single"/>
+            </w:tcBorders>
+          </w:tcPr>
+          <w:p>
+            <w:pPr>
+              <w:rPr>
+                <w:rFonts w:ascii="Times New Roman" w:cs="Times New Roman" w:eastAsia="Times New Roman" w:hAnsi="Times New Roman"/>
+                <w:b w:val="1"/>
+                <w:sz w:val="20"/>
+                <w:szCs w:val="20"/>
+                <w:highlight w:val="white"/>
+              </w:rPr>
+            </w:pPr>
+            <w:r>
+              <w:rPr>
+                <w:rtl w:val="0"/>
+              </w:rPr>
+            </w:r>
+          </w:p>
+        </w:tc>
         <w:tc>
           <w:tcPr>
             <w:tcBorders>
@@ -40855,7 +40883,37 @@
                 <w:highlight w:val="white"/>
                 <w:rtl w:val="0"/>
               </w:rPr>
-              <w:t xml:space="preserve">LTE-3 </w:t>
+              <w:t xml:space="preserve">1</w:t>
+            </w:r>
+          </w:p>
+        </w:tc>
+        <w:tc>
+          <w:tcPr>
+            <w:tcBorders>
+              <w:top w:color="000000" w:space="0" w:sz="5" w:val="single"/>
+              <w:left w:color="000000" w:space="0" w:sz="5" w:val="single"/>
+              <w:bottom w:color="000000" w:space="0" w:sz="5" w:val="single"/>
+              <w:right w:color="000000" w:space="0" w:sz="5" w:val="single"/>
+            </w:tcBorders>
+          </w:tcPr>
+          <w:p>
+            <w:pPr>
+              <w:rPr>
+                <w:rFonts w:ascii="Times New Roman" w:cs="Times New Roman" w:eastAsia="Times New Roman" w:hAnsi="Times New Roman"/>
+                <w:sz w:val="20"/>
+                <w:szCs w:val="20"/>
+                <w:highlight w:val="white"/>
+              </w:rPr>
+            </w:pPr>
+            <w:r>
+              <w:rPr>
+                <w:rFonts w:ascii="Times New Roman" w:cs="Times New Roman" w:eastAsia="Times New Roman" w:hAnsi="Times New Roman"/>
+                <w:sz w:val="20"/>
+                <w:szCs w:val="20"/>
+                <w:highlight w:val="white"/>
+                <w:rtl w:val="0"/>
+              </w:rPr>
+              <w:t xml:space="preserve">Open AI: text-embedding-3-large (LTE-3) </w:t>
             </w:r>
           </w:p>
         </w:tc>
@@ -41012,7 +41070,37 @@
                 <w:highlight w:val="white"/>
                 <w:rtl w:val="0"/>
               </w:rPr>
-              <w:t xml:space="preserve">ADA-002</w:t>
+              <w:t xml:space="preserve">2</w:t>
+            </w:r>
+          </w:p>
+        </w:tc>
+        <w:tc>
+          <w:tcPr>
+            <w:tcBorders>
+              <w:top w:color="000000" w:space="0" w:sz="5" w:val="single"/>
+              <w:left w:color="000000" w:space="0" w:sz="5" w:val="single"/>
+              <w:bottom w:color="000000" w:space="0" w:sz="5" w:val="single"/>
+              <w:right w:color="000000" w:space="0" w:sz="5" w:val="single"/>
+            </w:tcBorders>
+          </w:tcPr>
+          <w:p>
+            <w:pPr>
+              <w:rPr>
+                <w:rFonts w:ascii="Times New Roman" w:cs="Times New Roman" w:eastAsia="Times New Roman" w:hAnsi="Times New Roman"/>
+                <w:sz w:val="20"/>
+                <w:szCs w:val="20"/>
+                <w:highlight w:val="white"/>
+              </w:rPr>
+            </w:pPr>
+            <w:r>
+              <w:rPr>
+                <w:rFonts w:ascii="Times New Roman" w:cs="Times New Roman" w:eastAsia="Times New Roman" w:hAnsi="Times New Roman"/>
+                <w:sz w:val="20"/>
+                <w:szCs w:val="20"/>
+                <w:highlight w:val="white"/>
+                <w:rtl w:val="0"/>
+              </w:rPr>
+              <w:t xml:space="preserve">Open AI: text-embedding-ada-002 (ADA-002)</w:t>
             </w:r>
           </w:p>
         </w:tc>
@@ -41169,7 +41257,7 @@
                 <w:highlight w:val="white"/>
                 <w:rtl w:val="0"/>
               </w:rPr>
-              <w:t xml:space="preserve">LLama 3.3</w:t>
+              <w:t xml:space="preserve">3</w:t>
             </w:r>
           </w:p>
         </w:tc>
@@ -41199,7 +41287,7 @@
                 <w:highlight w:val="white"/>
                 <w:rtl w:val="0"/>
               </w:rPr>
-              <w:t xml:space="preserve">Open Source</w:t>
+              <w:t xml:space="preserve">Cohere: embed-english-v2.0 </w:t>
             </w:r>
           </w:p>
         </w:tc>
@@ -41229,7 +41317,7 @@
                 <w:highlight w:val="white"/>
                 <w:rtl w:val="0"/>
               </w:rPr>
-              <w:t xml:space="preserve">https://ollama.com/library/llama3.3</w:t>
+              <w:t xml:space="preserve">Proprietary</w:t>
             </w:r>
           </w:p>
         </w:tc>
@@ -41259,7 +41347,7 @@
                 <w:highlight w:val="white"/>
                 <w:rtl w:val="0"/>
               </w:rPr>
-              <w:t xml:space="preserve">8192</w:t>
+              <w:t xml:space="preserve">https://docs.cohere.com/v2/docs/cohere-embed</w:t>
             </w:r>
           </w:p>
         </w:tc>
@@ -41289,7 +41377,32 @@
                 <w:highlight w:val="white"/>
                 <w:rtl w:val="0"/>
               </w:rPr>
-              <w:t xml:space="preserve">70 Billion</w:t>
+              <w:t xml:space="preserve">4096</w:t>
+            </w:r>
+          </w:p>
+        </w:tc>
+        <w:tc>
+          <w:tcPr>
+            <w:tcBorders>
+              <w:top w:color="000000" w:space="0" w:sz="5" w:val="single"/>
+              <w:left w:color="000000" w:space="0" w:sz="5" w:val="single"/>
+              <w:bottom w:color="000000" w:space="0" w:sz="5" w:val="single"/>
+              <w:right w:color="000000" w:space="0" w:sz="5" w:val="single"/>
+            </w:tcBorders>
+          </w:tcPr>
+          <w:p>
+            <w:pPr>
+              <w:rPr>
+                <w:rFonts w:ascii="Times New Roman" w:cs="Times New Roman" w:eastAsia="Times New Roman" w:hAnsi="Times New Roman"/>
+                <w:sz w:val="20"/>
+                <w:szCs w:val="20"/>
+                <w:highlight w:val="white"/>
+              </w:rPr>
+            </w:pPr>
+            <w:r>
+              <w:rPr>
+                <w:rtl w:val="0"/>
+              </w:rPr>
             </w:r>
           </w:p>
         </w:tc>
@@ -41326,7 +41439,7 @@
                 <w:highlight w:val="white"/>
                 <w:rtl w:val="0"/>
               </w:rPr>
-              <w:t xml:space="preserve">Llama 3.2</w:t>
+              <w:t xml:space="preserve">4</w:t>
             </w:r>
           </w:p>
         </w:tc>
@@ -41356,7 +41469,7 @@
                 <w:highlight w:val="white"/>
                 <w:rtl w:val="0"/>
               </w:rPr>
-              <w:t xml:space="preserve">Open Source</w:t>
+              <w:t xml:space="preserve">LLama 3.3</w:t>
             </w:r>
           </w:p>
         </w:tc>
@@ -41386,7 +41499,7 @@
                 <w:highlight w:val="white"/>
                 <w:rtl w:val="0"/>
               </w:rPr>
-              <w:t xml:space="preserve">https://ollama.com/library/llama3.2</w:t>
+              <w:t xml:space="preserve">Open Source</w:t>
             </w:r>
           </w:p>
         </w:tc>
@@ -41416,7 +41529,7 @@
                 <w:highlight w:val="white"/>
                 <w:rtl w:val="0"/>
               </w:rPr>
-              <w:t xml:space="preserve">3072</w:t>
+              <w:t xml:space="preserve">https://ollama.com/library/llama3.3</w:t>
             </w:r>
           </w:p>
         </w:tc>
@@ -41446,7 +41559,37 @@
                 <w:highlight w:val="white"/>
                 <w:rtl w:val="0"/>
               </w:rPr>
-              <w:t xml:space="preserve">3 Billion</w:t>
+              <w:t xml:space="preserve">8192</w:t>
+            </w:r>
+          </w:p>
+        </w:tc>
+        <w:tc>
+          <w:tcPr>
+            <w:tcBorders>
+              <w:top w:color="000000" w:space="0" w:sz="5" w:val="single"/>
+              <w:left w:color="000000" w:space="0" w:sz="5" w:val="single"/>
+              <w:bottom w:color="000000" w:space="0" w:sz="5" w:val="single"/>
+              <w:right w:color="000000" w:space="0" w:sz="5" w:val="single"/>
+            </w:tcBorders>
+          </w:tcPr>
+          <w:p>
+            <w:pPr>
+              <w:rPr>
+                <w:rFonts w:ascii="Times New Roman" w:cs="Times New Roman" w:eastAsia="Times New Roman" w:hAnsi="Times New Roman"/>
+                <w:sz w:val="20"/>
+                <w:szCs w:val="20"/>
+                <w:highlight w:val="white"/>
+              </w:rPr>
+            </w:pPr>
+            <w:r>
+              <w:rPr>
+                <w:rFonts w:ascii="Times New Roman" w:cs="Times New Roman" w:eastAsia="Times New Roman" w:hAnsi="Times New Roman"/>
+                <w:sz w:val="20"/>
+                <w:szCs w:val="20"/>
+                <w:highlight w:val="white"/>
+                <w:rtl w:val="0"/>
+              </w:rPr>
+              <w:t xml:space="preserve">70 Billion</w:t>
             </w:r>
           </w:p>
         </w:tc>
@@ -41483,7 +41626,7 @@
                 <w:highlight w:val="white"/>
                 <w:rtl w:val="0"/>
               </w:rPr>
-              <w:t xml:space="preserve">LLama 3  </w:t>
+              <w:t xml:space="preserve">5</w:t>
             </w:r>
           </w:p>
         </w:tc>
@@ -41513,7 +41656,7 @@
                 <w:highlight w:val="white"/>
                 <w:rtl w:val="0"/>
               </w:rPr>
-              <w:t xml:space="preserve">Open Source</w:t>
+              <w:t xml:space="preserve">Llama 3.2</w:t>
             </w:r>
           </w:p>
         </w:tc>
@@ -41543,7 +41686,7 @@
                 <w:highlight w:val="white"/>
                 <w:rtl w:val="0"/>
               </w:rPr>
-              <w:t xml:space="preserve">https://ollama.com/library/llama3</w:t>
+              <w:t xml:space="preserve">Open Source</w:t>
             </w:r>
           </w:p>
         </w:tc>
@@ -41573,7 +41716,7 @@
                 <w:highlight w:val="white"/>
                 <w:rtl w:val="0"/>
               </w:rPr>
-              <w:t xml:space="preserve">4096</w:t>
+              <w:t xml:space="preserve">https://ollama.com/library/llama3.2</w:t>
             </w:r>
           </w:p>
         </w:tc>
@@ -41603,7 +41746,37 @@
                 <w:highlight w:val="white"/>
                 <w:rtl w:val="0"/>
               </w:rPr>
-              <w:t xml:space="preserve">8 Billion</w:t>
+              <w:t xml:space="preserve">3072</w:t>
+            </w:r>
+          </w:p>
+        </w:tc>
+        <w:tc>
+          <w:tcPr>
+            <w:tcBorders>
+              <w:top w:color="000000" w:space="0" w:sz="5" w:val="single"/>
+              <w:left w:color="000000" w:space="0" w:sz="5" w:val="single"/>
+              <w:bottom w:color="000000" w:space="0" w:sz="5" w:val="single"/>
+              <w:right w:color="000000" w:space="0" w:sz="5" w:val="single"/>
+            </w:tcBorders>
+          </w:tcPr>
+          <w:p>
+            <w:pPr>
+              <w:rPr>
+                <w:rFonts w:ascii="Times New Roman" w:cs="Times New Roman" w:eastAsia="Times New Roman" w:hAnsi="Times New Roman"/>
+                <w:sz w:val="20"/>
+                <w:szCs w:val="20"/>
+                <w:highlight w:val="white"/>
+              </w:rPr>
+            </w:pPr>
+            <w:r>
+              <w:rPr>
+                <w:rFonts w:ascii="Times New Roman" w:cs="Times New Roman" w:eastAsia="Times New Roman" w:hAnsi="Times New Roman"/>
+                <w:sz w:val="20"/>
+                <w:szCs w:val="20"/>
+                <w:highlight w:val="white"/>
+                <w:rtl w:val="0"/>
+              </w:rPr>
+              <w:t xml:space="preserve">3 Billion</w:t>
             </w:r>
           </w:p>
         </w:tc>
@@ -41640,7 +41813,7 @@
                 <w:highlight w:val="white"/>
                 <w:rtl w:val="0"/>
               </w:rPr>
-              <w:t xml:space="preserve">MedLLama2</w:t>
+              <w:t xml:space="preserve">6</w:t>
             </w:r>
           </w:p>
         </w:tc>
@@ -41670,7 +41843,7 @@
                 <w:highlight w:val="white"/>
                 <w:rtl w:val="0"/>
               </w:rPr>
-              <w:t xml:space="preserve">Open Source</w:t>
+              <w:t xml:space="preserve">LLama 3  </w:t>
             </w:r>
           </w:p>
         </w:tc>
@@ -41700,7 +41873,7 @@
                 <w:highlight w:val="white"/>
                 <w:rtl w:val="0"/>
               </w:rPr>
-              <w:t xml:space="preserve">https://ollama.com/library/medllama2</w:t>
+              <w:t xml:space="preserve">Open Source</w:t>
             </w:r>
           </w:p>
         </w:tc>
@@ -41730,7 +41903,7 @@
                 <w:highlight w:val="white"/>
                 <w:rtl w:val="0"/>
               </w:rPr>
-              <w:t xml:space="preserve">4096</w:t>
+              <w:t xml:space="preserve">https://ollama.com/library/llama3</w:t>
             </w:r>
           </w:p>
         </w:tc>
@@ -41760,7 +41933,37 @@
                 <w:highlight w:val="white"/>
                 <w:rtl w:val="0"/>
               </w:rPr>
-              <w:t xml:space="preserve">7 Billion</w:t>
+              <w:t xml:space="preserve">4096</w:t>
+            </w:r>
+          </w:p>
+        </w:tc>
+        <w:tc>
+          <w:tcPr>
+            <w:tcBorders>
+              <w:top w:color="000000" w:space="0" w:sz="5" w:val="single"/>
+              <w:left w:color="000000" w:space="0" w:sz="5" w:val="single"/>
+              <w:bottom w:color="000000" w:space="0" w:sz="5" w:val="single"/>
+              <w:right w:color="000000" w:space="0" w:sz="5" w:val="single"/>
+            </w:tcBorders>
+          </w:tcPr>
+          <w:p>
+            <w:pPr>
+              <w:rPr>
+                <w:rFonts w:ascii="Times New Roman" w:cs="Times New Roman" w:eastAsia="Times New Roman" w:hAnsi="Times New Roman"/>
+                <w:sz w:val="20"/>
+                <w:szCs w:val="20"/>
+                <w:highlight w:val="white"/>
+              </w:rPr>
+            </w:pPr>
+            <w:r>
+              <w:rPr>
+                <w:rFonts w:ascii="Times New Roman" w:cs="Times New Roman" w:eastAsia="Times New Roman" w:hAnsi="Times New Roman"/>
+                <w:sz w:val="20"/>
+                <w:szCs w:val="20"/>
+                <w:highlight w:val="white"/>
+                <w:rtl w:val="0"/>
+              </w:rPr>
+              <w:t xml:space="preserve">8 Billion</w:t>
             </w:r>
           </w:p>
         </w:tc>
@@ -41797,7 +42000,7 @@
                 <w:highlight w:val="white"/>
                 <w:rtl w:val="0"/>
               </w:rPr>
-              <w:t xml:space="preserve">MedLLama13B</w:t>
+              <w:t xml:space="preserve">7</w:t>
             </w:r>
           </w:p>
         </w:tc>
@@ -41827,7 +42030,7 @@
                 <w:highlight w:val="white"/>
                 <w:rtl w:val="0"/>
               </w:rPr>
-              <w:t xml:space="preserve">Open Source</w:t>
+              <w:t xml:space="preserve">MedLLama2</w:t>
             </w:r>
           </w:p>
         </w:tc>
@@ -41857,7 +42060,7 @@
                 <w:highlight w:val="white"/>
                 <w:rtl w:val="0"/>
               </w:rPr>
-              <w:t xml:space="preserve">https://huggingface.co/chaoyi-wu/MedLLaMA_13B</w:t>
+              <w:t xml:space="preserve">Open Source</w:t>
             </w:r>
           </w:p>
         </w:tc>
@@ -41887,7 +42090,7 @@
                 <w:highlight w:val="white"/>
                 <w:rtl w:val="0"/>
               </w:rPr>
-              <w:t xml:space="preserve">5120</w:t>
+              <w:t xml:space="preserve">https://ollama.com/library/medllama2</w:t>
             </w:r>
           </w:p>
         </w:tc>
@@ -41917,7 +42120,37 @@
                 <w:highlight w:val="white"/>
                 <w:rtl w:val="0"/>
               </w:rPr>
-              <w:t xml:space="preserve">13 Billion</w:t>
+              <w:t xml:space="preserve">4096</w:t>
+            </w:r>
+          </w:p>
+        </w:tc>
+        <w:tc>
+          <w:tcPr>
+            <w:tcBorders>
+              <w:top w:color="000000" w:space="0" w:sz="5" w:val="single"/>
+              <w:left w:color="000000" w:space="0" w:sz="5" w:val="single"/>
+              <w:bottom w:color="000000" w:space="0" w:sz="5" w:val="single"/>
+              <w:right w:color="000000" w:space="0" w:sz="5" w:val="single"/>
+            </w:tcBorders>
+          </w:tcPr>
+          <w:p>
+            <w:pPr>
+              <w:rPr>
+                <w:rFonts w:ascii="Times New Roman" w:cs="Times New Roman" w:eastAsia="Times New Roman" w:hAnsi="Times New Roman"/>
+                <w:sz w:val="20"/>
+                <w:szCs w:val="20"/>
+                <w:highlight w:val="white"/>
+              </w:rPr>
+            </w:pPr>
+            <w:r>
+              <w:rPr>
+                <w:rFonts w:ascii="Times New Roman" w:cs="Times New Roman" w:eastAsia="Times New Roman" w:hAnsi="Times New Roman"/>
+                <w:sz w:val="20"/>
+                <w:szCs w:val="20"/>
+                <w:highlight w:val="white"/>
+                <w:rtl w:val="0"/>
+              </w:rPr>
+              <w:t xml:space="preserve">7 Billion</w:t>
             </w:r>
           </w:p>
         </w:tc>
@@ -41954,7 +42187,7 @@
                 <w:highlight w:val="white"/>
                 <w:rtl w:val="0"/>
               </w:rPr>
-              <w:t xml:space="preserve">BioBERT</w:t>
+              <w:t xml:space="preserve">8</w:t>
             </w:r>
           </w:p>
         </w:tc>
@@ -41984,7 +42217,7 @@
                 <w:highlight w:val="white"/>
                 <w:rtl w:val="0"/>
               </w:rPr>
-              <w:t xml:space="preserve">Open Source</w:t>
+              <w:t xml:space="preserve">MedLLama13B</w:t>
             </w:r>
           </w:p>
         </w:tc>
@@ -42014,7 +42247,7 @@
                 <w:highlight w:val="white"/>
                 <w:rtl w:val="0"/>
               </w:rPr>
-              <w:t xml:space="preserve">https://github.com/dmis-lab/biobert-pytorch/blob/master/README.md</w:t>
+              <w:t xml:space="preserve">Open Source</w:t>
             </w:r>
           </w:p>
         </w:tc>
@@ -42044,7 +42277,7 @@
                 <w:highlight w:val="white"/>
                 <w:rtl w:val="0"/>
               </w:rPr>
-              <w:t xml:space="preserve">768</w:t>
+              <w:t xml:space="preserve">https://huggingface.co/chaoyi-wu/MedLLaMA_13B</w:t>
             </w:r>
           </w:p>
         </w:tc>
@@ -42074,7 +42307,37 @@
                 <w:highlight w:val="white"/>
                 <w:rtl w:val="0"/>
               </w:rPr>
-              <w:t xml:space="preserve">110 Million</w:t>
+              <w:t xml:space="preserve">5120</w:t>
+            </w:r>
+          </w:p>
+        </w:tc>
+        <w:tc>
+          <w:tcPr>
+            <w:tcBorders>
+              <w:top w:color="000000" w:space="0" w:sz="5" w:val="single"/>
+              <w:left w:color="000000" w:space="0" w:sz="5" w:val="single"/>
+              <w:bottom w:color="000000" w:space="0" w:sz="5" w:val="single"/>
+              <w:right w:color="000000" w:space="0" w:sz="5" w:val="single"/>
+            </w:tcBorders>
+          </w:tcPr>
+          <w:p>
+            <w:pPr>
+              <w:rPr>
+                <w:rFonts w:ascii="Times New Roman" w:cs="Times New Roman" w:eastAsia="Times New Roman" w:hAnsi="Times New Roman"/>
+                <w:sz w:val="20"/>
+                <w:szCs w:val="20"/>
+                <w:highlight w:val="white"/>
+              </w:rPr>
+            </w:pPr>
+            <w:r>
+              <w:rPr>
+                <w:rFonts w:ascii="Times New Roman" w:cs="Times New Roman" w:eastAsia="Times New Roman" w:hAnsi="Times New Roman"/>
+                <w:sz w:val="20"/>
+                <w:szCs w:val="20"/>
+                <w:highlight w:val="white"/>
+                <w:rtl w:val="0"/>
+              </w:rPr>
+              <w:t xml:space="preserve">13 Billion</w:t>
             </w:r>
           </w:p>
         </w:tc>
@@ -42111,7 +42374,7 @@
                 <w:highlight w:val="white"/>
                 <w:rtl w:val="0"/>
               </w:rPr>
-              <w:t xml:space="preserve">PubMedBERT-Abstract</w:t>
+              <w:t xml:space="preserve">9</w:t>
             </w:r>
           </w:p>
         </w:tc>
@@ -42141,7 +42404,7 @@
                 <w:highlight w:val="white"/>
                 <w:rtl w:val="0"/>
               </w:rPr>
-              <w:t xml:space="preserve">Open Source</w:t>
+              <w:t xml:space="preserve">BioBERT</w:t>
             </w:r>
           </w:p>
         </w:tc>
@@ -42171,7 +42434,37 @@
                 <w:highlight w:val="white"/>
                 <w:rtl w:val="0"/>
               </w:rPr>
-              <w:t xml:space="preserve">https://huggingface.co/microsoft/BiomedNLP-BiomedBERT-base-uncased-abstract</w:t>
+              <w:t xml:space="preserve">Open Source</w:t>
+            </w:r>
+          </w:p>
+        </w:tc>
+        <w:tc>
+          <w:tcPr>
+            <w:tcBorders>
+              <w:top w:color="000000" w:space="0" w:sz="5" w:val="single"/>
+              <w:left w:color="000000" w:space="0" w:sz="5" w:val="single"/>
+              <w:bottom w:color="000000" w:space="0" w:sz="5" w:val="single"/>
+              <w:right w:color="000000" w:space="0" w:sz="5" w:val="single"/>
+            </w:tcBorders>
+          </w:tcPr>
+          <w:p>
+            <w:pPr>
+              <w:rPr>
+                <w:rFonts w:ascii="Times New Roman" w:cs="Times New Roman" w:eastAsia="Times New Roman" w:hAnsi="Times New Roman"/>
+                <w:sz w:val="20"/>
+                <w:szCs w:val="20"/>
+                <w:highlight w:val="white"/>
+              </w:rPr>
+            </w:pPr>
+            <w:r>
+              <w:rPr>
+                <w:rFonts w:ascii="Times New Roman" w:cs="Times New Roman" w:eastAsia="Times New Roman" w:hAnsi="Times New Roman"/>
+                <w:sz w:val="20"/>
+                <w:szCs w:val="20"/>
+                <w:highlight w:val="white"/>
+                <w:rtl w:val="0"/>
+              </w:rPr>
+              <w:t xml:space="preserve">https://github.com/dmis-lab/biobert-pytorch/blob/master/README.md</w:t>
             </w:r>
           </w:p>
         </w:tc>
@@ -42268,7 +42561,7 @@
                 <w:highlight w:val="white"/>
                 <w:rtl w:val="0"/>
               </w:rPr>
-              <w:t xml:space="preserve">ModernBERT-Large</w:t>
+              <w:t xml:space="preserve">10</w:t>
             </w:r>
           </w:p>
         </w:tc>
@@ -42298,7 +42591,7 @@
                 <w:highlight w:val="white"/>
                 <w:rtl w:val="0"/>
               </w:rPr>
-              <w:t xml:space="preserve">Open Source</w:t>
+              <w:t xml:space="preserve">PubMedBERT-Abstract</w:t>
             </w:r>
           </w:p>
         </w:tc>
@@ -42328,7 +42621,7 @@
                 <w:highlight w:val="white"/>
                 <w:rtl w:val="0"/>
               </w:rPr>
-              <w:t xml:space="preserve">https://huggingface.co/answerdotai/ModernBERT-large</w:t>
+              <w:t xml:space="preserve">Open Source</w:t>
             </w:r>
           </w:p>
         </w:tc>
@@ -42358,7 +42651,7 @@
                 <w:highlight w:val="white"/>
                 <w:rtl w:val="0"/>
               </w:rPr>
-              <w:t xml:space="preserve">1024</w:t>
+              <w:t xml:space="preserve">https://huggingface.co/microsoft/BiomedNLP-BiomedBERT-base-uncased-abstract</w:t>
             </w:r>
           </w:p>
         </w:tc>
@@ -42388,7 +42681,37 @@
                 <w:highlight w:val="white"/>
                 <w:rtl w:val="0"/>
               </w:rPr>
-              <w:t xml:space="preserve">395 Million</w:t>
+              <w:t xml:space="preserve">768</w:t>
+            </w:r>
+          </w:p>
+        </w:tc>
+        <w:tc>
+          <w:tcPr>
+            <w:tcBorders>
+              <w:top w:color="000000" w:space="0" w:sz="5" w:val="single"/>
+              <w:left w:color="000000" w:space="0" w:sz="5" w:val="single"/>
+              <w:bottom w:color="000000" w:space="0" w:sz="5" w:val="single"/>
+              <w:right w:color="000000" w:space="0" w:sz="5" w:val="single"/>
+            </w:tcBorders>
+          </w:tcPr>
+          <w:p>
+            <w:pPr>
+              <w:rPr>
+                <w:rFonts w:ascii="Times New Roman" w:cs="Times New Roman" w:eastAsia="Times New Roman" w:hAnsi="Times New Roman"/>
+                <w:sz w:val="20"/>
+                <w:szCs w:val="20"/>
+                <w:highlight w:val="white"/>
+              </w:rPr>
+            </w:pPr>
+            <w:r>
+              <w:rPr>
+                <w:rFonts w:ascii="Times New Roman" w:cs="Times New Roman" w:eastAsia="Times New Roman" w:hAnsi="Times New Roman"/>
+                <w:sz w:val="20"/>
+                <w:szCs w:val="20"/>
+                <w:highlight w:val="white"/>
+                <w:rtl w:val="0"/>
+              </w:rPr>
+              <w:t xml:space="preserve">110 Million</w:t>
             </w:r>
           </w:p>
         </w:tc>
@@ -42425,7 +42748,7 @@
                 <w:highlight w:val="white"/>
                 <w:rtl w:val="0"/>
               </w:rPr>
-              <w:t xml:space="preserve">Phi-4</w:t>
+              <w:t xml:space="preserve">11</w:t>
             </w:r>
           </w:p>
         </w:tc>
@@ -42455,7 +42778,7 @@
                 <w:highlight w:val="white"/>
                 <w:rtl w:val="0"/>
               </w:rPr>
-              <w:t xml:space="preserve">Open Source</w:t>
+              <w:t xml:space="preserve">ModernBERT-Large</w:t>
             </w:r>
           </w:p>
         </w:tc>
@@ -42485,7 +42808,7 @@
                 <w:highlight w:val="white"/>
                 <w:rtl w:val="0"/>
               </w:rPr>
-              <w:t xml:space="preserve">https://ollama.com/library/phi4</w:t>
+              <w:t xml:space="preserve">Open Source</w:t>
             </w:r>
           </w:p>
         </w:tc>
@@ -42515,7 +42838,7 @@
                 <w:highlight w:val="white"/>
                 <w:rtl w:val="0"/>
               </w:rPr>
-              <w:t xml:space="preserve">5120</w:t>
+              <w:t xml:space="preserve">https://huggingface.co/answerdotai/ModernBERT-large</w:t>
             </w:r>
           </w:p>
         </w:tc>
@@ -42545,7 +42868,2702 @@
                 <w:highlight w:val="white"/>
                 <w:rtl w:val="0"/>
               </w:rPr>
+              <w:t xml:space="preserve">1024</w:t>
+            </w:r>
+          </w:p>
+        </w:tc>
+        <w:tc>
+          <w:tcPr>
+            <w:tcBorders>
+              <w:top w:color="000000" w:space="0" w:sz="5" w:val="single"/>
+              <w:left w:color="000000" w:space="0" w:sz="5" w:val="single"/>
+              <w:bottom w:color="000000" w:space="0" w:sz="5" w:val="single"/>
+              <w:right w:color="000000" w:space="0" w:sz="5" w:val="single"/>
+            </w:tcBorders>
+          </w:tcPr>
+          <w:p>
+            <w:pPr>
+              <w:rPr>
+                <w:rFonts w:ascii="Times New Roman" w:cs="Times New Roman" w:eastAsia="Times New Roman" w:hAnsi="Times New Roman"/>
+                <w:sz w:val="20"/>
+                <w:szCs w:val="20"/>
+                <w:highlight w:val="white"/>
+              </w:rPr>
+            </w:pPr>
+            <w:r>
+              <w:rPr>
+                <w:rFonts w:ascii="Times New Roman" w:cs="Times New Roman" w:eastAsia="Times New Roman" w:hAnsi="Times New Roman"/>
+                <w:sz w:val="20"/>
+                <w:szCs w:val="20"/>
+                <w:highlight w:val="white"/>
+                <w:rtl w:val="0"/>
+              </w:rPr>
+              <w:t xml:space="preserve">395 Million</w:t>
+            </w:r>
+          </w:p>
+        </w:tc>
+      </w:tr>
+      <w:tr>
+        <w:trPr>
+          <w:cantSplit w:val="0"/>
+          <w:trHeight w:val="450" w:hRule="atLeast"/>
+          <w:tblHeader w:val="0"/>
+        </w:trPr>
+        <w:tc>
+          <w:tcPr>
+            <w:tcBorders>
+              <w:top w:color="000000" w:space="0" w:sz="5" w:val="single"/>
+              <w:left w:color="000000" w:space="0" w:sz="5" w:val="single"/>
+              <w:bottom w:color="000000" w:space="0" w:sz="5" w:val="single"/>
+              <w:right w:color="000000" w:space="0" w:sz="5" w:val="single"/>
+            </w:tcBorders>
+          </w:tcPr>
+          <w:p>
+            <w:pPr>
+              <w:rPr>
+                <w:rFonts w:ascii="Times New Roman" w:cs="Times New Roman" w:eastAsia="Times New Roman" w:hAnsi="Times New Roman"/>
+                <w:sz w:val="20"/>
+                <w:szCs w:val="20"/>
+                <w:highlight w:val="white"/>
+              </w:rPr>
+            </w:pPr>
+            <w:r>
+              <w:rPr>
+                <w:rFonts w:ascii="Times New Roman" w:cs="Times New Roman" w:eastAsia="Times New Roman" w:hAnsi="Times New Roman"/>
+                <w:sz w:val="20"/>
+                <w:szCs w:val="20"/>
+                <w:highlight w:val="white"/>
+                <w:rtl w:val="0"/>
+              </w:rPr>
+              <w:t xml:space="preserve">12</w:t>
+            </w:r>
+          </w:p>
+        </w:tc>
+        <w:tc>
+          <w:tcPr>
+            <w:tcBorders>
+              <w:top w:color="000000" w:space="0" w:sz="5" w:val="single"/>
+              <w:left w:color="000000" w:space="0" w:sz="5" w:val="single"/>
+              <w:bottom w:color="000000" w:space="0" w:sz="5" w:val="single"/>
+              <w:right w:color="000000" w:space="0" w:sz="5" w:val="single"/>
+            </w:tcBorders>
+          </w:tcPr>
+          <w:p>
+            <w:pPr>
+              <w:rPr>
+                <w:rFonts w:ascii="Times New Roman" w:cs="Times New Roman" w:eastAsia="Times New Roman" w:hAnsi="Times New Roman"/>
+                <w:sz w:val="20"/>
+                <w:szCs w:val="20"/>
+                <w:highlight w:val="white"/>
+              </w:rPr>
+            </w:pPr>
+            <w:r>
+              <w:rPr>
+                <w:rFonts w:ascii="Times New Roman" w:cs="Times New Roman" w:eastAsia="Times New Roman" w:hAnsi="Times New Roman"/>
+                <w:sz w:val="20"/>
+                <w:szCs w:val="20"/>
+                <w:highlight w:val="white"/>
+                <w:rtl w:val="0"/>
+              </w:rPr>
+              <w:t xml:space="preserve">Phi-4</w:t>
+            </w:r>
+          </w:p>
+        </w:tc>
+        <w:tc>
+          <w:tcPr>
+            <w:tcBorders>
+              <w:top w:color="000000" w:space="0" w:sz="5" w:val="single"/>
+              <w:left w:color="000000" w:space="0" w:sz="5" w:val="single"/>
+              <w:bottom w:color="000000" w:space="0" w:sz="5" w:val="single"/>
+              <w:right w:color="000000" w:space="0" w:sz="5" w:val="single"/>
+            </w:tcBorders>
+          </w:tcPr>
+          <w:p>
+            <w:pPr>
+              <w:rPr>
+                <w:rFonts w:ascii="Times New Roman" w:cs="Times New Roman" w:eastAsia="Times New Roman" w:hAnsi="Times New Roman"/>
+                <w:sz w:val="20"/>
+                <w:szCs w:val="20"/>
+                <w:highlight w:val="white"/>
+              </w:rPr>
+            </w:pPr>
+            <w:r>
+              <w:rPr>
+                <w:rFonts w:ascii="Times New Roman" w:cs="Times New Roman" w:eastAsia="Times New Roman" w:hAnsi="Times New Roman"/>
+                <w:sz w:val="20"/>
+                <w:szCs w:val="20"/>
+                <w:highlight w:val="white"/>
+                <w:rtl w:val="0"/>
+              </w:rPr>
+              <w:t xml:space="preserve">Open Source</w:t>
+            </w:r>
+          </w:p>
+        </w:tc>
+        <w:tc>
+          <w:tcPr>
+            <w:tcBorders>
+              <w:top w:color="000000" w:space="0" w:sz="5" w:val="single"/>
+              <w:left w:color="000000" w:space="0" w:sz="5" w:val="single"/>
+              <w:bottom w:color="000000" w:space="0" w:sz="5" w:val="single"/>
+              <w:right w:color="000000" w:space="0" w:sz="5" w:val="single"/>
+            </w:tcBorders>
+          </w:tcPr>
+          <w:p>
+            <w:pPr>
+              <w:rPr>
+                <w:rFonts w:ascii="Times New Roman" w:cs="Times New Roman" w:eastAsia="Times New Roman" w:hAnsi="Times New Roman"/>
+                <w:sz w:val="20"/>
+                <w:szCs w:val="20"/>
+                <w:highlight w:val="white"/>
+              </w:rPr>
+            </w:pPr>
+            <w:r>
+              <w:rPr>
+                <w:rFonts w:ascii="Times New Roman" w:cs="Times New Roman" w:eastAsia="Times New Roman" w:hAnsi="Times New Roman"/>
+                <w:sz w:val="20"/>
+                <w:szCs w:val="20"/>
+                <w:highlight w:val="white"/>
+                <w:rtl w:val="0"/>
+              </w:rPr>
+              <w:t xml:space="preserve">https://ollama.com/library/phi4</w:t>
+            </w:r>
+          </w:p>
+        </w:tc>
+        <w:tc>
+          <w:tcPr>
+            <w:tcBorders>
+              <w:top w:color="000000" w:space="0" w:sz="5" w:val="single"/>
+              <w:left w:color="000000" w:space="0" w:sz="5" w:val="single"/>
+              <w:bottom w:color="000000" w:space="0" w:sz="5" w:val="single"/>
+              <w:right w:color="000000" w:space="0" w:sz="5" w:val="single"/>
+            </w:tcBorders>
+          </w:tcPr>
+          <w:p>
+            <w:pPr>
+              <w:rPr>
+                <w:rFonts w:ascii="Times New Roman" w:cs="Times New Roman" w:eastAsia="Times New Roman" w:hAnsi="Times New Roman"/>
+                <w:sz w:val="20"/>
+                <w:szCs w:val="20"/>
+                <w:highlight w:val="white"/>
+              </w:rPr>
+            </w:pPr>
+            <w:r>
+              <w:rPr>
+                <w:rFonts w:ascii="Times New Roman" w:cs="Times New Roman" w:eastAsia="Times New Roman" w:hAnsi="Times New Roman"/>
+                <w:sz w:val="20"/>
+                <w:szCs w:val="20"/>
+                <w:highlight w:val="white"/>
+                <w:rtl w:val="0"/>
+              </w:rPr>
+              <w:t xml:space="preserve">5120</w:t>
+            </w:r>
+          </w:p>
+        </w:tc>
+        <w:tc>
+          <w:tcPr>
+            <w:tcBorders>
+              <w:top w:color="000000" w:space="0" w:sz="5" w:val="single"/>
+              <w:left w:color="000000" w:space="0" w:sz="5" w:val="single"/>
+              <w:bottom w:color="000000" w:space="0" w:sz="5" w:val="single"/>
+              <w:right w:color="000000" w:space="0" w:sz="5" w:val="single"/>
+            </w:tcBorders>
+          </w:tcPr>
+          <w:p>
+            <w:pPr>
+              <w:rPr>
+                <w:rFonts w:ascii="Times New Roman" w:cs="Times New Roman" w:eastAsia="Times New Roman" w:hAnsi="Times New Roman"/>
+                <w:sz w:val="20"/>
+                <w:szCs w:val="20"/>
+                <w:highlight w:val="white"/>
+              </w:rPr>
+            </w:pPr>
+            <w:r>
+              <w:rPr>
+                <w:rFonts w:ascii="Times New Roman" w:cs="Times New Roman" w:eastAsia="Times New Roman" w:hAnsi="Times New Roman"/>
+                <w:sz w:val="20"/>
+                <w:szCs w:val="20"/>
+                <w:highlight w:val="white"/>
+                <w:rtl w:val="0"/>
+              </w:rPr>
               <w:t xml:space="preserve">14 Billion</w:t>
+            </w:r>
+          </w:p>
+        </w:tc>
+      </w:tr>
+      <w:tr>
+        <w:trPr>
+          <w:cantSplit w:val="0"/>
+          <w:trHeight w:val="450" w:hRule="atLeast"/>
+          <w:tblHeader w:val="0"/>
+        </w:trPr>
+        <w:tc>
+          <w:tcPr>
+            <w:tcBorders>
+              <w:top w:color="000000" w:space="0" w:sz="5" w:val="single"/>
+              <w:left w:color="000000" w:space="0" w:sz="5" w:val="single"/>
+              <w:bottom w:color="000000" w:space="0" w:sz="5" w:val="single"/>
+              <w:right w:color="000000" w:space="0" w:sz="5" w:val="single"/>
+            </w:tcBorders>
+          </w:tcPr>
+          <w:p>
+            <w:pPr>
+              <w:rPr>
+                <w:rFonts w:ascii="Times New Roman" w:cs="Times New Roman" w:eastAsia="Times New Roman" w:hAnsi="Times New Roman"/>
+                <w:sz w:val="20"/>
+                <w:szCs w:val="20"/>
+                <w:highlight w:val="white"/>
+              </w:rPr>
+            </w:pPr>
+            <w:r>
+              <w:rPr>
+                <w:rFonts w:ascii="Times New Roman" w:cs="Times New Roman" w:eastAsia="Times New Roman" w:hAnsi="Times New Roman"/>
+                <w:sz w:val="20"/>
+                <w:szCs w:val="20"/>
+                <w:highlight w:val="white"/>
+                <w:rtl w:val="0"/>
+              </w:rPr>
+              <w:t xml:space="preserve">13</w:t>
+            </w:r>
+          </w:p>
+        </w:tc>
+        <w:tc>
+          <w:tcPr>
+            <w:tcBorders>
+              <w:top w:color="000000" w:space="0" w:sz="5" w:val="single"/>
+              <w:left w:color="000000" w:space="0" w:sz="5" w:val="single"/>
+              <w:bottom w:color="000000" w:space="0" w:sz="5" w:val="single"/>
+              <w:right w:color="000000" w:space="0" w:sz="5" w:val="single"/>
+            </w:tcBorders>
+          </w:tcPr>
+          <w:p>
+            <w:pPr>
+              <w:rPr>
+                <w:rFonts w:ascii="Times New Roman" w:cs="Times New Roman" w:eastAsia="Times New Roman" w:hAnsi="Times New Roman"/>
+                <w:sz w:val="20"/>
+                <w:szCs w:val="20"/>
+                <w:highlight w:val="white"/>
+              </w:rPr>
+            </w:pPr>
+            <w:r>
+              <w:rPr>
+                <w:rFonts w:ascii="Times New Roman" w:cs="Times New Roman" w:eastAsia="Times New Roman" w:hAnsi="Times New Roman"/>
+                <w:sz w:val="20"/>
+                <w:szCs w:val="20"/>
+                <w:highlight w:val="white"/>
+                <w:rtl w:val="0"/>
+              </w:rPr>
+              <w:t xml:space="preserve">e5-large</w:t>
+            </w:r>
+          </w:p>
+        </w:tc>
+        <w:tc>
+          <w:tcPr>
+            <w:tcBorders>
+              <w:top w:color="000000" w:space="0" w:sz="5" w:val="single"/>
+              <w:left w:color="000000" w:space="0" w:sz="5" w:val="single"/>
+              <w:bottom w:color="000000" w:space="0" w:sz="5" w:val="single"/>
+              <w:right w:color="000000" w:space="0" w:sz="5" w:val="single"/>
+            </w:tcBorders>
+          </w:tcPr>
+          <w:p>
+            <w:pPr>
+              <w:rPr>
+                <w:rFonts w:ascii="Times New Roman" w:cs="Times New Roman" w:eastAsia="Times New Roman" w:hAnsi="Times New Roman"/>
+                <w:sz w:val="20"/>
+                <w:szCs w:val="20"/>
+                <w:highlight w:val="white"/>
+              </w:rPr>
+            </w:pPr>
+            <w:r>
+              <w:rPr>
+                <w:rFonts w:ascii="Times New Roman" w:cs="Times New Roman" w:eastAsia="Times New Roman" w:hAnsi="Times New Roman"/>
+                <w:sz w:val="20"/>
+                <w:szCs w:val="20"/>
+                <w:highlight w:val="white"/>
+                <w:rtl w:val="0"/>
+              </w:rPr>
+              <w:t xml:space="preserve">Open Source</w:t>
+            </w:r>
+          </w:p>
+        </w:tc>
+        <w:tc>
+          <w:tcPr>
+            <w:tcBorders>
+              <w:top w:color="000000" w:space="0" w:sz="5" w:val="single"/>
+              <w:left w:color="000000" w:space="0" w:sz="5" w:val="single"/>
+              <w:bottom w:color="000000" w:space="0" w:sz="5" w:val="single"/>
+              <w:right w:color="000000" w:space="0" w:sz="5" w:val="single"/>
+            </w:tcBorders>
+          </w:tcPr>
+          <w:p>
+            <w:pPr>
+              <w:rPr>
+                <w:rFonts w:ascii="Times New Roman" w:cs="Times New Roman" w:eastAsia="Times New Roman" w:hAnsi="Times New Roman"/>
+                <w:sz w:val="20"/>
+                <w:szCs w:val="20"/>
+                <w:highlight w:val="white"/>
+              </w:rPr>
+            </w:pPr>
+            <w:r>
+              <w:rPr>
+                <w:rtl w:val="0"/>
+              </w:rPr>
+            </w:r>
+          </w:p>
+        </w:tc>
+        <w:tc>
+          <w:tcPr>
+            <w:tcBorders>
+              <w:top w:color="000000" w:space="0" w:sz="5" w:val="single"/>
+              <w:left w:color="000000" w:space="0" w:sz="5" w:val="single"/>
+              <w:bottom w:color="000000" w:space="0" w:sz="5" w:val="single"/>
+              <w:right w:color="000000" w:space="0" w:sz="5" w:val="single"/>
+            </w:tcBorders>
+          </w:tcPr>
+          <w:p>
+            <w:pPr>
+              <w:rPr>
+                <w:rFonts w:ascii="Times New Roman" w:cs="Times New Roman" w:eastAsia="Times New Roman" w:hAnsi="Times New Roman"/>
+                <w:sz w:val="20"/>
+                <w:szCs w:val="20"/>
+                <w:highlight w:val="white"/>
+              </w:rPr>
+            </w:pPr>
+            <w:r>
+              <w:rPr>
+                <w:rFonts w:ascii="Times New Roman" w:cs="Times New Roman" w:eastAsia="Times New Roman" w:hAnsi="Times New Roman"/>
+                <w:sz w:val="20"/>
+                <w:szCs w:val="20"/>
+                <w:highlight w:val="white"/>
+                <w:rtl w:val="0"/>
+              </w:rPr>
+              <w:t xml:space="preserve">1024</w:t>
+            </w:r>
+          </w:p>
+        </w:tc>
+        <w:tc>
+          <w:tcPr>
+            <w:tcBorders>
+              <w:top w:color="000000" w:space="0" w:sz="5" w:val="single"/>
+              <w:left w:color="000000" w:space="0" w:sz="5" w:val="single"/>
+              <w:bottom w:color="000000" w:space="0" w:sz="5" w:val="single"/>
+              <w:right w:color="000000" w:space="0" w:sz="5" w:val="single"/>
+            </w:tcBorders>
+          </w:tcPr>
+          <w:p>
+            <w:pPr>
+              <w:rPr>
+                <w:rFonts w:ascii="Times New Roman" w:cs="Times New Roman" w:eastAsia="Times New Roman" w:hAnsi="Times New Roman"/>
+                <w:sz w:val="20"/>
+                <w:szCs w:val="20"/>
+                <w:highlight w:val="white"/>
+              </w:rPr>
+            </w:pPr>
+            <w:r>
+              <w:rPr>
+                <w:rtl w:val="0"/>
+              </w:rPr>
+            </w:r>
+          </w:p>
+        </w:tc>
+      </w:tr>
+      <w:tr>
+        <w:trPr>
+          <w:cantSplit w:val="0"/>
+          <w:trHeight w:val="450" w:hRule="atLeast"/>
+          <w:tblHeader w:val="0"/>
+        </w:trPr>
+        <w:tc>
+          <w:tcPr>
+            <w:tcBorders>
+              <w:top w:color="000000" w:space="0" w:sz="5" w:val="single"/>
+              <w:left w:color="000000" w:space="0" w:sz="5" w:val="single"/>
+              <w:bottom w:color="000000" w:space="0" w:sz="5" w:val="single"/>
+              <w:right w:color="000000" w:space="0" w:sz="5" w:val="single"/>
+            </w:tcBorders>
+          </w:tcPr>
+          <w:p>
+            <w:pPr>
+              <w:rPr>
+                <w:rFonts w:ascii="Times New Roman" w:cs="Times New Roman" w:eastAsia="Times New Roman" w:hAnsi="Times New Roman"/>
+                <w:sz w:val="20"/>
+                <w:szCs w:val="20"/>
+                <w:highlight w:val="white"/>
+              </w:rPr>
+            </w:pPr>
+            <w:r>
+              <w:rPr>
+                <w:rFonts w:ascii="Times New Roman" w:cs="Times New Roman" w:eastAsia="Times New Roman" w:hAnsi="Times New Roman"/>
+                <w:sz w:val="20"/>
+                <w:szCs w:val="20"/>
+                <w:highlight w:val="white"/>
+                <w:rtl w:val="0"/>
+              </w:rPr>
+              <w:t xml:space="preserve">14</w:t>
+            </w:r>
+          </w:p>
+        </w:tc>
+        <w:tc>
+          <w:tcPr>
+            <w:tcBorders>
+              <w:top w:color="000000" w:space="0" w:sz="5" w:val="single"/>
+              <w:left w:color="000000" w:space="0" w:sz="5" w:val="single"/>
+              <w:bottom w:color="000000" w:space="0" w:sz="5" w:val="single"/>
+              <w:right w:color="000000" w:space="0" w:sz="5" w:val="single"/>
+            </w:tcBorders>
+          </w:tcPr>
+          <w:p>
+            <w:pPr>
+              <w:rPr>
+                <w:rFonts w:ascii="Times New Roman" w:cs="Times New Roman" w:eastAsia="Times New Roman" w:hAnsi="Times New Roman"/>
+                <w:sz w:val="20"/>
+                <w:szCs w:val="20"/>
+                <w:highlight w:val="white"/>
+              </w:rPr>
+            </w:pPr>
+            <w:r>
+              <w:rPr>
+                <w:rFonts w:ascii="Times New Roman" w:cs="Times New Roman" w:eastAsia="Times New Roman" w:hAnsi="Times New Roman"/>
+                <w:sz w:val="20"/>
+                <w:szCs w:val="20"/>
+                <w:highlight w:val="white"/>
+                <w:rtl w:val="0"/>
+              </w:rPr>
+              <w:t xml:space="preserve">e5-large-v2</w:t>
+            </w:r>
+          </w:p>
+        </w:tc>
+        <w:tc>
+          <w:tcPr>
+            <w:tcBorders>
+              <w:top w:color="000000" w:space="0" w:sz="5" w:val="single"/>
+              <w:left w:color="000000" w:space="0" w:sz="5" w:val="single"/>
+              <w:bottom w:color="000000" w:space="0" w:sz="5" w:val="single"/>
+              <w:right w:color="000000" w:space="0" w:sz="5" w:val="single"/>
+            </w:tcBorders>
+          </w:tcPr>
+          <w:p>
+            <w:pPr>
+              <w:rPr>
+                <w:rFonts w:ascii="Times New Roman" w:cs="Times New Roman" w:eastAsia="Times New Roman" w:hAnsi="Times New Roman"/>
+                <w:sz w:val="20"/>
+                <w:szCs w:val="20"/>
+                <w:highlight w:val="white"/>
+              </w:rPr>
+            </w:pPr>
+            <w:r>
+              <w:rPr>
+                <w:rFonts w:ascii="Times New Roman" w:cs="Times New Roman" w:eastAsia="Times New Roman" w:hAnsi="Times New Roman"/>
+                <w:sz w:val="20"/>
+                <w:szCs w:val="20"/>
+                <w:highlight w:val="white"/>
+                <w:rtl w:val="0"/>
+              </w:rPr>
+              <w:t xml:space="preserve">Open Source</w:t>
+            </w:r>
+          </w:p>
+        </w:tc>
+        <w:tc>
+          <w:tcPr>
+            <w:tcBorders>
+              <w:top w:color="000000" w:space="0" w:sz="5" w:val="single"/>
+              <w:left w:color="000000" w:space="0" w:sz="5" w:val="single"/>
+              <w:bottom w:color="000000" w:space="0" w:sz="5" w:val="single"/>
+              <w:right w:color="000000" w:space="0" w:sz="5" w:val="single"/>
+            </w:tcBorders>
+          </w:tcPr>
+          <w:p>
+            <w:pPr>
+              <w:rPr>
+                <w:rFonts w:ascii="Times New Roman" w:cs="Times New Roman" w:eastAsia="Times New Roman" w:hAnsi="Times New Roman"/>
+                <w:sz w:val="20"/>
+                <w:szCs w:val="20"/>
+                <w:highlight w:val="white"/>
+              </w:rPr>
+            </w:pPr>
+            <w:r>
+              <w:rPr>
+                <w:rtl w:val="0"/>
+              </w:rPr>
+            </w:r>
+          </w:p>
+        </w:tc>
+        <w:tc>
+          <w:tcPr>
+            <w:tcBorders>
+              <w:top w:color="000000" w:space="0" w:sz="5" w:val="single"/>
+              <w:left w:color="000000" w:space="0" w:sz="5" w:val="single"/>
+              <w:bottom w:color="000000" w:space="0" w:sz="5" w:val="single"/>
+              <w:right w:color="000000" w:space="0" w:sz="5" w:val="single"/>
+            </w:tcBorders>
+          </w:tcPr>
+          <w:p>
+            <w:pPr>
+              <w:rPr>
+                <w:rFonts w:ascii="Times New Roman" w:cs="Times New Roman" w:eastAsia="Times New Roman" w:hAnsi="Times New Roman"/>
+                <w:sz w:val="20"/>
+                <w:szCs w:val="20"/>
+                <w:highlight w:val="white"/>
+              </w:rPr>
+            </w:pPr>
+            <w:r>
+              <w:rPr>
+                <w:rFonts w:ascii="Times New Roman" w:cs="Times New Roman" w:eastAsia="Times New Roman" w:hAnsi="Times New Roman"/>
+                <w:sz w:val="20"/>
+                <w:szCs w:val="20"/>
+                <w:highlight w:val="white"/>
+                <w:rtl w:val="0"/>
+              </w:rPr>
+              <w:t xml:space="preserve">1024</w:t>
+            </w:r>
+          </w:p>
+        </w:tc>
+        <w:tc>
+          <w:tcPr>
+            <w:tcBorders>
+              <w:top w:color="000000" w:space="0" w:sz="5" w:val="single"/>
+              <w:left w:color="000000" w:space="0" w:sz="5" w:val="single"/>
+              <w:bottom w:color="000000" w:space="0" w:sz="5" w:val="single"/>
+              <w:right w:color="000000" w:space="0" w:sz="5" w:val="single"/>
+            </w:tcBorders>
+          </w:tcPr>
+          <w:p>
+            <w:pPr>
+              <w:rPr>
+                <w:rFonts w:ascii="Times New Roman" w:cs="Times New Roman" w:eastAsia="Times New Roman" w:hAnsi="Times New Roman"/>
+                <w:sz w:val="20"/>
+                <w:szCs w:val="20"/>
+                <w:highlight w:val="white"/>
+              </w:rPr>
+            </w:pPr>
+            <w:r>
+              <w:rPr>
+                <w:rtl w:val="0"/>
+              </w:rPr>
+            </w:r>
+          </w:p>
+        </w:tc>
+      </w:tr>
+      <w:tr>
+        <w:trPr>
+          <w:cantSplit w:val="0"/>
+          <w:trHeight w:val="450" w:hRule="atLeast"/>
+          <w:tblHeader w:val="0"/>
+        </w:trPr>
+        <w:tc>
+          <w:tcPr>
+            <w:tcBorders>
+              <w:top w:color="000000" w:space="0" w:sz="5" w:val="single"/>
+              <w:left w:color="000000" w:space="0" w:sz="5" w:val="single"/>
+              <w:bottom w:color="000000" w:space="0" w:sz="5" w:val="single"/>
+              <w:right w:color="000000" w:space="0" w:sz="5" w:val="single"/>
+            </w:tcBorders>
+          </w:tcPr>
+          <w:p>
+            <w:pPr>
+              <w:rPr>
+                <w:rFonts w:ascii="Times New Roman" w:cs="Times New Roman" w:eastAsia="Times New Roman" w:hAnsi="Times New Roman"/>
+                <w:sz w:val="20"/>
+                <w:szCs w:val="20"/>
+                <w:highlight w:val="white"/>
+              </w:rPr>
+            </w:pPr>
+            <w:r>
+              <w:rPr>
+                <w:rFonts w:ascii="Times New Roman" w:cs="Times New Roman" w:eastAsia="Times New Roman" w:hAnsi="Times New Roman"/>
+                <w:sz w:val="20"/>
+                <w:szCs w:val="20"/>
+                <w:highlight w:val="white"/>
+                <w:rtl w:val="0"/>
+              </w:rPr>
+              <w:t xml:space="preserve">15</w:t>
+            </w:r>
+          </w:p>
+        </w:tc>
+        <w:tc>
+          <w:tcPr>
+            <w:tcBorders>
+              <w:top w:color="000000" w:space="0" w:sz="5" w:val="single"/>
+              <w:left w:color="000000" w:space="0" w:sz="5" w:val="single"/>
+              <w:bottom w:color="000000" w:space="0" w:sz="5" w:val="single"/>
+              <w:right w:color="000000" w:space="0" w:sz="5" w:val="single"/>
+            </w:tcBorders>
+          </w:tcPr>
+          <w:p>
+            <w:pPr>
+              <w:rPr>
+                <w:rFonts w:ascii="Times New Roman" w:cs="Times New Roman" w:eastAsia="Times New Roman" w:hAnsi="Times New Roman"/>
+                <w:sz w:val="20"/>
+                <w:szCs w:val="20"/>
+                <w:highlight w:val="white"/>
+              </w:rPr>
+            </w:pPr>
+            <w:r>
+              <w:rPr>
+                <w:rFonts w:ascii="Times New Roman" w:cs="Times New Roman" w:eastAsia="Times New Roman" w:hAnsi="Times New Roman"/>
+                <w:sz w:val="20"/>
+                <w:szCs w:val="20"/>
+                <w:highlight w:val="white"/>
+                <w:rtl w:val="0"/>
+              </w:rPr>
+              <w:t xml:space="preserve">all-mpnet-base-v2</w:t>
+            </w:r>
+          </w:p>
+        </w:tc>
+        <w:tc>
+          <w:tcPr>
+            <w:tcBorders>
+              <w:top w:color="000000" w:space="0" w:sz="5" w:val="single"/>
+              <w:left w:color="000000" w:space="0" w:sz="5" w:val="single"/>
+              <w:bottom w:color="000000" w:space="0" w:sz="5" w:val="single"/>
+              <w:right w:color="000000" w:space="0" w:sz="5" w:val="single"/>
+            </w:tcBorders>
+          </w:tcPr>
+          <w:p>
+            <w:pPr>
+              <w:rPr>
+                <w:rFonts w:ascii="Times New Roman" w:cs="Times New Roman" w:eastAsia="Times New Roman" w:hAnsi="Times New Roman"/>
+                <w:sz w:val="20"/>
+                <w:szCs w:val="20"/>
+                <w:highlight w:val="white"/>
+              </w:rPr>
+            </w:pPr>
+            <w:r>
+              <w:rPr>
+                <w:rFonts w:ascii="Times New Roman" w:cs="Times New Roman" w:eastAsia="Times New Roman" w:hAnsi="Times New Roman"/>
+                <w:sz w:val="20"/>
+                <w:szCs w:val="20"/>
+                <w:highlight w:val="white"/>
+                <w:rtl w:val="0"/>
+              </w:rPr>
+              <w:t xml:space="preserve">Open Source</w:t>
+            </w:r>
+          </w:p>
+        </w:tc>
+        <w:tc>
+          <w:tcPr>
+            <w:tcBorders>
+              <w:top w:color="000000" w:space="0" w:sz="5" w:val="single"/>
+              <w:left w:color="000000" w:space="0" w:sz="5" w:val="single"/>
+              <w:bottom w:color="000000" w:space="0" w:sz="5" w:val="single"/>
+              <w:right w:color="000000" w:space="0" w:sz="5" w:val="single"/>
+            </w:tcBorders>
+          </w:tcPr>
+          <w:p>
+            <w:pPr>
+              <w:rPr>
+                <w:rFonts w:ascii="Times New Roman" w:cs="Times New Roman" w:eastAsia="Times New Roman" w:hAnsi="Times New Roman"/>
+                <w:sz w:val="20"/>
+                <w:szCs w:val="20"/>
+                <w:highlight w:val="white"/>
+              </w:rPr>
+            </w:pPr>
+            <w:r>
+              <w:rPr>
+                <w:rtl w:val="0"/>
+              </w:rPr>
+            </w:r>
+          </w:p>
+        </w:tc>
+        <w:tc>
+          <w:tcPr>
+            <w:tcBorders>
+              <w:top w:color="000000" w:space="0" w:sz="5" w:val="single"/>
+              <w:left w:color="000000" w:space="0" w:sz="5" w:val="single"/>
+              <w:bottom w:color="000000" w:space="0" w:sz="5" w:val="single"/>
+              <w:right w:color="000000" w:space="0" w:sz="5" w:val="single"/>
+            </w:tcBorders>
+          </w:tcPr>
+          <w:p>
+            <w:pPr>
+              <w:rPr>
+                <w:rFonts w:ascii="Times New Roman" w:cs="Times New Roman" w:eastAsia="Times New Roman" w:hAnsi="Times New Roman"/>
+                <w:sz w:val="20"/>
+                <w:szCs w:val="20"/>
+                <w:highlight w:val="white"/>
+              </w:rPr>
+            </w:pPr>
+            <w:r>
+              <w:rPr>
+                <w:rFonts w:ascii="Times New Roman" w:cs="Times New Roman" w:eastAsia="Times New Roman" w:hAnsi="Times New Roman"/>
+                <w:sz w:val="20"/>
+                <w:szCs w:val="20"/>
+                <w:highlight w:val="white"/>
+                <w:rtl w:val="0"/>
+              </w:rPr>
+              <w:t xml:space="preserve">768</w:t>
+            </w:r>
+          </w:p>
+        </w:tc>
+        <w:tc>
+          <w:tcPr>
+            <w:tcBorders>
+              <w:top w:color="000000" w:space="0" w:sz="5" w:val="single"/>
+              <w:left w:color="000000" w:space="0" w:sz="5" w:val="single"/>
+              <w:bottom w:color="000000" w:space="0" w:sz="5" w:val="single"/>
+              <w:right w:color="000000" w:space="0" w:sz="5" w:val="single"/>
+            </w:tcBorders>
+          </w:tcPr>
+          <w:p>
+            <w:pPr>
+              <w:rPr>
+                <w:rFonts w:ascii="Times New Roman" w:cs="Times New Roman" w:eastAsia="Times New Roman" w:hAnsi="Times New Roman"/>
+                <w:sz w:val="20"/>
+                <w:szCs w:val="20"/>
+                <w:highlight w:val="white"/>
+              </w:rPr>
+            </w:pPr>
+            <w:r>
+              <w:rPr>
+                <w:rtl w:val="0"/>
+              </w:rPr>
+            </w:r>
+          </w:p>
+        </w:tc>
+      </w:tr>
+      <w:tr>
+        <w:trPr>
+          <w:cantSplit w:val="0"/>
+          <w:trHeight w:val="450" w:hRule="atLeast"/>
+          <w:tblHeader w:val="0"/>
+        </w:trPr>
+        <w:tc>
+          <w:tcPr>
+            <w:tcBorders>
+              <w:top w:color="000000" w:space="0" w:sz="5" w:val="single"/>
+              <w:left w:color="000000" w:space="0" w:sz="5" w:val="single"/>
+              <w:bottom w:color="000000" w:space="0" w:sz="5" w:val="single"/>
+              <w:right w:color="000000" w:space="0" w:sz="5" w:val="single"/>
+            </w:tcBorders>
+          </w:tcPr>
+          <w:p>
+            <w:pPr>
+              <w:rPr>
+                <w:rFonts w:ascii="Times New Roman" w:cs="Times New Roman" w:eastAsia="Times New Roman" w:hAnsi="Times New Roman"/>
+                <w:sz w:val="20"/>
+                <w:szCs w:val="20"/>
+                <w:highlight w:val="white"/>
+              </w:rPr>
+            </w:pPr>
+            <w:r>
+              <w:rPr>
+                <w:rFonts w:ascii="Times New Roman" w:cs="Times New Roman" w:eastAsia="Times New Roman" w:hAnsi="Times New Roman"/>
+                <w:sz w:val="20"/>
+                <w:szCs w:val="20"/>
+                <w:highlight w:val="white"/>
+                <w:rtl w:val="0"/>
+              </w:rPr>
+              <w:t xml:space="preserve">16</w:t>
+            </w:r>
+          </w:p>
+        </w:tc>
+        <w:tc>
+          <w:tcPr>
+            <w:tcBorders>
+              <w:top w:color="000000" w:space="0" w:sz="5" w:val="single"/>
+              <w:left w:color="000000" w:space="0" w:sz="5" w:val="single"/>
+              <w:bottom w:color="000000" w:space="0" w:sz="5" w:val="single"/>
+              <w:right w:color="000000" w:space="0" w:sz="5" w:val="single"/>
+            </w:tcBorders>
+          </w:tcPr>
+          <w:p>
+            <w:pPr>
+              <w:rPr>
+                <w:rFonts w:ascii="Times New Roman" w:cs="Times New Roman" w:eastAsia="Times New Roman" w:hAnsi="Times New Roman"/>
+                <w:sz w:val="20"/>
+                <w:szCs w:val="20"/>
+                <w:highlight w:val="white"/>
+              </w:rPr>
+            </w:pPr>
+            <w:r>
+              <w:rPr>
+                <w:rFonts w:ascii="Times New Roman" w:cs="Times New Roman" w:eastAsia="Times New Roman" w:hAnsi="Times New Roman"/>
+                <w:sz w:val="20"/>
+                <w:szCs w:val="20"/>
+                <w:highlight w:val="white"/>
+                <w:rtl w:val="0"/>
+              </w:rPr>
+              <w:t xml:space="preserve">gtr-t5-large</w:t>
+            </w:r>
+          </w:p>
+        </w:tc>
+        <w:tc>
+          <w:tcPr>
+            <w:tcBorders>
+              <w:top w:color="000000" w:space="0" w:sz="5" w:val="single"/>
+              <w:left w:color="000000" w:space="0" w:sz="5" w:val="single"/>
+              <w:bottom w:color="000000" w:space="0" w:sz="5" w:val="single"/>
+              <w:right w:color="000000" w:space="0" w:sz="5" w:val="single"/>
+            </w:tcBorders>
+          </w:tcPr>
+          <w:p>
+            <w:pPr>
+              <w:rPr>
+                <w:rFonts w:ascii="Times New Roman" w:cs="Times New Roman" w:eastAsia="Times New Roman" w:hAnsi="Times New Roman"/>
+                <w:sz w:val="20"/>
+                <w:szCs w:val="20"/>
+                <w:highlight w:val="white"/>
+              </w:rPr>
+            </w:pPr>
+            <w:r>
+              <w:rPr>
+                <w:rFonts w:ascii="Times New Roman" w:cs="Times New Roman" w:eastAsia="Times New Roman" w:hAnsi="Times New Roman"/>
+                <w:sz w:val="20"/>
+                <w:szCs w:val="20"/>
+                <w:highlight w:val="white"/>
+                <w:rtl w:val="0"/>
+              </w:rPr>
+              <w:t xml:space="preserve">Open Source</w:t>
+            </w:r>
+          </w:p>
+        </w:tc>
+        <w:tc>
+          <w:tcPr>
+            <w:tcBorders>
+              <w:top w:color="000000" w:space="0" w:sz="5" w:val="single"/>
+              <w:left w:color="000000" w:space="0" w:sz="5" w:val="single"/>
+              <w:bottom w:color="000000" w:space="0" w:sz="5" w:val="single"/>
+              <w:right w:color="000000" w:space="0" w:sz="5" w:val="single"/>
+            </w:tcBorders>
+          </w:tcPr>
+          <w:p>
+            <w:pPr>
+              <w:rPr>
+                <w:rFonts w:ascii="Times New Roman" w:cs="Times New Roman" w:eastAsia="Times New Roman" w:hAnsi="Times New Roman"/>
+                <w:sz w:val="20"/>
+                <w:szCs w:val="20"/>
+                <w:highlight w:val="white"/>
+              </w:rPr>
+            </w:pPr>
+            <w:r>
+              <w:rPr>
+                <w:rtl w:val="0"/>
+              </w:rPr>
+            </w:r>
+          </w:p>
+        </w:tc>
+        <w:tc>
+          <w:tcPr>
+            <w:tcBorders>
+              <w:top w:color="000000" w:space="0" w:sz="5" w:val="single"/>
+              <w:left w:color="000000" w:space="0" w:sz="5" w:val="single"/>
+              <w:bottom w:color="000000" w:space="0" w:sz="5" w:val="single"/>
+              <w:right w:color="000000" w:space="0" w:sz="5" w:val="single"/>
+            </w:tcBorders>
+          </w:tcPr>
+          <w:p>
+            <w:pPr>
+              <w:rPr>
+                <w:rFonts w:ascii="Times New Roman" w:cs="Times New Roman" w:eastAsia="Times New Roman" w:hAnsi="Times New Roman"/>
+                <w:sz w:val="20"/>
+                <w:szCs w:val="20"/>
+                <w:highlight w:val="white"/>
+              </w:rPr>
+            </w:pPr>
+            <w:r>
+              <w:rPr>
+                <w:rFonts w:ascii="Times New Roman" w:cs="Times New Roman" w:eastAsia="Times New Roman" w:hAnsi="Times New Roman"/>
+                <w:sz w:val="20"/>
+                <w:szCs w:val="20"/>
+                <w:highlight w:val="white"/>
+                <w:rtl w:val="0"/>
+              </w:rPr>
+              <w:t xml:space="preserve">768</w:t>
+            </w:r>
+          </w:p>
+        </w:tc>
+        <w:tc>
+          <w:tcPr>
+            <w:tcBorders>
+              <w:top w:color="000000" w:space="0" w:sz="5" w:val="single"/>
+              <w:left w:color="000000" w:space="0" w:sz="5" w:val="single"/>
+              <w:bottom w:color="000000" w:space="0" w:sz="5" w:val="single"/>
+              <w:right w:color="000000" w:space="0" w:sz="5" w:val="single"/>
+            </w:tcBorders>
+          </w:tcPr>
+          <w:p>
+            <w:pPr>
+              <w:rPr>
+                <w:rFonts w:ascii="Times New Roman" w:cs="Times New Roman" w:eastAsia="Times New Roman" w:hAnsi="Times New Roman"/>
+                <w:sz w:val="20"/>
+                <w:szCs w:val="20"/>
+                <w:highlight w:val="white"/>
+              </w:rPr>
+            </w:pPr>
+            <w:r>
+              <w:rPr>
+                <w:rtl w:val="0"/>
+              </w:rPr>
+            </w:r>
+          </w:p>
+        </w:tc>
+      </w:tr>
+      <w:tr>
+        <w:trPr>
+          <w:cantSplit w:val="0"/>
+          <w:trHeight w:val="450" w:hRule="atLeast"/>
+          <w:tblHeader w:val="0"/>
+        </w:trPr>
+        <w:tc>
+          <w:tcPr>
+            <w:tcBorders>
+              <w:top w:color="000000" w:space="0" w:sz="5" w:val="single"/>
+              <w:left w:color="000000" w:space="0" w:sz="5" w:val="single"/>
+              <w:bottom w:color="000000" w:space="0" w:sz="5" w:val="single"/>
+              <w:right w:color="000000" w:space="0" w:sz="5" w:val="single"/>
+            </w:tcBorders>
+          </w:tcPr>
+          <w:p>
+            <w:pPr>
+              <w:rPr>
+                <w:rFonts w:ascii="Times New Roman" w:cs="Times New Roman" w:eastAsia="Times New Roman" w:hAnsi="Times New Roman"/>
+                <w:sz w:val="20"/>
+                <w:szCs w:val="20"/>
+                <w:highlight w:val="white"/>
+              </w:rPr>
+            </w:pPr>
+            <w:r>
+              <w:rPr>
+                <w:rFonts w:ascii="Times New Roman" w:cs="Times New Roman" w:eastAsia="Times New Roman" w:hAnsi="Times New Roman"/>
+                <w:sz w:val="20"/>
+                <w:szCs w:val="20"/>
+                <w:highlight w:val="white"/>
+                <w:rtl w:val="0"/>
+              </w:rPr>
+              <w:t xml:space="preserve">17</w:t>
+            </w:r>
+          </w:p>
+        </w:tc>
+        <w:tc>
+          <w:tcPr>
+            <w:tcBorders>
+              <w:top w:color="000000" w:space="0" w:sz="5" w:val="single"/>
+              <w:left w:color="000000" w:space="0" w:sz="5" w:val="single"/>
+              <w:bottom w:color="000000" w:space="0" w:sz="5" w:val="single"/>
+              <w:right w:color="000000" w:space="0" w:sz="5" w:val="single"/>
+            </w:tcBorders>
+          </w:tcPr>
+          <w:p>
+            <w:pPr>
+              <w:rPr>
+                <w:rFonts w:ascii="Times New Roman" w:cs="Times New Roman" w:eastAsia="Times New Roman" w:hAnsi="Times New Roman"/>
+                <w:sz w:val="20"/>
+                <w:szCs w:val="20"/>
+                <w:highlight w:val="white"/>
+              </w:rPr>
+            </w:pPr>
+            <w:r>
+              <w:rPr>
+                <w:rFonts w:ascii="Times New Roman" w:cs="Times New Roman" w:eastAsia="Times New Roman" w:hAnsi="Times New Roman"/>
+                <w:sz w:val="20"/>
+                <w:szCs w:val="20"/>
+                <w:highlight w:val="white"/>
+                <w:rtl w:val="0"/>
+              </w:rPr>
+              <w:t xml:space="preserve">all-MiniLM-L12-v2</w:t>
+            </w:r>
+          </w:p>
+        </w:tc>
+        <w:tc>
+          <w:tcPr>
+            <w:tcBorders>
+              <w:top w:color="000000" w:space="0" w:sz="5" w:val="single"/>
+              <w:left w:color="000000" w:space="0" w:sz="5" w:val="single"/>
+              <w:bottom w:color="000000" w:space="0" w:sz="5" w:val="single"/>
+              <w:right w:color="000000" w:space="0" w:sz="5" w:val="single"/>
+            </w:tcBorders>
+          </w:tcPr>
+          <w:p>
+            <w:pPr>
+              <w:rPr>
+                <w:rFonts w:ascii="Times New Roman" w:cs="Times New Roman" w:eastAsia="Times New Roman" w:hAnsi="Times New Roman"/>
+                <w:sz w:val="20"/>
+                <w:szCs w:val="20"/>
+                <w:highlight w:val="white"/>
+              </w:rPr>
+            </w:pPr>
+            <w:r>
+              <w:rPr>
+                <w:rFonts w:ascii="Times New Roman" w:cs="Times New Roman" w:eastAsia="Times New Roman" w:hAnsi="Times New Roman"/>
+                <w:sz w:val="20"/>
+                <w:szCs w:val="20"/>
+                <w:highlight w:val="white"/>
+                <w:rtl w:val="0"/>
+              </w:rPr>
+              <w:t xml:space="preserve">Open Source</w:t>
+            </w:r>
+          </w:p>
+        </w:tc>
+        <w:tc>
+          <w:tcPr>
+            <w:tcBorders>
+              <w:top w:color="000000" w:space="0" w:sz="5" w:val="single"/>
+              <w:left w:color="000000" w:space="0" w:sz="5" w:val="single"/>
+              <w:bottom w:color="000000" w:space="0" w:sz="5" w:val="single"/>
+              <w:right w:color="000000" w:space="0" w:sz="5" w:val="single"/>
+            </w:tcBorders>
+          </w:tcPr>
+          <w:p>
+            <w:pPr>
+              <w:rPr>
+                <w:rFonts w:ascii="Times New Roman" w:cs="Times New Roman" w:eastAsia="Times New Roman" w:hAnsi="Times New Roman"/>
+                <w:sz w:val="20"/>
+                <w:szCs w:val="20"/>
+                <w:highlight w:val="white"/>
+              </w:rPr>
+            </w:pPr>
+            <w:r>
+              <w:rPr>
+                <w:rtl w:val="0"/>
+              </w:rPr>
+            </w:r>
+          </w:p>
+        </w:tc>
+        <w:tc>
+          <w:tcPr>
+            <w:tcBorders>
+              <w:top w:color="000000" w:space="0" w:sz="5" w:val="single"/>
+              <w:left w:color="000000" w:space="0" w:sz="5" w:val="single"/>
+              <w:bottom w:color="000000" w:space="0" w:sz="5" w:val="single"/>
+              <w:right w:color="000000" w:space="0" w:sz="5" w:val="single"/>
+            </w:tcBorders>
+          </w:tcPr>
+          <w:p>
+            <w:pPr>
+              <w:rPr>
+                <w:rFonts w:ascii="Times New Roman" w:cs="Times New Roman" w:eastAsia="Times New Roman" w:hAnsi="Times New Roman"/>
+                <w:sz w:val="20"/>
+                <w:szCs w:val="20"/>
+                <w:highlight w:val="white"/>
+              </w:rPr>
+            </w:pPr>
+            <w:r>
+              <w:rPr>
+                <w:rFonts w:ascii="Times New Roman" w:cs="Times New Roman" w:eastAsia="Times New Roman" w:hAnsi="Times New Roman"/>
+                <w:sz w:val="20"/>
+                <w:szCs w:val="20"/>
+                <w:highlight w:val="white"/>
+                <w:rtl w:val="0"/>
+              </w:rPr>
+              <w:t xml:space="preserve">384</w:t>
+            </w:r>
+          </w:p>
+        </w:tc>
+        <w:tc>
+          <w:tcPr>
+            <w:tcBorders>
+              <w:top w:color="000000" w:space="0" w:sz="5" w:val="single"/>
+              <w:left w:color="000000" w:space="0" w:sz="5" w:val="single"/>
+              <w:bottom w:color="000000" w:space="0" w:sz="5" w:val="single"/>
+              <w:right w:color="000000" w:space="0" w:sz="5" w:val="single"/>
+            </w:tcBorders>
+          </w:tcPr>
+          <w:p>
+            <w:pPr>
+              <w:rPr>
+                <w:rFonts w:ascii="Times New Roman" w:cs="Times New Roman" w:eastAsia="Times New Roman" w:hAnsi="Times New Roman"/>
+                <w:sz w:val="20"/>
+                <w:szCs w:val="20"/>
+                <w:highlight w:val="white"/>
+              </w:rPr>
+            </w:pPr>
+            <w:r>
+              <w:rPr>
+                <w:rtl w:val="0"/>
+              </w:rPr>
+            </w:r>
+          </w:p>
+        </w:tc>
+      </w:tr>
+      <w:tr>
+        <w:trPr>
+          <w:cantSplit w:val="0"/>
+          <w:trHeight w:val="450" w:hRule="atLeast"/>
+          <w:tblHeader w:val="0"/>
+        </w:trPr>
+        <w:tc>
+          <w:tcPr>
+            <w:tcBorders>
+              <w:top w:color="000000" w:space="0" w:sz="5" w:val="single"/>
+              <w:left w:color="000000" w:space="0" w:sz="5" w:val="single"/>
+              <w:bottom w:color="000000" w:space="0" w:sz="5" w:val="single"/>
+              <w:right w:color="000000" w:space="0" w:sz="5" w:val="single"/>
+            </w:tcBorders>
+          </w:tcPr>
+          <w:p>
+            <w:pPr>
+              <w:rPr>
+                <w:rFonts w:ascii="Times New Roman" w:cs="Times New Roman" w:eastAsia="Times New Roman" w:hAnsi="Times New Roman"/>
+                <w:sz w:val="20"/>
+                <w:szCs w:val="20"/>
+                <w:highlight w:val="white"/>
+              </w:rPr>
+            </w:pPr>
+            <w:r>
+              <w:rPr>
+                <w:rFonts w:ascii="Times New Roman" w:cs="Times New Roman" w:eastAsia="Times New Roman" w:hAnsi="Times New Roman"/>
+                <w:sz w:val="20"/>
+                <w:szCs w:val="20"/>
+                <w:highlight w:val="white"/>
+                <w:rtl w:val="0"/>
+              </w:rPr>
+              <w:t xml:space="preserve">18</w:t>
+            </w:r>
+          </w:p>
+        </w:tc>
+        <w:tc>
+          <w:tcPr>
+            <w:tcBorders>
+              <w:top w:color="000000" w:space="0" w:sz="5" w:val="single"/>
+              <w:left w:color="000000" w:space="0" w:sz="5" w:val="single"/>
+              <w:bottom w:color="000000" w:space="0" w:sz="5" w:val="single"/>
+              <w:right w:color="000000" w:space="0" w:sz="5" w:val="single"/>
+            </w:tcBorders>
+          </w:tcPr>
+          <w:p>
+            <w:pPr>
+              <w:rPr>
+                <w:rFonts w:ascii="Times New Roman" w:cs="Times New Roman" w:eastAsia="Times New Roman" w:hAnsi="Times New Roman"/>
+                <w:sz w:val="20"/>
+                <w:szCs w:val="20"/>
+                <w:highlight w:val="white"/>
+              </w:rPr>
+            </w:pPr>
+            <w:r>
+              <w:rPr>
+                <w:rFonts w:ascii="Times New Roman" w:cs="Times New Roman" w:eastAsia="Times New Roman" w:hAnsi="Times New Roman"/>
+                <w:sz w:val="20"/>
+                <w:szCs w:val="20"/>
+                <w:highlight w:val="white"/>
+                <w:rtl w:val="0"/>
+              </w:rPr>
+              <w:t xml:space="preserve">all-MiniLM-L6-v2</w:t>
+            </w:r>
+          </w:p>
+        </w:tc>
+        <w:tc>
+          <w:tcPr>
+            <w:tcBorders>
+              <w:top w:color="000000" w:space="0" w:sz="5" w:val="single"/>
+              <w:left w:color="000000" w:space="0" w:sz="5" w:val="single"/>
+              <w:bottom w:color="000000" w:space="0" w:sz="5" w:val="single"/>
+              <w:right w:color="000000" w:space="0" w:sz="5" w:val="single"/>
+            </w:tcBorders>
+          </w:tcPr>
+          <w:p>
+            <w:pPr>
+              <w:rPr>
+                <w:rFonts w:ascii="Times New Roman" w:cs="Times New Roman" w:eastAsia="Times New Roman" w:hAnsi="Times New Roman"/>
+                <w:sz w:val="20"/>
+                <w:szCs w:val="20"/>
+                <w:highlight w:val="white"/>
+              </w:rPr>
+            </w:pPr>
+            <w:r>
+              <w:rPr>
+                <w:rFonts w:ascii="Times New Roman" w:cs="Times New Roman" w:eastAsia="Times New Roman" w:hAnsi="Times New Roman"/>
+                <w:sz w:val="20"/>
+                <w:szCs w:val="20"/>
+                <w:highlight w:val="white"/>
+                <w:rtl w:val="0"/>
+              </w:rPr>
+              <w:t xml:space="preserve">Open Source</w:t>
+            </w:r>
+          </w:p>
+        </w:tc>
+        <w:tc>
+          <w:tcPr>
+            <w:tcBorders>
+              <w:top w:color="000000" w:space="0" w:sz="5" w:val="single"/>
+              <w:left w:color="000000" w:space="0" w:sz="5" w:val="single"/>
+              <w:bottom w:color="000000" w:space="0" w:sz="5" w:val="single"/>
+              <w:right w:color="000000" w:space="0" w:sz="5" w:val="single"/>
+            </w:tcBorders>
+          </w:tcPr>
+          <w:p>
+            <w:pPr>
+              <w:rPr>
+                <w:rFonts w:ascii="Times New Roman" w:cs="Times New Roman" w:eastAsia="Times New Roman" w:hAnsi="Times New Roman"/>
+                <w:sz w:val="20"/>
+                <w:szCs w:val="20"/>
+                <w:highlight w:val="white"/>
+              </w:rPr>
+            </w:pPr>
+            <w:r>
+              <w:rPr>
+                <w:rtl w:val="0"/>
+              </w:rPr>
+            </w:r>
+          </w:p>
+        </w:tc>
+        <w:tc>
+          <w:tcPr>
+            <w:tcBorders>
+              <w:top w:color="000000" w:space="0" w:sz="5" w:val="single"/>
+              <w:left w:color="000000" w:space="0" w:sz="5" w:val="single"/>
+              <w:bottom w:color="000000" w:space="0" w:sz="5" w:val="single"/>
+              <w:right w:color="000000" w:space="0" w:sz="5" w:val="single"/>
+            </w:tcBorders>
+          </w:tcPr>
+          <w:p>
+            <w:pPr>
+              <w:rPr>
+                <w:rFonts w:ascii="Times New Roman" w:cs="Times New Roman" w:eastAsia="Times New Roman" w:hAnsi="Times New Roman"/>
+                <w:sz w:val="20"/>
+                <w:szCs w:val="20"/>
+                <w:highlight w:val="white"/>
+              </w:rPr>
+            </w:pPr>
+            <w:r>
+              <w:rPr>
+                <w:rFonts w:ascii="Times New Roman" w:cs="Times New Roman" w:eastAsia="Times New Roman" w:hAnsi="Times New Roman"/>
+                <w:sz w:val="20"/>
+                <w:szCs w:val="20"/>
+                <w:highlight w:val="white"/>
+                <w:rtl w:val="0"/>
+              </w:rPr>
+              <w:t xml:space="preserve">384</w:t>
+            </w:r>
+          </w:p>
+        </w:tc>
+        <w:tc>
+          <w:tcPr>
+            <w:tcBorders>
+              <w:top w:color="000000" w:space="0" w:sz="5" w:val="single"/>
+              <w:left w:color="000000" w:space="0" w:sz="5" w:val="single"/>
+              <w:bottom w:color="000000" w:space="0" w:sz="5" w:val="single"/>
+              <w:right w:color="000000" w:space="0" w:sz="5" w:val="single"/>
+            </w:tcBorders>
+          </w:tcPr>
+          <w:p>
+            <w:pPr>
+              <w:rPr>
+                <w:rFonts w:ascii="Times New Roman" w:cs="Times New Roman" w:eastAsia="Times New Roman" w:hAnsi="Times New Roman"/>
+                <w:sz w:val="20"/>
+                <w:szCs w:val="20"/>
+                <w:highlight w:val="white"/>
+              </w:rPr>
+            </w:pPr>
+            <w:r>
+              <w:rPr>
+                <w:rtl w:val="0"/>
+              </w:rPr>
+            </w:r>
+          </w:p>
+        </w:tc>
+      </w:tr>
+      <w:tr>
+        <w:trPr>
+          <w:cantSplit w:val="0"/>
+          <w:trHeight w:val="450" w:hRule="atLeast"/>
+          <w:tblHeader w:val="0"/>
+        </w:trPr>
+        <w:tc>
+          <w:tcPr>
+            <w:tcBorders>
+              <w:top w:color="000000" w:space="0" w:sz="5" w:val="single"/>
+              <w:left w:color="000000" w:space="0" w:sz="5" w:val="single"/>
+              <w:bottom w:color="000000" w:space="0" w:sz="5" w:val="single"/>
+              <w:right w:color="000000" w:space="0" w:sz="5" w:val="single"/>
+            </w:tcBorders>
+          </w:tcPr>
+          <w:p>
+            <w:pPr>
+              <w:rPr>
+                <w:rFonts w:ascii="Times New Roman" w:cs="Times New Roman" w:eastAsia="Times New Roman" w:hAnsi="Times New Roman"/>
+                <w:sz w:val="20"/>
+                <w:szCs w:val="20"/>
+                <w:highlight w:val="white"/>
+              </w:rPr>
+            </w:pPr>
+            <w:r>
+              <w:rPr>
+                <w:rFonts w:ascii="Times New Roman" w:cs="Times New Roman" w:eastAsia="Times New Roman" w:hAnsi="Times New Roman"/>
+                <w:sz w:val="20"/>
+                <w:szCs w:val="20"/>
+                <w:highlight w:val="white"/>
+                <w:rtl w:val="0"/>
+              </w:rPr>
+              <w:t xml:space="preserve">19</w:t>
+            </w:r>
+          </w:p>
+        </w:tc>
+        <w:tc>
+          <w:tcPr>
+            <w:tcBorders>
+              <w:top w:color="000000" w:space="0" w:sz="5" w:val="single"/>
+              <w:left w:color="000000" w:space="0" w:sz="5" w:val="single"/>
+              <w:bottom w:color="000000" w:space="0" w:sz="5" w:val="single"/>
+              <w:right w:color="000000" w:space="0" w:sz="5" w:val="single"/>
+            </w:tcBorders>
+          </w:tcPr>
+          <w:p>
+            <w:pPr>
+              <w:rPr>
+                <w:rFonts w:ascii="Times New Roman" w:cs="Times New Roman" w:eastAsia="Times New Roman" w:hAnsi="Times New Roman"/>
+                <w:sz w:val="20"/>
+                <w:szCs w:val="20"/>
+                <w:highlight w:val="white"/>
+              </w:rPr>
+            </w:pPr>
+            <w:r>
+              <w:rPr>
+                <w:rFonts w:ascii="Times New Roman" w:cs="Times New Roman" w:eastAsia="Times New Roman" w:hAnsi="Times New Roman"/>
+                <w:sz w:val="20"/>
+                <w:szCs w:val="20"/>
+                <w:highlight w:val="white"/>
+                <w:rtl w:val="0"/>
+              </w:rPr>
+              <w:t xml:space="preserve">all-roberta-large-v1</w:t>
+            </w:r>
+          </w:p>
+        </w:tc>
+        <w:tc>
+          <w:tcPr>
+            <w:tcBorders>
+              <w:top w:color="000000" w:space="0" w:sz="5" w:val="single"/>
+              <w:left w:color="000000" w:space="0" w:sz="5" w:val="single"/>
+              <w:bottom w:color="000000" w:space="0" w:sz="5" w:val="single"/>
+              <w:right w:color="000000" w:space="0" w:sz="5" w:val="single"/>
+            </w:tcBorders>
+          </w:tcPr>
+          <w:p>
+            <w:pPr>
+              <w:rPr>
+                <w:rFonts w:ascii="Times New Roman" w:cs="Times New Roman" w:eastAsia="Times New Roman" w:hAnsi="Times New Roman"/>
+                <w:sz w:val="20"/>
+                <w:szCs w:val="20"/>
+                <w:highlight w:val="white"/>
+              </w:rPr>
+            </w:pPr>
+            <w:r>
+              <w:rPr>
+                <w:rFonts w:ascii="Times New Roman" w:cs="Times New Roman" w:eastAsia="Times New Roman" w:hAnsi="Times New Roman"/>
+                <w:sz w:val="20"/>
+                <w:szCs w:val="20"/>
+                <w:highlight w:val="white"/>
+                <w:rtl w:val="0"/>
+              </w:rPr>
+              <w:t xml:space="preserve">Open Source</w:t>
+            </w:r>
+          </w:p>
+        </w:tc>
+        <w:tc>
+          <w:tcPr>
+            <w:tcBorders>
+              <w:top w:color="000000" w:space="0" w:sz="5" w:val="single"/>
+              <w:left w:color="000000" w:space="0" w:sz="5" w:val="single"/>
+              <w:bottom w:color="000000" w:space="0" w:sz="5" w:val="single"/>
+              <w:right w:color="000000" w:space="0" w:sz="5" w:val="single"/>
+            </w:tcBorders>
+          </w:tcPr>
+          <w:p>
+            <w:pPr>
+              <w:rPr>
+                <w:rFonts w:ascii="Times New Roman" w:cs="Times New Roman" w:eastAsia="Times New Roman" w:hAnsi="Times New Roman"/>
+                <w:sz w:val="20"/>
+                <w:szCs w:val="20"/>
+                <w:highlight w:val="white"/>
+              </w:rPr>
+            </w:pPr>
+            <w:r>
+              <w:rPr>
+                <w:rtl w:val="0"/>
+              </w:rPr>
+            </w:r>
+          </w:p>
+        </w:tc>
+        <w:tc>
+          <w:tcPr>
+            <w:tcBorders>
+              <w:top w:color="000000" w:space="0" w:sz="5" w:val="single"/>
+              <w:left w:color="000000" w:space="0" w:sz="5" w:val="single"/>
+              <w:bottom w:color="000000" w:space="0" w:sz="5" w:val="single"/>
+              <w:right w:color="000000" w:space="0" w:sz="5" w:val="single"/>
+            </w:tcBorders>
+          </w:tcPr>
+          <w:p>
+            <w:pPr>
+              <w:rPr>
+                <w:rFonts w:ascii="Times New Roman" w:cs="Times New Roman" w:eastAsia="Times New Roman" w:hAnsi="Times New Roman"/>
+                <w:sz w:val="20"/>
+                <w:szCs w:val="20"/>
+                <w:highlight w:val="white"/>
+              </w:rPr>
+            </w:pPr>
+            <w:r>
+              <w:rPr>
+                <w:rFonts w:ascii="Times New Roman" w:cs="Times New Roman" w:eastAsia="Times New Roman" w:hAnsi="Times New Roman"/>
+                <w:sz w:val="20"/>
+                <w:szCs w:val="20"/>
+                <w:highlight w:val="white"/>
+                <w:rtl w:val="0"/>
+              </w:rPr>
+              <w:t xml:space="preserve">1024</w:t>
+            </w:r>
+          </w:p>
+        </w:tc>
+        <w:tc>
+          <w:tcPr>
+            <w:tcBorders>
+              <w:top w:color="000000" w:space="0" w:sz="5" w:val="single"/>
+              <w:left w:color="000000" w:space="0" w:sz="5" w:val="single"/>
+              <w:bottom w:color="000000" w:space="0" w:sz="5" w:val="single"/>
+              <w:right w:color="000000" w:space="0" w:sz="5" w:val="single"/>
+            </w:tcBorders>
+          </w:tcPr>
+          <w:p>
+            <w:pPr>
+              <w:rPr>
+                <w:rFonts w:ascii="Times New Roman" w:cs="Times New Roman" w:eastAsia="Times New Roman" w:hAnsi="Times New Roman"/>
+                <w:sz w:val="20"/>
+                <w:szCs w:val="20"/>
+                <w:highlight w:val="white"/>
+              </w:rPr>
+            </w:pPr>
+            <w:r>
+              <w:rPr>
+                <w:rtl w:val="0"/>
+              </w:rPr>
+            </w:r>
+          </w:p>
+        </w:tc>
+      </w:tr>
+      <w:tr>
+        <w:trPr>
+          <w:cantSplit w:val="0"/>
+          <w:trHeight w:val="450" w:hRule="atLeast"/>
+          <w:tblHeader w:val="0"/>
+        </w:trPr>
+        <w:tc>
+          <w:tcPr>
+            <w:tcBorders>
+              <w:top w:color="000000" w:space="0" w:sz="5" w:val="single"/>
+              <w:left w:color="000000" w:space="0" w:sz="5" w:val="single"/>
+              <w:bottom w:color="000000" w:space="0" w:sz="5" w:val="single"/>
+              <w:right w:color="000000" w:space="0" w:sz="5" w:val="single"/>
+            </w:tcBorders>
+          </w:tcPr>
+          <w:p>
+            <w:pPr>
+              <w:rPr>
+                <w:rFonts w:ascii="Times New Roman" w:cs="Times New Roman" w:eastAsia="Times New Roman" w:hAnsi="Times New Roman"/>
+                <w:sz w:val="20"/>
+                <w:szCs w:val="20"/>
+                <w:highlight w:val="white"/>
+              </w:rPr>
+            </w:pPr>
+            <w:r>
+              <w:rPr>
+                <w:rFonts w:ascii="Times New Roman" w:cs="Times New Roman" w:eastAsia="Times New Roman" w:hAnsi="Times New Roman"/>
+                <w:sz w:val="20"/>
+                <w:szCs w:val="20"/>
+                <w:highlight w:val="white"/>
+                <w:rtl w:val="0"/>
+              </w:rPr>
+              <w:t xml:space="preserve">20</w:t>
+            </w:r>
+          </w:p>
+        </w:tc>
+        <w:tc>
+          <w:tcPr>
+            <w:tcBorders>
+              <w:top w:color="000000" w:space="0" w:sz="5" w:val="single"/>
+              <w:left w:color="000000" w:space="0" w:sz="5" w:val="single"/>
+              <w:bottom w:color="000000" w:space="0" w:sz="5" w:val="single"/>
+              <w:right w:color="000000" w:space="0" w:sz="5" w:val="single"/>
+            </w:tcBorders>
+          </w:tcPr>
+          <w:p>
+            <w:pPr>
+              <w:rPr>
+                <w:rFonts w:ascii="Times New Roman" w:cs="Times New Roman" w:eastAsia="Times New Roman" w:hAnsi="Times New Roman"/>
+                <w:sz w:val="20"/>
+                <w:szCs w:val="20"/>
+                <w:highlight w:val="white"/>
+              </w:rPr>
+            </w:pPr>
+            <w:r>
+              <w:rPr>
+                <w:rFonts w:ascii="Times New Roman" w:cs="Times New Roman" w:eastAsia="Times New Roman" w:hAnsi="Times New Roman"/>
+                <w:sz w:val="20"/>
+                <w:szCs w:val="20"/>
+                <w:highlight w:val="white"/>
+                <w:rtl w:val="0"/>
+              </w:rPr>
+              <w:t xml:space="preserve">SapBERT</w:t>
+            </w:r>
+          </w:p>
+        </w:tc>
+        <w:tc>
+          <w:tcPr>
+            <w:tcBorders>
+              <w:top w:color="000000" w:space="0" w:sz="5" w:val="single"/>
+              <w:left w:color="000000" w:space="0" w:sz="5" w:val="single"/>
+              <w:bottom w:color="000000" w:space="0" w:sz="5" w:val="single"/>
+              <w:right w:color="000000" w:space="0" w:sz="5" w:val="single"/>
+            </w:tcBorders>
+          </w:tcPr>
+          <w:p>
+            <w:pPr>
+              <w:rPr>
+                <w:rFonts w:ascii="Times New Roman" w:cs="Times New Roman" w:eastAsia="Times New Roman" w:hAnsi="Times New Roman"/>
+                <w:sz w:val="20"/>
+                <w:szCs w:val="20"/>
+                <w:highlight w:val="white"/>
+              </w:rPr>
+            </w:pPr>
+            <w:r>
+              <w:rPr>
+                <w:rFonts w:ascii="Times New Roman" w:cs="Times New Roman" w:eastAsia="Times New Roman" w:hAnsi="Times New Roman"/>
+                <w:sz w:val="20"/>
+                <w:szCs w:val="20"/>
+                <w:highlight w:val="white"/>
+                <w:rtl w:val="0"/>
+              </w:rPr>
+              <w:t xml:space="preserve">Open Source</w:t>
+            </w:r>
+          </w:p>
+        </w:tc>
+        <w:tc>
+          <w:tcPr>
+            <w:tcBorders>
+              <w:top w:color="000000" w:space="0" w:sz="5" w:val="single"/>
+              <w:left w:color="000000" w:space="0" w:sz="5" w:val="single"/>
+              <w:bottom w:color="000000" w:space="0" w:sz="5" w:val="single"/>
+              <w:right w:color="000000" w:space="0" w:sz="5" w:val="single"/>
+            </w:tcBorders>
+          </w:tcPr>
+          <w:p>
+            <w:pPr>
+              <w:rPr>
+                <w:rFonts w:ascii="Times New Roman" w:cs="Times New Roman" w:eastAsia="Times New Roman" w:hAnsi="Times New Roman"/>
+                <w:sz w:val="20"/>
+                <w:szCs w:val="20"/>
+                <w:highlight w:val="white"/>
+              </w:rPr>
+            </w:pPr>
+            <w:r>
+              <w:rPr>
+                <w:rtl w:val="0"/>
+              </w:rPr>
+            </w:r>
+          </w:p>
+        </w:tc>
+        <w:tc>
+          <w:tcPr>
+            <w:tcBorders>
+              <w:top w:color="000000" w:space="0" w:sz="5" w:val="single"/>
+              <w:left w:color="000000" w:space="0" w:sz="5" w:val="single"/>
+              <w:bottom w:color="000000" w:space="0" w:sz="5" w:val="single"/>
+              <w:right w:color="000000" w:space="0" w:sz="5" w:val="single"/>
+            </w:tcBorders>
+          </w:tcPr>
+          <w:p>
+            <w:pPr>
+              <w:rPr>
+                <w:rFonts w:ascii="Times New Roman" w:cs="Times New Roman" w:eastAsia="Times New Roman" w:hAnsi="Times New Roman"/>
+                <w:sz w:val="20"/>
+                <w:szCs w:val="20"/>
+                <w:highlight w:val="white"/>
+              </w:rPr>
+            </w:pPr>
+            <w:r>
+              <w:rPr>
+                <w:rFonts w:ascii="Times New Roman" w:cs="Times New Roman" w:eastAsia="Times New Roman" w:hAnsi="Times New Roman"/>
+                <w:sz w:val="20"/>
+                <w:szCs w:val="20"/>
+                <w:highlight w:val="white"/>
+                <w:rtl w:val="0"/>
+              </w:rPr>
+              <w:t xml:space="preserve">768</w:t>
+            </w:r>
+          </w:p>
+        </w:tc>
+        <w:tc>
+          <w:tcPr>
+            <w:tcBorders>
+              <w:top w:color="000000" w:space="0" w:sz="5" w:val="single"/>
+              <w:left w:color="000000" w:space="0" w:sz="5" w:val="single"/>
+              <w:bottom w:color="000000" w:space="0" w:sz="5" w:val="single"/>
+              <w:right w:color="000000" w:space="0" w:sz="5" w:val="single"/>
+            </w:tcBorders>
+          </w:tcPr>
+          <w:p>
+            <w:pPr>
+              <w:rPr>
+                <w:rFonts w:ascii="Times New Roman" w:cs="Times New Roman" w:eastAsia="Times New Roman" w:hAnsi="Times New Roman"/>
+                <w:sz w:val="20"/>
+                <w:szCs w:val="20"/>
+                <w:highlight w:val="white"/>
+              </w:rPr>
+            </w:pPr>
+            <w:r>
+              <w:rPr>
+                <w:rtl w:val="0"/>
+              </w:rPr>
+            </w:r>
+          </w:p>
+        </w:tc>
+      </w:tr>
+      <w:tr>
+        <w:trPr>
+          <w:cantSplit w:val="0"/>
+          <w:trHeight w:val="450" w:hRule="atLeast"/>
+          <w:tblHeader w:val="0"/>
+        </w:trPr>
+        <w:tc>
+          <w:tcPr>
+            <w:tcBorders>
+              <w:top w:color="000000" w:space="0" w:sz="5" w:val="single"/>
+              <w:left w:color="000000" w:space="0" w:sz="5" w:val="single"/>
+              <w:bottom w:color="000000" w:space="0" w:sz="5" w:val="single"/>
+              <w:right w:color="000000" w:space="0" w:sz="5" w:val="single"/>
+            </w:tcBorders>
+          </w:tcPr>
+          <w:p>
+            <w:pPr>
+              <w:rPr>
+                <w:rFonts w:ascii="Times New Roman" w:cs="Times New Roman" w:eastAsia="Times New Roman" w:hAnsi="Times New Roman"/>
+                <w:sz w:val="20"/>
+                <w:szCs w:val="20"/>
+                <w:highlight w:val="white"/>
+              </w:rPr>
+            </w:pPr>
+            <w:r>
+              <w:rPr>
+                <w:rFonts w:ascii="Times New Roman" w:cs="Times New Roman" w:eastAsia="Times New Roman" w:hAnsi="Times New Roman"/>
+                <w:sz w:val="20"/>
+                <w:szCs w:val="20"/>
+                <w:highlight w:val="white"/>
+                <w:rtl w:val="0"/>
+              </w:rPr>
+              <w:t xml:space="preserve">21</w:t>
+            </w:r>
+          </w:p>
+        </w:tc>
+        <w:tc>
+          <w:tcPr>
+            <w:tcBorders>
+              <w:top w:color="000000" w:space="0" w:sz="5" w:val="single"/>
+              <w:left w:color="000000" w:space="0" w:sz="5" w:val="single"/>
+              <w:bottom w:color="000000" w:space="0" w:sz="5" w:val="single"/>
+              <w:right w:color="000000" w:space="0" w:sz="5" w:val="single"/>
+            </w:tcBorders>
+          </w:tcPr>
+          <w:p>
+            <w:pPr>
+              <w:rPr>
+                <w:rFonts w:ascii="Times New Roman" w:cs="Times New Roman" w:eastAsia="Times New Roman" w:hAnsi="Times New Roman"/>
+                <w:sz w:val="20"/>
+                <w:szCs w:val="20"/>
+                <w:highlight w:val="white"/>
+              </w:rPr>
+            </w:pPr>
+            <w:r>
+              <w:rPr>
+                <w:rFonts w:ascii="Times New Roman" w:cs="Times New Roman" w:eastAsia="Times New Roman" w:hAnsi="Times New Roman"/>
+                <w:sz w:val="20"/>
+                <w:szCs w:val="20"/>
+                <w:highlight w:val="white"/>
+                <w:rtl w:val="0"/>
+              </w:rPr>
+              <w:t xml:space="preserve">clinicalBERT</w:t>
+            </w:r>
+          </w:p>
+        </w:tc>
+        <w:tc>
+          <w:tcPr>
+            <w:tcBorders>
+              <w:top w:color="000000" w:space="0" w:sz="5" w:val="single"/>
+              <w:left w:color="000000" w:space="0" w:sz="5" w:val="single"/>
+              <w:bottom w:color="000000" w:space="0" w:sz="5" w:val="single"/>
+              <w:right w:color="000000" w:space="0" w:sz="5" w:val="single"/>
+            </w:tcBorders>
+          </w:tcPr>
+          <w:p>
+            <w:pPr>
+              <w:rPr>
+                <w:rFonts w:ascii="Times New Roman" w:cs="Times New Roman" w:eastAsia="Times New Roman" w:hAnsi="Times New Roman"/>
+                <w:sz w:val="20"/>
+                <w:szCs w:val="20"/>
+                <w:highlight w:val="white"/>
+              </w:rPr>
+            </w:pPr>
+            <w:r>
+              <w:rPr>
+                <w:rFonts w:ascii="Times New Roman" w:cs="Times New Roman" w:eastAsia="Times New Roman" w:hAnsi="Times New Roman"/>
+                <w:sz w:val="20"/>
+                <w:szCs w:val="20"/>
+                <w:highlight w:val="white"/>
+                <w:rtl w:val="0"/>
+              </w:rPr>
+              <w:t xml:space="preserve">Open Source</w:t>
+            </w:r>
+          </w:p>
+        </w:tc>
+        <w:tc>
+          <w:tcPr>
+            <w:tcBorders>
+              <w:top w:color="000000" w:space="0" w:sz="5" w:val="single"/>
+              <w:left w:color="000000" w:space="0" w:sz="5" w:val="single"/>
+              <w:bottom w:color="000000" w:space="0" w:sz="5" w:val="single"/>
+              <w:right w:color="000000" w:space="0" w:sz="5" w:val="single"/>
+            </w:tcBorders>
+          </w:tcPr>
+          <w:p>
+            <w:pPr>
+              <w:rPr>
+                <w:rFonts w:ascii="Times New Roman" w:cs="Times New Roman" w:eastAsia="Times New Roman" w:hAnsi="Times New Roman"/>
+                <w:sz w:val="20"/>
+                <w:szCs w:val="20"/>
+                <w:highlight w:val="white"/>
+              </w:rPr>
+            </w:pPr>
+            <w:r>
+              <w:rPr>
+                <w:rtl w:val="0"/>
+              </w:rPr>
+            </w:r>
+          </w:p>
+        </w:tc>
+        <w:tc>
+          <w:tcPr>
+            <w:tcBorders>
+              <w:top w:color="000000" w:space="0" w:sz="5" w:val="single"/>
+              <w:left w:color="000000" w:space="0" w:sz="5" w:val="single"/>
+              <w:bottom w:color="000000" w:space="0" w:sz="5" w:val="single"/>
+              <w:right w:color="000000" w:space="0" w:sz="5" w:val="single"/>
+            </w:tcBorders>
+          </w:tcPr>
+          <w:p>
+            <w:pPr>
+              <w:rPr>
+                <w:rFonts w:ascii="Times New Roman" w:cs="Times New Roman" w:eastAsia="Times New Roman" w:hAnsi="Times New Roman"/>
+                <w:sz w:val="20"/>
+                <w:szCs w:val="20"/>
+                <w:highlight w:val="white"/>
+              </w:rPr>
+            </w:pPr>
+            <w:r>
+              <w:rPr>
+                <w:rFonts w:ascii="Times New Roman" w:cs="Times New Roman" w:eastAsia="Times New Roman" w:hAnsi="Times New Roman"/>
+                <w:sz w:val="20"/>
+                <w:szCs w:val="20"/>
+                <w:highlight w:val="white"/>
+                <w:rtl w:val="0"/>
+              </w:rPr>
+              <w:t xml:space="preserve">768</w:t>
+            </w:r>
+          </w:p>
+        </w:tc>
+        <w:tc>
+          <w:tcPr>
+            <w:tcBorders>
+              <w:top w:color="000000" w:space="0" w:sz="5" w:val="single"/>
+              <w:left w:color="000000" w:space="0" w:sz="5" w:val="single"/>
+              <w:bottom w:color="000000" w:space="0" w:sz="5" w:val="single"/>
+              <w:right w:color="000000" w:space="0" w:sz="5" w:val="single"/>
+            </w:tcBorders>
+          </w:tcPr>
+          <w:p>
+            <w:pPr>
+              <w:rPr>
+                <w:rFonts w:ascii="Times New Roman" w:cs="Times New Roman" w:eastAsia="Times New Roman" w:hAnsi="Times New Roman"/>
+                <w:sz w:val="20"/>
+                <w:szCs w:val="20"/>
+                <w:highlight w:val="white"/>
+              </w:rPr>
+            </w:pPr>
+            <w:r>
+              <w:rPr>
+                <w:rtl w:val="0"/>
+              </w:rPr>
+            </w:r>
+          </w:p>
+        </w:tc>
+      </w:tr>
+      <w:tr>
+        <w:trPr>
+          <w:cantSplit w:val="0"/>
+          <w:trHeight w:val="450" w:hRule="atLeast"/>
+          <w:tblHeader w:val="0"/>
+        </w:trPr>
+        <w:tc>
+          <w:tcPr>
+            <w:tcBorders>
+              <w:top w:color="000000" w:space="0" w:sz="5" w:val="single"/>
+              <w:left w:color="000000" w:space="0" w:sz="5" w:val="single"/>
+              <w:bottom w:color="000000" w:space="0" w:sz="5" w:val="single"/>
+              <w:right w:color="000000" w:space="0" w:sz="5" w:val="single"/>
+            </w:tcBorders>
+          </w:tcPr>
+          <w:p>
+            <w:pPr>
+              <w:rPr>
+                <w:rFonts w:ascii="Times New Roman" w:cs="Times New Roman" w:eastAsia="Times New Roman" w:hAnsi="Times New Roman"/>
+                <w:sz w:val="20"/>
+                <w:szCs w:val="20"/>
+                <w:highlight w:val="white"/>
+              </w:rPr>
+            </w:pPr>
+            <w:r>
+              <w:rPr>
+                <w:rFonts w:ascii="Times New Roman" w:cs="Times New Roman" w:eastAsia="Times New Roman" w:hAnsi="Times New Roman"/>
+                <w:sz w:val="20"/>
+                <w:szCs w:val="20"/>
+                <w:highlight w:val="white"/>
+                <w:rtl w:val="0"/>
+              </w:rPr>
+              <w:t xml:space="preserve">22</w:t>
+            </w:r>
+          </w:p>
+        </w:tc>
+        <w:tc>
+          <w:tcPr>
+            <w:tcBorders>
+              <w:top w:color="000000" w:space="0" w:sz="5" w:val="single"/>
+              <w:left w:color="000000" w:space="0" w:sz="5" w:val="single"/>
+              <w:bottom w:color="000000" w:space="0" w:sz="5" w:val="single"/>
+              <w:right w:color="000000" w:space="0" w:sz="5" w:val="single"/>
+            </w:tcBorders>
+          </w:tcPr>
+          <w:p>
+            <w:pPr>
+              <w:rPr>
+                <w:rFonts w:ascii="Times New Roman" w:cs="Times New Roman" w:eastAsia="Times New Roman" w:hAnsi="Times New Roman"/>
+                <w:sz w:val="20"/>
+                <w:szCs w:val="20"/>
+                <w:highlight w:val="white"/>
+              </w:rPr>
+            </w:pPr>
+            <w:r>
+              <w:rPr>
+                <w:rFonts w:ascii="Times New Roman" w:cs="Times New Roman" w:eastAsia="Times New Roman" w:hAnsi="Times New Roman"/>
+                <w:sz w:val="20"/>
+                <w:szCs w:val="20"/>
+                <w:highlight w:val="white"/>
+                <w:rtl w:val="0"/>
+              </w:rPr>
+              <w:t xml:space="preserve">LaBSE</w:t>
+            </w:r>
+          </w:p>
+        </w:tc>
+        <w:tc>
+          <w:tcPr>
+            <w:tcBorders>
+              <w:top w:color="000000" w:space="0" w:sz="5" w:val="single"/>
+              <w:left w:color="000000" w:space="0" w:sz="5" w:val="single"/>
+              <w:bottom w:color="000000" w:space="0" w:sz="5" w:val="single"/>
+              <w:right w:color="000000" w:space="0" w:sz="5" w:val="single"/>
+            </w:tcBorders>
+          </w:tcPr>
+          <w:p>
+            <w:pPr>
+              <w:rPr>
+                <w:rFonts w:ascii="Times New Roman" w:cs="Times New Roman" w:eastAsia="Times New Roman" w:hAnsi="Times New Roman"/>
+                <w:sz w:val="20"/>
+                <w:szCs w:val="20"/>
+                <w:highlight w:val="white"/>
+              </w:rPr>
+            </w:pPr>
+            <w:r>
+              <w:rPr>
+                <w:rFonts w:ascii="Times New Roman" w:cs="Times New Roman" w:eastAsia="Times New Roman" w:hAnsi="Times New Roman"/>
+                <w:sz w:val="20"/>
+                <w:szCs w:val="20"/>
+                <w:highlight w:val="white"/>
+                <w:rtl w:val="0"/>
+              </w:rPr>
+              <w:t xml:space="preserve">Open Source</w:t>
+            </w:r>
+          </w:p>
+        </w:tc>
+        <w:tc>
+          <w:tcPr>
+            <w:tcBorders>
+              <w:top w:color="000000" w:space="0" w:sz="5" w:val="single"/>
+              <w:left w:color="000000" w:space="0" w:sz="5" w:val="single"/>
+              <w:bottom w:color="000000" w:space="0" w:sz="5" w:val="single"/>
+              <w:right w:color="000000" w:space="0" w:sz="5" w:val="single"/>
+            </w:tcBorders>
+          </w:tcPr>
+          <w:p>
+            <w:pPr>
+              <w:rPr>
+                <w:rFonts w:ascii="Times New Roman" w:cs="Times New Roman" w:eastAsia="Times New Roman" w:hAnsi="Times New Roman"/>
+                <w:sz w:val="20"/>
+                <w:szCs w:val="20"/>
+                <w:highlight w:val="white"/>
+              </w:rPr>
+            </w:pPr>
+            <w:r>
+              <w:rPr>
+                <w:rtl w:val="0"/>
+              </w:rPr>
+            </w:r>
+          </w:p>
+        </w:tc>
+        <w:tc>
+          <w:tcPr>
+            <w:tcBorders>
+              <w:top w:color="000000" w:space="0" w:sz="5" w:val="single"/>
+              <w:left w:color="000000" w:space="0" w:sz="5" w:val="single"/>
+              <w:bottom w:color="000000" w:space="0" w:sz="5" w:val="single"/>
+              <w:right w:color="000000" w:space="0" w:sz="5" w:val="single"/>
+            </w:tcBorders>
+          </w:tcPr>
+          <w:p>
+            <w:pPr>
+              <w:rPr>
+                <w:rFonts w:ascii="Times New Roman" w:cs="Times New Roman" w:eastAsia="Times New Roman" w:hAnsi="Times New Roman"/>
+                <w:sz w:val="20"/>
+                <w:szCs w:val="20"/>
+                <w:highlight w:val="white"/>
+              </w:rPr>
+            </w:pPr>
+            <w:r>
+              <w:rPr>
+                <w:rFonts w:ascii="Times New Roman" w:cs="Times New Roman" w:eastAsia="Times New Roman" w:hAnsi="Times New Roman"/>
+                <w:sz w:val="20"/>
+                <w:szCs w:val="20"/>
+                <w:highlight w:val="white"/>
+                <w:rtl w:val="0"/>
+              </w:rPr>
+              <w:t xml:space="preserve">768</w:t>
+            </w:r>
+          </w:p>
+        </w:tc>
+        <w:tc>
+          <w:tcPr>
+            <w:tcBorders>
+              <w:top w:color="000000" w:space="0" w:sz="5" w:val="single"/>
+              <w:left w:color="000000" w:space="0" w:sz="5" w:val="single"/>
+              <w:bottom w:color="000000" w:space="0" w:sz="5" w:val="single"/>
+              <w:right w:color="000000" w:space="0" w:sz="5" w:val="single"/>
+            </w:tcBorders>
+          </w:tcPr>
+          <w:p>
+            <w:pPr>
+              <w:rPr>
+                <w:rFonts w:ascii="Times New Roman" w:cs="Times New Roman" w:eastAsia="Times New Roman" w:hAnsi="Times New Roman"/>
+                <w:sz w:val="20"/>
+                <w:szCs w:val="20"/>
+                <w:highlight w:val="white"/>
+              </w:rPr>
+            </w:pPr>
+            <w:r>
+              <w:rPr>
+                <w:rtl w:val="0"/>
+              </w:rPr>
+            </w:r>
+          </w:p>
+        </w:tc>
+      </w:tr>
+      <w:tr>
+        <w:trPr>
+          <w:cantSplit w:val="0"/>
+          <w:trHeight w:val="450" w:hRule="atLeast"/>
+          <w:tblHeader w:val="0"/>
+        </w:trPr>
+        <w:tc>
+          <w:tcPr>
+            <w:tcBorders>
+              <w:top w:color="000000" w:space="0" w:sz="5" w:val="single"/>
+              <w:left w:color="000000" w:space="0" w:sz="5" w:val="single"/>
+              <w:bottom w:color="000000" w:space="0" w:sz="5" w:val="single"/>
+              <w:right w:color="000000" w:space="0" w:sz="5" w:val="single"/>
+            </w:tcBorders>
+          </w:tcPr>
+          <w:p>
+            <w:pPr>
+              <w:rPr>
+                <w:rFonts w:ascii="Times New Roman" w:cs="Times New Roman" w:eastAsia="Times New Roman" w:hAnsi="Times New Roman"/>
+                <w:sz w:val="20"/>
+                <w:szCs w:val="20"/>
+                <w:highlight w:val="white"/>
+              </w:rPr>
+            </w:pPr>
+            <w:r>
+              <w:rPr>
+                <w:rFonts w:ascii="Times New Roman" w:cs="Times New Roman" w:eastAsia="Times New Roman" w:hAnsi="Times New Roman"/>
+                <w:sz w:val="20"/>
+                <w:szCs w:val="20"/>
+                <w:highlight w:val="white"/>
+                <w:rtl w:val="0"/>
+              </w:rPr>
+              <w:t xml:space="preserve">23</w:t>
+            </w:r>
+          </w:p>
+        </w:tc>
+        <w:tc>
+          <w:tcPr>
+            <w:tcBorders>
+              <w:top w:color="000000" w:space="0" w:sz="5" w:val="single"/>
+              <w:left w:color="000000" w:space="0" w:sz="5" w:val="single"/>
+              <w:bottom w:color="000000" w:space="0" w:sz="5" w:val="single"/>
+              <w:right w:color="000000" w:space="0" w:sz="5" w:val="single"/>
+            </w:tcBorders>
+          </w:tcPr>
+          <w:p>
+            <w:pPr>
+              <w:rPr>
+                <w:rFonts w:ascii="Times New Roman" w:cs="Times New Roman" w:eastAsia="Times New Roman" w:hAnsi="Times New Roman"/>
+                <w:sz w:val="20"/>
+                <w:szCs w:val="20"/>
+                <w:highlight w:val="white"/>
+              </w:rPr>
+            </w:pPr>
+            <w:r>
+              <w:rPr>
+                <w:rFonts w:ascii="Times New Roman" w:cs="Times New Roman" w:eastAsia="Times New Roman" w:hAnsi="Times New Roman"/>
+                <w:sz w:val="20"/>
+                <w:szCs w:val="20"/>
+                <w:highlight w:val="white"/>
+                <w:rtl w:val="0"/>
+              </w:rPr>
+              <w:t xml:space="preserve">BioGPT</w:t>
+            </w:r>
+          </w:p>
+        </w:tc>
+        <w:tc>
+          <w:tcPr>
+            <w:tcBorders>
+              <w:top w:color="000000" w:space="0" w:sz="5" w:val="single"/>
+              <w:left w:color="000000" w:space="0" w:sz="5" w:val="single"/>
+              <w:bottom w:color="000000" w:space="0" w:sz="5" w:val="single"/>
+              <w:right w:color="000000" w:space="0" w:sz="5" w:val="single"/>
+            </w:tcBorders>
+          </w:tcPr>
+          <w:p>
+            <w:pPr>
+              <w:rPr>
+                <w:rFonts w:ascii="Times New Roman" w:cs="Times New Roman" w:eastAsia="Times New Roman" w:hAnsi="Times New Roman"/>
+                <w:sz w:val="20"/>
+                <w:szCs w:val="20"/>
+                <w:highlight w:val="white"/>
+              </w:rPr>
+            </w:pPr>
+            <w:r>
+              <w:rPr>
+                <w:rFonts w:ascii="Times New Roman" w:cs="Times New Roman" w:eastAsia="Times New Roman" w:hAnsi="Times New Roman"/>
+                <w:sz w:val="20"/>
+                <w:szCs w:val="20"/>
+                <w:highlight w:val="white"/>
+                <w:rtl w:val="0"/>
+              </w:rPr>
+              <w:t xml:space="preserve">Open Source</w:t>
+            </w:r>
+          </w:p>
+        </w:tc>
+        <w:tc>
+          <w:tcPr>
+            <w:tcBorders>
+              <w:top w:color="000000" w:space="0" w:sz="5" w:val="single"/>
+              <w:left w:color="000000" w:space="0" w:sz="5" w:val="single"/>
+              <w:bottom w:color="000000" w:space="0" w:sz="5" w:val="single"/>
+              <w:right w:color="000000" w:space="0" w:sz="5" w:val="single"/>
+            </w:tcBorders>
+          </w:tcPr>
+          <w:p>
+            <w:pPr>
+              <w:rPr>
+                <w:rFonts w:ascii="Times New Roman" w:cs="Times New Roman" w:eastAsia="Times New Roman" w:hAnsi="Times New Roman"/>
+                <w:sz w:val="20"/>
+                <w:szCs w:val="20"/>
+                <w:highlight w:val="white"/>
+              </w:rPr>
+            </w:pPr>
+            <w:r>
+              <w:rPr>
+                <w:rtl w:val="0"/>
+              </w:rPr>
+            </w:r>
+          </w:p>
+        </w:tc>
+        <w:tc>
+          <w:tcPr>
+            <w:tcBorders>
+              <w:top w:color="000000" w:space="0" w:sz="5" w:val="single"/>
+              <w:left w:color="000000" w:space="0" w:sz="5" w:val="single"/>
+              <w:bottom w:color="000000" w:space="0" w:sz="5" w:val="single"/>
+              <w:right w:color="000000" w:space="0" w:sz="5" w:val="single"/>
+            </w:tcBorders>
+          </w:tcPr>
+          <w:p>
+            <w:pPr>
+              <w:rPr>
+                <w:rFonts w:ascii="Times New Roman" w:cs="Times New Roman" w:eastAsia="Times New Roman" w:hAnsi="Times New Roman"/>
+                <w:sz w:val="20"/>
+                <w:szCs w:val="20"/>
+                <w:highlight w:val="white"/>
+              </w:rPr>
+            </w:pPr>
+            <w:r>
+              <w:rPr>
+                <w:rFonts w:ascii="Times New Roman" w:cs="Times New Roman" w:eastAsia="Times New Roman" w:hAnsi="Times New Roman"/>
+                <w:sz w:val="20"/>
+                <w:szCs w:val="20"/>
+                <w:highlight w:val="white"/>
+                <w:rtl w:val="0"/>
+              </w:rPr>
+              <w:t xml:space="preserve">1024</w:t>
+            </w:r>
+          </w:p>
+        </w:tc>
+        <w:tc>
+          <w:tcPr>
+            <w:tcBorders>
+              <w:top w:color="000000" w:space="0" w:sz="5" w:val="single"/>
+              <w:left w:color="000000" w:space="0" w:sz="5" w:val="single"/>
+              <w:bottom w:color="000000" w:space="0" w:sz="5" w:val="single"/>
+              <w:right w:color="000000" w:space="0" w:sz="5" w:val="single"/>
+            </w:tcBorders>
+          </w:tcPr>
+          <w:p>
+            <w:pPr>
+              <w:rPr>
+                <w:rFonts w:ascii="Times New Roman" w:cs="Times New Roman" w:eastAsia="Times New Roman" w:hAnsi="Times New Roman"/>
+                <w:sz w:val="20"/>
+                <w:szCs w:val="20"/>
+                <w:highlight w:val="white"/>
+              </w:rPr>
+            </w:pPr>
+            <w:r>
+              <w:rPr>
+                <w:rtl w:val="0"/>
+              </w:rPr>
+            </w:r>
+          </w:p>
+        </w:tc>
+      </w:tr>
+      <w:tr>
+        <w:trPr>
+          <w:cantSplit w:val="0"/>
+          <w:trHeight w:val="450" w:hRule="atLeast"/>
+          <w:tblHeader w:val="0"/>
+        </w:trPr>
+        <w:tc>
+          <w:tcPr>
+            <w:tcBorders>
+              <w:top w:color="000000" w:space="0" w:sz="5" w:val="single"/>
+              <w:left w:color="000000" w:space="0" w:sz="5" w:val="single"/>
+              <w:bottom w:color="000000" w:space="0" w:sz="5" w:val="single"/>
+              <w:right w:color="000000" w:space="0" w:sz="5" w:val="single"/>
+            </w:tcBorders>
+          </w:tcPr>
+          <w:p>
+            <w:pPr>
+              <w:rPr>
+                <w:rFonts w:ascii="Times New Roman" w:cs="Times New Roman" w:eastAsia="Times New Roman" w:hAnsi="Times New Roman"/>
+                <w:sz w:val="20"/>
+                <w:szCs w:val="20"/>
+                <w:highlight w:val="white"/>
+              </w:rPr>
+            </w:pPr>
+            <w:r>
+              <w:rPr>
+                <w:rFonts w:ascii="Times New Roman" w:cs="Times New Roman" w:eastAsia="Times New Roman" w:hAnsi="Times New Roman"/>
+                <w:sz w:val="20"/>
+                <w:szCs w:val="20"/>
+                <w:highlight w:val="white"/>
+                <w:rtl w:val="0"/>
+              </w:rPr>
+              <w:t xml:space="preserve">24</w:t>
+            </w:r>
+          </w:p>
+        </w:tc>
+        <w:tc>
+          <w:tcPr>
+            <w:tcBorders>
+              <w:top w:color="000000" w:space="0" w:sz="5" w:val="single"/>
+              <w:left w:color="000000" w:space="0" w:sz="5" w:val="single"/>
+              <w:bottom w:color="000000" w:space="0" w:sz="5" w:val="single"/>
+              <w:right w:color="000000" w:space="0" w:sz="5" w:val="single"/>
+            </w:tcBorders>
+          </w:tcPr>
+          <w:p>
+            <w:pPr>
+              <w:rPr>
+                <w:rFonts w:ascii="Times New Roman" w:cs="Times New Roman" w:eastAsia="Times New Roman" w:hAnsi="Times New Roman"/>
+                <w:sz w:val="20"/>
+                <w:szCs w:val="20"/>
+                <w:highlight w:val="white"/>
+              </w:rPr>
+            </w:pPr>
+            <w:r>
+              <w:rPr>
+                <w:rFonts w:ascii="Times New Roman" w:cs="Times New Roman" w:eastAsia="Times New Roman" w:hAnsi="Times New Roman"/>
+                <w:sz w:val="20"/>
+                <w:szCs w:val="20"/>
+                <w:highlight w:val="white"/>
+                <w:rtl w:val="0"/>
+              </w:rPr>
+              <w:t xml:space="preserve">DeepSeek_8B</w:t>
+            </w:r>
+          </w:p>
+        </w:tc>
+        <w:tc>
+          <w:tcPr>
+            <w:tcBorders>
+              <w:top w:color="000000" w:space="0" w:sz="5" w:val="single"/>
+              <w:left w:color="000000" w:space="0" w:sz="5" w:val="single"/>
+              <w:bottom w:color="000000" w:space="0" w:sz="5" w:val="single"/>
+              <w:right w:color="000000" w:space="0" w:sz="5" w:val="single"/>
+            </w:tcBorders>
+          </w:tcPr>
+          <w:p>
+            <w:pPr>
+              <w:rPr>
+                <w:rFonts w:ascii="Times New Roman" w:cs="Times New Roman" w:eastAsia="Times New Roman" w:hAnsi="Times New Roman"/>
+                <w:sz w:val="20"/>
+                <w:szCs w:val="20"/>
+                <w:highlight w:val="white"/>
+              </w:rPr>
+            </w:pPr>
+            <w:r>
+              <w:rPr>
+                <w:rFonts w:ascii="Times New Roman" w:cs="Times New Roman" w:eastAsia="Times New Roman" w:hAnsi="Times New Roman"/>
+                <w:sz w:val="20"/>
+                <w:szCs w:val="20"/>
+                <w:highlight w:val="white"/>
+                <w:rtl w:val="0"/>
+              </w:rPr>
+              <w:t xml:space="preserve">Open Source</w:t>
+            </w:r>
+          </w:p>
+        </w:tc>
+        <w:tc>
+          <w:tcPr>
+            <w:tcBorders>
+              <w:top w:color="000000" w:space="0" w:sz="5" w:val="single"/>
+              <w:left w:color="000000" w:space="0" w:sz="5" w:val="single"/>
+              <w:bottom w:color="000000" w:space="0" w:sz="5" w:val="single"/>
+              <w:right w:color="000000" w:space="0" w:sz="5" w:val="single"/>
+            </w:tcBorders>
+          </w:tcPr>
+          <w:p>
+            <w:pPr>
+              <w:rPr>
+                <w:rFonts w:ascii="Times New Roman" w:cs="Times New Roman" w:eastAsia="Times New Roman" w:hAnsi="Times New Roman"/>
+                <w:sz w:val="20"/>
+                <w:szCs w:val="20"/>
+                <w:highlight w:val="white"/>
+              </w:rPr>
+            </w:pPr>
+            <w:r>
+              <w:rPr>
+                <w:rtl w:val="0"/>
+              </w:rPr>
+            </w:r>
+          </w:p>
+        </w:tc>
+        <w:tc>
+          <w:tcPr>
+            <w:tcBorders>
+              <w:top w:color="000000" w:space="0" w:sz="5" w:val="single"/>
+              <w:left w:color="000000" w:space="0" w:sz="5" w:val="single"/>
+              <w:bottom w:color="000000" w:space="0" w:sz="5" w:val="single"/>
+              <w:right w:color="000000" w:space="0" w:sz="5" w:val="single"/>
+            </w:tcBorders>
+          </w:tcPr>
+          <w:p>
+            <w:pPr>
+              <w:rPr>
+                <w:rFonts w:ascii="Times New Roman" w:cs="Times New Roman" w:eastAsia="Times New Roman" w:hAnsi="Times New Roman"/>
+                <w:sz w:val="20"/>
+                <w:szCs w:val="20"/>
+                <w:highlight w:val="white"/>
+              </w:rPr>
+            </w:pPr>
+            <w:r>
+              <w:rPr>
+                <w:rFonts w:ascii="Times New Roman" w:cs="Times New Roman" w:eastAsia="Times New Roman" w:hAnsi="Times New Roman"/>
+                <w:sz w:val="20"/>
+                <w:szCs w:val="20"/>
+                <w:highlight w:val="white"/>
+                <w:rtl w:val="0"/>
+              </w:rPr>
+              <w:t xml:space="preserve">4096</w:t>
+            </w:r>
+          </w:p>
+        </w:tc>
+        <w:tc>
+          <w:tcPr>
+            <w:tcBorders>
+              <w:top w:color="000000" w:space="0" w:sz="5" w:val="single"/>
+              <w:left w:color="000000" w:space="0" w:sz="5" w:val="single"/>
+              <w:bottom w:color="000000" w:space="0" w:sz="5" w:val="single"/>
+              <w:right w:color="000000" w:space="0" w:sz="5" w:val="single"/>
+            </w:tcBorders>
+          </w:tcPr>
+          <w:p>
+            <w:pPr>
+              <w:rPr>
+                <w:rFonts w:ascii="Times New Roman" w:cs="Times New Roman" w:eastAsia="Times New Roman" w:hAnsi="Times New Roman"/>
+                <w:sz w:val="20"/>
+                <w:szCs w:val="20"/>
+                <w:highlight w:val="white"/>
+              </w:rPr>
+            </w:pPr>
+            <w:r>
+              <w:rPr>
+                <w:rtl w:val="0"/>
+              </w:rPr>
+            </w:r>
+          </w:p>
+        </w:tc>
+      </w:tr>
+      <w:tr>
+        <w:trPr>
+          <w:cantSplit w:val="0"/>
+          <w:trHeight w:val="450" w:hRule="atLeast"/>
+          <w:tblHeader w:val="0"/>
+        </w:trPr>
+        <w:tc>
+          <w:tcPr>
+            <w:tcBorders>
+              <w:top w:color="000000" w:space="0" w:sz="5" w:val="single"/>
+              <w:left w:color="000000" w:space="0" w:sz="5" w:val="single"/>
+              <w:bottom w:color="000000" w:space="0" w:sz="5" w:val="single"/>
+              <w:right w:color="000000" w:space="0" w:sz="5" w:val="single"/>
+            </w:tcBorders>
+          </w:tcPr>
+          <w:p>
+            <w:pPr>
+              <w:rPr>
+                <w:rFonts w:ascii="Times New Roman" w:cs="Times New Roman" w:eastAsia="Times New Roman" w:hAnsi="Times New Roman"/>
+                <w:sz w:val="20"/>
+                <w:szCs w:val="20"/>
+                <w:highlight w:val="white"/>
+              </w:rPr>
+            </w:pPr>
+            <w:r>
+              <w:rPr>
+                <w:rFonts w:ascii="Times New Roman" w:cs="Times New Roman" w:eastAsia="Times New Roman" w:hAnsi="Times New Roman"/>
+                <w:sz w:val="20"/>
+                <w:szCs w:val="20"/>
+                <w:highlight w:val="white"/>
+                <w:rtl w:val="0"/>
+              </w:rPr>
+              <w:t xml:space="preserve">25</w:t>
+            </w:r>
+          </w:p>
+        </w:tc>
+        <w:tc>
+          <w:tcPr>
+            <w:tcBorders>
+              <w:top w:color="000000" w:space="0" w:sz="5" w:val="single"/>
+              <w:left w:color="000000" w:space="0" w:sz="5" w:val="single"/>
+              <w:bottom w:color="000000" w:space="0" w:sz="5" w:val="single"/>
+              <w:right w:color="000000" w:space="0" w:sz="5" w:val="single"/>
+            </w:tcBorders>
+          </w:tcPr>
+          <w:p>
+            <w:pPr>
+              <w:rPr>
+                <w:rFonts w:ascii="Times New Roman" w:cs="Times New Roman" w:eastAsia="Times New Roman" w:hAnsi="Times New Roman"/>
+                <w:sz w:val="20"/>
+                <w:szCs w:val="20"/>
+                <w:highlight w:val="white"/>
+              </w:rPr>
+            </w:pPr>
+            <w:r>
+              <w:rPr>
+                <w:rFonts w:ascii="Times New Roman" w:cs="Times New Roman" w:eastAsia="Times New Roman" w:hAnsi="Times New Roman"/>
+                <w:sz w:val="20"/>
+                <w:szCs w:val="20"/>
+                <w:highlight w:val="white"/>
+                <w:rtl w:val="0"/>
+              </w:rPr>
+              <w:t xml:space="preserve">sciBERT</w:t>
+            </w:r>
+          </w:p>
+        </w:tc>
+        <w:tc>
+          <w:tcPr>
+            <w:tcBorders>
+              <w:top w:color="000000" w:space="0" w:sz="5" w:val="single"/>
+              <w:left w:color="000000" w:space="0" w:sz="5" w:val="single"/>
+              <w:bottom w:color="000000" w:space="0" w:sz="5" w:val="single"/>
+              <w:right w:color="000000" w:space="0" w:sz="5" w:val="single"/>
+            </w:tcBorders>
+          </w:tcPr>
+          <w:p>
+            <w:pPr>
+              <w:rPr>
+                <w:rFonts w:ascii="Times New Roman" w:cs="Times New Roman" w:eastAsia="Times New Roman" w:hAnsi="Times New Roman"/>
+                <w:sz w:val="20"/>
+                <w:szCs w:val="20"/>
+                <w:highlight w:val="white"/>
+              </w:rPr>
+            </w:pPr>
+            <w:r>
+              <w:rPr>
+                <w:rFonts w:ascii="Times New Roman" w:cs="Times New Roman" w:eastAsia="Times New Roman" w:hAnsi="Times New Roman"/>
+                <w:sz w:val="20"/>
+                <w:szCs w:val="20"/>
+                <w:highlight w:val="white"/>
+                <w:rtl w:val="0"/>
+              </w:rPr>
+              <w:t xml:space="preserve">Open Source</w:t>
+            </w:r>
+          </w:p>
+        </w:tc>
+        <w:tc>
+          <w:tcPr>
+            <w:tcBorders>
+              <w:top w:color="000000" w:space="0" w:sz="5" w:val="single"/>
+              <w:left w:color="000000" w:space="0" w:sz="5" w:val="single"/>
+              <w:bottom w:color="000000" w:space="0" w:sz="5" w:val="single"/>
+              <w:right w:color="000000" w:space="0" w:sz="5" w:val="single"/>
+            </w:tcBorders>
+          </w:tcPr>
+          <w:p>
+            <w:pPr>
+              <w:rPr>
+                <w:rFonts w:ascii="Times New Roman" w:cs="Times New Roman" w:eastAsia="Times New Roman" w:hAnsi="Times New Roman"/>
+                <w:sz w:val="20"/>
+                <w:szCs w:val="20"/>
+                <w:highlight w:val="white"/>
+              </w:rPr>
+            </w:pPr>
+            <w:r>
+              <w:rPr>
+                <w:rtl w:val="0"/>
+              </w:rPr>
+            </w:r>
+          </w:p>
+        </w:tc>
+        <w:tc>
+          <w:tcPr>
+            <w:tcBorders>
+              <w:top w:color="000000" w:space="0" w:sz="5" w:val="single"/>
+              <w:left w:color="000000" w:space="0" w:sz="5" w:val="single"/>
+              <w:bottom w:color="000000" w:space="0" w:sz="5" w:val="single"/>
+              <w:right w:color="000000" w:space="0" w:sz="5" w:val="single"/>
+            </w:tcBorders>
+          </w:tcPr>
+          <w:p>
+            <w:pPr>
+              <w:rPr>
+                <w:rFonts w:ascii="Times New Roman" w:cs="Times New Roman" w:eastAsia="Times New Roman" w:hAnsi="Times New Roman"/>
+                <w:sz w:val="20"/>
+                <w:szCs w:val="20"/>
+                <w:highlight w:val="white"/>
+              </w:rPr>
+            </w:pPr>
+            <w:r>
+              <w:rPr>
+                <w:rFonts w:ascii="Times New Roman" w:cs="Times New Roman" w:eastAsia="Times New Roman" w:hAnsi="Times New Roman"/>
+                <w:sz w:val="20"/>
+                <w:szCs w:val="20"/>
+                <w:highlight w:val="white"/>
+                <w:rtl w:val="0"/>
+              </w:rPr>
+              <w:t xml:space="preserve">768</w:t>
+            </w:r>
+          </w:p>
+        </w:tc>
+        <w:tc>
+          <w:tcPr>
+            <w:tcBorders>
+              <w:top w:color="000000" w:space="0" w:sz="5" w:val="single"/>
+              <w:left w:color="000000" w:space="0" w:sz="5" w:val="single"/>
+              <w:bottom w:color="000000" w:space="0" w:sz="5" w:val="single"/>
+              <w:right w:color="000000" w:space="0" w:sz="5" w:val="single"/>
+            </w:tcBorders>
+          </w:tcPr>
+          <w:p>
+            <w:pPr>
+              <w:rPr>
+                <w:rFonts w:ascii="Times New Roman" w:cs="Times New Roman" w:eastAsia="Times New Roman" w:hAnsi="Times New Roman"/>
+                <w:sz w:val="20"/>
+                <w:szCs w:val="20"/>
+                <w:highlight w:val="white"/>
+              </w:rPr>
+            </w:pPr>
+            <w:r>
+              <w:rPr>
+                <w:rtl w:val="0"/>
+              </w:rPr>
+            </w:r>
+          </w:p>
+        </w:tc>
+      </w:tr>
+      <w:tr>
+        <w:trPr>
+          <w:cantSplit w:val="0"/>
+          <w:trHeight w:val="450" w:hRule="atLeast"/>
+          <w:tblHeader w:val="0"/>
+        </w:trPr>
+        <w:tc>
+          <w:tcPr>
+            <w:tcBorders>
+              <w:top w:color="000000" w:space="0" w:sz="5" w:val="single"/>
+              <w:left w:color="000000" w:space="0" w:sz="5" w:val="single"/>
+              <w:bottom w:color="000000" w:space="0" w:sz="5" w:val="single"/>
+              <w:right w:color="000000" w:space="0" w:sz="5" w:val="single"/>
+            </w:tcBorders>
+          </w:tcPr>
+          <w:p>
+            <w:pPr>
+              <w:rPr>
+                <w:rFonts w:ascii="Times New Roman" w:cs="Times New Roman" w:eastAsia="Times New Roman" w:hAnsi="Times New Roman"/>
+                <w:sz w:val="20"/>
+                <w:szCs w:val="20"/>
+                <w:highlight w:val="white"/>
+              </w:rPr>
+            </w:pPr>
+            <w:r>
+              <w:rPr>
+                <w:rFonts w:ascii="Times New Roman" w:cs="Times New Roman" w:eastAsia="Times New Roman" w:hAnsi="Times New Roman"/>
+                <w:sz w:val="20"/>
+                <w:szCs w:val="20"/>
+                <w:highlight w:val="white"/>
+                <w:rtl w:val="0"/>
+              </w:rPr>
+              <w:t xml:space="preserve">26</w:t>
+            </w:r>
+          </w:p>
+        </w:tc>
+        <w:tc>
+          <w:tcPr>
+            <w:tcBorders>
+              <w:top w:color="000000" w:space="0" w:sz="5" w:val="single"/>
+              <w:left w:color="000000" w:space="0" w:sz="5" w:val="single"/>
+              <w:bottom w:color="000000" w:space="0" w:sz="5" w:val="single"/>
+              <w:right w:color="000000" w:space="0" w:sz="5" w:val="single"/>
+            </w:tcBorders>
+          </w:tcPr>
+          <w:p>
+            <w:pPr>
+              <w:rPr>
+                <w:rFonts w:ascii="Times New Roman" w:cs="Times New Roman" w:eastAsia="Times New Roman" w:hAnsi="Times New Roman"/>
+                <w:sz w:val="20"/>
+                <w:szCs w:val="20"/>
+                <w:highlight w:val="white"/>
+              </w:rPr>
+            </w:pPr>
+            <w:r>
+              <w:rPr>
+                <w:rFonts w:ascii="Times New Roman" w:cs="Times New Roman" w:eastAsia="Times New Roman" w:hAnsi="Times New Roman"/>
+                <w:sz w:val="20"/>
+                <w:szCs w:val="20"/>
+                <w:highlight w:val="white"/>
+                <w:rtl w:val="0"/>
+              </w:rPr>
+              <w:t xml:space="preserve">nomic-embed-text</w:t>
+            </w:r>
+          </w:p>
+        </w:tc>
+        <w:tc>
+          <w:tcPr>
+            <w:tcBorders>
+              <w:top w:color="000000" w:space="0" w:sz="5" w:val="single"/>
+              <w:left w:color="000000" w:space="0" w:sz="5" w:val="single"/>
+              <w:bottom w:color="000000" w:space="0" w:sz="5" w:val="single"/>
+              <w:right w:color="000000" w:space="0" w:sz="5" w:val="single"/>
+            </w:tcBorders>
+          </w:tcPr>
+          <w:p>
+            <w:pPr>
+              <w:rPr>
+                <w:rFonts w:ascii="Times New Roman" w:cs="Times New Roman" w:eastAsia="Times New Roman" w:hAnsi="Times New Roman"/>
+                <w:sz w:val="20"/>
+                <w:szCs w:val="20"/>
+                <w:highlight w:val="white"/>
+              </w:rPr>
+            </w:pPr>
+            <w:r>
+              <w:rPr>
+                <w:rFonts w:ascii="Times New Roman" w:cs="Times New Roman" w:eastAsia="Times New Roman" w:hAnsi="Times New Roman"/>
+                <w:sz w:val="20"/>
+                <w:szCs w:val="20"/>
+                <w:highlight w:val="white"/>
+                <w:rtl w:val="0"/>
+              </w:rPr>
+              <w:t xml:space="preserve">Open Source</w:t>
+            </w:r>
+          </w:p>
+        </w:tc>
+        <w:tc>
+          <w:tcPr>
+            <w:tcBorders>
+              <w:top w:color="000000" w:space="0" w:sz="5" w:val="single"/>
+              <w:left w:color="000000" w:space="0" w:sz="5" w:val="single"/>
+              <w:bottom w:color="000000" w:space="0" w:sz="5" w:val="single"/>
+              <w:right w:color="000000" w:space="0" w:sz="5" w:val="single"/>
+            </w:tcBorders>
+          </w:tcPr>
+          <w:p>
+            <w:pPr>
+              <w:rPr>
+                <w:rFonts w:ascii="Times New Roman" w:cs="Times New Roman" w:eastAsia="Times New Roman" w:hAnsi="Times New Roman"/>
+                <w:sz w:val="20"/>
+                <w:szCs w:val="20"/>
+                <w:highlight w:val="white"/>
+              </w:rPr>
+            </w:pPr>
+            <w:r>
+              <w:rPr>
+                <w:rtl w:val="0"/>
+              </w:rPr>
+            </w:r>
+          </w:p>
+        </w:tc>
+        <w:tc>
+          <w:tcPr>
+            <w:tcBorders>
+              <w:top w:color="000000" w:space="0" w:sz="5" w:val="single"/>
+              <w:left w:color="000000" w:space="0" w:sz="5" w:val="single"/>
+              <w:bottom w:color="000000" w:space="0" w:sz="5" w:val="single"/>
+              <w:right w:color="000000" w:space="0" w:sz="5" w:val="single"/>
+            </w:tcBorders>
+          </w:tcPr>
+          <w:p>
+            <w:pPr>
+              <w:rPr>
+                <w:rFonts w:ascii="Times New Roman" w:cs="Times New Roman" w:eastAsia="Times New Roman" w:hAnsi="Times New Roman"/>
+                <w:sz w:val="20"/>
+                <w:szCs w:val="20"/>
+                <w:highlight w:val="white"/>
+              </w:rPr>
+            </w:pPr>
+            <w:r>
+              <w:rPr>
+                <w:rFonts w:ascii="Times New Roman" w:cs="Times New Roman" w:eastAsia="Times New Roman" w:hAnsi="Times New Roman"/>
+                <w:sz w:val="20"/>
+                <w:szCs w:val="20"/>
+                <w:highlight w:val="white"/>
+                <w:rtl w:val="0"/>
+              </w:rPr>
+              <w:t xml:space="preserve">768</w:t>
+            </w:r>
+          </w:p>
+        </w:tc>
+        <w:tc>
+          <w:tcPr>
+            <w:tcBorders>
+              <w:top w:color="000000" w:space="0" w:sz="5" w:val="single"/>
+              <w:left w:color="000000" w:space="0" w:sz="5" w:val="single"/>
+              <w:bottom w:color="000000" w:space="0" w:sz="5" w:val="single"/>
+              <w:right w:color="000000" w:space="0" w:sz="5" w:val="single"/>
+            </w:tcBorders>
+          </w:tcPr>
+          <w:p>
+            <w:pPr>
+              <w:rPr>
+                <w:rFonts w:ascii="Times New Roman" w:cs="Times New Roman" w:eastAsia="Times New Roman" w:hAnsi="Times New Roman"/>
+                <w:sz w:val="20"/>
+                <w:szCs w:val="20"/>
+                <w:highlight w:val="white"/>
+              </w:rPr>
+            </w:pPr>
+            <w:r>
+              <w:rPr>
+                <w:rtl w:val="0"/>
+              </w:rPr>
             </w:r>
           </w:p>
         </w:tc>
@@ -42923,12 +45941,12 @@
           <wp:inline distB="114300" distT="114300" distL="114300" distR="114300">
             <wp:extent cx="6655689" cy="2973054"/>
             <wp:effectExtent b="0" l="0" r="0" t="0"/>
-            <wp:docPr id="4" name="image1.png"/>
+            <wp:docPr id="4" name="image3.png"/>
             <a:graphic>
               <a:graphicData uri="http://schemas.openxmlformats.org/drawingml/2006/picture">
                 <pic:pic>
                   <pic:nvPicPr>
-                    <pic:cNvPr id="0" name="image1.png"/>
+                    <pic:cNvPr id="0" name="image3.png"/>
                     <pic:cNvPicPr preferRelativeResize="0"/>
                   </pic:nvPicPr>
                   <pic:blipFill>
@@ -43167,12 +46185,12 @@
           <wp:inline distB="114300" distT="114300" distL="114300" distR="114300">
             <wp:extent cx="6057900" cy="6832600"/>
             <wp:effectExtent b="0" l="0" r="0" t="0"/>
-            <wp:docPr id="3" name="image3.png"/>
+            <wp:docPr id="3" name="image4.png"/>
             <a:graphic>
               <a:graphicData uri="http://schemas.openxmlformats.org/drawingml/2006/picture">
                 <pic:pic>
                   <pic:nvPicPr>
-                    <pic:cNvPr id="0" name="image3.png"/>
+                    <pic:cNvPr id="0" name="image4.png"/>
                     <pic:cNvPicPr preferRelativeResize="0"/>
                   </pic:nvPicPr>
                   <pic:blipFill>
@@ -43358,12 +46376,12 @@
           <wp:inline distB="114300" distT="114300" distL="114300" distR="114300">
             <wp:extent cx="6612679" cy="2750958"/>
             <wp:effectExtent b="0" l="0" r="0" t="0"/>
-            <wp:docPr id="1" name="image4.png"/>
+            <wp:docPr id="1" name="image1.png"/>
             <a:graphic>
               <a:graphicData uri="http://schemas.openxmlformats.org/drawingml/2006/picture">
                 <pic:pic>
                   <pic:nvPicPr>
-                    <pic:cNvPr id="0" name="image4.png"/>
+                    <pic:cNvPr id="0" name="image1.png"/>
                     <pic:cNvPicPr preferRelativeResize="0"/>
                   </pic:nvPicPr>
                   <pic:blipFill>

--- a/Paper/Patterns_Clinical_Trials_Tumor_Name_Standardization_using Embedding_Analysis.docx
+++ b/Paper/Patterns_Clinical_Trials_Tumor_Name_Standardization_using Embedding_Analysis.docx
@@ -47094,12 +47094,12 @@
           <wp:inline distB="114300" distT="114300" distL="114300" distR="114300">
             <wp:extent cx="7170039" cy="3133725"/>
             <wp:effectExtent b="0" l="0" r="0" t="0"/>
-            <wp:docPr id="1" name="image3.png"/>
+            <wp:docPr id="1" name="image4.png"/>
             <a:graphic>
               <a:graphicData uri="http://schemas.openxmlformats.org/drawingml/2006/picture">
                 <pic:pic>
                   <pic:nvPicPr>
-                    <pic:cNvPr id="0" name="image3.png"/>
+                    <pic:cNvPr id="0" name="image4.png"/>
                     <pic:cNvPicPr preferRelativeResize="0"/>
                   </pic:nvPicPr>
                   <pic:blipFill>
@@ -47202,12 +47202,12 @@
           <wp:inline distB="114300" distT="114300" distL="114300" distR="114300">
             <wp:extent cx="7217045" cy="4254901"/>
             <wp:effectExtent b="0" l="0" r="0" t="0"/>
-            <wp:docPr id="3" name="image5.png"/>
+            <wp:docPr id="3" name="image3.png"/>
             <a:graphic>
               <a:graphicData uri="http://schemas.openxmlformats.org/drawingml/2006/picture">
                 <pic:pic>
                   <pic:nvPicPr>
-                    <pic:cNvPr id="0" name="image5.png"/>
+                    <pic:cNvPr id="0" name="image3.png"/>
                     <pic:cNvPicPr preferRelativeResize="0"/>
                   </pic:nvPicPr>
                   <pic:blipFill>
@@ -47376,12 +47376,12 @@
           <wp:inline distB="114300" distT="114300" distL="114300" distR="114300">
             <wp:extent cx="6053328" cy="6604000"/>
             <wp:effectExtent b="0" l="0" r="0" t="0"/>
-            <wp:docPr id="4" name="image2.png"/>
+            <wp:docPr id="4" name="image5.png"/>
             <a:graphic>
               <a:graphicData uri="http://schemas.openxmlformats.org/drawingml/2006/picture">
                 <pic:pic>
                   <pic:nvPicPr>
-                    <pic:cNvPr id="0" name="image2.png"/>
+                    <pic:cNvPr id="0" name="image5.png"/>
                     <pic:cNvPicPr preferRelativeResize="0"/>
                   </pic:nvPicPr>
                   <pic:blipFill>
@@ -47530,12 +47530,12 @@
           <wp:inline distB="114300" distT="114300" distL="114300" distR="114300">
             <wp:extent cx="6612679" cy="2750958"/>
             <wp:effectExtent b="0" l="0" r="0" t="0"/>
-            <wp:docPr id="2" name="image4.png"/>
+            <wp:docPr id="2" name="image2.png"/>
             <a:graphic>
               <a:graphicData uri="http://schemas.openxmlformats.org/drawingml/2006/picture">
                 <pic:pic>
                   <pic:nvPicPr>
-                    <pic:cNvPr id="0" name="image4.png"/>
+                    <pic:cNvPr id="0" name="image2.png"/>
                     <pic:cNvPicPr preferRelativeResize="0"/>
                   </pic:nvPicPr>
                   <pic:blipFill>
@@ -47954,9 +47954,19 @@
           <w:rFonts w:ascii="Times New Roman" w:cs="Times New Roman" w:eastAsia="Times New Roman" w:hAnsi="Times New Roman"/>
           <w:sz w:val="24"/>
           <w:szCs w:val="24"/>
-          <w:rtl w:val="0"/>
-        </w:rPr>
-        <w:t xml:space="preserve">ST4_tumor_sample_df_gt_annotated_all.csv.  This file contains the ground truth annotation with respect to all editions (3rd, 4th, and 5th) of WHO Tumor Classification System for the 1600 tumor names randomly sampled from the CTR. Furthermore, this file also contains the standardization results obtained from the 36 standardization methods implemented by CANTOS.  </w:t>
+          <w:highlight w:val="yellow"/>
+          <w:rtl w:val="0"/>
+        </w:rPr>
+        <w:t xml:space="preserve">ST4_tumor_manually_validated_all.csv.</w:t>
+      </w:r>
+      <w:r>
+        <w:rPr>
+          <w:rFonts w:ascii="Times New Roman" w:cs="Times New Roman" w:eastAsia="Times New Roman" w:hAnsi="Times New Roman"/>
+          <w:sz w:val="24"/>
+          <w:szCs w:val="24"/>
+          <w:rtl w:val="0"/>
+        </w:rPr>
+        <w:t xml:space="preserve">  This file contains the ground truth annotation with respect to all editions (3rd, 4th, and 5th) of WHO Tumor Classification System for the 1600 tumor names randomly sampled from the CTR. Furthermore, this file also contains the standardization results obtained from the 36 standardization methods implemented by CANTOS.  </w:t>
       </w:r>
       <w:r>
         <w:rPr>
@@ -48012,9 +48022,19 @@
           <w:rFonts w:ascii="Times New Roman" w:cs="Times New Roman" w:eastAsia="Times New Roman" w:hAnsi="Times New Roman"/>
           <w:sz w:val="24"/>
           <w:szCs w:val="24"/>
-          <w:rtl w:val="0"/>
-        </w:rPr>
-        <w:t xml:space="preserve">ST5_tumor_sample_df_gt_annotated_5th.csv. This file contains the ground truth annotation with respect to the 5th edition of WHO Tumor Classification System for the 1600 tumor names randomly sampled from the CTR. Furthermore, this file also contains the standardization results obtained from the 36 standardization methods implemented by CANTOS.  </w:t>
+          <w:highlight w:val="yellow"/>
+          <w:rtl w:val="0"/>
+        </w:rPr>
+        <w:t xml:space="preserve">ST5_tumor_manually_validated_5th.csv</w:t>
+      </w:r>
+      <w:r>
+        <w:rPr>
+          <w:rFonts w:ascii="Times New Roman" w:cs="Times New Roman" w:eastAsia="Times New Roman" w:hAnsi="Times New Roman"/>
+          <w:sz w:val="24"/>
+          <w:szCs w:val="24"/>
+          <w:rtl w:val="0"/>
+        </w:rPr>
+        <w:t xml:space="preserve">. This file contains the ground truth annotation with respect to the 5th edition of WHO Tumor Classification System for the 1600 tumor names randomly sampled from the CTR. Furthermore, this file also contains the standardization results obtained from the 36 standardization methods implemented by CANTOS.  </w:t>
       </w:r>
       <w:r>
         <w:rPr>
@@ -48069,9 +48089,19 @@
           <w:rFonts w:ascii="Times New Roman" w:cs="Times New Roman" w:eastAsia="Times New Roman" w:hAnsi="Times New Roman"/>
           <w:sz w:val="24"/>
           <w:szCs w:val="24"/>
-          <w:rtl w:val="0"/>
-        </w:rPr>
-        <w:t xml:space="preserve">ST6_WHO_Results_all.csv.  This file contains the standardized tumor names for each CTR tumor identified by CANTOS. The standardization was done with respect to all editions (3rd, 4th, and 5th) of WHO Tumor Classification System. This result was obtained when all editions (3rd, 4th, and 5th) of WHO Tumor Classification System was in the CANTOS pipeline. </w:t>
+          <w:highlight w:val="yellow"/>
+          <w:rtl w:val="0"/>
+        </w:rPr>
+        <w:t xml:space="preserve">ST6_WHO_Results_all_ose.csv.</w:t>
+      </w:r>
+      <w:r>
+        <w:rPr>
+          <w:rFonts w:ascii="Times New Roman" w:cs="Times New Roman" w:eastAsia="Times New Roman" w:hAnsi="Times New Roman"/>
+          <w:sz w:val="24"/>
+          <w:szCs w:val="24"/>
+          <w:rtl w:val="0"/>
+        </w:rPr>
+        <w:t xml:space="preserve">  This file contains the standardized tumor names for each CTR tumor identified by CANTOS. The standardization was done with respect to all editions (3rd, 4th, and 5th) of WHO Tumor Classification System. This result was obtained when all editions (3rd, 4th, and 5th) of WHO Tumor Classification System was in the CANTOS pipeline. </w:t>
       </w:r>
     </w:p>
     <w:p>
@@ -48116,9 +48146,19 @@
           <w:rFonts w:ascii="Times New Roman" w:cs="Times New Roman" w:eastAsia="Times New Roman" w:hAnsi="Times New Roman"/>
           <w:sz w:val="24"/>
           <w:szCs w:val="24"/>
-          <w:rtl w:val="0"/>
-        </w:rPr>
-        <w:t xml:space="preserve">ST7_WHO_Results_5thed.csv. This file contains the standardized tumor names for each CTR tumor identified by CANTOS. The standardization was done with respect to the 5th edition of WHO Tumor Classification System.  This result was obtained when the 5th edition of WHO Tumor Classification System was in the CANTOS pipeline.</w:t>
+          <w:highlight w:val="yellow"/>
+          <w:rtl w:val="0"/>
+        </w:rPr>
+        <w:t xml:space="preserve">ST7_WHO_Results_5thed_ose.csv.</w:t>
+      </w:r>
+      <w:r>
+        <w:rPr>
+          <w:rFonts w:ascii="Times New Roman" w:cs="Times New Roman" w:eastAsia="Times New Roman" w:hAnsi="Times New Roman"/>
+          <w:sz w:val="24"/>
+          <w:szCs w:val="24"/>
+          <w:rtl w:val="0"/>
+        </w:rPr>
+        <w:t xml:space="preserve"> This file contains the standardized tumor names for each CTR tumor identified by CANTOS. The standardization was done with respect to the 5th edition of WHO Tumor Classification System.  This result was obtained when the 5th edition of WHO Tumor Classification System was in the CANTOS pipeline.</w:t>
       </w:r>
     </w:p>
     <w:p>
@@ -48156,16 +48196,28 @@
           <w:szCs w:val="24"/>
           <w:rtl w:val="0"/>
         </w:rPr>
-        <w:t xml:space="preserve">Supplementary Table ST8: </w:t>
-      </w:r>
-      <w:r>
-        <w:rPr>
-          <w:rFonts w:ascii="Times New Roman" w:cs="Times New Roman" w:eastAsia="Times New Roman" w:hAnsi="Times New Roman"/>
-          <w:sz w:val="24"/>
-          <w:szCs w:val="24"/>
-          <w:rtl w:val="0"/>
-        </w:rPr>
-        <w:t xml:space="preserve">ST8_NCIT_Results_all.csv.</w:t>
+        <w:t xml:space="preserve">Supplementary Table ST8:</w:t>
+      </w:r>
+      <w:r>
+        <w:rPr>
+          <w:rFonts w:ascii="Times New Roman" w:cs="Times New Roman" w:eastAsia="Times New Roman" w:hAnsi="Times New Roman"/>
+          <w:b w:val="1"/>
+          <w:sz w:val="24"/>
+          <w:szCs w:val="24"/>
+          <w:highlight w:val="yellow"/>
+          <w:rtl w:val="0"/>
+        </w:rPr>
+        <w:t xml:space="preserve"> </w:t>
+      </w:r>
+      <w:r>
+        <w:rPr>
+          <w:rFonts w:ascii="Times New Roman" w:cs="Times New Roman" w:eastAsia="Times New Roman" w:hAnsi="Times New Roman"/>
+          <w:sz w:val="24"/>
+          <w:szCs w:val="24"/>
+          <w:highlight w:val="yellow"/>
+          <w:rtl w:val="0"/>
+        </w:rPr>
+        <w:t xml:space="preserve">ST8_NCIT_Results_all_ose.csv.</w:t>
       </w:r>
       <w:r>
         <w:rPr>
@@ -48229,9 +48281,10 @@
           <w:rFonts w:ascii="Times New Roman" w:cs="Times New Roman" w:eastAsia="Times New Roman" w:hAnsi="Times New Roman"/>
           <w:sz w:val="24"/>
           <w:szCs w:val="24"/>
-          <w:rtl w:val="0"/>
-        </w:rPr>
-        <w:t xml:space="preserve">ST9_NCIT_Results_5thed.csv.</w:t>
+          <w:highlight w:val="yellow"/>
+          <w:rtl w:val="0"/>
+        </w:rPr>
+        <w:t xml:space="preserve">ST9_NCIT_Results_5thed_ose.csv.</w:t>
       </w:r>
       <w:r>
         <w:rPr>

--- a/Paper/Patterns_Clinical_Trials_Tumor_Name_Standardization_using Embedding_Analysis.docx
+++ b/Paper/Patterns_Clinical_Trials_Tumor_Name_Standardization_using Embedding_Analysis.docx
@@ -1638,13 +1638,13 @@
       </w:r>
       <w:r>
         <w:rPr>
-          <w:rFonts w:ascii="Times New Roman" w:cs="Times New Roman" w:eastAsia="Times New Roman" w:hAnsi="Times New Roman"/>
+          <w:rFonts w:ascii="Gungsuh" w:cs="Gungsuh" w:eastAsia="Gungsuh" w:hAnsi="Gungsuh"/>
           <w:sz w:val="24"/>
           <w:szCs w:val="24"/>
           <w:highlight w:val="yellow"/>
           <w:rtl w:val="0"/>
         </w:rPr>
-        <w:t xml:space="preserve">. </w:t>
+        <w:t xml:space="preserve">. For clarity in discussion, we categorized the standardization methods based on their standardization accuracy as follows: high-accuracy methods (≥ 60%), intermediate-accuracy methods (50% to &lt; 60%), and low-accuracy methods (&lt; 50%).</w:t>
       </w:r>
     </w:p>
     <w:p>
@@ -2411,7 +2411,7 @@
           <w:highlight w:val="yellow"/>
           <w:rtl w:val="0"/>
         </w:rPr>
-        <w:t xml:space="preserve">.</w:t>
+        <w:t xml:space="preserve">. </w:t>
       </w:r>
     </w:p>
     <w:p>
@@ -2877,15 +2877,94 @@
         <w:jc w:val="both"/>
         <w:rPr>
           <w:rFonts w:ascii="Times New Roman" w:cs="Times New Roman" w:eastAsia="Times New Roman" w:hAnsi="Times New Roman"/>
+          <w:sz w:val="24"/>
+          <w:szCs w:val="24"/>
           <w:highlight w:val="yellow"/>
         </w:rPr>
       </w:pPr>
       <w:r>
         <w:rPr>
+          <w:rtl w:val="0"/>
+        </w:rPr>
+      </w:r>
+    </w:p>
+    <w:p>
+      <w:pPr>
+        <w:spacing w:line="276.0005454545455" w:lineRule="auto"/>
+        <w:ind w:left="-540" w:firstLine="0"/>
+        <w:jc w:val="both"/>
+        <w:rPr>
           <w:rFonts w:ascii="Times New Roman" w:cs="Times New Roman" w:eastAsia="Times New Roman" w:hAnsi="Times New Roman"/>
           <w:sz w:val="24"/>
           <w:szCs w:val="24"/>
           <w:highlight w:val="yellow"/>
+        </w:rPr>
+      </w:pPr>
+      <w:r>
+        <w:rPr>
+          <w:rtl w:val="0"/>
+        </w:rPr>
+      </w:r>
+    </w:p>
+    <w:p>
+      <w:pPr>
+        <w:spacing w:line="276.0005454545455" w:lineRule="auto"/>
+        <w:ind w:left="-540" w:firstLine="0"/>
+        <w:jc w:val="both"/>
+        <w:rPr>
+          <w:rFonts w:ascii="Times New Roman" w:cs="Times New Roman" w:eastAsia="Times New Roman" w:hAnsi="Times New Roman"/>
+          <w:sz w:val="24"/>
+          <w:szCs w:val="24"/>
+          <w:highlight w:val="yellow"/>
+        </w:rPr>
+      </w:pPr>
+      <w:r>
+        <w:rPr>
+          <w:rFonts w:ascii="Times New Roman" w:cs="Times New Roman" w:eastAsia="Times New Roman" w:hAnsi="Times New Roman"/>
+          <w:sz w:val="24"/>
+          <w:szCs w:val="24"/>
+          <w:highlight w:val="yellow"/>
+          <w:rtl w:val="0"/>
+        </w:rPr>
+        <w:t xml:space="preserve">We also extended our analysis to combine three high-accuracy standardization methods and selected the combination of methods that had the lowest average pairwise mutual information score to maximize the diversity in their prediction and thereby increase standardization accuracy.  The combined methods predicted the standardization for a giver CTR tumor name by performing a majority vote operation.  This strategy led to the combination of the methods:ADA-002+AP, LTE-3+K-means, and all-MiniLM-L12-v2 +Euclidean Dist,for the WHO 5th edition and this method achieved a standardization accuracy of 72.126%. Whereas for WHO all editions, the methods that were combined included:ADA-002+K-means, LTE-3+K-means, and all-MiniLM-L12-v2+Euclidean Dist, which achieved an accuracy of 71.377%. We implemented these methods in CANTOS, and the standardization results for all CTR tumor names using this consensus voting method.</w:t>
+      </w:r>
+    </w:p>
+    <w:p>
+      <w:pPr>
+        <w:spacing w:line="276.0005454545455" w:lineRule="auto"/>
+        <w:ind w:left="-540" w:firstLine="0"/>
+        <w:jc w:val="both"/>
+        <w:rPr>
+          <w:rFonts w:ascii="Times New Roman" w:cs="Times New Roman" w:eastAsia="Times New Roman" w:hAnsi="Times New Roman"/>
+          <w:sz w:val="24"/>
+          <w:szCs w:val="24"/>
+          <w:highlight w:val="yellow"/>
+        </w:rPr>
+      </w:pPr>
+      <w:r>
+        <w:rPr>
+          <w:rtl w:val="0"/>
+        </w:rPr>
+      </w:r>
+    </w:p>
+    <w:p>
+      <w:pPr>
+        <w:spacing w:line="276.0005454545455" w:lineRule="auto"/>
+        <w:ind w:left="-540" w:firstLine="0"/>
+        <w:jc w:val="both"/>
+        <w:rPr>
+          <w:rFonts w:ascii="Times New Roman" w:cs="Times New Roman" w:eastAsia="Times New Roman" w:hAnsi="Times New Roman"/>
+          <w:sz w:val="24"/>
+          <w:szCs w:val="24"/>
+          <w:highlight w:val="yellow"/>
+        </w:rPr>
+      </w:pPr>
+      <w:r>
+        <w:rPr>
+          <w:rFonts w:ascii="Times New Roman" w:cs="Times New Roman" w:eastAsia="Times New Roman" w:hAnsi="Times New Roman"/>
+          <w:sz w:val="24"/>
+          <w:szCs w:val="24"/>
+          <w:highlight w:val="yellow"/>
           <w:rtl w:val="0"/>
         </w:rPr>
         <w:t xml:space="preserve">Ground truth annotations for the 1,600 CTR tumor names and their standardization results are available in</w:t>
@@ -2973,11 +3052,6 @@
           <w:rtl w:val="0"/>
         </w:rPr>
         <w:t xml:space="preserve">.</w:t>
-      </w:r>
-      <w:r>
-        <w:rPr>
-          <w:rtl w:val="0"/>
-        </w:rPr>
       </w:r>
     </w:p>
     <w:p>
@@ -3235,14 +3309,14 @@
       </w:pPr>
       <w:r>
         <w:rPr>
-          <w:rFonts w:ascii="Gungsuh" w:cs="Gungsuh" w:eastAsia="Gungsuh" w:hAnsi="Gungsuh"/>
+          <w:rFonts w:ascii="Times New Roman" w:cs="Times New Roman" w:eastAsia="Times New Roman" w:hAnsi="Times New Roman"/>
           <w:color w:val="2a2a2a"/>
           <w:sz w:val="24"/>
           <w:szCs w:val="24"/>
           <w:highlight w:val="yellow"/>
           <w:rtl w:val="0"/>
         </w:rPr>
-        <w:t xml:space="preserve">In contrast, text-embedding-based methods exhibited a wider accuracy range, from 13.69% to 67.81% for the WHO 5th edition and from 15.38% to 69.05% for WHO all editions. Unlike the text-matching based methods, some of the text-embedding based methods are able to quantify and capture the semantic difference between unstandardized tumor name in CTR and the standardized term in the WHO system which is likely why some text-embedding based methods achieved high standardization accuracy. Although the accuracy range for text-embedding based methods is broader, their performance remained consistent across both the WHO 5th and all editions. For clarity in discussion, we categorized the standardization methods based on their standardization accuracy as follows: high-accuracy methods (≥ 60%), intermediate-accuracy methods (50% to &lt; 60%), and low-accuracy methods (&lt; 50%).</w:t>
+        <w:t xml:space="preserve">In contrast, text-embedding-based methods exhibited a wider accuracy range, from 13.69% to 67.81% for the WHO 5th edition and from 15.38% to 69.05% for WHO all editions. Unlike the text-matching based methods, some of the text-embedding based methods are able to quantify and capture the semantic difference between unstandardized tumor name in CTR and the standardized term in the WHO system which is likely why some text-embedding based methods achieved high standardization accuracy. Although the accuracy range for text-embedding based methods is broader, their performance remained consistent across both the WHO 5th and all editions. </w:t>
       </w:r>
     </w:p>
     <w:p>
@@ -3604,6 +3678,119 @@
           <w:rtl w:val="0"/>
         </w:rPr>
         <w:t xml:space="preserve">text-embeddings and clustering had comparable but lower standardizing accuracy as compared to their counterpart closest match methods (LTE-3+ Euclidean Dist , ADA–002+ Euclidean Dist ). In general, the LTE-3 based methods generally outperformed ADA-002, except for LTE-3+K-means, which slightly underperformed compared to ADA-002+Euclidean Dist and ADA-002+AP when standardized against WHO all editions. However, LTE-3+K-means performed better than its counterpart method ADA–002+K-means against either edition of the WHO system. Compared to these methods utilizing text-embedding and clustering, the text-embedding based methods using closet match approach, achieves higher standardization accuracy and is much simpler and faster as it does not require additional steps like clustering, cluster size analysis, or outlier detection.</w:t>
+      </w:r>
+    </w:p>
+    <w:p>
+      <w:pPr>
+        <w:spacing w:line="276.0005454545455" w:lineRule="auto"/>
+        <w:ind w:left="-540" w:firstLine="0"/>
+        <w:jc w:val="both"/>
+        <w:rPr>
+          <w:rFonts w:ascii="Times New Roman" w:cs="Times New Roman" w:eastAsia="Times New Roman" w:hAnsi="Times New Roman"/>
+          <w:color w:val="2a2a2a"/>
+          <w:sz w:val="24"/>
+          <w:szCs w:val="24"/>
+          <w:highlight w:val="yellow"/>
+        </w:rPr>
+      </w:pPr>
+      <w:r>
+        <w:rPr>
+          <w:rtl w:val="0"/>
+        </w:rPr>
+      </w:r>
+    </w:p>
+    <w:p>
+      <w:pPr>
+        <w:spacing w:line="276.0005454545455" w:lineRule="auto"/>
+        <w:ind w:left="-540" w:firstLine="0"/>
+        <w:jc w:val="both"/>
+        <w:rPr>
+          <w:rFonts w:ascii="Times New Roman" w:cs="Times New Roman" w:eastAsia="Times New Roman" w:hAnsi="Times New Roman"/>
+          <w:color w:val="2a2a2a"/>
+          <w:sz w:val="24"/>
+          <w:szCs w:val="24"/>
+          <w:highlight w:val="yellow"/>
+        </w:rPr>
+      </w:pPr>
+      <w:r>
+        <w:rPr>
+          <w:rFonts w:ascii="Times New Roman" w:cs="Times New Roman" w:eastAsia="Times New Roman" w:hAnsi="Times New Roman"/>
+          <w:color w:val="2a2a2a"/>
+          <w:sz w:val="24"/>
+          <w:szCs w:val="24"/>
+          <w:highlight w:val="yellow"/>
+          <w:rtl w:val="0"/>
+        </w:rPr>
+        <w:t xml:space="preserve">In our effort to improve the standardization accuracy, we combined high-accuracy methods to perform a consensus vote based on their standardization prediction for a given CTR tumor name.  We considered combinations of three methods as an odd number of methods as it reduces chances of a tie occurring. We limited the consensus vote to only the high-accuracy methods identified in </w:t>
+      </w:r>
+      <w:r>
+        <w:rPr>
+          <w:rFonts w:ascii="Times New Roman" w:cs="Times New Roman" w:eastAsia="Times New Roman" w:hAnsi="Times New Roman"/>
+          <w:b w:val="1"/>
+          <w:color w:val="2a2a2a"/>
+          <w:sz w:val="24"/>
+          <w:szCs w:val="24"/>
+          <w:highlight w:val="yellow"/>
+          <w:rtl w:val="0"/>
+        </w:rPr>
+        <w:t xml:space="preserve">Tables</w:t>
+      </w:r>
+      <w:r>
+        <w:rPr>
+          <w:rFonts w:ascii="Times New Roman" w:cs="Times New Roman" w:eastAsia="Times New Roman" w:hAnsi="Times New Roman"/>
+          <w:color w:val="2a2a2a"/>
+          <w:sz w:val="24"/>
+          <w:szCs w:val="24"/>
+          <w:highlight w:val="yellow"/>
+          <w:rtl w:val="0"/>
+        </w:rPr>
+        <w:t xml:space="preserve"> </w:t>
+      </w:r>
+      <w:r>
+        <w:rPr>
+          <w:rFonts w:ascii="Times New Roman" w:cs="Times New Roman" w:eastAsia="Times New Roman" w:hAnsi="Times New Roman"/>
+          <w:b w:val="1"/>
+          <w:color w:val="2a2a2a"/>
+          <w:sz w:val="24"/>
+          <w:szCs w:val="24"/>
+          <w:highlight w:val="yellow"/>
+          <w:rtl w:val="0"/>
+        </w:rPr>
+        <w:t xml:space="preserve">1</w:t>
+      </w:r>
+      <w:r>
+        <w:rPr>
+          <w:rFonts w:ascii="Times New Roman" w:cs="Times New Roman" w:eastAsia="Times New Roman" w:hAnsi="Times New Roman"/>
+          <w:color w:val="2a2a2a"/>
+          <w:sz w:val="24"/>
+          <w:szCs w:val="24"/>
+          <w:highlight w:val="yellow"/>
+          <w:rtl w:val="0"/>
+        </w:rPr>
+        <w:t xml:space="preserve"> and </w:t>
+      </w:r>
+      <w:r>
+        <w:rPr>
+          <w:rFonts w:ascii="Times New Roman" w:cs="Times New Roman" w:eastAsia="Times New Roman" w:hAnsi="Times New Roman"/>
+          <w:b w:val="1"/>
+          <w:color w:val="2a2a2a"/>
+          <w:sz w:val="24"/>
+          <w:szCs w:val="24"/>
+          <w:highlight w:val="yellow"/>
+          <w:rtl w:val="0"/>
+        </w:rPr>
+        <w:t xml:space="preserve">2</w:t>
+      </w:r>
+      <w:r>
+        <w:rPr>
+          <w:rFonts w:ascii="Times New Roman" w:cs="Times New Roman" w:eastAsia="Times New Roman" w:hAnsi="Times New Roman"/>
+          <w:color w:val="2a2a2a"/>
+          <w:sz w:val="24"/>
+          <w:szCs w:val="24"/>
+          <w:highlight w:val="yellow"/>
+          <w:rtl w:val="0"/>
+        </w:rPr>
+        <w:t xml:space="preserve">. Since there were a  total of eleven high-accuracy methods for m</w:t>
       </w:r>
     </w:p>
     <w:p>
@@ -9064,11 +9251,268 @@
     </w:p>
     <w:p>
       <w:pPr>
+        <w:spacing w:line="276.0005454545455" w:lineRule="auto"/>
         <w:ind w:left="-540" w:firstLine="0"/>
-        <w:rPr>
-          <w:rFonts w:ascii="Times New Roman" w:cs="Times New Roman" w:eastAsia="Times New Roman" w:hAnsi="Times New Roman"/>
-          <w:sz w:val="24"/>
-          <w:szCs w:val="24"/>
+        <w:jc w:val="both"/>
+        <w:rPr>
+          <w:rFonts w:ascii="Times New Roman" w:cs="Times New Roman" w:eastAsia="Times New Roman" w:hAnsi="Times New Roman"/>
+          <w:sz w:val="24"/>
+          <w:szCs w:val="24"/>
+          <w:highlight w:val="white"/>
+        </w:rPr>
+      </w:pPr>
+      <w:r>
+        <w:rPr>
+          <w:rtl w:val="0"/>
+        </w:rPr>
+      </w:r>
+    </w:p>
+    <w:p>
+      <w:pPr>
+        <w:ind w:left="-540" w:firstLine="0"/>
+        <w:rPr>
+          <w:rFonts w:ascii="Times New Roman" w:cs="Times New Roman" w:eastAsia="Times New Roman" w:hAnsi="Times New Roman"/>
+          <w:b w:val="1"/>
+          <w:sz w:val="24"/>
+          <w:szCs w:val="24"/>
+        </w:rPr>
+      </w:pPr>
+      <w:r>
+        <w:rPr>
+          <w:rFonts w:ascii="Times New Roman" w:cs="Times New Roman" w:eastAsia="Times New Roman" w:hAnsi="Times New Roman"/>
+          <w:b w:val="1"/>
+          <w:sz w:val="24"/>
+          <w:szCs w:val="24"/>
+          <w:rtl w:val="0"/>
+        </w:rPr>
+        <w:t xml:space="preserve">Standardization using consensus of embedding methods:</w:t>
+      </w:r>
+    </w:p>
+    <w:p>
+      <w:pPr>
+        <w:ind w:left="-540" w:firstLine="0"/>
+        <w:jc w:val="both"/>
+        <w:rPr>
+          <w:rFonts w:ascii="Times New Roman" w:cs="Times New Roman" w:eastAsia="Times New Roman" w:hAnsi="Times New Roman"/>
+          <w:sz w:val="24"/>
+          <w:szCs w:val="24"/>
+          <w:highlight w:val="yellow"/>
+        </w:rPr>
+      </w:pPr>
+      <w:r>
+        <w:rPr>
+          <w:rFonts w:ascii="Times New Roman" w:cs="Times New Roman" w:eastAsia="Times New Roman" w:hAnsi="Times New Roman"/>
+          <w:sz w:val="24"/>
+          <w:szCs w:val="24"/>
+          <w:highlight w:val="yellow"/>
+          <w:rtl w:val="0"/>
+        </w:rPr>
+        <w:t xml:space="preserve">Based on the performance of the aforementioned standardization methods, we developed an approach that combines three high-accuracy standardization techniques to improve overall standardization accuracy. This approach standardizes a given CTR tumor name by assigning it to the term most frequently predicted among the three methods (majority vote). Since eleven methods qualified as high-accuracy standardization techniques for both the WHO 5th edition and all editions combined, we can theoretically test for 165 (</w:t>
+      </w:r>
+      <w:r>
+        <w:rPr>
+          <w:rFonts w:ascii="Times New Roman" w:cs="Times New Roman" w:eastAsia="Times New Roman" w:hAnsi="Times New Roman"/>
+          <w:sz w:val="24"/>
+          <w:szCs w:val="24"/>
+          <w:highlight w:val="yellow"/>
+          <w:vertAlign w:val="superscript"/>
+          <w:rtl w:val="0"/>
+        </w:rPr>
+        <w:t xml:space="preserve">11</w:t>
+      </w:r>
+      <w:r>
+        <w:rPr>
+          <w:rFonts w:ascii="Times New Roman" w:cs="Times New Roman" w:eastAsia="Times New Roman" w:hAnsi="Times New Roman"/>
+          <w:sz w:val="24"/>
+          <w:szCs w:val="24"/>
+          <w:highlight w:val="yellow"/>
+          <w:rtl w:val="0"/>
+        </w:rPr>
+        <w:t xml:space="preserve">C</w:t>
+      </w:r>
+      <w:r>
+        <w:rPr>
+          <w:rFonts w:ascii="Times New Roman" w:cs="Times New Roman" w:eastAsia="Times New Roman" w:hAnsi="Times New Roman"/>
+          <w:sz w:val="24"/>
+          <w:szCs w:val="24"/>
+          <w:highlight w:val="yellow"/>
+          <w:vertAlign w:val="subscript"/>
+          <w:rtl w:val="0"/>
+        </w:rPr>
+        <w:t xml:space="preserve">3</w:t>
+      </w:r>
+      <w:r>
+        <w:rPr>
+          <w:rFonts w:ascii="Times New Roman" w:cs="Times New Roman" w:eastAsia="Times New Roman" w:hAnsi="Times New Roman"/>
+          <w:sz w:val="24"/>
+          <w:szCs w:val="24"/>
+          <w:highlight w:val="yellow"/>
+          <w:rtl w:val="0"/>
+        </w:rPr>
+        <w:t xml:space="preserve">)</w:t>
+      </w:r>
+      <w:r>
+        <w:rPr>
+          <w:rFonts w:ascii="Times New Roman" w:cs="Times New Roman" w:eastAsia="Times New Roman" w:hAnsi="Times New Roman"/>
+          <w:sz w:val="24"/>
+          <w:szCs w:val="24"/>
+          <w:highlight w:val="yellow"/>
+          <w:rtl w:val="0"/>
+        </w:rPr>
+        <w:t xml:space="preserve"> possible three-method combinations for either edition of the WHO system (See Tables 1 and 2). However, rather than testing all possible combinations, we prioritized selecting three methods with high disagreement (i.e., high diversity in their predictions). This strategy aims to maximize the standardization accuracy  by focusing on selecting methods in a way such that when one method incorrectly standardizes at CTR tumor name, the other methods have a higher chance of correctly standardizing the same. To select the three methods, we first computed the pairwise mutual information among the eleven standardization methods. </w:t>
+      </w:r>
+    </w:p>
+    <w:p>
+      <w:pPr>
+        <w:ind w:left="-540" w:firstLine="0"/>
+        <w:jc w:val="both"/>
+        <w:rPr>
+          <w:rFonts w:ascii="Times New Roman" w:cs="Times New Roman" w:eastAsia="Times New Roman" w:hAnsi="Times New Roman"/>
+          <w:sz w:val="24"/>
+          <w:szCs w:val="24"/>
+          <w:highlight w:val="yellow"/>
+        </w:rPr>
+      </w:pPr>
+      <w:r>
+        <w:rPr>
+          <w:rtl w:val="0"/>
+        </w:rPr>
+      </w:r>
+    </w:p>
+    <w:p>
+      <w:pPr>
+        <w:ind w:left="-540" w:firstLine="0"/>
+        <w:jc w:val="both"/>
+        <w:rPr>
+          <w:rFonts w:ascii="Times New Roman" w:cs="Times New Roman" w:eastAsia="Times New Roman" w:hAnsi="Times New Roman"/>
+          <w:sz w:val="24"/>
+          <w:szCs w:val="24"/>
+          <w:highlight w:val="yellow"/>
+        </w:rPr>
+      </w:pPr>
+      <w:r>
+        <w:rPr>
+          <w:rFonts w:ascii="Times New Roman" w:cs="Times New Roman" w:eastAsia="Times New Roman" w:hAnsi="Times New Roman"/>
+          <w:sz w:val="24"/>
+          <w:szCs w:val="24"/>
+          <w:highlight w:val="yellow"/>
+          <w:rtl w:val="0"/>
+        </w:rPr>
+        <w:t xml:space="preserve">To select the methods using this criteria, we create a matrix containing the pairwise mutual information of each high-accuracy method  using their standardization results generated against the 1600 randomly sampled tumor names from CTR under both the WHO 5th edition and all editions. Following the creation of the mutual information matrix, for each of the 165 combinations of standardization methods we calculated the mean pairwise mutual information. Since each combination contains three methods, the pairwise mutual information of each of these methods (</w:t>
+      </w:r>
+      <w:r>
+        <w:rPr>
+          <w:rFonts w:ascii="Times New Roman" w:cs="Times New Roman" w:eastAsia="Times New Roman" w:hAnsi="Times New Roman"/>
+          <w:sz w:val="24"/>
+          <w:szCs w:val="24"/>
+          <w:highlight w:val="yellow"/>
+          <w:vertAlign w:val="superscript"/>
+          <w:rtl w:val="0"/>
+        </w:rPr>
+        <w:t xml:space="preserve">3</w:t>
+      </w:r>
+      <w:r>
+        <w:rPr>
+          <w:rFonts w:ascii="Times New Roman" w:cs="Times New Roman" w:eastAsia="Times New Roman" w:hAnsi="Times New Roman"/>
+          <w:sz w:val="24"/>
+          <w:szCs w:val="24"/>
+          <w:highlight w:val="yellow"/>
+          <w:rtl w:val="0"/>
+        </w:rPr>
+        <w:t xml:space="preserve">C</w:t>
+      </w:r>
+      <w:r>
+        <w:rPr>
+          <w:rFonts w:ascii="Times New Roman" w:cs="Times New Roman" w:eastAsia="Times New Roman" w:hAnsi="Times New Roman"/>
+          <w:sz w:val="24"/>
+          <w:szCs w:val="24"/>
+          <w:highlight w:val="yellow"/>
+          <w:vertAlign w:val="subscript"/>
+          <w:rtl w:val="0"/>
+        </w:rPr>
+        <w:t xml:space="preserve">2</w:t>
+      </w:r>
+      <w:r>
+        <w:rPr>
+          <w:rFonts w:ascii="Times New Roman" w:cs="Times New Roman" w:eastAsia="Times New Roman" w:hAnsi="Times New Roman"/>
+          <w:sz w:val="24"/>
+          <w:szCs w:val="24"/>
+          <w:highlight w:val="yellow"/>
+          <w:rtl w:val="0"/>
+        </w:rPr>
+        <w:t xml:space="preserve">=3</w:t>
+      </w:r>
+      <w:r>
+        <w:rPr>
+          <w:rFonts w:ascii="Times New Roman" w:cs="Times New Roman" w:eastAsia="Times New Roman" w:hAnsi="Times New Roman"/>
+          <w:sz w:val="24"/>
+          <w:szCs w:val="24"/>
+          <w:highlight w:val="yellow"/>
+          <w:rtl w:val="0"/>
+        </w:rPr>
+        <w:t xml:space="preserve">) with respect are selected from the mutual information matrix and then averaged.   The combination of standardization methods with the lowest mutual information (i.e., they share the least amount of information and are therefore more diverse) are selected for standardization using the majority vote. In the event of tie, we select the method with the highest standardization accuracy (depending on the WHO system edition) among the three methods that were selected to perform the majority vote. </w:t>
+      </w:r>
+    </w:p>
+    <w:p>
+      <w:pPr>
+        <w:ind w:left="-540" w:firstLine="0"/>
+        <w:jc w:val="both"/>
+        <w:rPr>
+          <w:rFonts w:ascii="Times New Roman" w:cs="Times New Roman" w:eastAsia="Times New Roman" w:hAnsi="Times New Roman"/>
+          <w:sz w:val="24"/>
+          <w:szCs w:val="24"/>
+          <w:highlight w:val="yellow"/>
+        </w:rPr>
+      </w:pPr>
+      <w:r>
+        <w:rPr>
+          <w:rtl w:val="0"/>
+        </w:rPr>
+      </w:r>
+    </w:p>
+    <w:p>
+      <w:pPr>
+        <w:ind w:left="-540" w:firstLine="0"/>
+        <w:jc w:val="both"/>
+        <w:rPr>
+          <w:rFonts w:ascii="Times New Roman" w:cs="Times New Roman" w:eastAsia="Times New Roman" w:hAnsi="Times New Roman"/>
+          <w:sz w:val="24"/>
+          <w:szCs w:val="24"/>
+          <w:highlight w:val="yellow"/>
+        </w:rPr>
+      </w:pPr>
+      <w:r>
+        <w:rPr>
+          <w:rtl w:val="0"/>
+        </w:rPr>
+      </w:r>
+    </w:p>
+    <w:p>
+      <w:pPr>
+        <w:ind w:left="-540" w:firstLine="0"/>
+        <w:jc w:val="both"/>
+        <w:rPr>
+          <w:rFonts w:ascii="Times New Roman" w:cs="Times New Roman" w:eastAsia="Times New Roman" w:hAnsi="Times New Roman"/>
+          <w:sz w:val="24"/>
+          <w:szCs w:val="24"/>
+          <w:highlight w:val="yellow"/>
+        </w:rPr>
+      </w:pPr>
+      <w:r>
+        <w:rPr>
+          <w:rtl w:val="0"/>
+        </w:rPr>
+      </w:r>
+    </w:p>
+    <w:p>
+      <w:pPr>
+        <w:ind w:left="-540" w:firstLine="0"/>
+        <w:jc w:val="both"/>
+        <w:rPr>
+          <w:rFonts w:ascii="Times New Roman" w:cs="Times New Roman" w:eastAsia="Times New Roman" w:hAnsi="Times New Roman"/>
+          <w:sz w:val="24"/>
+          <w:szCs w:val="24"/>
+          <w:highlight w:val="yellow"/>
         </w:rPr>
       </w:pPr>
       <w:r>
@@ -47094,12 +47538,12 @@
           <wp:inline distB="114300" distT="114300" distL="114300" distR="114300">
             <wp:extent cx="7170039" cy="3133725"/>
             <wp:effectExtent b="0" l="0" r="0" t="0"/>
-            <wp:docPr id="1" name="image4.png"/>
+            <wp:docPr id="1" name="image2.png"/>
             <a:graphic>
               <a:graphicData uri="http://schemas.openxmlformats.org/drawingml/2006/picture">
                 <pic:pic>
                   <pic:nvPicPr>
-                    <pic:cNvPr id="0" name="image4.png"/>
+                    <pic:cNvPr id="0" name="image2.png"/>
                     <pic:cNvPicPr preferRelativeResize="0"/>
                   </pic:nvPicPr>
                   <pic:blipFill>
@@ -47202,12 +47646,12 @@
           <wp:inline distB="114300" distT="114300" distL="114300" distR="114300">
             <wp:extent cx="7217045" cy="4254901"/>
             <wp:effectExtent b="0" l="0" r="0" t="0"/>
-            <wp:docPr id="3" name="image3.png"/>
+            <wp:docPr id="3" name="image4.png"/>
             <a:graphic>
               <a:graphicData uri="http://schemas.openxmlformats.org/drawingml/2006/picture">
                 <pic:pic>
                   <pic:nvPicPr>
-                    <pic:cNvPr id="0" name="image3.png"/>
+                    <pic:cNvPr id="0" name="image4.png"/>
                     <pic:cNvPicPr preferRelativeResize="0"/>
                   </pic:nvPicPr>
                   <pic:blipFill>
@@ -47530,12 +47974,12 @@
           <wp:inline distB="114300" distT="114300" distL="114300" distR="114300">
             <wp:extent cx="6612679" cy="2750958"/>
             <wp:effectExtent b="0" l="0" r="0" t="0"/>
-            <wp:docPr id="2" name="image2.png"/>
+            <wp:docPr id="2" name="image3.png"/>
             <a:graphic>
               <a:graphicData uri="http://schemas.openxmlformats.org/drawingml/2006/picture">
                 <pic:pic>
                   <pic:nvPicPr>
-                    <pic:cNvPr id="0" name="image2.png"/>
+                    <pic:cNvPr id="0" name="image3.png"/>
                     <pic:cNvPicPr preferRelativeResize="0"/>
                   </pic:nvPicPr>
                   <pic:blipFill>

--- a/Paper/Patterns_Clinical_Trials_Tumor_Name_Standardization_using Embedding_Analysis.docx
+++ b/Paper/Patterns_Clinical_Trials_Tumor_Name_Standardization_using Embedding_Analysis.docx
@@ -2238,7 +2238,28 @@
           <w:highlight w:val="yellow"/>
           <w:rtl w:val="0"/>
         </w:rPr>
-        <w:t xml:space="preserve">, when standardizing against the WHO 5th edition, we observe that the methods all-MiniLM-L12-v2+Euclidean Dist achieves the highest standardization accuracy of 67.81% , however, this method has only a marginally higher standardization accuracy compared to methods such as e5-large+Euclidean Dist and all-mpnet-base-v2+Euclidean Dist which have a standardization accuracy 67.43% and 67.14% respectively. Other methods based on text-embedding from ADA-002, LTE-3, all-MiniLM-L6-v2, and nomic  achieved a standardization accuracy above 60% against the WHO 5th edition. From Tables </w:t>
+        <w:t xml:space="preserve">, when standardizing against the WHO 5th edition, we observe that the methods all-MiniLM-L12-v2+Euclidean Dist achieves the highest standardization accuracy of 67.81% , however, this method has only a marginally higher standardization accuracy compared to methods such as e5-large+Euclidean Dist and all-mpnet-base-v2+Euclidean Dist which have a standardization accuracy 67.43% and 67.14% respectively. Other methods based on text-embedding from ADA-002, LTE-3, all-MiniLM-L6-v2, and nomic  achieved a standardization accuracy above 60% against the WHO 5th edition. From </w:t>
+      </w:r>
+      <w:r>
+        <w:rPr>
+          <w:rFonts w:ascii="Times New Roman" w:cs="Times New Roman" w:eastAsia="Times New Roman" w:hAnsi="Times New Roman"/>
+          <w:b w:val="1"/>
+          <w:sz w:val="24"/>
+          <w:szCs w:val="24"/>
+          <w:highlight w:val="yellow"/>
+          <w:rtl w:val="0"/>
+        </w:rPr>
+        <w:t xml:space="preserve">Tables</w:t>
+      </w:r>
+      <w:r>
+        <w:rPr>
+          <w:rFonts w:ascii="Times New Roman" w:cs="Times New Roman" w:eastAsia="Times New Roman" w:hAnsi="Times New Roman"/>
+          <w:sz w:val="24"/>
+          <w:szCs w:val="24"/>
+          <w:highlight w:val="yellow"/>
+          <w:rtl w:val="0"/>
+        </w:rPr>
+        <w:t xml:space="preserve"> </w:t>
       </w:r>
       <w:r>
         <w:rPr>
@@ -2926,7 +2947,70 @@
           <w:highlight w:val="yellow"/>
           <w:rtl w:val="0"/>
         </w:rPr>
-        <w:t xml:space="preserve">We also extended our analysis to combine three high-accuracy standardization methods and selected the combination of methods that had the lowest average pairwise mutual information score to maximize the diversity in their prediction and thereby increase standardization accuracy.  The combined methods predicted the standardization for a giver CTR tumor name by performing a majority vote operation.  This strategy led to the combination of the methods:ADA-002+AP, LTE-3+K-means, and all-MiniLM-L12-v2 +Euclidean Dist,for the WHO 5th edition and this method achieved a standardization accuracy of 72.126%. Whereas for WHO all editions, the methods that were combined included:ADA-002+K-means, LTE-3+K-means, and all-MiniLM-L12-v2+Euclidean Dist, which achieved an accuracy of 71.377%. We implemented these methods in CANTOS, and the standardization results for all CTR tumor names using this consensus voting method.</w:t>
+        <w:t xml:space="preserve">We also extended our analysis to combine three high-accuracy standardization methods (out of 11 see </w:t>
+      </w:r>
+      <w:r>
+        <w:rPr>
+          <w:rFonts w:ascii="Times New Roman" w:cs="Times New Roman" w:eastAsia="Times New Roman" w:hAnsi="Times New Roman"/>
+          <w:b w:val="1"/>
+          <w:sz w:val="24"/>
+          <w:szCs w:val="24"/>
+          <w:highlight w:val="yellow"/>
+          <w:rtl w:val="0"/>
+        </w:rPr>
+        <w:t xml:space="preserve">Tables</w:t>
+      </w:r>
+      <w:r>
+        <w:rPr>
+          <w:rFonts w:ascii="Times New Roman" w:cs="Times New Roman" w:eastAsia="Times New Roman" w:hAnsi="Times New Roman"/>
+          <w:sz w:val="24"/>
+          <w:szCs w:val="24"/>
+          <w:highlight w:val="yellow"/>
+          <w:rtl w:val="0"/>
+        </w:rPr>
+        <w:t xml:space="preserve"> </w:t>
+      </w:r>
+      <w:r>
+        <w:rPr>
+          <w:rFonts w:ascii="Times New Roman" w:cs="Times New Roman" w:eastAsia="Times New Roman" w:hAnsi="Times New Roman"/>
+          <w:b w:val="1"/>
+          <w:sz w:val="24"/>
+          <w:szCs w:val="24"/>
+          <w:highlight w:val="yellow"/>
+          <w:rtl w:val="0"/>
+        </w:rPr>
+        <w:t xml:space="preserve">1</w:t>
+      </w:r>
+      <w:r>
+        <w:rPr>
+          <w:rFonts w:ascii="Times New Roman" w:cs="Times New Roman" w:eastAsia="Times New Roman" w:hAnsi="Times New Roman"/>
+          <w:sz w:val="24"/>
+          <w:szCs w:val="24"/>
+          <w:highlight w:val="yellow"/>
+          <w:rtl w:val="0"/>
+        </w:rPr>
+        <w:t xml:space="preserve"> and </w:t>
+      </w:r>
+      <w:r>
+        <w:rPr>
+          <w:rFonts w:ascii="Times New Roman" w:cs="Times New Roman" w:eastAsia="Times New Roman" w:hAnsi="Times New Roman"/>
+          <w:b w:val="1"/>
+          <w:sz w:val="24"/>
+          <w:szCs w:val="24"/>
+          <w:highlight w:val="yellow"/>
+          <w:rtl w:val="0"/>
+        </w:rPr>
+        <w:t xml:space="preserve">2</w:t>
+      </w:r>
+      <w:r>
+        <w:rPr>
+          <w:rFonts w:ascii="Times New Roman" w:cs="Times New Roman" w:eastAsia="Times New Roman" w:hAnsi="Times New Roman"/>
+          <w:sz w:val="24"/>
+          <w:szCs w:val="24"/>
+          <w:highlight w:val="yellow"/>
+          <w:rtl w:val="0"/>
+        </w:rPr>
+        <w:t xml:space="preserve">) and selected the combination of methods that had the lowest average pairwise mutual information score to maximize the diversity in their prediction and thereby increase standardization accuracy. The combined methods predicted the standardization for a given CTR tumor name by performing a majority vote operation. This strategy led to the combination of the methods:ADA-002+AP, LTE-3+K-means, and all-MiniLM-L12-v2 +Euclidean Dist,for the WHO 5th edition and this method achieved a standardization accuracy of 72.126%. Whereas for WHO all editions, the methods that were combined included:ADA-002+K-means, LTE-3+K-means, and all-MiniLM-L12-v2+Euclidean Dist, which achieved an accuracy of 71.377%. We implemented these methods in CANTOS, and the standardization results for all CTR tumor names using this consensus voting method.</w:t>
       </w:r>
     </w:p>
     <w:p>
@@ -3706,7 +3790,6 @@
         <w:jc w:val="both"/>
         <w:rPr>
           <w:rFonts w:ascii="Times New Roman" w:cs="Times New Roman" w:eastAsia="Times New Roman" w:hAnsi="Times New Roman"/>
-          <w:color w:val="2a2a2a"/>
           <w:sz w:val="24"/>
           <w:szCs w:val="24"/>
           <w:highlight w:val="yellow"/>
@@ -3714,83 +3797,8 @@
       </w:pPr>
       <w:r>
         <w:rPr>
-          <w:rFonts w:ascii="Times New Roman" w:cs="Times New Roman" w:eastAsia="Times New Roman" w:hAnsi="Times New Roman"/>
-          <w:color w:val="2a2a2a"/>
-          <w:sz w:val="24"/>
-          <w:szCs w:val="24"/>
-          <w:highlight w:val="yellow"/>
-          <w:rtl w:val="0"/>
-        </w:rPr>
-        <w:t xml:space="preserve">In our effort to improve the standardization accuracy, we combined high-accuracy methods to perform a consensus vote based on their standardization prediction for a given CTR tumor name.  We considered combinations of three methods as an odd number of methods as it reduces chances of a tie occurring. We limited the consensus vote to only the high-accuracy methods identified in </w:t>
-      </w:r>
-      <w:r>
-        <w:rPr>
-          <w:rFonts w:ascii="Times New Roman" w:cs="Times New Roman" w:eastAsia="Times New Roman" w:hAnsi="Times New Roman"/>
-          <w:b w:val="1"/>
-          <w:color w:val="2a2a2a"/>
-          <w:sz w:val="24"/>
-          <w:szCs w:val="24"/>
-          <w:highlight w:val="yellow"/>
-          <w:rtl w:val="0"/>
-        </w:rPr>
-        <w:t xml:space="preserve">Tables</w:t>
-      </w:r>
-      <w:r>
-        <w:rPr>
-          <w:rFonts w:ascii="Times New Roman" w:cs="Times New Roman" w:eastAsia="Times New Roman" w:hAnsi="Times New Roman"/>
-          <w:color w:val="2a2a2a"/>
-          <w:sz w:val="24"/>
-          <w:szCs w:val="24"/>
-          <w:highlight w:val="yellow"/>
-          <w:rtl w:val="0"/>
-        </w:rPr>
-        <w:t xml:space="preserve"> </w:t>
-      </w:r>
-      <w:r>
-        <w:rPr>
-          <w:rFonts w:ascii="Times New Roman" w:cs="Times New Roman" w:eastAsia="Times New Roman" w:hAnsi="Times New Roman"/>
-          <w:b w:val="1"/>
-          <w:color w:val="2a2a2a"/>
-          <w:sz w:val="24"/>
-          <w:szCs w:val="24"/>
-          <w:highlight w:val="yellow"/>
-          <w:rtl w:val="0"/>
-        </w:rPr>
-        <w:t xml:space="preserve">1</w:t>
-      </w:r>
-      <w:r>
-        <w:rPr>
-          <w:rFonts w:ascii="Times New Roman" w:cs="Times New Roman" w:eastAsia="Times New Roman" w:hAnsi="Times New Roman"/>
-          <w:color w:val="2a2a2a"/>
-          <w:sz w:val="24"/>
-          <w:szCs w:val="24"/>
-          <w:highlight w:val="yellow"/>
-          <w:rtl w:val="0"/>
-        </w:rPr>
-        <w:t xml:space="preserve"> and </w:t>
-      </w:r>
-      <w:r>
-        <w:rPr>
-          <w:rFonts w:ascii="Times New Roman" w:cs="Times New Roman" w:eastAsia="Times New Roman" w:hAnsi="Times New Roman"/>
-          <w:b w:val="1"/>
-          <w:color w:val="2a2a2a"/>
-          <w:sz w:val="24"/>
-          <w:szCs w:val="24"/>
-          <w:highlight w:val="yellow"/>
-          <w:rtl w:val="0"/>
-        </w:rPr>
-        <w:t xml:space="preserve">2</w:t>
-      </w:r>
-      <w:r>
-        <w:rPr>
-          <w:rFonts w:ascii="Times New Roman" w:cs="Times New Roman" w:eastAsia="Times New Roman" w:hAnsi="Times New Roman"/>
-          <w:color w:val="2a2a2a"/>
-          <w:sz w:val="24"/>
-          <w:szCs w:val="24"/>
-          <w:highlight w:val="yellow"/>
-          <w:rtl w:val="0"/>
-        </w:rPr>
-        <w:t xml:space="preserve">. Since there were a  total of eleven high-accuracy methods for m</w:t>
+          <w:rtl w:val="0"/>
+        </w:rPr>
       </w:r>
     </w:p>
     <w:p>
@@ -3803,7 +3811,84 @@
           <w:color w:val="2a2a2a"/>
           <w:sz w:val="24"/>
           <w:szCs w:val="24"/>
-          <w:highlight w:val="white"/>
+          <w:highlight w:val="yellow"/>
+        </w:rPr>
+      </w:pPr>
+      <w:r>
+        <w:rPr>
+          <w:rFonts w:ascii="Times New Roman" w:cs="Times New Roman" w:eastAsia="Times New Roman" w:hAnsi="Times New Roman"/>
+          <w:sz w:val="24"/>
+          <w:szCs w:val="24"/>
+          <w:highlight w:val="yellow"/>
+          <w:rtl w:val="0"/>
+        </w:rPr>
+        <w:t xml:space="preserve">In our effort to improve the standardization accuracy, we devised a method that standardized a given CTR tumor name by performing a majority vote on the standardization predictions obtained from a combination of high-accuracy methods. We considered combinations of three methods as an odd number of methods as it reduces chances of a tie occurring. We limited the consensus vote to only the high-accuracy methods identified in Tables 1 and 2. Since eleven methods were classified as high-accuracy methods for both the WHO 5th edition and all editions, it implied that there were a total 165 (</w:t>
+      </w:r>
+      <w:r>
+        <w:rPr>
+          <w:rFonts w:ascii="Times New Roman" w:cs="Times New Roman" w:eastAsia="Times New Roman" w:hAnsi="Times New Roman"/>
+          <w:sz w:val="24"/>
+          <w:szCs w:val="24"/>
+          <w:highlight w:val="yellow"/>
+          <w:vertAlign w:val="superscript"/>
+          <w:rtl w:val="0"/>
+        </w:rPr>
+        <w:t xml:space="preserve">11</w:t>
+      </w:r>
+      <w:r>
+        <w:rPr>
+          <w:rFonts w:ascii="Times New Roman" w:cs="Times New Roman" w:eastAsia="Times New Roman" w:hAnsi="Times New Roman"/>
+          <w:sz w:val="24"/>
+          <w:szCs w:val="24"/>
+          <w:highlight w:val="yellow"/>
+          <w:rtl w:val="0"/>
+        </w:rPr>
+        <w:t xml:space="preserve">C</w:t>
+      </w:r>
+      <w:r>
+        <w:rPr>
+          <w:rFonts w:ascii="Times New Roman" w:cs="Times New Roman" w:eastAsia="Times New Roman" w:hAnsi="Times New Roman"/>
+          <w:sz w:val="24"/>
+          <w:szCs w:val="24"/>
+          <w:highlight w:val="yellow"/>
+          <w:vertAlign w:val="subscript"/>
+          <w:rtl w:val="0"/>
+        </w:rPr>
+        <w:t xml:space="preserve">3</w:t>
+      </w:r>
+      <w:r>
+        <w:rPr>
+          <w:rFonts w:ascii="Times New Roman" w:cs="Times New Roman" w:eastAsia="Times New Roman" w:hAnsi="Times New Roman"/>
+          <w:sz w:val="24"/>
+          <w:szCs w:val="24"/>
+          <w:highlight w:val="yellow"/>
+          <w:rtl w:val="0"/>
+        </w:rPr>
+        <w:t xml:space="preserve">) possible three-method combinations for either editions of the WHO system. Instead of testing each method, we selected three methods based on their average pairwise mutual information. This allowed for selecting methods that had high levels of disagreement  (i.e., high diversity in their predictions) in their prediction, thereby increasing the chances of one method predicting the standardization correctly when another method failed.  Using this strategy we identified the combination of methods ADA-002+AP, LTE-3+K-means, and all-MiniLM-L12-v2+Euclidean Dist, had the lowest average pairwise mutual information for the WHO 5th edition and achieved an accuracy of 72.126%. Whereas the combination of methods ADA-002+K-means, LTE-3+K-means, and all-MiniLM-L12-v2+Euclidean Dist, achieved the lowest average pairwise mutual information for the WHO all editions and achieved an accuracy of 71.377%. Compared to the non consensus voting methods all-MiniLM-L12-v2</w:t>
+      </w:r>
+      <w:r>
+        <w:rPr>
+          <w:rFonts w:ascii="Times New Roman" w:cs="Times New Roman" w:eastAsia="Times New Roman" w:hAnsi="Times New Roman"/>
+          <w:color w:val="2a2a2a"/>
+          <w:sz w:val="24"/>
+          <w:szCs w:val="24"/>
+          <w:highlight w:val="yellow"/>
+          <w:rtl w:val="0"/>
+        </w:rPr>
+        <w:t xml:space="preserve">+Euclidean Dist and LTE-3+Euclidean Dist which achieved a highest standardization accuracy for the WHO 5th edition and all editions (respectively), the consensus method improved by ~4% (~41 more terms were correctly standardized)  for the WHO 5th edition and by ~2% (~22 more terms were correctly standardized) for WHO all editions.</w:t>
+      </w:r>
+    </w:p>
+    <w:p>
+      <w:pPr>
+        <w:spacing w:line="276.0005454545455" w:lineRule="auto"/>
+        <w:ind w:left="-540" w:firstLine="0"/>
+        <w:jc w:val="both"/>
+        <w:rPr>
+          <w:rFonts w:ascii="Times New Roman" w:cs="Times New Roman" w:eastAsia="Times New Roman" w:hAnsi="Times New Roman"/>
+          <w:color w:val="2a2a2a"/>
+          <w:sz w:val="24"/>
+          <w:szCs w:val="24"/>
+          <w:highlight w:val="yellow"/>
         </w:rPr>
       </w:pPr>
       <w:r>
@@ -9285,7 +9370,7 @@
           <w:szCs w:val="24"/>
           <w:rtl w:val="0"/>
         </w:rPr>
-        <w:t xml:space="preserve">Standardization using consensus of embedding methods:</w:t>
+        <w:t xml:space="preserve">Standardization using majority-vote of high-accuracy standardization methods:</w:t>
       </w:r>
     </w:p>
     <w:p>
@@ -9307,7 +9392,7 @@
           <w:highlight w:val="yellow"/>
           <w:rtl w:val="0"/>
         </w:rPr>
-        <w:t xml:space="preserve">Based on the performance of the aforementioned standardization methods, we developed an approach that combines three high-accuracy standardization techniques to improve overall standardization accuracy. This approach standardizes a given CTR tumor name by assigning it to the term most frequently predicted among the three methods (majority vote). Since eleven methods qualified as high-accuracy standardization techniques for both the WHO 5th edition and all editions combined, we can theoretically test for 165 (</w:t>
+        <w:t xml:space="preserve">Based on the performance of the aforementioned standardization methods, we developed an approach that combines three high-accuracy standardization methods to improve overall standardization accuracy. This approach standardizes a given CTR tumor name by assigning it to the term most frequently predicted among the three methods (majority vote). Since eleven methods qualified as high-accuracy standardization techniques for both the WHO 5th edition and all editions combined, we can theoretically test for 165 (</w:t>
       </w:r>
       <w:r>
         <w:rPr>
@@ -9359,7 +9444,7 @@
           <w:highlight w:val="yellow"/>
           <w:rtl w:val="0"/>
         </w:rPr>
-        <w:t xml:space="preserve"> possible three-method combinations for either edition of the WHO system (See Tables 1 and 2). However, rather than testing all possible combinations, we prioritized selecting three methods with high disagreement (i.e., high diversity in their predictions). This strategy aims to maximize the standardization accuracy  by focusing on selecting methods in a way such that when one method incorrectly standardizes at CTR tumor name, the other methods have a higher chance of correctly standardizing the same. To select the three methods, we first computed the pairwise mutual information among the eleven standardization methods. </w:t>
+        <w:t xml:space="preserve"> possible three-method combinations for either edition of the WHO system (See Tables 1 and 2). However, rather than testing all possible combinations, we prioritized selecting three methods with high disagreement (i.e., high diversity in their predictions) in the prediction. This strategy aims to maximize the standardization accuracy  by focusing on selecting methods in a way such that when one method incorrectly standardizes at CTR tumor name, the other methods have a higher chance of correctly standardizing the same. To select the three methods, we first computed the pairwise mutual information among the eleven standardization methods. </w:t>
       </w:r>
     </w:p>
     <w:p>
@@ -9398,7 +9483,49 @@
           <w:highlight w:val="yellow"/>
           <w:rtl w:val="0"/>
         </w:rPr>
-        <w:t xml:space="preserve">To select the methods using this criteria, we create a matrix containing the pairwise mutual information of each high-accuracy method  using their standardization results generated against the 1600 randomly sampled tumor names from CTR under both the WHO 5th edition and all editions. Following the creation of the mutual information matrix, for each of the 165 combinations of standardization methods we calculated the mean pairwise mutual information. Since each combination contains three methods, the pairwise mutual information of each of these methods (</w:t>
+        <w:t xml:space="preserve">To select the methods using this criteria, we create a matrix containing the pairwise mutual information of each high-accuracy method  using their standardization results generated against the 1600 randomly sampled tumor names from CTR under both the WHO 5th edition and all editions. </w:t>
+      </w:r>
+      <w:r>
+        <w:rPr>
+          <w:rFonts w:ascii="Times New Roman" w:cs="Times New Roman" w:eastAsia="Times New Roman" w:hAnsi="Times New Roman"/>
+          <w:b w:val="1"/>
+          <w:sz w:val="24"/>
+          <w:szCs w:val="24"/>
+          <w:highlight w:val="yellow"/>
+          <w:rtl w:val="0"/>
+        </w:rPr>
+        <w:t xml:space="preserve">Figures 6 </w:t>
+      </w:r>
+      <w:r>
+        <w:rPr>
+          <w:rFonts w:ascii="Times New Roman" w:cs="Times New Roman" w:eastAsia="Times New Roman" w:hAnsi="Times New Roman"/>
+          <w:sz w:val="24"/>
+          <w:szCs w:val="24"/>
+          <w:highlight w:val="yellow"/>
+          <w:rtl w:val="0"/>
+        </w:rPr>
+        <w:t xml:space="preserve">and </w:t>
+      </w:r>
+      <w:r>
+        <w:rPr>
+          <w:rFonts w:ascii="Times New Roman" w:cs="Times New Roman" w:eastAsia="Times New Roman" w:hAnsi="Times New Roman"/>
+          <w:b w:val="1"/>
+          <w:sz w:val="24"/>
+          <w:szCs w:val="24"/>
+          <w:highlight w:val="yellow"/>
+          <w:rtl w:val="0"/>
+        </w:rPr>
+        <w:t xml:space="preserve">7</w:t>
+      </w:r>
+      <w:r>
+        <w:rPr>
+          <w:rFonts w:ascii="Times New Roman" w:cs="Times New Roman" w:eastAsia="Times New Roman" w:hAnsi="Times New Roman"/>
+          <w:sz w:val="24"/>
+          <w:szCs w:val="24"/>
+          <w:highlight w:val="yellow"/>
+          <w:rtl w:val="0"/>
+        </w:rPr>
+        <w:t xml:space="preserve"> display the pairwise mutual information heatmap for the WHO 5th edition and all editions respectively. The lowest pairwise mutual information is between the methods all-MiniLM-L12-v2 +Euclidean Dist and LTE-3+K-means for both WHO 5th edition and all editions. Following the creation of the mutual information matrix, for each of the 165 combinations of standardization methods we calculated the mean pairwise mutual information. Since each combination contains three methods, the pairwise mutual information of each of these methods (</w:t>
       </w:r>
       <w:r>
         <w:rPr>
@@ -47397,7 +47524,7 @@
           <w:highlight w:val="yellow"/>
           <w:rtl w:val="0"/>
         </w:rPr>
-        <w:t xml:space="preserve">Figure 2: Distribution of closest Euclidean distances in the </w:t>
+        <w:t xml:space="preserve">Figure 2: Distribution of closest Euclidean distances in the all-MiniLM-L12-v2 embedding space by the standardization method all-MiniLM-L12-v2+Euclidean Dist. </w:t>
       </w:r>
       <w:r>
         <w:rPr>
@@ -47407,28 +47534,7 @@
           <w:highlight w:val="yellow"/>
           <w:rtl w:val="0"/>
         </w:rPr>
-        <w:t xml:space="preserve">all-MiniLM-L12-v2</w:t>
-      </w:r>
-      <w:r>
-        <w:rPr>
-          <w:rFonts w:ascii="Times New Roman" w:cs="Times New Roman" w:eastAsia="Times New Roman" w:hAnsi="Times New Roman"/>
-          <w:b w:val="1"/>
-          <w:sz w:val="24"/>
-          <w:szCs w:val="24"/>
-          <w:highlight w:val="yellow"/>
-          <w:rtl w:val="0"/>
-        </w:rPr>
-        <w:t xml:space="preserve"> embedding space by the standardization method LTE-3+Euclidean Dist. </w:t>
-      </w:r>
-      <w:r>
-        <w:rPr>
-          <w:rFonts w:ascii="Times New Roman" w:cs="Times New Roman" w:eastAsia="Times New Roman" w:hAnsi="Times New Roman"/>
-          <w:sz w:val="24"/>
-          <w:szCs w:val="24"/>
-          <w:highlight w:val="yellow"/>
-          <w:rtl w:val="0"/>
-        </w:rPr>
-        <w:t xml:space="preserve">This figure Illustrates the distribution of the closest Euclidean distances in the all-MiniLM-L12-v2 embedding space, used by the standardization method all-MiniLM-L12-v23+Euclidean Dist, to map tumor names from the CTR to the nearest term from the WHO system. This distance is the minimum Euclidean distance between a given tumor name in the CTR and all the standardized terms in the WHO system within the all-MiniLM-L12-v2 embedding space. For a given tumor name from the CTR, the method LTE-3 + Euclidean Dist uses this distance to identify the nearest standardized term from the WHO system and then maps it to the respective tumor name in the CTR. The box plot in red shows the instances when the all-MiniLM-L12-v2 + Euclidean Dist method correctly standardized the CTR terms, whereas the blue box plot shows the instances when the method incorrectly standardized the CTR terms.</w:t>
+        <w:t xml:space="preserve">This figure Illustrates the distribution of the closest Euclidean distances in the all-MiniLM-L12-v2 embedding space, used by the standardization method all-MiniLM-L12-v2+Euclidean Dist, to map tumor names from the CTR to the nearest term from the WHO system. This distance is the minimum Euclidean distance between a given tumor name in the CTR and all the standardized terms in the WHO system within the all-MiniLM-L12-v2 embedding space. For a given tumor name from the CTR, the method all-MiniLM-L12-v2+Euclidean Dist uses this distance to identify the nearest standardized term from the WHO system and then maps it to the respective tumor name in the CTR. The box plot in red shows the instances when the all-MiniLM-L12-v2 + Euclidean Dist method correctly standardized the CTR terms, whereas the blue box plot shows the instances when the method incorrectly standardized the CTR terms.</w:t>
       </w:r>
       <w:r>
         <w:rPr>
@@ -47538,12 +47644,12 @@
           <wp:inline distB="114300" distT="114300" distL="114300" distR="114300">
             <wp:extent cx="7170039" cy="3133725"/>
             <wp:effectExtent b="0" l="0" r="0" t="0"/>
-            <wp:docPr id="1" name="image2.png"/>
+            <wp:docPr id="1" name="image3.png"/>
             <a:graphic>
               <a:graphicData uri="http://schemas.openxmlformats.org/drawingml/2006/picture">
                 <pic:pic>
                   <pic:nvPicPr>
-                    <pic:cNvPr id="0" name="image2.png"/>
+                    <pic:cNvPr id="0" name="image3.png"/>
                     <pic:cNvPicPr preferRelativeResize="0"/>
                   </pic:nvPicPr>
                   <pic:blipFill>
@@ -47580,6 +47686,63 @@
         <w:jc w:val="both"/>
         <w:rPr>
           <w:rFonts w:ascii="Times New Roman" w:cs="Times New Roman" w:eastAsia="Times New Roman" w:hAnsi="Times New Roman"/>
+          <w:b w:val="1"/>
+          <w:sz w:val="24"/>
+          <w:szCs w:val="24"/>
+          <w:highlight w:val="white"/>
+        </w:rPr>
+      </w:pPr>
+      <w:r>
+        <w:rPr>
+          <w:rtl w:val="0"/>
+        </w:rPr>
+      </w:r>
+    </w:p>
+    <w:p>
+      <w:pPr>
+        <w:spacing w:line="276.0005454545455" w:lineRule="auto"/>
+        <w:ind w:left="-540" w:firstLine="0"/>
+        <w:jc w:val="both"/>
+        <w:rPr>
+          <w:rFonts w:ascii="Times New Roman" w:cs="Times New Roman" w:eastAsia="Times New Roman" w:hAnsi="Times New Roman"/>
+          <w:b w:val="1"/>
+          <w:sz w:val="24"/>
+          <w:szCs w:val="24"/>
+          <w:highlight w:val="white"/>
+        </w:rPr>
+      </w:pPr>
+      <w:r>
+        <w:rPr>
+          <w:rtl w:val="0"/>
+        </w:rPr>
+      </w:r>
+    </w:p>
+    <w:p>
+      <w:pPr>
+        <w:spacing w:line="276.0005454545455" w:lineRule="auto"/>
+        <w:ind w:left="-540" w:firstLine="0"/>
+        <w:jc w:val="both"/>
+        <w:rPr>
+          <w:rFonts w:ascii="Times New Roman" w:cs="Times New Roman" w:eastAsia="Times New Roman" w:hAnsi="Times New Roman"/>
+          <w:b w:val="1"/>
+          <w:sz w:val="24"/>
+          <w:szCs w:val="24"/>
+          <w:highlight w:val="white"/>
+        </w:rPr>
+      </w:pPr>
+      <w:r>
+        <w:rPr>
+          <w:rtl w:val="0"/>
+        </w:rPr>
+      </w:r>
+    </w:p>
+    <w:p>
+      <w:pPr>
+        <w:spacing w:line="276.0005454545455" w:lineRule="auto"/>
+        <w:ind w:left="-540" w:firstLine="0"/>
+        <w:jc w:val="both"/>
+        <w:rPr>
+          <w:rFonts w:ascii="Times New Roman" w:cs="Times New Roman" w:eastAsia="Times New Roman" w:hAnsi="Times New Roman"/>
           <w:sz w:val="24"/>
           <w:szCs w:val="24"/>
           <w:highlight w:val="white"/>
@@ -47630,10 +47793,15 @@
         <w:ind w:left="-540" w:firstLine="0"/>
         <w:rPr>
           <w:rFonts w:ascii="Times New Roman" w:cs="Times New Roman" w:eastAsia="Times New Roman" w:hAnsi="Times New Roman"/>
+          <w:b w:val="1"/>
           <w:sz w:val="20"/>
           <w:szCs w:val="20"/>
-          <w:highlight w:val="white"/>
-        </w:rPr>
+        </w:rPr>
+        <w:sectPr>
+          <w:type w:val="nextPage"/>
+          <w:pgSz w:h="12240" w:w="15840" w:orient="landscape"/>
+          <w:pgMar w:bottom="1440" w:top="1440" w:left="1267.2" w:right="1440" w:header="720" w:footer="720"/>
+        </w:sectPr>
       </w:pPr>
       <w:r>
         <w:rPr>
@@ -47683,42 +47851,6 @@
     </w:p>
     <w:p>
       <w:pPr>
-        <w:spacing w:line="276.0005454545455" w:lineRule="auto"/>
-        <w:rPr>
-          <w:rFonts w:ascii="Times New Roman" w:cs="Times New Roman" w:eastAsia="Times New Roman" w:hAnsi="Times New Roman"/>
-          <w:sz w:val="20"/>
-          <w:szCs w:val="20"/>
-        </w:rPr>
-      </w:pPr>
-      <w:r>
-        <w:rPr>
-          <w:rtl w:val="0"/>
-        </w:rPr>
-      </w:r>
-    </w:p>
-    <w:p>
-      <w:pPr>
-        <w:ind w:left="-540" w:firstLine="0"/>
-        <w:rPr>
-          <w:rFonts w:ascii="Times New Roman" w:cs="Times New Roman" w:eastAsia="Times New Roman" w:hAnsi="Times New Roman"/>
-          <w:b w:val="1"/>
-          <w:sz w:val="20"/>
-          <w:szCs w:val="20"/>
-        </w:rPr>
-        <w:sectPr>
-          <w:type w:val="nextPage"/>
-          <w:pgSz w:h="12240" w:w="15840" w:orient="landscape"/>
-          <w:pgMar w:bottom="1440" w:top="1440" w:left="1267.2" w:right="1440" w:header="720" w:footer="720"/>
-        </w:sectPr>
-      </w:pPr>
-      <w:r>
-        <w:rPr>
-          <w:rtl w:val="0"/>
-        </w:rPr>
-      </w:r>
-    </w:p>
-    <w:p>
-      <w:pPr>
         <w:ind w:left="-540" w:firstLine="0"/>
         <w:jc w:val="both"/>
         <w:rPr>
@@ -47974,12 +48106,12 @@
           <wp:inline distB="114300" distT="114300" distL="114300" distR="114300">
             <wp:extent cx="6612679" cy="2750958"/>
             <wp:effectExtent b="0" l="0" r="0" t="0"/>
-            <wp:docPr id="2" name="image3.png"/>
+            <wp:docPr id="2" name="image2.png"/>
             <a:graphic>
               <a:graphicData uri="http://schemas.openxmlformats.org/drawingml/2006/picture">
                 <pic:pic>
                   <pic:nvPicPr>
-                    <pic:cNvPr id="0" name="image3.png"/>
+                    <pic:cNvPr id="0" name="image2.png"/>
                     <pic:cNvPicPr preferRelativeResize="0"/>
                   </pic:nvPicPr>
                   <pic:blipFill>
@@ -48031,6 +48163,637 @@
           <w:b w:val="1"/>
         </w:rPr>
       </w:pPr>
+      <w:r>
+        <w:rPr>
+          <w:rtl w:val="0"/>
+        </w:rPr>
+      </w:r>
+    </w:p>
+    <w:p>
+      <w:pPr>
+        <w:ind w:left="-540" w:firstLine="0"/>
+        <w:rPr>
+          <w:rFonts w:ascii="Times New Roman" w:cs="Times New Roman" w:eastAsia="Times New Roman" w:hAnsi="Times New Roman"/>
+          <w:b w:val="1"/>
+        </w:rPr>
+      </w:pPr>
+      <w:r>
+        <w:rPr>
+          <w:rtl w:val="0"/>
+        </w:rPr>
+      </w:r>
+    </w:p>
+    <w:p>
+      <w:pPr>
+        <w:ind w:left="-540" w:firstLine="0"/>
+        <w:rPr>
+          <w:rFonts w:ascii="Times New Roman" w:cs="Times New Roman" w:eastAsia="Times New Roman" w:hAnsi="Times New Roman"/>
+          <w:b w:val="1"/>
+        </w:rPr>
+      </w:pPr>
+      <w:r>
+        <w:rPr>
+          <w:rtl w:val="0"/>
+        </w:rPr>
+      </w:r>
+    </w:p>
+    <w:p>
+      <w:pPr>
+        <w:ind w:left="-540" w:firstLine="0"/>
+        <w:rPr>
+          <w:rFonts w:ascii="Times New Roman" w:cs="Times New Roman" w:eastAsia="Times New Roman" w:hAnsi="Times New Roman"/>
+          <w:b w:val="1"/>
+        </w:rPr>
+      </w:pPr>
+      <w:r>
+        <w:rPr>
+          <w:rtl w:val="0"/>
+        </w:rPr>
+      </w:r>
+    </w:p>
+    <w:p>
+      <w:pPr>
+        <w:ind w:left="-540" w:firstLine="0"/>
+        <w:rPr>
+          <w:rFonts w:ascii="Times New Roman" w:cs="Times New Roman" w:eastAsia="Times New Roman" w:hAnsi="Times New Roman"/>
+          <w:b w:val="1"/>
+        </w:rPr>
+      </w:pPr>
+      <w:r>
+        <w:rPr>
+          <w:rtl w:val="0"/>
+        </w:rPr>
+      </w:r>
+    </w:p>
+    <w:p>
+      <w:pPr>
+        <w:ind w:left="-540" w:firstLine="0"/>
+        <w:rPr>
+          <w:rFonts w:ascii="Times New Roman" w:cs="Times New Roman" w:eastAsia="Times New Roman" w:hAnsi="Times New Roman"/>
+          <w:b w:val="1"/>
+        </w:rPr>
+      </w:pPr>
+      <w:r>
+        <w:rPr>
+          <w:rtl w:val="0"/>
+        </w:rPr>
+      </w:r>
+    </w:p>
+    <w:p>
+      <w:pPr>
+        <w:ind w:left="-540" w:firstLine="0"/>
+        <w:rPr>
+          <w:rFonts w:ascii="Times New Roman" w:cs="Times New Roman" w:eastAsia="Times New Roman" w:hAnsi="Times New Roman"/>
+          <w:b w:val="1"/>
+        </w:rPr>
+      </w:pPr>
+      <w:r>
+        <w:rPr>
+          <w:rtl w:val="0"/>
+        </w:rPr>
+      </w:r>
+    </w:p>
+    <w:p>
+      <w:pPr>
+        <w:ind w:left="-540" w:firstLine="0"/>
+        <w:rPr>
+          <w:rFonts w:ascii="Times New Roman" w:cs="Times New Roman" w:eastAsia="Times New Roman" w:hAnsi="Times New Roman"/>
+          <w:b w:val="1"/>
+        </w:rPr>
+      </w:pPr>
+      <w:r>
+        <w:rPr>
+          <w:rtl w:val="0"/>
+        </w:rPr>
+      </w:r>
+    </w:p>
+    <w:p>
+      <w:pPr>
+        <w:ind w:left="-540" w:firstLine="0"/>
+        <w:rPr>
+          <w:rFonts w:ascii="Times New Roman" w:cs="Times New Roman" w:eastAsia="Times New Roman" w:hAnsi="Times New Roman"/>
+          <w:b w:val="1"/>
+        </w:rPr>
+      </w:pPr>
+      <w:r>
+        <w:rPr>
+          <w:rtl w:val="0"/>
+        </w:rPr>
+      </w:r>
+    </w:p>
+    <w:p>
+      <w:pPr>
+        <w:ind w:left="-540" w:firstLine="0"/>
+        <w:rPr>
+          <w:rFonts w:ascii="Times New Roman" w:cs="Times New Roman" w:eastAsia="Times New Roman" w:hAnsi="Times New Roman"/>
+          <w:b w:val="1"/>
+        </w:rPr>
+      </w:pPr>
+      <w:r>
+        <w:rPr>
+          <w:rtl w:val="0"/>
+        </w:rPr>
+      </w:r>
+    </w:p>
+    <w:p>
+      <w:pPr>
+        <w:ind w:left="-540" w:firstLine="0"/>
+        <w:rPr>
+          <w:rFonts w:ascii="Times New Roman" w:cs="Times New Roman" w:eastAsia="Times New Roman" w:hAnsi="Times New Roman"/>
+          <w:b w:val="1"/>
+        </w:rPr>
+      </w:pPr>
+      <w:r>
+        <w:rPr>
+          <w:rtl w:val="0"/>
+        </w:rPr>
+      </w:r>
+    </w:p>
+    <w:p>
+      <w:pPr>
+        <w:ind w:left="-540" w:firstLine="0"/>
+        <w:rPr>
+          <w:rFonts w:ascii="Times New Roman" w:cs="Times New Roman" w:eastAsia="Times New Roman" w:hAnsi="Times New Roman"/>
+          <w:sz w:val="24"/>
+          <w:szCs w:val="24"/>
+          <w:highlight w:val="yellow"/>
+        </w:rPr>
+      </w:pPr>
+      <w:r>
+        <w:rPr>
+          <w:rFonts w:ascii="Times New Roman" w:cs="Times New Roman" w:eastAsia="Times New Roman" w:hAnsi="Times New Roman"/>
+          <w:b w:val="1"/>
+          <w:sz w:val="24"/>
+          <w:szCs w:val="24"/>
+          <w:highlight w:val="yellow"/>
+          <w:rtl w:val="0"/>
+        </w:rPr>
+        <w:t xml:space="preserve">Figure 6: Heatmap displaying the pairwise mutual information of the high accuracy methods for WHO 5th edition. </w:t>
+      </w:r>
+      <w:r>
+        <w:rPr>
+          <w:rFonts w:ascii="Times New Roman" w:cs="Times New Roman" w:eastAsia="Times New Roman" w:hAnsi="Times New Roman"/>
+          <w:sz w:val="24"/>
+          <w:szCs w:val="24"/>
+          <w:highlight w:val="yellow"/>
+          <w:rtl w:val="0"/>
+        </w:rPr>
+        <w:t xml:space="preserve">A total of 11 methods (see </w:t>
+      </w:r>
+      <w:r>
+        <w:rPr>
+          <w:rFonts w:ascii="Times New Roman" w:cs="Times New Roman" w:eastAsia="Times New Roman" w:hAnsi="Times New Roman"/>
+          <w:b w:val="1"/>
+          <w:sz w:val="24"/>
+          <w:szCs w:val="24"/>
+          <w:highlight w:val="yellow"/>
+          <w:rtl w:val="0"/>
+        </w:rPr>
+        <w:t xml:space="preserve">Table 2</w:t>
+      </w:r>
+      <w:r>
+        <w:rPr>
+          <w:rFonts w:ascii="Times New Roman" w:cs="Times New Roman" w:eastAsia="Times New Roman" w:hAnsi="Times New Roman"/>
+          <w:sz w:val="24"/>
+          <w:szCs w:val="24"/>
+          <w:highlight w:val="yellow"/>
+          <w:rtl w:val="0"/>
+        </w:rPr>
+        <w:t xml:space="preserve">) were selected for the computation of pairwise mutual information. The lowest mutual information was between the methods all-MiniLM-L12-v2 +Euclidean Dist and LTE-3+K-means which implied that they had the highest disagreement (i.e., highest diversity) in their standardization prediction.</w:t>
+      </w:r>
+    </w:p>
+    <w:p>
+      <w:pPr>
+        <w:ind w:left="-540" w:firstLine="0"/>
+        <w:rPr>
+          <w:rFonts w:ascii="Times New Roman" w:cs="Times New Roman" w:eastAsia="Times New Roman" w:hAnsi="Times New Roman"/>
+          <w:sz w:val="24"/>
+          <w:szCs w:val="24"/>
+          <w:highlight w:val="yellow"/>
+        </w:rPr>
+      </w:pPr>
+      <w:r>
+        <w:rPr>
+          <w:rtl w:val="0"/>
+        </w:rPr>
+      </w:r>
+    </w:p>
+    <w:p>
+      <w:pPr>
+        <w:ind w:left="-540" w:firstLine="0"/>
+        <w:rPr>
+          <w:rFonts w:ascii="Times New Roman" w:cs="Times New Roman" w:eastAsia="Times New Roman" w:hAnsi="Times New Roman"/>
+          <w:sz w:val="24"/>
+          <w:szCs w:val="24"/>
+          <w:highlight w:val="yellow"/>
+        </w:rPr>
+      </w:pPr>
+      <w:r>
+        <w:rPr>
+          <w:rtl w:val="0"/>
+        </w:rPr>
+      </w:r>
+    </w:p>
+    <w:p>
+      <w:pPr>
+        <w:ind w:left="-540" w:firstLine="0"/>
+        <w:rPr>
+          <w:rFonts w:ascii="Times New Roman" w:cs="Times New Roman" w:eastAsia="Times New Roman" w:hAnsi="Times New Roman"/>
+          <w:b w:val="1"/>
+        </w:rPr>
+      </w:pPr>
+      <w:r>
+        <w:rPr>
+          <w:rtl w:val="0"/>
+        </w:rPr>
+      </w:r>
+    </w:p>
+    <w:p>
+      <w:pPr>
+        <w:ind w:left="-540" w:firstLine="0"/>
+        <w:rPr>
+          <w:rFonts w:ascii="Times New Roman" w:cs="Times New Roman" w:eastAsia="Times New Roman" w:hAnsi="Times New Roman"/>
+          <w:b w:val="1"/>
+        </w:rPr>
+      </w:pPr>
+      <w:r>
+        <w:rPr>
+          <w:rtl w:val="0"/>
+        </w:rPr>
+      </w:r>
+    </w:p>
+    <w:p>
+      <w:pPr>
+        <w:ind w:left="-540" w:firstLine="0"/>
+        <w:rPr>
+          <w:rFonts w:ascii="Times New Roman" w:cs="Times New Roman" w:eastAsia="Times New Roman" w:hAnsi="Times New Roman"/>
+          <w:b w:val="1"/>
+        </w:rPr>
+      </w:pPr>
+      <w:r>
+        <w:rPr>
+          <w:rtl w:val="0"/>
+        </w:rPr>
+      </w:r>
+    </w:p>
+    <w:p>
+      <w:pPr>
+        <w:ind w:left="-540" w:firstLine="0"/>
+        <w:rPr>
+          <w:rFonts w:ascii="Times New Roman" w:cs="Times New Roman" w:eastAsia="Times New Roman" w:hAnsi="Times New Roman"/>
+          <w:b w:val="1"/>
+        </w:rPr>
+      </w:pPr>
+      <w:r>
+        <w:rPr>
+          <w:rtl w:val="0"/>
+        </w:rPr>
+      </w:r>
+    </w:p>
+    <w:p>
+      <w:pPr>
+        <w:ind w:left="-540" w:firstLine="0"/>
+        <w:rPr>
+          <w:rFonts w:ascii="Times New Roman" w:cs="Times New Roman" w:eastAsia="Times New Roman" w:hAnsi="Times New Roman"/>
+          <w:b w:val="1"/>
+        </w:rPr>
+      </w:pPr>
+      <w:r>
+        <w:rPr>
+          <w:rtl w:val="0"/>
+        </w:rPr>
+      </w:r>
+    </w:p>
+    <w:p>
+      <w:pPr>
+        <w:ind w:left="-540" w:firstLine="0"/>
+        <w:rPr>
+          <w:rFonts w:ascii="Times New Roman" w:cs="Times New Roman" w:eastAsia="Times New Roman" w:hAnsi="Times New Roman"/>
+          <w:b w:val="1"/>
+        </w:rPr>
+      </w:pPr>
+      <w:r>
+        <w:rPr>
+          <w:rtl w:val="0"/>
+        </w:rPr>
+      </w:r>
+    </w:p>
+    <w:p>
+      <w:pPr>
+        <w:ind w:left="-540" w:firstLine="0"/>
+        <w:rPr>
+          <w:rFonts w:ascii="Times New Roman" w:cs="Times New Roman" w:eastAsia="Times New Roman" w:hAnsi="Times New Roman"/>
+          <w:b w:val="1"/>
+        </w:rPr>
+      </w:pPr>
+      <w:r>
+        <w:rPr>
+          <w:rtl w:val="0"/>
+        </w:rPr>
+      </w:r>
+    </w:p>
+    <w:p>
+      <w:pPr>
+        <w:ind w:left="-540" w:firstLine="0"/>
+        <w:rPr>
+          <w:rFonts w:ascii="Times New Roman" w:cs="Times New Roman" w:eastAsia="Times New Roman" w:hAnsi="Times New Roman"/>
+          <w:b w:val="1"/>
+        </w:rPr>
+      </w:pPr>
+      <w:r>
+        <w:rPr>
+          <w:rtl w:val="0"/>
+        </w:rPr>
+      </w:r>
+    </w:p>
+    <w:p>
+      <w:pPr>
+        <w:ind w:left="-540" w:firstLine="0"/>
+        <w:rPr>
+          <w:rFonts w:ascii="Times New Roman" w:cs="Times New Roman" w:eastAsia="Times New Roman" w:hAnsi="Times New Roman"/>
+          <w:b w:val="1"/>
+        </w:rPr>
+      </w:pPr>
+      <w:r>
+        <w:rPr>
+          <w:rtl w:val="0"/>
+        </w:rPr>
+      </w:r>
+    </w:p>
+    <w:p>
+      <w:pPr>
+        <w:ind w:left="-540" w:firstLine="0"/>
+        <w:rPr>
+          <w:rFonts w:ascii="Times New Roman" w:cs="Times New Roman" w:eastAsia="Times New Roman" w:hAnsi="Times New Roman"/>
+          <w:b w:val="1"/>
+        </w:rPr>
+      </w:pPr>
+      <w:r>
+        <w:rPr>
+          <w:rtl w:val="0"/>
+        </w:rPr>
+      </w:r>
+    </w:p>
+    <w:p>
+      <w:pPr>
+        <w:ind w:left="-540" w:firstLine="0"/>
+        <w:rPr>
+          <w:rFonts w:ascii="Times New Roman" w:cs="Times New Roman" w:eastAsia="Times New Roman" w:hAnsi="Times New Roman"/>
+          <w:b w:val="1"/>
+        </w:rPr>
+      </w:pPr>
+      <w:r>
+        <w:rPr>
+          <w:rtl w:val="0"/>
+        </w:rPr>
+      </w:r>
+    </w:p>
+    <w:p>
+      <w:pPr>
+        <w:ind w:left="-540" w:firstLine="0"/>
+        <w:rPr>
+          <w:rFonts w:ascii="Times New Roman" w:cs="Times New Roman" w:eastAsia="Times New Roman" w:hAnsi="Times New Roman"/>
+          <w:b w:val="1"/>
+        </w:rPr>
+      </w:pPr>
+      <w:r>
+        <w:rPr>
+          <w:rtl w:val="0"/>
+        </w:rPr>
+      </w:r>
+    </w:p>
+    <w:p>
+      <w:pPr>
+        <w:ind w:left="-540" w:firstLine="0"/>
+        <w:rPr>
+          <w:rFonts w:ascii="Times New Roman" w:cs="Times New Roman" w:eastAsia="Times New Roman" w:hAnsi="Times New Roman"/>
+          <w:b w:val="1"/>
+        </w:rPr>
+      </w:pPr>
+      <w:r>
+        <w:rPr>
+          <w:rtl w:val="0"/>
+        </w:rPr>
+      </w:r>
+    </w:p>
+    <w:p>
+      <w:pPr>
+        <w:ind w:left="-540" w:firstLine="0"/>
+        <w:rPr>
+          <w:rFonts w:ascii="Times New Roman" w:cs="Times New Roman" w:eastAsia="Times New Roman" w:hAnsi="Times New Roman"/>
+          <w:b w:val="1"/>
+        </w:rPr>
+      </w:pPr>
+      <w:r>
+        <w:rPr>
+          <w:rtl w:val="0"/>
+        </w:rPr>
+      </w:r>
+    </w:p>
+    <w:p>
+      <w:pPr>
+        <w:ind w:left="-540" w:firstLine="0"/>
+        <w:rPr>
+          <w:rFonts w:ascii="Times New Roman" w:cs="Times New Roman" w:eastAsia="Times New Roman" w:hAnsi="Times New Roman"/>
+          <w:b w:val="1"/>
+        </w:rPr>
+      </w:pPr>
+      <w:r>
+        <w:rPr>
+          <w:rtl w:val="0"/>
+        </w:rPr>
+      </w:r>
+    </w:p>
+    <w:p>
+      <w:pPr>
+        <w:ind w:left="-540" w:firstLine="0"/>
+        <w:rPr>
+          <w:rFonts w:ascii="Times New Roman" w:cs="Times New Roman" w:eastAsia="Times New Roman" w:hAnsi="Times New Roman"/>
+          <w:b w:val="1"/>
+        </w:rPr>
+      </w:pPr>
+      <w:r>
+        <w:rPr>
+          <w:rtl w:val="0"/>
+        </w:rPr>
+      </w:r>
+    </w:p>
+    <w:p>
+      <w:pPr>
+        <w:ind w:left="-540" w:firstLine="0"/>
+        <w:rPr>
+          <w:rFonts w:ascii="Times New Roman" w:cs="Times New Roman" w:eastAsia="Times New Roman" w:hAnsi="Times New Roman"/>
+          <w:b w:val="1"/>
+        </w:rPr>
+      </w:pPr>
+      <w:r>
+        <w:rPr>
+          <w:rtl w:val="0"/>
+        </w:rPr>
+      </w:r>
+    </w:p>
+    <w:p>
+      <w:pPr>
+        <w:ind w:left="-540" w:firstLine="0"/>
+        <w:rPr>
+          <w:rFonts w:ascii="Times New Roman" w:cs="Times New Roman" w:eastAsia="Times New Roman" w:hAnsi="Times New Roman"/>
+          <w:b w:val="1"/>
+        </w:rPr>
+      </w:pPr>
+      <w:r>
+        <w:rPr>
+          <w:rtl w:val="0"/>
+        </w:rPr>
+      </w:r>
+    </w:p>
+    <w:p>
+      <w:pPr>
+        <w:ind w:left="-540" w:firstLine="0"/>
+        <w:rPr>
+          <w:rFonts w:ascii="Times New Roman" w:cs="Times New Roman" w:eastAsia="Times New Roman" w:hAnsi="Times New Roman"/>
+          <w:b w:val="1"/>
+        </w:rPr>
+      </w:pPr>
+      <w:r>
+        <w:rPr>
+          <w:rtl w:val="0"/>
+        </w:rPr>
+      </w:r>
+    </w:p>
+    <w:p>
+      <w:pPr>
+        <w:ind w:left="-540" w:firstLine="0"/>
+        <w:rPr>
+          <w:rFonts w:ascii="Times New Roman" w:cs="Times New Roman" w:eastAsia="Times New Roman" w:hAnsi="Times New Roman"/>
+          <w:b w:val="1"/>
+        </w:rPr>
+      </w:pPr>
+      <w:r>
+        <w:rPr>
+          <w:rtl w:val="0"/>
+        </w:rPr>
+      </w:r>
+    </w:p>
+    <w:p>
+      <w:pPr>
+        <w:ind w:left="-540" w:firstLine="0"/>
+        <w:rPr>
+          <w:rFonts w:ascii="Times New Roman" w:cs="Times New Roman" w:eastAsia="Times New Roman" w:hAnsi="Times New Roman"/>
+          <w:b w:val="1"/>
+        </w:rPr>
+      </w:pPr>
+      <w:r>
+        <w:rPr>
+          <w:rtl w:val="0"/>
+        </w:rPr>
+      </w:r>
+    </w:p>
+    <w:p>
+      <w:pPr>
+        <w:ind w:left="-540" w:firstLine="0"/>
+        <w:rPr>
+          <w:rFonts w:ascii="Times New Roman" w:cs="Times New Roman" w:eastAsia="Times New Roman" w:hAnsi="Times New Roman"/>
+          <w:b w:val="1"/>
+        </w:rPr>
+      </w:pPr>
+      <w:r>
+        <w:rPr>
+          <w:rtl w:val="0"/>
+        </w:rPr>
+      </w:r>
+    </w:p>
+    <w:p>
+      <w:pPr>
+        <w:ind w:left="-540" w:firstLine="0"/>
+        <w:rPr>
+          <w:rFonts w:ascii="Times New Roman" w:cs="Times New Roman" w:eastAsia="Times New Roman" w:hAnsi="Times New Roman"/>
+          <w:b w:val="1"/>
+        </w:rPr>
+      </w:pPr>
+      <w:r>
+        <w:rPr>
+          <w:rtl w:val="0"/>
+        </w:rPr>
+      </w:r>
+    </w:p>
+    <w:p>
+      <w:pPr>
+        <w:ind w:left="-540" w:firstLine="0"/>
+        <w:rPr>
+          <w:rFonts w:ascii="Times New Roman" w:cs="Times New Roman" w:eastAsia="Times New Roman" w:hAnsi="Times New Roman"/>
+          <w:b w:val="1"/>
+        </w:rPr>
+      </w:pPr>
+      <w:r>
+        <w:rPr>
+          <w:rtl w:val="0"/>
+        </w:rPr>
+      </w:r>
+    </w:p>
+    <w:p>
+      <w:pPr>
+        <w:ind w:left="-540" w:firstLine="0"/>
+        <w:rPr>
+          <w:rFonts w:ascii="Times New Roman" w:cs="Times New Roman" w:eastAsia="Times New Roman" w:hAnsi="Times New Roman"/>
+          <w:b w:val="1"/>
+        </w:rPr>
+      </w:pPr>
+      <w:r>
+        <w:rPr>
+          <w:rtl w:val="0"/>
+        </w:rPr>
+      </w:r>
+    </w:p>
+    <w:p>
+      <w:pPr>
+        <w:ind w:left="-540" w:firstLine="0"/>
+        <w:rPr>
+          <w:rFonts w:ascii="Times New Roman" w:cs="Times New Roman" w:eastAsia="Times New Roman" w:hAnsi="Times New Roman"/>
+          <w:b w:val="1"/>
+        </w:rPr>
+      </w:pPr>
+      <w:r>
+        <w:rPr>
+          <w:rFonts w:ascii="Times New Roman" w:cs="Times New Roman" w:eastAsia="Times New Roman" w:hAnsi="Times New Roman"/>
+          <w:b w:val="1"/>
+          <w:sz w:val="24"/>
+          <w:szCs w:val="24"/>
+          <w:highlight w:val="yellow"/>
+          <w:rtl w:val="0"/>
+        </w:rPr>
+        <w:t xml:space="preserve">Figure 7: Heatmap displaying the pairwise mutual information of the high accuracy methods for WHO all edition. </w:t>
+      </w:r>
+      <w:r>
+        <w:rPr>
+          <w:rFonts w:ascii="Times New Roman" w:cs="Times New Roman" w:eastAsia="Times New Roman" w:hAnsi="Times New Roman"/>
+          <w:sz w:val="24"/>
+          <w:szCs w:val="24"/>
+          <w:highlight w:val="yellow"/>
+          <w:rtl w:val="0"/>
+        </w:rPr>
+        <w:t xml:space="preserve">A total of 11 methods (see </w:t>
+      </w:r>
+      <w:r>
+        <w:rPr>
+          <w:rFonts w:ascii="Times New Roman" w:cs="Times New Roman" w:eastAsia="Times New Roman" w:hAnsi="Times New Roman"/>
+          <w:b w:val="1"/>
+          <w:sz w:val="24"/>
+          <w:szCs w:val="24"/>
+          <w:highlight w:val="yellow"/>
+          <w:rtl w:val="0"/>
+        </w:rPr>
+        <w:t xml:space="preserve">Table 1</w:t>
+      </w:r>
+      <w:r>
+        <w:rPr>
+          <w:rFonts w:ascii="Times New Roman" w:cs="Times New Roman" w:eastAsia="Times New Roman" w:hAnsi="Times New Roman"/>
+          <w:sz w:val="24"/>
+          <w:szCs w:val="24"/>
+          <w:highlight w:val="yellow"/>
+          <w:rtl w:val="0"/>
+        </w:rPr>
+        <w:t xml:space="preserve">) were selected for the computation of pairwise mutual information. TThe lowest mutual information was between the methods all-MiniLM-L12-v2 +Euclidean Dist and LTE-3+K-means which implied that they had the highest disagreement (i.e., highest diversity) in their standardization prediction.</w:t>
+      </w:r>
       <w:r>
         <w:rPr>
           <w:rtl w:val="0"/>

--- a/Paper/Patterns_Clinical_Trials_Tumor_Name_Standardization_using Embedding_Analysis.docx
+++ b/Paper/Patterns_Clinical_Trials_Tumor_Name_Standardization_using Embedding_Analysis.docx
@@ -3010,7 +3010,7 @@
           <w:highlight w:val="yellow"/>
           <w:rtl w:val="0"/>
         </w:rPr>
-        <w:t xml:space="preserve">) and selected the combination of methods that had the lowest average pairwise mutual information score to maximize the diversity in their prediction and thereby increase standardization accuracy. The combined methods predicted the standardization for a given CTR tumor name by performing a majority vote operation. This strategy led to the combination of the methods:ADA-002+AP, LTE-3+K-means, and all-MiniLM-L12-v2 +Euclidean Dist,for the WHO 5th edition and this method achieved a standardization accuracy of 72.126%. Whereas for WHO all editions, the methods that were combined included:ADA-002+K-means, LTE-3+K-means, and all-MiniLM-L12-v2+Euclidean Dist, which achieved an accuracy of 71.377%. We implemented these methods in CANTOS, and the standardization results for all CTR tumor names using this consensus voting method.</w:t>
+        <w:t xml:space="preserve">) and selected the combination of methods that had the lowest average pairwise mutual information score to maximize the diversity in their prediction and thereby increase standardization accuracy. The combined methods predicted the standardization for a given CTR tumor name by performing a majority vote operation. This strategy led to the combination of the methods:ADA-002+AP, LTE-3+K-means, and all-MiniLM-L12-v2 +Euclidean Dist,for the WHO 5th edition and this method achieved a standardization accuracy of 72.126%. Whereas for WHO all editions, the methods that were combined included:ADA-002+K-means, LTE-3+K-means, and all-MiniLM-L12-v2+Euclidean Dist, which achieved an accuracy of 71.377%. </w:t>
       </w:r>
     </w:p>
     <w:p>
@@ -3822,7 +3822,49 @@
           <w:highlight w:val="yellow"/>
           <w:rtl w:val="0"/>
         </w:rPr>
-        <w:t xml:space="preserve">In our effort to improve the standardization accuracy, we devised a method that standardized a given CTR tumor name by performing a majority vote on the standardization predictions obtained from a combination of high-accuracy methods. We considered combinations of three methods as an odd number of methods as it reduces chances of a tie occurring. We limited the consensus vote to only the high-accuracy methods identified in Tables 1 and 2. Since eleven methods were classified as high-accuracy methods for both the WHO 5th edition and all editions, it implied that there were a total 165 (</w:t>
+        <w:t xml:space="preserve">In our effort to improve the standardization accuracy, we devised a method that standardized a given CTR tumor name by performing a majority vote on the standardization predictions obtained from a combination of high-accuracy methods. We considered combinations of three methods as an odd number of methods as it reduces chances of a tie occurring. We limited the majority vote to only the high-accuracy methods identified in </w:t>
+      </w:r>
+      <w:r>
+        <w:rPr>
+          <w:rFonts w:ascii="Times New Roman" w:cs="Times New Roman" w:eastAsia="Times New Roman" w:hAnsi="Times New Roman"/>
+          <w:b w:val="1"/>
+          <w:sz w:val="24"/>
+          <w:szCs w:val="24"/>
+          <w:highlight w:val="yellow"/>
+          <w:rtl w:val="0"/>
+        </w:rPr>
+        <w:t xml:space="preserve">Tables 1</w:t>
+      </w:r>
+      <w:r>
+        <w:rPr>
+          <w:rFonts w:ascii="Times New Roman" w:cs="Times New Roman" w:eastAsia="Times New Roman" w:hAnsi="Times New Roman"/>
+          <w:sz w:val="24"/>
+          <w:szCs w:val="24"/>
+          <w:highlight w:val="yellow"/>
+          <w:rtl w:val="0"/>
+        </w:rPr>
+        <w:t xml:space="preserve"> and </w:t>
+      </w:r>
+      <w:r>
+        <w:rPr>
+          <w:rFonts w:ascii="Times New Roman" w:cs="Times New Roman" w:eastAsia="Times New Roman" w:hAnsi="Times New Roman"/>
+          <w:b w:val="1"/>
+          <w:sz w:val="24"/>
+          <w:szCs w:val="24"/>
+          <w:highlight w:val="yellow"/>
+          <w:rtl w:val="0"/>
+        </w:rPr>
+        <w:t xml:space="preserve">2</w:t>
+      </w:r>
+      <w:r>
+        <w:rPr>
+          <w:rFonts w:ascii="Times New Roman" w:cs="Times New Roman" w:eastAsia="Times New Roman" w:hAnsi="Times New Roman"/>
+          <w:sz w:val="24"/>
+          <w:szCs w:val="24"/>
+          <w:highlight w:val="yellow"/>
+          <w:rtl w:val="0"/>
+        </w:rPr>
+        <w:t xml:space="preserve">. Since eleven methods were classified as high-accuracy methods for both the WHO 5th edition and all editions, it implied that there were a total 165 (</w:t>
       </w:r>
       <w:r>
         <w:rPr>
@@ -3864,7 +3906,7 @@
           <w:highlight w:val="yellow"/>
           <w:rtl w:val="0"/>
         </w:rPr>
-        <w:t xml:space="preserve">) possible three-method combinations for either editions of the WHO system. Instead of testing each method, we selected three methods based on their average pairwise mutual information. This allowed for selecting methods that had high levels of disagreement  (i.e., high diversity in their predictions) in their prediction, thereby increasing the chances of one method predicting the standardization correctly when another method failed.  Using this strategy we identified the combination of methods ADA-002+AP, LTE-3+K-means, and all-MiniLM-L12-v2+Euclidean Dist, had the lowest average pairwise mutual information for the WHO 5th edition and achieved an accuracy of 72.126%. Whereas the combination of methods ADA-002+K-means, LTE-3+K-means, and all-MiniLM-L12-v2+Euclidean Dist, achieved the lowest average pairwise mutual information for the WHO all editions and achieved an accuracy of 71.377%. Compared to the non consensus voting methods all-MiniLM-L12-v2</w:t>
+        <w:t xml:space="preserve">) possible three-method combinations for either editions of the WHO system. Instead of testing each method, we selected three methods based on their average pairwise mutual information. This allowed for selecting methods that had high levels of disagreement  (i.e., high diversity in their predictions) in their prediction, thereby increasing the chances of one method predicting the standardization correctly when another method failed.  Using this strategy we identified the combination of methods ADA-002+AP, LTE-3+K-means, and all-MiniLM-L12-v2+Euclidean Dist, had the lowest average pairwise mutual information for the WHO 5th edition and achieved an accuracy of 72.126%. Whereas the combination of methods ADA-002+K-means, LTE-3+K-means, and all-MiniLM-L12-v2+Euclidean Dist, achieved the lowest average pairwise mutual information for the WHO all editions and achieved an accuracy of 71.377%. Compared to the methods such as all-MiniLM-L12-v2</w:t>
       </w:r>
       <w:r>
         <w:rPr>
@@ -3875,7 +3917,7 @@
           <w:highlight w:val="yellow"/>
           <w:rtl w:val="0"/>
         </w:rPr>
-        <w:t xml:space="preserve">+Euclidean Dist and LTE-3+Euclidean Dist which achieved a highest standardization accuracy for the WHO 5th edition and all editions (respectively), the consensus method improved by ~4% (~41 more terms were correctly standardized)  for the WHO 5th edition and by ~2% (~22 more terms were correctly standardized) for WHO all editions.</w:t>
+        <w:t xml:space="preserve">+Euclidean Dist and LTE-3+Euclidean Dist which achieved a highest standardization accuracy for the WHO 5th edition and all editions (respectively), the majority vote method improved by ~4% (~41 more terms were correctly standardized)  for the WHO 5th edition and by ~2% (~22 more terms were correctly standardized) for WHO all editions. It should be noted that this improvement is with respect to the subset of the 1600 tumor names sampled from the CTR for which a ground truth could be identified in the WHO system. While the standardization accuracy of the selected combination of methods for majority vote improved for both the WHO 5th and all editions for this subset of CTR tumor names, this improvement may not generalize to a different subset of tumor names from the CTR.</w:t>
       </w:r>
     </w:p>
     <w:p>
@@ -9525,7 +9567,109 @@
           <w:highlight w:val="yellow"/>
           <w:rtl w:val="0"/>
         </w:rPr>
-        <w:t xml:space="preserve"> display the pairwise mutual information heatmap for the WHO 5th edition and all editions respectively. The lowest pairwise mutual information is between the methods all-MiniLM-L12-v2 +Euclidean Dist and LTE-3+K-means for both WHO 5th edition and all editions. Following the creation of the mutual information matrix, for each of the 165 combinations of standardization methods we calculated the mean pairwise mutual information. Since each combination contains three methods, the pairwise mutual information of each of these methods (</w:t>
+        <w:t xml:space="preserve"> display the pairwise mutual information heatmap for the WHO 5th edition and all editions respectively. The corresponding pairwise mutual information values are provided in </w:t>
+      </w:r>
+      <w:r>
+        <w:rPr>
+          <w:rFonts w:ascii="Times New Roman" w:cs="Times New Roman" w:eastAsia="Times New Roman" w:hAnsi="Times New Roman"/>
+          <w:b w:val="1"/>
+          <w:sz w:val="24"/>
+          <w:szCs w:val="24"/>
+          <w:highlight w:val="yellow"/>
+          <w:rtl w:val="0"/>
+        </w:rPr>
+        <w:t xml:space="preserve">Supplementary Tables</w:t>
+      </w:r>
+      <w:r>
+        <w:rPr>
+          <w:rFonts w:ascii="Times New Roman" w:cs="Times New Roman" w:eastAsia="Times New Roman" w:hAnsi="Times New Roman"/>
+          <w:sz w:val="24"/>
+          <w:szCs w:val="24"/>
+          <w:highlight w:val="yellow"/>
+          <w:rtl w:val="0"/>
+        </w:rPr>
+        <w:t xml:space="preserve"> </w:t>
+      </w:r>
+      <w:r>
+        <w:rPr>
+          <w:rFonts w:ascii="Times New Roman" w:cs="Times New Roman" w:eastAsia="Times New Roman" w:hAnsi="Times New Roman"/>
+          <w:b w:val="1"/>
+          <w:sz w:val="24"/>
+          <w:szCs w:val="24"/>
+          <w:highlight w:val="yellow"/>
+          <w:rtl w:val="0"/>
+        </w:rPr>
+        <w:t xml:space="preserve">ST12 </w:t>
+      </w:r>
+      <w:r>
+        <w:rPr>
+          <w:rFonts w:ascii="Times New Roman" w:cs="Times New Roman" w:eastAsia="Times New Roman" w:hAnsi="Times New Roman"/>
+          <w:sz w:val="24"/>
+          <w:szCs w:val="24"/>
+          <w:highlight w:val="yellow"/>
+          <w:rtl w:val="0"/>
+        </w:rPr>
+        <w:t xml:space="preserve">and </w:t>
+      </w:r>
+      <w:r>
+        <w:rPr>
+          <w:rFonts w:ascii="Times New Roman" w:cs="Times New Roman" w:eastAsia="Times New Roman" w:hAnsi="Times New Roman"/>
+          <w:b w:val="1"/>
+          <w:sz w:val="24"/>
+          <w:szCs w:val="24"/>
+          <w:highlight w:val="yellow"/>
+          <w:rtl w:val="0"/>
+        </w:rPr>
+        <w:t xml:space="preserve">ST13</w:t>
+      </w:r>
+      <w:r>
+        <w:rPr>
+          <w:rFonts w:ascii="Times New Roman" w:cs="Times New Roman" w:eastAsia="Times New Roman" w:hAnsi="Times New Roman"/>
+          <w:sz w:val="24"/>
+          <w:szCs w:val="24"/>
+          <w:highlight w:val="yellow"/>
+          <w:rtl w:val="0"/>
+        </w:rPr>
+        <w:t xml:space="preserve">.</w:t>
+      </w:r>
+    </w:p>
+    <w:p>
+      <w:pPr>
+        <w:ind w:left="-540" w:firstLine="0"/>
+        <w:jc w:val="both"/>
+        <w:rPr>
+          <w:rFonts w:ascii="Times New Roman" w:cs="Times New Roman" w:eastAsia="Times New Roman" w:hAnsi="Times New Roman"/>
+          <w:sz w:val="24"/>
+          <w:szCs w:val="24"/>
+          <w:highlight w:val="yellow"/>
+        </w:rPr>
+      </w:pPr>
+      <w:r>
+        <w:rPr>
+          <w:rtl w:val="0"/>
+        </w:rPr>
+      </w:r>
+    </w:p>
+    <w:p>
+      <w:pPr>
+        <w:ind w:left="-540" w:firstLine="0"/>
+        <w:jc w:val="both"/>
+        <w:rPr>
+          <w:rFonts w:ascii="Times New Roman" w:cs="Times New Roman" w:eastAsia="Times New Roman" w:hAnsi="Times New Roman"/>
+          <w:sz w:val="24"/>
+          <w:szCs w:val="24"/>
+          <w:highlight w:val="yellow"/>
+        </w:rPr>
+      </w:pPr>
+      <w:r>
+        <w:rPr>
+          <w:rFonts w:ascii="Times New Roman" w:cs="Times New Roman" w:eastAsia="Times New Roman" w:hAnsi="Times New Roman"/>
+          <w:sz w:val="24"/>
+          <w:szCs w:val="24"/>
+          <w:highlight w:val="yellow"/>
+          <w:rtl w:val="0"/>
+        </w:rPr>
+        <w:t xml:space="preserve">The lowest pairwise mutual information is between the methods all-MiniLM-L12-v2 +Euclidean Dist and LTE-3+K-means for both WHO 5th edition and all editions. Following the creation of the mutual information matrix, for each of the 165 combinations of standardization methods we calculated the mean pairwise mutual information. Since each combination contains three methods, the pairwise mutual information of each of these methods (</w:t>
       </w:r>
       <w:r>
         <w:rPr>
@@ -47468,12 +47612,12 @@
           <wp:inline distB="114300" distT="114300" distL="114300" distR="114300">
             <wp:extent cx="6303264" cy="3057525"/>
             <wp:effectExtent b="0" l="0" r="0" t="0"/>
-            <wp:docPr id="5" name="image1.png"/>
+            <wp:docPr id="7" name="image3.png"/>
             <a:graphic>
               <a:graphicData uri="http://schemas.openxmlformats.org/drawingml/2006/picture">
                 <pic:pic>
                   <pic:nvPicPr>
-                    <pic:cNvPr id="0" name="image1.png"/>
+                    <pic:cNvPr id="0" name="image3.png"/>
                     <pic:cNvPicPr preferRelativeResize="0"/>
                   </pic:nvPicPr>
                   <pic:blipFill>
@@ -47644,12 +47788,12 @@
           <wp:inline distB="114300" distT="114300" distL="114300" distR="114300">
             <wp:extent cx="7170039" cy="3133725"/>
             <wp:effectExtent b="0" l="0" r="0" t="0"/>
-            <wp:docPr id="1" name="image3.png"/>
+            <wp:docPr id="1" name="image6.png"/>
             <a:graphic>
               <a:graphicData uri="http://schemas.openxmlformats.org/drawingml/2006/picture">
                 <pic:pic>
                   <pic:nvPicPr>
-                    <pic:cNvPr id="0" name="image3.png"/>
+                    <pic:cNvPr id="0" name="image6.png"/>
                     <pic:cNvPicPr preferRelativeResize="0"/>
                   </pic:nvPicPr>
                   <pic:blipFill>
@@ -47814,7 +47958,7 @@
           <wp:inline distB="114300" distT="114300" distL="114300" distR="114300">
             <wp:extent cx="7217045" cy="4254901"/>
             <wp:effectExtent b="0" l="0" r="0" t="0"/>
-            <wp:docPr id="3" name="image4.png"/>
+            <wp:docPr id="5" name="image4.png"/>
             <a:graphic>
               <a:graphicData uri="http://schemas.openxmlformats.org/drawingml/2006/picture">
                 <pic:pic>
@@ -47929,12 +48073,7 @@
       <w:pPr>
         <w:ind w:left="-540" w:firstLine="0"/>
         <w:jc w:val="both"/>
-        <w:rPr>
-          <w:rFonts w:ascii="Times New Roman" w:cs="Times New Roman" w:eastAsia="Times New Roman" w:hAnsi="Times New Roman"/>
-          <w:b w:val="1"/>
-          <w:sz w:val="24"/>
-          <w:szCs w:val="24"/>
-        </w:rPr>
+        <w:rPr/>
         <w:sectPr>
           <w:type w:val="nextPage"/>
           <w:pgSz w:h="15840" w:w="12240" w:orient="portrait"/>
@@ -47952,12 +48091,12 @@
           <wp:inline distB="114300" distT="114300" distL="114300" distR="114300">
             <wp:extent cx="6053328" cy="6604000"/>
             <wp:effectExtent b="0" l="0" r="0" t="0"/>
-            <wp:docPr id="4" name="image5.png"/>
+            <wp:docPr id="3" name="image7.png"/>
             <a:graphic>
               <a:graphicData uri="http://schemas.openxmlformats.org/drawingml/2006/picture">
                 <pic:pic>
                   <pic:nvPicPr>
-                    <pic:cNvPr id="0" name="image5.png"/>
+                    <pic:cNvPr id="0" name="image7.png"/>
                     <pic:cNvPicPr preferRelativeResize="0"/>
                   </pic:nvPicPr>
                   <pic:blipFill>
@@ -48104,14 +48243,14 @@
         </w:rPr>
         <w:drawing>
           <wp:inline distB="114300" distT="114300" distL="114300" distR="114300">
-            <wp:extent cx="6612679" cy="2750958"/>
+            <wp:extent cx="8339328" cy="3467100"/>
             <wp:effectExtent b="0" l="0" r="0" t="0"/>
-            <wp:docPr id="2" name="image2.png"/>
+            <wp:docPr id="4" name="image1.png"/>
             <a:graphic>
               <a:graphicData uri="http://schemas.openxmlformats.org/drawingml/2006/picture">
                 <pic:pic>
                   <pic:nvPicPr>
-                    <pic:cNvPr id="0" name="image2.png"/>
+                    <pic:cNvPr id="0" name="image1.png"/>
                     <pic:cNvPicPr preferRelativeResize="0"/>
                   </pic:nvPicPr>
                   <pic:blipFill>
@@ -48124,7 +48263,7 @@
                   <pic:spPr>
                     <a:xfrm>
                       <a:off x="0" y="0"/>
-                      <a:ext cx="6612679" cy="2750958"/>
+                      <a:ext cx="8339328" cy="3467100"/>
                     </a:xfrm>
                     <a:prstGeom prst="rect"/>
                     <a:ln/>
@@ -48256,20 +48395,61 @@
     <w:p>
       <w:pPr>
         <w:ind w:left="-540" w:firstLine="0"/>
+        <w:jc w:val="both"/>
+        <w:rPr>
+          <w:rFonts w:ascii="Times New Roman" w:cs="Times New Roman" w:eastAsia="Times New Roman" w:hAnsi="Times New Roman"/>
+          <w:sz w:val="24"/>
+          <w:szCs w:val="24"/>
+          <w:highlight w:val="yellow"/>
+        </w:rPr>
+      </w:pPr>
+      <w:r>
         <w:rPr>
           <w:rFonts w:ascii="Times New Roman" w:cs="Times New Roman" w:eastAsia="Times New Roman" w:hAnsi="Times New Roman"/>
           <w:b w:val="1"/>
-        </w:rPr>
-      </w:pPr>
-      <w:r>
-        <w:rPr>
-          <w:rtl w:val="0"/>
-        </w:rPr>
+          <w:sz w:val="24"/>
+          <w:szCs w:val="24"/>
+          <w:highlight w:val="yellow"/>
+          <w:rtl w:val="0"/>
+        </w:rPr>
+        <w:t xml:space="preserve">Figure 6: Heatmap displaying the pairwise mutual information of the high accuracy methods for WHO 5th edition. </w:t>
+      </w:r>
+      <w:r>
+        <w:rPr>
+          <w:rFonts w:ascii="Times New Roman" w:cs="Times New Roman" w:eastAsia="Times New Roman" w:hAnsi="Times New Roman"/>
+          <w:sz w:val="24"/>
+          <w:szCs w:val="24"/>
+          <w:highlight w:val="yellow"/>
+          <w:rtl w:val="0"/>
+        </w:rPr>
+        <w:t xml:space="preserve">A total of 11 methods (see </w:t>
+      </w:r>
+      <w:r>
+        <w:rPr>
+          <w:rFonts w:ascii="Times New Roman" w:cs="Times New Roman" w:eastAsia="Times New Roman" w:hAnsi="Times New Roman"/>
+          <w:b w:val="1"/>
+          <w:sz w:val="24"/>
+          <w:szCs w:val="24"/>
+          <w:highlight w:val="yellow"/>
+          <w:rtl w:val="0"/>
+        </w:rPr>
+        <w:t xml:space="preserve">Table 2</w:t>
+      </w:r>
+      <w:r>
+        <w:rPr>
+          <w:rFonts w:ascii="Times New Roman" w:cs="Times New Roman" w:eastAsia="Times New Roman" w:hAnsi="Times New Roman"/>
+          <w:sz w:val="24"/>
+          <w:szCs w:val="24"/>
+          <w:highlight w:val="yellow"/>
+          <w:rtl w:val="0"/>
+        </w:rPr>
+        <w:t xml:space="preserve">) were selected for the computation of pairwise mutual information. The lowest mutual information was between the methods all-MiniLM-L12-v2 +Euclidean Dist and LTE-3+K-means which implied that they had the highest disagreement (i.e., highest diversity) in their standardization prediction.</w:t>
       </w:r>
     </w:p>
     <w:p>
       <w:pPr>
         <w:ind w:left="-540" w:firstLine="0"/>
+        <w:jc w:val="center"/>
         <w:rPr>
           <w:rFonts w:ascii="Times New Roman" w:cs="Times New Roman" w:eastAsia="Times New Roman" w:hAnsi="Times New Roman"/>
           <w:b w:val="1"/>
@@ -48277,6 +48457,45 @@
       </w:pPr>
       <w:r>
         <w:rPr>
+          <w:rFonts w:ascii="Times New Roman" w:cs="Times New Roman" w:eastAsia="Times New Roman" w:hAnsi="Times New Roman"/>
+          <w:sz w:val="24"/>
+          <w:szCs w:val="24"/>
+        </w:rPr>
+        <w:drawing>
+          <wp:inline distB="114300" distT="114300" distL="114300" distR="114300">
+            <wp:extent cx="6565011" cy="4943480"/>
+            <wp:effectExtent b="0" l="0" r="0" t="0"/>
+            <wp:docPr id="2" name="image2.png"/>
+            <a:graphic>
+              <a:graphicData uri="http://schemas.openxmlformats.org/drawingml/2006/picture">
+                <pic:pic>
+                  <pic:nvPicPr>
+                    <pic:cNvPr id="0" name="image2.png"/>
+                    <pic:cNvPicPr preferRelativeResize="0"/>
+                  </pic:nvPicPr>
+                  <pic:blipFill>
+                    <a:blip r:embed="rId440"/>
+                    <a:srcRect b="0" l="0" r="0" t="0"/>
+                    <a:stretch>
+                      <a:fillRect/>
+                    </a:stretch>
+                  </pic:blipFill>
+                  <pic:spPr>
+                    <a:xfrm>
+                      <a:off x="0" y="0"/>
+                      <a:ext cx="6565011" cy="4943480"/>
+                    </a:xfrm>
+                    <a:prstGeom prst="rect"/>
+                    <a:ln/>
+                  </pic:spPr>
+                </pic:pic>
+              </a:graphicData>
+            </a:graphic>
+          </wp:inline>
+        </w:drawing>
+      </w:r>
+      <w:r>
+        <w:rPr>
           <w:rtl w:val="0"/>
         </w:rPr>
       </w:r>
@@ -48314,11 +48533,30 @@
         <w:ind w:left="-540" w:firstLine="0"/>
         <w:rPr>
           <w:rFonts w:ascii="Times New Roman" w:cs="Times New Roman" w:eastAsia="Times New Roman" w:hAnsi="Times New Roman"/>
+          <w:b w:val="1"/>
+        </w:rPr>
+      </w:pPr>
+      <w:r>
+        <w:rPr>
+          <w:rFonts w:ascii="Times New Roman" w:cs="Times New Roman" w:eastAsia="Times New Roman" w:hAnsi="Times New Roman"/>
+          <w:b w:val="1"/>
           <w:sz w:val="24"/>
           <w:szCs w:val="24"/>
           <w:highlight w:val="yellow"/>
-        </w:rPr>
-      </w:pPr>
+          <w:rtl w:val="0"/>
+        </w:rPr>
+        <w:t xml:space="preserve">Figure 7: Heatmap displaying the pairwise mutual information of the high accuracy methods for WHO all edition. </w:t>
+      </w:r>
+      <w:r>
+        <w:rPr>
+          <w:rFonts w:ascii="Times New Roman" w:cs="Times New Roman" w:eastAsia="Times New Roman" w:hAnsi="Times New Roman"/>
+          <w:sz w:val="24"/>
+          <w:szCs w:val="24"/>
+          <w:highlight w:val="yellow"/>
+          <w:rtl w:val="0"/>
+        </w:rPr>
+        <w:t xml:space="preserve">A total of 11 methods (see </w:t>
+      </w:r>
       <w:r>
         <w:rPr>
           <w:rFonts w:ascii="Times New Roman" w:cs="Times New Roman" w:eastAsia="Times New Roman" w:hAnsi="Times New Roman"/>
@@ -48328,7 +48566,7 @@
           <w:highlight w:val="yellow"/>
           <w:rtl w:val="0"/>
         </w:rPr>
-        <w:t xml:space="preserve">Figure 6: Heatmap displaying the pairwise mutual information of the high accuracy methods for WHO 5th edition. </w:t>
+        <w:t xml:space="preserve">Table 1</w:t>
       </w:r>
       <w:r>
         <w:rPr>
@@ -48338,471 +48576,18 @@
           <w:highlight w:val="yellow"/>
           <w:rtl w:val="0"/>
         </w:rPr>
-        <w:t xml:space="preserve">A total of 11 methods (see </w:t>
-      </w:r>
-      <w:r>
-        <w:rPr>
-          <w:rFonts w:ascii="Times New Roman" w:cs="Times New Roman" w:eastAsia="Times New Roman" w:hAnsi="Times New Roman"/>
-          <w:b w:val="1"/>
-          <w:sz w:val="24"/>
-          <w:szCs w:val="24"/>
-          <w:highlight w:val="yellow"/>
-          <w:rtl w:val="0"/>
-        </w:rPr>
-        <w:t xml:space="preserve">Table 2</w:t>
-      </w:r>
-      <w:r>
-        <w:rPr>
-          <w:rFonts w:ascii="Times New Roman" w:cs="Times New Roman" w:eastAsia="Times New Roman" w:hAnsi="Times New Roman"/>
-          <w:sz w:val="24"/>
-          <w:szCs w:val="24"/>
-          <w:highlight w:val="yellow"/>
-          <w:rtl w:val="0"/>
-        </w:rPr>
         <w:t xml:space="preserve">) were selected for the computation of pairwise mutual information. The lowest mutual information was between the methods all-MiniLM-L12-v2 +Euclidean Dist and LTE-3+K-means which implied that they had the highest disagreement (i.e., highest diversity) in their standardization prediction.</w:t>
       </w:r>
+      <w:r>
+        <w:rPr>
+          <w:rtl w:val="0"/>
+        </w:rPr>
+      </w:r>
     </w:p>
     <w:p>
       <w:pPr>
         <w:ind w:left="-540" w:firstLine="0"/>
-        <w:rPr>
-          <w:rFonts w:ascii="Times New Roman" w:cs="Times New Roman" w:eastAsia="Times New Roman" w:hAnsi="Times New Roman"/>
-          <w:sz w:val="24"/>
-          <w:szCs w:val="24"/>
-          <w:highlight w:val="yellow"/>
-        </w:rPr>
-      </w:pPr>
-      <w:r>
-        <w:rPr>
-          <w:rtl w:val="0"/>
-        </w:rPr>
-      </w:r>
-    </w:p>
-    <w:p>
-      <w:pPr>
-        <w:ind w:left="-540" w:firstLine="0"/>
-        <w:rPr>
-          <w:rFonts w:ascii="Times New Roman" w:cs="Times New Roman" w:eastAsia="Times New Roman" w:hAnsi="Times New Roman"/>
-          <w:sz w:val="24"/>
-          <w:szCs w:val="24"/>
-          <w:highlight w:val="yellow"/>
-        </w:rPr>
-      </w:pPr>
-      <w:r>
-        <w:rPr>
-          <w:rtl w:val="0"/>
-        </w:rPr>
-      </w:r>
-    </w:p>
-    <w:p>
-      <w:pPr>
-        <w:ind w:left="-540" w:firstLine="0"/>
-        <w:rPr>
-          <w:rFonts w:ascii="Times New Roman" w:cs="Times New Roman" w:eastAsia="Times New Roman" w:hAnsi="Times New Roman"/>
-          <w:b w:val="1"/>
-        </w:rPr>
-      </w:pPr>
-      <w:r>
-        <w:rPr>
-          <w:rtl w:val="0"/>
-        </w:rPr>
-      </w:r>
-    </w:p>
-    <w:p>
-      <w:pPr>
-        <w:ind w:left="-540" w:firstLine="0"/>
-        <w:rPr>
-          <w:rFonts w:ascii="Times New Roman" w:cs="Times New Roman" w:eastAsia="Times New Roman" w:hAnsi="Times New Roman"/>
-          <w:b w:val="1"/>
-        </w:rPr>
-      </w:pPr>
-      <w:r>
-        <w:rPr>
-          <w:rtl w:val="0"/>
-        </w:rPr>
-      </w:r>
-    </w:p>
-    <w:p>
-      <w:pPr>
-        <w:ind w:left="-540" w:firstLine="0"/>
-        <w:rPr>
-          <w:rFonts w:ascii="Times New Roman" w:cs="Times New Roman" w:eastAsia="Times New Roman" w:hAnsi="Times New Roman"/>
-          <w:b w:val="1"/>
-        </w:rPr>
-      </w:pPr>
-      <w:r>
-        <w:rPr>
-          <w:rtl w:val="0"/>
-        </w:rPr>
-      </w:r>
-    </w:p>
-    <w:p>
-      <w:pPr>
-        <w:ind w:left="-540" w:firstLine="0"/>
-        <w:rPr>
-          <w:rFonts w:ascii="Times New Roman" w:cs="Times New Roman" w:eastAsia="Times New Roman" w:hAnsi="Times New Roman"/>
-          <w:b w:val="1"/>
-        </w:rPr>
-      </w:pPr>
-      <w:r>
-        <w:rPr>
-          <w:rtl w:val="0"/>
-        </w:rPr>
-      </w:r>
-    </w:p>
-    <w:p>
-      <w:pPr>
-        <w:ind w:left="-540" w:firstLine="0"/>
-        <w:rPr>
-          <w:rFonts w:ascii="Times New Roman" w:cs="Times New Roman" w:eastAsia="Times New Roman" w:hAnsi="Times New Roman"/>
-          <w:b w:val="1"/>
-        </w:rPr>
-      </w:pPr>
-      <w:r>
-        <w:rPr>
-          <w:rtl w:val="0"/>
-        </w:rPr>
-      </w:r>
-    </w:p>
-    <w:p>
-      <w:pPr>
-        <w:ind w:left="-540" w:firstLine="0"/>
-        <w:rPr>
-          <w:rFonts w:ascii="Times New Roman" w:cs="Times New Roman" w:eastAsia="Times New Roman" w:hAnsi="Times New Roman"/>
-          <w:b w:val="1"/>
-        </w:rPr>
-      </w:pPr>
-      <w:r>
-        <w:rPr>
-          <w:rtl w:val="0"/>
-        </w:rPr>
-      </w:r>
-    </w:p>
-    <w:p>
-      <w:pPr>
-        <w:ind w:left="-540" w:firstLine="0"/>
-        <w:rPr>
-          <w:rFonts w:ascii="Times New Roman" w:cs="Times New Roman" w:eastAsia="Times New Roman" w:hAnsi="Times New Roman"/>
-          <w:b w:val="1"/>
-        </w:rPr>
-      </w:pPr>
-      <w:r>
-        <w:rPr>
-          <w:rtl w:val="0"/>
-        </w:rPr>
-      </w:r>
-    </w:p>
-    <w:p>
-      <w:pPr>
-        <w:ind w:left="-540" w:firstLine="0"/>
-        <w:rPr>
-          <w:rFonts w:ascii="Times New Roman" w:cs="Times New Roman" w:eastAsia="Times New Roman" w:hAnsi="Times New Roman"/>
-          <w:b w:val="1"/>
-        </w:rPr>
-      </w:pPr>
-      <w:r>
-        <w:rPr>
-          <w:rtl w:val="0"/>
-        </w:rPr>
-      </w:r>
-    </w:p>
-    <w:p>
-      <w:pPr>
-        <w:ind w:left="-540" w:firstLine="0"/>
-        <w:rPr>
-          <w:rFonts w:ascii="Times New Roman" w:cs="Times New Roman" w:eastAsia="Times New Roman" w:hAnsi="Times New Roman"/>
-          <w:b w:val="1"/>
-        </w:rPr>
-      </w:pPr>
-      <w:r>
-        <w:rPr>
-          <w:rtl w:val="0"/>
-        </w:rPr>
-      </w:r>
-    </w:p>
-    <w:p>
-      <w:pPr>
-        <w:ind w:left="-540" w:firstLine="0"/>
-        <w:rPr>
-          <w:rFonts w:ascii="Times New Roman" w:cs="Times New Roman" w:eastAsia="Times New Roman" w:hAnsi="Times New Roman"/>
-          <w:b w:val="1"/>
-        </w:rPr>
-      </w:pPr>
-      <w:r>
-        <w:rPr>
-          <w:rtl w:val="0"/>
-        </w:rPr>
-      </w:r>
-    </w:p>
-    <w:p>
-      <w:pPr>
-        <w:ind w:left="-540" w:firstLine="0"/>
-        <w:rPr>
-          <w:rFonts w:ascii="Times New Roman" w:cs="Times New Roman" w:eastAsia="Times New Roman" w:hAnsi="Times New Roman"/>
-          <w:b w:val="1"/>
-        </w:rPr>
-      </w:pPr>
-      <w:r>
-        <w:rPr>
-          <w:rtl w:val="0"/>
-        </w:rPr>
-      </w:r>
-    </w:p>
-    <w:p>
-      <w:pPr>
-        <w:ind w:left="-540" w:firstLine="0"/>
-        <w:rPr>
-          <w:rFonts w:ascii="Times New Roman" w:cs="Times New Roman" w:eastAsia="Times New Roman" w:hAnsi="Times New Roman"/>
-          <w:b w:val="1"/>
-        </w:rPr>
-      </w:pPr>
-      <w:r>
-        <w:rPr>
-          <w:rtl w:val="0"/>
-        </w:rPr>
-      </w:r>
-    </w:p>
-    <w:p>
-      <w:pPr>
-        <w:ind w:left="-540" w:firstLine="0"/>
-        <w:rPr>
-          <w:rFonts w:ascii="Times New Roman" w:cs="Times New Roman" w:eastAsia="Times New Roman" w:hAnsi="Times New Roman"/>
-          <w:b w:val="1"/>
-        </w:rPr>
-      </w:pPr>
-      <w:r>
-        <w:rPr>
-          <w:rtl w:val="0"/>
-        </w:rPr>
-      </w:r>
-    </w:p>
-    <w:p>
-      <w:pPr>
-        <w:ind w:left="-540" w:firstLine="0"/>
-        <w:rPr>
-          <w:rFonts w:ascii="Times New Roman" w:cs="Times New Roman" w:eastAsia="Times New Roman" w:hAnsi="Times New Roman"/>
-          <w:b w:val="1"/>
-        </w:rPr>
-      </w:pPr>
-      <w:r>
-        <w:rPr>
-          <w:rtl w:val="0"/>
-        </w:rPr>
-      </w:r>
-    </w:p>
-    <w:p>
-      <w:pPr>
-        <w:ind w:left="-540" w:firstLine="0"/>
-        <w:rPr>
-          <w:rFonts w:ascii="Times New Roman" w:cs="Times New Roman" w:eastAsia="Times New Roman" w:hAnsi="Times New Roman"/>
-          <w:b w:val="1"/>
-        </w:rPr>
-      </w:pPr>
-      <w:r>
-        <w:rPr>
-          <w:rtl w:val="0"/>
-        </w:rPr>
-      </w:r>
-    </w:p>
-    <w:p>
-      <w:pPr>
-        <w:ind w:left="-540" w:firstLine="0"/>
-        <w:rPr>
-          <w:rFonts w:ascii="Times New Roman" w:cs="Times New Roman" w:eastAsia="Times New Roman" w:hAnsi="Times New Roman"/>
-          <w:b w:val="1"/>
-        </w:rPr>
-      </w:pPr>
-      <w:r>
-        <w:rPr>
-          <w:rtl w:val="0"/>
-        </w:rPr>
-      </w:r>
-    </w:p>
-    <w:p>
-      <w:pPr>
-        <w:ind w:left="-540" w:firstLine="0"/>
-        <w:rPr>
-          <w:rFonts w:ascii="Times New Roman" w:cs="Times New Roman" w:eastAsia="Times New Roman" w:hAnsi="Times New Roman"/>
-          <w:b w:val="1"/>
-        </w:rPr>
-      </w:pPr>
-      <w:r>
-        <w:rPr>
-          <w:rtl w:val="0"/>
-        </w:rPr>
-      </w:r>
-    </w:p>
-    <w:p>
-      <w:pPr>
-        <w:ind w:left="-540" w:firstLine="0"/>
-        <w:rPr>
-          <w:rFonts w:ascii="Times New Roman" w:cs="Times New Roman" w:eastAsia="Times New Roman" w:hAnsi="Times New Roman"/>
-          <w:b w:val="1"/>
-        </w:rPr>
-      </w:pPr>
-      <w:r>
-        <w:rPr>
-          <w:rtl w:val="0"/>
-        </w:rPr>
-      </w:r>
-    </w:p>
-    <w:p>
-      <w:pPr>
-        <w:ind w:left="-540" w:firstLine="0"/>
-        <w:rPr>
-          <w:rFonts w:ascii="Times New Roman" w:cs="Times New Roman" w:eastAsia="Times New Roman" w:hAnsi="Times New Roman"/>
-          <w:b w:val="1"/>
-        </w:rPr>
-      </w:pPr>
-      <w:r>
-        <w:rPr>
-          <w:rtl w:val="0"/>
-        </w:rPr>
-      </w:r>
-    </w:p>
-    <w:p>
-      <w:pPr>
-        <w:ind w:left="-540" w:firstLine="0"/>
-        <w:rPr>
-          <w:rFonts w:ascii="Times New Roman" w:cs="Times New Roman" w:eastAsia="Times New Roman" w:hAnsi="Times New Roman"/>
-          <w:b w:val="1"/>
-        </w:rPr>
-      </w:pPr>
-      <w:r>
-        <w:rPr>
-          <w:rtl w:val="0"/>
-        </w:rPr>
-      </w:r>
-    </w:p>
-    <w:p>
-      <w:pPr>
-        <w:ind w:left="-540" w:firstLine="0"/>
-        <w:rPr>
-          <w:rFonts w:ascii="Times New Roman" w:cs="Times New Roman" w:eastAsia="Times New Roman" w:hAnsi="Times New Roman"/>
-          <w:b w:val="1"/>
-        </w:rPr>
-      </w:pPr>
-      <w:r>
-        <w:rPr>
-          <w:rtl w:val="0"/>
-        </w:rPr>
-      </w:r>
-    </w:p>
-    <w:p>
-      <w:pPr>
-        <w:ind w:left="-540" w:firstLine="0"/>
-        <w:rPr>
-          <w:rFonts w:ascii="Times New Roman" w:cs="Times New Roman" w:eastAsia="Times New Roman" w:hAnsi="Times New Roman"/>
-          <w:b w:val="1"/>
-        </w:rPr>
-      </w:pPr>
-      <w:r>
-        <w:rPr>
-          <w:rtl w:val="0"/>
-        </w:rPr>
-      </w:r>
-    </w:p>
-    <w:p>
-      <w:pPr>
-        <w:ind w:left="-540" w:firstLine="0"/>
-        <w:rPr>
-          <w:rFonts w:ascii="Times New Roman" w:cs="Times New Roman" w:eastAsia="Times New Roman" w:hAnsi="Times New Roman"/>
-          <w:b w:val="1"/>
-        </w:rPr>
-      </w:pPr>
-      <w:r>
-        <w:rPr>
-          <w:rtl w:val="0"/>
-        </w:rPr>
-      </w:r>
-    </w:p>
-    <w:p>
-      <w:pPr>
-        <w:ind w:left="-540" w:firstLine="0"/>
-        <w:rPr>
-          <w:rFonts w:ascii="Times New Roman" w:cs="Times New Roman" w:eastAsia="Times New Roman" w:hAnsi="Times New Roman"/>
-          <w:b w:val="1"/>
-        </w:rPr>
-      </w:pPr>
-      <w:r>
-        <w:rPr>
-          <w:rtl w:val="0"/>
-        </w:rPr>
-      </w:r>
-    </w:p>
-    <w:p>
-      <w:pPr>
-        <w:ind w:left="-540" w:firstLine="0"/>
-        <w:rPr>
-          <w:rFonts w:ascii="Times New Roman" w:cs="Times New Roman" w:eastAsia="Times New Roman" w:hAnsi="Times New Roman"/>
-          <w:b w:val="1"/>
-        </w:rPr>
-      </w:pPr>
-      <w:r>
-        <w:rPr>
-          <w:rtl w:val="0"/>
-        </w:rPr>
-      </w:r>
-    </w:p>
-    <w:p>
-      <w:pPr>
-        <w:ind w:left="-540" w:firstLine="0"/>
-        <w:rPr>
-          <w:rFonts w:ascii="Times New Roman" w:cs="Times New Roman" w:eastAsia="Times New Roman" w:hAnsi="Times New Roman"/>
-          <w:b w:val="1"/>
-        </w:rPr>
-      </w:pPr>
-      <w:r>
-        <w:rPr>
-          <w:rFonts w:ascii="Times New Roman" w:cs="Times New Roman" w:eastAsia="Times New Roman" w:hAnsi="Times New Roman"/>
-          <w:b w:val="1"/>
-          <w:sz w:val="24"/>
-          <w:szCs w:val="24"/>
-          <w:highlight w:val="yellow"/>
-          <w:rtl w:val="0"/>
-        </w:rPr>
-        <w:t xml:space="preserve">Figure 7: Heatmap displaying the pairwise mutual information of the high accuracy methods for WHO all edition. </w:t>
-      </w:r>
-      <w:r>
-        <w:rPr>
-          <w:rFonts w:ascii="Times New Roman" w:cs="Times New Roman" w:eastAsia="Times New Roman" w:hAnsi="Times New Roman"/>
-          <w:sz w:val="24"/>
-          <w:szCs w:val="24"/>
-          <w:highlight w:val="yellow"/>
-          <w:rtl w:val="0"/>
-        </w:rPr>
-        <w:t xml:space="preserve">A total of 11 methods (see </w:t>
-      </w:r>
-      <w:r>
-        <w:rPr>
-          <w:rFonts w:ascii="Times New Roman" w:cs="Times New Roman" w:eastAsia="Times New Roman" w:hAnsi="Times New Roman"/>
-          <w:b w:val="1"/>
-          <w:sz w:val="24"/>
-          <w:szCs w:val="24"/>
-          <w:highlight w:val="yellow"/>
-          <w:rtl w:val="0"/>
-        </w:rPr>
-        <w:t xml:space="preserve">Table 1</w:t>
-      </w:r>
-      <w:r>
-        <w:rPr>
-          <w:rFonts w:ascii="Times New Roman" w:cs="Times New Roman" w:eastAsia="Times New Roman" w:hAnsi="Times New Roman"/>
-          <w:sz w:val="24"/>
-          <w:szCs w:val="24"/>
-          <w:highlight w:val="yellow"/>
-          <w:rtl w:val="0"/>
-        </w:rPr>
-        <w:t xml:space="preserve">) were selected for the computation of pairwise mutual information. TThe lowest mutual information was between the methods all-MiniLM-L12-v2 +Euclidean Dist and LTE-3+K-means which implied that they had the highest disagreement (i.e., highest diversity) in their standardization prediction.</w:t>
-      </w:r>
-      <w:r>
-        <w:rPr>
-          <w:rtl w:val="0"/>
-        </w:rPr>
-      </w:r>
-    </w:p>
-    <w:p>
-      <w:pPr>
-        <w:ind w:left="-540" w:firstLine="0"/>
+        <w:jc w:val="center"/>
         <w:rPr>
           <w:rFonts w:ascii="Times New Roman" w:cs="Times New Roman" w:eastAsia="Times New Roman" w:hAnsi="Times New Roman"/>
           <w:b w:val="1"/>
@@ -48813,6 +48598,44 @@
           <w:pgMar w:bottom="1440" w:top="1440" w:left="1267.2" w:right="1440" w:header="720" w:footer="720"/>
         </w:sectPr>
       </w:pPr>
+      <w:r>
+        <w:rPr>
+          <w:rFonts w:ascii="Times New Roman" w:cs="Times New Roman" w:eastAsia="Times New Roman" w:hAnsi="Times New Roman"/>
+          <w:b w:val="1"/>
+        </w:rPr>
+        <w:drawing>
+          <wp:inline distB="114300" distT="114300" distL="114300" distR="114300">
+            <wp:extent cx="5893689" cy="4442331"/>
+            <wp:effectExtent b="0" l="0" r="0" t="0"/>
+            <wp:docPr id="6" name="image5.png"/>
+            <a:graphic>
+              <a:graphicData uri="http://schemas.openxmlformats.org/drawingml/2006/picture">
+                <pic:pic>
+                  <pic:nvPicPr>
+                    <pic:cNvPr id="0" name="image5.png"/>
+                    <pic:cNvPicPr preferRelativeResize="0"/>
+                  </pic:nvPicPr>
+                  <pic:blipFill>
+                    <a:blip r:embed="rId441"/>
+                    <a:srcRect b="0" l="0" r="0" t="0"/>
+                    <a:stretch>
+                      <a:fillRect/>
+                    </a:stretch>
+                  </pic:blipFill>
+                  <pic:spPr>
+                    <a:xfrm>
+                      <a:off x="0" y="0"/>
+                      <a:ext cx="5893689" cy="4442331"/>
+                    </a:xfrm>
+                    <a:prstGeom prst="rect"/>
+                    <a:ln/>
+                  </pic:spPr>
+                </pic:pic>
+              </a:graphicData>
+            </a:graphic>
+          </wp:inline>
+        </w:drawing>
+      </w:r>
       <w:r>
         <w:rPr>
           <w:rtl w:val="0"/>

--- a/Paper/Patterns_Clinical_Trials_Tumor_Name_Standardization_using Embedding_Analysis.docx
+++ b/Paper/Patterns_Clinical_Trials_Tumor_Name_Standardization_using Embedding_Analysis.docx
@@ -2934,6 +2934,7 @@
         <w:jc w:val="both"/>
         <w:rPr>
           <w:rFonts w:ascii="Times New Roman" w:cs="Times New Roman" w:eastAsia="Times New Roman" w:hAnsi="Times New Roman"/>
+          <w:color w:val="2a2a2a"/>
           <w:sz w:val="24"/>
           <w:szCs w:val="24"/>
           <w:highlight w:val="yellow"/>
@@ -3010,7 +3011,87 @@
           <w:highlight w:val="yellow"/>
           <w:rtl w:val="0"/>
         </w:rPr>
-        <w:t xml:space="preserve">) and selected the combination of methods that had the lowest average pairwise mutual information score to maximize the diversity in their prediction and thereby increase standardization accuracy. The combined methods predicted the standardization for a given CTR tumor name by performing a majority vote operation. This strategy led to the combination of the methods:ADA-002+AP, LTE-3+K-means, and all-MiniLM-L12-v2 +Euclidean Dist,for the WHO 5th edition and this method achieved a standardization accuracy of 72.126%. Whereas for WHO all editions, the methods that were combined included:ADA-002+K-means, LTE-3+K-means, and all-MiniLM-L12-v2+Euclidean Dist, which achieved an accuracy of 71.377%. </w:t>
+        <w:t xml:space="preserve">) and selected the combination of methods that had the lowest average pairwise mutual information score to maximize the diversity in their prediction and thereby increase standardization accuracy. The combined methods predicted the standardization for a given CTR tumor name by performing a majority vote operation. This strategy led to the combination of the methods:ADA-002+AP, LTE-3+K-means, and all-MiniLM-L12-v2 +Euclidean Dist,for the WHO 5th edition and this method achieved a standardization accuracy of 72.126%. Whereas for WHO all editions, the methods that were combined included:ADA-002+K-means, LTE-3+K-means, and all-MiniLM-L12-v2+Euclidean Dist, which achieved an accuracy of 71.377%.  </w:t>
+      </w:r>
+      <w:r>
+        <w:rPr>
+          <w:rFonts w:ascii="Times New Roman" w:cs="Times New Roman" w:eastAsia="Times New Roman" w:hAnsi="Times New Roman"/>
+          <w:color w:val="2a2a2a"/>
+          <w:sz w:val="24"/>
+          <w:szCs w:val="24"/>
+          <w:highlight w:val="yellow"/>
+          <w:rtl w:val="0"/>
+        </w:rPr>
+        <w:t xml:space="preserve">In addition to this mutual information-based majority voting standardization method, we also evaluated the standardization accuracy when all eleven high-accuracy standardization methods (see </w:t>
+      </w:r>
+      <w:r>
+        <w:rPr>
+          <w:rFonts w:ascii="Times New Roman" w:cs="Times New Roman" w:eastAsia="Times New Roman" w:hAnsi="Times New Roman"/>
+          <w:b w:val="1"/>
+          <w:color w:val="2a2a2a"/>
+          <w:sz w:val="24"/>
+          <w:szCs w:val="24"/>
+          <w:highlight w:val="yellow"/>
+          <w:rtl w:val="0"/>
+        </w:rPr>
+        <w:t xml:space="preserve">Tables 1</w:t>
+      </w:r>
+      <w:r>
+        <w:rPr>
+          <w:rFonts w:ascii="Times New Roman" w:cs="Times New Roman" w:eastAsia="Times New Roman" w:hAnsi="Times New Roman"/>
+          <w:color w:val="2a2a2a"/>
+          <w:sz w:val="24"/>
+          <w:szCs w:val="24"/>
+          <w:highlight w:val="yellow"/>
+          <w:rtl w:val="0"/>
+        </w:rPr>
+        <w:t xml:space="preserve"> and </w:t>
+      </w:r>
+      <w:r>
+        <w:rPr>
+          <w:rFonts w:ascii="Times New Roman" w:cs="Times New Roman" w:eastAsia="Times New Roman" w:hAnsi="Times New Roman"/>
+          <w:b w:val="1"/>
+          <w:color w:val="2a2a2a"/>
+          <w:sz w:val="24"/>
+          <w:szCs w:val="24"/>
+          <w:highlight w:val="yellow"/>
+          <w:rtl w:val="0"/>
+        </w:rPr>
+        <w:t xml:space="preserve">2</w:t>
+      </w:r>
+      <w:r>
+        <w:rPr>
+          <w:rFonts w:ascii="Times New Roman" w:cs="Times New Roman" w:eastAsia="Times New Roman" w:hAnsi="Times New Roman"/>
+          <w:color w:val="2a2a2a"/>
+          <w:sz w:val="24"/>
+          <w:szCs w:val="24"/>
+          <w:highlight w:val="yellow"/>
+          <w:rtl w:val="0"/>
+        </w:rPr>
+        <w:t xml:space="preserve">) were used for majority vote prediction in standardizing CTR tumor names.  However, incorporating all eleven high-accuracy methods resulted in a decline in standardization accuracy, yielding</w:t>
+      </w:r>
+      <w:r>
+        <w:rPr>
+          <w:rFonts w:ascii="Times New Roman" w:cs="Times New Roman" w:eastAsia="Times New Roman" w:hAnsi="Times New Roman"/>
+          <w:b w:val="1"/>
+          <w:color w:val="2a2a2a"/>
+          <w:sz w:val="24"/>
+          <w:szCs w:val="24"/>
+          <w:highlight w:val="yellow"/>
+          <w:rtl w:val="0"/>
+        </w:rPr>
+        <w:t xml:space="preserve"> </w:t>
+      </w:r>
+      <w:r>
+        <w:rPr>
+          <w:rFonts w:ascii="Times New Roman" w:cs="Times New Roman" w:eastAsia="Times New Roman" w:hAnsi="Times New Roman"/>
+          <w:color w:val="2a2a2a"/>
+          <w:sz w:val="24"/>
+          <w:szCs w:val="24"/>
+          <w:highlight w:val="yellow"/>
+          <w:rtl w:val="0"/>
+        </w:rPr>
+        <w:t xml:space="preserve">44.25% for the WHO 5th edition and 48.375% for WHO all editions. </w:t>
       </w:r>
     </w:p>
     <w:p>
@@ -3020,6 +3101,7 @@
         <w:jc w:val="both"/>
         <w:rPr>
           <w:rFonts w:ascii="Times New Roman" w:cs="Times New Roman" w:eastAsia="Times New Roman" w:hAnsi="Times New Roman"/>
+          <w:color w:val="2a2a2a"/>
           <w:sz w:val="24"/>
           <w:szCs w:val="24"/>
           <w:highlight w:val="yellow"/>
@@ -3808,7 +3890,6 @@
         <w:jc w:val="both"/>
         <w:rPr>
           <w:rFonts w:ascii="Times New Roman" w:cs="Times New Roman" w:eastAsia="Times New Roman" w:hAnsi="Times New Roman"/>
-          <w:color w:val="2a2a2a"/>
           <w:sz w:val="24"/>
           <w:szCs w:val="24"/>
           <w:highlight w:val="yellow"/>
@@ -3917,7 +3998,49 @@
           <w:highlight w:val="yellow"/>
           <w:rtl w:val="0"/>
         </w:rPr>
-        <w:t xml:space="preserve">+Euclidean Dist and LTE-3+Euclidean Dist which achieved a highest standardization accuracy for the WHO 5th edition and all editions (respectively), the majority vote method improved by ~4% (~41 more terms were correctly standardized)  for the WHO 5th edition and by ~2% (~22 more terms were correctly standardized) for WHO all editions. It should be noted that this improvement is with respect to the subset of the 1600 tumor names sampled from the CTR for which a ground truth could be identified in the WHO system. While the standardization accuracy of the selected combination of methods for majority vote improved for both the WHO 5th and all editions for this subset of CTR tumor names, this improvement may not generalize to a different subset of tumor names from the CTR.</w:t>
+        <w:t xml:space="preserve">+Euclidean Dist and LTE-3+Euclidean Dist which achieved a highest standardization accuracy for the WHO 5th edition and all editions (respectively), the majority vote method improved by ~4% (~41 more terms were correctly standardized)  for the WHO 5th edition and by ~2% (~22 more terms were correctly standardized) for WHO all editions. It should be noted that this improvement is with respect to the subset of the 1600 tumor names sampled from the CTR for which a ground truth could be identified in the WHO system. While the standardization accuracy of the selected combination of methods for majority vote improved for both the WHO 5th and all editions for this subset of CTR tumor names, this improvement may not generalize to a different subset of tumor names from the CTR. Furthermore, we also tested the standardization accuracies when all the eleven methods were used for performing the majority vote, this led to a sharp decline in the standardization accuracy across both the WHO 5th and all editions thus highlighting the advantage of using mutual information to selectively choose a subset of methods for majority voting, which contributed towards improved standardization accuracies.</w:t>
+      </w:r>
+      <w:r>
+        <w:rPr>
+          <w:rtl w:val="0"/>
+        </w:rPr>
+      </w:r>
+    </w:p>
+    <w:p>
+      <w:pPr>
+        <w:spacing w:line="276.0005454545455" w:lineRule="auto"/>
+        <w:ind w:left="-540" w:firstLine="0"/>
+        <w:jc w:val="both"/>
+        <w:rPr>
+          <w:rFonts w:ascii="Times New Roman" w:cs="Times New Roman" w:eastAsia="Times New Roman" w:hAnsi="Times New Roman"/>
+          <w:color w:val="2a2a2a"/>
+          <w:sz w:val="24"/>
+          <w:szCs w:val="24"/>
+          <w:highlight w:val="yellow"/>
+        </w:rPr>
+      </w:pPr>
+      <w:r>
+        <w:rPr>
+          <w:rtl w:val="0"/>
+        </w:rPr>
+      </w:r>
+    </w:p>
+    <w:p>
+      <w:pPr>
+        <w:ind w:left="-540" w:firstLine="0"/>
+        <w:jc w:val="both"/>
+        <w:rPr>
+          <w:rFonts w:ascii="Times New Roman" w:cs="Times New Roman" w:eastAsia="Times New Roman" w:hAnsi="Times New Roman"/>
+          <w:color w:val="2a2a2a"/>
+          <w:sz w:val="24"/>
+          <w:szCs w:val="24"/>
+          <w:highlight w:val="yellow"/>
+        </w:rPr>
+      </w:pPr>
+      <w:r>
+        <w:rPr>
+          <w:rtl w:val="0"/>
+        </w:rPr>
       </w:r>
     </w:p>
     <w:p>
@@ -9754,21 +9877,61 @@
       </w:pPr>
       <w:r>
         <w:rPr>
-          <w:rtl w:val="0"/>
-        </w:rPr>
-      </w:r>
-    </w:p>
-    <w:p>
-      <w:pPr>
-        <w:ind w:left="-540" w:firstLine="0"/>
-        <w:jc w:val="both"/>
-        <w:rPr>
-          <w:rFonts w:ascii="Times New Roman" w:cs="Times New Roman" w:eastAsia="Times New Roman" w:hAnsi="Times New Roman"/>
+          <w:rFonts w:ascii="Times New Roman" w:cs="Times New Roman" w:eastAsia="Times New Roman" w:hAnsi="Times New Roman"/>
+          <w:color w:val="2a2a2a"/>
           <w:sz w:val="24"/>
           <w:szCs w:val="24"/>
           <w:highlight w:val="yellow"/>
-        </w:rPr>
-      </w:pPr>
+          <w:rtl w:val="0"/>
+        </w:rPr>
+        <w:t xml:space="preserve">In addition to the above mutual information-based majority voting standardization method, we also implemented a method which utilized all the eleven high-accuracy standardization methods (see </w:t>
+      </w:r>
+      <w:r>
+        <w:rPr>
+          <w:rFonts w:ascii="Times New Roman" w:cs="Times New Roman" w:eastAsia="Times New Roman" w:hAnsi="Times New Roman"/>
+          <w:b w:val="1"/>
+          <w:color w:val="2a2a2a"/>
+          <w:sz w:val="24"/>
+          <w:szCs w:val="24"/>
+          <w:highlight w:val="yellow"/>
+          <w:rtl w:val="0"/>
+        </w:rPr>
+        <w:t xml:space="preserve">Tables 1</w:t>
+      </w:r>
+      <w:r>
+        <w:rPr>
+          <w:rFonts w:ascii="Times New Roman" w:cs="Times New Roman" w:eastAsia="Times New Roman" w:hAnsi="Times New Roman"/>
+          <w:color w:val="2a2a2a"/>
+          <w:sz w:val="24"/>
+          <w:szCs w:val="24"/>
+          <w:highlight w:val="yellow"/>
+          <w:rtl w:val="0"/>
+        </w:rPr>
+        <w:t xml:space="preserve"> and </w:t>
+      </w:r>
+      <w:r>
+        <w:rPr>
+          <w:rFonts w:ascii="Times New Roman" w:cs="Times New Roman" w:eastAsia="Times New Roman" w:hAnsi="Times New Roman"/>
+          <w:b w:val="1"/>
+          <w:color w:val="2a2a2a"/>
+          <w:sz w:val="24"/>
+          <w:szCs w:val="24"/>
+          <w:highlight w:val="yellow"/>
+          <w:rtl w:val="0"/>
+        </w:rPr>
+        <w:t xml:space="preserve">2</w:t>
+      </w:r>
+      <w:r>
+        <w:rPr>
+          <w:rFonts w:ascii="Times New Roman" w:cs="Times New Roman" w:eastAsia="Times New Roman" w:hAnsi="Times New Roman"/>
+          <w:color w:val="2a2a2a"/>
+          <w:sz w:val="24"/>
+          <w:szCs w:val="24"/>
+          <w:highlight w:val="yellow"/>
+          <w:rtl w:val="0"/>
+        </w:rPr>
+        <w:t xml:space="preserve">) for performing a majority vote prediction and selecting a standardized tumor name for a given CTR tumor name. In cases of ties, tumor names were assigned to the method with the highest standardization accuracy based on the respective edition of the WHO classification system. For the WHO 5th edition, ties were resolved using predictions from all-MiniLM-L12-v2 + Euclidean Dist, while for WHO all editions, the LTE-3 + Euclidean Dist method was used.</w:t>
+      </w:r>
       <w:r>
         <w:rPr>
           <w:rtl w:val="0"/>
@@ -47612,12 +47775,12 @@
           <wp:inline distB="114300" distT="114300" distL="114300" distR="114300">
             <wp:extent cx="6303264" cy="3057525"/>
             <wp:effectExtent b="0" l="0" r="0" t="0"/>
-            <wp:docPr id="7" name="image3.png"/>
+            <wp:docPr id="7" name="image2.png"/>
             <a:graphic>
               <a:graphicData uri="http://schemas.openxmlformats.org/drawingml/2006/picture">
                 <pic:pic>
                   <pic:nvPicPr>
-                    <pic:cNvPr id="0" name="image3.png"/>
+                    <pic:cNvPr id="0" name="image2.png"/>
                     <pic:cNvPicPr preferRelativeResize="0"/>
                   </pic:nvPicPr>
                   <pic:blipFill>
@@ -47788,12 +47951,12 @@
           <wp:inline distB="114300" distT="114300" distL="114300" distR="114300">
             <wp:extent cx="7170039" cy="3133725"/>
             <wp:effectExtent b="0" l="0" r="0" t="0"/>
-            <wp:docPr id="1" name="image6.png"/>
+            <wp:docPr id="1" name="image7.png"/>
             <a:graphic>
               <a:graphicData uri="http://schemas.openxmlformats.org/drawingml/2006/picture">
                 <pic:pic>
                   <pic:nvPicPr>
-                    <pic:cNvPr id="0" name="image6.png"/>
+                    <pic:cNvPr id="0" name="image7.png"/>
                     <pic:cNvPicPr preferRelativeResize="0"/>
                   </pic:nvPicPr>
                   <pic:blipFill>
@@ -47958,12 +48121,12 @@
           <wp:inline distB="114300" distT="114300" distL="114300" distR="114300">
             <wp:extent cx="7217045" cy="4254901"/>
             <wp:effectExtent b="0" l="0" r="0" t="0"/>
-            <wp:docPr id="5" name="image4.png"/>
+            <wp:docPr id="5" name="image3.png"/>
             <a:graphic>
               <a:graphicData uri="http://schemas.openxmlformats.org/drawingml/2006/picture">
                 <pic:pic>
                   <pic:nvPicPr>
-                    <pic:cNvPr id="0" name="image4.png"/>
+                    <pic:cNvPr id="0" name="image3.png"/>
                     <pic:cNvPicPr preferRelativeResize="0"/>
                   </pic:nvPicPr>
                   <pic:blipFill>
@@ -48091,12 +48254,12 @@
           <wp:inline distB="114300" distT="114300" distL="114300" distR="114300">
             <wp:extent cx="6053328" cy="6604000"/>
             <wp:effectExtent b="0" l="0" r="0" t="0"/>
-            <wp:docPr id="3" name="image7.png"/>
+            <wp:docPr id="3" name="image5.png"/>
             <a:graphic>
               <a:graphicData uri="http://schemas.openxmlformats.org/drawingml/2006/picture">
                 <pic:pic>
                   <pic:nvPicPr>
-                    <pic:cNvPr id="0" name="image7.png"/>
+                    <pic:cNvPr id="0" name="image5.png"/>
                     <pic:cNvPicPr preferRelativeResize="0"/>
                   </pic:nvPicPr>
                   <pic:blipFill>
@@ -48245,12 +48408,12 @@
           <wp:inline distB="114300" distT="114300" distL="114300" distR="114300">
             <wp:extent cx="8339328" cy="3467100"/>
             <wp:effectExtent b="0" l="0" r="0" t="0"/>
-            <wp:docPr id="4" name="image1.png"/>
+            <wp:docPr id="4" name="image6.png"/>
             <a:graphic>
               <a:graphicData uri="http://schemas.openxmlformats.org/drawingml/2006/picture">
                 <pic:pic>
                   <pic:nvPicPr>
-                    <pic:cNvPr id="0" name="image1.png"/>
+                    <pic:cNvPr id="0" name="image6.png"/>
                     <pic:cNvPicPr preferRelativeResize="0"/>
                   </pic:nvPicPr>
                   <pic:blipFill>
@@ -48465,12 +48628,12 @@
           <wp:inline distB="114300" distT="114300" distL="114300" distR="114300">
             <wp:extent cx="6565011" cy="4943480"/>
             <wp:effectExtent b="0" l="0" r="0" t="0"/>
-            <wp:docPr id="2" name="image2.png"/>
+            <wp:docPr id="2" name="image4.png"/>
             <a:graphic>
               <a:graphicData uri="http://schemas.openxmlformats.org/drawingml/2006/picture">
                 <pic:pic>
                   <pic:nvPicPr>
-                    <pic:cNvPr id="0" name="image2.png"/>
+                    <pic:cNvPr id="0" name="image4.png"/>
                     <pic:cNvPicPr preferRelativeResize="0"/>
                   </pic:nvPicPr>
                   <pic:blipFill>
@@ -48607,12 +48770,12 @@
           <wp:inline distB="114300" distT="114300" distL="114300" distR="114300">
             <wp:extent cx="5893689" cy="4442331"/>
             <wp:effectExtent b="0" l="0" r="0" t="0"/>
-            <wp:docPr id="6" name="image5.png"/>
+            <wp:docPr id="6" name="image1.png"/>
             <a:graphic>
               <a:graphicData uri="http://schemas.openxmlformats.org/drawingml/2006/picture">
                 <pic:pic>
                   <pic:nvPicPr>
-                    <pic:cNvPr id="0" name="image5.png"/>
+                    <pic:cNvPr id="0" name="image1.png"/>
                     <pic:cNvPicPr preferRelativeResize="0"/>
                   </pic:nvPicPr>
                   <pic:blipFill>

--- a/Paper/Patterns_Clinical_Trials_Tumor_Name_Standardization_using Embedding_Analysis.docx
+++ b/Paper/Patterns_Clinical_Trials_Tumor_Name_Standardization_using Embedding_Analysis.docx
@@ -725,7 +725,7 @@
           <w:szCs w:val="24"/>
           <w:rtl w:val="0"/>
         </w:rPr>
-        <w:t xml:space="preserve">This study aimed to identify and standardize tumor names from the NIH's clinical trials registry (CTR, ClinicalTrials.gov) using the World Health Organization Classification of Tumours (WHO system) and the National Cancer Institute Thesaurus (NCIt). We developed CANTOS (Clinical Trials Automated Nomenclature and Tumor Ontology Standardization), a computational pipeline that identified tumor names from the CTR and standardized them.  We evaluated several methods based on text matching and embedding to standardize the tumor names from the CTR and evaluated the accuracy of these methods only against the WHO system, as it is considered a clinical standard for tumor nomenclature. </w:t>
+        <w:t xml:space="preserve">This study aimed to identify and standardize tumor names from the NIH's clinical trials registry (CTR, ClinicalTrials.gov) using the World Health Organization Classification of Tumours (WHO system) and the National Cancer Institute Thesaurus (NCIt). We developed CANTOS (Clinical Trials Automated Nomenclature and Tumor Ontology Standardization), a computational pipeline that identified tumor names from the CTR and standardized them.  We evaluated several methods based on text matching and text-embedding to standardize the tumor names from the CTR and evaluated the accuracy of these methods only against the WHO system, as it is considered a clinical standard for tumor nomenclature. </w:t>
       </w:r>
       <w:r>
         <w:rPr>
@@ -735,7 +735,17 @@
           <w:highlight w:val="yellow"/>
           <w:rtl w:val="0"/>
         </w:rPr>
-        <w:t xml:space="preserve">Our study demonstrated that a majority of text-embedding based methods significantly outperformed text-matching approaches in the standardizing CTR tumor names. Specifically, embeddings generated by proprietary models such as OpenAI’s text-embedding-ada-002 (ADA-002) and text-embedding-3-large (LTE-3), as well as open-source models including e5-large, all-mpnet-base-v2, all-MiniLM-L12-v2, all-MiniLM-L6-v2, and nomic, exhibited superior standardization accuracy. These models achieved accuracy rates ranging from 60.24% to 67.81% when standardized against the WHO system 5th edition (latest) and between 62.16% to 69.05% the WHO system all editions (3rd–5th). Notably, the text-embedding based method LTE-3+Euclidean Distance, achieved the highest accuracy of 69.05% when standardized against WHO system all editions, whereas the method all-MiniLM-L12-v2+Euclidean Dist achieved the highest standardization accuracy of 67.81% against the WHO system 5th edition. </w:t>
+        <w:t xml:space="preserve">Text-embeddings were generated for tumor names in the CTR, WHO system, and NCIt database using several open source and proprietary models and provided as input to CANTOS. </w:t>
+      </w:r>
+      <w:r>
+        <w:rPr>
+          <w:rFonts w:ascii="Times New Roman" w:cs="Times New Roman" w:eastAsia="Times New Roman" w:hAnsi="Times New Roman"/>
+          <w:sz w:val="24"/>
+          <w:szCs w:val="24"/>
+          <w:highlight w:val="yellow"/>
+          <w:rtl w:val="0"/>
+        </w:rPr>
+        <w:t xml:space="preserve">Our study demonstrated that several text-embedding based methods significantly outperformed text-matching approaches in the standardizing CTR tumor names. However, depending on the text-embedding, the standardization accuracy of the text-embedding methods varied significantly when standardizing against the WHO 5th edition (latest) and WHO all editions (3rd–5th). Notably, the text-embedding based method LTE-3+Euclidean Distance, achieved the highest accuracy of 69.05% when standardized against WHO system all editions, whereas the method all-MiniLM-L12-v2+Euclidean Dist achieved the highest standardization accuracy of 67.81% against the WHO system 5th edition. </w:t>
       </w:r>
     </w:p>
     <w:p>
@@ -816,6 +826,18 @@
           <w:rtl w:val="0"/>
         </w:rPr>
         <w:t xml:space="preserve">NIH Clinical Trials Registry; WHO Tumor Classification; Text Embedding; Clinical Text Standardization; Large Language Models</w:t>
+      </w:r>
+    </w:p>
+    <w:p>
+      <w:pPr>
+        <w:spacing w:line="276.0005454545455" w:lineRule="auto"/>
+        <w:ind w:left="-540" w:firstLine="0"/>
+        <w:rPr/>
+      </w:pPr>
+      <w:r>
+        <w:rPr>
+          <w:rtl w:val="0"/>
+        </w:rPr>
       </w:r>
     </w:p>
     <w:p>
@@ -1455,6 +1477,38 @@
     <w:p>
       <w:pPr>
         <w:ind w:left="-540" w:firstLine="0"/>
+        <w:jc w:val="both"/>
+        <w:rPr>
+          <w:rFonts w:ascii="Times New Roman" w:cs="Times New Roman" w:eastAsia="Times New Roman" w:hAnsi="Times New Roman"/>
+          <w:sz w:val="24"/>
+          <w:szCs w:val="24"/>
+        </w:rPr>
+      </w:pPr>
+      <w:r>
+        <w:rPr>
+          <w:rtl w:val="0"/>
+        </w:rPr>
+      </w:r>
+    </w:p>
+    <w:p>
+      <w:pPr>
+        <w:ind w:left="-540" w:firstLine="0"/>
+        <w:jc w:val="both"/>
+        <w:rPr>
+          <w:rFonts w:ascii="Times New Roman" w:cs="Times New Roman" w:eastAsia="Times New Roman" w:hAnsi="Times New Roman"/>
+          <w:sz w:val="24"/>
+          <w:szCs w:val="24"/>
+        </w:rPr>
+      </w:pPr>
+      <w:r>
+        <w:rPr>
+          <w:rtl w:val="0"/>
+        </w:rPr>
+      </w:r>
+    </w:p>
+    <w:p>
+      <w:pPr>
+        <w:ind w:left="-540" w:firstLine="0"/>
         <w:rPr>
           <w:rFonts w:ascii="Times New Roman" w:cs="Times New Roman" w:eastAsia="Times New Roman" w:hAnsi="Times New Roman"/>
           <w:b w:val="1"/>
@@ -1592,7 +1646,7 @@
           <w:highlight w:val="white"/>
           <w:rtl w:val="0"/>
         </w:rPr>
-        <w:t xml:space="preserve">. We used the WHO system (and not NCIt), exclusively as our annotation standard because the WHO system is considered a clinical standard for tumor nomenclature. During annotation, we encountered some CTR tumor names that could have multiple ground truth matches or no matches within the WHO system. Tumors with multiple ground truth matches that included the correct tumor name were included as accurate standardizations. Tumors without ground truth matches were excluded from accuracy evaluations. When standardizing using the WHO 5th edition, </w:t>
+        <w:t xml:space="preserve">. We used the WHO system (and not NCIt), exclusively as our annotation standard because the WHO system is considered a clinical standard for tumor nomenclature. During annotation, we encountered some CTR tumor names that could have multiple ground truth matches or no matches within the WHO system.</w:t>
       </w:r>
       <w:r>
         <w:rPr>
@@ -1602,7 +1656,7 @@
           <w:highlight w:val="yellow"/>
           <w:rtl w:val="0"/>
         </w:rPr>
-        <w:t xml:space="preserve">we identified 556 CTR tumor names that did not have a ground truth, while 482 CTR tumor names did not have a ground truth when WHO all editions were used. This difference arises because the WHO all editions collectively contain more standardized tumor terms than the 5th edition. Consequently, we evaluated the standardization accuracy of each method against 1,044 terms when using the WHO 5th edition and 1,118 terms for the WHO all editions. Standardization accuracy for each method was calculated by counting instances where a method identified at least one ground truth associated with a CTR tumor name and dividing by the total number of terms (1,044 or 1,118). We report standardization accuracy for all editions in </w:t>
+        <w:t xml:space="preserve"> CTR tumor names with multiple ground truth matches were considered for accuracy evaluation. Whereas, CTR tumor names without any ground truth matches were excluded from accuracy evaluations. When standardizing using the WHO 5th edition, we identified 556 CTR tumor names that did not have a ground truth, while 482 CTR tumor names did not have a ground truth when WHO all editions were used. This difference arises because the WHO all editions collectively contain more standardized tumor terms than the 5th edition. Consequently, we evaluated the standardization accuracy of each method against 1,044 terms when using the WHO 5th edition and 1,118 terms for the WHO all editions. Standardization accuracy for each method was calculated by counting instances where a method identified at least one ground truth associated with a CTR tumor name and dividing by the total number of terms (1,044 or 1,118). We report standardization accuracy for all editions in </w:t>
       </w:r>
       <w:r>
         <w:rPr>
@@ -2343,7 +2397,7 @@
           <w:highlight w:val="yellow"/>
           <w:rtl w:val="0"/>
         </w:rPr>
-        <w:t xml:space="preserve"> utilizing  text-embedding derived from Open AI’s proprietary models text-embedding-ada-002 (ADA-002) and text-embedding-3-large (LTE-3).  LTE-3 is a more recent and larger model producing text-embedding of higher dimensions than ADA-002. In general, LTE-3 text-embedding performed better than ADA-002, except for the LTE-3+K-means method, which slightly underperformed compared to ADA-002+AP and ADA-002+Euclidean Dist when using WHO system all editions (</w:t>
+        <w:t xml:space="preserve"> utilizing  text-embedding derived from Open AI’s proprietary models text-embedding-ada-002 (ADA-002) and text-embedding-3-large (LTE-3).  LTE-3 is a more recent and larger model producing text-embedding of higher dimensions than ADA-002. In general, LTE-3 text-embedding performed better than ADA-002, except for the LTE-3+K-means method, which slightly underperformed compared to ADA-002+AP(Affinity Propagation)  and ADA-002+Euclidean Dist when using WHO system all editions (</w:t>
       </w:r>
       <w:r>
         <w:rPr>
@@ -2364,7 +2418,28 @@
           <w:highlight w:val="yellow"/>
           <w:rtl w:val="0"/>
         </w:rPr>
-        <w:t xml:space="preserve">), however LTE-3+K-means ranked higher than its ADA-002 variant method, ADA-002+K-means, for both editions of the WHO system. Similarly, we notice in both Tables </w:t>
+        <w:t xml:space="preserve">), however LTE-3+K-means ranked higher than its ADA-002 variant method, ADA-002+K-means, for both editions of the WHO system. Similarly, we notice in both </w:t>
+      </w:r>
+      <w:r>
+        <w:rPr>
+          <w:rFonts w:ascii="Times New Roman" w:cs="Times New Roman" w:eastAsia="Times New Roman" w:hAnsi="Times New Roman"/>
+          <w:b w:val="1"/>
+          <w:sz w:val="24"/>
+          <w:szCs w:val="24"/>
+          <w:highlight w:val="yellow"/>
+          <w:rtl w:val="0"/>
+        </w:rPr>
+        <w:t xml:space="preserve">Tables</w:t>
+      </w:r>
+      <w:r>
+        <w:rPr>
+          <w:rFonts w:ascii="Times New Roman" w:cs="Times New Roman" w:eastAsia="Times New Roman" w:hAnsi="Times New Roman"/>
+          <w:sz w:val="24"/>
+          <w:szCs w:val="24"/>
+          <w:highlight w:val="yellow"/>
+          <w:rtl w:val="0"/>
+        </w:rPr>
+        <w:t xml:space="preserve"> </w:t>
       </w:r>
       <w:r>
         <w:rPr>
@@ -2536,7 +2611,7 @@
           <w:highlight w:val="yellow"/>
           <w:rtl w:val="0"/>
         </w:rPr>
-        <w:t xml:space="preserve"> we visualize the standardization performance of these methods. In each of these figures, for the given embedding space we display the distribution of the closest Euclidean distances between the CTR tumor names and the standardized tumor names from the WHO system. It should be noted that out of the 1600 randomly sampled CTR tumor names that we manually validated, only the terms which had a ground truth from the WHO 5th or all editions were considered for evaluation of standardization accuracy and are displayed in </w:t>
+        <w:t xml:space="preserve">, we visualize the standardization performance of these methods. In each of these figures, for the given embedding space we display the distribution of the closest Euclidean distances between the CTR tumor names and the standardized tumor names from the WHO system. It should be noted that out of the 1600 randomly sampled CTR tumor names that we manually validated, only the terms which had a ground truth from the WHO 5th or all editions were considered for evaluation of standardization accuracy and are displayed in </w:t>
       </w:r>
       <w:r>
         <w:rPr>
@@ -2620,7 +2695,7 @@
           <w:highlight w:val="yellow"/>
           <w:rtl w:val="0"/>
         </w:rPr>
-        <w:t xml:space="preserve">we have 1,044 CTR tumor names for which ground truths were identified in the WHO 5th edition and in </w:t>
+        <w:t xml:space="preserve">we have the Euclidean distance distribution of 1,044 CTR tumor names for which ground truths were identified in the WHO 5th edition and in </w:t>
       </w:r>
       <w:r>
         <w:rPr>
@@ -2662,7 +2737,7 @@
           <w:highlight w:val="yellow"/>
           <w:rtl w:val="0"/>
         </w:rPr>
-        <w:t xml:space="preserve"> we have 1,118 CTR tumor names for which ground truths were identified in the WHO all editions.  For both the LTE-3+Euclidean Distance and all-MiniLM-L12-v2+Euclidean Distance methods, the median Euclidean distance for correctly standardized CTR tumor names was consistently lower than that for incorrectly standardized names across both the WHO 5th edition and all editions. This finding aligns with expectations, as it suggests that CTR tumor names correctly mapped to standardized terms in the WHO system are likely to exhibit greater syntactic and semantic similarity to their corresponding standardized terms. Consequently, the Euclidean distance between correctly mapped CTR tumor names and standardized WHO tumor terms should be lower compared to cases where incorrect mappings occur.</w:t>
+        <w:t xml:space="preserve"> we have the Euclidean distance distribution of 1,118 CTR tumor names for which ground truths were identified in the WHO all editions.  For both the LTE-3+Euclidean Distance and all-MiniLM-L12-v2+Euclidean Distance methods, the median Euclidean distance for correctly standardized CTR tumor names was consistently lower than that for incorrectly standardized names across both the WHO 5th edition and all editions. This finding aligns with expectations, as it suggests that CTR tumor names correctly mapped to standardized terms in the WHO system are likely to exhibit greater syntactic and semantic similarity to their corresponding standardized terms. Consequently, the Euclidean distance between correctly mapped CTR tumor names and standardized WHO tumor terms should be lower compared to cases where incorrect mappings occur.</w:t>
       </w:r>
     </w:p>
     <w:p>
@@ -2698,12 +2773,23 @@
       <w:r>
         <w:rPr>
           <w:rFonts w:ascii="Times New Roman" w:cs="Times New Roman" w:eastAsia="Times New Roman" w:hAnsi="Times New Roman"/>
+          <w:b w:val="1"/>
           <w:sz w:val="24"/>
           <w:szCs w:val="24"/>
           <w:highlight w:val="yellow"/>
           <w:rtl w:val="0"/>
         </w:rPr>
-        <w:t xml:space="preserve">Tables </w:t>
+        <w:t xml:space="preserve">Tables</w:t>
+      </w:r>
+      <w:r>
+        <w:rPr>
+          <w:rFonts w:ascii="Times New Roman" w:cs="Times New Roman" w:eastAsia="Times New Roman" w:hAnsi="Times New Roman"/>
+          <w:sz w:val="24"/>
+          <w:szCs w:val="24"/>
+          <w:highlight w:val="yellow"/>
+          <w:rtl w:val="0"/>
+        </w:rPr>
+        <w:t xml:space="preserve"> </w:t>
       </w:r>
       <w:r>
         <w:rPr>
@@ -2829,7 +2915,70 @@
           <w:highlight w:val="yellow"/>
           <w:rtl w:val="0"/>
         </w:rPr>
-        <w:t xml:space="preserve">respectively. These statistics offer valuable insights for establishing thresholds within CANTOS to assess the reliability of standardizations. For instance, using the LTE-3+Euclidean Distance method, the median Euclidean distance for correctly standardized terms is 0.6958, while for incorrectly standardized terms it is 0.8408 when the WHO 5th edition is used in CANTOS (see Table 3). If a threshold of 0.6958 were adopted, any CTR tumor name mapped to a standardized WHO term with a distance below this value would be considered a reliable standardization. However, as indicated in Table 3, the minimum Euclidean distance at which a CTR tumor name was incorrectly standardized is 0.3390. This implies that adopting 0.6958 as the threshold would incorrectly classify some tumor names as reliable. Conversely, using 0.3390 as the threshold would misclassify several correctly standardized tumor names as unreliable. This finding highlights the limitations of thresholds based solely on Euclidean distance distributions for reliably distinguishing between correct and incorrect standardizations in CANTOS. The lack of clear separation between these distributions, as shown in Figure 1, underscores the need for higher-quality text embeddings that yield greater differentiation between correctly and incorrectly standardized tumor names. Such embeddings would also reduce the number of incorrect standardizations, thereby improving standardization accuracy. LLMs trained and fine-tuned on extensive, diverse datasets, including tumor nomenclature from the WHO system and the NCIt database are likely to be promising tools for generating such high-quality embeddings.</w:t>
+        <w:t xml:space="preserve">respectively. These statistics may offer valuable insights for establishing thresholds within CANTOS to assess the reliability of the standardization methods. For instance, consider the method LTE-3+Euclidean Distance, the median Euclidean distance for correctly standardized terms is 0.6958, while for incorrectly standardized terms it is 0.8408 when the WHO 5th edition is used in CANTOS (see </w:t>
+      </w:r>
+      <w:r>
+        <w:rPr>
+          <w:rFonts w:ascii="Times New Roman" w:cs="Times New Roman" w:eastAsia="Times New Roman" w:hAnsi="Times New Roman"/>
+          <w:b w:val="1"/>
+          <w:sz w:val="24"/>
+          <w:szCs w:val="24"/>
+          <w:highlight w:val="yellow"/>
+          <w:rtl w:val="0"/>
+        </w:rPr>
+        <w:t xml:space="preserve">Table 3</w:t>
+      </w:r>
+      <w:r>
+        <w:rPr>
+          <w:rFonts w:ascii="Times New Roman" w:cs="Times New Roman" w:eastAsia="Times New Roman" w:hAnsi="Times New Roman"/>
+          <w:sz w:val="24"/>
+          <w:szCs w:val="24"/>
+          <w:highlight w:val="yellow"/>
+          <w:rtl w:val="0"/>
+        </w:rPr>
+        <w:t xml:space="preserve">). If  0.6958 was  adopted as the reliability threshold, then any CTR tumor name mapped to a standardized WHO term with a distance below this value would be considered a reliable standardization. However, as indicated in </w:t>
+      </w:r>
+      <w:r>
+        <w:rPr>
+          <w:rFonts w:ascii="Times New Roman" w:cs="Times New Roman" w:eastAsia="Times New Roman" w:hAnsi="Times New Roman"/>
+          <w:b w:val="1"/>
+          <w:sz w:val="24"/>
+          <w:szCs w:val="24"/>
+          <w:highlight w:val="yellow"/>
+          <w:rtl w:val="0"/>
+        </w:rPr>
+        <w:t xml:space="preserve">Table 3</w:t>
+      </w:r>
+      <w:r>
+        <w:rPr>
+          <w:rFonts w:ascii="Times New Roman" w:cs="Times New Roman" w:eastAsia="Times New Roman" w:hAnsi="Times New Roman"/>
+          <w:sz w:val="24"/>
+          <w:szCs w:val="24"/>
+          <w:highlight w:val="yellow"/>
+          <w:rtl w:val="0"/>
+        </w:rPr>
+        <w:t xml:space="preserve">, the minimum Euclidean distance at which a CTR tumor name was incorrectly standardized is 0.3390. This implies that adopting 0.6958 as the reliability threshold would incorrectly designated some tumor names as reliably standardized by this method. Conversely, using 0.3390 as the reliability threshold would misclassify several correctly standardized tumor names as unreliable standardization. This finding highlights the limitations of thresholds based solely on Euclidean distance distributions for reliably distinguishing between correct and incorrect standardizations in CANTOS. The lack of clear separation between these distributions, as shown in </w:t>
+      </w:r>
+      <w:r>
+        <w:rPr>
+          <w:rFonts w:ascii="Times New Roman" w:cs="Times New Roman" w:eastAsia="Times New Roman" w:hAnsi="Times New Roman"/>
+          <w:b w:val="1"/>
+          <w:sz w:val="24"/>
+          <w:szCs w:val="24"/>
+          <w:highlight w:val="yellow"/>
+          <w:rtl w:val="0"/>
+        </w:rPr>
+        <w:t xml:space="preserve">Figure 1</w:t>
+      </w:r>
+      <w:r>
+        <w:rPr>
+          <w:rFonts w:ascii="Times New Roman" w:cs="Times New Roman" w:eastAsia="Times New Roman" w:hAnsi="Times New Roman"/>
+          <w:sz w:val="24"/>
+          <w:szCs w:val="24"/>
+          <w:highlight w:val="yellow"/>
+          <w:rtl w:val="0"/>
+        </w:rPr>
+        <w:t xml:space="preserve">, underscores the need for higher-quality text embeddings that would yield greater class distribution differences between correctly and incorrectly standardized tumor names. Such embeddings would also reduce the number of incorrect standardizations, thereby improving standardization accuracy. LLMs trained and fine-tuned on extensive, diverse datasets, including tumor nomenclature from the WHO system and the NCIt database are likely to be promising tools for generating such high-quality embeddings.</w:t>
       </w:r>
     </w:p>
     <w:p>
@@ -47775,12 +47924,12 @@
           <wp:inline distB="114300" distT="114300" distL="114300" distR="114300">
             <wp:extent cx="6303264" cy="3057525"/>
             <wp:effectExtent b="0" l="0" r="0" t="0"/>
-            <wp:docPr id="7" name="image2.png"/>
+            <wp:docPr id="7" name="image1.png"/>
             <a:graphic>
               <a:graphicData uri="http://schemas.openxmlformats.org/drawingml/2006/picture">
                 <pic:pic>
                   <pic:nvPicPr>
-                    <pic:cNvPr id="0" name="image2.png"/>
+                    <pic:cNvPr id="0" name="image1.png"/>
                     <pic:cNvPicPr preferRelativeResize="0"/>
                   </pic:nvPicPr>
                   <pic:blipFill>
@@ -47951,12 +48100,12 @@
           <wp:inline distB="114300" distT="114300" distL="114300" distR="114300">
             <wp:extent cx="7170039" cy="3133725"/>
             <wp:effectExtent b="0" l="0" r="0" t="0"/>
-            <wp:docPr id="1" name="image7.png"/>
+            <wp:docPr id="1" name="image5.png"/>
             <a:graphic>
               <a:graphicData uri="http://schemas.openxmlformats.org/drawingml/2006/picture">
                 <pic:pic>
                   <pic:nvPicPr>
-                    <pic:cNvPr id="0" name="image7.png"/>
+                    <pic:cNvPr id="0" name="image5.png"/>
                     <pic:cNvPicPr preferRelativeResize="0"/>
                   </pic:nvPicPr>
                   <pic:blipFill>
@@ -48121,12 +48270,12 @@
           <wp:inline distB="114300" distT="114300" distL="114300" distR="114300">
             <wp:extent cx="7217045" cy="4254901"/>
             <wp:effectExtent b="0" l="0" r="0" t="0"/>
-            <wp:docPr id="5" name="image3.png"/>
+            <wp:docPr id="5" name="image2.png"/>
             <a:graphic>
               <a:graphicData uri="http://schemas.openxmlformats.org/drawingml/2006/picture">
                 <pic:pic>
                   <pic:nvPicPr>
-                    <pic:cNvPr id="0" name="image3.png"/>
+                    <pic:cNvPr id="0" name="image2.png"/>
                     <pic:cNvPicPr preferRelativeResize="0"/>
                   </pic:nvPicPr>
                   <pic:blipFill>
@@ -48254,12 +48403,12 @@
           <wp:inline distB="114300" distT="114300" distL="114300" distR="114300">
             <wp:extent cx="6053328" cy="6604000"/>
             <wp:effectExtent b="0" l="0" r="0" t="0"/>
-            <wp:docPr id="3" name="image5.png"/>
+            <wp:docPr id="3" name="image6.png"/>
             <a:graphic>
               <a:graphicData uri="http://schemas.openxmlformats.org/drawingml/2006/picture">
                 <pic:pic>
                   <pic:nvPicPr>
-                    <pic:cNvPr id="0" name="image5.png"/>
+                    <pic:cNvPr id="0" name="image6.png"/>
                     <pic:cNvPicPr preferRelativeResize="0"/>
                   </pic:nvPicPr>
                   <pic:blipFill>
@@ -48408,12 +48557,12 @@
           <wp:inline distB="114300" distT="114300" distL="114300" distR="114300">
             <wp:extent cx="8339328" cy="3467100"/>
             <wp:effectExtent b="0" l="0" r="0" t="0"/>
-            <wp:docPr id="4" name="image6.png"/>
+            <wp:docPr id="4" name="image3.png"/>
             <a:graphic>
               <a:graphicData uri="http://schemas.openxmlformats.org/drawingml/2006/picture">
                 <pic:pic>
                   <pic:nvPicPr>
-                    <pic:cNvPr id="0" name="image6.png"/>
+                    <pic:cNvPr id="0" name="image3.png"/>
                     <pic:cNvPicPr preferRelativeResize="0"/>
                   </pic:nvPicPr>
                   <pic:blipFill>
@@ -48770,12 +48919,12 @@
           <wp:inline distB="114300" distT="114300" distL="114300" distR="114300">
             <wp:extent cx="5893689" cy="4442331"/>
             <wp:effectExtent b="0" l="0" r="0" t="0"/>
-            <wp:docPr id="6" name="image1.png"/>
+            <wp:docPr id="6" name="image7.png"/>
             <a:graphic>
               <a:graphicData uri="http://schemas.openxmlformats.org/drawingml/2006/picture">
                 <pic:pic>
                   <pic:nvPicPr>
-                    <pic:cNvPr id="0" name="image1.png"/>
+                    <pic:cNvPr id="0" name="image7.png"/>
                     <pic:cNvPicPr preferRelativeResize="0"/>
                   </pic:nvPicPr>
                   <pic:blipFill>

--- a/Paper/Patterns_Clinical_Trials_Tumor_Name_Standardization_using Embedding_Analysis.docx
+++ b/Paper/Patterns_Clinical_Trials_Tumor_Name_Standardization_using Embedding_Analysis.docx
@@ -3047,6 +3047,7 @@
         <w:jc w:val="both"/>
         <w:rPr>
           <w:rFonts w:ascii="Times New Roman" w:cs="Times New Roman" w:eastAsia="Times New Roman" w:hAnsi="Times New Roman"/>
+          <w:color w:val="2a2a2a"/>
           <w:sz w:val="24"/>
           <w:szCs w:val="24"/>
           <w:highlight w:val="yellow"/>
@@ -3054,41 +3055,25 @@
       </w:pPr>
       <w:r>
         <w:rPr>
-          <w:rtl w:val="0"/>
-        </w:rPr>
-      </w:r>
-    </w:p>
-    <w:p>
-      <w:pPr>
-        <w:spacing w:line="276.0005454545455" w:lineRule="auto"/>
-        <w:ind w:left="-540" w:firstLine="0"/>
-        <w:jc w:val="both"/>
-        <w:rPr>
           <w:rFonts w:ascii="Times New Roman" w:cs="Times New Roman" w:eastAsia="Times New Roman" w:hAnsi="Times New Roman"/>
           <w:sz w:val="24"/>
           <w:szCs w:val="24"/>
           <w:highlight w:val="yellow"/>
-        </w:rPr>
-      </w:pPr>
-      <w:r>
-        <w:rPr>
-          <w:rtl w:val="0"/>
-        </w:rPr>
-      </w:r>
-    </w:p>
-    <w:p>
-      <w:pPr>
-        <w:spacing w:line="276.0005454545455" w:lineRule="auto"/>
-        <w:ind w:left="-540" w:firstLine="0"/>
-        <w:jc w:val="both"/>
-        <w:rPr>
-          <w:rFonts w:ascii="Times New Roman" w:cs="Times New Roman" w:eastAsia="Times New Roman" w:hAnsi="Times New Roman"/>
-          <w:color w:val="2a2a2a"/>
+          <w:rtl w:val="0"/>
+        </w:rPr>
+        <w:t xml:space="preserve">We also extended our analysis to combine three high-accuracy standardization methods (out of eleven high-accuracy methods, see </w:t>
+      </w:r>
+      <w:r>
+        <w:rPr>
+          <w:rFonts w:ascii="Times New Roman" w:cs="Times New Roman" w:eastAsia="Times New Roman" w:hAnsi="Times New Roman"/>
+          <w:b w:val="1"/>
           <w:sz w:val="24"/>
           <w:szCs w:val="24"/>
           <w:highlight w:val="yellow"/>
-        </w:rPr>
-      </w:pPr>
+          <w:rtl w:val="0"/>
+        </w:rPr>
+        <w:t xml:space="preserve">Tables</w:t>
+      </w:r>
       <w:r>
         <w:rPr>
           <w:rFonts w:ascii="Times New Roman" w:cs="Times New Roman" w:eastAsia="Times New Roman" w:hAnsi="Times New Roman"/>
@@ -3097,7 +3082,7 @@
           <w:highlight w:val="yellow"/>
           <w:rtl w:val="0"/>
         </w:rPr>
-        <w:t xml:space="preserve">We also extended our analysis to combine three high-accuracy standardization methods (out of 11 see </w:t>
+        <w:t xml:space="preserve"> </w:t>
       </w:r>
       <w:r>
         <w:rPr>
@@ -3108,7 +3093,7 @@
           <w:highlight w:val="yellow"/>
           <w:rtl w:val="0"/>
         </w:rPr>
-        <w:t xml:space="preserve">Tables</w:t>
+        <w:t xml:space="preserve">1</w:t>
       </w:r>
       <w:r>
         <w:rPr>
@@ -3118,7 +3103,7 @@
           <w:highlight w:val="yellow"/>
           <w:rtl w:val="0"/>
         </w:rPr>
-        <w:t xml:space="preserve"> </w:t>
+        <w:t xml:space="preserve"> and </w:t>
       </w:r>
       <w:r>
         <w:rPr>
@@ -3129,7 +3114,7 @@
           <w:highlight w:val="yellow"/>
           <w:rtl w:val="0"/>
         </w:rPr>
-        <w:t xml:space="preserve">1</w:t>
+        <w:t xml:space="preserve">2</w:t>
       </w:r>
       <w:r>
         <w:rPr>
@@ -3139,28 +3124,7 @@
           <w:highlight w:val="yellow"/>
           <w:rtl w:val="0"/>
         </w:rPr>
-        <w:t xml:space="preserve"> and </w:t>
-      </w:r>
-      <w:r>
-        <w:rPr>
-          <w:rFonts w:ascii="Times New Roman" w:cs="Times New Roman" w:eastAsia="Times New Roman" w:hAnsi="Times New Roman"/>
-          <w:b w:val="1"/>
-          <w:sz w:val="24"/>
-          <w:szCs w:val="24"/>
-          <w:highlight w:val="yellow"/>
-          <w:rtl w:val="0"/>
-        </w:rPr>
-        <w:t xml:space="preserve">2</w:t>
-      </w:r>
-      <w:r>
-        <w:rPr>
-          <w:rFonts w:ascii="Times New Roman" w:cs="Times New Roman" w:eastAsia="Times New Roman" w:hAnsi="Times New Roman"/>
-          <w:sz w:val="24"/>
-          <w:szCs w:val="24"/>
-          <w:highlight w:val="yellow"/>
-          <w:rtl w:val="0"/>
-        </w:rPr>
-        <w:t xml:space="preserve">) and selected the combination of methods that had the lowest average pairwise mutual information score to maximize the diversity in their prediction and thereby increase standardization accuracy. The combined methods predicted the standardization for a given CTR tumor name by performing a majority vote operation. This strategy led to the combination of the methods:ADA-002+AP, LTE-3+K-means, and all-MiniLM-L12-v2 +Euclidean Dist,for the WHO 5th edition and this method achieved a standardization accuracy of 72.126%. Whereas for WHO all editions, the methods that were combined included:ADA-002+K-means, LTE-3+K-means, and all-MiniLM-L12-v2+Euclidean Dist, which achieved an accuracy of 71.377%.  </w:t>
+        <w:t xml:space="preserve">) and selected the combination of methods that had the lowest average pairwise mutual information score to maximize the diversity in their prediction and thereby increase standardization accuracy. The combined methods predicted the standardization for a given CTR tumor name by performing a majority vote operation. This strategy led to the combination of the methods:ADA-002+AP, LTE-3+K-means, and all-MiniLM-L12-v2 +Euclidean Dist,for the WHO 5th edition which achieved a standardization accuracy of 72.126%. Whereas for WHO all editions, the methods that were combined included:ADA-002+K-means, LTE-3+K-means, and all-MiniLM-L12-v2+Euclidean Dist, which achieved an accuracy of 71.377%.  </w:t>
       </w:r>
       <w:r>
         <w:rPr>
@@ -3631,7 +3595,53 @@
           <w:highlight w:val="yellow"/>
           <w:rtl w:val="0"/>
         </w:rPr>
-        <w:t xml:space="preserve">In contrast, text-embedding-based methods exhibited a wider accuracy range, from 13.69% to 67.81% for the WHO 5th edition and from 15.38% to 69.05% for WHO all editions. Unlike the text-matching based methods, some of the text-embedding based methods are able to quantify and capture the semantic difference between unstandardized tumor name in CTR and the standardized term in the WHO system which is likely why some text-embedding based methods achieved high standardization accuracy. Although the accuracy range for text-embedding based methods is broader, their performance remained consistent across both the WHO 5th and all editions. </w:t>
+        <w:t xml:space="preserve">In contrast, text-embedding-based methods exhibited a wider accuracy range, from 13.69% to 67.81% for the WHO 5th edition and from 15.38% to 69.05% for WHO all editions. Unlike the text-matching based methods, some of the text-embedding based methods are able to quantify and capture the semantic difference between unstandardized tumor name in CTR and the standardized term in the WHO system which is likely why some text-embedding based methods achieved high standardization accuracy. Although the variance in standardization accuracy is broader for text-embedding methods, their performance (i.e. rankings, see </w:t>
+      </w:r>
+      <w:r>
+        <w:rPr>
+          <w:rFonts w:ascii="Times New Roman" w:cs="Times New Roman" w:eastAsia="Times New Roman" w:hAnsi="Times New Roman"/>
+          <w:b w:val="1"/>
+          <w:color w:val="2a2a2a"/>
+          <w:sz w:val="24"/>
+          <w:szCs w:val="24"/>
+          <w:highlight w:val="yellow"/>
+          <w:rtl w:val="0"/>
+        </w:rPr>
+        <w:t xml:space="preserve">Tables 1</w:t>
+      </w:r>
+      <w:r>
+        <w:rPr>
+          <w:rFonts w:ascii="Times New Roman" w:cs="Times New Roman" w:eastAsia="Times New Roman" w:hAnsi="Times New Roman"/>
+          <w:color w:val="2a2a2a"/>
+          <w:sz w:val="24"/>
+          <w:szCs w:val="24"/>
+          <w:highlight w:val="yellow"/>
+          <w:rtl w:val="0"/>
+        </w:rPr>
+        <w:t xml:space="preserve"> and </w:t>
+      </w:r>
+      <w:r>
+        <w:rPr>
+          <w:rFonts w:ascii="Times New Roman" w:cs="Times New Roman" w:eastAsia="Times New Roman" w:hAnsi="Times New Roman"/>
+          <w:b w:val="1"/>
+          <w:color w:val="2a2a2a"/>
+          <w:sz w:val="24"/>
+          <w:szCs w:val="24"/>
+          <w:highlight w:val="yellow"/>
+          <w:rtl w:val="0"/>
+        </w:rPr>
+        <w:t xml:space="preserve">2</w:t>
+      </w:r>
+      <w:r>
+        <w:rPr>
+          <w:rFonts w:ascii="Times New Roman" w:cs="Times New Roman" w:eastAsia="Times New Roman" w:hAnsi="Times New Roman"/>
+          <w:color w:val="2a2a2a"/>
+          <w:sz w:val="24"/>
+          <w:szCs w:val="24"/>
+          <w:highlight w:val="yellow"/>
+          <w:rtl w:val="0"/>
+        </w:rPr>
+        <w:t xml:space="preserve">) remained consistent across both the WHO 5th and all editions. </w:t>
       </w:r>
     </w:p>
     <w:p>
@@ -47924,12 +47934,12 @@
           <wp:inline distB="114300" distT="114300" distL="114300" distR="114300">
             <wp:extent cx="6303264" cy="3057525"/>
             <wp:effectExtent b="0" l="0" r="0" t="0"/>
-            <wp:docPr id="7" name="image1.png"/>
+            <wp:docPr id="7" name="image2.png"/>
             <a:graphic>
               <a:graphicData uri="http://schemas.openxmlformats.org/drawingml/2006/picture">
                 <pic:pic>
                   <pic:nvPicPr>
-                    <pic:cNvPr id="0" name="image1.png"/>
+                    <pic:cNvPr id="0" name="image2.png"/>
                     <pic:cNvPicPr preferRelativeResize="0"/>
                   </pic:nvPicPr>
                   <pic:blipFill>
@@ -48270,12 +48280,12 @@
           <wp:inline distB="114300" distT="114300" distL="114300" distR="114300">
             <wp:extent cx="7217045" cy="4254901"/>
             <wp:effectExtent b="0" l="0" r="0" t="0"/>
-            <wp:docPr id="5" name="image2.png"/>
+            <wp:docPr id="5" name="image4.png"/>
             <a:graphic>
               <a:graphicData uri="http://schemas.openxmlformats.org/drawingml/2006/picture">
                 <pic:pic>
                   <pic:nvPicPr>
-                    <pic:cNvPr id="0" name="image2.png"/>
+                    <pic:cNvPr id="0" name="image4.png"/>
                     <pic:cNvPicPr preferRelativeResize="0"/>
                   </pic:nvPicPr>
                   <pic:blipFill>
@@ -48557,12 +48567,12 @@
           <wp:inline distB="114300" distT="114300" distL="114300" distR="114300">
             <wp:extent cx="8339328" cy="3467100"/>
             <wp:effectExtent b="0" l="0" r="0" t="0"/>
-            <wp:docPr id="4" name="image3.png"/>
+            <wp:docPr id="4" name="image1.png"/>
             <a:graphic>
               <a:graphicData uri="http://schemas.openxmlformats.org/drawingml/2006/picture">
                 <pic:pic>
                   <pic:nvPicPr>
-                    <pic:cNvPr id="0" name="image3.png"/>
+                    <pic:cNvPr id="0" name="image1.png"/>
                     <pic:cNvPicPr preferRelativeResize="0"/>
                   </pic:nvPicPr>
                   <pic:blipFill>
@@ -48777,12 +48787,12 @@
           <wp:inline distB="114300" distT="114300" distL="114300" distR="114300">
             <wp:extent cx="6565011" cy="4943480"/>
             <wp:effectExtent b="0" l="0" r="0" t="0"/>
-            <wp:docPr id="2" name="image4.png"/>
+            <wp:docPr id="2" name="image3.png"/>
             <a:graphic>
               <a:graphicData uri="http://schemas.openxmlformats.org/drawingml/2006/picture">
                 <pic:pic>
                   <pic:nvPicPr>
-                    <pic:cNvPr id="0" name="image4.png"/>
+                    <pic:cNvPr id="0" name="image3.png"/>
                     <pic:cNvPicPr preferRelativeResize="0"/>
                   </pic:nvPicPr>
                   <pic:blipFill>

--- a/Paper/Patterns_Clinical_Trials_Tumor_Name_Standardization_using Embedding_Analysis.docx
+++ b/Paper/Patterns_Clinical_Trials_Tumor_Name_Standardization_using Embedding_Analysis.docx
@@ -3769,7 +3769,7 @@
           <w:highlight w:val="yellow"/>
           <w:rtl w:val="0"/>
         </w:rPr>
-        <w:t xml:space="preserve">, and nomic achieved a minimum standardization accuracy of at least 60.24% and were consequently classified as high-accuracy methods and the highest standardizing accuracy is obtained by the methods LTE-3+Euclidean Dist when standardizing against the WHO all editions and by </w:t>
+        <w:t xml:space="preserve">, and nomic achieved a minimum standardization accuracy of at least 60.24% and were consequently classified as high-accuracy methods. The highest standardization accuracy is obtained by the methods LTE-3+Euclidean Dist when standardizing against the WHO all editions and by </w:t>
       </w:r>
       <w:r>
         <w:rPr>
@@ -3874,7 +3874,7 @@
           <w:highlight w:val="yellow"/>
           <w:rtl w:val="0"/>
         </w:rPr>
-        <w:t xml:space="preserve"> are classified as intermediate-accuracy methods when either WHO 5th or all editions were used in CANTOS. SapBERT was classified as both an intermediate and low-accuracy method as its standardization accuracy was 51.72% against the WHO 5th editions and 47.94% against the WHO all editions. The low-accuracy methods included models such as </w:t>
+        <w:t xml:space="preserve"> are classified as intermediate-accuracy methods for both WHO 5th and all editions. SapBERT was classified as both an intermediate and low-accuracy method as its standardization accuracy was 51.72% against the WHO 5th editions and 47.94% against the WHO all editions. The low-accuracy text-embedding methods were based on models such as </w:t>
       </w:r>
       <w:r>
         <w:rPr>
@@ -3884,7 +3884,7 @@
           <w:highlight w:val="yellow"/>
           <w:rtl w:val="0"/>
         </w:rPr>
-        <w:t xml:space="preserve">Llama3.3_70B, Llama3.2_3B, Llama_3.0, MedLlama2, MedLlama_13B, BioBERT, SciBERT, PubMedBERT, ModernBERT, Phi-4 and  DeepSeek_8B </w:t>
+        <w:t xml:space="preserve">Llama3.3_70B, Llama3.2_3B, Llama_3.0, MedLlama2, MedLlama_13B, BioBERT, SciBERT, PubMedBERT, ModernBERT, Phi-4 and  DeepSeek_8B. </w:t>
       </w:r>
       <w:r>
         <w:rPr>
@@ -3895,7 +3895,7 @@
           <w:highlight w:val="yellow"/>
           <w:rtl w:val="0"/>
         </w:rPr>
-        <w:t xml:space="preserve">and their standardization accuracies were either comparable or poorer compared to the text-matching methods. All text-matching based  methods were classified as low-accuracy methods.</w:t>
+        <w:t xml:space="preserve">The standardization accuracies of the low-accuracy models were either comparable or poorer compared to the text-matching methods. All text-matching based  methods were classified as low-accuracy methods.</w:t>
       </w:r>
     </w:p>
     <w:p>
@@ -3981,7 +3981,7 @@
           <w:highlight w:val="yellow"/>
           <w:rtl w:val="0"/>
         </w:rPr>
-        <w:t xml:space="preserve"> obtained from OpenAI’s models (LTE-3 and ADA-002) with Affinity Propagation clustering (LTE-3+AP, ADA-002+AP) and K-Means (LTE-3+K-Means, ADA-002+K-Means) clustering. </w:t>
+        <w:t xml:space="preserve"> obtained from OpenAI’s models (LTE-3 and ADA-002) with Affinity Propagation clustering (LTE-3+AP, ADA-002+AP) and K-means (LTE-3+K-means, ADA-002+K-means) clustering. </w:t>
       </w:r>
       <w:r>
         <w:rPr>
@@ -4002,7 +4002,7 @@
           <w:highlight w:val="yellow"/>
           <w:rtl w:val="0"/>
         </w:rPr>
-        <w:t xml:space="preserve">text-embeddings and clustering had comparable but lower standardizing accuracy as compared to their counterpart closest match methods (LTE-3+ Euclidean Dist , ADA–002+ Euclidean Dist ). In general, the LTE-3 based methods generally outperformed ADA-002, except for LTE-3+K-means, which slightly underperformed compared to ADA-002+Euclidean Dist and ADA-002+AP when standardized against WHO all editions. However, LTE-3+K-means performed better than its counterpart method ADA–002+K-means against either edition of the WHO system. Compared to these methods utilizing text-embedding and clustering, the text-embedding based methods using closet match approach, achieves higher standardization accuracy and is much simpler and faster as it does not require additional steps like clustering, cluster size analysis, or outlier detection.</w:t>
+        <w:t xml:space="preserve">text-embeddings and clustering had comparable but lower standardizing accuracy as compared to their counterpart closest match methods (LTE-3+ Euclidean Dist , ADA–002+ Euclidean Dist ). In general, the LTE-3 based methods generally outperformed ADA-002, except for LTE-3+K-means, which marginally underperformed compared to ADA-002+Euclidean Dist and ADA-002+AP when standardized against WHO all editions. However, LTE-3+K-means performed better than its counterpart method ADA–002+K-means against either edition of the WHO system. Compared to these methods utilizing text-embedding and clustering, the text-embedding based methods using closest match approach, achieves higher standardization accuracy and is simpler and faster as it does not require additional steps like clustering, cluster size analysis, or outlier detection.</w:t>
       </w:r>
     </w:p>
     <w:p>
@@ -4012,7 +4012,6 @@
         <w:jc w:val="both"/>
         <w:rPr>
           <w:rFonts w:ascii="Times New Roman" w:cs="Times New Roman" w:eastAsia="Times New Roman" w:hAnsi="Times New Roman"/>
-          <w:color w:val="2a2a2a"/>
           <w:sz w:val="24"/>
           <w:szCs w:val="24"/>
           <w:highlight w:val="yellow"/>
@@ -4038,31 +4037,13 @@
       </w:pPr>
       <w:r>
         <w:rPr>
-          <w:rtl w:val="0"/>
-        </w:rPr>
-      </w:r>
-    </w:p>
-    <w:p>
-      <w:pPr>
-        <w:spacing w:line="276.0005454545455" w:lineRule="auto"/>
-        <w:ind w:left="-540" w:firstLine="0"/>
-        <w:jc w:val="both"/>
-        <w:rPr>
           <w:rFonts w:ascii="Times New Roman" w:cs="Times New Roman" w:eastAsia="Times New Roman" w:hAnsi="Times New Roman"/>
           <w:sz w:val="24"/>
           <w:szCs w:val="24"/>
           <w:highlight w:val="yellow"/>
-        </w:rPr>
-      </w:pPr>
-      <w:r>
-        <w:rPr>
-          <w:rFonts w:ascii="Times New Roman" w:cs="Times New Roman" w:eastAsia="Times New Roman" w:hAnsi="Times New Roman"/>
-          <w:sz w:val="24"/>
-          <w:szCs w:val="24"/>
-          <w:highlight w:val="yellow"/>
-          <w:rtl w:val="0"/>
-        </w:rPr>
-        <w:t xml:space="preserve">In our effort to improve the standardization accuracy, we devised a method that standardized a given CTR tumor name by performing a majority vote on the standardization predictions obtained from a combination of high-accuracy methods. We considered combinations of three methods as an odd number of methods as it reduces chances of a tie occurring. We limited the majority vote to only the high-accuracy methods identified in </w:t>
+          <w:rtl w:val="0"/>
+        </w:rPr>
+        <w:t xml:space="preserve">In our effort to improve the standardization accuracy, we devised a method that standardized a given CTR tumor name by performing a majority vote on the standardization predictions obtained from a combination of high-accuracy methods. We considered combinations of three methods as an odd number of methods reduces chances of a tie occurring. We limited the majority vote to only the high-accuracy methods identified in </w:t>
       </w:r>
       <w:r>
         <w:rPr>
@@ -24301,7 +24282,7 @@
                 <w:szCs w:val="20"/>
                 <w:rtl w:val="0"/>
               </w:rPr>
-              <w:t xml:space="preserve">LTE-3+KMeans</w:t>
+              <w:t xml:space="preserve">LTE-3+K-means</w:t>
             </w:r>
           </w:p>
         </w:tc>
@@ -24501,7 +24482,7 @@
                 <w:szCs w:val="20"/>
                 <w:rtl w:val="0"/>
               </w:rPr>
-              <w:t xml:space="preserve">ADA-002+KMeans</w:t>
+              <w:t xml:space="preserve">ADA-002+K-means</w:t>
             </w:r>
           </w:p>
         </w:tc>
@@ -31126,7 +31107,7 @@
                 <w:szCs w:val="20"/>
                 <w:rtl w:val="0"/>
               </w:rPr>
-              <w:t xml:space="preserve">LTE-3+KMeans</w:t>
+              <w:t xml:space="preserve">LTE-3+K-means</w:t>
             </w:r>
           </w:p>
         </w:tc>
@@ -31926,7 +31907,7 @@
                 <w:szCs w:val="20"/>
                 <w:rtl w:val="0"/>
               </w:rPr>
-              <w:t xml:space="preserve">ADA-002+KMeans</w:t>
+              <w:t xml:space="preserve">ADA-002+K-means</w:t>
             </w:r>
           </w:p>
         </w:tc>
@@ -48280,12 +48261,12 @@
           <wp:inline distB="114300" distT="114300" distL="114300" distR="114300">
             <wp:extent cx="7217045" cy="4254901"/>
             <wp:effectExtent b="0" l="0" r="0" t="0"/>
-            <wp:docPr id="5" name="image4.png"/>
+            <wp:docPr id="5" name="image3.png"/>
             <a:graphic>
               <a:graphicData uri="http://schemas.openxmlformats.org/drawingml/2006/picture">
                 <pic:pic>
                   <pic:nvPicPr>
-                    <pic:cNvPr id="0" name="image4.png"/>
+                    <pic:cNvPr id="0" name="image3.png"/>
                     <pic:cNvPicPr preferRelativeResize="0"/>
                   </pic:nvPicPr>
                   <pic:blipFill>
@@ -48787,12 +48768,12 @@
           <wp:inline distB="114300" distT="114300" distL="114300" distR="114300">
             <wp:extent cx="6565011" cy="4943480"/>
             <wp:effectExtent b="0" l="0" r="0" t="0"/>
-            <wp:docPr id="2" name="image3.png"/>
+            <wp:docPr id="2" name="image4.png"/>
             <a:graphic>
               <a:graphicData uri="http://schemas.openxmlformats.org/drawingml/2006/picture">
                 <pic:pic>
                   <pic:nvPicPr>
-                    <pic:cNvPr id="0" name="image3.png"/>
+                    <pic:cNvPr id="0" name="image4.png"/>
                     <pic:cNvPicPr preferRelativeResize="0"/>
                   </pic:nvPicPr>
                   <pic:blipFill>

--- a/Paper/Patterns_Clinical_Trials_Tumor_Name_Standardization_using Embedding_Analysis.docx
+++ b/Paper/Patterns_Clinical_Trials_Tumor_Name_Standardization_using Embedding_Analysis.docx
@@ -725,7 +725,7 @@
           <w:szCs w:val="24"/>
           <w:rtl w:val="0"/>
         </w:rPr>
-        <w:t xml:space="preserve">This study aimed to identify and standardize tumor names from the NIH's clinical trials registry (CTR, ClinicalTrials.gov) using the World Health Organization Classification of Tumours (WHO system) and the National Cancer Institute Thesaurus (NCIt). We developed CANTOS (Clinical Trials Automated Nomenclature and Tumor Ontology Standardization), a computational pipeline that identified tumor names from the CTR and standardized them.  We evaluated several methods based on text matching and text-embedding to standardize the tumor names from the CTR and evaluated the accuracy of these methods only against the WHO system, as it is considered a clinical standard for tumor nomenclature. </w:t>
+        <w:t xml:space="preserve">This study aimed to identify and standardize tumor names from the NIH's clinical trials registry (CTR, ClinicalTrials.gov) using the World Health Organization Classification of Tumours (WHO system) and the National Cancer Institute Thesaurus (NCIt). We developed CANTOS (Clinical Trials Automated Nomenclature and Tumor Ontology Standardization), a computational pipeline that identified tumor names from the CTR and standardized them against the WHO system and NCIt database.  We evaluated several methods based on text matching and text-embedding to standardize the tumor names from the CTR and evaluated the accuracy of these methods only against the WHO system, as it is considered a clinical standard for tumor nomenclature. </w:t>
       </w:r>
       <w:r>
         <w:rPr>
@@ -1549,7 +1549,7 @@
           <w:highlight w:val="white"/>
           <w:rtl w:val="0"/>
         </w:rPr>
-        <w:t xml:space="preserve">In this paper, we describe the CANTOS pipeline, which extracts and standardizes tumor names from the CTR according to the WHO system and NCIt resources. CANTOS extracted 13,230 tumor records from the CTR, with 6,324 identified as pediatric, and then implemented 36 methods based on text-matching (edit-distances) and text-embedding to standardize the tumor names from the CTR.  To evaluate these methods, we needed ground truth (i.e., standardized terms) for all the 13,230 tumor names. In order to provide a ground-truth set for testing, we randomly sampled 1,600 tumor names from the 13,230 and manually annotated those tumor names to assess our methods' performance.</w:t>
+        <w:t xml:space="preserve">In this paper, we describe the CANTOS pipeline, which extracts tumor names from the CTR  and standardizes them according to the WHO system and NCIt database. CANTOS extracted 13,230 tumor records from the CTR, with 6,324 identified as pediatric, and then implemented 36 methods based on text-matching (edit-distances) and text-embedding to standardize the tumor names from the CTR.  To evaluate these methods, we needed ground truth (i.e., standardized terms) for all the 13,230 tumor names. In order to provide a ground-truth set for testing, we randomly sampled 1,600 tumor names from the 13,230 and manually annotated those tumor names to assess our methods' performance.</w:t>
       </w:r>
     </w:p>
     <w:p>
@@ -1698,7 +1698,28 @@
           <w:highlight w:val="yellow"/>
           <w:rtl w:val="0"/>
         </w:rPr>
-        <w:t xml:space="preserve">. For clarity in discussion, we categorized the standardization methods based on their standardization accuracy as follows: high-accuracy methods (≥ 60%), intermediate-accuracy methods (50% to &lt; 60%), and low-accuracy methods (&lt; 50%).</w:t>
+        <w:t xml:space="preserve">. For clarity in discussion, we categorized the standardization methods based on their standardization accuracy as follows: high-accuracy methods (standardization accuracy ≥ 60%), intermediate-accuracy methods ( 50% ≤</w:t>
+      </w:r>
+      <w:r>
+        <w:rPr>
+          <w:rFonts w:ascii="Roboto" w:cs="Roboto" w:eastAsia="Roboto" w:hAnsi="Roboto"/>
+          <w:color w:val="4d5156"/>
+          <w:sz w:val="21"/>
+          <w:szCs w:val="21"/>
+          <w:highlight w:val="white"/>
+          <w:rtl w:val="0"/>
+        </w:rPr>
+        <w:t xml:space="preserve"> </w:t>
+      </w:r>
+      <w:r>
+        <w:rPr>
+          <w:rFonts w:ascii="Times New Roman" w:cs="Times New Roman" w:eastAsia="Times New Roman" w:hAnsi="Times New Roman"/>
+          <w:sz w:val="24"/>
+          <w:szCs w:val="24"/>
+          <w:highlight w:val="yellow"/>
+          <w:rtl w:val="0"/>
+        </w:rPr>
+        <w:t xml:space="preserve">standardization accuracy &lt; 60%), and low-accuracy methods (standardization accuracy &lt; 50%).</w:t>
       </w:r>
     </w:p>
     <w:p>
@@ -1954,7 +1975,27 @@
           <w:highlight w:val="yellow"/>
           <w:rtl w:val="0"/>
         </w:rPr>
-        <w:t xml:space="preserve">, Llama 3.2</w:t>
+        <w:t xml:space="preserve">(Llama3.3_70B),</w:t>
+      </w:r>
+      <w:r>
+        <w:rPr>
+          <w:rFonts w:ascii="Times New Roman" w:cs="Times New Roman" w:eastAsia="Times New Roman" w:hAnsi="Times New Roman"/>
+          <w:sz w:val="20"/>
+          <w:szCs w:val="20"/>
+          <w:highlight w:val="white"/>
+          <w:rtl w:val="0"/>
+        </w:rPr>
+        <w:t xml:space="preserve"> </w:t>
+      </w:r>
+      <w:r>
+        <w:rPr>
+          <w:rFonts w:ascii="Times New Roman" w:cs="Times New Roman" w:eastAsia="Times New Roman" w:hAnsi="Times New Roman"/>
+          <w:sz w:val="24"/>
+          <w:szCs w:val="24"/>
+          <w:highlight w:val="yellow"/>
+          <w:rtl w:val="0"/>
+        </w:rPr>
+        <w:t xml:space="preserve">Llama3.2</w:t>
       </w:r>
       <w:hyperlink r:id="rId31">
         <w:r>
@@ -1980,7 +2021,7 @@
           <w:highlight w:val="yellow"/>
           <w:rtl w:val="0"/>
         </w:rPr>
-        <w:t xml:space="preserve">, Llama 3.0</w:t>
+        <w:t xml:space="preserve">(Llama3.2_3B), Llama3.0</w:t>
       </w:r>
       <w:hyperlink r:id="rId32">
         <w:r>
@@ -2355,7 +2396,7 @@
           <w:highlight w:val="yellow"/>
           <w:rtl w:val="0"/>
         </w:rPr>
-        <w:t xml:space="preserve">, it can be noted that methods using text-embedding derived from an updated or more powerful version of their base text-embedding model had a higher standardization accuracy. For example, consider the methods in </w:t>
+        <w:t xml:space="preserve">, it can be noted that methods using text-embedding derived from an updated or more powerful version of their base text-embedding model had a higher standardization accuracy. For example, consider the methods utilizing text-embedding derived from Open AI’s proprietary models text-embedding-ada-002 (ADA-002) and text-embedding-3-large (LTE-3)  in </w:t>
       </w:r>
       <w:r>
         <w:rPr>
@@ -2397,7 +2438,7 @@
           <w:highlight w:val="yellow"/>
           <w:rtl w:val="0"/>
         </w:rPr>
-        <w:t xml:space="preserve"> utilizing  text-embedding derived from Open AI’s proprietary models text-embedding-ada-002 (ADA-002) and text-embedding-3-large (LTE-3).  LTE-3 is a more recent and larger model producing text-embedding of higher dimensions than ADA-002. In general, LTE-3 text-embedding performed better than ADA-002, except for the LTE-3+K-means method, which slightly underperformed compared to ADA-002+AP(Affinity Propagation)  and ADA-002+Euclidean Dist when using WHO system all editions (</w:t>
+        <w:t xml:space="preserve">.  LTE-3 is a more recent and larger model producing text-embedding of higher dimensions than ADA-002. In general, LTE-3 text-embedding performed better than ADA-002, except for the LTE-3+K-means method, which slightly underperformed compared to ADA-002+AP(Affinity Propagation)  and ADA-002+Euclidean Dist when using WHO system all editions (</w:t>
       </w:r>
       <w:r>
         <w:rPr>
@@ -2418,7 +2459,7 @@
           <w:highlight w:val="yellow"/>
           <w:rtl w:val="0"/>
         </w:rPr>
-        <w:t xml:space="preserve">), however LTE-3+K-means ranked higher than its ADA-002 variant method, ADA-002+K-means, for both editions of the WHO system. Similarly, we notice in both </w:t>
+        <w:t xml:space="preserve">). However, LTE-3+K-means ranked higher than its ADA-002 variant method, ADA-002+K-means, for both editions of the WHO system. Similarly, we notice in both </w:t>
       </w:r>
       <w:r>
         <w:rPr>
@@ -2481,7 +2522,7 @@
           <w:highlight w:val="yellow"/>
           <w:rtl w:val="0"/>
         </w:rPr>
-        <w:t xml:space="preserve"> that methods based on all-MiniLM-L12-v2, MedLlama_13B, and Llama3.3_70B  performs better than their base or smaller size models such as all-MiniLM-L6-v2,MedLlama2 and Llama3.2_3B , Lama3.0 respectively.  The performance variation in text-embedding models can be attributed to various factors that are involved in the generation of the embeddings such as the model architecture, training data, domain specialization, and embedding dimensions. The only exception to this observation is when we consider the methods e5-large+Euclidean Dist and e5-large-v2+Euclidean dist, where the standardization accuracy dropped significantly across WHO 5th and all editions when using text-embedding obtained from the updated model e5-large-v2</w:t>
+        <w:t xml:space="preserve"> that methods based on all-MiniLM-L12-v2, MedLlama_13B, and Llama3.3_70B  performs better than methods based on their previous or smaller size models such as all-MiniLM-L6-v2, MedLlama2, and Llama3.2_3B , Llama3.0 respectively.  The performance variation in text-embedding models can be attributed to various factors that are involved in the generation of the embeddings such as the model architecture, training data, domain specialization, and embedding dimensions. The only exception to this observation is when we consider the methods e5-large+Euclidean Dist and e5-large-v2+Euclidean dist, where the standardization accuracy dropped significantly across WHO 5th and all editions when using text-embedding obtained from the updated model e5-large-v2</w:t>
       </w:r>
       <w:hyperlink r:id="rId42">
         <w:r>
@@ -2507,7 +2548,7 @@
           <w:highlight w:val="yellow"/>
           <w:rtl w:val="0"/>
         </w:rPr>
-        <w:t xml:space="preserve">. </w:t>
+        <w:t xml:space="preserve">. Also when standardizing against the WHO 5th edition, the methods all-MiniLM-L6-v2+Euclidean Dist and all-MiniLM-L12-v2+Euclidean Dist were tied with the same standardization accuracy, with all-MiniLM-L12-v2 being the larger model.</w:t>
       </w:r>
     </w:p>
     <w:p>
@@ -2611,7 +2652,7 @@
           <w:highlight w:val="yellow"/>
           <w:rtl w:val="0"/>
         </w:rPr>
-        <w:t xml:space="preserve">, we visualize the standardization performance of these methods. In each of these figures, for the given embedding space we display the distribution of the closest Euclidean distances between the CTR tumor names and the standardized tumor names from the WHO system. It should be noted that out of the 1600 randomly sampled CTR tumor names that we manually validated, only the terms which had a ground truth from the WHO 5th or all editions were considered for evaluation of standardization accuracy and are displayed in </w:t>
+        <w:t xml:space="preserve">, we visualize the standardization performance of these methods. In each of these figures, for the given embedding space, we display the distribution of the Euclidean distances between the CTR tumor names and the closest (minimum Euclidean distance) standardized tumor name from the WHO system to which it was mapped. It should be noted that out of the 1600 randomly sampled CTR tumor names that we manually validated, only the terms which had a ground truth from the WHO 5th or all editions were considered for evaluation of standardization accuracy and are displayed in </w:t>
       </w:r>
       <w:r>
         <w:rPr>
@@ -2695,7 +2736,7 @@
           <w:highlight w:val="yellow"/>
           <w:rtl w:val="0"/>
         </w:rPr>
-        <w:t xml:space="preserve">we have the Euclidean distance distribution of 1,044 CTR tumor names for which ground truths were identified in the WHO 5th edition and in </w:t>
+        <w:t xml:space="preserve">we have the closest Euclidean distance distribution of 1,044 CTR tumor names for which ground truths were identified in the WHO 5th edition and in </w:t>
       </w:r>
       <w:r>
         <w:rPr>
@@ -2737,7 +2778,7 @@
           <w:highlight w:val="yellow"/>
           <w:rtl w:val="0"/>
         </w:rPr>
-        <w:t xml:space="preserve"> we have the Euclidean distance distribution of 1,118 CTR tumor names for which ground truths were identified in the WHO all editions.  For both the LTE-3+Euclidean Distance and all-MiniLM-L12-v2+Euclidean Distance methods, the median Euclidean distance for correctly standardized CTR tumor names was consistently lower than that for incorrectly standardized names across both the WHO 5th edition and all editions. This finding aligns with expectations, as it suggests that CTR tumor names correctly mapped to standardized terms in the WHO system are likely to exhibit greater syntactic and semantic similarity to their corresponding standardized terms. Consequently, the Euclidean distance between correctly mapped CTR tumor names and standardized WHO tumor terms should be lower compared to cases where incorrect mappings occur.</w:t>
+        <w:t xml:space="preserve"> we have the closest Euclidean distance distribution of 1,118 CTR tumor names for which ground truths were identified in the WHO all editions.  For both the LTE-3+Euclidean Distance and all-MiniLM-L12-v2+Euclidean Distance methods, the median Euclidean distance for correctly standardized CTR tumor names was consistently lower than that for incorrectly standardized names across both the WHO 5th edition and all editions. This finding is expected, as correctly mapped CTR tumor names tend to be more syntactically and semantically similar to their corresponding standardized WHO terms. As a result, their Euclidean distances are lower compared to cases where the mappings were incorrect.</w:t>
       </w:r>
     </w:p>
     <w:p>
@@ -2772,213 +2813,8 @@
       </w:pPr>
       <w:r>
         <w:rPr>
-          <w:rFonts w:ascii="Times New Roman" w:cs="Times New Roman" w:eastAsia="Times New Roman" w:hAnsi="Times New Roman"/>
-          <w:b w:val="1"/>
-          <w:sz w:val="24"/>
-          <w:szCs w:val="24"/>
-          <w:highlight w:val="yellow"/>
-          <w:rtl w:val="0"/>
-        </w:rPr>
-        <w:t xml:space="preserve">Tables</w:t>
-      </w:r>
-      <w:r>
-        <w:rPr>
-          <w:rFonts w:ascii="Times New Roman" w:cs="Times New Roman" w:eastAsia="Times New Roman" w:hAnsi="Times New Roman"/>
-          <w:sz w:val="24"/>
-          <w:szCs w:val="24"/>
-          <w:highlight w:val="yellow"/>
-          <w:rtl w:val="0"/>
-        </w:rPr>
-        <w:t xml:space="preserve"> </w:t>
-      </w:r>
-      <w:r>
-        <w:rPr>
-          <w:rFonts w:ascii="Times New Roman" w:cs="Times New Roman" w:eastAsia="Times New Roman" w:hAnsi="Times New Roman"/>
-          <w:b w:val="1"/>
-          <w:sz w:val="24"/>
-          <w:szCs w:val="24"/>
-          <w:highlight w:val="yellow"/>
-          <w:rtl w:val="0"/>
-        </w:rPr>
-        <w:t xml:space="preserve">3</w:t>
-      </w:r>
-      <w:r>
-        <w:rPr>
-          <w:rFonts w:ascii="Times New Roman" w:cs="Times New Roman" w:eastAsia="Times New Roman" w:hAnsi="Times New Roman"/>
-          <w:sz w:val="24"/>
-          <w:szCs w:val="24"/>
-          <w:highlight w:val="yellow"/>
-          <w:rtl w:val="0"/>
-        </w:rPr>
-        <w:t xml:space="preserve"> and </w:t>
-      </w:r>
-      <w:r>
-        <w:rPr>
-          <w:rFonts w:ascii="Times New Roman" w:cs="Times New Roman" w:eastAsia="Times New Roman" w:hAnsi="Times New Roman"/>
-          <w:b w:val="1"/>
-          <w:sz w:val="24"/>
-          <w:szCs w:val="24"/>
-          <w:highlight w:val="yellow"/>
-          <w:rtl w:val="0"/>
-        </w:rPr>
-        <w:t xml:space="preserve">4 </w:t>
-      </w:r>
-      <w:r>
-        <w:rPr>
-          <w:rFonts w:ascii="Times New Roman" w:cs="Times New Roman" w:eastAsia="Times New Roman" w:hAnsi="Times New Roman"/>
-          <w:sz w:val="24"/>
-          <w:szCs w:val="24"/>
-          <w:highlight w:val="yellow"/>
-          <w:rtl w:val="0"/>
-        </w:rPr>
-        <w:t xml:space="preserve">present the summary statistics for Euclidean distances presented in </w:t>
-      </w:r>
-      <w:r>
-        <w:rPr>
-          <w:rFonts w:ascii="Times New Roman" w:cs="Times New Roman" w:eastAsia="Times New Roman" w:hAnsi="Times New Roman"/>
-          <w:b w:val="1"/>
-          <w:sz w:val="24"/>
-          <w:szCs w:val="24"/>
-          <w:highlight w:val="yellow"/>
-          <w:rtl w:val="0"/>
-        </w:rPr>
-        <w:t xml:space="preserve">Figures</w:t>
-      </w:r>
-      <w:r>
-        <w:rPr>
-          <w:rFonts w:ascii="Times New Roman" w:cs="Times New Roman" w:eastAsia="Times New Roman" w:hAnsi="Times New Roman"/>
-          <w:sz w:val="24"/>
-          <w:szCs w:val="24"/>
-          <w:highlight w:val="yellow"/>
-          <w:rtl w:val="0"/>
-        </w:rPr>
-        <w:t xml:space="preserve"> </w:t>
-      </w:r>
-      <w:r>
-        <w:rPr>
-          <w:rFonts w:ascii="Times New Roman" w:cs="Times New Roman" w:eastAsia="Times New Roman" w:hAnsi="Times New Roman"/>
-          <w:b w:val="1"/>
-          <w:sz w:val="24"/>
-          <w:szCs w:val="24"/>
-          <w:highlight w:val="yellow"/>
-          <w:rtl w:val="0"/>
-        </w:rPr>
-        <w:t xml:space="preserve">1</w:t>
-      </w:r>
-      <w:r>
-        <w:rPr>
-          <w:rFonts w:ascii="Times New Roman" w:cs="Times New Roman" w:eastAsia="Times New Roman" w:hAnsi="Times New Roman"/>
-          <w:sz w:val="24"/>
-          <w:szCs w:val="24"/>
-          <w:highlight w:val="yellow"/>
-          <w:rtl w:val="0"/>
-        </w:rPr>
-        <w:t xml:space="preserve"> and </w:t>
-      </w:r>
-      <w:r>
-        <w:rPr>
-          <w:rFonts w:ascii="Times New Roman" w:cs="Times New Roman" w:eastAsia="Times New Roman" w:hAnsi="Times New Roman"/>
-          <w:b w:val="1"/>
-          <w:sz w:val="24"/>
-          <w:szCs w:val="24"/>
-          <w:highlight w:val="yellow"/>
-          <w:rtl w:val="0"/>
-        </w:rPr>
-        <w:t xml:space="preserve">2</w:t>
-      </w:r>
-      <w:r>
-        <w:rPr>
-          <w:rFonts w:ascii="Times New Roman" w:cs="Times New Roman" w:eastAsia="Times New Roman" w:hAnsi="Times New Roman"/>
-          <w:sz w:val="24"/>
-          <w:szCs w:val="24"/>
-          <w:highlight w:val="yellow"/>
-          <w:rtl w:val="0"/>
-        </w:rPr>
-        <w:t xml:space="preserve">,</w:t>
-      </w:r>
-      <w:r>
-        <w:rPr>
-          <w:rFonts w:ascii="Times New Roman" w:cs="Times New Roman" w:eastAsia="Times New Roman" w:hAnsi="Times New Roman"/>
-          <w:b w:val="1"/>
-          <w:sz w:val="24"/>
-          <w:szCs w:val="24"/>
-          <w:highlight w:val="yellow"/>
-          <w:rtl w:val="0"/>
-        </w:rPr>
-        <w:t xml:space="preserve"> </w:t>
-      </w:r>
-      <w:r>
-        <w:rPr>
-          <w:rFonts w:ascii="Times New Roman" w:cs="Times New Roman" w:eastAsia="Times New Roman" w:hAnsi="Times New Roman"/>
-          <w:sz w:val="24"/>
-          <w:szCs w:val="24"/>
-          <w:highlight w:val="yellow"/>
-          <w:rtl w:val="0"/>
-        </w:rPr>
-        <w:t xml:space="preserve">respectively. These statistics may offer valuable insights for establishing thresholds within CANTOS to assess the reliability of the standardization methods. For instance, consider the method LTE-3+Euclidean Distance, the median Euclidean distance for correctly standardized terms is 0.6958, while for incorrectly standardized terms it is 0.8408 when the WHO 5th edition is used in CANTOS (see </w:t>
-      </w:r>
-      <w:r>
-        <w:rPr>
-          <w:rFonts w:ascii="Times New Roman" w:cs="Times New Roman" w:eastAsia="Times New Roman" w:hAnsi="Times New Roman"/>
-          <w:b w:val="1"/>
-          <w:sz w:val="24"/>
-          <w:szCs w:val="24"/>
-          <w:highlight w:val="yellow"/>
-          <w:rtl w:val="0"/>
-        </w:rPr>
-        <w:t xml:space="preserve">Table 3</w:t>
-      </w:r>
-      <w:r>
-        <w:rPr>
-          <w:rFonts w:ascii="Times New Roman" w:cs="Times New Roman" w:eastAsia="Times New Roman" w:hAnsi="Times New Roman"/>
-          <w:sz w:val="24"/>
-          <w:szCs w:val="24"/>
-          <w:highlight w:val="yellow"/>
-          <w:rtl w:val="0"/>
-        </w:rPr>
-        <w:t xml:space="preserve">). If  0.6958 was  adopted as the reliability threshold, then any CTR tumor name mapped to a standardized WHO term with a distance below this value would be considered a reliable standardization. However, as indicated in </w:t>
-      </w:r>
-      <w:r>
-        <w:rPr>
-          <w:rFonts w:ascii="Times New Roman" w:cs="Times New Roman" w:eastAsia="Times New Roman" w:hAnsi="Times New Roman"/>
-          <w:b w:val="1"/>
-          <w:sz w:val="24"/>
-          <w:szCs w:val="24"/>
-          <w:highlight w:val="yellow"/>
-          <w:rtl w:val="0"/>
-        </w:rPr>
-        <w:t xml:space="preserve">Table 3</w:t>
-      </w:r>
-      <w:r>
-        <w:rPr>
-          <w:rFonts w:ascii="Times New Roman" w:cs="Times New Roman" w:eastAsia="Times New Roman" w:hAnsi="Times New Roman"/>
-          <w:sz w:val="24"/>
-          <w:szCs w:val="24"/>
-          <w:highlight w:val="yellow"/>
-          <w:rtl w:val="0"/>
-        </w:rPr>
-        <w:t xml:space="preserve">, the minimum Euclidean distance at which a CTR tumor name was incorrectly standardized is 0.3390. This implies that adopting 0.6958 as the reliability threshold would incorrectly designated some tumor names as reliably standardized by this method. Conversely, using 0.3390 as the reliability threshold would misclassify several correctly standardized tumor names as unreliable standardization. This finding highlights the limitations of thresholds based solely on Euclidean distance distributions for reliably distinguishing between correct and incorrect standardizations in CANTOS. The lack of clear separation between these distributions, as shown in </w:t>
-      </w:r>
-      <w:r>
-        <w:rPr>
-          <w:rFonts w:ascii="Times New Roman" w:cs="Times New Roman" w:eastAsia="Times New Roman" w:hAnsi="Times New Roman"/>
-          <w:b w:val="1"/>
-          <w:sz w:val="24"/>
-          <w:szCs w:val="24"/>
-          <w:highlight w:val="yellow"/>
-          <w:rtl w:val="0"/>
-        </w:rPr>
-        <w:t xml:space="preserve">Figure 1</w:t>
-      </w:r>
-      <w:r>
-        <w:rPr>
-          <w:rFonts w:ascii="Times New Roman" w:cs="Times New Roman" w:eastAsia="Times New Roman" w:hAnsi="Times New Roman"/>
-          <w:sz w:val="24"/>
-          <w:szCs w:val="24"/>
-          <w:highlight w:val="yellow"/>
-          <w:rtl w:val="0"/>
-        </w:rPr>
-        <w:t xml:space="preserve">, underscores the need for higher-quality text embeddings that would yield greater class distribution differences between correctly and incorrectly standardized tumor names. Such embeddings would also reduce the number of incorrect standardizations, thereby improving standardization accuracy. LLMs trained and fine-tuned on extensive, diverse datasets, including tumor nomenclature from the WHO system and the NCIt database are likely to be promising tools for generating such high-quality embeddings.</w:t>
+          <w:rtl w:val="0"/>
+        </w:rPr>
       </w:r>
     </w:p>
     <w:p>
@@ -2995,8 +2831,213 @@
       </w:pPr>
       <w:r>
         <w:rPr>
-          <w:rtl w:val="0"/>
-        </w:rPr>
+          <w:rFonts w:ascii="Times New Roman" w:cs="Times New Roman" w:eastAsia="Times New Roman" w:hAnsi="Times New Roman"/>
+          <w:b w:val="1"/>
+          <w:sz w:val="24"/>
+          <w:szCs w:val="24"/>
+          <w:highlight w:val="yellow"/>
+          <w:rtl w:val="0"/>
+        </w:rPr>
+        <w:t xml:space="preserve">Tables</w:t>
+      </w:r>
+      <w:r>
+        <w:rPr>
+          <w:rFonts w:ascii="Times New Roman" w:cs="Times New Roman" w:eastAsia="Times New Roman" w:hAnsi="Times New Roman"/>
+          <w:sz w:val="24"/>
+          <w:szCs w:val="24"/>
+          <w:highlight w:val="yellow"/>
+          <w:rtl w:val="0"/>
+        </w:rPr>
+        <w:t xml:space="preserve"> </w:t>
+      </w:r>
+      <w:r>
+        <w:rPr>
+          <w:rFonts w:ascii="Times New Roman" w:cs="Times New Roman" w:eastAsia="Times New Roman" w:hAnsi="Times New Roman"/>
+          <w:b w:val="1"/>
+          <w:sz w:val="24"/>
+          <w:szCs w:val="24"/>
+          <w:highlight w:val="yellow"/>
+          <w:rtl w:val="0"/>
+        </w:rPr>
+        <w:t xml:space="preserve">3</w:t>
+      </w:r>
+      <w:r>
+        <w:rPr>
+          <w:rFonts w:ascii="Times New Roman" w:cs="Times New Roman" w:eastAsia="Times New Roman" w:hAnsi="Times New Roman"/>
+          <w:sz w:val="24"/>
+          <w:szCs w:val="24"/>
+          <w:highlight w:val="yellow"/>
+          <w:rtl w:val="0"/>
+        </w:rPr>
+        <w:t xml:space="preserve"> and </w:t>
+      </w:r>
+      <w:r>
+        <w:rPr>
+          <w:rFonts w:ascii="Times New Roman" w:cs="Times New Roman" w:eastAsia="Times New Roman" w:hAnsi="Times New Roman"/>
+          <w:b w:val="1"/>
+          <w:sz w:val="24"/>
+          <w:szCs w:val="24"/>
+          <w:highlight w:val="yellow"/>
+          <w:rtl w:val="0"/>
+        </w:rPr>
+        <w:t xml:space="preserve">4 </w:t>
+      </w:r>
+      <w:r>
+        <w:rPr>
+          <w:rFonts w:ascii="Times New Roman" w:cs="Times New Roman" w:eastAsia="Times New Roman" w:hAnsi="Times New Roman"/>
+          <w:sz w:val="24"/>
+          <w:szCs w:val="24"/>
+          <w:highlight w:val="yellow"/>
+          <w:rtl w:val="0"/>
+        </w:rPr>
+        <w:t xml:space="preserve">present the summary statistics for Euclidean distances presented in </w:t>
+      </w:r>
+      <w:r>
+        <w:rPr>
+          <w:rFonts w:ascii="Times New Roman" w:cs="Times New Roman" w:eastAsia="Times New Roman" w:hAnsi="Times New Roman"/>
+          <w:b w:val="1"/>
+          <w:sz w:val="24"/>
+          <w:szCs w:val="24"/>
+          <w:highlight w:val="yellow"/>
+          <w:rtl w:val="0"/>
+        </w:rPr>
+        <w:t xml:space="preserve">Figures</w:t>
+      </w:r>
+      <w:r>
+        <w:rPr>
+          <w:rFonts w:ascii="Times New Roman" w:cs="Times New Roman" w:eastAsia="Times New Roman" w:hAnsi="Times New Roman"/>
+          <w:sz w:val="24"/>
+          <w:szCs w:val="24"/>
+          <w:highlight w:val="yellow"/>
+          <w:rtl w:val="0"/>
+        </w:rPr>
+        <w:t xml:space="preserve"> </w:t>
+      </w:r>
+      <w:r>
+        <w:rPr>
+          <w:rFonts w:ascii="Times New Roman" w:cs="Times New Roman" w:eastAsia="Times New Roman" w:hAnsi="Times New Roman"/>
+          <w:b w:val="1"/>
+          <w:sz w:val="24"/>
+          <w:szCs w:val="24"/>
+          <w:highlight w:val="yellow"/>
+          <w:rtl w:val="0"/>
+        </w:rPr>
+        <w:t xml:space="preserve">1</w:t>
+      </w:r>
+      <w:r>
+        <w:rPr>
+          <w:rFonts w:ascii="Times New Roman" w:cs="Times New Roman" w:eastAsia="Times New Roman" w:hAnsi="Times New Roman"/>
+          <w:sz w:val="24"/>
+          <w:szCs w:val="24"/>
+          <w:highlight w:val="yellow"/>
+          <w:rtl w:val="0"/>
+        </w:rPr>
+        <w:t xml:space="preserve"> and </w:t>
+      </w:r>
+      <w:r>
+        <w:rPr>
+          <w:rFonts w:ascii="Times New Roman" w:cs="Times New Roman" w:eastAsia="Times New Roman" w:hAnsi="Times New Roman"/>
+          <w:b w:val="1"/>
+          <w:sz w:val="24"/>
+          <w:szCs w:val="24"/>
+          <w:highlight w:val="yellow"/>
+          <w:rtl w:val="0"/>
+        </w:rPr>
+        <w:t xml:space="preserve">2</w:t>
+      </w:r>
+      <w:r>
+        <w:rPr>
+          <w:rFonts w:ascii="Times New Roman" w:cs="Times New Roman" w:eastAsia="Times New Roman" w:hAnsi="Times New Roman"/>
+          <w:sz w:val="24"/>
+          <w:szCs w:val="24"/>
+          <w:highlight w:val="yellow"/>
+          <w:rtl w:val="0"/>
+        </w:rPr>
+        <w:t xml:space="preserve">,</w:t>
+      </w:r>
+      <w:r>
+        <w:rPr>
+          <w:rFonts w:ascii="Times New Roman" w:cs="Times New Roman" w:eastAsia="Times New Roman" w:hAnsi="Times New Roman"/>
+          <w:b w:val="1"/>
+          <w:sz w:val="24"/>
+          <w:szCs w:val="24"/>
+          <w:highlight w:val="yellow"/>
+          <w:rtl w:val="0"/>
+        </w:rPr>
+        <w:t xml:space="preserve"> </w:t>
+      </w:r>
+      <w:r>
+        <w:rPr>
+          <w:rFonts w:ascii="Times New Roman" w:cs="Times New Roman" w:eastAsia="Times New Roman" w:hAnsi="Times New Roman"/>
+          <w:sz w:val="24"/>
+          <w:szCs w:val="24"/>
+          <w:highlight w:val="yellow"/>
+          <w:rtl w:val="0"/>
+        </w:rPr>
+        <w:t xml:space="preserve">respectively. These statistics may offer valuable insights for establishing thresholds within CANTOS to assess the reliability of the standardization methods. For instance, consider the method LTE-3+Euclidean Distance when the WHO 5th edition is used in CANTOS (see </w:t>
+      </w:r>
+      <w:r>
+        <w:rPr>
+          <w:rFonts w:ascii="Times New Roman" w:cs="Times New Roman" w:eastAsia="Times New Roman" w:hAnsi="Times New Roman"/>
+          <w:b w:val="1"/>
+          <w:sz w:val="24"/>
+          <w:szCs w:val="24"/>
+          <w:highlight w:val="yellow"/>
+          <w:rtl w:val="0"/>
+        </w:rPr>
+        <w:t xml:space="preserve">Table 3</w:t>
+      </w:r>
+      <w:r>
+        <w:rPr>
+          <w:rFonts w:ascii="Times New Roman" w:cs="Times New Roman" w:eastAsia="Times New Roman" w:hAnsi="Times New Roman"/>
+          <w:sz w:val="24"/>
+          <w:szCs w:val="24"/>
+          <w:highlight w:val="yellow"/>
+          <w:rtl w:val="0"/>
+        </w:rPr>
+        <w:t xml:space="preserve">), the median Euclidean distance for correctly standardized terms is 0.6958, while for incorrectly standardized terms it is 0.8408. If  0.6958 was  adopted as the reliability threshold, then any CTR tumor name mapped to a standardized WHO term with a distance below this value would be considered a reliable standardization. However, as indicated in </w:t>
+      </w:r>
+      <w:r>
+        <w:rPr>
+          <w:rFonts w:ascii="Times New Roman" w:cs="Times New Roman" w:eastAsia="Times New Roman" w:hAnsi="Times New Roman"/>
+          <w:b w:val="1"/>
+          <w:sz w:val="24"/>
+          <w:szCs w:val="24"/>
+          <w:highlight w:val="yellow"/>
+          <w:rtl w:val="0"/>
+        </w:rPr>
+        <w:t xml:space="preserve">Table 3</w:t>
+      </w:r>
+      <w:r>
+        <w:rPr>
+          <w:rFonts w:ascii="Times New Roman" w:cs="Times New Roman" w:eastAsia="Times New Roman" w:hAnsi="Times New Roman"/>
+          <w:sz w:val="24"/>
+          <w:szCs w:val="24"/>
+          <w:highlight w:val="yellow"/>
+          <w:rtl w:val="0"/>
+        </w:rPr>
+        <w:t xml:space="preserve">, the minimum Euclidean distance at which a CTR tumor name was incorrectly standardized is 0.3390. This implies that adopting 0.6958 as the reliability threshold would incorrectly designated some tumor names as reliably standardized by this method. Conversely, using 0.3390 as the reliability threshold would misclassify several correctly standardized tumor names as unreliable standardization. This finding highlights the limitations of thresholds based solely on Euclidean distance distributions for reliably distinguishing between correct and incorrect standardizations in CANTOS. The lack of clear separation between these distributions, as shown in </w:t>
+      </w:r>
+      <w:r>
+        <w:rPr>
+          <w:rFonts w:ascii="Times New Roman" w:cs="Times New Roman" w:eastAsia="Times New Roman" w:hAnsi="Times New Roman"/>
+          <w:b w:val="1"/>
+          <w:sz w:val="24"/>
+          <w:szCs w:val="24"/>
+          <w:highlight w:val="yellow"/>
+          <w:rtl w:val="0"/>
+        </w:rPr>
+        <w:t xml:space="preserve">Figure 1</w:t>
+      </w:r>
+      <w:r>
+        <w:rPr>
+          <w:rFonts w:ascii="Times New Roman" w:cs="Times New Roman" w:eastAsia="Times New Roman" w:hAnsi="Times New Roman"/>
+          <w:sz w:val="24"/>
+          <w:szCs w:val="24"/>
+          <w:highlight w:val="yellow"/>
+          <w:rtl w:val="0"/>
+        </w:rPr>
+        <w:t xml:space="preserve">, underscores the need for higher-quality text embeddings that would yield greater class distribution differences between correctly and incorrectly standardized tumor names. Such embeddings would also reduce the number of incorrect standardizations, thereby improving standardization accuracy. LLMs trained and fine-tuned on extensive, diverse datasets, including tumor nomenclature from the WHO system and the NCIt database are likely to be promising tools for generating such high-quality embeddings.</w:t>
       </w:r>
     </w:p>
     <w:p>
@@ -3013,13 +3054,8 @@
       </w:pPr>
       <w:r>
         <w:rPr>
-          <w:rFonts w:ascii="Times New Roman" w:cs="Times New Roman" w:eastAsia="Times New Roman" w:hAnsi="Times New Roman"/>
-          <w:sz w:val="24"/>
-          <w:szCs w:val="24"/>
-          <w:highlight w:val="yellow"/>
-          <w:rtl w:val="0"/>
-        </w:rPr>
-        <w:t xml:space="preserve">Among the text-matching methods based on edit distances, Levenshtein distance outperformed both Jarro-Winkler and cosine distances or any of their implementations using AP clustering. Jarro-Winkler is effective for minor text discrepancies and common prefixes, while cosine distance relies on word frequency ("bag of words") and ignores word order. In contrast, Levenshtein distance counts the minimum edit operations needed to transform one text into another while maintaining word order and without considering prefix similarity, which likely contributed to its better performance. It should be noted that the text-matching methods had better or similar performance to various text-embedding methods based on models such as Llama3.3_70B, Llama3.2_3B, Llama_3.0, MedLlama2, MedLlama_13B, BioBERT, SciBERT, PubMedBERT, ModernBERT, Phi-4 and  DeepSeek_8B. Compared to text-embeddings, text-matching methods are computationally cheaper to run and are straightforward methods that are not based on complex models. Thus, we conclude that not all text-embeddings are appropriate for the task of standardization of tumor names and reinforces the need for models that are trained and fine tuned on standardized tumor nomenclature.   </w:t>
+          <w:rtl w:val="0"/>
+        </w:rPr>
       </w:r>
     </w:p>
     <w:p>
@@ -3036,8 +3072,13 @@
       </w:pPr>
       <w:r>
         <w:rPr>
-          <w:rtl w:val="0"/>
-        </w:rPr>
+          <w:rFonts w:ascii="Times New Roman" w:cs="Times New Roman" w:eastAsia="Times New Roman" w:hAnsi="Times New Roman"/>
+          <w:sz w:val="24"/>
+          <w:szCs w:val="24"/>
+          <w:highlight w:val="yellow"/>
+          <w:rtl w:val="0"/>
+        </w:rPr>
+        <w:t xml:space="preserve">Among the text-matching methods based on edit distances, Levenshtein distance outperformed both Jarro-Winkler and cosine distances or any of their implementations using AP clustering. Jarro-Winkler is effective for minor text discrepancies and common prefixes, while cosine distance relies on word frequency ("bag of words") and ignores word order. In contrast, Levenshtein distance counts the minimum edit operations needed to transform one text into another while maintaining word order and without considering prefix similarity, which likely contributed to its better performance. It should be noted that the text-matching methods had better or similar performance to various text-embedding methods based on models such as Llama3.3_70B, Llama3.2_3B, Llama3.0, MedLlama2, MedLlama_13B, BioBERT, SciBERT, PubMedBERT, ModernBERT, Phi-4 and  DeepSeek_8B. Compared to text-embeddings, text-matching methods are computationally cheaper to run and are straightforward methods that are not based on complex models. Thus, we conclude that not all text-embeddings are appropriate for the task of standardization of tumor names and reinforces the need for models that are trained and fine tuned on standardized tumor nomenclature.   </w:t>
       </w:r>
     </w:p>
     <w:p>
@@ -3047,6 +3088,24 @@
         <w:jc w:val="both"/>
         <w:rPr>
           <w:rFonts w:ascii="Times New Roman" w:cs="Times New Roman" w:eastAsia="Times New Roman" w:hAnsi="Times New Roman"/>
+          <w:sz w:val="24"/>
+          <w:szCs w:val="24"/>
+          <w:highlight w:val="yellow"/>
+        </w:rPr>
+      </w:pPr>
+      <w:r>
+        <w:rPr>
+          <w:rtl w:val="0"/>
+        </w:rPr>
+      </w:r>
+    </w:p>
+    <w:p>
+      <w:pPr>
+        <w:spacing w:line="276.0005454545455" w:lineRule="auto"/>
+        <w:ind w:left="-540" w:firstLine="0"/>
+        <w:jc w:val="both"/>
+        <w:rPr>
+          <w:rFonts w:ascii="Times New Roman" w:cs="Times New Roman" w:eastAsia="Times New Roman" w:hAnsi="Times New Roman"/>
           <w:color w:val="2a2a2a"/>
           <w:sz w:val="24"/>
           <w:szCs w:val="24"/>
@@ -3124,7 +3183,7 @@
           <w:highlight w:val="yellow"/>
           <w:rtl w:val="0"/>
         </w:rPr>
-        <w:t xml:space="preserve">) and selected the combination of methods that had the lowest average pairwise mutual information score to maximize the diversity in their prediction and thereby increase standardization accuracy. The combined methods predicted the standardization for a given CTR tumor name by performing a majority vote operation. This strategy led to the combination of the methods:ADA-002+AP, LTE-3+K-means, and all-MiniLM-L12-v2 +Euclidean Dist,for the WHO 5th edition which achieved a standardization accuracy of 72.126%. Whereas for WHO all editions, the methods that were combined included:ADA-002+K-means, LTE-3+K-means, and all-MiniLM-L12-v2+Euclidean Dist, which achieved an accuracy of 71.377%.  </w:t>
+        <w:t xml:space="preserve">) and selected the combination of methods that had the lowest average pairwise mutual information score to maximize the diversity in their standardization prediction and thereby increase standardization accuracy. The combined methods predicted the standardization for a given CTR tumor name by performing a majority vote operation. This strategy led to the combination of the methods:ADA-002+AP, LTE-3+K-means, and all-MiniLM-L12-v2 +Euclidean Dist,for the WHO 5th edition which achieved a standardization accuracy of 72.126%. Whereas for WHO all editions, the methods that were combined included:ADA-002+K-means, LTE-3+K-means, and all-MiniLM-L12-v2+Euclidean Dist, which achieved an accuracy of 71.377%.  </w:t>
       </w:r>
       <w:r>
         <w:rPr>
@@ -3181,7 +3240,7 @@
           <w:highlight w:val="yellow"/>
           <w:rtl w:val="0"/>
         </w:rPr>
-        <w:t xml:space="preserve">) were used for majority vote prediction in standardizing CTR tumor names.  However, incorporating all eleven high-accuracy methods resulted in a decline in standardization accuracy, yielding</w:t>
+        <w:t xml:space="preserve">) were used to perform the majority vote and predict the standardized tumor name for a given CTR tumor name. We observed that incorporating all eleven high-accuracy methods resulted in a decline in standardization accuracy, yielding</w:t>
       </w:r>
       <w:r>
         <w:rPr>
@@ -3884,7 +3943,7 @@
           <w:highlight w:val="yellow"/>
           <w:rtl w:val="0"/>
         </w:rPr>
-        <w:t xml:space="preserve">Llama3.3_70B, Llama3.2_3B, Llama_3.0, MedLlama2, MedLlama_13B, BioBERT, SciBERT, PubMedBERT, ModernBERT, Phi-4 and  DeepSeek_8B. </w:t>
+        <w:t xml:space="preserve">Llama3.3_70B, Llama3.2_3B, Llama3.0, MedLlama2, MedLlama_13B, BioBERT, SciBERT, PubMedBERT, ModernBERT, Phi-4 and  DeepSeek_8B. </w:t>
       </w:r>
       <w:r>
         <w:rPr>
@@ -8764,7 +8823,7 @@
           <w:highlight w:val="yellow"/>
           <w:rtl w:val="0"/>
         </w:rPr>
-        <w:t xml:space="preserve">,  Llama 3.3_70B</w:t>
+        <w:t xml:space="preserve">,  Llama3.3_70B</w:t>
       </w:r>
       <w:hyperlink r:id="rId91">
         <w:r>
@@ -8790,7 +8849,7 @@
           <w:highlight w:val="yellow"/>
           <w:rtl w:val="0"/>
         </w:rPr>
-        <w:t xml:space="preserve">, Llama 3.2_3B</w:t>
+        <w:t xml:space="preserve">, Llama3.2_3B</w:t>
       </w:r>
       <w:hyperlink r:id="rId92">
         <w:r>
@@ -8816,7 +8875,7 @@
           <w:highlight w:val="yellow"/>
           <w:rtl w:val="0"/>
         </w:rPr>
-        <w:t xml:space="preserve">, Llama 3.0</w:t>
+        <w:t xml:space="preserve">, Llama3.0</w:t>
       </w:r>
       <w:hyperlink r:id="rId93">
         <w:r>
@@ -33603,7 +33662,7 @@
                 <w:szCs w:val="20"/>
                 <w:rtl w:val="0"/>
               </w:rPr>
-              <w:t xml:space="preserve">MedLlama_13b+Euclidean Dist</w:t>
+              <w:t xml:space="preserve">MedLlama_13B+Euclidean Dist</w:t>
             </w:r>
           </w:p>
         </w:tc>
@@ -41496,7 +41555,7 @@
                 <w:highlight w:val="white"/>
                 <w:rtl w:val="0"/>
               </w:rPr>
-              <w:t xml:space="preserve">LLama 3.3</w:t>
+              <w:t xml:space="preserve">LLama3.3 (Llama3.3_70B)</w:t>
             </w:r>
           </w:p>
         </w:tc>
@@ -41683,7 +41742,7 @@
                 <w:highlight w:val="white"/>
                 <w:rtl w:val="0"/>
               </w:rPr>
-              <w:t xml:space="preserve">Llama 3.2</w:t>
+              <w:t xml:space="preserve">Llama3.2 (Llama3.2_3B)</w:t>
             </w:r>
           </w:p>
         </w:tc>
@@ -41870,7 +41929,7 @@
                 <w:highlight w:val="white"/>
                 <w:rtl w:val="0"/>
               </w:rPr>
-              <w:t xml:space="preserve">LLama 3.0  </w:t>
+              <w:t xml:space="preserve">LLama3.0  </w:t>
             </w:r>
           </w:p>
         </w:tc>
@@ -42244,7 +42303,7 @@
                 <w:highlight w:val="white"/>
                 <w:rtl w:val="0"/>
               </w:rPr>
-              <w:t xml:space="preserve">MedLLama13B</w:t>
+              <w:t xml:space="preserve">MedLLama_13B</w:t>
             </w:r>
           </w:p>
         </w:tc>
@@ -48091,12 +48150,12 @@
           <wp:inline distB="114300" distT="114300" distL="114300" distR="114300">
             <wp:extent cx="7170039" cy="3133725"/>
             <wp:effectExtent b="0" l="0" r="0" t="0"/>
-            <wp:docPr id="1" name="image5.png"/>
+            <wp:docPr id="1" name="image1.png"/>
             <a:graphic>
               <a:graphicData uri="http://schemas.openxmlformats.org/drawingml/2006/picture">
                 <pic:pic>
                   <pic:nvPicPr>
-                    <pic:cNvPr id="0" name="image5.png"/>
+                    <pic:cNvPr id="0" name="image1.png"/>
                     <pic:cNvPicPr preferRelativeResize="0"/>
                   </pic:nvPicPr>
                   <pic:blipFill>
@@ -48394,12 +48453,12 @@
           <wp:inline distB="114300" distT="114300" distL="114300" distR="114300">
             <wp:extent cx="6053328" cy="6604000"/>
             <wp:effectExtent b="0" l="0" r="0" t="0"/>
-            <wp:docPr id="3" name="image6.png"/>
+            <wp:docPr id="3" name="image7.png"/>
             <a:graphic>
               <a:graphicData uri="http://schemas.openxmlformats.org/drawingml/2006/picture">
                 <pic:pic>
                   <pic:nvPicPr>
-                    <pic:cNvPr id="0" name="image6.png"/>
+                    <pic:cNvPr id="0" name="image7.png"/>
                     <pic:cNvPicPr preferRelativeResize="0"/>
                   </pic:nvPicPr>
                   <pic:blipFill>
@@ -48548,12 +48607,12 @@
           <wp:inline distB="114300" distT="114300" distL="114300" distR="114300">
             <wp:extent cx="8339328" cy="3467100"/>
             <wp:effectExtent b="0" l="0" r="0" t="0"/>
-            <wp:docPr id="4" name="image1.png"/>
+            <wp:docPr id="4" name="image6.png"/>
             <a:graphic>
               <a:graphicData uri="http://schemas.openxmlformats.org/drawingml/2006/picture">
                 <pic:pic>
                   <pic:nvPicPr>
-                    <pic:cNvPr id="0" name="image1.png"/>
+                    <pic:cNvPr id="0" name="image6.png"/>
                     <pic:cNvPicPr preferRelativeResize="0"/>
                   </pic:nvPicPr>
                   <pic:blipFill>
@@ -48910,12 +48969,12 @@
           <wp:inline distB="114300" distT="114300" distL="114300" distR="114300">
             <wp:extent cx="5893689" cy="4442331"/>
             <wp:effectExtent b="0" l="0" r="0" t="0"/>
-            <wp:docPr id="6" name="image7.png"/>
+            <wp:docPr id="6" name="image5.png"/>
             <a:graphic>
               <a:graphicData uri="http://schemas.openxmlformats.org/drawingml/2006/picture">
                 <pic:pic>
                   <pic:nvPicPr>
-                    <pic:cNvPr id="0" name="image7.png"/>
+                    <pic:cNvPr id="0" name="image5.png"/>
                     <pic:cNvPicPr preferRelativeResize="0"/>
                   </pic:nvPicPr>
                   <pic:blipFill>

--- a/Paper/Patterns_Clinical_Trials_Tumor_Name_Standardization_using Embedding_Analysis.docx
+++ b/Paper/Patterns_Clinical_Trials_Tumor_Name_Standardization_using Embedding_Analysis.docx
@@ -3553,7 +3553,7 @@
           <w:highlight w:val="white"/>
           <w:rtl w:val="0"/>
         </w:rPr>
-        <w:t xml:space="preserve">). CANTOS identified 13,230 unique tumors, of which 6,324 were pediatric tumors. It standardized these names according to the WHO system and NCIt database using 36 methods based on text-matching (edit distances) or </w:t>
+        <w:t xml:space="preserve">). CANTOS identified 13,230 unique tumors, of which 6,324 were pediatric tumors. It standardized these names according to the WHO system and NCIt database using 36 methods based on text-matching (edit distances) and </w:t>
       </w:r>
       <w:r>
         <w:rPr>
@@ -3574,7 +3574,7 @@
           <w:highlight w:val="white"/>
           <w:rtl w:val="0"/>
         </w:rPr>
-        <w:t xml:space="preserve">. We evaluated these methods only against the WHO system, which is considered the gold standard for clinical tumor nomenclature. </w:t>
+        <w:t xml:space="preserve">. We evaluated the standardization accuracies of these methods only against the WHO system, which is considered the gold standard for clinical tumor nomenclature. </w:t>
       </w:r>
       <w:r>
         <w:rPr>
@@ -3585,7 +3585,7 @@
           <w:highlight w:val="yellow"/>
           <w:rtl w:val="0"/>
         </w:rPr>
-        <w:t xml:space="preserve">To assess accuracy, we randomly selected 1,600 tumor names from the 13,230 standardized by CANTOS and manually annotated their ground truths using the WHO 5th edition and WHO all editions. We found more tumors could be annotated using WHO all editions, as the WHO 5th edition has fewer terms.  </w:t>
+        <w:t xml:space="preserve">To assess standardization accuracy, we randomly selected 1,600 tumor names from the 13,230 standardized by CANTOS and manually annotated their ground truths using the WHO 5th edition and WHO all editions. We found more tumors could be annotated using WHO all editions, as the WHO 5th edition has fewer terms.  </w:t>
       </w:r>
     </w:p>
     <w:p>
@@ -3654,7 +3654,7 @@
           <w:highlight w:val="yellow"/>
           <w:rtl w:val="0"/>
         </w:rPr>
-        <w:t xml:space="preserve">In contrast, text-embedding-based methods exhibited a wider accuracy range, from 13.69% to 67.81% for the WHO 5th edition and from 15.38% to 69.05% for WHO all editions. Unlike the text-matching based methods, some of the text-embedding based methods are able to quantify and capture the semantic difference between unstandardized tumor name in CTR and the standardized term in the WHO system which is likely why some text-embedding based methods achieved high standardization accuracy. Although the variance in standardization accuracy is broader for text-embedding methods, their performance (i.e. rankings, see </w:t>
+        <w:t xml:space="preserve">In contrast, text-embedding-based methods exhibited a wider accuracy range, from 13.69% to 67.81% for the WHO 5th edition and from 15.38% to 69.05% for WHO all editions. Unlike the text-matching based methods which only capture the syntactical difference between the unstandardized CTR tumor name and standardized tumor name from the WHO system, text-embedding are designed to capture both syntactic and semantic information in a text, which is likely why some text-embedding based methods achieved high standardization accuracy. However, not all text-embedding methods had higher accuracy than text-matching methods, depending on the model from which the text-embeddings were generated, the standardization accuracy varied significantly.  Although the variance in standardization accuracy is broader for text-embedding methods, their performance (i.e. rankings, see </w:t>
       </w:r>
       <w:r>
         <w:rPr>
@@ -4061,7 +4061,7 @@
           <w:highlight w:val="yellow"/>
           <w:rtl w:val="0"/>
         </w:rPr>
-        <w:t xml:space="preserve">text-embeddings and clustering had comparable but lower standardizing accuracy as compared to their counterpart closest match methods (LTE-3+ Euclidean Dist , ADA–002+ Euclidean Dist ). In general, the LTE-3 based methods generally outperformed ADA-002, except for LTE-3+K-means, which marginally underperformed compared to ADA-002+Euclidean Dist and ADA-002+AP when standardized against WHO all editions. However, LTE-3+K-means performed better than its counterpart method ADA–002+K-means against either edition of the WHO system. Compared to these methods utilizing text-embedding and clustering, the text-embedding based methods using closest match approach, achieves higher standardization accuracy and is simpler and faster as it does not require additional steps like clustering, cluster size analysis, or outlier detection.</w:t>
+        <w:t xml:space="preserve">text-embeddings and clustering had comparable but lower standardizing accuracy as compared to their counterpart closest match methods (LTE-3+ Euclidean Dist , ADA–002+ Euclidean Dist ). In general, the LTE-3 based methods generally outperformed ADA-002, except for LTE-3+K-means, which marginally underperformed compared to ADA-002+Euclidean Dist and ADA-002+AP when standardized against WHO all editions. However, LTE-3+K-means performed better than its counterpart method ADA–002+K-means against either editions of the WHO system. Compared to these methods that combine text-embedding and clustering, the text-embedding based methods using closest match approach, achieve higher standardization accuracy and are simpler and faster as they do not require additional steps like clustering, cluster size analysis, or outlier detection.</w:t>
       </w:r>
     </w:p>
     <w:p>
@@ -4186,7 +4186,7 @@
           <w:highlight w:val="yellow"/>
           <w:rtl w:val="0"/>
         </w:rPr>
-        <w:t xml:space="preserve">) possible three-method combinations for either editions of the WHO system. Instead of testing each method, we selected three methods based on their average pairwise mutual information. This allowed for selecting methods that had high levels of disagreement  (i.e., high diversity in their predictions) in their prediction, thereby increasing the chances of one method predicting the standardization correctly when another method failed.  Using this strategy we identified the combination of methods ADA-002+AP, LTE-3+K-means, and all-MiniLM-L12-v2+Euclidean Dist, had the lowest average pairwise mutual information for the WHO 5th edition and achieved an accuracy of 72.126%. Whereas the combination of methods ADA-002+K-means, LTE-3+K-means, and all-MiniLM-L12-v2+Euclidean Dist, achieved the lowest average pairwise mutual information for the WHO all editions and achieved an accuracy of 71.377%. Compared to the methods such as all-MiniLM-L12-v2</w:t>
+        <w:t xml:space="preserve">) possible three-method combinations for either editions of the WHO system. Instead of testing each combination of methods, we selected three methods based on the lowest average pairwise mutual information. This allowed for selecting methods that had high levels of disagreement  (i.e., high diversity in their predictions) in their prediction, thereby increasing the chances of one method predicting the standardization correctly when another method failed.  Using this strategy we identified the combination of methods ADA-002+AP, LTE-3+K-means, and all-MiniLM-L12-v2+Euclidean Dist, which had the lowest average pairwise mutual information for the WHO 5th edition and achieved a standardization accuracy of 72.126%. Whereas the combination of methods ADA-002+K-means, LTE-3+K-means, and all-MiniLM-L12-v2+Euclidean Dist, which had the lowest average pairwise mutual information for the WHO all editions and achieved a standardization accuracy of 71.377%. Compared to the methods such as all-MiniLM-L12-v2</w:t>
       </w:r>
       <w:r>
         <w:rPr>
@@ -4197,45 +4197,8 @@
           <w:highlight w:val="yellow"/>
           <w:rtl w:val="0"/>
         </w:rPr>
-        <w:t xml:space="preserve">+Euclidean Dist and LTE-3+Euclidean Dist which achieved a highest standardization accuracy for the WHO 5th edition and all editions (respectively), the majority vote method improved by ~4% (~41 more terms were correctly standardized)  for the WHO 5th edition and by ~2% (~22 more terms were correctly standardized) for WHO all editions. It should be noted that this improvement is with respect to the subset of the 1600 tumor names sampled from the CTR for which a ground truth could be identified in the WHO system. While the standardization accuracy of the selected combination of methods for majority vote improved for both the WHO 5th and all editions for this subset of CTR tumor names, this improvement may not generalize to a different subset of tumor names from the CTR. Furthermore, we also tested the standardization accuracies when all the eleven methods were used for performing the majority vote, this led to a sharp decline in the standardization accuracy across both the WHO 5th and all editions thus highlighting the advantage of using mutual information to selectively choose a subset of methods for majority voting, which contributed towards improved standardization accuracies.</w:t>
-      </w:r>
-      <w:r>
-        <w:rPr>
-          <w:rtl w:val="0"/>
-        </w:rPr>
-      </w:r>
-    </w:p>
-    <w:p>
-      <w:pPr>
-        <w:spacing w:line="276.0005454545455" w:lineRule="auto"/>
-        <w:ind w:left="-540" w:firstLine="0"/>
-        <w:jc w:val="both"/>
-        <w:rPr>
-          <w:rFonts w:ascii="Times New Roman" w:cs="Times New Roman" w:eastAsia="Times New Roman" w:hAnsi="Times New Roman"/>
-          <w:color w:val="2a2a2a"/>
-          <w:sz w:val="24"/>
-          <w:szCs w:val="24"/>
-          <w:highlight w:val="yellow"/>
-        </w:rPr>
-      </w:pPr>
-      <w:r>
-        <w:rPr>
-          <w:rtl w:val="0"/>
-        </w:rPr>
-      </w:r>
-    </w:p>
-    <w:p>
-      <w:pPr>
-        <w:ind w:left="-540" w:firstLine="0"/>
-        <w:jc w:val="both"/>
-        <w:rPr>
-          <w:rFonts w:ascii="Times New Roman" w:cs="Times New Roman" w:eastAsia="Times New Roman" w:hAnsi="Times New Roman"/>
-          <w:color w:val="2a2a2a"/>
-          <w:sz w:val="24"/>
-          <w:szCs w:val="24"/>
-          <w:highlight w:val="yellow"/>
-        </w:rPr>
-      </w:pPr>
+        <w:t xml:space="preserve">+Euclidean Dist and LTE-3+Euclidean Dist which achieved a highest standardization accuracy for the WHO 5th edition and all editions (respectively), the majority vote method improved by ~4% (~41 more terms were correctly standardized)  for the WHO 5th edition and by ~2% (~22 more terms were correctly standardized) for WHO all editions. It should be noted that this improvement is with respect to the subset of the 1600 tumor names sampled from the CTR for which a ground truth could be identified in the WHO system. While the standardization accuracy of the selected combination of methods for majority vote improved for both the WHO 5th and all editions for this subset of CTR tumor names, this improvement may not generalize to a different subset of tumor names from the CTR. Furthermore, we also tested the standardization accuracies when all the eleven methods were used for performing the majority vote to predict the standardization for a given CTR tumor name. This method led to a sharp decline in the standardization accuracy across both the WHO 5th and all editions thus highlighting the advantage of using mutual information to selectively choose a subset of methods for majority voting, which contributed towards improved standardization accuracy.</w:t>
+      </w:r>
       <w:r>
         <w:rPr>
           <w:rtl w:val="0"/>
@@ -4478,7 +4441,7 @@
           <w:highlight w:val="yellow"/>
           <w:rtl w:val="0"/>
         </w:rPr>
-        <w:t xml:space="preserve">As more CTR samples are annotated with ground truth, the performance accuracies of each method will approach their true values. While we expect accuracy changes, our annotation of 1,600 CTR tumor names suggests that text-embedding methods will likely outperform text-matching methods. Expert annotation of CTR tumor names is crucial for accurately evaluating these methods and is a limitation of our study. Additionally, as the CTR updates, new tumor names must be identified and standardized, necessitating rerunning CANTOS and manually validating the findings, which is time-consuming. Beyond expert annotation, there are computational costs associated with running the CANTOS pipeline, generating text-embedding, and storing data, which can become expensive over time. Another limitation is that text-embedding generated using the current versions of the LLM need to be updated as newer and more powerful models become available. While we tested methods that employed text-embeddings from models that were trained on biomedical and scientific literature such as MedLlama, PubMedBERT, SciBERT, BioGPT, and ClinicalBERT , these models did not achieve high standardization accuracy. Therefore, it is not necessary that a domain specific model will produce high quality text-embeddings. Even though these models are trained on biomedical literature, their poor performance can possibly be attributed to low generalization power, which can happen when the training dataset is not rich or diverse enough. Furthermore, having a very focused and narrow training dataset can cause text-embedding from failing to capture a deeper contextual understanding of words. Contextual understanding can potentially help text-embedding to disambiguate terms and detect nuanced relationships between words. Various other factors such as model architecture and embedding dimensions also play a role in the quality of text-embeddings produced. Any  LLM that is trained and fine tuned on a large diverse dataset that include tumor nomenclature will be a potential candidate for future integration in the CANTOS pipeline as text-embeddings generated from these models could likely differentiate tumor names more precisely </w:t>
+        <w:t xml:space="preserve">As more CTR samples are annotated with ground truth, the standardization accuracies of each method will approach their true values. While we expect accuracy changes, our annotation of 1,600 CTR tumor names suggests that text-embedding methods will likely outperform text-matching methods. Expert annotation of CTR tumor names is crucial for accurately evaluating these methods and is a limitation of our study. Additionally, as the CTR updates, new tumor names must be identified and standardized, necessitating rerunning CANTOS and manually validating the findings, which is time-consuming. Beyond expert annotation, there are computational costs associated with running the CANTOS pipeline, generating text-embedding, and storing data, which can become expensive over time. Another limitation is that text-embedding generated using the current versions of the LLM need to be updated as newer and more powerful models become available. While we tested methods that employed text-embeddings from models that were trained on biomedical and scientific literature such as MedLlama, PubMedBERT, SciBERT, BioGPT, and ClinicalBERT , these models did not achieve high standardization accuracy. Therefore, it is not necessary that a domain specific model will produce high quality text-embeddings. Even though these models are trained on biomedical literature, their poor performance can possibly be attributed to low generalization power, which can happen when the training dataset is not rich or diverse enough. Furthermore, having a very focused and narrow training dataset can cause text-embedding from failing to capture a deeper contextual understanding of words. Contextual understanding can potentially help text-embedding to disambiguate terms and detect nuanced relationships between words. Various other factors such as model architecture and embedding dimensions also play a role in the quality of text-embeddings produced. Any  LLM that is trained and fine tuned on a large diverse dataset that include tumor nomenclature will be a potential candidate for future integration in the CANTOS pipeline as text-embeddings generated from these models could likely differentiate tumor names more precisely </w:t>
       </w:r>
       <w:hyperlink r:id="rId48">
         <w:r>
@@ -48150,12 +48113,12 @@
           <wp:inline distB="114300" distT="114300" distL="114300" distR="114300">
             <wp:extent cx="7170039" cy="3133725"/>
             <wp:effectExtent b="0" l="0" r="0" t="0"/>
-            <wp:docPr id="1" name="image1.png"/>
+            <wp:docPr id="1" name="image5.png"/>
             <a:graphic>
               <a:graphicData uri="http://schemas.openxmlformats.org/drawingml/2006/picture">
                 <pic:pic>
                   <pic:nvPicPr>
-                    <pic:cNvPr id="0" name="image1.png"/>
+                    <pic:cNvPr id="0" name="image5.png"/>
                     <pic:cNvPicPr preferRelativeResize="0"/>
                   </pic:nvPicPr>
                   <pic:blipFill>
@@ -48320,12 +48283,12 @@
           <wp:inline distB="114300" distT="114300" distL="114300" distR="114300">
             <wp:extent cx="7217045" cy="4254901"/>
             <wp:effectExtent b="0" l="0" r="0" t="0"/>
-            <wp:docPr id="5" name="image3.png"/>
+            <wp:docPr id="5" name="image4.png"/>
             <a:graphic>
               <a:graphicData uri="http://schemas.openxmlformats.org/drawingml/2006/picture">
                 <pic:pic>
                   <pic:nvPicPr>
-                    <pic:cNvPr id="0" name="image3.png"/>
+                    <pic:cNvPr id="0" name="image4.png"/>
                     <pic:cNvPicPr preferRelativeResize="0"/>
                   </pic:nvPicPr>
                   <pic:blipFill>
@@ -48453,12 +48416,12 @@
           <wp:inline distB="114300" distT="114300" distL="114300" distR="114300">
             <wp:extent cx="6053328" cy="6604000"/>
             <wp:effectExtent b="0" l="0" r="0" t="0"/>
-            <wp:docPr id="3" name="image7.png"/>
+            <wp:docPr id="3" name="image6.png"/>
             <a:graphic>
               <a:graphicData uri="http://schemas.openxmlformats.org/drawingml/2006/picture">
                 <pic:pic>
                   <pic:nvPicPr>
-                    <pic:cNvPr id="0" name="image7.png"/>
+                    <pic:cNvPr id="0" name="image6.png"/>
                     <pic:cNvPicPr preferRelativeResize="0"/>
                   </pic:nvPicPr>
                   <pic:blipFill>
@@ -48607,12 +48570,12 @@
           <wp:inline distB="114300" distT="114300" distL="114300" distR="114300">
             <wp:extent cx="8339328" cy="3467100"/>
             <wp:effectExtent b="0" l="0" r="0" t="0"/>
-            <wp:docPr id="4" name="image6.png"/>
+            <wp:docPr id="4" name="image1.png"/>
             <a:graphic>
               <a:graphicData uri="http://schemas.openxmlformats.org/drawingml/2006/picture">
                 <pic:pic>
                   <pic:nvPicPr>
-                    <pic:cNvPr id="0" name="image6.png"/>
+                    <pic:cNvPr id="0" name="image1.png"/>
                     <pic:cNvPicPr preferRelativeResize="0"/>
                   </pic:nvPicPr>
                   <pic:blipFill>
@@ -48827,12 +48790,12 @@
           <wp:inline distB="114300" distT="114300" distL="114300" distR="114300">
             <wp:extent cx="6565011" cy="4943480"/>
             <wp:effectExtent b="0" l="0" r="0" t="0"/>
-            <wp:docPr id="2" name="image4.png"/>
+            <wp:docPr id="2" name="image3.png"/>
             <a:graphic>
               <a:graphicData uri="http://schemas.openxmlformats.org/drawingml/2006/picture">
                 <pic:pic>
                   <pic:nvPicPr>
-                    <pic:cNvPr id="0" name="image4.png"/>
+                    <pic:cNvPr id="0" name="image3.png"/>
                     <pic:cNvPicPr preferRelativeResize="0"/>
                   </pic:nvPicPr>
                   <pic:blipFill>
@@ -48969,12 +48932,12 @@
           <wp:inline distB="114300" distT="114300" distL="114300" distR="114300">
             <wp:extent cx="5893689" cy="4442331"/>
             <wp:effectExtent b="0" l="0" r="0" t="0"/>
-            <wp:docPr id="6" name="image5.png"/>
+            <wp:docPr id="6" name="image7.png"/>
             <a:graphic>
               <a:graphicData uri="http://schemas.openxmlformats.org/drawingml/2006/picture">
                 <pic:pic>
                   <pic:nvPicPr>
-                    <pic:cNvPr id="0" name="image5.png"/>
+                    <pic:cNvPr id="0" name="image7.png"/>
                     <pic:cNvPicPr preferRelativeResize="0"/>
                   </pic:nvPicPr>
                   <pic:blipFill>

--- a/Paper/Patterns_Clinical_Trials_Tumor_Name_Standardization_using Embedding_Analysis.docx
+++ b/Paper/Patterns_Clinical_Trials_Tumor_Name_Standardization_using Embedding_Analysis.docx
@@ -1348,7 +1348,7 @@
           <w:highlight w:val="yellow"/>
           <w:rtl w:val="0"/>
         </w:rPr>
-        <w:t xml:space="preserve">hat standardizes tumor names in the CTR’s “conditions” file using methods based on text-matching (based on edit distances) and text-embedding derived from open source and proprietary large language models (LLMs). </w:t>
+        <w:t xml:space="preserve">hat standardizes tumor names in the CTR’s “conditions” file using methods based on text-matching (based on edit distances) and text-embedding derived from open source and proprietary large language models (LLMs) or transformer based models. </w:t>
       </w:r>
       <w:r>
         <w:rPr>
@@ -3037,7 +3037,7 @@
           <w:highlight w:val="yellow"/>
           <w:rtl w:val="0"/>
         </w:rPr>
-        <w:t xml:space="preserve">, underscores the need for higher-quality text embeddings that would yield greater class distribution differences between correctly and incorrectly standardized tumor names. Such embeddings would also reduce the number of incorrect standardizations, thereby improving standardization accuracy. LLMs trained and fine-tuned on extensive, diverse datasets, including tumor nomenclature from the WHO system and the NCIt database are likely to be promising tools for generating such high-quality embeddings.</w:t>
+        <w:t xml:space="preserve">, underscores the need for higher-quality text embeddings that would yield greater class distribution differences between correctly and incorrectly standardized tumor names. Such embeddings would also reduce the number of incorrect standardizations, thereby improving standardization accuracy. LLMs or transformer based models trained and fine-tuned on extensive, diverse datasets, including tumor nomenclature from the WHO system and the NCIt database are likely to be promising tools for generating such high-quality embeddings.</w:t>
       </w:r>
     </w:p>
     <w:p>
@@ -4375,7 +4375,27 @@
           <w:highlight w:val="white"/>
           <w:rtl w:val="0"/>
         </w:rPr>
-        <w:t xml:space="preserve">. Future work includes generalizing CANTOS to incorporate additional embedding methods, including domain-specific biomedical LLMs, and expanding its functionality to standardize any collection of biomedical terms.</w:t>
+        <w:t xml:space="preserve">. Future work includes generalizing CANTOS to incorporate additional embedding methods, including domain-specific biomedical LLMs or </w:t>
+      </w:r>
+      <w:r>
+        <w:rPr>
+          <w:rFonts w:ascii="Times New Roman" w:cs="Times New Roman" w:eastAsia="Times New Roman" w:hAnsi="Times New Roman"/>
+          <w:sz w:val="24"/>
+          <w:szCs w:val="24"/>
+          <w:highlight w:val="yellow"/>
+          <w:rtl w:val="0"/>
+        </w:rPr>
+        <w:t xml:space="preserve">transformer based models</w:t>
+      </w:r>
+      <w:r>
+        <w:rPr>
+          <w:rFonts w:ascii="Times New Roman" w:cs="Times New Roman" w:eastAsia="Times New Roman" w:hAnsi="Times New Roman"/>
+          <w:sz w:val="24"/>
+          <w:szCs w:val="24"/>
+          <w:highlight w:val="white"/>
+          <w:rtl w:val="0"/>
+        </w:rPr>
+        <w:t xml:space="preserve">, and expanding its functionality to standardize any collection of biomedical terms.</w:t>
       </w:r>
       <w:r>
         <w:rPr>
@@ -4441,7 +4461,7 @@
           <w:highlight w:val="yellow"/>
           <w:rtl w:val="0"/>
         </w:rPr>
-        <w:t xml:space="preserve">As more CTR samples are annotated with ground truth, the standardization accuracies of each method will approach their true values. While we expect accuracy changes, our annotation of 1,600 CTR tumor names suggests that text-embedding methods will likely outperform text-matching methods. Expert annotation of CTR tumor names is crucial for accurately evaluating these methods and is a limitation of our study. Additionally, as the CTR updates, new tumor names must be identified and standardized, necessitating rerunning CANTOS and manually validating the findings, which is time-consuming. Beyond expert annotation, there are computational costs associated with running the CANTOS pipeline, generating text-embedding, and storing data, which can become expensive over time. Another limitation is that text-embedding generated using the current versions of the LLM need to be updated as newer and more powerful models become available. While we tested methods that employed text-embeddings from models that were trained on biomedical and scientific literature such as MedLlama, PubMedBERT, SciBERT, BioGPT, and ClinicalBERT , these models did not achieve high standardization accuracy. Therefore, it is not necessary that a domain specific model will produce high quality text-embeddings. Even though these models are trained on biomedical literature, their poor performance can possibly be attributed to low generalization power, which can happen when the training dataset is not rich or diverse enough. Furthermore, having a very focused and narrow training dataset can cause text-embedding from failing to capture a deeper contextual understanding of words. Contextual understanding can potentially help text-embedding to disambiguate terms and detect nuanced relationships between words. Various other factors such as model architecture and embedding dimensions also play a role in the quality of text-embeddings produced. Any  LLM that is trained and fine tuned on a large diverse dataset that include tumor nomenclature will be a potential candidate for future integration in the CANTOS pipeline as text-embeddings generated from these models could likely differentiate tumor names more precisely </w:t>
+        <w:t xml:space="preserve">As more CTR samples are annotated with ground truth, the standardization accuracies of each method will approach their true values. While we expect accuracy changes, our annotation of 1,600 CTR tumor names suggests that text-embedding methods will likely outperform text-matching methods. Expert annotation of CTR tumor names is crucial for accurately evaluating these methods and is a limitation of our study. Additionally, as the CTR updates, new tumor names must be identified and standardized, necessitating rerunning CANTOS and manually validating the findings, which is time-consuming. Beyond expert annotation, there are computational costs associated with running the CANTOS pipeline, generating text-embedding, and storing data, which can become expensive over time. Another limitation is that text-embedding generated using the current versions of the LLMs or transformer based models need to be updated as newer and more powerful models become available. While we tested methods that employed text-embeddings from models that were trained on biomedical and scientific literature such as MedLlama, PubMedBERT, SciBERT, BioGPT, and ClinicalBERT , these models did not achieve high standardization accuracy. Therefore, it is not necessary that a domain specific model will produce high quality text-embeddings. Even though these models are trained on biomedical literature, their poor performance can possibly be attributed to low generalization power, which can happen when the training dataset is not rich or diverse enough. Furthermore, having a very focused and narrow training dataset can cause text-embedding from failing to capture a deeper contextual understanding of words. Contextual understanding can potentially help text-embedding to disambiguate terms and detect nuanced relationships between words. Various other factors such as model architecture and embedding dimensions also play a role in the quality of text-embeddings produced. Any  LLM or transformer based model that is trained and fine tuned on a large diverse dataset that include tumor nomenclature will be a potential candidate for future integration in the CANTOS pipeline as text-embeddings generated from these models could likely differentiate tumor names more precisely </w:t>
       </w:r>
       <w:hyperlink r:id="rId48">
         <w:r>
@@ -4508,7 +4528,47 @@
           <w:highlight w:val="white"/>
           <w:rtl w:val="0"/>
         </w:rPr>
-        <w:t xml:space="preserve">The CANTOS pipeline uses embeddings from LLMs that may inadvertently produce outputs reflecting biases inherent in their training data. It is important to recognize that LLM outputs are not always neutral or free from error, and results should be interpreted with caution. Importantly, the CANTOS pipeline is designed solely for research analysis purposes and should not be applied in clinical or diagnostic settings. This tool is not intended for use in contexts where decisions may directly affect human health, treatment, or care. Any conclusions drawn from the use of CANTOS in research should be further reviewed and validated by clinical professionals and subjected to rigorous peer-reviewed testing before any potential medical or therapeutic applications.</w:t>
+        <w:t xml:space="preserve">The CANTOS pipeline uses text-embeddings from LLMs and </w:t>
+      </w:r>
+      <w:r>
+        <w:rPr>
+          <w:rFonts w:ascii="Times New Roman" w:cs="Times New Roman" w:eastAsia="Times New Roman" w:hAnsi="Times New Roman"/>
+          <w:sz w:val="24"/>
+          <w:szCs w:val="24"/>
+          <w:highlight w:val="yellow"/>
+          <w:rtl w:val="0"/>
+        </w:rPr>
+        <w:t xml:space="preserve">transformer based models</w:t>
+      </w:r>
+      <w:r>
+        <w:rPr>
+          <w:rFonts w:ascii="Times New Roman" w:cs="Times New Roman" w:eastAsia="Times New Roman" w:hAnsi="Times New Roman"/>
+          <w:sz w:val="24"/>
+          <w:szCs w:val="24"/>
+          <w:highlight w:val="white"/>
+          <w:rtl w:val="0"/>
+        </w:rPr>
+        <w:t xml:space="preserve"> that may inadvertently produce outputs reflecting biases inherent in their training data. It is important to recognize that LLMs and </w:t>
+      </w:r>
+      <w:r>
+        <w:rPr>
+          <w:rFonts w:ascii="Times New Roman" w:cs="Times New Roman" w:eastAsia="Times New Roman" w:hAnsi="Times New Roman"/>
+          <w:sz w:val="24"/>
+          <w:szCs w:val="24"/>
+          <w:highlight w:val="yellow"/>
+          <w:rtl w:val="0"/>
+        </w:rPr>
+        <w:t xml:space="preserve">transformer based models</w:t>
+      </w:r>
+      <w:r>
+        <w:rPr>
+          <w:rFonts w:ascii="Times New Roman" w:cs="Times New Roman" w:eastAsia="Times New Roman" w:hAnsi="Times New Roman"/>
+          <w:sz w:val="24"/>
+          <w:szCs w:val="24"/>
+          <w:highlight w:val="white"/>
+          <w:rtl w:val="0"/>
+        </w:rPr>
+        <w:t xml:space="preserve"> outputs are not always neutral or free from error, and results should be interpreted with caution. Importantly, the CANTOS pipeline is designed solely for research analysis purposes and should not be applied in clinical or diagnostic settings. This tool is not intended for use in contexts where decisions may directly affect human health, treatment, or care. Any conclusions drawn from the use of CANTOS in research should be further reviewed and validated by clinical professionals and subjected to rigorous peer-reviewed testing before any potential medical or therapeutic applications.</w:t>
       </w:r>
     </w:p>
     <w:p>
@@ -8306,7 +8366,76 @@
           <w:szCs w:val="24"/>
           <w:rtl w:val="0"/>
         </w:rPr>
-        <w:t xml:space="preserve">.</w:t>
+        <w:t xml:space="preserve"> or specialized transformer based models such as </w:t>
+      </w:r>
+      <w:r>
+        <w:rPr>
+          <w:rFonts w:ascii="Times New Roman" w:cs="Times New Roman" w:eastAsia="Times New Roman" w:hAnsi="Times New Roman"/>
+          <w:sz w:val="24"/>
+          <w:szCs w:val="24"/>
+          <w:highlight w:val="yellow"/>
+          <w:rtl w:val="0"/>
+        </w:rPr>
+        <w:t xml:space="preserve">text-embedding-3-large (LTE-3) </w:t>
+      </w:r>
+      <w:hyperlink r:id="rId74">
+        <w:r>
+          <w:rPr>
+            <w:rFonts w:ascii="Times New Roman" w:cs="Times New Roman" w:eastAsia="Times New Roman" w:hAnsi="Times New Roman"/>
+            <w:sz w:val="24"/>
+            <w:szCs w:val="24"/>
+            <w:highlight w:val="yellow"/>
+            <w:vertAlign w:val="superscript"/>
+            <w:rtl w:val="0"/>
+          </w:rPr>
+          <w:t xml:space="preserve">65</w:t>
+        </w:r>
+      </w:hyperlink>
+      <w:r>
+        <w:rPr>
+          <w:rFonts w:ascii="Times New Roman" w:cs="Times New Roman" w:eastAsia="Times New Roman" w:hAnsi="Times New Roman"/>
+          <w:sz w:val="24"/>
+          <w:szCs w:val="24"/>
+          <w:rtl w:val="0"/>
+        </w:rPr>
+        <w:t xml:space="preserve">, </w:t>
+      </w:r>
+      <w:r>
+        <w:rPr>
+          <w:rFonts w:ascii="Times New Roman" w:cs="Times New Roman" w:eastAsia="Times New Roman" w:hAnsi="Times New Roman"/>
+          <w:sz w:val="24"/>
+          <w:szCs w:val="24"/>
+          <w:highlight w:val="yellow"/>
+          <w:rtl w:val="0"/>
+        </w:rPr>
+        <w:t xml:space="preserve">text-embedding-ada-002 (ADA-002)</w:t>
+      </w:r>
+      <w:hyperlink r:id="rId75">
+        <w:r>
+          <w:rPr>
+            <w:rFonts w:ascii="Times New Roman" w:cs="Times New Roman" w:eastAsia="Times New Roman" w:hAnsi="Times New Roman"/>
+            <w:sz w:val="24"/>
+            <w:szCs w:val="24"/>
+            <w:highlight w:val="yellow"/>
+            <w:vertAlign w:val="superscript"/>
+            <w:rtl w:val="0"/>
+          </w:rPr>
+          <w:t xml:space="preserve">66</w:t>
+        </w:r>
+      </w:hyperlink>
+      <w:r>
+        <w:rPr>
+          <w:rFonts w:ascii="Times New Roman" w:cs="Times New Roman" w:eastAsia="Times New Roman" w:hAnsi="Times New Roman"/>
+          <w:sz w:val="24"/>
+          <w:szCs w:val="24"/>
+          <w:rtl w:val="0"/>
+        </w:rPr>
+        <w:t xml:space="preserve"> etc. </w:t>
+      </w:r>
+      <w:r>
+        <w:rPr>
+          <w:rtl w:val="0"/>
+        </w:rPr>
       </w:r>
     </w:p>
     <w:p>
@@ -8344,9 +8473,9 @@
           <w:highlight w:val="yellow"/>
           <w:rtl w:val="0"/>
         </w:rPr>
-        <w:t xml:space="preserve">For this study, we generated text-embeddings from 26 different LLMs, many of which were open source and a few of them were proprietary models. These models varied in their architectures, training data, domain specialization and text-embedding dimensions.  The open source models used for generating text-embeddings include e5-large</w:t>
-      </w:r>
-      <w:hyperlink r:id="rId74">
+        <w:t xml:space="preserve">For this study, we generated text-embeddings from 26 different transformer based models and LLMs, many of which were open source and a few of them were proprietary models. These models varied in their architectures, training data, domain specialization and text-embedding dimensions.  The open source models used for generating text-embeddings include e5-large</w:t>
+      </w:r>
+      <w:hyperlink r:id="rId76">
         <w:r>
           <w:rPr>
             <w:rFonts w:ascii="Times New Roman" w:cs="Times New Roman" w:eastAsia="Times New Roman" w:hAnsi="Times New Roman"/>
@@ -8372,7 +8501,7 @@
         </w:rPr>
         <w:t xml:space="preserve">, e5-large-v2 </w:t>
       </w:r>
-      <w:hyperlink r:id="rId75">
+      <w:hyperlink r:id="rId77">
         <w:r>
           <w:rPr>
             <w:rFonts w:ascii="Times New Roman" w:cs="Times New Roman" w:eastAsia="Times New Roman" w:hAnsi="Times New Roman"/>
@@ -8398,7 +8527,7 @@
         </w:rPr>
         <w:t xml:space="preserve">, all-mpnet-base-v2</w:t>
       </w:r>
-      <w:hyperlink r:id="rId76">
+      <w:hyperlink r:id="rId78">
         <w:r>
           <w:rPr>
             <w:rFonts w:ascii="Times New Roman" w:cs="Times New Roman" w:eastAsia="Times New Roman" w:hAnsi="Times New Roman"/>
@@ -8424,7 +8553,7 @@
         </w:rPr>
         <w:t xml:space="preserve">, all-MiniLM-L12-v2</w:t>
       </w:r>
-      <w:hyperlink r:id="rId77">
+      <w:hyperlink r:id="rId79">
         <w:r>
           <w:rPr>
             <w:rFonts w:ascii="Times New Roman" w:cs="Times New Roman" w:eastAsia="Times New Roman" w:hAnsi="Times New Roman"/>
@@ -8450,7 +8579,7 @@
         </w:rPr>
         <w:t xml:space="preserve">, gtr-t5-large</w:t>
       </w:r>
-      <w:hyperlink r:id="rId78">
+      <w:hyperlink r:id="rId80">
         <w:r>
           <w:rPr>
             <w:rFonts w:ascii="Times New Roman" w:cs="Times New Roman" w:eastAsia="Times New Roman" w:hAnsi="Times New Roman"/>
@@ -8476,7 +8605,7 @@
         </w:rPr>
         <w:t xml:space="preserve">, all-MiniLM-L6-v2</w:t>
       </w:r>
-      <w:hyperlink r:id="rId79">
+      <w:hyperlink r:id="rId81">
         <w:r>
           <w:rPr>
             <w:rFonts w:ascii="Times New Roman" w:cs="Times New Roman" w:eastAsia="Times New Roman" w:hAnsi="Times New Roman"/>
@@ -8502,7 +8631,7 @@
         </w:rPr>
         <w:t xml:space="preserve">, all-roberta-large-v1</w:t>
       </w:r>
-      <w:hyperlink r:id="rId80">
+      <w:hyperlink r:id="rId82">
         <w:r>
           <w:rPr>
             <w:rFonts w:ascii="Times New Roman" w:cs="Times New Roman" w:eastAsia="Times New Roman" w:hAnsi="Times New Roman"/>
@@ -8528,7 +8657,7 @@
         </w:rPr>
         <w:t xml:space="preserve">, sapBERT</w:t>
       </w:r>
-      <w:hyperlink r:id="rId81">
+      <w:hyperlink r:id="rId83">
         <w:r>
           <w:rPr>
             <w:rFonts w:ascii="Times New Roman" w:cs="Times New Roman" w:eastAsia="Times New Roman" w:hAnsi="Times New Roman"/>
@@ -8554,7 +8683,7 @@
         </w:rPr>
         <w:t xml:space="preserve">, clinicalBERT</w:t>
       </w:r>
-      <w:hyperlink r:id="rId82">
+      <w:hyperlink r:id="rId84">
         <w:r>
           <w:rPr>
             <w:rFonts w:ascii="Times New Roman" w:cs="Times New Roman" w:eastAsia="Times New Roman" w:hAnsi="Times New Roman"/>
@@ -8580,7 +8709,7 @@
         </w:rPr>
         <w:t xml:space="preserve">, PubMedBERT</w:t>
       </w:r>
-      <w:hyperlink r:id="rId83">
+      <w:hyperlink r:id="rId85">
         <w:r>
           <w:rPr>
             <w:rFonts w:ascii="Times New Roman" w:cs="Times New Roman" w:eastAsia="Times New Roman" w:hAnsi="Times New Roman"/>
@@ -8606,7 +8735,7 @@
         </w:rPr>
         <w:t xml:space="preserve">, BioBERT</w:t>
       </w:r>
-      <w:hyperlink r:id="rId84">
+      <w:hyperlink r:id="rId86">
         <w:r>
           <w:rPr>
             <w:rFonts w:ascii="Times New Roman" w:cs="Times New Roman" w:eastAsia="Times New Roman" w:hAnsi="Times New Roman"/>
@@ -8632,7 +8761,7 @@
         </w:rPr>
         <w:t xml:space="preserve">, SciBERT</w:t>
       </w:r>
-      <w:hyperlink r:id="rId85">
+      <w:hyperlink r:id="rId87">
         <w:r>
           <w:rPr>
             <w:rFonts w:ascii="Times New Roman" w:cs="Times New Roman" w:eastAsia="Times New Roman" w:hAnsi="Times New Roman"/>
@@ -8658,7 +8787,7 @@
         </w:rPr>
         <w:t xml:space="preserve">, ModernBERT</w:t>
       </w:r>
-      <w:hyperlink r:id="rId86">
+      <w:hyperlink r:id="rId88">
         <w:r>
           <w:rPr>
             <w:rFonts w:ascii="Times New Roman" w:cs="Times New Roman" w:eastAsia="Times New Roman" w:hAnsi="Times New Roman"/>
@@ -8684,7 +8813,7 @@
         </w:rPr>
         <w:t xml:space="preserve">, BioGPT</w:t>
       </w:r>
-      <w:hyperlink r:id="rId87">
+      <w:hyperlink r:id="rId89">
         <w:r>
           <w:rPr>
             <w:rFonts w:ascii="Times New Roman" w:cs="Times New Roman" w:eastAsia="Times New Roman" w:hAnsi="Times New Roman"/>
@@ -8710,7 +8839,7 @@
         </w:rPr>
         <w:t xml:space="preserve">, MedLlama2</w:t>
       </w:r>
-      <w:hyperlink r:id="rId88">
+      <w:hyperlink r:id="rId90">
         <w:r>
           <w:rPr>
             <w:rFonts w:ascii="Times New Roman" w:cs="Times New Roman" w:eastAsia="Times New Roman" w:hAnsi="Times New Roman"/>
@@ -8736,7 +8865,7 @@
         </w:rPr>
         <w:t xml:space="preserve">,  MedLlama_13B</w:t>
       </w:r>
-      <w:hyperlink r:id="rId89">
+      <w:hyperlink r:id="rId91">
         <w:r>
           <w:rPr>
             <w:rFonts w:ascii="Times New Roman" w:cs="Times New Roman" w:eastAsia="Times New Roman" w:hAnsi="Times New Roman"/>
@@ -8762,7 +8891,7 @@
         </w:rPr>
         <w:t xml:space="preserve">, LaBSE</w:t>
       </w:r>
-      <w:hyperlink r:id="rId90">
+      <w:hyperlink r:id="rId92">
         <w:r>
           <w:rPr>
             <w:rFonts w:ascii="Times New Roman" w:cs="Times New Roman" w:eastAsia="Times New Roman" w:hAnsi="Times New Roman"/>
@@ -8788,7 +8917,7 @@
         </w:rPr>
         <w:t xml:space="preserve">,  Llama3.3_70B</w:t>
       </w:r>
-      <w:hyperlink r:id="rId91">
+      <w:hyperlink r:id="rId93">
         <w:r>
           <w:rPr>
             <w:rFonts w:ascii="Times New Roman" w:cs="Times New Roman" w:eastAsia="Times New Roman" w:hAnsi="Times New Roman"/>
@@ -8814,7 +8943,7 @@
         </w:rPr>
         <w:t xml:space="preserve">, Llama3.2_3B</w:t>
       </w:r>
-      <w:hyperlink r:id="rId92">
+      <w:hyperlink r:id="rId94">
         <w:r>
           <w:rPr>
             <w:rFonts w:ascii="Times New Roman" w:cs="Times New Roman" w:eastAsia="Times New Roman" w:hAnsi="Times New Roman"/>
@@ -8840,7 +8969,7 @@
         </w:rPr>
         <w:t xml:space="preserve">, Llama3.0</w:t>
       </w:r>
-      <w:hyperlink r:id="rId93">
+      <w:hyperlink r:id="rId95">
         <w:r>
           <w:rPr>
             <w:rFonts w:ascii="Times New Roman" w:cs="Times New Roman" w:eastAsia="Times New Roman" w:hAnsi="Times New Roman"/>
@@ -8866,7 +8995,7 @@
         </w:rPr>
         <w:t xml:space="preserve">, Phi-4</w:t>
       </w:r>
-      <w:hyperlink r:id="rId94">
+      <w:hyperlink r:id="rId96">
         <w:r>
           <w:rPr>
             <w:rFonts w:ascii="Times New Roman" w:cs="Times New Roman" w:eastAsia="Times New Roman" w:hAnsi="Times New Roman"/>
@@ -8892,7 +9021,7 @@
         </w:rPr>
         <w:t xml:space="preserve"> nomic</w:t>
       </w:r>
-      <w:hyperlink r:id="rId95">
+      <w:hyperlink r:id="rId97">
         <w:r>
           <w:rPr>
             <w:rFonts w:ascii="Times New Roman" w:cs="Times New Roman" w:eastAsia="Times New Roman" w:hAnsi="Times New Roman"/>
@@ -8918,7 +9047,7 @@
         </w:rPr>
         <w:t xml:space="preserve">, and DeepSeek_8B</w:t>
       </w:r>
-      <w:hyperlink r:id="rId96">
+      <w:hyperlink r:id="rId98">
         <w:r>
           <w:rPr>
             <w:rFonts w:ascii="Times New Roman" w:cs="Times New Roman" w:eastAsia="Times New Roman" w:hAnsi="Times New Roman"/>
@@ -8944,7 +9073,7 @@
         </w:rPr>
         <w:t xml:space="preserve">. The proprietary models include OpenAI’s: text-embedding-ada-002 (ADA-002)</w:t>
       </w:r>
-      <w:hyperlink r:id="rId97">
+      <w:hyperlink r:id="rId99">
         <w:r>
           <w:rPr>
             <w:rFonts w:ascii="Times New Roman" w:cs="Times New Roman" w:eastAsia="Times New Roman" w:hAnsi="Times New Roman"/>
@@ -8970,7 +9099,7 @@
         </w:rPr>
         <w:t xml:space="preserve"> and text-embedding-3-large (LTE-3) </w:t>
       </w:r>
-      <w:hyperlink r:id="rId98">
+      <w:hyperlink r:id="rId100">
         <w:r>
           <w:rPr>
             <w:rFonts w:ascii="Times New Roman" w:cs="Times New Roman" w:eastAsia="Times New Roman" w:hAnsi="Times New Roman"/>
@@ -9006,7 +9135,7 @@
         </w:rPr>
         <w:t xml:space="preserve">and Cohere’s embed-english-v2.0</w:t>
       </w:r>
-      <w:hyperlink r:id="rId99">
+      <w:hyperlink r:id="rId101">
         <w:r>
           <w:rPr>
             <w:rFonts w:ascii="Times New Roman" w:cs="Times New Roman" w:eastAsia="Times New Roman" w:hAnsi="Times New Roman"/>
@@ -9410,7 +9539,7 @@
         </w:rPr>
         <w:t xml:space="preserve">In addition to AP clustering, CANTOS implemented K-means clustering on PCA transformed embeddings to standardize the tumor names in CTR. Unlike AP, K-means requires users to define the number of clusters, "K," as a hyperparameter</w:t>
       </w:r>
-      <w:hyperlink r:id="rId100">
+      <w:hyperlink r:id="rId102">
         <w:r>
           <w:rPr>
             <w:rFonts w:ascii="Times New Roman" w:cs="Times New Roman" w:eastAsia="Times New Roman" w:hAnsi="Times New Roman"/>
@@ -9436,7 +9565,7 @@
         </w:rPr>
         <w:t xml:space="preserve">. Without prior information on the types of tumors present in CTR, it is difficult to estimate "K" qualitatively and thus we used a computational method to decide on an optimal value for “K”.  To determine “K”, we implemented a commonly used cluster performance metric known as the silhouette coefficient</w:t>
       </w:r>
-      <w:hyperlink r:id="rId101">
+      <w:hyperlink r:id="rId103">
         <w:r>
           <w:rPr>
             <w:rFonts w:ascii="Times New Roman" w:cs="Times New Roman" w:eastAsia="Times New Roman" w:hAnsi="Times New Roman"/>
@@ -9462,7 +9591,7 @@
         </w:rPr>
         <w:t xml:space="preserve"> within CANTOS. For a given value of “K”, when K-means clustering is completed, the silhouette coefficient is computed for each data point. The silhouette coefficient has a range of [-1,1]. A silhouette coefficient of 1 signifies that the data point is well-matched to other elements in its own cluster and poorly matched to members of neighboring clusters</w:t>
       </w:r>
-      <w:hyperlink r:id="rId102">
+      <w:hyperlink r:id="rId104">
         <w:r>
           <w:rPr>
             <w:rFonts w:ascii="Times New Roman" w:cs="Times New Roman" w:eastAsia="Times New Roman" w:hAnsi="Times New Roman"/>
@@ -9488,7 +9617,7 @@
         </w:rPr>
         <w:t xml:space="preserve">. A silhouette coefficient of 0 indicates that the data point is at the decision boundary of neighboring clusters and a score of -1 indicates that the data point is poorly matched with other cluster members and likely assigned to an incorrect cluster</w:t>
       </w:r>
-      <w:hyperlink r:id="rId103">
+      <w:hyperlink r:id="rId105">
         <w:r>
           <w:rPr>
             <w:rFonts w:ascii="Times New Roman" w:cs="Times New Roman" w:eastAsia="Times New Roman" w:hAnsi="Times New Roman"/>
@@ -10418,7 +10547,7 @@
         </w:rPr>
         <w:t xml:space="preserve">Users can download the data used in this paper from the CTR website (</w:t>
       </w:r>
-      <w:hyperlink r:id="rId104">
+      <w:hyperlink r:id="rId106">
         <w:r>
           <w:rPr>
             <w:rFonts w:ascii="Times New Roman" w:cs="Times New Roman" w:eastAsia="Times New Roman" w:hAnsi="Times New Roman"/>
@@ -10442,7 +10571,7 @@
         </w:rPr>
         <w:t xml:space="preserve">)</w:t>
       </w:r>
-      <w:hyperlink r:id="rId105">
+      <w:hyperlink r:id="rId107">
         <w:r>
           <w:rPr>
             <w:rFonts w:ascii="Times New Roman" w:cs="Times New Roman" w:eastAsia="Times New Roman" w:hAnsi="Times New Roman"/>
@@ -10468,7 +10597,7 @@
         </w:rPr>
         <w:t xml:space="preserve">, Clinical Trials API or from the Aggregate Analysis of ClinicalTrials.gov-Clinical Trials Transformative Initiative (AACT-CTTI) website (</w:t>
       </w:r>
-      <w:hyperlink r:id="rId106">
+      <w:hyperlink r:id="rId108">
         <w:r>
           <w:rPr>
             <w:rFonts w:ascii="Times New Roman" w:cs="Times New Roman" w:eastAsia="Times New Roman" w:hAnsi="Times New Roman"/>
@@ -10513,7 +10642,7 @@
         </w:rPr>
         <w:t xml:space="preserve">. The code files for building and running CANTOS, along with the instructions for downloading the embeddings generated using Open AI are publicly available at our GitHub repository: </w:t>
       </w:r>
-      <w:hyperlink r:id="rId107">
+      <w:hyperlink r:id="rId109">
         <w:r>
           <w:rPr>
             <w:rFonts w:ascii="Times New Roman" w:cs="Times New Roman" w:eastAsia="Times New Roman" w:hAnsi="Times New Roman"/>
@@ -10764,7 +10893,7 @@
         </w:rPr>
         <w:t xml:space="preserve">. The code for implementation of the CANTOS pipeline is available in our public GitHub repository:</w:t>
       </w:r>
-      <w:hyperlink r:id="rId108">
+      <w:hyperlink r:id="rId110">
         <w:r>
           <w:rPr>
             <w:rFonts w:ascii="Times New Roman" w:cs="Times New Roman" w:eastAsia="Times New Roman" w:hAnsi="Times New Roman"/>
@@ -10777,7 +10906,7 @@
           <w:t xml:space="preserve"> </w:t>
         </w:r>
       </w:hyperlink>
-      <w:hyperlink r:id="rId109">
+      <w:hyperlink r:id="rId111">
         <w:r>
           <w:rPr>
             <w:rFonts w:ascii="Times New Roman" w:cs="Times New Roman" w:eastAsia="Times New Roman" w:hAnsi="Times New Roman"/>
@@ -11166,7 +11295,7 @@
         <w:t xml:space="preserve">1.</w:t>
         <w:tab/>
       </w:r>
-      <w:hyperlink r:id="rId110">
+      <w:hyperlink r:id="rId112">
         <w:r>
           <w:rPr>
             <w:rFonts w:ascii="Times New Roman" w:cs="Times New Roman" w:eastAsia="Times New Roman" w:hAnsi="Times New Roman"/>
@@ -11181,7 +11310,7 @@
           <w:t xml:space="preserve">Bray, F., Laversanne, M., Sung, H., Ferlay, J., Siegel, R.L., Soerjomataram, I., and Jemal, A. (2024). Global cancer statistics 2022: GLOBOCAN estimates of incidence and mortality worldwide for 36 cancers in 185 countries. CA Cancer J. Clin. </w:t>
         </w:r>
       </w:hyperlink>
-      <w:hyperlink r:id="rId111">
+      <w:hyperlink r:id="rId113">
         <w:r>
           <w:rPr>
             <w:rFonts w:ascii="Times New Roman" w:cs="Times New Roman" w:eastAsia="Times New Roman" w:hAnsi="Times New Roman"/>
@@ -11196,7 +11325,7 @@
           <w:t xml:space="preserve">74</w:t>
         </w:r>
       </w:hyperlink>
-      <w:hyperlink r:id="rId112">
+      <w:hyperlink r:id="rId114">
         <w:r>
           <w:rPr>
             <w:rFonts w:ascii="Times New Roman" w:cs="Times New Roman" w:eastAsia="Times New Roman" w:hAnsi="Times New Roman"/>
@@ -11256,7 +11385,7 @@
         <w:t xml:space="preserve">2.</w:t>
         <w:tab/>
       </w:r>
-      <w:hyperlink r:id="rId113">
+      <w:hyperlink r:id="rId115">
         <w:r>
           <w:rPr>
             <w:rFonts w:ascii="Times New Roman" w:cs="Times New Roman" w:eastAsia="Times New Roman" w:hAnsi="Times New Roman"/>
@@ -11271,7 +11400,7 @@
           <w:t xml:space="preserve">Siegel, R.L., Giaquinto, A.N., and Jemal, A. (2024). Cancer statistics, 2024. CA Cancer J. Clin. </w:t>
         </w:r>
       </w:hyperlink>
-      <w:hyperlink r:id="rId114">
+      <w:hyperlink r:id="rId116">
         <w:r>
           <w:rPr>
             <w:rFonts w:ascii="Times New Roman" w:cs="Times New Roman" w:eastAsia="Times New Roman" w:hAnsi="Times New Roman"/>
@@ -11286,7 +11415,7 @@
           <w:t xml:space="preserve">74</w:t>
         </w:r>
       </w:hyperlink>
-      <w:hyperlink r:id="rId115">
+      <w:hyperlink r:id="rId117">
         <w:r>
           <w:rPr>
             <w:rFonts w:ascii="Times New Roman" w:cs="Times New Roman" w:eastAsia="Times New Roman" w:hAnsi="Times New Roman"/>
@@ -11346,7 +11475,7 @@
         <w:t xml:space="preserve">3.</w:t>
         <w:tab/>
       </w:r>
-      <w:hyperlink r:id="rId116">
+      <w:hyperlink r:id="rId118">
         <w:r>
           <w:rPr>
             <w:rFonts w:ascii="Times New Roman" w:cs="Times New Roman" w:eastAsia="Times New Roman" w:hAnsi="Times New Roman"/>
@@ -11361,7 +11490,7 @@
           <w:t xml:space="preserve">Matt, G.Y., Sioson, E., Shelton, K., Wang, J., Lu, C., Zaldivar Peraza, A., Gangwani, K., Paul, R., Reilly, C., Acić, A., et al. (2024). St. Jude Survivorship Portal: Sharing and Analyzing Large Clinical and Genomic Datasets from Pediatric Cancer Survivors. Cancer Discov. </w:t>
         </w:r>
       </w:hyperlink>
-      <w:hyperlink r:id="rId117">
+      <w:hyperlink r:id="rId119">
         <w:r>
           <w:rPr>
             <w:rFonts w:ascii="Times New Roman" w:cs="Times New Roman" w:eastAsia="Times New Roman" w:hAnsi="Times New Roman"/>
@@ -11376,7 +11505,7 @@
           <w:t xml:space="preserve">14</w:t>
         </w:r>
       </w:hyperlink>
-      <w:hyperlink r:id="rId118">
+      <w:hyperlink r:id="rId120">
         <w:r>
           <w:rPr>
             <w:rFonts w:ascii="Times New Roman" w:cs="Times New Roman" w:eastAsia="Times New Roman" w:hAnsi="Times New Roman"/>
@@ -11436,7 +11565,7 @@
         <w:t xml:space="preserve">4.</w:t>
         <w:tab/>
       </w:r>
-      <w:hyperlink r:id="rId119">
+      <w:hyperlink r:id="rId121">
         <w:r>
           <w:rPr>
             <w:rFonts w:ascii="Times New Roman" w:cs="Times New Roman" w:eastAsia="Times New Roman" w:hAnsi="Times New Roman"/>
@@ -11451,7 +11580,7 @@
           <w:t xml:space="preserve">Aristizabal, P., Winestone, L.E., Umaretiya, P., and Bona, K. (2021). Disparities in Pediatric Oncology: The 21st Century Opportunity to Improve Outcomes for Children and Adolescents With Cancer. Am Soc Clin Oncol Educ Book </w:t>
         </w:r>
       </w:hyperlink>
-      <w:hyperlink r:id="rId120">
+      <w:hyperlink r:id="rId122">
         <w:r>
           <w:rPr>
             <w:rFonts w:ascii="Times New Roman" w:cs="Times New Roman" w:eastAsia="Times New Roman" w:hAnsi="Times New Roman"/>
@@ -11466,7 +11595,7 @@
           <w:t xml:space="preserve">41</w:t>
         </w:r>
       </w:hyperlink>
-      <w:hyperlink r:id="rId121">
+      <w:hyperlink r:id="rId123">
         <w:r>
           <w:rPr>
             <w:rFonts w:ascii="Times New Roman" w:cs="Times New Roman" w:eastAsia="Times New Roman" w:hAnsi="Times New Roman"/>
@@ -11526,7 +11655,7 @@
         <w:t xml:space="preserve">5.</w:t>
         <w:tab/>
       </w:r>
-      <w:hyperlink r:id="rId122">
+      <w:hyperlink r:id="rId124">
         <w:r>
           <w:rPr>
             <w:rFonts w:ascii="Times New Roman" w:cs="Times New Roman" w:eastAsia="Times New Roman" w:hAnsi="Times New Roman"/>
@@ -11541,7 +11670,7 @@
           <w:t xml:space="preserve">Hunger Stephen P., and Mullighan Charles G. Acute Lymphoblastic Leukemia in Children. N. Engl. J. Med. </w:t>
         </w:r>
       </w:hyperlink>
-      <w:hyperlink r:id="rId123">
+      <w:hyperlink r:id="rId125">
         <w:r>
           <w:rPr>
             <w:rFonts w:ascii="Times New Roman" w:cs="Times New Roman" w:eastAsia="Times New Roman" w:hAnsi="Times New Roman"/>
@@ -11556,7 +11685,7 @@
           <w:t xml:space="preserve">373</w:t>
         </w:r>
       </w:hyperlink>
-      <w:hyperlink r:id="rId124">
+      <w:hyperlink r:id="rId126">
         <w:r>
           <w:rPr>
             <w:rFonts w:ascii="Times New Roman" w:cs="Times New Roman" w:eastAsia="Times New Roman" w:hAnsi="Times New Roman"/>
@@ -11616,7 +11745,7 @@
         <w:t xml:space="preserve">6.</w:t>
         <w:tab/>
       </w:r>
-      <w:hyperlink r:id="rId125">
+      <w:hyperlink r:id="rId127">
         <w:r>
           <w:rPr>
             <w:rFonts w:ascii="Times New Roman" w:cs="Times New Roman" w:eastAsia="Times New Roman" w:hAnsi="Times New Roman"/>
@@ -11631,7 +11760,7 @@
           <w:t xml:space="preserve">Laetsch, T.W., DuBois, S.G., Bender, J.G., Macy, M.E., and Moreno, L. (2021). Opportunities and Challenges in Drug Development for Pediatric Cancers. Cancer Discov. </w:t>
         </w:r>
       </w:hyperlink>
-      <w:hyperlink r:id="rId126">
+      <w:hyperlink r:id="rId128">
         <w:r>
           <w:rPr>
             <w:rFonts w:ascii="Times New Roman" w:cs="Times New Roman" w:eastAsia="Times New Roman" w:hAnsi="Times New Roman"/>
@@ -11646,7 +11775,7 @@
           <w:t xml:space="preserve">11</w:t>
         </w:r>
       </w:hyperlink>
-      <w:hyperlink r:id="rId127">
+      <w:hyperlink r:id="rId129">
         <w:r>
           <w:rPr>
             <w:rFonts w:ascii="Times New Roman" w:cs="Times New Roman" w:eastAsia="Times New Roman" w:hAnsi="Times New Roman"/>
@@ -11706,7 +11835,7 @@
         <w:t xml:space="preserve">7.</w:t>
         <w:tab/>
       </w:r>
-      <w:hyperlink r:id="rId128">
+      <w:hyperlink r:id="rId130">
         <w:r>
           <w:rPr>
             <w:rFonts w:ascii="Times New Roman" w:cs="Times New Roman" w:eastAsia="Times New Roman" w:hAnsi="Times New Roman"/>
@@ -11721,7 +11850,7 @@
           <w:t xml:space="preserve">Renfro, L.A., Ji, L., Piao, J., Onar-Thomas, A., Kairalla, J.A., and Alonzo, T.A. (2019). Trial Design Challenges and Approaches for Precision Oncology in Rare Tumors: Experiences of the Children’s Oncology Group. JCO Precis Oncol </w:t>
         </w:r>
       </w:hyperlink>
-      <w:hyperlink r:id="rId129">
+      <w:hyperlink r:id="rId131">
         <w:r>
           <w:rPr>
             <w:rFonts w:ascii="Times New Roman" w:cs="Times New Roman" w:eastAsia="Times New Roman" w:hAnsi="Times New Roman"/>
@@ -11736,7 +11865,7 @@
           <w:t xml:space="preserve">3</w:t>
         </w:r>
       </w:hyperlink>
-      <w:hyperlink r:id="rId130">
+      <w:hyperlink r:id="rId132">
         <w:r>
           <w:rPr>
             <w:rFonts w:ascii="Times New Roman" w:cs="Times New Roman" w:eastAsia="Times New Roman" w:hAnsi="Times New Roman"/>
@@ -11751,7 +11880,7 @@
           <w:t xml:space="preserve">. https://doi.org/</w:t>
         </w:r>
       </w:hyperlink>
-      <w:hyperlink r:id="rId131">
+      <w:hyperlink r:id="rId133">
         <w:r>
           <w:rPr>
             <w:rFonts w:ascii="Times New Roman" w:cs="Times New Roman" w:eastAsia="Times New Roman" w:hAnsi="Times New Roman"/>
@@ -11766,7 +11895,7 @@
           <w:t xml:space="preserve">10.1200/PO.19.00060</w:t>
         </w:r>
       </w:hyperlink>
-      <w:hyperlink r:id="rId132">
+      <w:hyperlink r:id="rId134">
         <w:r>
           <w:rPr>
             <w:rFonts w:ascii="Times New Roman" w:cs="Times New Roman" w:eastAsia="Times New Roman" w:hAnsi="Times New Roman"/>
@@ -11826,7 +11955,7 @@
         <w:t xml:space="preserve">8.</w:t>
         <w:tab/>
       </w:r>
-      <w:hyperlink r:id="rId133">
+      <w:hyperlink r:id="rId135">
         <w:r>
           <w:rPr>
             <w:rFonts w:ascii="Times New Roman" w:cs="Times New Roman" w:eastAsia="Times New Roman" w:hAnsi="Times New Roman"/>
@@ -11841,7 +11970,7 @@
           <w:t xml:space="preserve">Rivers, Z., Hyde, B., Ronski, K., Stearns, D., Toll, S., Ritt, K., Cooney, M., Nimeiri, H., Federman, N., and Kaneva, K. (2023). Exploring Barriers to Pediatric Cancer Clinical Trials: The Role of a Networked, Just-in-Time Study Program. Clin. Ther. </w:t>
         </w:r>
       </w:hyperlink>
-      <w:hyperlink r:id="rId134">
+      <w:hyperlink r:id="rId136">
         <w:r>
           <w:rPr>
             <w:rFonts w:ascii="Times New Roman" w:cs="Times New Roman" w:eastAsia="Times New Roman" w:hAnsi="Times New Roman"/>
@@ -11856,7 +11985,7 @@
           <w:t xml:space="preserve">45</w:t>
         </w:r>
       </w:hyperlink>
-      <w:hyperlink r:id="rId135">
+      <w:hyperlink r:id="rId137">
         <w:r>
           <w:rPr>
             <w:rFonts w:ascii="Times New Roman" w:cs="Times New Roman" w:eastAsia="Times New Roman" w:hAnsi="Times New Roman"/>
@@ -11916,7 +12045,7 @@
         <w:t xml:space="preserve">9.</w:t>
         <w:tab/>
       </w:r>
-      <w:hyperlink r:id="rId136">
+      <w:hyperlink r:id="rId138">
         <w:r>
           <w:rPr>
             <w:rFonts w:ascii="Times New Roman" w:cs="Times New Roman" w:eastAsia="Times New Roman" w:hAnsi="Times New Roman"/>
@@ -11931,7 +12060,7 @@
           <w:t xml:space="preserve">National Institutes of Health Clinical Trials Registry ClinicalTrials.gov. </w:t>
         </w:r>
       </w:hyperlink>
-      <w:hyperlink r:id="rId137">
+      <w:hyperlink r:id="rId139">
         <w:r>
           <w:rPr>
             <w:rFonts w:ascii="Times New Roman" w:cs="Times New Roman" w:eastAsia="Times New Roman" w:hAnsi="Times New Roman"/>
@@ -11946,7 +12075,7 @@
           <w:t xml:space="preserve">https://clinicaltrials.gov/</w:t>
         </w:r>
       </w:hyperlink>
-      <w:hyperlink r:id="rId138">
+      <w:hyperlink r:id="rId140">
         <w:r>
           <w:rPr>
             <w:rFonts w:ascii="Times New Roman" w:cs="Times New Roman" w:eastAsia="Times New Roman" w:hAnsi="Times New Roman"/>
@@ -12006,7 +12135,7 @@
         <w:t xml:space="preserve">10.</w:t>
         <w:tab/>
       </w:r>
-      <w:hyperlink r:id="rId139">
+      <w:hyperlink r:id="rId141">
         <w:r>
           <w:rPr>
             <w:rFonts w:ascii="Times New Roman" w:cs="Times New Roman" w:eastAsia="Times New Roman" w:hAnsi="Times New Roman"/>
@@ -12021,7 +12150,7 @@
           <w:t xml:space="preserve">Zarin, D.A., Tse, T., Williams, R.J., Califf, R.M., and Ide, N.C. (2011). The ClinicalTrials.gov Results Database — Update and Key Issues. N. Engl. J. Med. </w:t>
         </w:r>
       </w:hyperlink>
-      <w:hyperlink r:id="rId140">
+      <w:hyperlink r:id="rId142">
         <w:r>
           <w:rPr>
             <w:rFonts w:ascii="Times New Roman" w:cs="Times New Roman" w:eastAsia="Times New Roman" w:hAnsi="Times New Roman"/>
@@ -12036,7 +12165,7 @@
           <w:t xml:space="preserve">364</w:t>
         </w:r>
       </w:hyperlink>
-      <w:hyperlink r:id="rId141">
+      <w:hyperlink r:id="rId143">
         <w:r>
           <w:rPr>
             <w:rFonts w:ascii="Times New Roman" w:cs="Times New Roman" w:eastAsia="Times New Roman" w:hAnsi="Times New Roman"/>
@@ -12096,7 +12225,7 @@
         <w:t xml:space="preserve">11.</w:t>
         <w:tab/>
       </w:r>
-      <w:hyperlink r:id="rId142">
+      <w:hyperlink r:id="rId144">
         <w:r>
           <w:rPr>
             <w:rFonts w:ascii="Times New Roman" w:cs="Times New Roman" w:eastAsia="Times New Roman" w:hAnsi="Times New Roman"/>
@@ -12156,7 +12285,7 @@
         <w:t xml:space="preserve">12.</w:t>
         <w:tab/>
       </w:r>
-      <w:hyperlink r:id="rId143">
+      <w:hyperlink r:id="rId145">
         <w:r>
           <w:rPr>
             <w:rFonts w:ascii="Times New Roman" w:cs="Times New Roman" w:eastAsia="Times New Roman" w:hAnsi="Times New Roman"/>
@@ -12216,7 +12345,7 @@
         <w:t xml:space="preserve">13.</w:t>
         <w:tab/>
       </w:r>
-      <w:hyperlink r:id="rId144">
+      <w:hyperlink r:id="rId146">
         <w:r>
           <w:rPr>
             <w:rFonts w:ascii="Times New Roman" w:cs="Times New Roman" w:eastAsia="Times New Roman" w:hAnsi="Times New Roman"/>
@@ -12276,7 +12405,7 @@
         <w:t xml:space="preserve">14.</w:t>
         <w:tab/>
       </w:r>
-      <w:hyperlink r:id="rId145">
+      <w:hyperlink r:id="rId147">
         <w:r>
           <w:rPr>
             <w:rFonts w:ascii="Times New Roman" w:cs="Times New Roman" w:eastAsia="Times New Roman" w:hAnsi="Times New Roman"/>
@@ -12336,7 +12465,7 @@
         <w:t xml:space="preserve">15.</w:t>
         <w:tab/>
       </w:r>
-      <w:hyperlink r:id="rId146">
+      <w:hyperlink r:id="rId148">
         <w:r>
           <w:rPr>
             <w:rFonts w:ascii="Times New Roman" w:cs="Times New Roman" w:eastAsia="Times New Roman" w:hAnsi="Times New Roman"/>
@@ -12396,7 +12525,7 @@
         <w:t xml:space="preserve">16.</w:t>
         <w:tab/>
       </w:r>
-      <w:hyperlink r:id="rId147">
+      <w:hyperlink r:id="rId149">
         <w:r>
           <w:rPr>
             <w:rFonts w:ascii="Times New Roman" w:cs="Times New Roman" w:eastAsia="Times New Roman" w:hAnsi="Times New Roman"/>
@@ -12456,7 +12585,7 @@
         <w:t xml:space="preserve">17.</w:t>
         <w:tab/>
       </w:r>
-      <w:hyperlink r:id="rId148">
+      <w:hyperlink r:id="rId150">
         <w:r>
           <w:rPr>
             <w:rFonts w:ascii="Times New Roman" w:cs="Times New Roman" w:eastAsia="Times New Roman" w:hAnsi="Times New Roman"/>
@@ -12516,7 +12645,7 @@
         <w:t xml:space="preserve">18.</w:t>
         <w:tab/>
       </w:r>
-      <w:hyperlink r:id="rId149">
+      <w:hyperlink r:id="rId151">
         <w:r>
           <w:rPr>
             <w:rFonts w:ascii="Times New Roman" w:cs="Times New Roman" w:eastAsia="Times New Roman" w:hAnsi="Times New Roman"/>
@@ -12576,7 +12705,7 @@
         <w:t xml:space="preserve">19.</w:t>
         <w:tab/>
       </w:r>
-      <w:hyperlink r:id="rId150">
+      <w:hyperlink r:id="rId152">
         <w:r>
           <w:rPr>
             <w:rFonts w:ascii="Times New Roman" w:cs="Times New Roman" w:eastAsia="Times New Roman" w:hAnsi="Times New Roman"/>
@@ -12636,7 +12765,7 @@
         <w:t xml:space="preserve">20.</w:t>
         <w:tab/>
       </w:r>
-      <w:hyperlink r:id="rId151">
+      <w:hyperlink r:id="rId153">
         <w:r>
           <w:rPr>
             <w:rFonts w:ascii="Times New Roman" w:cs="Times New Roman" w:eastAsia="Times New Roman" w:hAnsi="Times New Roman"/>
@@ -12696,7 +12825,7 @@
         <w:t xml:space="preserve">21.</w:t>
         <w:tab/>
       </w:r>
-      <w:hyperlink r:id="rId152">
+      <w:hyperlink r:id="rId154">
         <w:r>
           <w:rPr>
             <w:rFonts w:ascii="Times New Roman" w:cs="Times New Roman" w:eastAsia="Times New Roman" w:hAnsi="Times New Roman"/>
@@ -12756,7 +12885,7 @@
         <w:t xml:space="preserve">22.</w:t>
         <w:tab/>
       </w:r>
-      <w:hyperlink r:id="rId153">
+      <w:hyperlink r:id="rId155">
         <w:r>
           <w:rPr>
             <w:rFonts w:ascii="Times New Roman" w:cs="Times New Roman" w:eastAsia="Times New Roman" w:hAnsi="Times New Roman"/>
@@ -12816,7 +12945,7 @@
         <w:t xml:space="preserve">23.</w:t>
         <w:tab/>
       </w:r>
-      <w:hyperlink r:id="rId154">
+      <w:hyperlink r:id="rId156">
         <w:r>
           <w:rPr>
             <w:rFonts w:ascii="Times New Roman" w:cs="Times New Roman" w:eastAsia="Times New Roman" w:hAnsi="Times New Roman"/>
@@ -12876,7 +13005,7 @@
         <w:t xml:space="preserve">24.</w:t>
         <w:tab/>
       </w:r>
-      <w:hyperlink r:id="rId155">
+      <w:hyperlink r:id="rId157">
         <w:r>
           <w:rPr>
             <w:rFonts w:ascii="Times New Roman" w:cs="Times New Roman" w:eastAsia="Times New Roman" w:hAnsi="Times New Roman"/>
@@ -12936,7 +13065,7 @@
         <w:t xml:space="preserve">25.</w:t>
         <w:tab/>
       </w:r>
-      <w:hyperlink r:id="rId156">
+      <w:hyperlink r:id="rId158">
         <w:r>
           <w:rPr>
             <w:rFonts w:ascii="Times New Roman" w:cs="Times New Roman" w:eastAsia="Times New Roman" w:hAnsi="Times New Roman"/>
@@ -12996,7 +13125,7 @@
         <w:t xml:space="preserve">26.</w:t>
         <w:tab/>
       </w:r>
-      <w:hyperlink r:id="rId157">
+      <w:hyperlink r:id="rId159">
         <w:r>
           <w:rPr>
             <w:rFonts w:ascii="Times New Roman" w:cs="Times New Roman" w:eastAsia="Times New Roman" w:hAnsi="Times New Roman"/>
@@ -13056,7 +13185,7 @@
         <w:t xml:space="preserve">27.</w:t>
         <w:tab/>
       </w:r>
-      <w:hyperlink r:id="rId158">
+      <w:hyperlink r:id="rId160">
         <w:r>
           <w:rPr>
             <w:rFonts w:ascii="Times New Roman" w:cs="Times New Roman" w:eastAsia="Times New Roman" w:hAnsi="Times New Roman"/>
@@ -13116,7 +13245,7 @@
         <w:t xml:space="preserve">28.</w:t>
         <w:tab/>
       </w:r>
-      <w:hyperlink r:id="rId159">
+      <w:hyperlink r:id="rId161">
         <w:r>
           <w:rPr>
             <w:rFonts w:ascii="Times New Roman" w:cs="Times New Roman" w:eastAsia="Times New Roman" w:hAnsi="Times New Roman"/>
@@ -13176,7 +13305,7 @@
         <w:t xml:space="preserve">29.</w:t>
         <w:tab/>
       </w:r>
-      <w:hyperlink r:id="rId160">
+      <w:hyperlink r:id="rId162">
         <w:r>
           <w:rPr>
             <w:rFonts w:ascii="Times New Roman" w:cs="Times New Roman" w:eastAsia="Times New Roman" w:hAnsi="Times New Roman"/>
@@ -13236,7 +13365,7 @@
         <w:t xml:space="preserve">30.</w:t>
         <w:tab/>
       </w:r>
-      <w:hyperlink r:id="rId161">
+      <w:hyperlink r:id="rId163">
         <w:r>
           <w:rPr>
             <w:rFonts w:ascii="Times New Roman" w:cs="Times New Roman" w:eastAsia="Times New Roman" w:hAnsi="Times New Roman"/>
@@ -13296,7 +13425,7 @@
         <w:t xml:space="preserve">31.</w:t>
         <w:tab/>
       </w:r>
-      <w:hyperlink r:id="rId162">
+      <w:hyperlink r:id="rId164">
         <w:r>
           <w:rPr>
             <w:rFonts w:ascii="Times New Roman" w:cs="Times New Roman" w:eastAsia="Times New Roman" w:hAnsi="Times New Roman"/>
@@ -13356,7 +13485,7 @@
         <w:t xml:space="preserve">32.</w:t>
         <w:tab/>
       </w:r>
-      <w:hyperlink r:id="rId163">
+      <w:hyperlink r:id="rId165">
         <w:r>
           <w:rPr>
             <w:rFonts w:ascii="Times New Roman" w:cs="Times New Roman" w:eastAsia="Times New Roman" w:hAnsi="Times New Roman"/>
@@ -13416,7 +13545,7 @@
         <w:t xml:space="preserve">33.</w:t>
         <w:tab/>
       </w:r>
-      <w:hyperlink r:id="rId164">
+      <w:hyperlink r:id="rId166">
         <w:r>
           <w:rPr>
             <w:rFonts w:ascii="Times New Roman" w:cs="Times New Roman" w:eastAsia="Times New Roman" w:hAnsi="Times New Roman"/>
@@ -13476,7 +13605,7 @@
         <w:t xml:space="preserve">34.</w:t>
         <w:tab/>
       </w:r>
-      <w:hyperlink r:id="rId165">
+      <w:hyperlink r:id="rId167">
         <w:r>
           <w:rPr>
             <w:rFonts w:ascii="Times New Roman" w:cs="Times New Roman" w:eastAsia="Times New Roman" w:hAnsi="Times New Roman"/>
@@ -13536,7 +13665,7 @@
         <w:t xml:space="preserve">35.</w:t>
         <w:tab/>
       </w:r>
-      <w:hyperlink r:id="rId166">
+      <w:hyperlink r:id="rId168">
         <w:r>
           <w:rPr>
             <w:rFonts w:ascii="Times New Roman" w:cs="Times New Roman" w:eastAsia="Times New Roman" w:hAnsi="Times New Roman"/>
@@ -13596,7 +13725,7 @@
         <w:t xml:space="preserve">36.</w:t>
         <w:tab/>
       </w:r>
-      <w:hyperlink r:id="rId167">
+      <w:hyperlink r:id="rId169">
         <w:r>
           <w:rPr>
             <w:rFonts w:ascii="Times New Roman" w:cs="Times New Roman" w:eastAsia="Times New Roman" w:hAnsi="Times New Roman"/>
@@ -13656,7 +13785,7 @@
         <w:t xml:space="preserve">37.</w:t>
         <w:tab/>
       </w:r>
-      <w:hyperlink r:id="rId168">
+      <w:hyperlink r:id="rId170">
         <w:r>
           <w:rPr>
             <w:rFonts w:ascii="Times New Roman" w:cs="Times New Roman" w:eastAsia="Times New Roman" w:hAnsi="Times New Roman"/>
@@ -13716,7 +13845,7 @@
         <w:t xml:space="preserve">38.</w:t>
         <w:tab/>
       </w:r>
-      <w:hyperlink r:id="rId169">
+      <w:hyperlink r:id="rId171">
         <w:r>
           <w:rPr>
             <w:rFonts w:ascii="Times New Roman" w:cs="Times New Roman" w:eastAsia="Times New Roman" w:hAnsi="Times New Roman"/>
@@ -13776,7 +13905,7 @@
         <w:t xml:space="preserve">39.</w:t>
         <w:tab/>
       </w:r>
-      <w:hyperlink r:id="rId170">
+      <w:hyperlink r:id="rId172">
         <w:r>
           <w:rPr>
             <w:rFonts w:ascii="Times New Roman" w:cs="Times New Roman" w:eastAsia="Times New Roman" w:hAnsi="Times New Roman"/>
@@ -13836,7 +13965,7 @@
         <w:t xml:space="preserve">40.</w:t>
         <w:tab/>
       </w:r>
-      <w:hyperlink r:id="rId171">
+      <w:hyperlink r:id="rId173">
         <w:r>
           <w:rPr>
             <w:rFonts w:ascii="Times New Roman" w:cs="Times New Roman" w:eastAsia="Times New Roman" w:hAnsi="Times New Roman"/>
@@ -13896,7 +14025,7 @@
         <w:t xml:space="preserve">41.</w:t>
         <w:tab/>
       </w:r>
-      <w:hyperlink r:id="rId172">
+      <w:hyperlink r:id="rId174">
         <w:r>
           <w:rPr>
             <w:rFonts w:ascii="Times New Roman" w:cs="Times New Roman" w:eastAsia="Times New Roman" w:hAnsi="Times New Roman"/>
@@ -13956,7 +14085,7 @@
         <w:t xml:space="preserve">42.</w:t>
         <w:tab/>
       </w:r>
-      <w:hyperlink r:id="rId173">
+      <w:hyperlink r:id="rId175">
         <w:r>
           <w:rPr>
             <w:rFonts w:ascii="Times New Roman" w:cs="Times New Roman" w:eastAsia="Times New Roman" w:hAnsi="Times New Roman"/>
@@ -14016,7 +14145,7 @@
         <w:t xml:space="preserve">43.</w:t>
         <w:tab/>
       </w:r>
-      <w:hyperlink r:id="rId174">
+      <w:hyperlink r:id="rId176">
         <w:r>
           <w:rPr>
             <w:rFonts w:ascii="Times New Roman" w:cs="Times New Roman" w:eastAsia="Times New Roman" w:hAnsi="Times New Roman"/>
@@ -14076,7 +14205,7 @@
         <w:t xml:space="preserve">44.</w:t>
         <w:tab/>
       </w:r>
-      <w:hyperlink r:id="rId175">
+      <w:hyperlink r:id="rId177">
         <w:r>
           <w:rPr>
             <w:rFonts w:ascii="Times New Roman" w:cs="Times New Roman" w:eastAsia="Times New Roman" w:hAnsi="Times New Roman"/>
@@ -14136,7 +14265,7 @@
         <w:t xml:space="preserve">45.</w:t>
         <w:tab/>
       </w:r>
-      <w:hyperlink r:id="rId176">
+      <w:hyperlink r:id="rId178">
         <w:r>
           <w:rPr>
             <w:rFonts w:ascii="Times New Roman" w:cs="Times New Roman" w:eastAsia="Times New Roman" w:hAnsi="Times New Roman"/>
@@ -14151,7 +14280,7 @@
           <w:t xml:space="preserve">Gu, Y., Tinn, R., Cheng, H., Lucas, M., Usuyama, N., Liu, X., Naumann, T., Gao, J., and Poon, H. (2022). Domain-specific language model pretraining for biomedical natural language processing. ACM Trans. Comput. Healthc. </w:t>
         </w:r>
       </w:hyperlink>
-      <w:hyperlink r:id="rId177">
+      <w:hyperlink r:id="rId179">
         <w:r>
           <w:rPr>
             <w:rFonts w:ascii="Times New Roman" w:cs="Times New Roman" w:eastAsia="Times New Roman" w:hAnsi="Times New Roman"/>
@@ -14166,7 +14295,7 @@
           <w:t xml:space="preserve">3</w:t>
         </w:r>
       </w:hyperlink>
-      <w:hyperlink r:id="rId178">
+      <w:hyperlink r:id="rId180">
         <w:r>
           <w:rPr>
             <w:rFonts w:ascii="Times New Roman" w:cs="Times New Roman" w:eastAsia="Times New Roman" w:hAnsi="Times New Roman"/>
@@ -14226,7 +14355,7 @@
         <w:t xml:space="preserve">46.</w:t>
         <w:tab/>
       </w:r>
-      <w:hyperlink r:id="rId179">
+      <w:hyperlink r:id="rId181">
         <w:r>
           <w:rPr>
             <w:rFonts w:ascii="Times New Roman" w:cs="Times New Roman" w:eastAsia="Times New Roman" w:hAnsi="Times New Roman"/>
@@ -14241,7 +14370,7 @@
           <w:t xml:space="preserve">Yu Gu , Robert Tinn , Hao Cheng , Michael Lucas , Naoto Usuyama , Xiaodong Liu , Tristan Naumann and Jianfeng Gao , Hoifung Poon (2020). BiomedNLP-BiomedBERT-base-uncased-abstract. Hugging Face. </w:t>
         </w:r>
       </w:hyperlink>
-      <w:hyperlink r:id="rId180">
+      <w:hyperlink r:id="rId182">
         <w:r>
           <w:rPr>
             <w:rFonts w:ascii="Times New Roman" w:cs="Times New Roman" w:eastAsia="Times New Roman" w:hAnsi="Times New Roman"/>
@@ -14256,7 +14385,7 @@
           <w:t xml:space="preserve">https://huggingface.co/microsoft/BiomedNLP-BiomedBERT-base-uncased-abstract</w:t>
         </w:r>
       </w:hyperlink>
-      <w:hyperlink r:id="rId181">
+      <w:hyperlink r:id="rId183">
         <w:r>
           <w:rPr>
             <w:rFonts w:ascii="Times New Roman" w:cs="Times New Roman" w:eastAsia="Times New Roman" w:hAnsi="Times New Roman"/>
@@ -14316,7 +14445,7 @@
         <w:t xml:space="preserve">47.</w:t>
         <w:tab/>
       </w:r>
-      <w:hyperlink r:id="rId182">
+      <w:hyperlink r:id="rId184">
         <w:r>
           <w:rPr>
             <w:rFonts w:ascii="Times New Roman" w:cs="Times New Roman" w:eastAsia="Times New Roman" w:hAnsi="Times New Roman"/>
@@ -14331,7 +14460,7 @@
           <w:t xml:space="preserve">Lee, J., Yoon, W., Kim, S., Kim, D., Kim, S., So, C.H., and Kang, J. (2020). BioBERT: a pre-trained biomedical language representation model for biomedical text mining. Bioinformatics </w:t>
         </w:r>
       </w:hyperlink>
-      <w:hyperlink r:id="rId183">
+      <w:hyperlink r:id="rId185">
         <w:r>
           <w:rPr>
             <w:rFonts w:ascii="Times New Roman" w:cs="Times New Roman" w:eastAsia="Times New Roman" w:hAnsi="Times New Roman"/>
@@ -14346,7 +14475,7 @@
           <w:t xml:space="preserve">36</w:t>
         </w:r>
       </w:hyperlink>
-      <w:hyperlink r:id="rId184">
+      <w:hyperlink r:id="rId186">
         <w:r>
           <w:rPr>
             <w:rFonts w:ascii="Times New Roman" w:cs="Times New Roman" w:eastAsia="Times New Roman" w:hAnsi="Times New Roman"/>
@@ -14406,7 +14535,7 @@
         <w:t xml:space="preserve">48.</w:t>
         <w:tab/>
       </w:r>
-      <w:hyperlink r:id="rId185">
+      <w:hyperlink r:id="rId187">
         <w:r>
           <w:rPr>
             <w:rFonts w:ascii="Times New Roman" w:cs="Times New Roman" w:eastAsia="Times New Roman" w:hAnsi="Times New Roman"/>
@@ -14466,7 +14595,7 @@
         <w:t xml:space="preserve">49.</w:t>
         <w:tab/>
       </w:r>
-      <w:hyperlink r:id="rId186">
+      <w:hyperlink r:id="rId188">
         <w:r>
           <w:rPr>
             <w:rFonts w:ascii="Times New Roman" w:cs="Times New Roman" w:eastAsia="Times New Roman" w:hAnsi="Times New Roman"/>
@@ -14481,7 +14610,7 @@
           <w:t xml:space="preserve">Cohan, I.B.K.L. (2019). scibert_scivocab_uncased. Hugging Face. </w:t>
         </w:r>
       </w:hyperlink>
-      <w:hyperlink r:id="rId187">
+      <w:hyperlink r:id="rId189">
         <w:r>
           <w:rPr>
             <w:rFonts w:ascii="Times New Roman" w:cs="Times New Roman" w:eastAsia="Times New Roman" w:hAnsi="Times New Roman"/>
@@ -14496,7 +14625,7 @@
           <w:t xml:space="preserve">https://huggingface.co/allenai/scibert_scivocab_uncased</w:t>
         </w:r>
       </w:hyperlink>
-      <w:hyperlink r:id="rId188">
+      <w:hyperlink r:id="rId190">
         <w:r>
           <w:rPr>
             <w:rFonts w:ascii="Times New Roman" w:cs="Times New Roman" w:eastAsia="Times New Roman" w:hAnsi="Times New Roman"/>
@@ -14556,7 +14685,7 @@
         <w:t xml:space="preserve">50.</w:t>
         <w:tab/>
       </w:r>
-      <w:hyperlink r:id="rId189">
+      <w:hyperlink r:id="rId191">
         <w:r>
           <w:rPr>
             <w:rFonts w:ascii="Times New Roman" w:cs="Times New Roman" w:eastAsia="Times New Roman" w:hAnsi="Times New Roman"/>
@@ -14571,7 +14700,7 @@
           <w:t xml:space="preserve">Warner, B., Chaffin, A., Clavié, B., Weller, O., Hallström, O., Taghadouini, S., Gallagher, A., Biswas, R., Ladhak, F., Aarsen, T., et al. (2024). Smarter, better, faster, longer: A modern bidirectional encoder for fast, memory efficient, and long context finetuning and inference. arXiv [cs.CL]. https://doi.org/</w:t>
         </w:r>
       </w:hyperlink>
-      <w:hyperlink r:id="rId190">
+      <w:hyperlink r:id="rId192">
         <w:r>
           <w:rPr>
             <w:rFonts w:ascii="Times New Roman" w:cs="Times New Roman" w:eastAsia="Times New Roman" w:hAnsi="Times New Roman"/>
@@ -14586,7 +14715,7 @@
           <w:t xml:space="preserve">10.48550/ARXIV.2412.13663</w:t>
         </w:r>
       </w:hyperlink>
-      <w:hyperlink r:id="rId191">
+      <w:hyperlink r:id="rId193">
         <w:r>
           <w:rPr>
             <w:rFonts w:ascii="Times New Roman" w:cs="Times New Roman" w:eastAsia="Times New Roman" w:hAnsi="Times New Roman"/>
@@ -14646,7 +14775,7 @@
         <w:t xml:space="preserve">51.</w:t>
         <w:tab/>
       </w:r>
-      <w:hyperlink r:id="rId192">
+      <w:hyperlink r:id="rId194">
         <w:r>
           <w:rPr>
             <w:rFonts w:ascii="Times New Roman" w:cs="Times New Roman" w:eastAsia="Times New Roman" w:hAnsi="Times New Roman"/>
@@ -14661,7 +14790,7 @@
           <w:t xml:space="preserve">Benjamin Warner and Antoine Chaffin and Benjamin Clavié and Orion Weller and Oskar Hallström and Said Taghadouini and Alexis Gallagher and Raja Biswas and Faisal Ladhak and Tom Aarsen and Nathan Cooper and Griffin Adams and Jeremy Howard and Iacopo Poli (2024). ModernBERT-large. Hugging Face. </w:t>
         </w:r>
       </w:hyperlink>
-      <w:hyperlink r:id="rId193">
+      <w:hyperlink r:id="rId195">
         <w:r>
           <w:rPr>
             <w:rFonts w:ascii="Times New Roman" w:cs="Times New Roman" w:eastAsia="Times New Roman" w:hAnsi="Times New Roman"/>
@@ -14676,7 +14805,7 @@
           <w:t xml:space="preserve">https://huggingface.co/answerdotai/ModernBERT-large</w:t>
         </w:r>
       </w:hyperlink>
-      <w:hyperlink r:id="rId194">
+      <w:hyperlink r:id="rId196">
         <w:r>
           <w:rPr>
             <w:rFonts w:ascii="Times New Roman" w:cs="Times New Roman" w:eastAsia="Times New Roman" w:hAnsi="Times New Roman"/>
@@ -14736,7 +14865,7 @@
         <w:t xml:space="preserve">52.</w:t>
         <w:tab/>
       </w:r>
-      <w:hyperlink r:id="rId195">
+      <w:hyperlink r:id="rId197">
         <w:r>
           <w:rPr>
             <w:rFonts w:ascii="Times New Roman" w:cs="Times New Roman" w:eastAsia="Times New Roman" w:hAnsi="Times New Roman"/>
@@ -14751,7 +14880,7 @@
           <w:t xml:space="preserve">Raval, S. MedLlama2: Fine-tuned Llama 2 model to answer medical questions based on an open source medical dataset. </w:t>
         </w:r>
       </w:hyperlink>
-      <w:hyperlink r:id="rId196">
+      <w:hyperlink r:id="rId198">
         <w:r>
           <w:rPr>
             <w:rFonts w:ascii="Times New Roman" w:cs="Times New Roman" w:eastAsia="Times New Roman" w:hAnsi="Times New Roman"/>
@@ -14766,7 +14895,7 @@
           <w:t xml:space="preserve">https://huggingface.co/llSourcell/medllama2_7b</w:t>
         </w:r>
       </w:hyperlink>
-      <w:hyperlink r:id="rId197">
+      <w:hyperlink r:id="rId199">
         <w:r>
           <w:rPr>
             <w:rFonts w:ascii="Times New Roman" w:cs="Times New Roman" w:eastAsia="Times New Roman" w:hAnsi="Times New Roman"/>
@@ -14826,7 +14955,7 @@
         <w:t xml:space="preserve">53.</w:t>
         <w:tab/>
       </w:r>
-      <w:hyperlink r:id="rId198">
+      <w:hyperlink r:id="rId200">
         <w:r>
           <w:rPr>
             <w:rFonts w:ascii="Times New Roman" w:cs="Times New Roman" w:eastAsia="Times New Roman" w:hAnsi="Times New Roman"/>
@@ -14841,7 +14970,7 @@
           <w:t xml:space="preserve">MedLlama 2: Fine-tuned Llama 2 model to answer medical questions based on an open source medical dataset Ollama. </w:t>
         </w:r>
       </w:hyperlink>
-      <w:hyperlink r:id="rId199">
+      <w:hyperlink r:id="rId201">
         <w:r>
           <w:rPr>
             <w:rFonts w:ascii="Times New Roman" w:cs="Times New Roman" w:eastAsia="Times New Roman" w:hAnsi="Times New Roman"/>
@@ -14856,7 +14985,7 @@
           <w:t xml:space="preserve">https://ollama.com/library/medllama2</w:t>
         </w:r>
       </w:hyperlink>
-      <w:hyperlink r:id="rId200">
+      <w:hyperlink r:id="rId202">
         <w:r>
           <w:rPr>
             <w:rFonts w:ascii="Times New Roman" w:cs="Times New Roman" w:eastAsia="Times New Roman" w:hAnsi="Times New Roman"/>
@@ -14916,7 +15045,7 @@
         <w:t xml:space="preserve">54.</w:t>
         <w:tab/>
       </w:r>
-      <w:hyperlink r:id="rId201">
+      <w:hyperlink r:id="rId203">
         <w:r>
           <w:rPr>
             <w:rFonts w:ascii="Times New Roman" w:cs="Times New Roman" w:eastAsia="Times New Roman" w:hAnsi="Times New Roman"/>
@@ -14931,7 +15060,7 @@
           <w:t xml:space="preserve">Wu, C. (2023). MedLLaMA13B. </w:t>
         </w:r>
       </w:hyperlink>
-      <w:hyperlink r:id="rId202">
+      <w:hyperlink r:id="rId204">
         <w:r>
           <w:rPr>
             <w:rFonts w:ascii="Times New Roman" w:cs="Times New Roman" w:eastAsia="Times New Roman" w:hAnsi="Times New Roman"/>
@@ -14946,7 +15075,7 @@
           <w:t xml:space="preserve">https://huggingface.co/chaoyi-wu/MedLLaMA_13B</w:t>
         </w:r>
       </w:hyperlink>
-      <w:hyperlink r:id="rId203">
+      <w:hyperlink r:id="rId205">
         <w:r>
           <w:rPr>
             <w:rFonts w:ascii="Times New Roman" w:cs="Times New Roman" w:eastAsia="Times New Roman" w:hAnsi="Times New Roman"/>
@@ -15006,7 +15135,7 @@
         <w:t xml:space="preserve">55.</w:t>
         <w:tab/>
       </w:r>
-      <w:hyperlink r:id="rId204">
+      <w:hyperlink r:id="rId206">
         <w:r>
           <w:rPr>
             <w:rFonts w:ascii="Times New Roman" w:cs="Times New Roman" w:eastAsia="Times New Roman" w:hAnsi="Times New Roman"/>
@@ -15021,7 +15150,7 @@
           <w:t xml:space="preserve">Meta, A.I. (2024). Llama 3.3 70B: A multilingual instruction-tuned large language model. </w:t>
         </w:r>
       </w:hyperlink>
-      <w:hyperlink r:id="rId205">
+      <w:hyperlink r:id="rId207">
         <w:r>
           <w:rPr>
             <w:rFonts w:ascii="Times New Roman" w:cs="Times New Roman" w:eastAsia="Times New Roman" w:hAnsi="Times New Roman"/>
@@ -15036,7 +15165,7 @@
           <w:t xml:space="preserve">https://ollama.com/library/llama3.3</w:t>
         </w:r>
       </w:hyperlink>
-      <w:hyperlink r:id="rId206">
+      <w:hyperlink r:id="rId208">
         <w:r>
           <w:rPr>
             <w:rFonts w:ascii="Times New Roman" w:cs="Times New Roman" w:eastAsia="Times New Roman" w:hAnsi="Times New Roman"/>
@@ -15096,7 +15225,7 @@
         <w:t xml:space="preserve">56.</w:t>
         <w:tab/>
       </w:r>
-      <w:hyperlink r:id="rId207">
+      <w:hyperlink r:id="rId209">
         <w:r>
           <w:rPr>
             <w:rFonts w:ascii="Times New Roman" w:cs="Times New Roman" w:eastAsia="Times New Roman" w:hAnsi="Times New Roman"/>
@@ -15111,7 +15240,7 @@
           <w:t xml:space="preserve">Touvron, H., Lavril, T., Izacard, G., Martinet, X., Lachaux, M.-A., Lacroix, T., Rozière, B., Goyal, N., Hambro, E., Azhar, F., et al. (2023). LLaMA: Open and efficient foundation language models. arXiv [cs.CL]. https://doi.org/</w:t>
         </w:r>
       </w:hyperlink>
-      <w:hyperlink r:id="rId208">
+      <w:hyperlink r:id="rId210">
         <w:r>
           <w:rPr>
             <w:rFonts w:ascii="Times New Roman" w:cs="Times New Roman" w:eastAsia="Times New Roman" w:hAnsi="Times New Roman"/>
@@ -15126,7 +15255,7 @@
           <w:t xml:space="preserve">10.48550/ARXIV.2302.13971</w:t>
         </w:r>
       </w:hyperlink>
-      <w:hyperlink r:id="rId209">
+      <w:hyperlink r:id="rId211">
         <w:r>
           <w:rPr>
             <w:rFonts w:ascii="Times New Roman" w:cs="Times New Roman" w:eastAsia="Times New Roman" w:hAnsi="Times New Roman"/>
@@ -15186,7 +15315,7 @@
         <w:t xml:space="preserve">57.</w:t>
         <w:tab/>
       </w:r>
-      <w:hyperlink r:id="rId210">
+      <w:hyperlink r:id="rId212">
         <w:r>
           <w:rPr>
             <w:rFonts w:ascii="Times New Roman" w:cs="Times New Roman" w:eastAsia="Times New Roman" w:hAnsi="Times New Roman"/>
@@ -15201,7 +15330,7 @@
           <w:t xml:space="preserve">Meta, A.I. (2024). Llama 3.2: Revolutionizing edge AI and vision with open models. </w:t>
         </w:r>
       </w:hyperlink>
-      <w:hyperlink r:id="rId211">
+      <w:hyperlink r:id="rId213">
         <w:r>
           <w:rPr>
             <w:rFonts w:ascii="Times New Roman" w:cs="Times New Roman" w:eastAsia="Times New Roman" w:hAnsi="Times New Roman"/>
@@ -15216,7 +15345,7 @@
           <w:t xml:space="preserve">https://ollama.com/library/llama3.2</w:t>
         </w:r>
       </w:hyperlink>
-      <w:hyperlink r:id="rId212">
+      <w:hyperlink r:id="rId214">
         <w:r>
           <w:rPr>
             <w:rFonts w:ascii="Times New Roman" w:cs="Times New Roman" w:eastAsia="Times New Roman" w:hAnsi="Times New Roman"/>
@@ -15276,7 +15405,7 @@
         <w:t xml:space="preserve">58.</w:t>
         <w:tab/>
       </w:r>
-      <w:hyperlink r:id="rId213">
+      <w:hyperlink r:id="rId215">
         <w:r>
           <w:rPr>
             <w:rFonts w:ascii="Times New Roman" w:cs="Times New Roman" w:eastAsia="Times New Roman" w:hAnsi="Times New Roman"/>
@@ -15291,7 +15420,7 @@
           <w:t xml:space="preserve">Meta Llama 3: The most capable openly available LLM to date </w:t>
         </w:r>
       </w:hyperlink>
-      <w:hyperlink r:id="rId214">
+      <w:hyperlink r:id="rId216">
         <w:r>
           <w:rPr>
             <w:rFonts w:ascii="Times New Roman" w:cs="Times New Roman" w:eastAsia="Times New Roman" w:hAnsi="Times New Roman"/>
@@ -15306,7 +15435,7 @@
           <w:t xml:space="preserve">https://ollama.com/library/llama3</w:t>
         </w:r>
       </w:hyperlink>
-      <w:hyperlink r:id="rId215">
+      <w:hyperlink r:id="rId217">
         <w:r>
           <w:rPr>
             <w:rFonts w:ascii="Times New Roman" w:cs="Times New Roman" w:eastAsia="Times New Roman" w:hAnsi="Times New Roman"/>
@@ -15366,7 +15495,7 @@
         <w:t xml:space="preserve">59.</w:t>
         <w:tab/>
       </w:r>
-      <w:hyperlink r:id="rId216">
+      <w:hyperlink r:id="rId218">
         <w:r>
           <w:rPr>
             <w:rFonts w:ascii="Times New Roman" w:cs="Times New Roman" w:eastAsia="Times New Roman" w:hAnsi="Times New Roman"/>
@@ -15426,7 +15555,7 @@
         <w:t xml:space="preserve">60.</w:t>
         <w:tab/>
       </w:r>
-      <w:hyperlink r:id="rId217">
+      <w:hyperlink r:id="rId219">
         <w:r>
           <w:rPr>
             <w:rFonts w:ascii="Times New Roman" w:cs="Times New Roman" w:eastAsia="Times New Roman" w:hAnsi="Times New Roman"/>
@@ -15441,7 +15570,7 @@
           <w:t xml:space="preserve">Phi-4 is a 14B parameter, state-of-the-art open model from Microsoft Ollama. </w:t>
         </w:r>
       </w:hyperlink>
-      <w:hyperlink r:id="rId218">
+      <w:hyperlink r:id="rId220">
         <w:r>
           <w:rPr>
             <w:rFonts w:ascii="Times New Roman" w:cs="Times New Roman" w:eastAsia="Times New Roman" w:hAnsi="Times New Roman"/>
@@ -15456,7 +15585,7 @@
           <w:t xml:space="preserve">https://ollama.com/library/phi4</w:t>
         </w:r>
       </w:hyperlink>
-      <w:hyperlink r:id="rId219">
+      <w:hyperlink r:id="rId221">
         <w:r>
           <w:rPr>
             <w:rFonts w:ascii="Times New Roman" w:cs="Times New Roman" w:eastAsia="Times New Roman" w:hAnsi="Times New Roman"/>
@@ -15516,7 +15645,7 @@
         <w:t xml:space="preserve">61.</w:t>
         <w:tab/>
       </w:r>
-      <w:hyperlink r:id="rId220">
+      <w:hyperlink r:id="rId222">
         <w:r>
           <w:rPr>
             <w:rFonts w:ascii="Times New Roman" w:cs="Times New Roman" w:eastAsia="Times New Roman" w:hAnsi="Times New Roman"/>
@@ -15531,7 +15660,7 @@
           <w:t xml:space="preserve">Deepseek (2025). Depseek-r1:8b. Ollama. </w:t>
         </w:r>
       </w:hyperlink>
-      <w:hyperlink r:id="rId221">
+      <w:hyperlink r:id="rId223">
         <w:r>
           <w:rPr>
             <w:rFonts w:ascii="Times New Roman" w:cs="Times New Roman" w:eastAsia="Times New Roman" w:hAnsi="Times New Roman"/>
@@ -15546,7 +15675,7 @@
           <w:t xml:space="preserve">https://ollama.com/library/deepseek-r1:8b</w:t>
         </w:r>
       </w:hyperlink>
-      <w:hyperlink r:id="rId222">
+      <w:hyperlink r:id="rId224">
         <w:r>
           <w:rPr>
             <w:rFonts w:ascii="Times New Roman" w:cs="Times New Roman" w:eastAsia="Times New Roman" w:hAnsi="Times New Roman"/>
@@ -15606,7 +15735,7 @@
         <w:t xml:space="preserve">62.</w:t>
         <w:tab/>
       </w:r>
-      <w:hyperlink r:id="rId223">
+      <w:hyperlink r:id="rId225">
         <w:r>
           <w:rPr>
             <w:rFonts w:ascii="Times New Roman" w:cs="Times New Roman" w:eastAsia="Times New Roman" w:hAnsi="Times New Roman"/>
@@ -15621,7 +15750,7 @@
           <w:t xml:space="preserve">DeepSeek-AI, Guo, D., Yang, D., Zhang, H., Song, J., Zhang, R., Xu, R., Zhu, Q., Ma, S., Wang, P., et al. (2025). DeepSeek-R1: Incentivizing Reasoning Capability in LLMs via Reinforcement Learning. arXiv [cs.CL]. https://doi.org/</w:t>
         </w:r>
       </w:hyperlink>
-      <w:hyperlink r:id="rId224">
+      <w:hyperlink r:id="rId226">
         <w:r>
           <w:rPr>
             <w:rFonts w:ascii="Times New Roman" w:cs="Times New Roman" w:eastAsia="Times New Roman" w:hAnsi="Times New Roman"/>
@@ -15636,7 +15765,7 @@
           <w:t xml:space="preserve">10.48550/ARXIV.2501.12948</w:t>
         </w:r>
       </w:hyperlink>
-      <w:hyperlink r:id="rId225">
+      <w:hyperlink r:id="rId227">
         <w:r>
           <w:rPr>
             <w:rFonts w:ascii="Times New Roman" w:cs="Times New Roman" w:eastAsia="Times New Roman" w:hAnsi="Times New Roman"/>
@@ -15696,7 +15825,7 @@
         <w:t xml:space="preserve">63.</w:t>
         <w:tab/>
       </w:r>
-      <w:hyperlink r:id="rId226">
+      <w:hyperlink r:id="rId228">
         <w:r>
           <w:rPr>
             <w:rFonts w:ascii="Times New Roman" w:cs="Times New Roman" w:eastAsia="Times New Roman" w:hAnsi="Times New Roman"/>
@@ -15756,7 +15885,7 @@
         <w:t xml:space="preserve">64.</w:t>
         <w:tab/>
       </w:r>
-      <w:hyperlink r:id="rId227">
+      <w:hyperlink r:id="rId229">
         <w:r>
           <w:rPr>
             <w:rFonts w:ascii="Times New Roman" w:cs="Times New Roman" w:eastAsia="Times New Roman" w:hAnsi="Times New Roman"/>
@@ -15771,7 +15900,7 @@
           <w:t xml:space="preserve">Liang Wang, Nan Yang, Xiaolong Huang, Binxing Jiao, Linjun Yang, Daxin Jiang, Rangan Majumder, Furu Wei (2022). E5-Large. Hugging Face. </w:t>
         </w:r>
       </w:hyperlink>
-      <w:hyperlink r:id="rId228">
+      <w:hyperlink r:id="rId230">
         <w:r>
           <w:rPr>
             <w:rFonts w:ascii="Times New Roman" w:cs="Times New Roman" w:eastAsia="Times New Roman" w:hAnsi="Times New Roman"/>
@@ -15786,7 +15915,7 @@
           <w:t xml:space="preserve">https://huggingface.co/intfloat/e5-large</w:t>
         </w:r>
       </w:hyperlink>
-      <w:hyperlink r:id="rId229">
+      <w:hyperlink r:id="rId231">
         <w:r>
           <w:rPr>
             <w:rFonts w:ascii="Times New Roman" w:cs="Times New Roman" w:eastAsia="Times New Roman" w:hAnsi="Times New Roman"/>
@@ -15846,7 +15975,7 @@
         <w:t xml:space="preserve">65.</w:t>
         <w:tab/>
       </w:r>
-      <w:hyperlink r:id="rId230">
+      <w:hyperlink r:id="rId232">
         <w:r>
           <w:rPr>
             <w:rFonts w:ascii="Times New Roman" w:cs="Times New Roman" w:eastAsia="Times New Roman" w:hAnsi="Times New Roman"/>
@@ -15861,7 +15990,7 @@
           <w:t xml:space="preserve">New embedding models and API updates </w:t>
         </w:r>
       </w:hyperlink>
-      <w:hyperlink r:id="rId231">
+      <w:hyperlink r:id="rId233">
         <w:r>
           <w:rPr>
             <w:rFonts w:ascii="Times New Roman" w:cs="Times New Roman" w:eastAsia="Times New Roman" w:hAnsi="Times New Roman"/>
@@ -15876,7 +16005,7 @@
           <w:t xml:space="preserve">https://openai.com/index/new-embedding-models-and-api-updates/</w:t>
         </w:r>
       </w:hyperlink>
-      <w:hyperlink r:id="rId232">
+      <w:hyperlink r:id="rId234">
         <w:r>
           <w:rPr>
             <w:rFonts w:ascii="Times New Roman" w:cs="Times New Roman" w:eastAsia="Times New Roman" w:hAnsi="Times New Roman"/>
@@ -15936,7 +16065,7 @@
         <w:t xml:space="preserve">66.</w:t>
         <w:tab/>
       </w:r>
-      <w:hyperlink r:id="rId233">
+      <w:hyperlink r:id="rId235">
         <w:r>
           <w:rPr>
             <w:rFonts w:ascii="Times New Roman" w:cs="Times New Roman" w:eastAsia="Times New Roman" w:hAnsi="Times New Roman"/>
@@ -15951,7 +16080,7 @@
           <w:t xml:space="preserve">text-embedding-ada-002 (2023). OpenAI. </w:t>
         </w:r>
       </w:hyperlink>
-      <w:hyperlink r:id="rId234">
+      <w:hyperlink r:id="rId236">
         <w:r>
           <w:rPr>
             <w:rFonts w:ascii="Times New Roman" w:cs="Times New Roman" w:eastAsia="Times New Roman" w:hAnsi="Times New Roman"/>
@@ -15966,7 +16095,7 @@
           <w:t xml:space="preserve">https://openai.com/index/new-and-improved-embedding-model/</w:t>
         </w:r>
       </w:hyperlink>
-      <w:hyperlink r:id="rId235">
+      <w:hyperlink r:id="rId237">
         <w:r>
           <w:rPr>
             <w:rFonts w:ascii="Times New Roman" w:cs="Times New Roman" w:eastAsia="Times New Roman" w:hAnsi="Times New Roman"/>
@@ -16026,7 +16155,7 @@
         <w:t xml:space="preserve">67.</w:t>
         <w:tab/>
       </w:r>
-      <w:hyperlink r:id="rId236">
+      <w:hyperlink r:id="rId238">
         <w:r>
           <w:rPr>
             <w:rFonts w:ascii="Times New Roman" w:cs="Times New Roman" w:eastAsia="Times New Roman" w:hAnsi="Times New Roman"/>
@@ -16041,7 +16170,7 @@
           <w:t xml:space="preserve">all-mpnet-base-v2 Hugging Face. </w:t>
         </w:r>
       </w:hyperlink>
-      <w:hyperlink r:id="rId237">
+      <w:hyperlink r:id="rId239">
         <w:r>
           <w:rPr>
             <w:rFonts w:ascii="Times New Roman" w:cs="Times New Roman" w:eastAsia="Times New Roman" w:hAnsi="Times New Roman"/>
@@ -16056,7 +16185,7 @@
           <w:t xml:space="preserve">https://huggingface.co/sentence-transformers/all-mpnet-base-v2</w:t>
         </w:r>
       </w:hyperlink>
-      <w:hyperlink r:id="rId238">
+      <w:hyperlink r:id="rId240">
         <w:r>
           <w:rPr>
             <w:rFonts w:ascii="Times New Roman" w:cs="Times New Roman" w:eastAsia="Times New Roman" w:hAnsi="Times New Roman"/>
@@ -16116,7 +16245,7 @@
         <w:t xml:space="preserve">68.</w:t>
         <w:tab/>
       </w:r>
-      <w:hyperlink r:id="rId239">
+      <w:hyperlink r:id="rId241">
         <w:r>
           <w:rPr>
             <w:rFonts w:ascii="Times New Roman" w:cs="Times New Roman" w:eastAsia="Times New Roman" w:hAnsi="Times New Roman"/>
@@ -16131,7 +16260,7 @@
           <w:t xml:space="preserve">all-MiniLM-L12-v2 Hugging Face. </w:t>
         </w:r>
       </w:hyperlink>
-      <w:hyperlink r:id="rId240">
+      <w:hyperlink r:id="rId242">
         <w:r>
           <w:rPr>
             <w:rFonts w:ascii="Times New Roman" w:cs="Times New Roman" w:eastAsia="Times New Roman" w:hAnsi="Times New Roman"/>
@@ -16146,7 +16275,7 @@
           <w:t xml:space="preserve">https://huggingface.co/sentence-transformers/all-MiniLM-L12-v2</w:t>
         </w:r>
       </w:hyperlink>
-      <w:hyperlink r:id="rId241">
+      <w:hyperlink r:id="rId243">
         <w:r>
           <w:rPr>
             <w:rFonts w:ascii="Times New Roman" w:cs="Times New Roman" w:eastAsia="Times New Roman" w:hAnsi="Times New Roman"/>
@@ -16206,7 +16335,7 @@
         <w:t xml:space="preserve">69.</w:t>
         <w:tab/>
       </w:r>
-      <w:hyperlink r:id="rId242">
+      <w:hyperlink r:id="rId244">
         <w:r>
           <w:rPr>
             <w:rFonts w:ascii="Times New Roman" w:cs="Times New Roman" w:eastAsia="Times New Roman" w:hAnsi="Times New Roman"/>
@@ -16221,7 +16350,7 @@
           <w:t xml:space="preserve">all-MiniLM-L6-v2 Hugging Face. </w:t>
         </w:r>
       </w:hyperlink>
-      <w:hyperlink r:id="rId243">
+      <w:hyperlink r:id="rId245">
         <w:r>
           <w:rPr>
             <w:rFonts w:ascii="Times New Roman" w:cs="Times New Roman" w:eastAsia="Times New Roman" w:hAnsi="Times New Roman"/>
@@ -16236,7 +16365,7 @@
           <w:t xml:space="preserve">https://huggingface.co/sentence-transformers/all-MiniLM-L6-v2</w:t>
         </w:r>
       </w:hyperlink>
-      <w:hyperlink r:id="rId244">
+      <w:hyperlink r:id="rId246">
         <w:r>
           <w:rPr>
             <w:rFonts w:ascii="Times New Roman" w:cs="Times New Roman" w:eastAsia="Times New Roman" w:hAnsi="Times New Roman"/>
@@ -16296,7 +16425,7 @@
         <w:t xml:space="preserve">70.</w:t>
         <w:tab/>
       </w:r>
-      <w:hyperlink r:id="rId245">
+      <w:hyperlink r:id="rId247">
         <w:r>
           <w:rPr>
             <w:rFonts w:ascii="Times New Roman" w:cs="Times New Roman" w:eastAsia="Times New Roman" w:hAnsi="Times New Roman"/>
@@ -16311,7 +16440,7 @@
           <w:t xml:space="preserve">Nussbaum, Z., Morris, J.X., Duderstadt, B., and Mulyar, A. (2024). Nomic embed: Training a reproducible long context text embedder. arXiv [cs.CL]. https://doi.org/</w:t>
         </w:r>
       </w:hyperlink>
-      <w:hyperlink r:id="rId246">
+      <w:hyperlink r:id="rId248">
         <w:r>
           <w:rPr>
             <w:rFonts w:ascii="Times New Roman" w:cs="Times New Roman" w:eastAsia="Times New Roman" w:hAnsi="Times New Roman"/>
@@ -16326,7 +16455,7 @@
           <w:t xml:space="preserve">10.48550/ARXIV.2402.01613</w:t>
         </w:r>
       </w:hyperlink>
-      <w:hyperlink r:id="rId247">
+      <w:hyperlink r:id="rId249">
         <w:r>
           <w:rPr>
             <w:rFonts w:ascii="Times New Roman" w:cs="Times New Roman" w:eastAsia="Times New Roman" w:hAnsi="Times New Roman"/>
@@ -16386,7 +16515,7 @@
         <w:t xml:space="preserve">71.</w:t>
         <w:tab/>
       </w:r>
-      <w:hyperlink r:id="rId248">
+      <w:hyperlink r:id="rId250">
         <w:r>
           <w:rPr>
             <w:rFonts w:ascii="Times New Roman" w:cs="Times New Roman" w:eastAsia="Times New Roman" w:hAnsi="Times New Roman"/>
@@ -16401,7 +16530,7 @@
           <w:t xml:space="preserve">Liang Wang, Nan Yang, Xiaolong Huang, Binxing Jiao, Linjun Yang, Daxin Jiang, Rangan Majumder, Furu Wei (2023). E5-large-v2. Hugging Face. </w:t>
         </w:r>
       </w:hyperlink>
-      <w:hyperlink r:id="rId249">
+      <w:hyperlink r:id="rId251">
         <w:r>
           <w:rPr>
             <w:rFonts w:ascii="Times New Roman" w:cs="Times New Roman" w:eastAsia="Times New Roman" w:hAnsi="Times New Roman"/>
@@ -16416,7 +16545,7 @@
           <w:t xml:space="preserve">https://huggingface.co/intfloat/e5-large-v2</w:t>
         </w:r>
       </w:hyperlink>
-      <w:hyperlink r:id="rId250">
+      <w:hyperlink r:id="rId252">
         <w:r>
           <w:rPr>
             <w:rFonts w:ascii="Times New Roman" w:cs="Times New Roman" w:eastAsia="Times New Roman" w:hAnsi="Times New Roman"/>
@@ -16476,7 +16605,7 @@
         <w:t xml:space="preserve">72.</w:t>
         <w:tab/>
       </w:r>
-      <w:hyperlink r:id="rId251">
+      <w:hyperlink r:id="rId253">
         <w:r>
           <w:rPr>
             <w:rFonts w:ascii="Times New Roman" w:cs="Times New Roman" w:eastAsia="Times New Roman" w:hAnsi="Times New Roman"/>
@@ -16491,7 +16620,7 @@
           <w:t xml:space="preserve">Vasilevsky, N.A., Matentzoglu, N.A., Toro, S., Flack, J.E., IV, Hegde, H., Unni, D.R., Alyea, G.F., Amberger, J.S., Babb, L., Balhoff, J.P., et al. (2022). Mondo: Unifying diseases for the world, by the world. https://doi.org/</w:t>
         </w:r>
       </w:hyperlink>
-      <w:hyperlink r:id="rId252">
+      <w:hyperlink r:id="rId254">
         <w:r>
           <w:rPr>
             <w:rFonts w:ascii="Times New Roman" w:cs="Times New Roman" w:eastAsia="Times New Roman" w:hAnsi="Times New Roman"/>
@@ -16506,7 +16635,7 @@
           <w:t xml:space="preserve">10.1101/2022.04.13.22273750</w:t>
         </w:r>
       </w:hyperlink>
-      <w:hyperlink r:id="rId253">
+      <w:hyperlink r:id="rId255">
         <w:r>
           <w:rPr>
             <w:rFonts w:ascii="Times New Roman" w:cs="Times New Roman" w:eastAsia="Times New Roman" w:hAnsi="Times New Roman"/>
@@ -16566,7 +16695,7 @@
         <w:t xml:space="preserve">73.</w:t>
         <w:tab/>
       </w:r>
-      <w:hyperlink r:id="rId254">
+      <w:hyperlink r:id="rId256">
         <w:r>
           <w:rPr>
             <w:rFonts w:ascii="Times New Roman" w:cs="Times New Roman" w:eastAsia="Times New Roman" w:hAnsi="Times New Roman"/>
@@ -16581,7 +16710,7 @@
           <w:t xml:space="preserve">Baron, J.A., Johnson, C.S.-B., Schor, M.A., Olley, D., Nickel, L., Felix, V., Munro, J.B., Bello, S.M., Bearer, C., Lichenstein, R., et al. (2024). The DO-KB Knowledgebase: a 20-year journey developing the disease open science ecosystem. Nucleic Acids Res. </w:t>
         </w:r>
       </w:hyperlink>
-      <w:hyperlink r:id="rId255">
+      <w:hyperlink r:id="rId257">
         <w:r>
           <w:rPr>
             <w:rFonts w:ascii="Times New Roman" w:cs="Times New Roman" w:eastAsia="Times New Roman" w:hAnsi="Times New Roman"/>
@@ -16596,7 +16725,7 @@
           <w:t xml:space="preserve">52</w:t>
         </w:r>
       </w:hyperlink>
-      <w:hyperlink r:id="rId256">
+      <w:hyperlink r:id="rId258">
         <w:r>
           <w:rPr>
             <w:rFonts w:ascii="Times New Roman" w:cs="Times New Roman" w:eastAsia="Times New Roman" w:hAnsi="Times New Roman"/>
@@ -16656,7 +16785,7 @@
         <w:t xml:space="preserve">74.</w:t>
         <w:tab/>
       </w:r>
-      <w:hyperlink r:id="rId257">
+      <w:hyperlink r:id="rId259">
         <w:r>
           <w:rPr>
             <w:rFonts w:ascii="Times New Roman" w:cs="Times New Roman" w:eastAsia="Times New Roman" w:hAnsi="Times New Roman"/>
@@ -16671,7 +16800,7 @@
           <w:t xml:space="preserve">Schriml, L.M., Lichenstein, R., Bisordi, K., Bearer, C., Baron, J.A., and Greene, C. (2023). Modeling the enigma of complex disease etiology. J. Transl. Med. </w:t>
         </w:r>
       </w:hyperlink>
-      <w:hyperlink r:id="rId258">
+      <w:hyperlink r:id="rId260">
         <w:r>
           <w:rPr>
             <w:rFonts w:ascii="Times New Roman" w:cs="Times New Roman" w:eastAsia="Times New Roman" w:hAnsi="Times New Roman"/>
@@ -16686,7 +16815,7 @@
           <w:t xml:space="preserve">21</w:t>
         </w:r>
       </w:hyperlink>
-      <w:hyperlink r:id="rId259">
+      <w:hyperlink r:id="rId261">
         <w:r>
           <w:rPr>
             <w:rFonts w:ascii="Times New Roman" w:cs="Times New Roman" w:eastAsia="Times New Roman" w:hAnsi="Times New Roman"/>
@@ -16746,7 +16875,7 @@
         <w:t xml:space="preserve">75.</w:t>
         <w:tab/>
       </w:r>
-      <w:hyperlink r:id="rId260">
+      <w:hyperlink r:id="rId262">
         <w:r>
           <w:rPr>
             <w:rFonts w:ascii="Times New Roman" w:cs="Times New Roman" w:eastAsia="Times New Roman" w:hAnsi="Times New Roman"/>
@@ -16761,7 +16890,7 @@
           <w:t xml:space="preserve">Baron, J.A., and Schriml, L.M. (2023). Assessing resource use: a case study with the Human Disease Ontology. Database (Oxford) </w:t>
         </w:r>
       </w:hyperlink>
-      <w:hyperlink r:id="rId261">
+      <w:hyperlink r:id="rId263">
         <w:r>
           <w:rPr>
             <w:rFonts w:ascii="Times New Roman" w:cs="Times New Roman" w:eastAsia="Times New Roman" w:hAnsi="Times New Roman"/>
@@ -16776,7 +16905,7 @@
           <w:t xml:space="preserve">2023</w:t>
         </w:r>
       </w:hyperlink>
-      <w:hyperlink r:id="rId262">
+      <w:hyperlink r:id="rId264">
         <w:r>
           <w:rPr>
             <w:rFonts w:ascii="Times New Roman" w:cs="Times New Roman" w:eastAsia="Times New Roman" w:hAnsi="Times New Roman"/>
@@ -16791,7 +16920,7 @@
           <w:t xml:space="preserve">. https://doi.org/</w:t>
         </w:r>
       </w:hyperlink>
-      <w:hyperlink r:id="rId263">
+      <w:hyperlink r:id="rId265">
         <w:r>
           <w:rPr>
             <w:rFonts w:ascii="Times New Roman" w:cs="Times New Roman" w:eastAsia="Times New Roman" w:hAnsi="Times New Roman"/>
@@ -16806,7 +16935,7 @@
           <w:t xml:space="preserve">10.1093/database/baad007</w:t>
         </w:r>
       </w:hyperlink>
-      <w:hyperlink r:id="rId264">
+      <w:hyperlink r:id="rId266">
         <w:r>
           <w:rPr>
             <w:rFonts w:ascii="Times New Roman" w:cs="Times New Roman" w:eastAsia="Times New Roman" w:hAnsi="Times New Roman"/>
@@ -16866,7 +16995,7 @@
         <w:t xml:space="preserve">76.</w:t>
         <w:tab/>
       </w:r>
-      <w:hyperlink r:id="rId265">
+      <w:hyperlink r:id="rId267">
         <w:r>
           <w:rPr>
             <w:rFonts w:ascii="Times New Roman" w:cs="Times New Roman" w:eastAsia="Times New Roman" w:hAnsi="Times New Roman"/>
@@ -16881,7 +17010,7 @@
           <w:t xml:space="preserve">Schriml, L.M., Munro, J.B., Schor, M., Olley, D., McCracken, C., Felix, V., Baron, J.A., Jackson, R., Bello, S.M., Bearer, C., et al. (2022). The Human Disease Ontology 2022 update. Nucleic Acids Res. </w:t>
         </w:r>
       </w:hyperlink>
-      <w:hyperlink r:id="rId266">
+      <w:hyperlink r:id="rId268">
         <w:r>
           <w:rPr>
             <w:rFonts w:ascii="Times New Roman" w:cs="Times New Roman" w:eastAsia="Times New Roman" w:hAnsi="Times New Roman"/>
@@ -16896,7 +17025,7 @@
           <w:t xml:space="preserve">50</w:t>
         </w:r>
       </w:hyperlink>
-      <w:hyperlink r:id="rId267">
+      <w:hyperlink r:id="rId269">
         <w:r>
           <w:rPr>
             <w:rFonts w:ascii="Times New Roman" w:cs="Times New Roman" w:eastAsia="Times New Roman" w:hAnsi="Times New Roman"/>
@@ -16956,7 +17085,7 @@
         <w:t xml:space="preserve">77.</w:t>
         <w:tab/>
       </w:r>
-      <w:hyperlink r:id="rId268">
+      <w:hyperlink r:id="rId270">
         <w:r>
           <w:rPr>
             <w:rFonts w:ascii="Times New Roman" w:cs="Times New Roman" w:eastAsia="Times New Roman" w:hAnsi="Times New Roman"/>
@@ -16971,7 +17100,7 @@
           <w:t xml:space="preserve">Schriml, L.M., Mitraka, E., Munro, J., Tauber, B., Schor, M., Nickle, L., Felix, V., Jeng, L., Bearer, C., Lichenstein, R., et al. (2019). Human Disease Ontology 2018 update: classification, content and workflow expansion. Nucleic Acids Res. </w:t>
         </w:r>
       </w:hyperlink>
-      <w:hyperlink r:id="rId269">
+      <w:hyperlink r:id="rId271">
         <w:r>
           <w:rPr>
             <w:rFonts w:ascii="Times New Roman" w:cs="Times New Roman" w:eastAsia="Times New Roman" w:hAnsi="Times New Roman"/>
@@ -16986,7 +17115,7 @@
           <w:t xml:space="preserve">47</w:t>
         </w:r>
       </w:hyperlink>
-      <w:hyperlink r:id="rId270">
+      <w:hyperlink r:id="rId272">
         <w:r>
           <w:rPr>
             <w:rFonts w:ascii="Times New Roman" w:cs="Times New Roman" w:eastAsia="Times New Roman" w:hAnsi="Times New Roman"/>
@@ -17046,7 +17175,7 @@
         <w:t xml:space="preserve">78.</w:t>
         <w:tab/>
       </w:r>
-      <w:hyperlink r:id="rId271">
+      <w:hyperlink r:id="rId273">
         <w:r>
           <w:rPr>
             <w:rFonts w:ascii="Times New Roman" w:cs="Times New Roman" w:eastAsia="Times New Roman" w:hAnsi="Times New Roman"/>
@@ -17061,7 +17190,7 @@
           <w:t xml:space="preserve">Bello, S.M., Shimoyama, M., Mitraka, E., Laulederkind, S.J.F., Smith, C.L., Eppig, J.T., and Schriml, L.M. (2018). Disease Ontology: improving and unifying disease annotations across species. Dis. Model. Mech. </w:t>
         </w:r>
       </w:hyperlink>
-      <w:hyperlink r:id="rId272">
+      <w:hyperlink r:id="rId274">
         <w:r>
           <w:rPr>
             <w:rFonts w:ascii="Times New Roman" w:cs="Times New Roman" w:eastAsia="Times New Roman" w:hAnsi="Times New Roman"/>
@@ -17076,7 +17205,7 @@
           <w:t xml:space="preserve">11</w:t>
         </w:r>
       </w:hyperlink>
-      <w:hyperlink r:id="rId273">
+      <w:hyperlink r:id="rId275">
         <w:r>
           <w:rPr>
             <w:rFonts w:ascii="Times New Roman" w:cs="Times New Roman" w:eastAsia="Times New Roman" w:hAnsi="Times New Roman"/>
@@ -17091,7 +17220,7 @@
           <w:t xml:space="preserve">. https://doi.org/</w:t>
         </w:r>
       </w:hyperlink>
-      <w:hyperlink r:id="rId274">
+      <w:hyperlink r:id="rId276">
         <w:r>
           <w:rPr>
             <w:rFonts w:ascii="Times New Roman" w:cs="Times New Roman" w:eastAsia="Times New Roman" w:hAnsi="Times New Roman"/>
@@ -17106,7 +17235,7 @@
           <w:t xml:space="preserve">10.1242/dmm.032839</w:t>
         </w:r>
       </w:hyperlink>
-      <w:hyperlink r:id="rId275">
+      <w:hyperlink r:id="rId277">
         <w:r>
           <w:rPr>
             <w:rFonts w:ascii="Times New Roman" w:cs="Times New Roman" w:eastAsia="Times New Roman" w:hAnsi="Times New Roman"/>
@@ -17166,7 +17295,7 @@
         <w:t xml:space="preserve">79.</w:t>
         <w:tab/>
       </w:r>
-      <w:hyperlink r:id="rId276">
+      <w:hyperlink r:id="rId278">
         <w:r>
           <w:rPr>
             <w:rFonts w:ascii="Times New Roman" w:cs="Times New Roman" w:eastAsia="Times New Roman" w:hAnsi="Times New Roman"/>
@@ -17181,7 +17310,7 @@
           <w:t xml:space="preserve">Schriml, L.M., and Mitraka, E. (2015). The Disease Ontology: fostering interoperability between biological and clinical human disease-related data. Mamm. Genome </w:t>
         </w:r>
       </w:hyperlink>
-      <w:hyperlink r:id="rId277">
+      <w:hyperlink r:id="rId279">
         <w:r>
           <w:rPr>
             <w:rFonts w:ascii="Times New Roman" w:cs="Times New Roman" w:eastAsia="Times New Roman" w:hAnsi="Times New Roman"/>
@@ -17196,7 +17325,7 @@
           <w:t xml:space="preserve">26</w:t>
         </w:r>
       </w:hyperlink>
-      <w:hyperlink r:id="rId278">
+      <w:hyperlink r:id="rId280">
         <w:r>
           <w:rPr>
             <w:rFonts w:ascii="Times New Roman" w:cs="Times New Roman" w:eastAsia="Times New Roman" w:hAnsi="Times New Roman"/>
@@ -17256,7 +17385,7 @@
         <w:t xml:space="preserve">80.</w:t>
         <w:tab/>
       </w:r>
-      <w:hyperlink r:id="rId279">
+      <w:hyperlink r:id="rId281">
         <w:r>
           <w:rPr>
             <w:rFonts w:ascii="Times New Roman" w:cs="Times New Roman" w:eastAsia="Times New Roman" w:hAnsi="Times New Roman"/>
@@ -17271,7 +17400,7 @@
           <w:t xml:space="preserve">Wu, T.-J., Schriml, L.M., Chen, Q.-R., Colbert, M., Crichton, D.J., Finney, R., Hu, Y., Kibbe, W.A., Kincaid, H., Meerzaman, D., et al. (2015). Generating a focused view of disease ontology cancer terms for pan-cancer data integration and analysis. Database (Oxford) </w:t>
         </w:r>
       </w:hyperlink>
-      <w:hyperlink r:id="rId280">
+      <w:hyperlink r:id="rId282">
         <w:r>
           <w:rPr>
             <w:rFonts w:ascii="Times New Roman" w:cs="Times New Roman" w:eastAsia="Times New Roman" w:hAnsi="Times New Roman"/>
@@ -17286,7 +17415,7 @@
           <w:t xml:space="preserve">2015</w:t>
         </w:r>
       </w:hyperlink>
-      <w:hyperlink r:id="rId281">
+      <w:hyperlink r:id="rId283">
         <w:r>
           <w:rPr>
             <w:rFonts w:ascii="Times New Roman" w:cs="Times New Roman" w:eastAsia="Times New Roman" w:hAnsi="Times New Roman"/>
@@ -17346,7 +17475,7 @@
         <w:t xml:space="preserve">81.</w:t>
         <w:tab/>
       </w:r>
-      <w:hyperlink r:id="rId282">
+      <w:hyperlink r:id="rId284">
         <w:r>
           <w:rPr>
             <w:rFonts w:ascii="Times New Roman" w:cs="Times New Roman" w:eastAsia="Times New Roman" w:hAnsi="Times New Roman"/>
@@ -17361,7 +17490,7 @@
           <w:t xml:space="preserve">Kibbe, W.A., Arze, C., Felix, V., Mitraka, E., Bolton, E., Fu, G., Mungall, C.J., Binder, J.X., Malone, J., Vasant, D., et al. (2015). Disease Ontology 2015 update: an expanded and updated database of human diseases for linking biomedical knowledge through disease data. Nucleic Acids Res. </w:t>
         </w:r>
       </w:hyperlink>
-      <w:hyperlink r:id="rId283">
+      <w:hyperlink r:id="rId285">
         <w:r>
           <w:rPr>
             <w:rFonts w:ascii="Times New Roman" w:cs="Times New Roman" w:eastAsia="Times New Roman" w:hAnsi="Times New Roman"/>
@@ -17376,7 +17505,7 @@
           <w:t xml:space="preserve">43</w:t>
         </w:r>
       </w:hyperlink>
-      <w:hyperlink r:id="rId284">
+      <w:hyperlink r:id="rId286">
         <w:r>
           <w:rPr>
             <w:rFonts w:ascii="Times New Roman" w:cs="Times New Roman" w:eastAsia="Times New Roman" w:hAnsi="Times New Roman"/>
@@ -17436,7 +17565,7 @@
         <w:t xml:space="preserve">82.</w:t>
         <w:tab/>
       </w:r>
-      <w:hyperlink r:id="rId285">
+      <w:hyperlink r:id="rId287">
         <w:r>
           <w:rPr>
             <w:rFonts w:ascii="Times New Roman" w:cs="Times New Roman" w:eastAsia="Times New Roman" w:hAnsi="Times New Roman"/>
@@ -17451,7 +17580,7 @@
           <w:t xml:space="preserve">Schriml, L.M., Arze, C., Nadendla, S., Chang, Y.-W.W., Mazaitis, M., Felix, V., Feng, G., and Kibbe, W.A. (2012). Disease Ontology: a backbone for disease semantic integration. Nucleic Acids Res. </w:t>
         </w:r>
       </w:hyperlink>
-      <w:hyperlink r:id="rId286">
+      <w:hyperlink r:id="rId288">
         <w:r>
           <w:rPr>
             <w:rFonts w:ascii="Times New Roman" w:cs="Times New Roman" w:eastAsia="Times New Roman" w:hAnsi="Times New Roman"/>
@@ -17466,7 +17595,7 @@
           <w:t xml:space="preserve">40</w:t>
         </w:r>
       </w:hyperlink>
-      <w:hyperlink r:id="rId287">
+      <w:hyperlink r:id="rId289">
         <w:r>
           <w:rPr>
             <w:rFonts w:ascii="Times New Roman" w:cs="Times New Roman" w:eastAsia="Times New Roman" w:hAnsi="Times New Roman"/>
@@ -17526,7 +17655,7 @@
         <w:t xml:space="preserve">83.</w:t>
         <w:tab/>
       </w:r>
-      <w:hyperlink r:id="rId288">
+      <w:hyperlink r:id="rId290">
         <w:r>
           <w:rPr>
             <w:rFonts w:ascii="Times New Roman" w:cs="Times New Roman" w:eastAsia="Times New Roman" w:hAnsi="Times New Roman"/>
@@ -17541,7 +17670,7 @@
           <w:t xml:space="preserve">Osborne, J.D., Flatow, J., Holko, M., Lin, S.M., Kibbe, W.A., Zhu, L.J., Danila, M.I., Feng, G., and Chisholm, R.L. (2009). Annotating the human genome with Disease Ontology. BMC Genomics </w:t>
         </w:r>
       </w:hyperlink>
-      <w:hyperlink r:id="rId289">
+      <w:hyperlink r:id="rId291">
         <w:r>
           <w:rPr>
             <w:rFonts w:ascii="Times New Roman" w:cs="Times New Roman" w:eastAsia="Times New Roman" w:hAnsi="Times New Roman"/>
@@ -17556,7 +17685,7 @@
           <w:t xml:space="preserve">10 Suppl 1</w:t>
         </w:r>
       </w:hyperlink>
-      <w:hyperlink r:id="rId290">
+      <w:hyperlink r:id="rId292">
         <w:r>
           <w:rPr>
             <w:rFonts w:ascii="Times New Roman" w:cs="Times New Roman" w:eastAsia="Times New Roman" w:hAnsi="Times New Roman"/>
@@ -17616,7 +17745,7 @@
         <w:t xml:space="preserve">84.</w:t>
         <w:tab/>
       </w:r>
-      <w:hyperlink r:id="rId291">
+      <w:hyperlink r:id="rId293">
         <w:r>
           <w:rPr>
             <w:rFonts w:ascii="Times New Roman" w:cs="Times New Roman" w:eastAsia="Times New Roman" w:hAnsi="Times New Roman"/>
@@ -17631,7 +17760,7 @@
           <w:t xml:space="preserve">Köhler, S., Gargano, M., Matentzoglu, N., Carmody, L.C., Lewis-Smith, D., Vasilevsky, N.A., Danis, D., Balagura, G., Baynam, G., Brower, A.M., et al. (2021). The Human Phenotype Ontology in 2021. Nucleic Acids Res. </w:t>
         </w:r>
       </w:hyperlink>
-      <w:hyperlink r:id="rId292">
+      <w:hyperlink r:id="rId294">
         <w:r>
           <w:rPr>
             <w:rFonts w:ascii="Times New Roman" w:cs="Times New Roman" w:eastAsia="Times New Roman" w:hAnsi="Times New Roman"/>
@@ -17646,7 +17775,7 @@
           <w:t xml:space="preserve">49</w:t>
         </w:r>
       </w:hyperlink>
-      <w:hyperlink r:id="rId293">
+      <w:hyperlink r:id="rId295">
         <w:r>
           <w:rPr>
             <w:rFonts w:ascii="Times New Roman" w:cs="Times New Roman" w:eastAsia="Times New Roman" w:hAnsi="Times New Roman"/>
@@ -17706,7 +17835,7 @@
         <w:t xml:space="preserve">85.</w:t>
         <w:tab/>
       </w:r>
-      <w:hyperlink r:id="rId294">
+      <w:hyperlink r:id="rId296">
         <w:r>
           <w:rPr>
             <w:rFonts w:ascii="Times New Roman" w:cs="Times New Roman" w:eastAsia="Times New Roman" w:hAnsi="Times New Roman"/>
@@ -17721,7 +17850,7 @@
           <w:t xml:space="preserve">World Health Organization (2016). International Statistical Classification of Diseases and Related Health Problems. 10th Revision (ICD-10). 5th ed. </w:t>
         </w:r>
       </w:hyperlink>
-      <w:hyperlink r:id="rId295">
+      <w:hyperlink r:id="rId297">
         <w:r>
           <w:rPr>
             <w:rFonts w:ascii="Times New Roman" w:cs="Times New Roman" w:eastAsia="Times New Roman" w:hAnsi="Times New Roman"/>
@@ -17736,7 +17865,7 @@
           <w:t xml:space="preserve">https://icd.who.int/browse10/</w:t>
         </w:r>
       </w:hyperlink>
-      <w:hyperlink r:id="rId296">
+      <w:hyperlink r:id="rId298">
         <w:r>
           <w:rPr>
             <w:rFonts w:ascii="Times New Roman" w:cs="Times New Roman" w:eastAsia="Times New Roman" w:hAnsi="Times New Roman"/>
@@ -17796,7 +17925,7 @@
         <w:t xml:space="preserve">86.</w:t>
         <w:tab/>
       </w:r>
-      <w:hyperlink r:id="rId297">
+      <w:hyperlink r:id="rId299">
         <w:r>
           <w:rPr>
             <w:rFonts w:ascii="Times New Roman" w:cs="Times New Roman" w:eastAsia="Times New Roman" w:hAnsi="Times New Roman"/>
@@ -17811,7 +17940,7 @@
           <w:t xml:space="preserve">SNOMED CT: Systematized Nomenclature of Medicine Clinical Terms SNOMED International. SNOMED International. </w:t>
         </w:r>
       </w:hyperlink>
-      <w:hyperlink r:id="rId298">
+      <w:hyperlink r:id="rId300">
         <w:r>
           <w:rPr>
             <w:rFonts w:ascii="Times New Roman" w:cs="Times New Roman" w:eastAsia="Times New Roman" w:hAnsi="Times New Roman"/>
@@ -17871,7 +18000,7 @@
         <w:t xml:space="preserve">87.</w:t>
         <w:tab/>
       </w:r>
-      <w:hyperlink r:id="rId299">
+      <w:hyperlink r:id="rId301">
         <w:r>
           <w:rPr>
             <w:rFonts w:ascii="Times New Roman" w:cs="Times New Roman" w:eastAsia="Times New Roman" w:hAnsi="Times New Roman"/>
@@ -17886,7 +18015,7 @@
           <w:t xml:space="preserve">Stanford CRFM </w:t>
         </w:r>
       </w:hyperlink>
-      <w:hyperlink r:id="rId300">
+      <w:hyperlink r:id="rId302">
         <w:r>
           <w:rPr>
             <w:rFonts w:ascii="Times New Roman" w:cs="Times New Roman" w:eastAsia="Times New Roman" w:hAnsi="Times New Roman"/>
@@ -17901,7 +18030,7 @@
           <w:t xml:space="preserve">https://crfm.stanford.edu/2022/12/15/biomedlm.html</w:t>
         </w:r>
       </w:hyperlink>
-      <w:hyperlink r:id="rId301">
+      <w:hyperlink r:id="rId303">
         <w:r>
           <w:rPr>
             <w:rFonts w:ascii="Times New Roman" w:cs="Times New Roman" w:eastAsia="Times New Roman" w:hAnsi="Times New Roman"/>
@@ -17961,7 +18090,7 @@
         <w:t xml:space="preserve">88.</w:t>
         <w:tab/>
       </w:r>
-      <w:hyperlink r:id="rId302">
+      <w:hyperlink r:id="rId304">
         <w:r>
           <w:rPr>
             <w:rFonts w:ascii="Times New Roman" w:cs="Times New Roman" w:eastAsia="Times New Roman" w:hAnsi="Times New Roman"/>
@@ -17976,7 +18105,7 @@
           <w:t xml:space="preserve">Canonica, G.W., Baena-Cagnani, C.E., Bousquet, J., Bousquet, P.J., Lockey, R.F., Malling, H.-J., Passalacqua, G., Potter, P., and Valovirta, E. (2007). Recommendations for standardization of clinical trials with Allergen Specific Immunotherapy for respiratory allergy. A statement of a World Allergy Organization (WAO) taskforce. Allergy </w:t>
         </w:r>
       </w:hyperlink>
-      <w:hyperlink r:id="rId303">
+      <w:hyperlink r:id="rId305">
         <w:r>
           <w:rPr>
             <w:rFonts w:ascii="Times New Roman" w:cs="Times New Roman" w:eastAsia="Times New Roman" w:hAnsi="Times New Roman"/>
@@ -17991,7 +18120,7 @@
           <w:t xml:space="preserve">62</w:t>
         </w:r>
       </w:hyperlink>
-      <w:hyperlink r:id="rId304">
+      <w:hyperlink r:id="rId306">
         <w:r>
           <w:rPr>
             <w:rFonts w:ascii="Times New Roman" w:cs="Times New Roman" w:eastAsia="Times New Roman" w:hAnsi="Times New Roman"/>
@@ -18051,7 +18180,7 @@
         <w:t xml:space="preserve">89.</w:t>
         <w:tab/>
       </w:r>
-      <w:hyperlink r:id="rId305">
+      <w:hyperlink r:id="rId307">
         <w:r>
           <w:rPr>
             <w:rFonts w:ascii="Times New Roman" w:cs="Times New Roman" w:eastAsia="Times New Roman" w:hAnsi="Times New Roman"/>
@@ -18066,7 +18195,7 @@
           <w:t xml:space="preserve">Katz, M.H.G., Marsh, R., Herman, J.M., Shi, Q., Collison, E., Venook, A.P., Kindler, H.L., Alberts, S.R., Philip, P., Lowy, A.M., et al. (2013). Borderline resectable pancreatic cancer: need for standardization and methods for optimal clinical trial design. Ann. Surg. Oncol. </w:t>
         </w:r>
       </w:hyperlink>
-      <w:hyperlink r:id="rId306">
+      <w:hyperlink r:id="rId308">
         <w:r>
           <w:rPr>
             <w:rFonts w:ascii="Times New Roman" w:cs="Times New Roman" w:eastAsia="Times New Roman" w:hAnsi="Times New Roman"/>
@@ -18081,7 +18210,7 @@
           <w:t xml:space="preserve">20</w:t>
         </w:r>
       </w:hyperlink>
-      <w:hyperlink r:id="rId307">
+      <w:hyperlink r:id="rId309">
         <w:r>
           <w:rPr>
             <w:rFonts w:ascii="Times New Roman" w:cs="Times New Roman" w:eastAsia="Times New Roman" w:hAnsi="Times New Roman"/>
@@ -18141,7 +18270,7 @@
         <w:t xml:space="preserve">90.</w:t>
         <w:tab/>
       </w:r>
-      <w:hyperlink r:id="rId308">
+      <w:hyperlink r:id="rId310">
         <w:r>
           <w:rPr>
             <w:rFonts w:ascii="Times New Roman" w:cs="Times New Roman" w:eastAsia="Times New Roman" w:hAnsi="Times New Roman"/>
@@ -18156,7 +18285,7 @@
           <w:t xml:space="preserve">Dickersin, K., and Mayo-Wilson, E. (2018). Standards for design and measurement would make clinical research reproducible and usable. Proc. Natl. Acad. Sci. U. S. A. </w:t>
         </w:r>
       </w:hyperlink>
-      <w:hyperlink r:id="rId309">
+      <w:hyperlink r:id="rId311">
         <w:r>
           <w:rPr>
             <w:rFonts w:ascii="Times New Roman" w:cs="Times New Roman" w:eastAsia="Times New Roman" w:hAnsi="Times New Roman"/>
@@ -18171,7 +18300,7 @@
           <w:t xml:space="preserve">115</w:t>
         </w:r>
       </w:hyperlink>
-      <w:hyperlink r:id="rId310">
+      <w:hyperlink r:id="rId312">
         <w:r>
           <w:rPr>
             <w:rFonts w:ascii="Times New Roman" w:cs="Times New Roman" w:eastAsia="Times New Roman" w:hAnsi="Times New Roman"/>
@@ -18231,7 +18360,7 @@
         <w:t xml:space="preserve">91.</w:t>
         <w:tab/>
       </w:r>
-      <w:hyperlink r:id="rId311">
+      <w:hyperlink r:id="rId313">
         <w:r>
           <w:rPr>
             <w:rFonts w:ascii="Times New Roman" w:cs="Times New Roman" w:eastAsia="Times New Roman" w:hAnsi="Times New Roman"/>
@@ -18291,7 +18420,7 @@
         <w:t xml:space="preserve">92.</w:t>
         <w:tab/>
       </w:r>
-      <w:hyperlink r:id="rId312">
+      <w:hyperlink r:id="rId314">
         <w:r>
           <w:rPr>
             <w:rFonts w:ascii="Times New Roman" w:cs="Times New Roman" w:eastAsia="Times New Roman" w:hAnsi="Times New Roman"/>
@@ -18304,36 +18433,6 @@
             <w:rtl w:val="0"/>
           </w:rPr>
           <w:t xml:space="preserve">van der Loo, M. (2013). Stringdist: Approximate string matching, fuzzy text search, and string distance functions. (The R Foundation). </w:t>
-        </w:r>
-      </w:hyperlink>
-      <w:hyperlink r:id="rId313">
-        <w:r>
-          <w:rPr>
-            <w:rFonts w:ascii="Times New Roman" w:cs="Times New Roman" w:eastAsia="Times New Roman" w:hAnsi="Times New Roman"/>
-            <w:b w:val="0"/>
-            <w:i w:val="0"/>
-            <w:color w:val="000000"/>
-            <w:sz w:val="24"/>
-            <w:szCs w:val="24"/>
-            <w:u w:val="none"/>
-            <w:rtl w:val="0"/>
-          </w:rPr>
-          <w:t xml:space="preserve">https://cran.r-project.org/package=stringdist</w:t>
-        </w:r>
-      </w:hyperlink>
-      <w:hyperlink r:id="rId314">
-        <w:r>
-          <w:rPr>
-            <w:rFonts w:ascii="Times New Roman" w:cs="Times New Roman" w:eastAsia="Times New Roman" w:hAnsi="Times New Roman"/>
-            <w:b w:val="0"/>
-            <w:i w:val="0"/>
-            <w:color w:val="000000"/>
-            <w:sz w:val="24"/>
-            <w:szCs w:val="24"/>
-            <w:u w:val="none"/>
-            <w:rtl w:val="0"/>
-          </w:rPr>
-          <w:t xml:space="preserve"> </w:t>
         </w:r>
       </w:hyperlink>
       <w:hyperlink r:id="rId315">
@@ -18363,6 +18462,36 @@
             <w:u w:val="none"/>
             <w:rtl w:val="0"/>
           </w:rPr>
+          <w:t xml:space="preserve"> </w:t>
+        </w:r>
+      </w:hyperlink>
+      <w:hyperlink r:id="rId317">
+        <w:r>
+          <w:rPr>
+            <w:rFonts w:ascii="Times New Roman" w:cs="Times New Roman" w:eastAsia="Times New Roman" w:hAnsi="Times New Roman"/>
+            <w:b w:val="0"/>
+            <w:i w:val="0"/>
+            <w:color w:val="000000"/>
+            <w:sz w:val="24"/>
+            <w:szCs w:val="24"/>
+            <w:u w:val="none"/>
+            <w:rtl w:val="0"/>
+          </w:rPr>
+          <w:t xml:space="preserve">https://cran.r-project.org/package=stringdist</w:t>
+        </w:r>
+      </w:hyperlink>
+      <w:hyperlink r:id="rId318">
+        <w:r>
+          <w:rPr>
+            <w:rFonts w:ascii="Times New Roman" w:cs="Times New Roman" w:eastAsia="Times New Roman" w:hAnsi="Times New Roman"/>
+            <w:b w:val="0"/>
+            <w:i w:val="0"/>
+            <w:color w:val="000000"/>
+            <w:sz w:val="24"/>
+            <w:szCs w:val="24"/>
+            <w:u w:val="none"/>
+            <w:rtl w:val="0"/>
+          </w:rPr>
           <w:t xml:space="preserve">.</w:t>
         </w:r>
       </w:hyperlink>
@@ -18411,7 +18540,7 @@
         <w:t xml:space="preserve">93.</w:t>
         <w:tab/>
       </w:r>
-      <w:hyperlink r:id="rId317">
+      <w:hyperlink r:id="rId319">
         <w:r>
           <w:rPr>
             <w:rFonts w:ascii="Times New Roman" w:cs="Times New Roman" w:eastAsia="Times New Roman" w:hAnsi="Times New Roman"/>
@@ -18426,7 +18555,7 @@
           <w:t xml:space="preserve">R Core Team (2024) </w:t>
         </w:r>
       </w:hyperlink>
-      <w:hyperlink r:id="rId318">
+      <w:hyperlink r:id="rId320">
         <w:r>
           <w:rPr>
             <w:rFonts w:ascii="Times New Roman" w:cs="Times New Roman" w:eastAsia="Times New Roman" w:hAnsi="Times New Roman"/>
@@ -18441,7 +18570,7 @@
           <w:t xml:space="preserve">R: A Language and Environment for Statistical Computing</w:t>
         </w:r>
       </w:hyperlink>
-      <w:hyperlink r:id="rId319">
+      <w:hyperlink r:id="rId321">
         <w:r>
           <w:rPr>
             <w:rFonts w:ascii="Times New Roman" w:cs="Times New Roman" w:eastAsia="Times New Roman" w:hAnsi="Times New Roman"/>
@@ -18456,7 +18585,7 @@
           <w:t xml:space="preserve">. </w:t>
         </w:r>
       </w:hyperlink>
-      <w:hyperlink r:id="rId320">
+      <w:hyperlink r:id="rId322">
         <w:r>
           <w:rPr>
             <w:rFonts w:ascii="Times New Roman" w:cs="Times New Roman" w:eastAsia="Times New Roman" w:hAnsi="Times New Roman"/>
@@ -18471,7 +18600,7 @@
           <w:t xml:space="preserve">R Foundation for Statistical Computing, </w:t>
         </w:r>
       </w:hyperlink>
-      <w:hyperlink r:id="rId321">
+      <w:hyperlink r:id="rId323">
         <w:r>
           <w:rPr>
             <w:rFonts w:ascii="Times New Roman" w:cs="Times New Roman" w:eastAsia="Times New Roman" w:hAnsi="Times New Roman"/>
@@ -18486,7 +18615,7 @@
           <w:t xml:space="preserve">Vienna, Austria. </w:t>
         </w:r>
       </w:hyperlink>
-      <w:hyperlink r:id="rId322">
+      <w:hyperlink r:id="rId324">
         <w:r>
           <w:rPr>
             <w:rFonts w:ascii="Times New Roman" w:cs="Times New Roman" w:eastAsia="Times New Roman" w:hAnsi="Times New Roman"/>
@@ -18501,7 +18630,7 @@
           <w:t xml:space="preserve">https://www.R-project.org/</w:t>
         </w:r>
       </w:hyperlink>
-      <w:hyperlink r:id="rId323">
+      <w:hyperlink r:id="rId325">
         <w:r>
           <w:rPr>
             <w:rFonts w:ascii="Times New Roman" w:cs="Times New Roman" w:eastAsia="Times New Roman" w:hAnsi="Times New Roman"/>
@@ -18561,7 +18690,7 @@
         <w:t xml:space="preserve">94.</w:t>
         <w:tab/>
       </w:r>
-      <w:hyperlink r:id="rId324">
+      <w:hyperlink r:id="rId326">
         <w:r>
           <w:rPr>
             <w:rFonts w:ascii="Times New Roman" w:cs="Times New Roman" w:eastAsia="Times New Roman" w:hAnsi="Times New Roman"/>
@@ -18576,7 +18705,7 @@
           <w:t xml:space="preserve">Frey, B.J., and Dueck, D. (2007). Clustering by passing messages between data points. Science </w:t>
         </w:r>
       </w:hyperlink>
-      <w:hyperlink r:id="rId325">
+      <w:hyperlink r:id="rId327">
         <w:r>
           <w:rPr>
             <w:rFonts w:ascii="Times New Roman" w:cs="Times New Roman" w:eastAsia="Times New Roman" w:hAnsi="Times New Roman"/>
@@ -18591,7 +18720,7 @@
           <w:t xml:space="preserve">315</w:t>
         </w:r>
       </w:hyperlink>
-      <w:hyperlink r:id="rId326">
+      <w:hyperlink r:id="rId328">
         <w:r>
           <w:rPr>
             <w:rFonts w:ascii="Times New Roman" w:cs="Times New Roman" w:eastAsia="Times New Roman" w:hAnsi="Times New Roman"/>
@@ -18651,7 +18780,7 @@
         <w:t xml:space="preserve">95.</w:t>
         <w:tab/>
       </w:r>
-      <w:hyperlink r:id="rId327">
+      <w:hyperlink r:id="rId329">
         <w:r>
           <w:rPr>
             <w:rFonts w:ascii="Times New Roman" w:cs="Times New Roman" w:eastAsia="Times New Roman" w:hAnsi="Times New Roman"/>
@@ -18711,7 +18840,7 @@
         <w:t xml:space="preserve">96.</w:t>
         <w:tab/>
       </w:r>
-      <w:hyperlink r:id="rId328">
+      <w:hyperlink r:id="rId330">
         <w:r>
           <w:rPr>
             <w:rFonts w:ascii="Times New Roman" w:cs="Times New Roman" w:eastAsia="Times New Roman" w:hAnsi="Times New Roman"/>
@@ -18726,7 +18855,7 @@
           <w:t xml:space="preserve">Shi, X.H., Guan, R.C., Wang, L.P., Pei, Z.L., and Liang, Y.C. (2009). An incremental affinity propagation algorithm and its applications for text clustering. In 2009 International Joint Conference on Neural Networks (IEEE). https://doi.org/</w:t>
         </w:r>
       </w:hyperlink>
-      <w:hyperlink r:id="rId329">
+      <w:hyperlink r:id="rId331">
         <w:r>
           <w:rPr>
             <w:rFonts w:ascii="Times New Roman" w:cs="Times New Roman" w:eastAsia="Times New Roman" w:hAnsi="Times New Roman"/>
@@ -18741,7 +18870,7 @@
           <w:t xml:space="preserve">10.1109/ijcnn.2009.5178973</w:t>
         </w:r>
       </w:hyperlink>
-      <w:hyperlink r:id="rId330">
+      <w:hyperlink r:id="rId332">
         <w:r>
           <w:rPr>
             <w:rFonts w:ascii="Times New Roman" w:cs="Times New Roman" w:eastAsia="Times New Roman" w:hAnsi="Times New Roman"/>
@@ -18801,7 +18930,7 @@
         <w:t xml:space="preserve">97.</w:t>
         <w:tab/>
       </w:r>
-      <w:hyperlink r:id="rId331">
+      <w:hyperlink r:id="rId333">
         <w:r>
           <w:rPr>
             <w:rFonts w:ascii="Times New Roman" w:cs="Times New Roman" w:eastAsia="Times New Roman" w:hAnsi="Times New Roman"/>
@@ -18816,7 +18945,7 @@
           <w:t xml:space="preserve">Shailendra Kumar Shrivastava, J.L.Rana, R.C.Jain (2013). Text document clustering based on phrase similarity using affinity propagation. International Journal of Computer Applications </w:t>
         </w:r>
       </w:hyperlink>
-      <w:hyperlink r:id="rId332">
+      <w:hyperlink r:id="rId334">
         <w:r>
           <w:rPr>
             <w:rFonts w:ascii="Times New Roman" w:cs="Times New Roman" w:eastAsia="Times New Roman" w:hAnsi="Times New Roman"/>
@@ -18831,7 +18960,7 @@
           <w:t xml:space="preserve">61</w:t>
         </w:r>
       </w:hyperlink>
-      <w:hyperlink r:id="rId333">
+      <w:hyperlink r:id="rId335">
         <w:r>
           <w:rPr>
             <w:rFonts w:ascii="Times New Roman" w:cs="Times New Roman" w:eastAsia="Times New Roman" w:hAnsi="Times New Roman"/>
@@ -18846,7 +18975,7 @@
           <w:t xml:space="preserve">. https://doi.org/</w:t>
         </w:r>
       </w:hyperlink>
-      <w:hyperlink r:id="rId334">
+      <w:hyperlink r:id="rId336">
         <w:r>
           <w:rPr>
             <w:rFonts w:ascii="Times New Roman" w:cs="Times New Roman" w:eastAsia="Times New Roman" w:hAnsi="Times New Roman"/>
@@ -18861,7 +18990,7 @@
           <w:t xml:space="preserve">10.5120/10032-5077</w:t>
         </w:r>
       </w:hyperlink>
-      <w:hyperlink r:id="rId335">
+      <w:hyperlink r:id="rId337">
         <w:r>
           <w:rPr>
             <w:rFonts w:ascii="Times New Roman" w:cs="Times New Roman" w:eastAsia="Times New Roman" w:hAnsi="Times New Roman"/>
@@ -18921,7 +19050,7 @@
         <w:t xml:space="preserve">98.</w:t>
         <w:tab/>
       </w:r>
-      <w:hyperlink r:id="rId336">
+      <w:hyperlink r:id="rId338">
         <w:r>
           <w:rPr>
             <w:rFonts w:ascii="Times New Roman" w:cs="Times New Roman" w:eastAsia="Times New Roman" w:hAnsi="Times New Roman"/>
@@ -18934,36 +19063,6 @@
             <w:rtl w:val="0"/>
           </w:rPr>
           <w:t xml:space="preserve">Cortes, D. (2019). isotree: Isolation-Based Outlier Detection. (The R Foundation). https://doi.org/</w:t>
-        </w:r>
-      </w:hyperlink>
-      <w:hyperlink r:id="rId337">
-        <w:r>
-          <w:rPr>
-            <w:rFonts w:ascii="Times New Roman" w:cs="Times New Roman" w:eastAsia="Times New Roman" w:hAnsi="Times New Roman"/>
-            <w:b w:val="0"/>
-            <w:i w:val="0"/>
-            <w:color w:val="000000"/>
-            <w:sz w:val="24"/>
-            <w:szCs w:val="24"/>
-            <w:u w:val="none"/>
-            <w:rtl w:val="0"/>
-          </w:rPr>
-          <w:t xml:space="preserve">10.32614/cran.package.isotree</w:t>
-        </w:r>
-      </w:hyperlink>
-      <w:hyperlink r:id="rId338">
-        <w:r>
-          <w:rPr>
-            <w:rFonts w:ascii="Times New Roman" w:cs="Times New Roman" w:eastAsia="Times New Roman" w:hAnsi="Times New Roman"/>
-            <w:b w:val="0"/>
-            <w:i w:val="0"/>
-            <w:color w:val="000000"/>
-            <w:sz w:val="24"/>
-            <w:szCs w:val="24"/>
-            <w:u w:val="none"/>
-            <w:rtl w:val="0"/>
-          </w:rPr>
-          <w:t xml:space="preserve"> https://doi.org/</w:t>
         </w:r>
       </w:hyperlink>
       <w:hyperlink r:id="rId339">
@@ -18993,6 +19092,36 @@
             <w:u w:val="none"/>
             <w:rtl w:val="0"/>
           </w:rPr>
+          <w:t xml:space="preserve"> https://doi.org/</w:t>
+        </w:r>
+      </w:hyperlink>
+      <w:hyperlink r:id="rId341">
+        <w:r>
+          <w:rPr>
+            <w:rFonts w:ascii="Times New Roman" w:cs="Times New Roman" w:eastAsia="Times New Roman" w:hAnsi="Times New Roman"/>
+            <w:b w:val="0"/>
+            <w:i w:val="0"/>
+            <w:color w:val="000000"/>
+            <w:sz w:val="24"/>
+            <w:szCs w:val="24"/>
+            <w:u w:val="none"/>
+            <w:rtl w:val="0"/>
+          </w:rPr>
+          <w:t xml:space="preserve">10.32614/cran.package.isotree</w:t>
+        </w:r>
+      </w:hyperlink>
+      <w:hyperlink r:id="rId342">
+        <w:r>
+          <w:rPr>
+            <w:rFonts w:ascii="Times New Roman" w:cs="Times New Roman" w:eastAsia="Times New Roman" w:hAnsi="Times New Roman"/>
+            <w:b w:val="0"/>
+            <w:i w:val="0"/>
+            <w:color w:val="000000"/>
+            <w:sz w:val="24"/>
+            <w:szCs w:val="24"/>
+            <w:u w:val="none"/>
+            <w:rtl w:val="0"/>
+          </w:rPr>
           <w:t xml:space="preserve">.</w:t>
         </w:r>
       </w:hyperlink>
@@ -19041,7 +19170,7 @@
         <w:t xml:space="preserve">99.</w:t>
         <w:tab/>
       </w:r>
-      <w:hyperlink r:id="rId341">
+      <w:hyperlink r:id="rId343">
         <w:r>
           <w:rPr>
             <w:rFonts w:ascii="Times New Roman" w:cs="Times New Roman" w:eastAsia="Times New Roman" w:hAnsi="Times New Roman"/>
@@ -19101,7 +19230,7 @@
         <w:t xml:space="preserve">100.</w:t>
         <w:tab/>
       </w:r>
-      <w:hyperlink r:id="rId342">
+      <w:hyperlink r:id="rId344">
         <w:r>
           <w:rPr>
             <w:rFonts w:ascii="Times New Roman" w:cs="Times New Roman" w:eastAsia="Times New Roman" w:hAnsi="Times New Roman"/>
@@ -19114,36 +19243,6 @@
             <w:rtl w:val="0"/>
           </w:rPr>
           <w:t xml:space="preserve">Hahsler, M., and Piekenbrock, M. (2015). Dbscan: Density-based spatial clustering of applications with noise (DBSCAN) and related algorithms. (The R Foundation). https://doi.org/</w:t>
-        </w:r>
-      </w:hyperlink>
-      <w:hyperlink r:id="rId343">
-        <w:r>
-          <w:rPr>
-            <w:rFonts w:ascii="Times New Roman" w:cs="Times New Roman" w:eastAsia="Times New Roman" w:hAnsi="Times New Roman"/>
-            <w:b w:val="0"/>
-            <w:i w:val="0"/>
-            <w:color w:val="000000"/>
-            <w:sz w:val="24"/>
-            <w:szCs w:val="24"/>
-            <w:u w:val="none"/>
-            <w:rtl w:val="0"/>
-          </w:rPr>
-          <w:t xml:space="preserve">10.32614/cran.package.dbscan</w:t>
-        </w:r>
-      </w:hyperlink>
-      <w:hyperlink r:id="rId344">
-        <w:r>
-          <w:rPr>
-            <w:rFonts w:ascii="Times New Roman" w:cs="Times New Roman" w:eastAsia="Times New Roman" w:hAnsi="Times New Roman"/>
-            <w:b w:val="0"/>
-            <w:i w:val="0"/>
-            <w:color w:val="000000"/>
-            <w:sz w:val="24"/>
-            <w:szCs w:val="24"/>
-            <w:u w:val="none"/>
-            <w:rtl w:val="0"/>
-          </w:rPr>
-          <w:t xml:space="preserve"> https://doi.org/</w:t>
         </w:r>
       </w:hyperlink>
       <w:hyperlink r:id="rId345">
@@ -19173,6 +19272,36 @@
             <w:u w:val="none"/>
             <w:rtl w:val="0"/>
           </w:rPr>
+          <w:t xml:space="preserve"> https://doi.org/</w:t>
+        </w:r>
+      </w:hyperlink>
+      <w:hyperlink r:id="rId347">
+        <w:r>
+          <w:rPr>
+            <w:rFonts w:ascii="Times New Roman" w:cs="Times New Roman" w:eastAsia="Times New Roman" w:hAnsi="Times New Roman"/>
+            <w:b w:val="0"/>
+            <w:i w:val="0"/>
+            <w:color w:val="000000"/>
+            <w:sz w:val="24"/>
+            <w:szCs w:val="24"/>
+            <w:u w:val="none"/>
+            <w:rtl w:val="0"/>
+          </w:rPr>
+          <w:t xml:space="preserve">10.32614/cran.package.dbscan</w:t>
+        </w:r>
+      </w:hyperlink>
+      <w:hyperlink r:id="rId348">
+        <w:r>
+          <w:rPr>
+            <w:rFonts w:ascii="Times New Roman" w:cs="Times New Roman" w:eastAsia="Times New Roman" w:hAnsi="Times New Roman"/>
+            <w:b w:val="0"/>
+            <w:i w:val="0"/>
+            <w:color w:val="000000"/>
+            <w:sz w:val="24"/>
+            <w:szCs w:val="24"/>
+            <w:u w:val="none"/>
+            <w:rtl w:val="0"/>
+          </w:rPr>
           <w:t xml:space="preserve">.</w:t>
         </w:r>
       </w:hyperlink>
@@ -19221,7 +19350,7 @@
         <w:t xml:space="preserve">101.</w:t>
         <w:tab/>
       </w:r>
-      <w:hyperlink r:id="rId347">
+      <w:hyperlink r:id="rId349">
         <w:r>
           <w:rPr>
             <w:rFonts w:ascii="Times New Roman" w:cs="Times New Roman" w:eastAsia="Times New Roman" w:hAnsi="Times New Roman"/>
@@ -19236,7 +19365,7 @@
           <w:t xml:space="preserve">Alghushairy, O., Alsini, R., Soule, T., and Ma, X. (2020). A review of Local Outlier Factor algorithms for outlier detection in big data streams. Big Data Cogn. Comput. </w:t>
         </w:r>
       </w:hyperlink>
-      <w:hyperlink r:id="rId348">
+      <w:hyperlink r:id="rId350">
         <w:r>
           <w:rPr>
             <w:rFonts w:ascii="Times New Roman" w:cs="Times New Roman" w:eastAsia="Times New Roman" w:hAnsi="Times New Roman"/>
@@ -19251,7 +19380,7 @@
           <w:t xml:space="preserve">5</w:t>
         </w:r>
       </w:hyperlink>
-      <w:hyperlink r:id="rId349">
+      <w:hyperlink r:id="rId351">
         <w:r>
           <w:rPr>
             <w:rFonts w:ascii="Times New Roman" w:cs="Times New Roman" w:eastAsia="Times New Roman" w:hAnsi="Times New Roman"/>
@@ -19311,7 +19440,7 @@
         <w:t xml:space="preserve">102.</w:t>
         <w:tab/>
       </w:r>
-      <w:hyperlink r:id="rId350">
+      <w:hyperlink r:id="rId352">
         <w:r>
           <w:rPr>
             <w:rFonts w:ascii="Times New Roman" w:cs="Times New Roman" w:eastAsia="Times New Roman" w:hAnsi="Times New Roman"/>
@@ -19326,7 +19455,7 @@
           <w:t xml:space="preserve">Ding, H., Ding, K., Zhang, J., Wang, Y., Gao, L., Li, Y., Chen, F., Shao, Z., and Lai, W. (2018). Local outlier factor-based fault detection and evaluation of photovoltaic system. Solar Energy </w:t>
         </w:r>
       </w:hyperlink>
-      <w:hyperlink r:id="rId351">
+      <w:hyperlink r:id="rId353">
         <w:r>
           <w:rPr>
             <w:rFonts w:ascii="Times New Roman" w:cs="Times New Roman" w:eastAsia="Times New Roman" w:hAnsi="Times New Roman"/>
@@ -19341,7 +19470,7 @@
           <w:t xml:space="preserve">164</w:t>
         </w:r>
       </w:hyperlink>
-      <w:hyperlink r:id="rId352">
+      <w:hyperlink r:id="rId354">
         <w:r>
           <w:rPr>
             <w:rFonts w:ascii="Times New Roman" w:cs="Times New Roman" w:eastAsia="Times New Roman" w:hAnsi="Times New Roman"/>
@@ -19401,7 +19530,7 @@
         <w:t xml:space="preserve">103.</w:t>
         <w:tab/>
       </w:r>
-      <w:hyperlink r:id="rId353">
+      <w:hyperlink r:id="rId355">
         <w:r>
           <w:rPr>
             <w:rFonts w:ascii="Times New Roman" w:cs="Times New Roman" w:eastAsia="Times New Roman" w:hAnsi="Times New Roman"/>
@@ -19416,7 +19545,7 @@
           <w:t xml:space="preserve">Xu, H., Zhang, L., Li, P., and Zhu, F. (2022). Outlier detection algorithm based on k-nearest neighbors-local outlier factor. J. Algorithm. Comput. Technol. </w:t>
         </w:r>
       </w:hyperlink>
-      <w:hyperlink r:id="rId354">
+      <w:hyperlink r:id="rId356">
         <w:r>
           <w:rPr>
             <w:rFonts w:ascii="Times New Roman" w:cs="Times New Roman" w:eastAsia="Times New Roman" w:hAnsi="Times New Roman"/>
@@ -19431,7 +19560,7 @@
           <w:t xml:space="preserve">16</w:t>
         </w:r>
       </w:hyperlink>
-      <w:hyperlink r:id="rId355">
+      <w:hyperlink r:id="rId357">
         <w:r>
           <w:rPr>
             <w:rFonts w:ascii="Times New Roman" w:cs="Times New Roman" w:eastAsia="Times New Roman" w:hAnsi="Times New Roman"/>
@@ -19446,7 +19575,7 @@
           <w:t xml:space="preserve">. https://doi.org/</w:t>
         </w:r>
       </w:hyperlink>
-      <w:hyperlink r:id="rId356">
+      <w:hyperlink r:id="rId358">
         <w:r>
           <w:rPr>
             <w:rFonts w:ascii="Times New Roman" w:cs="Times New Roman" w:eastAsia="Times New Roman" w:hAnsi="Times New Roman"/>
@@ -19461,7 +19590,7 @@
           <w:t xml:space="preserve">10.1177/17483026221078111</w:t>
         </w:r>
       </w:hyperlink>
-      <w:hyperlink r:id="rId357">
+      <w:hyperlink r:id="rId359">
         <w:r>
           <w:rPr>
             <w:rFonts w:ascii="Times New Roman" w:cs="Times New Roman" w:eastAsia="Times New Roman" w:hAnsi="Times New Roman"/>
@@ -19521,7 +19650,7 @@
         <w:t xml:space="preserve">104.</w:t>
         <w:tab/>
       </w:r>
-      <w:hyperlink r:id="rId358">
+      <w:hyperlink r:id="rId360">
         <w:r>
           <w:rPr>
             <w:rFonts w:ascii="Times New Roman" w:cs="Times New Roman" w:eastAsia="Times New Roman" w:hAnsi="Times New Roman"/>
@@ -19536,7 +19665,7 @@
           <w:t xml:space="preserve">Morris, J., Kuleshov, V., Shmatikov, V., and Rush, A. (2023). Text embeddings reveal (almost) as much as text. In Proceedings of the 2023 Conference on Empirical Methods in Natural Language Processing (Association for Computational Linguistics). https://doi.org/</w:t>
         </w:r>
       </w:hyperlink>
-      <w:hyperlink r:id="rId359">
+      <w:hyperlink r:id="rId361">
         <w:r>
           <w:rPr>
             <w:rFonts w:ascii="Times New Roman" w:cs="Times New Roman" w:eastAsia="Times New Roman" w:hAnsi="Times New Roman"/>
@@ -19551,7 +19680,7 @@
           <w:t xml:space="preserve">10.18653/v1/2023.emnlp-main.765</w:t>
         </w:r>
       </w:hyperlink>
-      <w:hyperlink r:id="rId360">
+      <w:hyperlink r:id="rId362">
         <w:r>
           <w:rPr>
             <w:rFonts w:ascii="Times New Roman" w:cs="Times New Roman" w:eastAsia="Times New Roman" w:hAnsi="Times New Roman"/>
@@ -19611,7 +19740,7 @@
         <w:t xml:space="preserve">105.</w:t>
         <w:tab/>
       </w:r>
-      <w:hyperlink r:id="rId361">
+      <w:hyperlink r:id="rId363">
         <w:r>
           <w:rPr>
             <w:rFonts w:ascii="Times New Roman" w:cs="Times New Roman" w:eastAsia="Times New Roman" w:hAnsi="Times New Roman"/>
@@ -19671,7 +19800,7 @@
         <w:t xml:space="preserve">106.</w:t>
         <w:tab/>
       </w:r>
-      <w:hyperlink r:id="rId362">
+      <w:hyperlink r:id="rId364">
         <w:r>
           <w:rPr>
             <w:rFonts w:ascii="Times New Roman" w:cs="Times New Roman" w:eastAsia="Times New Roman" w:hAnsi="Times New Roman"/>
@@ -19686,7 +19815,7 @@
           <w:t xml:space="preserve">Incitti, F., Urli, F., and Snidaro, L. (2023). Beyond word embeddings: A survey. Inf. Fusion </w:t>
         </w:r>
       </w:hyperlink>
-      <w:hyperlink r:id="rId363">
+      <w:hyperlink r:id="rId365">
         <w:r>
           <w:rPr>
             <w:rFonts w:ascii="Times New Roman" w:cs="Times New Roman" w:eastAsia="Times New Roman" w:hAnsi="Times New Roman"/>
@@ -19701,7 +19830,7 @@
           <w:t xml:space="preserve">89</w:t>
         </w:r>
       </w:hyperlink>
-      <w:hyperlink r:id="rId364">
+      <w:hyperlink r:id="rId366">
         <w:r>
           <w:rPr>
             <w:rFonts w:ascii="Times New Roman" w:cs="Times New Roman" w:eastAsia="Times New Roman" w:hAnsi="Times New Roman"/>
@@ -19761,7 +19890,7 @@
         <w:t xml:space="preserve">107.</w:t>
         <w:tab/>
       </w:r>
-      <w:hyperlink r:id="rId365">
+      <w:hyperlink r:id="rId367">
         <w:r>
           <w:rPr>
             <w:rFonts w:ascii="Times New Roman" w:cs="Times New Roman" w:eastAsia="Times New Roman" w:hAnsi="Times New Roman"/>
@@ -19776,7 +19905,7 @@
           <w:t xml:space="preserve">Khattak, F.K., Jeblee, S., Pou-Prom, C., Abdalla, M., Meaney, C., and Rudzicz, F. (2019). A survey of word embeddings for clinical text. J. Biomed. Inform. </w:t>
         </w:r>
       </w:hyperlink>
-      <w:hyperlink r:id="rId366">
+      <w:hyperlink r:id="rId368">
         <w:r>
           <w:rPr>
             <w:rFonts w:ascii="Times New Roman" w:cs="Times New Roman" w:eastAsia="Times New Roman" w:hAnsi="Times New Roman"/>
@@ -19791,7 +19920,7 @@
           <w:t xml:space="preserve">100S</w:t>
         </w:r>
       </w:hyperlink>
-      <w:hyperlink r:id="rId367">
+      <w:hyperlink r:id="rId369">
         <w:r>
           <w:rPr>
             <w:rFonts w:ascii="Times New Roman" w:cs="Times New Roman" w:eastAsia="Times New Roman" w:hAnsi="Times New Roman"/>
@@ -19851,7 +19980,7 @@
         <w:t xml:space="preserve">108.</w:t>
         <w:tab/>
       </w:r>
-      <w:hyperlink r:id="rId368">
+      <w:hyperlink r:id="rId370">
         <w:r>
           <w:rPr>
             <w:rFonts w:ascii="Times New Roman" w:cs="Times New Roman" w:eastAsia="Times New Roman" w:hAnsi="Times New Roman"/>
@@ -19866,7 +19995,7 @@
           <w:t xml:space="preserve">Gökçe, O., Prada, J., Nikolov, N.I., Gu, N., and Hahnloser, R.H.R. (2020). Embedding-based scientific literature discovery in a text editor application. In Proceedings of the 58th Annual Meeting of the Association for Computational Linguistics: System Demonstrations (Association for Computational Linguistics). https://doi.org/</w:t>
         </w:r>
       </w:hyperlink>
-      <w:hyperlink r:id="rId369">
+      <w:hyperlink r:id="rId371">
         <w:r>
           <w:rPr>
             <w:rFonts w:ascii="Times New Roman" w:cs="Times New Roman" w:eastAsia="Times New Roman" w:hAnsi="Times New Roman"/>
@@ -19881,7 +20010,7 @@
           <w:t xml:space="preserve">10.18653/v1/2020.acl-demos.36</w:t>
         </w:r>
       </w:hyperlink>
-      <w:hyperlink r:id="rId370">
+      <w:hyperlink r:id="rId372">
         <w:r>
           <w:rPr>
             <w:rFonts w:ascii="Times New Roman" w:cs="Times New Roman" w:eastAsia="Times New Roman" w:hAnsi="Times New Roman"/>
@@ -19941,7 +20070,7 @@
         <w:t xml:space="preserve">109.</w:t>
         <w:tab/>
       </w:r>
-      <w:hyperlink r:id="rId371">
+      <w:hyperlink r:id="rId373">
         <w:r>
           <w:rPr>
             <w:rFonts w:ascii="Times New Roman" w:cs="Times New Roman" w:eastAsia="Times New Roman" w:hAnsi="Times New Roman"/>
@@ -20001,7 +20130,7 @@
         <w:t xml:space="preserve">110.</w:t>
         <w:tab/>
       </w:r>
-      <w:hyperlink r:id="rId372">
+      <w:hyperlink r:id="rId374">
         <w:r>
           <w:rPr>
             <w:rFonts w:ascii="Times New Roman" w:cs="Times New Roman" w:eastAsia="Times New Roman" w:hAnsi="Times New Roman"/>
@@ -20016,7 +20145,7 @@
           <w:t xml:space="preserve">Mehta, V., Bawa, S., and Singh, J. (2021). WEClustering: word embeddings based text clustering technique for large datasets. Complex Intell Systems </w:t>
         </w:r>
       </w:hyperlink>
-      <w:hyperlink r:id="rId373">
+      <w:hyperlink r:id="rId375">
         <w:r>
           <w:rPr>
             <w:rFonts w:ascii="Times New Roman" w:cs="Times New Roman" w:eastAsia="Times New Roman" w:hAnsi="Times New Roman"/>
@@ -20031,7 +20160,7 @@
           <w:t xml:space="preserve">7</w:t>
         </w:r>
       </w:hyperlink>
-      <w:hyperlink r:id="rId374">
+      <w:hyperlink r:id="rId376">
         <w:r>
           <w:rPr>
             <w:rFonts w:ascii="Times New Roman" w:cs="Times New Roman" w:eastAsia="Times New Roman" w:hAnsi="Times New Roman"/>
@@ -20091,7 +20220,7 @@
         <w:t xml:space="preserve">111.</w:t>
         <w:tab/>
       </w:r>
-      <w:hyperlink r:id="rId375">
+      <w:hyperlink r:id="rId377">
         <w:r>
           <w:rPr>
             <w:rFonts w:ascii="Times New Roman" w:cs="Times New Roman" w:eastAsia="Times New Roman" w:hAnsi="Times New Roman"/>
@@ -20106,7 +20235,7 @@
           <w:t xml:space="preserve">Stein, R.A., Jaques, P.A., and Valiati, J.F. (2019). An analysis of hierarchical text classification using word embeddings. Inf. Sci. </w:t>
         </w:r>
       </w:hyperlink>
-      <w:hyperlink r:id="rId376">
+      <w:hyperlink r:id="rId378">
         <w:r>
           <w:rPr>
             <w:rFonts w:ascii="Times New Roman" w:cs="Times New Roman" w:eastAsia="Times New Roman" w:hAnsi="Times New Roman"/>
@@ -20121,7 +20250,7 @@
           <w:t xml:space="preserve">471</w:t>
         </w:r>
       </w:hyperlink>
-      <w:hyperlink r:id="rId377">
+      <w:hyperlink r:id="rId379">
         <w:r>
           <w:rPr>
             <w:rFonts w:ascii="Times New Roman" w:cs="Times New Roman" w:eastAsia="Times New Roman" w:hAnsi="Times New Roman"/>
@@ -20181,7 +20310,7 @@
         <w:t xml:space="preserve">112.</w:t>
         <w:tab/>
       </w:r>
-      <w:hyperlink r:id="rId378">
+      <w:hyperlink r:id="rId380">
         <w:r>
           <w:rPr>
             <w:rFonts w:ascii="Times New Roman" w:cs="Times New Roman" w:eastAsia="Times New Roman" w:hAnsi="Times New Roman"/>
@@ -20241,7 +20370,7 @@
         <w:t xml:space="preserve">113.</w:t>
         <w:tab/>
       </w:r>
-      <w:hyperlink r:id="rId379">
+      <w:hyperlink r:id="rId381">
         <w:r>
           <w:rPr>
             <w:rFonts w:ascii="Times New Roman" w:cs="Times New Roman" w:eastAsia="Times New Roman" w:hAnsi="Times New Roman"/>
@@ -20301,7 +20430,7 @@
         <w:t xml:space="preserve">114.</w:t>
         <w:tab/>
       </w:r>
-      <w:hyperlink r:id="rId380">
+      <w:hyperlink r:id="rId382">
         <w:r>
           <w:rPr>
             <w:rFonts w:ascii="Times New Roman" w:cs="Times New Roman" w:eastAsia="Times New Roman" w:hAnsi="Times New Roman"/>
@@ -20361,7 +20490,7 @@
         <w:t xml:space="preserve">115.</w:t>
         <w:tab/>
       </w:r>
-      <w:hyperlink r:id="rId381">
+      <w:hyperlink r:id="rId383">
         <w:r>
           <w:rPr>
             <w:rFonts w:ascii="Times New Roman" w:cs="Times New Roman" w:eastAsia="Times New Roman" w:hAnsi="Times New Roman"/>
@@ -20421,7 +20550,7 @@
         <w:t xml:space="preserve">116.</w:t>
         <w:tab/>
       </w:r>
-      <w:hyperlink r:id="rId382">
+      <w:hyperlink r:id="rId384">
         <w:r>
           <w:rPr>
             <w:rFonts w:ascii="Times New Roman" w:cs="Times New Roman" w:eastAsia="Times New Roman" w:hAnsi="Times New Roman"/>
@@ -20481,7 +20610,7 @@
         <w:t xml:space="preserve">117.</w:t>
         <w:tab/>
       </w:r>
-      <w:hyperlink r:id="rId383">
+      <w:hyperlink r:id="rId385">
         <w:r>
           <w:rPr>
             <w:rFonts w:ascii="Times New Roman" w:cs="Times New Roman" w:eastAsia="Times New Roman" w:hAnsi="Times New Roman"/>
@@ -20541,7 +20670,7 @@
         <w:t xml:space="preserve">118.</w:t>
         <w:tab/>
       </w:r>
-      <w:hyperlink r:id="rId384">
+      <w:hyperlink r:id="rId386">
         <w:r>
           <w:rPr>
             <w:rFonts w:ascii="Times New Roman" w:cs="Times New Roman" w:eastAsia="Times New Roman" w:hAnsi="Times New Roman"/>
@@ -20556,7 +20685,7 @@
           <w:t xml:space="preserve">Devlin, J., Chang, M.-W., Lee, K., and Toutanova, K. (2018). BERT: Pre-training of deep bidirectional Transformers for language understanding. arXiv [cs.CL]. https://doi.org/</w:t>
         </w:r>
       </w:hyperlink>
-      <w:hyperlink r:id="rId385">
+      <w:hyperlink r:id="rId387">
         <w:r>
           <w:rPr>
             <w:rFonts w:ascii="Times New Roman" w:cs="Times New Roman" w:eastAsia="Times New Roman" w:hAnsi="Times New Roman"/>
@@ -20571,7 +20700,7 @@
           <w:t xml:space="preserve">10.48550/ARXIV.1810.04805</w:t>
         </w:r>
       </w:hyperlink>
-      <w:hyperlink r:id="rId386">
+      <w:hyperlink r:id="rId388">
         <w:r>
           <w:rPr>
             <w:rFonts w:ascii="Times New Roman" w:cs="Times New Roman" w:eastAsia="Times New Roman" w:hAnsi="Times New Roman"/>
@@ -20631,7 +20760,7 @@
         <w:t xml:space="preserve">119.</w:t>
         <w:tab/>
       </w:r>
-      <w:hyperlink r:id="rId387">
+      <w:hyperlink r:id="rId389">
         <w:r>
           <w:rPr>
             <w:rFonts w:ascii="Times New Roman" w:cs="Times New Roman" w:eastAsia="Times New Roman" w:hAnsi="Times New Roman"/>
@@ -20646,7 +20775,7 @@
           <w:t xml:space="preserve">OpenAI, Achiam, J., Adler, S., Agarwal, S., Ahmad, L., Akkaya, I., Aleman, F.L., Almeida, D., Altenschmidt, J., Altman, S., et al. (2023). GPT-4 Technical Report. arXiv [cs.CL]. https://doi.org/</w:t>
         </w:r>
       </w:hyperlink>
-      <w:hyperlink r:id="rId388">
+      <w:hyperlink r:id="rId390">
         <w:r>
           <w:rPr>
             <w:rFonts w:ascii="Times New Roman" w:cs="Times New Roman" w:eastAsia="Times New Roman" w:hAnsi="Times New Roman"/>
@@ -20661,7 +20790,7 @@
           <w:t xml:space="preserve">10.48550/ARXIV.2303.08774</w:t>
         </w:r>
       </w:hyperlink>
-      <w:hyperlink r:id="rId389">
+      <w:hyperlink r:id="rId391">
         <w:r>
           <w:rPr>
             <w:rFonts w:ascii="Times New Roman" w:cs="Times New Roman" w:eastAsia="Times New Roman" w:hAnsi="Times New Roman"/>
@@ -20721,7 +20850,7 @@
         <w:t xml:space="preserve">120.</w:t>
         <w:tab/>
       </w:r>
-      <w:hyperlink r:id="rId390">
+      <w:hyperlink r:id="rId392">
         <w:r>
           <w:rPr>
             <w:rFonts w:ascii="Times New Roman" w:cs="Times New Roman" w:eastAsia="Times New Roman" w:hAnsi="Times New Roman"/>
@@ -20736,7 +20865,7 @@
           <w:t xml:space="preserve">Brown, T.B., Mann, B., Ryder, N., Subbiah, M., Kaplan, J., Dhariwal, P., Neelakantan, A., Shyam, P., Sastry, G., Askell, A., et al. (2020). Language Models are Few-Shot Learners. arXiv [cs.CL]. https://doi.org/</w:t>
         </w:r>
       </w:hyperlink>
-      <w:hyperlink r:id="rId391">
+      <w:hyperlink r:id="rId393">
         <w:r>
           <w:rPr>
             <w:rFonts w:ascii="Times New Roman" w:cs="Times New Roman" w:eastAsia="Times New Roman" w:hAnsi="Times New Roman"/>
@@ -20751,7 +20880,7 @@
           <w:t xml:space="preserve">10.48550/ARXIV.2005.14165</w:t>
         </w:r>
       </w:hyperlink>
-      <w:hyperlink r:id="rId392">
+      <w:hyperlink r:id="rId394">
         <w:r>
           <w:rPr>
             <w:rFonts w:ascii="Times New Roman" w:cs="Times New Roman" w:eastAsia="Times New Roman" w:hAnsi="Times New Roman"/>
@@ -20811,7 +20940,7 @@
         <w:t xml:space="preserve">121.</w:t>
         <w:tab/>
       </w:r>
-      <w:hyperlink r:id="rId393">
+      <w:hyperlink r:id="rId395">
         <w:r>
           <w:rPr>
             <w:rFonts w:ascii="Times New Roman" w:cs="Times New Roman" w:eastAsia="Times New Roman" w:hAnsi="Times New Roman"/>
@@ -20871,7 +21000,7 @@
         <w:t xml:space="preserve">122.</w:t>
         <w:tab/>
       </w:r>
-      <w:hyperlink r:id="rId394">
+      <w:hyperlink r:id="rId396">
         <w:r>
           <w:rPr>
             <w:rFonts w:ascii="Times New Roman" w:cs="Times New Roman" w:eastAsia="Times New Roman" w:hAnsi="Times New Roman"/>
@@ -20931,7 +21060,7 @@
         <w:t xml:space="preserve">123.</w:t>
         <w:tab/>
       </w:r>
-      <w:hyperlink r:id="rId395">
+      <w:hyperlink r:id="rId397">
         <w:r>
           <w:rPr>
             <w:rFonts w:ascii="Times New Roman" w:cs="Times New Roman" w:eastAsia="Times New Roman" w:hAnsi="Times New Roman"/>
@@ -20991,7 +21120,7 @@
         <w:t xml:space="preserve">124.</w:t>
         <w:tab/>
       </w:r>
-      <w:hyperlink r:id="rId396">
+      <w:hyperlink r:id="rId398">
         <w:r>
           <w:rPr>
             <w:rFonts w:ascii="Times New Roman" w:cs="Times New Roman" w:eastAsia="Times New Roman" w:hAnsi="Times New Roman"/>
@@ -21051,7 +21180,7 @@
         <w:t xml:space="preserve">125.</w:t>
         <w:tab/>
       </w:r>
-      <w:hyperlink r:id="rId397">
+      <w:hyperlink r:id="rId399">
         <w:r>
           <w:rPr>
             <w:rFonts w:ascii="Times New Roman" w:cs="Times New Roman" w:eastAsia="Times New Roman" w:hAnsi="Times New Roman"/>
@@ -21111,7 +21240,7 @@
         <w:t xml:space="preserve">126.</w:t>
         <w:tab/>
       </w:r>
-      <w:hyperlink r:id="rId398">
+      <w:hyperlink r:id="rId400">
         <w:r>
           <w:rPr>
             <w:rFonts w:ascii="Times New Roman" w:cs="Times New Roman" w:eastAsia="Times New Roman" w:hAnsi="Times New Roman"/>
@@ -21126,7 +21255,7 @@
           <w:t xml:space="preserve">Jianmo Ni, Chen Qu, Jing Lu, Zhuyun Dai, Gustavo Hernández Ábrego, Ji Ma, Vincent Y. Zhao, Yi Luan, Keith B. Hall, Ming-Wei Chang, Yinfei Yang (2021). gtr-t5-large. Hugging Face. </w:t>
         </w:r>
       </w:hyperlink>
-      <w:hyperlink r:id="rId399">
+      <w:hyperlink r:id="rId401">
         <w:r>
           <w:rPr>
             <w:rFonts w:ascii="Times New Roman" w:cs="Times New Roman" w:eastAsia="Times New Roman" w:hAnsi="Times New Roman"/>
@@ -21141,7 +21270,7 @@
           <w:t xml:space="preserve">https://huggingface.co/sentence-transformers/gtr-t5-large</w:t>
         </w:r>
       </w:hyperlink>
-      <w:hyperlink r:id="rId400">
+      <w:hyperlink r:id="rId402">
         <w:r>
           <w:rPr>
             <w:rFonts w:ascii="Times New Roman" w:cs="Times New Roman" w:eastAsia="Times New Roman" w:hAnsi="Times New Roman"/>
@@ -21201,7 +21330,7 @@
         <w:t xml:space="preserve">127.</w:t>
         <w:tab/>
       </w:r>
-      <w:hyperlink r:id="rId401">
+      <w:hyperlink r:id="rId403">
         <w:r>
           <w:rPr>
             <w:rFonts w:ascii="Times New Roman" w:cs="Times New Roman" w:eastAsia="Times New Roman" w:hAnsi="Times New Roman"/>
@@ -21216,7 +21345,7 @@
           <w:t xml:space="preserve">all-roberta-large-v1 Hugging Face. </w:t>
         </w:r>
       </w:hyperlink>
-      <w:hyperlink r:id="rId402">
+      <w:hyperlink r:id="rId404">
         <w:r>
           <w:rPr>
             <w:rFonts w:ascii="Times New Roman" w:cs="Times New Roman" w:eastAsia="Times New Roman" w:hAnsi="Times New Roman"/>
@@ -21231,7 +21360,7 @@
           <w:t xml:space="preserve">https://huggingface.co/sentence-transformers/all-roberta-large-v1</w:t>
         </w:r>
       </w:hyperlink>
-      <w:hyperlink r:id="rId403">
+      <w:hyperlink r:id="rId405">
         <w:r>
           <w:rPr>
             <w:rFonts w:ascii="Times New Roman" w:cs="Times New Roman" w:eastAsia="Times New Roman" w:hAnsi="Times New Roman"/>
@@ -21291,7 +21420,7 @@
         <w:t xml:space="preserve">128.</w:t>
         <w:tab/>
       </w:r>
-      <w:hyperlink r:id="rId404">
+      <w:hyperlink r:id="rId406">
         <w:r>
           <w:rPr>
             <w:rFonts w:ascii="Times New Roman" w:cs="Times New Roman" w:eastAsia="Times New Roman" w:hAnsi="Times New Roman"/>
@@ -21306,7 +21435,7 @@
           <w:t xml:space="preserve">Fangyu Liu, Ehsan Shareghi, Zaiqiao Meng, Marco Basaldella, Nigel Collier (2021). SapBERT. Hugging Face. </w:t>
         </w:r>
       </w:hyperlink>
-      <w:hyperlink r:id="rId405">
+      <w:hyperlink r:id="rId407">
         <w:r>
           <w:rPr>
             <w:rFonts w:ascii="Times New Roman" w:cs="Times New Roman" w:eastAsia="Times New Roman" w:hAnsi="Times New Roman"/>
@@ -21321,7 +21450,7 @@
           <w:t xml:space="preserve">https://huggingface.co/cambridgeltl/SapBERT-from-PubMedBERT-fulltext</w:t>
         </w:r>
       </w:hyperlink>
-      <w:hyperlink r:id="rId406">
+      <w:hyperlink r:id="rId408">
         <w:r>
           <w:rPr>
             <w:rFonts w:ascii="Times New Roman" w:cs="Times New Roman" w:eastAsia="Times New Roman" w:hAnsi="Times New Roman"/>
@@ -21381,7 +21510,7 @@
         <w:t xml:space="preserve">129.</w:t>
         <w:tab/>
       </w:r>
-      <w:hyperlink r:id="rId407">
+      <w:hyperlink r:id="rId409">
         <w:r>
           <w:rPr>
             <w:rFonts w:ascii="Times New Roman" w:cs="Times New Roman" w:eastAsia="Times New Roman" w:hAnsi="Times New Roman"/>
@@ -21441,7 +21570,7 @@
         <w:t xml:space="preserve">130.</w:t>
         <w:tab/>
       </w:r>
-      <w:hyperlink r:id="rId408">
+      <w:hyperlink r:id="rId410">
         <w:r>
           <w:rPr>
             <w:rFonts w:ascii="Times New Roman" w:cs="Times New Roman" w:eastAsia="Times New Roman" w:hAnsi="Times New Roman"/>
@@ -21456,7 +21585,7 @@
           <w:t xml:space="preserve">Wang, G., Liu, X., Ying, Z., Yang, G., Chen, Z., Liu, Z., Zhang, M., Yan, H., Lu, Y., Gao, Y., et al. (2023). Optimized glycemic control of type 2 diabetes with reinforcement learning: a proof-of-concept trial. Nat. Med. </w:t>
         </w:r>
       </w:hyperlink>
-      <w:hyperlink r:id="rId409">
+      <w:hyperlink r:id="rId411">
         <w:r>
           <w:rPr>
             <w:rFonts w:ascii="Times New Roman" w:cs="Times New Roman" w:eastAsia="Times New Roman" w:hAnsi="Times New Roman"/>
@@ -21471,7 +21600,7 @@
           <w:t xml:space="preserve">29</w:t>
         </w:r>
       </w:hyperlink>
-      <w:hyperlink r:id="rId410">
+      <w:hyperlink r:id="rId412">
         <w:r>
           <w:rPr>
             <w:rFonts w:ascii="Times New Roman" w:cs="Times New Roman" w:eastAsia="Times New Roman" w:hAnsi="Times New Roman"/>
@@ -21531,7 +21660,7 @@
         <w:t xml:space="preserve">131.</w:t>
         <w:tab/>
       </w:r>
-      <w:hyperlink r:id="rId411">
+      <w:hyperlink r:id="rId413">
         <w:r>
           <w:rPr>
             <w:rFonts w:ascii="Times New Roman" w:cs="Times New Roman" w:eastAsia="Times New Roman" w:hAnsi="Times New Roman"/>
@@ -21546,7 +21675,7 @@
           <w:t xml:space="preserve">Guangyu Wang, Xiaohong Liu, Zhen Ying, Guoxing Yang, Zhiwei Chen, Zhiwen Liu, Min Zhang, Hongmei Yan, Yuxing Lu, Yuanxu Gao, Kanmin Xue, Xiaoying Li,Ying Chen (2023). ClinicalBERT. Hugging Face. </w:t>
         </w:r>
       </w:hyperlink>
-      <w:hyperlink r:id="rId412">
+      <w:hyperlink r:id="rId414">
         <w:r>
           <w:rPr>
             <w:rFonts w:ascii="Times New Roman" w:cs="Times New Roman" w:eastAsia="Times New Roman" w:hAnsi="Times New Roman"/>
@@ -21561,7 +21690,7 @@
           <w:t xml:space="preserve">https://huggingface.co/medicalai/ClinicalBERT</w:t>
         </w:r>
       </w:hyperlink>
-      <w:hyperlink r:id="rId413">
+      <w:hyperlink r:id="rId415">
         <w:r>
           <w:rPr>
             <w:rFonts w:ascii="Times New Roman" w:cs="Times New Roman" w:eastAsia="Times New Roman" w:hAnsi="Times New Roman"/>
@@ -21621,7 +21750,7 @@
         <w:t xml:space="preserve">132.</w:t>
         <w:tab/>
       </w:r>
-      <w:hyperlink r:id="rId414">
+      <w:hyperlink r:id="rId416">
         <w:r>
           <w:rPr>
             <w:rFonts w:ascii="Times New Roman" w:cs="Times New Roman" w:eastAsia="Times New Roman" w:hAnsi="Times New Roman"/>
@@ -21636,7 +21765,7 @@
           <w:t xml:space="preserve">Luo, R., Sun, L., Xia, Y., Qin, T., Zhang, S., Poon, H., and Liu, T.-Y. (2022). BioGPT: generative pre-trained transformer for biomedical text generation and mining. Brief. Bioinform. </w:t>
         </w:r>
       </w:hyperlink>
-      <w:hyperlink r:id="rId415">
+      <w:hyperlink r:id="rId417">
         <w:r>
           <w:rPr>
             <w:rFonts w:ascii="Times New Roman" w:cs="Times New Roman" w:eastAsia="Times New Roman" w:hAnsi="Times New Roman"/>
@@ -21651,7 +21780,7 @@
           <w:t xml:space="preserve">23</w:t>
         </w:r>
       </w:hyperlink>
-      <w:hyperlink r:id="rId416">
+      <w:hyperlink r:id="rId418">
         <w:r>
           <w:rPr>
             <w:rFonts w:ascii="Times New Roman" w:cs="Times New Roman" w:eastAsia="Times New Roman" w:hAnsi="Times New Roman"/>
@@ -21711,7 +21840,7 @@
         <w:t xml:space="preserve">133.</w:t>
         <w:tab/>
       </w:r>
-      <w:hyperlink r:id="rId417">
+      <w:hyperlink r:id="rId419">
         <w:r>
           <w:rPr>
             <w:rFonts w:ascii="Times New Roman" w:cs="Times New Roman" w:eastAsia="Times New Roman" w:hAnsi="Times New Roman"/>
@@ -21726,7 +21855,7 @@
           <w:t xml:space="preserve">Renqian Luo, Liai Sun, Yingce Xia, Tao Qin, Sheng Zhang, Hoifung Poon, Tie-Yan Liu (2022). BioGPT. Hugging Face. </w:t>
         </w:r>
       </w:hyperlink>
-      <w:hyperlink r:id="rId418">
+      <w:hyperlink r:id="rId420">
         <w:r>
           <w:rPr>
             <w:rFonts w:ascii="Times New Roman" w:cs="Times New Roman" w:eastAsia="Times New Roman" w:hAnsi="Times New Roman"/>
@@ -21741,7 +21870,7 @@
           <w:t xml:space="preserve">https://huggingface.co/microsoft/biogpt</w:t>
         </w:r>
       </w:hyperlink>
-      <w:hyperlink r:id="rId419">
+      <w:hyperlink r:id="rId421">
         <w:r>
           <w:rPr>
             <w:rFonts w:ascii="Times New Roman" w:cs="Times New Roman" w:eastAsia="Times New Roman" w:hAnsi="Times New Roman"/>
@@ -21801,7 +21930,7 @@
         <w:t xml:space="preserve">134.</w:t>
         <w:tab/>
       </w:r>
-      <w:hyperlink r:id="rId420">
+      <w:hyperlink r:id="rId422">
         <w:r>
           <w:rPr>
             <w:rFonts w:ascii="Times New Roman" w:cs="Times New Roman" w:eastAsia="Times New Roman" w:hAnsi="Times New Roman"/>
@@ -21861,7 +21990,7 @@
         <w:t xml:space="preserve">135.</w:t>
         <w:tab/>
       </w:r>
-      <w:hyperlink r:id="rId421">
+      <w:hyperlink r:id="rId423">
         <w:r>
           <w:rPr>
             <w:rFonts w:ascii="Times New Roman" w:cs="Times New Roman" w:eastAsia="Times New Roman" w:hAnsi="Times New Roman"/>
@@ -21876,7 +22005,7 @@
           <w:t xml:space="preserve">Fangxiaoyu Feng, Yinfei Yang, Daniel Cer, Naveen Arivazhagan, Wei Wang (2020). LaBSE. Hugging Face. </w:t>
         </w:r>
       </w:hyperlink>
-      <w:hyperlink r:id="rId422">
+      <w:hyperlink r:id="rId424">
         <w:r>
           <w:rPr>
             <w:rFonts w:ascii="Times New Roman" w:cs="Times New Roman" w:eastAsia="Times New Roman" w:hAnsi="Times New Roman"/>
@@ -21891,7 +22020,7 @@
           <w:t xml:space="preserve">https://huggingface.co/sentence-transformers/LaBSE</w:t>
         </w:r>
       </w:hyperlink>
-      <w:hyperlink r:id="rId423">
+      <w:hyperlink r:id="rId425">
         <w:r>
           <w:rPr>
             <w:rFonts w:ascii="Times New Roman" w:cs="Times New Roman" w:eastAsia="Times New Roman" w:hAnsi="Times New Roman"/>
@@ -21951,7 +22080,7 @@
         <w:t xml:space="preserve">136.</w:t>
         <w:tab/>
       </w:r>
-      <w:hyperlink r:id="rId424">
+      <w:hyperlink r:id="rId426">
         <w:r>
           <w:rPr>
             <w:rFonts w:ascii="Times New Roman" w:cs="Times New Roman" w:eastAsia="Times New Roman" w:hAnsi="Times New Roman"/>
@@ -21966,7 +22095,7 @@
           <w:t xml:space="preserve">Cohere embed-english-v2.0 (2023). Cohere. </w:t>
         </w:r>
       </w:hyperlink>
-      <w:hyperlink r:id="rId425">
+      <w:hyperlink r:id="rId427">
         <w:r>
           <w:rPr>
             <w:rFonts w:ascii="Times New Roman" w:cs="Times New Roman" w:eastAsia="Times New Roman" w:hAnsi="Times New Roman"/>
@@ -21981,7 +22110,7 @@
           <w:t xml:space="preserve">https://docs.cohere.com/v2/docs/cohere-embed</w:t>
         </w:r>
       </w:hyperlink>
-      <w:hyperlink r:id="rId426">
+      <w:hyperlink r:id="rId428">
         <w:r>
           <w:rPr>
             <w:rFonts w:ascii="Times New Roman" w:cs="Times New Roman" w:eastAsia="Times New Roman" w:hAnsi="Times New Roman"/>
@@ -22041,7 +22170,7 @@
         <w:t xml:space="preserve">137.</w:t>
         <w:tab/>
       </w:r>
-      <w:hyperlink r:id="rId427">
+      <w:hyperlink r:id="rId429">
         <w:r>
           <w:rPr>
             <w:rFonts w:ascii="Times New Roman" w:cs="Times New Roman" w:eastAsia="Times New Roman" w:hAnsi="Times New Roman"/>
@@ -22101,7 +22230,7 @@
         <w:t xml:space="preserve">138.</w:t>
         <w:tab/>
       </w:r>
-      <w:hyperlink r:id="rId428">
+      <w:hyperlink r:id="rId430">
         <w:r>
           <w:rPr>
             <w:rFonts w:ascii="Times New Roman" w:cs="Times New Roman" w:eastAsia="Times New Roman" w:hAnsi="Times New Roman"/>
@@ -22148,7 +22277,7 @@
           <w:szCs w:val="24"/>
         </w:rPr>
         <w:sectPr>
-          <w:headerReference r:id="rId429" w:type="default"/>
+          <w:headerReference r:id="rId431" w:type="default"/>
           <w:pgSz w:h="15840" w:w="12240" w:orient="portrait"/>
           <w:pgMar w:bottom="1440" w:top="1440" w:left="1267.2" w:right="1440" w:header="720" w:footer="720"/>
           <w:pgNumType w:start="1"/>
@@ -22167,7 +22296,7 @@
         <w:t xml:space="preserve">139.</w:t>
         <w:tab/>
       </w:r>
-      <w:hyperlink r:id="rId430">
+      <w:hyperlink r:id="rId432">
         <w:r>
           <w:rPr>
             <w:rFonts w:ascii="Times New Roman" w:cs="Times New Roman" w:eastAsia="Times New Roman" w:hAnsi="Times New Roman"/>
@@ -22182,7 +22311,7 @@
           <w:t xml:space="preserve">Shutaywi, M., and Kachouie, N.N. (2021). Silhouette Analysis for Performance Evaluation in Machine Learning with Applications to Clustering. Entropy </w:t>
         </w:r>
       </w:hyperlink>
-      <w:hyperlink r:id="rId431">
+      <w:hyperlink r:id="rId433">
         <w:r>
           <w:rPr>
             <w:rFonts w:ascii="Times New Roman" w:cs="Times New Roman" w:eastAsia="Times New Roman" w:hAnsi="Times New Roman"/>
@@ -22197,7 +22326,7 @@
           <w:t xml:space="preserve">23</w:t>
         </w:r>
       </w:hyperlink>
-      <w:hyperlink r:id="rId432">
+      <w:hyperlink r:id="rId434">
         <w:r>
           <w:rPr>
             <w:rFonts w:ascii="Times New Roman" w:cs="Times New Roman" w:eastAsia="Times New Roman" w:hAnsi="Times New Roman"/>
@@ -22212,7 +22341,7 @@
           <w:t xml:space="preserve">. https://doi.org/</w:t>
         </w:r>
       </w:hyperlink>
-      <w:hyperlink r:id="rId433">
+      <w:hyperlink r:id="rId435">
         <w:r>
           <w:rPr>
             <w:rFonts w:ascii="Times New Roman" w:cs="Times New Roman" w:eastAsia="Times New Roman" w:hAnsi="Times New Roman"/>
@@ -22227,7 +22356,7 @@
           <w:t xml:space="preserve">10.3390/e23060759</w:t>
         </w:r>
       </w:hyperlink>
-      <w:hyperlink r:id="rId434">
+      <w:hyperlink r:id="rId436">
         <w:r>
           <w:rPr>
             <w:rFonts w:ascii="Times New Roman" w:cs="Times New Roman" w:eastAsia="Times New Roman" w:hAnsi="Times New Roman"/>
@@ -47946,7 +48075,7 @@
                     <pic:cNvPicPr preferRelativeResize="0"/>
                   </pic:nvPicPr>
                   <pic:blipFill>
-                    <a:blip r:embed="rId435"/>
+                    <a:blip r:embed="rId437"/>
                     <a:srcRect b="0" l="0" r="0" t="0"/>
                     <a:stretch>
                       <a:fillRect/>
@@ -48113,16 +48242,16 @@
           <wp:inline distB="114300" distT="114300" distL="114300" distR="114300">
             <wp:extent cx="7170039" cy="3133725"/>
             <wp:effectExtent b="0" l="0" r="0" t="0"/>
-            <wp:docPr id="1" name="image5.png"/>
+            <wp:docPr id="1" name="image3.png"/>
             <a:graphic>
               <a:graphicData uri="http://schemas.openxmlformats.org/drawingml/2006/picture">
                 <pic:pic>
                   <pic:nvPicPr>
-                    <pic:cNvPr id="0" name="image5.png"/>
+                    <pic:cNvPr id="0" name="image3.png"/>
                     <pic:cNvPicPr preferRelativeResize="0"/>
                   </pic:nvPicPr>
                   <pic:blipFill>
-                    <a:blip r:embed="rId436"/>
+                    <a:blip r:embed="rId438"/>
                     <a:srcRect b="0" l="0" r="0" t="0"/>
                     <a:stretch>
                       <a:fillRect/>
@@ -48283,16 +48412,16 @@
           <wp:inline distB="114300" distT="114300" distL="114300" distR="114300">
             <wp:extent cx="7217045" cy="4254901"/>
             <wp:effectExtent b="0" l="0" r="0" t="0"/>
-            <wp:docPr id="5" name="image4.png"/>
+            <wp:docPr id="5" name="image7.png"/>
             <a:graphic>
               <a:graphicData uri="http://schemas.openxmlformats.org/drawingml/2006/picture">
                 <pic:pic>
                   <pic:nvPicPr>
-                    <pic:cNvPr id="0" name="image4.png"/>
+                    <pic:cNvPr id="0" name="image7.png"/>
                     <pic:cNvPicPr preferRelativeResize="0"/>
                   </pic:nvPicPr>
                   <pic:blipFill>
-                    <a:blip r:embed="rId437"/>
+                    <a:blip r:embed="rId439"/>
                     <a:srcRect b="0" l="0" r="0" t="0"/>
                     <a:stretch>
                       <a:fillRect/>
@@ -48425,7 +48554,7 @@
                     <pic:cNvPicPr preferRelativeResize="0"/>
                   </pic:nvPicPr>
                   <pic:blipFill>
-                    <a:blip r:embed="rId438"/>
+                    <a:blip r:embed="rId440"/>
                     <a:srcRect b="0" l="0" r="0" t="0"/>
                     <a:stretch>
                       <a:fillRect/>
@@ -48579,7 +48708,7 @@
                     <pic:cNvPicPr preferRelativeResize="0"/>
                   </pic:nvPicPr>
                   <pic:blipFill>
-                    <a:blip r:embed="rId439"/>
+                    <a:blip r:embed="rId441"/>
                     <a:srcRect b="0" l="0" r="0" t="0"/>
                     <a:stretch>
                       <a:fillRect/>
@@ -48790,16 +48919,16 @@
           <wp:inline distB="114300" distT="114300" distL="114300" distR="114300">
             <wp:extent cx="6565011" cy="4943480"/>
             <wp:effectExtent b="0" l="0" r="0" t="0"/>
-            <wp:docPr id="2" name="image3.png"/>
+            <wp:docPr id="2" name="image5.png"/>
             <a:graphic>
               <a:graphicData uri="http://schemas.openxmlformats.org/drawingml/2006/picture">
                 <pic:pic>
                   <pic:nvPicPr>
-                    <pic:cNvPr id="0" name="image3.png"/>
+                    <pic:cNvPr id="0" name="image5.png"/>
                     <pic:cNvPicPr preferRelativeResize="0"/>
                   </pic:nvPicPr>
                   <pic:blipFill>
-                    <a:blip r:embed="rId440"/>
+                    <a:blip r:embed="rId442"/>
                     <a:srcRect b="0" l="0" r="0" t="0"/>
                     <a:stretch>
                       <a:fillRect/>
@@ -48932,16 +49061,16 @@
           <wp:inline distB="114300" distT="114300" distL="114300" distR="114300">
             <wp:extent cx="5893689" cy="4442331"/>
             <wp:effectExtent b="0" l="0" r="0" t="0"/>
-            <wp:docPr id="6" name="image7.png"/>
+            <wp:docPr id="6" name="image4.png"/>
             <a:graphic>
               <a:graphicData uri="http://schemas.openxmlformats.org/drawingml/2006/picture">
                 <pic:pic>
                   <pic:nvPicPr>
-                    <pic:cNvPr id="0" name="image7.png"/>
+                    <pic:cNvPr id="0" name="image4.png"/>
                     <pic:cNvPicPr preferRelativeResize="0"/>
                   </pic:nvPicPr>
                   <pic:blipFill>
-                    <a:blip r:embed="rId441"/>
+                    <a:blip r:embed="rId443"/>
                     <a:srcRect b="0" l="0" r="0" t="0"/>
                     <a:stretch>
                       <a:fillRect/>
@@ -49791,6 +49920,162 @@
           <w:rtl w:val="0"/>
         </w:rPr>
         <w:t xml:space="preserve">This file contains the standardized pediatric tumor names from the WHO Tumor Classification System 5th edition only.  </w:t>
+      </w:r>
+    </w:p>
+    <w:p>
+      <w:pPr>
+        <w:ind w:left="-540" w:firstLine="0"/>
+        <w:jc w:val="both"/>
+        <w:rPr>
+          <w:rFonts w:ascii="Times New Roman" w:cs="Times New Roman" w:eastAsia="Times New Roman" w:hAnsi="Times New Roman"/>
+          <w:sz w:val="24"/>
+          <w:szCs w:val="24"/>
+        </w:rPr>
+      </w:pPr>
+      <w:r>
+        <w:rPr>
+          <w:rtl w:val="0"/>
+        </w:rPr>
+      </w:r>
+    </w:p>
+    <w:p>
+      <w:pPr>
+        <w:ind w:left="-540" w:firstLine="0"/>
+        <w:jc w:val="both"/>
+        <w:rPr>
+          <w:rFonts w:ascii="Times New Roman" w:cs="Times New Roman" w:eastAsia="Times New Roman" w:hAnsi="Times New Roman"/>
+          <w:sz w:val="24"/>
+          <w:szCs w:val="24"/>
+          <w:highlight w:val="yellow"/>
+        </w:rPr>
+      </w:pPr>
+      <w:r>
+        <w:rPr>
+          <w:rFonts w:ascii="Times New Roman" w:cs="Times New Roman" w:eastAsia="Times New Roman" w:hAnsi="Times New Roman"/>
+          <w:b w:val="1"/>
+          <w:sz w:val="24"/>
+          <w:szCs w:val="24"/>
+          <w:highlight w:val="yellow"/>
+          <w:rtl w:val="0"/>
+        </w:rPr>
+        <w:t xml:space="preserve">Supplementary Table ST12: </w:t>
+      </w:r>
+      <w:r>
+        <w:rPr>
+          <w:rFonts w:ascii="Times New Roman" w:cs="Times New Roman" w:eastAsia="Times New Roman" w:hAnsi="Times New Roman"/>
+          <w:sz w:val="24"/>
+          <w:szCs w:val="24"/>
+          <w:highlight w:val="yellow"/>
+          <w:rtl w:val="0"/>
+        </w:rPr>
+        <w:t xml:space="preserve">ST12_MI_5th_results.csv.</w:t>
+      </w:r>
+      <w:r>
+        <w:rPr>
+          <w:rFonts w:ascii="Times New Roman" w:cs="Times New Roman" w:eastAsia="Times New Roman" w:hAnsi="Times New Roman"/>
+          <w:b w:val="1"/>
+          <w:sz w:val="24"/>
+          <w:szCs w:val="24"/>
+          <w:highlight w:val="yellow"/>
+          <w:rtl w:val="0"/>
+        </w:rPr>
+        <w:t xml:space="preserve"> </w:t>
+      </w:r>
+      <w:r>
+        <w:rPr>
+          <w:rFonts w:ascii="Times New Roman" w:cs="Times New Roman" w:eastAsia="Times New Roman" w:hAnsi="Times New Roman"/>
+          <w:sz w:val="24"/>
+          <w:szCs w:val="24"/>
+          <w:highlight w:val="yellow"/>
+          <w:rtl w:val="0"/>
+        </w:rPr>
+        <w:t xml:space="preserve">This file contains the pairwise mutual information between the eleven high-accuracy methods evaluated against the WHO Tumor Classification System 5th edition.  </w:t>
+      </w:r>
+    </w:p>
+    <w:p>
+      <w:pPr>
+        <w:ind w:left="-540" w:firstLine="0"/>
+        <w:jc w:val="both"/>
+        <w:rPr>
+          <w:rFonts w:ascii="Times New Roman" w:cs="Times New Roman" w:eastAsia="Times New Roman" w:hAnsi="Times New Roman"/>
+          <w:sz w:val="24"/>
+          <w:szCs w:val="24"/>
+        </w:rPr>
+      </w:pPr>
+      <w:r>
+        <w:rPr>
+          <w:rtl w:val="0"/>
+        </w:rPr>
+      </w:r>
+    </w:p>
+    <w:p>
+      <w:pPr>
+        <w:ind w:left="-540" w:firstLine="0"/>
+        <w:jc w:val="both"/>
+        <w:rPr>
+          <w:rFonts w:ascii="Times New Roman" w:cs="Times New Roman" w:eastAsia="Times New Roman" w:hAnsi="Times New Roman"/>
+          <w:sz w:val="24"/>
+          <w:szCs w:val="24"/>
+          <w:highlight w:val="yellow"/>
+        </w:rPr>
+      </w:pPr>
+      <w:r>
+        <w:rPr>
+          <w:rFonts w:ascii="Times New Roman" w:cs="Times New Roman" w:eastAsia="Times New Roman" w:hAnsi="Times New Roman"/>
+          <w:b w:val="1"/>
+          <w:sz w:val="24"/>
+          <w:szCs w:val="24"/>
+          <w:highlight w:val="yellow"/>
+          <w:rtl w:val="0"/>
+        </w:rPr>
+        <w:t xml:space="preserve">Supplementary Table ST13: </w:t>
+      </w:r>
+      <w:r>
+        <w:rPr>
+          <w:rFonts w:ascii="Times New Roman" w:cs="Times New Roman" w:eastAsia="Times New Roman" w:hAnsi="Times New Roman"/>
+          <w:sz w:val="24"/>
+          <w:szCs w:val="24"/>
+          <w:highlight w:val="yellow"/>
+          <w:rtl w:val="0"/>
+        </w:rPr>
+        <w:t xml:space="preserve">ST13_MI_all_results.csv.</w:t>
+      </w:r>
+      <w:r>
+        <w:rPr>
+          <w:rFonts w:ascii="Times New Roman" w:cs="Times New Roman" w:eastAsia="Times New Roman" w:hAnsi="Times New Roman"/>
+          <w:b w:val="1"/>
+          <w:sz w:val="24"/>
+          <w:szCs w:val="24"/>
+          <w:highlight w:val="yellow"/>
+          <w:rtl w:val="0"/>
+        </w:rPr>
+        <w:t xml:space="preserve"> </w:t>
+      </w:r>
+      <w:r>
+        <w:rPr>
+          <w:rFonts w:ascii="Times New Roman" w:cs="Times New Roman" w:eastAsia="Times New Roman" w:hAnsi="Times New Roman"/>
+          <w:sz w:val="24"/>
+          <w:szCs w:val="24"/>
+          <w:highlight w:val="yellow"/>
+          <w:rtl w:val="0"/>
+        </w:rPr>
+        <w:t xml:space="preserve">This file contains the pairwise mutual information between the eleven high-accuracy methods evaluated against the WHO Tumor Classification System all editions.  </w:t>
+      </w:r>
+    </w:p>
+    <w:p>
+      <w:pPr>
+        <w:ind w:left="-540" w:firstLine="0"/>
+        <w:jc w:val="both"/>
+        <w:rPr>
+          <w:rFonts w:ascii="Times New Roman" w:cs="Times New Roman" w:eastAsia="Times New Roman" w:hAnsi="Times New Roman"/>
+          <w:sz w:val="24"/>
+          <w:szCs w:val="24"/>
+        </w:rPr>
+      </w:pPr>
+      <w:r>
+        <w:rPr>
+          <w:rtl w:val="0"/>
+        </w:rPr>
       </w:r>
     </w:p>
     <w:p>
